--- a/4_Diari/HauntedForest_Diario.docx
+++ b/4_Diari/HauntedForest_Diario.docx
@@ -4210,10 +4210,1772 @@
           <w:rFonts w:ascii="Arial" w:hAnsi="Arial" w:cs="Arial"/>
         </w:rPr>
       </w:pPr>
+      <w:r>
+        <w:rPr>
+          <w:rFonts w:ascii="Arial" w:hAnsi="Arial" w:cs="Arial"/>
+        </w:rPr>
+        <w:br w:type="page"/>
+      </w:r>
+    </w:p>
+    <w:tbl>
+      <w:tblPr>
+        <w:tblStyle w:val="Grigliatabella"/>
+        <w:tblW w:w="9634" w:type="dxa"/>
+        <w:tblLook w:val="04A0" w:firstRow="1" w:lastRow="0" w:firstColumn="1" w:lastColumn="0" w:noHBand="0" w:noVBand="1"/>
+      </w:tblPr>
+      <w:tblGrid>
+        <w:gridCol w:w="4803"/>
+        <w:gridCol w:w="4831"/>
+      </w:tblGrid>
+      <w:tr>
+        <w:trPr>
+          <w:trHeight w:hRule="exact" w:val="397"/>
+        </w:trPr>
+        <w:tc>
+          <w:tcPr>
+            <w:tcW w:w="4803" w:type="dxa"/>
+            <w:vAlign w:val="center"/>
+          </w:tcPr>
+          <w:p>
+            <w:pPr>
+              <w:rPr>
+                <w:rFonts w:ascii="Arial" w:hAnsi="Arial" w:cs="Arial"/>
+              </w:rPr>
+            </w:pPr>
+            <w:r>
+              <w:rPr>
+                <w:rFonts w:ascii="Arial" w:hAnsi="Arial" w:cs="Arial"/>
+              </w:rPr>
+              <w:lastRenderedPageBreak/>
+              <w:t>Luogo</w:t>
+            </w:r>
+          </w:p>
+        </w:tc>
+        <w:tc>
+          <w:tcPr>
+            <w:tcW w:w="4831" w:type="dxa"/>
+            <w:vAlign w:val="center"/>
+          </w:tcPr>
+          <w:p>
+            <w:pPr>
+              <w:pStyle w:val="Nessunaspaziatura"/>
+              <w:spacing w:line="360" w:lineRule="auto"/>
+              <w:rPr>
+                <w:rFonts w:ascii="Arial" w:hAnsi="Arial" w:cs="Arial"/>
+              </w:rPr>
+            </w:pPr>
+            <w:r>
+              <w:rPr>
+                <w:rFonts w:ascii="Arial" w:hAnsi="Arial" w:cs="Arial"/>
+              </w:rPr>
+              <w:t>Canobbio</w:t>
+            </w:r>
+          </w:p>
+        </w:tc>
+      </w:tr>
+      <w:tr>
+        <w:trPr>
+          <w:trHeight w:hRule="exact" w:val="397"/>
+        </w:trPr>
+        <w:tc>
+          <w:tcPr>
+            <w:tcW w:w="4803" w:type="dxa"/>
+            <w:vAlign w:val="center"/>
+          </w:tcPr>
+          <w:p>
+            <w:pPr>
+              <w:rPr>
+                <w:rFonts w:ascii="Arial" w:hAnsi="Arial" w:cs="Arial"/>
+              </w:rPr>
+            </w:pPr>
+            <w:r>
+              <w:rPr>
+                <w:rFonts w:ascii="Arial" w:hAnsi="Arial" w:cs="Arial"/>
+              </w:rPr>
+              <w:t>Data</w:t>
+            </w:r>
+          </w:p>
+        </w:tc>
+        <w:tc>
+          <w:tcPr>
+            <w:tcW w:w="4831" w:type="dxa"/>
+            <w:vAlign w:val="center"/>
+          </w:tcPr>
+          <w:p>
+            <w:pPr>
+              <w:rPr>
+                <w:rFonts w:ascii="Arial" w:hAnsi="Arial" w:cs="Arial"/>
+              </w:rPr>
+            </w:pPr>
+            <w:r>
+              <w:rPr>
+                <w:rFonts w:ascii="Arial" w:hAnsi="Arial" w:cs="Arial"/>
+              </w:rPr>
+              <w:t>13</w:t>
+            </w:r>
+            <w:r>
+              <w:rPr>
+                <w:rFonts w:ascii="Arial" w:hAnsi="Arial" w:cs="Arial"/>
+              </w:rPr>
+              <w:t>.0</w:t>
+            </w:r>
+            <w:r>
+              <w:rPr>
+                <w:rFonts w:ascii="Arial" w:hAnsi="Arial" w:cs="Arial"/>
+              </w:rPr>
+              <w:t>3</w:t>
+            </w:r>
+            <w:r>
+              <w:rPr>
+                <w:rFonts w:ascii="Arial" w:hAnsi="Arial" w:cs="Arial"/>
+              </w:rPr>
+              <w:t>.2026</w:t>
+            </w:r>
+          </w:p>
+        </w:tc>
+      </w:tr>
+    </w:tbl>
+    <w:p>
+      <w:pPr>
+        <w:rPr>
+          <w:rFonts w:ascii="Arial" w:hAnsi="Arial" w:cs="Arial"/>
+        </w:rPr>
+      </w:pPr>
+    </w:p>
+    <w:tbl>
+      <w:tblPr>
+        <w:tblStyle w:val="Grigliatabella"/>
+        <w:tblW w:w="0" w:type="auto"/>
+        <w:tblLook w:val="04A0" w:firstRow="1" w:lastRow="0" w:firstColumn="1" w:lastColumn="0" w:noHBand="0" w:noVBand="1"/>
+      </w:tblPr>
+      <w:tblGrid>
+        <w:gridCol w:w="9628"/>
+      </w:tblGrid>
+      <w:tr>
+        <w:tc>
+          <w:tcPr>
+            <w:tcW w:w="9854" w:type="dxa"/>
+            <w:shd w:val="clear" w:color="auto" w:fill="D9D9D9" w:themeFill="background1" w:themeFillShade="D9"/>
+          </w:tcPr>
+          <w:p>
+            <w:pPr>
+              <w:rPr>
+                <w:rFonts w:ascii="Arial" w:hAnsi="Arial" w:cs="Arial"/>
+              </w:rPr>
+            </w:pPr>
+            <w:r>
+              <w:rPr>
+                <w:rFonts w:ascii="Arial" w:hAnsi="Arial" w:cs="Arial"/>
+              </w:rPr>
+              <w:t>Lavori svolti</w:t>
+            </w:r>
+          </w:p>
+        </w:tc>
+      </w:tr>
+      <w:tr>
+        <w:tc>
+          <w:tcPr>
+            <w:tcW w:w="9854" w:type="dxa"/>
+          </w:tcPr>
+          <w:p>
+            <w:pPr>
+              <w:rPr>
+                <w:rFonts w:ascii="Arial" w:hAnsi="Arial" w:cs="Arial"/>
+                <w:b/>
+                <w:bCs/>
+              </w:rPr>
+            </w:pPr>
+            <w:r>
+              <w:rPr>
+                <w:rFonts w:ascii="Arial" w:hAnsi="Arial" w:cs="Arial"/>
+                <w:b/>
+                <w:bCs/>
+              </w:rPr>
+              <w:t>Kilian:</w:t>
+            </w:r>
+          </w:p>
+          <w:p>
+            <w:pPr>
+              <w:pStyle w:val="Paragrafoelenco"/>
+              <w:numPr>
+                <w:ilvl w:val="0"/>
+                <w:numId w:val="25"/>
+              </w:numPr>
+              <w:rPr>
+                <w:rFonts w:ascii="Arial" w:hAnsi="Arial" w:cs="Arial"/>
+              </w:rPr>
+            </w:pPr>
+            <w:r>
+              <w:rPr>
+                <w:rFonts w:ascii="Arial" w:hAnsi="Arial" w:cs="Arial"/>
+              </w:rPr>
+              <w:t>Tentato</w:t>
+            </w:r>
+            <w:r>
+              <w:rPr>
+                <w:rFonts w:ascii="Arial" w:hAnsi="Arial" w:cs="Arial"/>
+              </w:rPr>
+              <w:t xml:space="preserve"> </w:t>
+            </w:r>
+            <w:r>
+              <w:rPr>
+                <w:rFonts w:ascii="Arial" w:hAnsi="Arial" w:cs="Arial"/>
+              </w:rPr>
+              <w:t>Fix al progetto di Unreal Engine (</w:t>
+            </w:r>
+            <w:r>
+              <w:rPr>
+                <w:rFonts w:ascii="Arial" w:hAnsi="Arial" w:cs="Arial"/>
+              </w:rPr>
+              <w:t>10:05 – 10:40</w:t>
+            </w:r>
+            <w:r>
+              <w:rPr>
+                <w:rFonts w:ascii="Arial" w:hAnsi="Arial" w:cs="Arial"/>
+              </w:rPr>
+              <w:t>)</w:t>
+            </w:r>
+            <w:r>
+              <w:rPr>
+                <w:rFonts w:ascii="Arial" w:hAnsi="Arial" w:cs="Arial"/>
+              </w:rPr>
+              <w:t xml:space="preserve">, </w:t>
+            </w:r>
+            <w:r>
+              <w:rPr>
+                <w:rFonts w:ascii="Arial" w:hAnsi="Arial" w:cs="Arial"/>
+              </w:rPr>
+              <w:t>Tentata ri</w:t>
+            </w:r>
+            <w:r>
+              <w:rPr>
+                <w:rFonts w:ascii="Arial" w:hAnsi="Arial" w:cs="Arial"/>
+              </w:rPr>
+              <w:t>creazione del progetto (10:45</w:t>
+            </w:r>
+            <w:r>
+              <w:rPr>
+                <w:rFonts w:ascii="Arial" w:hAnsi="Arial" w:cs="Arial"/>
+              </w:rPr>
+              <w:t xml:space="preserve"> – 11:16), Creazione di Repository e Branch per GitHub (11:16 </w:t>
+            </w:r>
+            <w:r>
+              <w:rPr>
+                <w:rFonts w:ascii="Arial" w:hAnsi="Arial" w:cs="Arial"/>
+              </w:rPr>
+              <w:t>–</w:t>
+            </w:r>
+            <w:r>
+              <w:rPr>
+                <w:rFonts w:ascii="Arial" w:hAnsi="Arial" w:cs="Arial"/>
+              </w:rPr>
+              <w:t xml:space="preserve"> </w:t>
+            </w:r>
+            <w:r>
+              <w:rPr>
+                <w:rFonts w:ascii="Arial" w:hAnsi="Arial" w:cs="Arial"/>
+              </w:rPr>
+              <w:t>11:45 / 12:30 – 13:17), Download dell’applicativo dal Branch di Luca</w:t>
+            </w:r>
+          </w:p>
+          <w:p>
+            <w:pPr>
+              <w:rPr>
+                <w:rFonts w:ascii="Arial" w:hAnsi="Arial" w:cs="Arial"/>
+              </w:rPr>
+            </w:pPr>
+          </w:p>
+          <w:p>
+            <w:pPr>
+              <w:rPr>
+                <w:rFonts w:ascii="Arial" w:hAnsi="Arial" w:cs="Arial"/>
+                <w:b/>
+                <w:bCs/>
+              </w:rPr>
+            </w:pPr>
+            <w:r>
+              <w:rPr>
+                <w:rFonts w:ascii="Arial" w:hAnsi="Arial" w:cs="Arial"/>
+                <w:b/>
+                <w:bCs/>
+              </w:rPr>
+              <w:t>Luca</w:t>
+            </w:r>
+            <w:r>
+              <w:rPr>
+                <w:rFonts w:ascii="Arial" w:hAnsi="Arial" w:cs="Arial"/>
+                <w:b/>
+                <w:bCs/>
+              </w:rPr>
+              <w:t>:</w:t>
+            </w:r>
+          </w:p>
+          <w:p>
+            <w:pPr>
+              <w:pStyle w:val="Paragrafoelenco"/>
+              <w:numPr>
+                <w:ilvl w:val="0"/>
+                <w:numId w:val="25"/>
+              </w:numPr>
+              <w:rPr>
+                <w:rFonts w:ascii="Arial" w:hAnsi="Arial" w:cs="Arial"/>
+              </w:rPr>
+            </w:pPr>
+            <w:r>
+              <w:rPr>
+                <w:rFonts w:ascii="Arial" w:hAnsi="Arial" w:cs="Arial"/>
+              </w:rPr>
+              <w:t xml:space="preserve">Creazione Branch su </w:t>
+            </w:r>
+            <w:r>
+              <w:rPr>
+                <w:rFonts w:ascii="Arial" w:hAnsi="Arial" w:cs="Arial"/>
+              </w:rPr>
+              <w:t>GitHub</w:t>
+            </w:r>
+            <w:r>
+              <w:rPr>
+                <w:rFonts w:ascii="Arial" w:hAnsi="Arial" w:cs="Arial"/>
+              </w:rPr>
+              <w:t xml:space="preserve"> (11:05 </w:t>
+            </w:r>
+            <w:r>
+              <w:rPr>
+                <w:rFonts w:ascii="Arial" w:hAnsi="Arial" w:cs="Arial"/>
+              </w:rPr>
+              <w:t>–</w:t>
+            </w:r>
+            <w:r>
+              <w:rPr>
+                <w:rFonts w:ascii="Arial" w:hAnsi="Arial" w:cs="Arial"/>
+              </w:rPr>
+              <w:t xml:space="preserve"> </w:t>
+            </w:r>
+            <w:r>
+              <w:rPr>
+                <w:rFonts w:ascii="Arial" w:hAnsi="Arial" w:cs="Arial"/>
+              </w:rPr>
+              <w:t>11:12</w:t>
+            </w:r>
+            <w:r>
+              <w:rPr>
+                <w:rFonts w:ascii="Arial" w:hAnsi="Arial" w:cs="Arial"/>
+              </w:rPr>
+              <w:t>)</w:t>
+            </w:r>
+            <w:r>
+              <w:rPr>
+                <w:rFonts w:ascii="Arial" w:hAnsi="Arial" w:cs="Arial"/>
+              </w:rPr>
+              <w:t>, Implementazione due audio</w:t>
+            </w:r>
+          </w:p>
+          <w:p>
+            <w:pPr>
+              <w:rPr>
+                <w:rFonts w:ascii="Arial" w:hAnsi="Arial" w:cs="Arial"/>
+              </w:rPr>
+            </w:pPr>
+          </w:p>
+          <w:p>
+            <w:pPr>
+              <w:rPr>
+                <w:rFonts w:ascii="Arial" w:hAnsi="Arial" w:cs="Arial"/>
+                <w:b/>
+                <w:bCs/>
+              </w:rPr>
+            </w:pPr>
+            <w:r>
+              <w:rPr>
+                <w:rFonts w:ascii="Arial" w:hAnsi="Arial" w:cs="Arial"/>
+                <w:b/>
+                <w:bCs/>
+              </w:rPr>
+              <w:t>Ruben:</w:t>
+            </w:r>
+          </w:p>
+          <w:p>
+            <w:pPr>
+              <w:pStyle w:val="Paragrafoelenco"/>
+              <w:numPr>
+                <w:ilvl w:val="0"/>
+                <w:numId w:val="31"/>
+              </w:numPr>
+              <w:rPr>
+                <w:rFonts w:ascii="Arial" w:hAnsi="Arial" w:cs="Arial"/>
+              </w:rPr>
+            </w:pPr>
+            <w:r>
+              <w:rPr>
+                <w:rFonts w:ascii="Arial" w:hAnsi="Arial" w:cs="Arial"/>
+              </w:rPr>
+              <w:t>B</w:t>
+            </w:r>
+            <w:r>
+              <w:rPr>
+                <w:rFonts w:ascii="Arial" w:hAnsi="Arial" w:cs="Arial"/>
+              </w:rPr>
+              <w:t xml:space="preserve"> </w:t>
+            </w:r>
+          </w:p>
+          <w:p>
+            <w:pPr>
+              <w:rPr>
+                <w:rFonts w:ascii="Arial" w:hAnsi="Arial" w:cs="Arial"/>
+              </w:rPr>
+            </w:pPr>
+          </w:p>
+        </w:tc>
+      </w:tr>
+    </w:tbl>
+    <w:p>
+      <w:pPr>
+        <w:rPr>
+          <w:rFonts w:ascii="Arial" w:hAnsi="Arial" w:cs="Arial"/>
+        </w:rPr>
+      </w:pPr>
+    </w:p>
+    <w:tbl>
+      <w:tblPr>
+        <w:tblStyle w:val="Grigliatabella"/>
+        <w:tblW w:w="0" w:type="auto"/>
+        <w:tblLook w:val="04A0" w:firstRow="1" w:lastRow="0" w:firstColumn="1" w:lastColumn="0" w:noHBand="0" w:noVBand="1"/>
+      </w:tblPr>
+      <w:tblGrid>
+        <w:gridCol w:w="9628"/>
+      </w:tblGrid>
+      <w:tr>
+        <w:tc>
+          <w:tcPr>
+            <w:tcW w:w="9854" w:type="dxa"/>
+            <w:shd w:val="clear" w:color="auto" w:fill="D9D9D9" w:themeFill="background1" w:themeFillShade="D9"/>
+          </w:tcPr>
+          <w:p>
+            <w:pPr>
+              <w:rPr>
+                <w:rFonts w:ascii="Arial" w:hAnsi="Arial" w:cs="Arial"/>
+              </w:rPr>
+            </w:pPr>
+            <w:r>
+              <w:rPr>
+                <w:rFonts w:ascii="Arial" w:hAnsi="Arial" w:cs="Arial"/>
+              </w:rPr>
+              <w:t>Problemi riscontrati e soluzioni adottate</w:t>
+            </w:r>
+          </w:p>
+        </w:tc>
+      </w:tr>
+      <w:tr>
+        <w:tc>
+          <w:tcPr>
+            <w:tcW w:w="9854" w:type="dxa"/>
+          </w:tcPr>
+          <w:p>
+            <w:pPr>
+              <w:rPr>
+                <w:rFonts w:ascii="Arial" w:hAnsi="Arial" w:cs="Arial"/>
+                <w:b/>
+                <w:bCs/>
+              </w:rPr>
+            </w:pPr>
+            <w:r>
+              <w:rPr>
+                <w:rFonts w:ascii="Arial" w:hAnsi="Arial" w:cs="Arial"/>
+                <w:b/>
+                <w:bCs/>
+              </w:rPr>
+              <w:t>Kilian:</w:t>
+            </w:r>
+          </w:p>
+          <w:p>
+            <w:pPr>
+              <w:pStyle w:val="Paragrafoelenco"/>
+              <w:numPr>
+                <w:ilvl w:val="0"/>
+                <w:numId w:val="31"/>
+              </w:numPr>
+              <w:rPr>
+                <w:rFonts w:ascii="Arial" w:hAnsi="Arial" w:cs="Arial"/>
+              </w:rPr>
+            </w:pPr>
+            <w:r>
+              <w:rPr>
+                <w:rFonts w:ascii="Arial" w:hAnsi="Arial" w:cs="Arial"/>
+              </w:rPr>
+              <w:drawing>
+                <wp:anchor distT="0" distB="0" distL="114300" distR="114300" simplePos="0" relativeHeight="251663360" behindDoc="0" locked="0" layoutInCell="1" allowOverlap="1" wp14:anchorId="4EA0CA92" wp14:editId="0AD66A3F">
+                  <wp:simplePos x="0" y="0"/>
+                  <wp:positionH relativeFrom="column">
+                    <wp:posOffset>3116732</wp:posOffset>
+                  </wp:positionH>
+                  <wp:positionV relativeFrom="paragraph">
+                    <wp:posOffset>642697</wp:posOffset>
+                  </wp:positionV>
+                  <wp:extent cx="2599690" cy="904240"/>
+                  <wp:effectExtent l="19050" t="19050" r="10160" b="10160"/>
+                  <wp:wrapThrough wrapText="bothSides">
+                    <wp:wrapPolygon edited="0">
+                      <wp:start x="-158" y="-455"/>
+                      <wp:lineTo x="-158" y="21388"/>
+                      <wp:lineTo x="21526" y="21388"/>
+                      <wp:lineTo x="21526" y="-455"/>
+                      <wp:lineTo x="-158" y="-455"/>
+                    </wp:wrapPolygon>
+                  </wp:wrapThrough>
+                  <wp:docPr id="4" name="Immagine 4"/>
+                  <wp:cNvGraphicFramePr>
+                    <a:graphicFrameLocks xmlns:a="http://schemas.openxmlformats.org/drawingml/2006/main" noChangeAspect="1"/>
+                  </wp:cNvGraphicFramePr>
+                  <a:graphic xmlns:a="http://schemas.openxmlformats.org/drawingml/2006/main">
+                    <a:graphicData uri="http://schemas.openxmlformats.org/drawingml/2006/picture">
+                      <pic:pic xmlns:pic="http://schemas.openxmlformats.org/drawingml/2006/picture">
+                        <pic:nvPicPr>
+                          <pic:cNvPr id="1" name=""/>
+                          <pic:cNvPicPr/>
+                        </pic:nvPicPr>
+                        <pic:blipFill>
+                          <a:blip r:embed="rId12">
+                            <a:extLst>
+                              <a:ext uri="{28A0092B-C50C-407E-A947-70E740481C1C}">
+                                <a14:useLocalDpi xmlns:a14="http://schemas.microsoft.com/office/drawing/2010/main" val="0"/>
+                              </a:ext>
+                            </a:extLst>
+                          </a:blip>
+                          <a:stretch>
+                            <a:fillRect/>
+                          </a:stretch>
+                        </pic:blipFill>
+                        <pic:spPr>
+                          <a:xfrm>
+                            <a:off x="0" y="0"/>
+                            <a:ext cx="2599690" cy="904240"/>
+                          </a:xfrm>
+                          <a:prstGeom prst="rect">
+                            <a:avLst/>
+                          </a:prstGeom>
+                          <a:ln>
+                            <a:solidFill>
+                              <a:schemeClr val="tx1"/>
+                            </a:solidFill>
+                          </a:ln>
+                        </pic:spPr>
+                      </pic:pic>
+                    </a:graphicData>
+                  </a:graphic>
+                  <wp14:sizeRelH relativeFrom="margin">
+                    <wp14:pctWidth>0</wp14:pctWidth>
+                  </wp14:sizeRelH>
+                  <wp14:sizeRelV relativeFrom="margin">
+                    <wp14:pctHeight>0</wp14:pctHeight>
+                  </wp14:sizeRelV>
+                </wp:anchor>
+              </w:drawing>
+            </w:r>
+            <w:r>
+              <w:rPr>
+                <w:rFonts w:ascii="Arial" w:hAnsi="Arial" w:cs="Arial"/>
+              </w:rPr>
+              <w:t>Il progetto ha smesso di compilarsi riportando l’errore riportato qua sotto. Secondo un tutorial trovato online una soluzione sarebbe stata eliminare le varie cartelle temporanee, come “</w:t>
+            </w:r>
+            <w:proofErr w:type="spellStart"/>
+            <w:r>
+              <w:rPr>
+                <w:rFonts w:ascii="Arial" w:hAnsi="Arial" w:cs="Arial"/>
+              </w:rPr>
+              <w:t>Saved</w:t>
+            </w:r>
+            <w:proofErr w:type="spellEnd"/>
+            <w:r>
+              <w:rPr>
+                <w:rFonts w:ascii="Arial" w:hAnsi="Arial" w:cs="Arial"/>
+              </w:rPr>
+              <w:t>” e “.vs”, ma la prima ha causato problemi non indifferenti.</w:t>
+            </w:r>
+          </w:p>
+          <w:p>
+            <w:pPr>
+              <w:rPr>
+                <w:rFonts w:ascii="Arial" w:hAnsi="Arial" w:cs="Arial"/>
+              </w:rPr>
+            </w:pPr>
+            <w:r>
+              <w:rPr>
+                <w:rFonts w:ascii="Arial" w:hAnsi="Arial" w:cs="Arial"/>
+              </w:rPr>
+              <w:drawing>
+                <wp:anchor distT="0" distB="0" distL="114300" distR="114300" simplePos="0" relativeHeight="251666432" behindDoc="0" locked="0" layoutInCell="1" allowOverlap="1" wp14:anchorId="4B53F450" wp14:editId="1C6DFDED">
+                  <wp:simplePos x="0" y="0"/>
+                  <wp:positionH relativeFrom="column">
+                    <wp:posOffset>132588</wp:posOffset>
+                  </wp:positionH>
+                  <wp:positionV relativeFrom="paragraph">
+                    <wp:posOffset>140056</wp:posOffset>
+                  </wp:positionV>
+                  <wp:extent cx="2860243" cy="1443487"/>
+                  <wp:effectExtent l="19050" t="19050" r="16510" b="23495"/>
+                  <wp:wrapThrough wrapText="bothSides">
+                    <wp:wrapPolygon edited="0">
+                      <wp:start x="-144" y="-285"/>
+                      <wp:lineTo x="-144" y="21667"/>
+                      <wp:lineTo x="21581" y="21667"/>
+                      <wp:lineTo x="21581" y="-285"/>
+                      <wp:lineTo x="-144" y="-285"/>
+                    </wp:wrapPolygon>
+                  </wp:wrapThrough>
+                  <wp:docPr id="1" name="Immagine 1"/>
+                  <wp:cNvGraphicFramePr>
+                    <a:graphicFrameLocks xmlns:a="http://schemas.openxmlformats.org/drawingml/2006/main" noChangeAspect="1"/>
+                  </wp:cNvGraphicFramePr>
+                  <a:graphic xmlns:a="http://schemas.openxmlformats.org/drawingml/2006/main">
+                    <a:graphicData uri="http://schemas.openxmlformats.org/drawingml/2006/picture">
+                      <pic:pic xmlns:pic="http://schemas.openxmlformats.org/drawingml/2006/picture">
+                        <pic:nvPicPr>
+                          <pic:cNvPr id="1" name=""/>
+                          <pic:cNvPicPr/>
+                        </pic:nvPicPr>
+                        <pic:blipFill>
+                          <a:blip r:embed="rId13">
+                            <a:extLst>
+                              <a:ext uri="{28A0092B-C50C-407E-A947-70E740481C1C}">
+                                <a14:useLocalDpi xmlns:a14="http://schemas.microsoft.com/office/drawing/2010/main" val="0"/>
+                              </a:ext>
+                            </a:extLst>
+                          </a:blip>
+                          <a:stretch>
+                            <a:fillRect/>
+                          </a:stretch>
+                        </pic:blipFill>
+                        <pic:spPr>
+                          <a:xfrm>
+                            <a:off x="0" y="0"/>
+                            <a:ext cx="2860243" cy="1443487"/>
+                          </a:xfrm>
+                          <a:prstGeom prst="rect">
+                            <a:avLst/>
+                          </a:prstGeom>
+                          <a:ln>
+                            <a:solidFill>
+                              <a:schemeClr val="tx1"/>
+                            </a:solidFill>
+                          </a:ln>
+                        </pic:spPr>
+                      </pic:pic>
+                    </a:graphicData>
+                  </a:graphic>
+                </wp:anchor>
+              </w:drawing>
+            </w:r>
+          </w:p>
+          <w:p>
+            <w:pPr>
+              <w:rPr>
+                <w:rFonts w:ascii="Arial" w:hAnsi="Arial" w:cs="Arial"/>
+                <w:lang w:val="en-GB"/>
+              </w:rPr>
+            </w:pPr>
+            <w:r>
+              <w:rPr>
+                <w:rFonts w:ascii="Arial" w:hAnsi="Arial" w:cs="Arial"/>
+                <w:lang w:val="en-GB"/>
+              </w:rPr>
+              <w:t xml:space="preserve">&gt;&gt; Link: </w:t>
+            </w:r>
+            <w:hyperlink r:id="rId14" w:history="1">
+              <w:r>
+                <w:rPr>
+                  <w:rStyle w:val="Collegamentoipertestuale"/>
+                  <w:rFonts w:ascii="Arial" w:hAnsi="Arial" w:cs="Arial"/>
+                  <w:lang w:val="en-GB"/>
+                </w:rPr>
+                <w:t>Video YouTube</w:t>
+              </w:r>
+            </w:hyperlink>
+          </w:p>
+          <w:p>
+            <w:pPr>
+              <w:rPr>
+                <w:rFonts w:ascii="Arial" w:hAnsi="Arial" w:cs="Arial"/>
+                <w:lang w:val="en-GB"/>
+              </w:rPr>
+            </w:pPr>
+          </w:p>
+          <w:p>
+            <w:pPr>
+              <w:rPr>
+                <w:rFonts w:ascii="Arial" w:hAnsi="Arial" w:cs="Arial"/>
+                <w:lang w:val="en-GB"/>
+              </w:rPr>
+            </w:pPr>
+          </w:p>
+          <w:p>
+            <w:pPr>
+              <w:rPr>
+                <w:rFonts w:ascii="Arial" w:hAnsi="Arial" w:cs="Arial"/>
+              </w:rPr>
+            </w:pPr>
+            <w:r>
+              <w:rPr>
+                <w:rFonts w:ascii="Arial" w:hAnsi="Arial" w:cs="Arial"/>
+              </w:rPr>
+              <w:drawing>
+                <wp:anchor distT="0" distB="0" distL="114300" distR="114300" simplePos="0" relativeHeight="251668480" behindDoc="0" locked="0" layoutInCell="1" allowOverlap="1" wp14:anchorId="42B5F0EB" wp14:editId="6DDD1EE0">
+                  <wp:simplePos x="0" y="0"/>
+                  <wp:positionH relativeFrom="column">
+                    <wp:posOffset>161010</wp:posOffset>
+                  </wp:positionH>
+                  <wp:positionV relativeFrom="paragraph">
+                    <wp:posOffset>38811</wp:posOffset>
+                  </wp:positionV>
+                  <wp:extent cx="2233930" cy="1722755"/>
+                  <wp:effectExtent l="19050" t="19050" r="13970" b="10795"/>
+                  <wp:wrapThrough wrapText="bothSides">
+                    <wp:wrapPolygon edited="0">
+                      <wp:start x="-184" y="-239"/>
+                      <wp:lineTo x="-184" y="21496"/>
+                      <wp:lineTo x="21551" y="21496"/>
+                      <wp:lineTo x="21551" y="-239"/>
+                      <wp:lineTo x="-184" y="-239"/>
+                    </wp:wrapPolygon>
+                  </wp:wrapThrough>
+                  <wp:docPr id="5" name="Immagine 5"/>
+                  <wp:cNvGraphicFramePr>
+                    <a:graphicFrameLocks xmlns:a="http://schemas.openxmlformats.org/drawingml/2006/main" noChangeAspect="1"/>
+                  </wp:cNvGraphicFramePr>
+                  <a:graphic xmlns:a="http://schemas.openxmlformats.org/drawingml/2006/main">
+                    <a:graphicData uri="http://schemas.openxmlformats.org/drawingml/2006/picture">
+                      <pic:pic xmlns:pic="http://schemas.openxmlformats.org/drawingml/2006/picture">
+                        <pic:nvPicPr>
+                          <pic:cNvPr id="1" name=""/>
+                          <pic:cNvPicPr/>
+                        </pic:nvPicPr>
+                        <pic:blipFill>
+                          <a:blip r:embed="rId15">
+                            <a:extLst>
+                              <a:ext uri="{28A0092B-C50C-407E-A947-70E740481C1C}">
+                                <a14:useLocalDpi xmlns:a14="http://schemas.microsoft.com/office/drawing/2010/main" val="0"/>
+                              </a:ext>
+                            </a:extLst>
+                          </a:blip>
+                          <a:stretch>
+                            <a:fillRect/>
+                          </a:stretch>
+                        </pic:blipFill>
+                        <pic:spPr>
+                          <a:xfrm>
+                            <a:off x="0" y="0"/>
+                            <a:ext cx="2233930" cy="1722755"/>
+                          </a:xfrm>
+                          <a:prstGeom prst="rect">
+                            <a:avLst/>
+                          </a:prstGeom>
+                          <a:ln>
+                            <a:solidFill>
+                              <a:schemeClr val="tx1"/>
+                            </a:solidFill>
+                          </a:ln>
+                        </pic:spPr>
+                      </pic:pic>
+                    </a:graphicData>
+                  </a:graphic>
+                  <wp14:sizeRelH relativeFrom="margin">
+                    <wp14:pctWidth>0</wp14:pctWidth>
+                  </wp14:sizeRelH>
+                  <wp14:sizeRelV relativeFrom="margin">
+                    <wp14:pctHeight>0</wp14:pctHeight>
+                  </wp14:sizeRelV>
+                </wp:anchor>
+              </w:drawing>
+            </w:r>
+            <w:r>
+              <w:rPr>
+                <w:rFonts w:ascii="Arial" w:hAnsi="Arial" w:cs="Arial"/>
+              </w:rPr>
+              <w:t>Non è un problema eliminarla ma servono le credenziali da amministratore per riparare il problema</w:t>
+            </w:r>
+          </w:p>
+          <w:p>
+            <w:pPr>
+              <w:rPr>
+                <w:rFonts w:ascii="Arial" w:hAnsi="Arial" w:cs="Arial"/>
+              </w:rPr>
+            </w:pPr>
+          </w:p>
+          <w:p>
+            <w:pPr>
+              <w:rPr>
+                <w:rFonts w:ascii="Arial" w:hAnsi="Arial" w:cs="Arial"/>
+              </w:rPr>
+            </w:pPr>
+            <w:r>
+              <w:rPr>
+                <w:rFonts w:ascii="Arial" w:hAnsi="Arial" w:cs="Arial"/>
+              </w:rPr>
+              <w:t>Dopo diversi controlli effettuati sia su Powershell che con il terminale la docente è giunta alla conclusione che sia l’SSD ad essere il problema a causa di permessi mancanti anche come amministratore.</w:t>
+            </w:r>
+          </w:p>
+          <w:p>
+            <w:pPr>
+              <w:rPr>
+                <w:rFonts w:ascii="Arial" w:hAnsi="Arial" w:cs="Arial"/>
+              </w:rPr>
+            </w:pPr>
+          </w:p>
+          <w:p>
+            <w:pPr>
+              <w:rPr>
+                <w:rFonts w:ascii="Arial" w:hAnsi="Arial" w:cs="Arial"/>
+              </w:rPr>
+            </w:pPr>
+            <w:r>
+              <w:rPr>
+                <w:rFonts w:ascii="Arial" w:hAnsi="Arial" w:cs="Arial"/>
+              </w:rPr>
+              <w:t xml:space="preserve">La soluzione trovata è ricreare il progetto sul disco e creare dei Branch su </w:t>
+            </w:r>
+            <w:r>
+              <w:rPr>
+                <w:rFonts w:ascii="Arial" w:hAnsi="Arial" w:cs="Arial"/>
+              </w:rPr>
+              <w:t>GitHub</w:t>
+            </w:r>
+            <w:r>
+              <w:rPr>
+                <w:rFonts w:ascii="Arial" w:hAnsi="Arial" w:cs="Arial"/>
+              </w:rPr>
+              <w:t xml:space="preserve"> per caricare il progetto e permettere il download delle risorse a casa.</w:t>
+            </w:r>
+          </w:p>
+          <w:p>
+            <w:pPr>
+              <w:rPr>
+                <w:rFonts w:ascii="Arial" w:hAnsi="Arial" w:cs="Arial"/>
+              </w:rPr>
+            </w:pPr>
+          </w:p>
+          <w:p>
+            <w:pPr>
+              <w:pStyle w:val="Paragrafoelenco"/>
+              <w:numPr>
+                <w:ilvl w:val="0"/>
+                <w:numId w:val="31"/>
+              </w:numPr>
+              <w:rPr>
+                <w:rFonts w:ascii="Arial" w:hAnsi="Arial" w:cs="Arial"/>
+              </w:rPr>
+            </w:pPr>
+            <w:r>
+              <w:rPr>
+                <w:rFonts w:ascii="Arial" w:hAnsi="Arial" w:cs="Arial"/>
+              </w:rPr>
+              <w:t xml:space="preserve">Il percorso </w:t>
+            </w:r>
+            <w:hyperlink r:id="rId16" w:history="1">
+              <w:r>
+                <w:rPr>
+                  <w:rStyle w:val="Collegamentoipertestuale"/>
+                  <w:rFonts w:ascii="Arial" w:hAnsi="Arial" w:cs="Arial"/>
+                </w:rPr>
+                <w:t>\\Cpt.local\shares\homes\allievi\SAM\IN\_folder-redir\vbj268\My Documents\Unreal Projects</w:t>
+              </w:r>
+            </w:hyperlink>
+            <w:r>
+              <w:rPr>
+                <w:rFonts w:ascii="Arial" w:hAnsi="Arial" w:cs="Arial"/>
+              </w:rPr>
+              <w:t xml:space="preserve"> non viene accettato d</w:t>
+            </w:r>
+            <w:r>
+              <w:rPr>
+                <w:rFonts w:ascii="Arial" w:hAnsi="Arial" w:cs="Arial"/>
+              </w:rPr>
+              <w:t>a Unreal a causa di spazi, doppi back slash ed un numero eccessivo di caratteri. Mancavano le credenziali per creare una nuova cartella in C:</w:t>
+            </w:r>
+          </w:p>
+          <w:p>
+            <w:pPr>
+              <w:pStyle w:val="Paragrafoelenco"/>
+              <w:numPr>
+                <w:ilvl w:val="0"/>
+                <w:numId w:val="31"/>
+              </w:numPr>
+              <w:rPr>
+                <w:rFonts w:ascii="Arial" w:hAnsi="Arial" w:cs="Arial"/>
+              </w:rPr>
+            </w:pPr>
+            <w:r>
+              <w:rPr>
+                <w:rFonts w:ascii="Arial" w:hAnsi="Arial" w:cs="Arial"/>
+              </w:rPr>
+              <w:t>Più di due ore spese impossibilitato nel lavorare al progetto in sé, nell’ultima mezz’ora il tempo non è stato sufficiente a completare il tutto (pressione, copia incolla sfrenato pur di terminare, incomprensioni)</w:t>
+            </w:r>
+            <w:r>
+              <w:rPr>
+                <w:rFonts w:ascii="Arial" w:hAnsi="Arial" w:cs="Arial"/>
+              </w:rPr>
+              <w:t>. Solo un’ora scolastica è stata investita nella torcia invece delle 4 previste.</w:t>
+            </w:r>
+          </w:p>
+          <w:p>
+            <w:pPr>
+              <w:pStyle w:val="Paragrafoelenco"/>
+              <w:rPr>
+                <w:rFonts w:ascii="Arial" w:hAnsi="Arial" w:cs="Arial"/>
+              </w:rPr>
+            </w:pPr>
+            <w:r>
+              <w:rPr>
+                <w:rFonts w:ascii="Arial" w:hAnsi="Arial" w:cs="Arial"/>
+              </w:rPr>
+              <w:t xml:space="preserve">&gt;&gt; </w:t>
+            </w:r>
+            <w:r>
+              <w:rPr>
+                <w:rFonts w:ascii="Arial" w:hAnsi="Arial" w:cs="Arial"/>
+                <w:color w:val="FF0000"/>
+                <w:u w:val="single"/>
+              </w:rPr>
+              <w:t xml:space="preserve">Grave </w:t>
+            </w:r>
+            <w:r>
+              <w:rPr>
+                <w:rFonts w:ascii="Arial" w:hAnsi="Arial" w:cs="Arial"/>
+                <w:u w:val="single"/>
+              </w:rPr>
+              <w:t xml:space="preserve">la </w:t>
+            </w:r>
+            <w:r>
+              <w:rPr>
+                <w:rFonts w:ascii="Arial" w:hAnsi="Arial" w:cs="Arial"/>
+                <w:u w:val="single"/>
+              </w:rPr>
+              <w:t>mancanza</w:t>
+            </w:r>
+            <w:r>
+              <w:rPr>
+                <w:rFonts w:ascii="Arial" w:hAnsi="Arial" w:cs="Arial"/>
+              </w:rPr>
+              <w:t xml:space="preserve"> del Branch su </w:t>
+            </w:r>
+            <w:r>
+              <w:rPr>
+                <w:rFonts w:ascii="Arial" w:hAnsi="Arial" w:cs="Arial"/>
+                <w:b/>
+                <w:bCs/>
+              </w:rPr>
+              <w:t>GitHub</w:t>
+            </w:r>
+          </w:p>
+          <w:p>
+            <w:pPr>
+              <w:rPr>
+                <w:rFonts w:ascii="Arial" w:hAnsi="Arial" w:cs="Arial"/>
+              </w:rPr>
+            </w:pPr>
+          </w:p>
+          <w:p>
+            <w:pPr>
+              <w:rPr>
+                <w:rFonts w:ascii="Arial" w:hAnsi="Arial" w:cs="Arial"/>
+              </w:rPr>
+            </w:pPr>
+          </w:p>
+          <w:p>
+            <w:pPr>
+              <w:rPr>
+                <w:rFonts w:ascii="Arial" w:hAnsi="Arial" w:cs="Arial"/>
+              </w:rPr>
+            </w:pPr>
+          </w:p>
+          <w:p>
+            <w:pPr>
+              <w:rPr>
+                <w:rFonts w:ascii="Arial" w:hAnsi="Arial" w:cs="Arial"/>
+                <w:b/>
+                <w:bCs/>
+              </w:rPr>
+            </w:pPr>
+            <w:r>
+              <w:rPr>
+                <w:rFonts w:ascii="Arial" w:hAnsi="Arial" w:cs="Arial"/>
+                <w:b/>
+                <w:bCs/>
+              </w:rPr>
+              <w:t>Ruben:</w:t>
+            </w:r>
+          </w:p>
+          <w:p>
+            <w:pPr>
+              <w:pStyle w:val="Paragrafoelenco"/>
+              <w:numPr>
+                <w:ilvl w:val="0"/>
+                <w:numId w:val="31"/>
+              </w:numPr>
+              <w:rPr>
+                <w:rFonts w:ascii="Arial" w:hAnsi="Arial" w:cs="Arial"/>
+              </w:rPr>
+            </w:pPr>
+            <w:r>
+              <w:rPr>
+                <w:rFonts w:ascii="Arial" w:hAnsi="Arial" w:cs="Arial"/>
+              </w:rPr>
+              <w:t xml:space="preserve">Importazione dell’assets dell’albero paranormale in Unreal Engine ha causato la scomparsa </w:t>
+            </w:r>
+            <w:r>
+              <w:rPr>
+                <w:rFonts w:ascii="Arial" w:hAnsi="Arial" w:cs="Arial"/>
+              </w:rPr>
+              <w:t>delle sue</w:t>
+            </w:r>
+            <w:r>
+              <w:rPr>
+                <w:rFonts w:ascii="Arial" w:hAnsi="Arial" w:cs="Arial"/>
+              </w:rPr>
+              <w:t xml:space="preserve"> texture, Assets troppo pesanti (Crash di Blender)</w:t>
+            </w:r>
+          </w:p>
+          <w:p>
+            <w:pPr>
+              <w:rPr>
+                <w:rFonts w:ascii="Arial" w:hAnsi="Arial" w:cs="Arial"/>
+              </w:rPr>
+            </w:pPr>
+          </w:p>
+          <w:p>
+            <w:pPr>
+              <w:rPr>
+                <w:rFonts w:ascii="Arial" w:hAnsi="Arial" w:cs="Arial"/>
+                <w:b/>
+                <w:bCs/>
+              </w:rPr>
+            </w:pPr>
+            <w:r>
+              <w:rPr>
+                <w:rFonts w:ascii="Arial" w:hAnsi="Arial" w:cs="Arial"/>
+                <w:b/>
+                <w:bCs/>
+              </w:rPr>
+              <w:t>Luca:</w:t>
+            </w:r>
+          </w:p>
+          <w:p>
+            <w:pPr>
+              <w:pStyle w:val="Paragrafoelenco"/>
+              <w:numPr>
+                <w:ilvl w:val="0"/>
+                <w:numId w:val="31"/>
+              </w:numPr>
+              <w:rPr>
+                <w:rFonts w:ascii="Arial" w:hAnsi="Arial" w:cs="Arial"/>
+              </w:rPr>
+            </w:pPr>
+            <w:r>
+              <w:rPr>
+                <w:rFonts w:ascii="Arial" w:hAnsi="Arial" w:cs="Arial"/>
+              </w:rPr>
+              <w:t>Problemi di compressione del progetto, impossibilità di eseguire il Pull su Git e conseguentemente il Merge.</w:t>
+            </w:r>
+          </w:p>
+          <w:p>
+            <w:pPr>
+              <w:rPr>
+                <w:rFonts w:ascii="Arial" w:hAnsi="Arial" w:cs="Arial"/>
+              </w:rPr>
+            </w:pPr>
+          </w:p>
+        </w:tc>
+      </w:tr>
+    </w:tbl>
+    <w:p>
+      <w:pPr>
+        <w:rPr>
+          <w:rFonts w:ascii="Arial" w:hAnsi="Arial" w:cs="Arial"/>
+        </w:rPr>
+      </w:pPr>
+    </w:p>
+    <w:tbl>
+      <w:tblPr>
+        <w:tblStyle w:val="Grigliatabella"/>
+        <w:tblW w:w="0" w:type="auto"/>
+        <w:tblLook w:val="04A0" w:firstRow="1" w:lastRow="0" w:firstColumn="1" w:lastColumn="0" w:noHBand="0" w:noVBand="1"/>
+      </w:tblPr>
+      <w:tblGrid>
+        <w:gridCol w:w="9628"/>
+      </w:tblGrid>
+      <w:tr>
+        <w:tc>
+          <w:tcPr>
+            <w:tcW w:w="9854" w:type="dxa"/>
+            <w:shd w:val="clear" w:color="auto" w:fill="D9D9D9" w:themeFill="background1" w:themeFillShade="D9"/>
+          </w:tcPr>
+          <w:p>
+            <w:pPr>
+              <w:rPr>
+                <w:rFonts w:ascii="Arial" w:hAnsi="Arial" w:cs="Arial"/>
+              </w:rPr>
+            </w:pPr>
+            <w:r>
+              <w:rPr>
+                <w:rFonts w:ascii="Arial" w:hAnsi="Arial" w:cs="Arial"/>
+              </w:rPr>
+              <w:t>Punto della situazione rispetto alla pianificazione</w:t>
+            </w:r>
+          </w:p>
+        </w:tc>
+      </w:tr>
+      <w:tr>
+        <w:tc>
+          <w:tcPr>
+            <w:tcW w:w="9854" w:type="dxa"/>
+          </w:tcPr>
+          <w:p>
+            <w:pPr>
+              <w:rPr>
+                <w:rFonts w:ascii="Arial" w:hAnsi="Arial" w:cs="Arial"/>
+              </w:rPr>
+            </w:pPr>
+            <w:r>
+              <w:rPr>
+                <w:rFonts w:ascii="Arial" w:hAnsi="Arial" w:cs="Arial"/>
+              </w:rPr>
+              <w:t>Funzionalità fondamentali di mappa ed assets terminati, ma niente del personaggio giocabile è stato completato.</w:t>
+            </w:r>
+          </w:p>
+        </w:tc>
+      </w:tr>
+    </w:tbl>
+    <w:p>
+      <w:pPr>
+        <w:rPr>
+          <w:rFonts w:ascii="Arial" w:hAnsi="Arial" w:cs="Arial"/>
+        </w:rPr>
+      </w:pPr>
+    </w:p>
+    <w:tbl>
+      <w:tblPr>
+        <w:tblStyle w:val="Grigliatabella"/>
+        <w:tblW w:w="0" w:type="auto"/>
+        <w:tblLook w:val="04A0" w:firstRow="1" w:lastRow="0" w:firstColumn="1" w:lastColumn="0" w:noHBand="0" w:noVBand="1"/>
+      </w:tblPr>
+      <w:tblGrid>
+        <w:gridCol w:w="9628"/>
+      </w:tblGrid>
+      <w:tr>
+        <w:tc>
+          <w:tcPr>
+            <w:tcW w:w="9854" w:type="dxa"/>
+            <w:shd w:val="clear" w:color="auto" w:fill="D9D9D9" w:themeFill="background1" w:themeFillShade="D9"/>
+          </w:tcPr>
+          <w:p>
+            <w:pPr>
+              <w:rPr>
+                <w:rFonts w:ascii="Arial" w:hAnsi="Arial" w:cs="Arial"/>
+              </w:rPr>
+            </w:pPr>
+            <w:r>
+              <w:rPr>
+                <w:rFonts w:ascii="Arial" w:hAnsi="Arial" w:cs="Arial"/>
+              </w:rPr>
+              <w:t>Programma di massima per la prossima giornata di lavoro</w:t>
+            </w:r>
+          </w:p>
+        </w:tc>
+      </w:tr>
+      <w:tr>
+        <w:tc>
+          <w:tcPr>
+            <w:tcW w:w="9854" w:type="dxa"/>
+          </w:tcPr>
+          <w:p>
+            <w:pPr>
+              <w:pStyle w:val="Paragrafoelenco"/>
+              <w:numPr>
+                <w:ilvl w:val="0"/>
+                <w:numId w:val="22"/>
+              </w:numPr>
+              <w:rPr>
+                <w:rFonts w:ascii="Arial" w:hAnsi="Arial" w:cs="Arial"/>
+              </w:rPr>
+            </w:pPr>
+            <w:r>
+              <w:rPr>
+                <w:rFonts w:ascii="Arial" w:hAnsi="Arial" w:cs="Arial"/>
+              </w:rPr>
+              <w:t xml:space="preserve">Kilian: </w:t>
+            </w:r>
+            <w:r>
+              <w:rPr>
+                <w:rFonts w:ascii="Arial" w:hAnsi="Arial" w:cs="Arial"/>
+              </w:rPr>
+              <w:t>Luce, Merge, Documentazione (Testing e imp</w:t>
+            </w:r>
+            <w:r>
+              <w:rPr>
+                <w:rFonts w:ascii="Arial" w:hAnsi="Arial" w:cs="Arial"/>
+              </w:rPr>
+              <w:t>le</w:t>
+            </w:r>
+            <w:r>
+              <w:rPr>
+                <w:rFonts w:ascii="Arial" w:hAnsi="Arial" w:cs="Arial"/>
+              </w:rPr>
+              <w:t>mentazione)</w:t>
+            </w:r>
+          </w:p>
+          <w:p>
+            <w:pPr>
+              <w:pStyle w:val="Paragrafoelenco"/>
+              <w:numPr>
+                <w:ilvl w:val="0"/>
+                <w:numId w:val="22"/>
+              </w:numPr>
+              <w:rPr>
+                <w:rFonts w:ascii="Arial" w:hAnsi="Arial" w:cs="Arial"/>
+              </w:rPr>
+            </w:pPr>
+            <w:r>
+              <w:rPr>
+                <w:rFonts w:ascii="Arial" w:hAnsi="Arial" w:cs="Arial"/>
+              </w:rPr>
+              <w:t xml:space="preserve">Luca: </w:t>
+            </w:r>
+            <w:r>
+              <w:rPr>
+                <w:rFonts w:ascii="Arial" w:hAnsi="Arial" w:cs="Arial"/>
+              </w:rPr>
+              <w:t>Merge, Mostro</w:t>
+            </w:r>
+          </w:p>
+          <w:p>
+            <w:pPr>
+              <w:pStyle w:val="Paragrafoelenco"/>
+              <w:numPr>
+                <w:ilvl w:val="0"/>
+                <w:numId w:val="22"/>
+              </w:numPr>
+              <w:rPr>
+                <w:rFonts w:ascii="Arial" w:hAnsi="Arial" w:cs="Arial"/>
+              </w:rPr>
+            </w:pPr>
+            <w:r>
+              <w:rPr>
+                <w:rFonts w:ascii="Arial" w:hAnsi="Arial" w:cs="Arial"/>
+              </w:rPr>
+              <w:t xml:space="preserve">Ruben: </w:t>
+            </w:r>
+            <w:r>
+              <w:rPr>
+                <w:rFonts w:ascii="Arial" w:hAnsi="Arial" w:cs="Arial"/>
+              </w:rPr>
+              <w:t>Merge, Mostro</w:t>
+            </w:r>
+          </w:p>
+        </w:tc>
+      </w:tr>
+    </w:tbl>
+    <w:p>
+      <w:pPr>
+        <w:rPr>
+          <w:rFonts w:ascii="Arial" w:hAnsi="Arial" w:cs="Arial"/>
+        </w:rPr>
+      </w:pPr>
+    </w:p>
+    <w:p>
+      <w:pPr>
+        <w:rPr>
+          <w:rFonts w:ascii="Arial" w:hAnsi="Arial" w:cs="Arial"/>
+        </w:rPr>
+      </w:pPr>
+      <w:r>
+        <w:rPr>
+          <w:rFonts w:ascii="Arial" w:hAnsi="Arial" w:cs="Arial"/>
+        </w:rPr>
+        <w:br w:type="page"/>
+      </w:r>
+    </w:p>
+    <w:p>
+      <w:pPr>
+        <w:pStyle w:val="Titolo2"/>
+        <w:rPr>
+          <w:sz w:val="36"/>
+        </w:rPr>
+      </w:pPr>
+      <w:r>
+        <w:rPr>
+          <w:sz w:val="36"/>
+        </w:rPr>
+        <w:lastRenderedPageBreak/>
+        <w:t>Agile</w:t>
+      </w:r>
+      <w:r>
+        <w:rPr>
+          <w:sz w:val="36"/>
+        </w:rPr>
+        <w:t xml:space="preserve"> - Resoconto</w:t>
+      </w:r>
+    </w:p>
+    <w:p/>
+    <w:tbl>
+      <w:tblPr>
+        <w:tblStyle w:val="Grigliatabella"/>
+        <w:tblW w:w="0" w:type="auto"/>
+        <w:tblLook w:val="04A0" w:firstRow="1" w:lastRow="0" w:firstColumn="1" w:lastColumn="0" w:noHBand="0" w:noVBand="1"/>
+      </w:tblPr>
+      <w:tblGrid>
+        <w:gridCol w:w="9628"/>
+      </w:tblGrid>
+      <w:tr>
+        <w:tc>
+          <w:tcPr>
+            <w:tcW w:w="9854" w:type="dxa"/>
+            <w:shd w:val="clear" w:color="auto" w:fill="D9D9D9" w:themeFill="background1" w:themeFillShade="D9"/>
+          </w:tcPr>
+          <w:p>
+            <w:pPr>
+              <w:rPr>
+                <w:rFonts w:ascii="Arial" w:hAnsi="Arial" w:cs="Arial"/>
+              </w:rPr>
+            </w:pPr>
+            <w:r>
+              <w:rPr>
+                <w:rFonts w:ascii="Arial" w:hAnsi="Arial" w:cs="Arial"/>
+              </w:rPr>
+              <w:t>Daily Scrum</w:t>
+            </w:r>
+          </w:p>
+        </w:tc>
+      </w:tr>
+      <w:tr>
+        <w:tc>
+          <w:tcPr>
+            <w:tcW w:w="9854" w:type="dxa"/>
+          </w:tcPr>
+          <w:p>
+            <w:pPr>
+              <w:rPr>
+                <w:rFonts w:ascii="Arial" w:hAnsi="Arial" w:cs="Arial"/>
+              </w:rPr>
+            </w:pPr>
+          </w:p>
+          <w:p>
+            <w:pPr>
+              <w:rPr>
+                <w:rFonts w:ascii="Arial" w:hAnsi="Arial" w:cs="Arial"/>
+                <w:b/>
+                <w:bCs/>
+                <w:color w:val="31849B" w:themeColor="accent5" w:themeShade="BF"/>
+              </w:rPr>
+            </w:pPr>
+            <w:r>
+              <w:rPr>
+                <w:rFonts w:ascii="Arial" w:hAnsi="Arial" w:cs="Arial"/>
+                <w:b/>
+                <w:bCs/>
+                <w:color w:val="31849B" w:themeColor="accent5" w:themeShade="BF"/>
+              </w:rPr>
+              <w:t>Kilian:</w:t>
+            </w:r>
+          </w:p>
+          <w:p>
+            <w:pPr>
+              <w:pStyle w:val="Paragrafoelenco"/>
+              <w:numPr>
+                <w:ilvl w:val="0"/>
+                <w:numId w:val="29"/>
+              </w:numPr>
+              <w:rPr>
+                <w:rFonts w:ascii="Arial" w:hAnsi="Arial" w:cs="Arial"/>
+              </w:rPr>
+            </w:pPr>
+            <w:r>
+              <w:rPr>
+                <w:rFonts w:ascii="Arial" w:hAnsi="Arial" w:cs="Arial"/>
+              </w:rPr>
+              <w:t xml:space="preserve">Lavori svolti la scorsa lezione: </w:t>
+            </w:r>
+          </w:p>
+          <w:p>
+            <w:pPr>
+              <w:pStyle w:val="Paragrafoelenco"/>
+              <w:numPr>
+                <w:ilvl w:val="0"/>
+                <w:numId w:val="29"/>
+              </w:numPr>
+              <w:rPr>
+                <w:rFonts w:ascii="Arial" w:hAnsi="Arial" w:cs="Arial"/>
+              </w:rPr>
+            </w:pPr>
+            <w:r>
+              <w:rPr>
+                <w:rFonts w:ascii="Arial" w:hAnsi="Arial" w:cs="Arial"/>
+              </w:rPr>
+              <w:t xml:space="preserve">Lavori da svolgere questa lezione: </w:t>
+            </w:r>
+            <w:r>
+              <w:rPr>
+                <w:rFonts w:ascii="Arial" w:hAnsi="Arial" w:cs="Arial"/>
+              </w:rPr>
+              <w:t>Realizzazione con C++ della torcia (illuminazione + flash), Documentazione</w:t>
+            </w:r>
+          </w:p>
+          <w:p>
+            <w:pPr>
+              <w:rPr>
+                <w:rFonts w:ascii="Arial" w:hAnsi="Arial" w:cs="Arial"/>
+              </w:rPr>
+            </w:pPr>
+          </w:p>
+          <w:p>
+            <w:pPr>
+              <w:rPr>
+                <w:rFonts w:ascii="Arial" w:hAnsi="Arial" w:cs="Arial"/>
+                <w:b/>
+                <w:bCs/>
+                <w:color w:val="943634" w:themeColor="accent2" w:themeShade="BF"/>
+              </w:rPr>
+            </w:pPr>
+            <w:r>
+              <w:rPr>
+                <w:rFonts w:ascii="Arial" w:hAnsi="Arial" w:cs="Arial"/>
+                <w:b/>
+                <w:bCs/>
+                <w:color w:val="943634" w:themeColor="accent2" w:themeShade="BF"/>
+              </w:rPr>
+              <w:t>Luca:</w:t>
+            </w:r>
+          </w:p>
+          <w:p>
+            <w:pPr>
+              <w:pStyle w:val="Paragrafoelenco"/>
+              <w:numPr>
+                <w:ilvl w:val="0"/>
+                <w:numId w:val="29"/>
+              </w:numPr>
+              <w:rPr>
+                <w:rFonts w:ascii="Arial" w:hAnsi="Arial" w:cs="Arial"/>
+              </w:rPr>
+            </w:pPr>
+            <w:r>
+              <w:rPr>
+                <w:rFonts w:ascii="Arial" w:hAnsi="Arial" w:cs="Arial"/>
+              </w:rPr>
+              <w:t xml:space="preserve">Lavori svolti la scorsa lezione: </w:t>
+            </w:r>
+          </w:p>
+          <w:p>
+            <w:pPr>
+              <w:pStyle w:val="Paragrafoelenco"/>
+              <w:numPr>
+                <w:ilvl w:val="0"/>
+                <w:numId w:val="29"/>
+              </w:numPr>
+              <w:rPr>
+                <w:rFonts w:ascii="Arial" w:hAnsi="Arial" w:cs="Arial"/>
+              </w:rPr>
+            </w:pPr>
+            <w:r>
+              <w:rPr>
+                <w:rFonts w:ascii="Arial" w:hAnsi="Arial" w:cs="Arial"/>
+              </w:rPr>
+              <w:t>Lavori da svolgere questa lezione:</w:t>
+            </w:r>
+            <w:r>
+              <w:rPr>
+                <w:rFonts w:ascii="Arial" w:hAnsi="Arial" w:cs="Arial"/>
+              </w:rPr>
+              <w:t xml:space="preserve"> </w:t>
+            </w:r>
+            <w:r>
+              <w:rPr>
+                <w:rFonts w:ascii="Arial" w:hAnsi="Arial" w:cs="Arial"/>
+              </w:rPr>
+              <w:t>Terminare mappa (baita, rovine), Implementazione suoni ambientali, realizzare confini della mappa</w:t>
+            </w:r>
+          </w:p>
+          <w:p>
+            <w:pPr>
+              <w:rPr>
+                <w:rFonts w:ascii="Arial" w:hAnsi="Arial" w:cs="Arial"/>
+              </w:rPr>
+            </w:pPr>
+          </w:p>
+          <w:p>
+            <w:pPr>
+              <w:rPr>
+                <w:rFonts w:ascii="Arial" w:hAnsi="Arial" w:cs="Arial"/>
+                <w:b/>
+                <w:bCs/>
+                <w:color w:val="5F497A" w:themeColor="accent4" w:themeShade="BF"/>
+              </w:rPr>
+            </w:pPr>
+            <w:r>
+              <w:rPr>
+                <w:rFonts w:ascii="Arial" w:hAnsi="Arial" w:cs="Arial"/>
+                <w:b/>
+                <w:bCs/>
+                <w:color w:val="5F497A" w:themeColor="accent4" w:themeShade="BF"/>
+              </w:rPr>
+              <w:t>Ruben:</w:t>
+            </w:r>
+          </w:p>
+          <w:p>
+            <w:pPr>
+              <w:pStyle w:val="Paragrafoelenco"/>
+              <w:numPr>
+                <w:ilvl w:val="0"/>
+                <w:numId w:val="29"/>
+              </w:numPr>
+              <w:rPr>
+                <w:rFonts w:ascii="Arial" w:hAnsi="Arial" w:cs="Arial"/>
+              </w:rPr>
+            </w:pPr>
+            <w:r>
+              <w:rPr>
+                <w:rFonts w:ascii="Arial" w:hAnsi="Arial" w:cs="Arial"/>
+              </w:rPr>
+              <w:t xml:space="preserve">Lavori svolti la scorsa lezione: </w:t>
+            </w:r>
+          </w:p>
+          <w:p>
+            <w:pPr>
+              <w:pStyle w:val="Paragrafoelenco"/>
+              <w:numPr>
+                <w:ilvl w:val="0"/>
+                <w:numId w:val="29"/>
+              </w:numPr>
+              <w:rPr>
+                <w:rFonts w:ascii="Arial" w:hAnsi="Arial" w:cs="Arial"/>
+              </w:rPr>
+            </w:pPr>
+            <w:r>
+              <w:rPr>
+                <w:rFonts w:ascii="Arial" w:hAnsi="Arial" w:cs="Arial"/>
+              </w:rPr>
+              <w:t xml:space="preserve">Lavori da svolgere questa lezione: </w:t>
+            </w:r>
+            <w:r>
+              <w:rPr>
+                <w:rFonts w:ascii="Arial" w:hAnsi="Arial" w:cs="Arial"/>
+              </w:rPr>
+              <w:t>Albero paranormale (forma, texture, occhi), Sistemazione della baita a seconda delle esigenze di Luca</w:t>
+            </w:r>
+          </w:p>
+          <w:p>
+            <w:pPr>
+              <w:rPr>
+                <w:rFonts w:ascii="Arial" w:hAnsi="Arial" w:cs="Arial"/>
+              </w:rPr>
+            </w:pPr>
+          </w:p>
+          <w:p>
+            <w:pPr>
+              <w:rPr>
+                <w:rFonts w:ascii="Arial" w:hAnsi="Arial" w:cs="Arial"/>
+              </w:rPr>
+            </w:pPr>
+          </w:p>
+          <w:p>
+            <w:pPr>
+              <w:rPr>
+                <w:rFonts w:ascii="Arial" w:hAnsi="Arial" w:cs="Arial"/>
+              </w:rPr>
+            </w:pPr>
+            <w:r>
+              <w:rPr>
+                <w:rFonts w:ascii="Arial" w:hAnsi="Arial" w:cs="Arial"/>
+              </w:rPr>
+              <w:t>Dobbiamo arrivare oggi nella posizione di IMPLEMENTARE i nostri lavori.</w:t>
+            </w:r>
+          </w:p>
+        </w:tc>
+      </w:tr>
+    </w:tbl>
+    <w:p>
+      <w:pPr>
+        <w:rPr>
+          <w:rFonts w:ascii="Arial" w:hAnsi="Arial" w:cs="Arial"/>
+        </w:rPr>
+      </w:pPr>
+    </w:p>
+    <w:tbl>
+      <w:tblPr>
+        <w:tblStyle w:val="Grigliatabella"/>
+        <w:tblW w:w="0" w:type="auto"/>
+        <w:tblLook w:val="04A0" w:firstRow="1" w:lastRow="0" w:firstColumn="1" w:lastColumn="0" w:noHBand="0" w:noVBand="1"/>
+      </w:tblPr>
+      <w:tblGrid>
+        <w:gridCol w:w="9628"/>
+      </w:tblGrid>
+      <w:tr>
+        <w:tc>
+          <w:tcPr>
+            <w:tcW w:w="9854" w:type="dxa"/>
+            <w:shd w:val="clear" w:color="auto" w:fill="D9D9D9" w:themeFill="background1" w:themeFillShade="D9"/>
+          </w:tcPr>
+          <w:p>
+            <w:pPr>
+              <w:rPr>
+                <w:rFonts w:ascii="Arial" w:hAnsi="Arial" w:cs="Arial"/>
+              </w:rPr>
+            </w:pPr>
+            <w:r>
+              <w:rPr>
+                <w:rFonts w:ascii="Arial" w:hAnsi="Arial" w:cs="Arial"/>
+              </w:rPr>
+              <w:t>Sprint Planning</w:t>
+            </w:r>
+          </w:p>
+        </w:tc>
+      </w:tr>
+      <w:tr>
+        <w:tc>
+          <w:tcPr>
+            <w:tcW w:w="9854" w:type="dxa"/>
+          </w:tcPr>
+          <w:p>
+            <w:pPr>
+              <w:rPr>
+                <w:rFonts w:ascii="Arial" w:hAnsi="Arial" w:cs="Arial"/>
+              </w:rPr>
+            </w:pPr>
+          </w:p>
+        </w:tc>
+      </w:tr>
+    </w:tbl>
+    <w:p>
+      <w:pPr>
+        <w:rPr>
+          <w:rFonts w:ascii="Arial" w:hAnsi="Arial" w:cs="Arial"/>
+        </w:rPr>
+      </w:pPr>
+    </w:p>
+    <w:tbl>
+      <w:tblPr>
+        <w:tblStyle w:val="Grigliatabella"/>
+        <w:tblW w:w="0" w:type="auto"/>
+        <w:tblLook w:val="04A0" w:firstRow="1" w:lastRow="0" w:firstColumn="1" w:lastColumn="0" w:noHBand="0" w:noVBand="1"/>
+      </w:tblPr>
+      <w:tblGrid>
+        <w:gridCol w:w="9628"/>
+      </w:tblGrid>
+      <w:tr>
+        <w:tc>
+          <w:tcPr>
+            <w:tcW w:w="9854" w:type="dxa"/>
+            <w:shd w:val="clear" w:color="auto" w:fill="D9D9D9" w:themeFill="background1" w:themeFillShade="D9"/>
+          </w:tcPr>
+          <w:p>
+            <w:pPr>
+              <w:rPr>
+                <w:rFonts w:ascii="Arial" w:hAnsi="Arial" w:cs="Arial"/>
+              </w:rPr>
+            </w:pPr>
+            <w:r>
+              <w:rPr>
+                <w:rFonts w:ascii="Arial" w:hAnsi="Arial" w:cs="Arial"/>
+              </w:rPr>
+              <w:t>Sprint Review</w:t>
+            </w:r>
+          </w:p>
+        </w:tc>
+      </w:tr>
+      <w:tr>
+        <w:tc>
+          <w:tcPr>
+            <w:tcW w:w="9854" w:type="dxa"/>
+          </w:tcPr>
+          <w:p>
+            <w:pPr>
+              <w:rPr>
+                <w:rFonts w:ascii="Arial" w:hAnsi="Arial" w:cs="Arial"/>
+              </w:rPr>
+            </w:pPr>
+          </w:p>
+        </w:tc>
+      </w:tr>
+    </w:tbl>
+    <w:p>
+      <w:pPr>
+        <w:rPr>
+          <w:rFonts w:ascii="Arial" w:hAnsi="Arial" w:cs="Arial"/>
+        </w:rPr>
+      </w:pPr>
+    </w:p>
+    <w:tbl>
+      <w:tblPr>
+        <w:tblStyle w:val="Grigliatabella"/>
+        <w:tblW w:w="0" w:type="auto"/>
+        <w:tblLook w:val="04A0" w:firstRow="1" w:lastRow="0" w:firstColumn="1" w:lastColumn="0" w:noHBand="0" w:noVBand="1"/>
+      </w:tblPr>
+      <w:tblGrid>
+        <w:gridCol w:w="9628"/>
+      </w:tblGrid>
+      <w:tr>
+        <w:tc>
+          <w:tcPr>
+            <w:tcW w:w="9854" w:type="dxa"/>
+            <w:shd w:val="clear" w:color="auto" w:fill="D9D9D9" w:themeFill="background1" w:themeFillShade="D9"/>
+          </w:tcPr>
+          <w:p>
+            <w:pPr>
+              <w:rPr>
+                <w:rFonts w:ascii="Arial" w:hAnsi="Arial" w:cs="Arial"/>
+              </w:rPr>
+            </w:pPr>
+            <w:r>
+              <w:rPr>
+                <w:rFonts w:ascii="Arial" w:hAnsi="Arial" w:cs="Arial"/>
+              </w:rPr>
+              <w:t>Sprint Retrospective</w:t>
+            </w:r>
+          </w:p>
+        </w:tc>
+      </w:tr>
+      <w:tr>
+        <w:tc>
+          <w:tcPr>
+            <w:tcW w:w="9854" w:type="dxa"/>
+          </w:tcPr>
+          <w:p>
+            <w:pPr>
+              <w:rPr>
+                <w:rFonts w:ascii="Arial" w:hAnsi="Arial" w:cs="Arial"/>
+              </w:rPr>
+            </w:pPr>
+          </w:p>
+        </w:tc>
+      </w:tr>
+    </w:tbl>
+    <w:p>
+      <w:pPr>
+        <w:rPr>
+          <w:rFonts w:ascii="Arial" w:hAnsi="Arial" w:cs="Arial"/>
+        </w:rPr>
+      </w:pPr>
+    </w:p>
+    <w:p>
+      <w:pPr>
+        <w:rPr>
+          <w:rFonts w:ascii="Arial" w:hAnsi="Arial" w:cs="Arial"/>
+        </w:rPr>
+      </w:pPr>
+    </w:p>
+    <w:p>
+      <w:pPr>
+        <w:rPr>
+          <w:rFonts w:ascii="Arial" w:hAnsi="Arial" w:cs="Arial"/>
+        </w:rPr>
+      </w:pPr>
+    </w:p>
+    <w:p>
+      <w:pPr>
+        <w:rPr>
+          <w:rFonts w:ascii="Arial" w:hAnsi="Arial" w:cs="Arial"/>
+        </w:rPr>
+      </w:pPr>
     </w:p>
     <w:sectPr>
-      <w:headerReference w:type="default" r:id="rId12"/>
-      <w:footerReference w:type="default" r:id="rId13"/>
+      <w:headerReference w:type="default" r:id="rId17"/>
+      <w:footerReference w:type="default" r:id="rId18"/>
       <w:pgSz w:w="11906" w:h="16838"/>
       <w:pgMar w:top="1135" w:right="1134" w:bottom="993" w:left="1134" w:header="708" w:footer="314" w:gutter="0"/>
       <w:cols w:space="708"/>
@@ -6395,7 +8157,7 @@
   <w:abstractNum w:abstractNumId="17" w15:restartNumberingAfterBreak="0">
     <w:nsid w:val="464C25BA"/>
     <w:multiLevelType w:val="hybridMultilevel"/>
-    <w:tmpl w:val="19E24E02"/>
+    <w:tmpl w:val="7A1861E4"/>
     <w:lvl w:ilvl="0" w:tplc="08100001">
       <w:start w:val="1"/>
       <w:numFmt w:val="bullet"/>

--- a/4_Diari/HauntedForest_Diario.docx
+++ b/4_Diari/HauntedForest_Diario.docx
@@ -591,16 +591,8 @@
               <w:rPr>
                 <w:rFonts w:ascii="Arial" w:hAnsi="Arial" w:cs="Arial"/>
               </w:rPr>
-              <w:t xml:space="preserve">Sistemazione del </w:t>
-            </w:r>
-            <w:proofErr w:type="spellStart"/>
-            <w:r>
-              <w:rPr>
-                <w:rFonts w:ascii="Arial" w:hAnsi="Arial" w:cs="Arial"/>
-              </w:rPr>
-              <w:t>QdC</w:t>
-            </w:r>
-            <w:proofErr w:type="spellEnd"/>
+              <w:t>Sistemazione del QdC</w:t>
+            </w:r>
             <w:r>
               <w:rPr>
                 <w:rFonts w:ascii="Arial" w:hAnsi="Arial" w:cs="Arial"/>
@@ -753,7 +745,7 @@
                 <w:noProof/>
               </w:rPr>
               <w:drawing>
-                <wp:anchor distT="0" distB="0" distL="114300" distR="114300" simplePos="0" relativeHeight="251658240" behindDoc="0" locked="0" layoutInCell="1" allowOverlap="1" wp14:anchorId="27B3FBBB" wp14:editId="15FAD659">
+                <wp:anchor distT="0" distB="0" distL="114300" distR="114300" simplePos="0" relativeHeight="251657216" behindDoc="0" locked="0" layoutInCell="1" allowOverlap="1" wp14:anchorId="27B3FBBB" wp14:editId="6D6A3A6A">
                   <wp:simplePos x="0" y="0"/>
                   <wp:positionH relativeFrom="column">
                     <wp:posOffset>207645</wp:posOffset>
@@ -3094,7 +3086,7 @@
                 <w:noProof/>
               </w:rPr>
               <w:drawing>
-                <wp:anchor distT="0" distB="0" distL="114300" distR="114300" simplePos="0" relativeHeight="251660288" behindDoc="0" locked="0" layoutInCell="1" allowOverlap="1" wp14:anchorId="48A56011" wp14:editId="713F6B10">
+                <wp:anchor distT="0" distB="0" distL="114300" distR="114300" simplePos="0" relativeHeight="251659264" behindDoc="0" locked="0" layoutInCell="1" allowOverlap="1" wp14:anchorId="48A56011" wp14:editId="1F4FE8F3">
                   <wp:simplePos x="0" y="0"/>
                   <wp:positionH relativeFrom="column">
                     <wp:posOffset>453390</wp:posOffset>
@@ -4210,10 +4202,5343 @@
           <w:rFonts w:ascii="Arial" w:hAnsi="Arial" w:cs="Arial"/>
         </w:rPr>
       </w:pPr>
+      <w:r>
+        <w:rPr>
+          <w:rFonts w:ascii="Arial" w:hAnsi="Arial" w:cs="Arial"/>
+        </w:rPr>
+        <w:br w:type="page"/>
+      </w:r>
+    </w:p>
+    <w:tbl>
+      <w:tblPr>
+        <w:tblStyle w:val="Grigliatabella"/>
+        <w:tblW w:w="9634" w:type="dxa"/>
+        <w:tblLook w:val="04A0" w:firstRow="1" w:lastRow="0" w:firstColumn="1" w:lastColumn="0" w:noHBand="0" w:noVBand="1"/>
+      </w:tblPr>
+      <w:tblGrid>
+        <w:gridCol w:w="4803"/>
+        <w:gridCol w:w="4831"/>
+      </w:tblGrid>
+      <w:tr>
+        <w:trPr>
+          <w:trHeight w:hRule="exact" w:val="397"/>
+        </w:trPr>
+        <w:tc>
+          <w:tcPr>
+            <w:tcW w:w="4803" w:type="dxa"/>
+            <w:vAlign w:val="center"/>
+          </w:tcPr>
+          <w:p>
+            <w:pPr>
+              <w:rPr>
+                <w:rFonts w:ascii="Arial" w:hAnsi="Arial" w:cs="Arial"/>
+                <w:b/>
+                <w:bCs/>
+              </w:rPr>
+            </w:pPr>
+            <w:r>
+              <w:rPr>
+                <w:rFonts w:ascii="Arial" w:hAnsi="Arial" w:cs="Arial"/>
+                <w:b/>
+                <w:bCs/>
+              </w:rPr>
+              <w:lastRenderedPageBreak/>
+              <w:t>Luogo</w:t>
+            </w:r>
+          </w:p>
+        </w:tc>
+        <w:tc>
+          <w:tcPr>
+            <w:tcW w:w="4831" w:type="dxa"/>
+            <w:vAlign w:val="center"/>
+          </w:tcPr>
+          <w:p>
+            <w:pPr>
+              <w:pStyle w:val="Nessunaspaziatura"/>
+              <w:spacing w:line="360" w:lineRule="auto"/>
+              <w:rPr>
+                <w:rFonts w:ascii="Arial" w:hAnsi="Arial" w:cs="Arial"/>
+              </w:rPr>
+            </w:pPr>
+            <w:r>
+              <w:rPr>
+                <w:rFonts w:ascii="Arial" w:hAnsi="Arial" w:cs="Arial"/>
+              </w:rPr>
+              <w:t>Canobbio</w:t>
+            </w:r>
+          </w:p>
+        </w:tc>
+      </w:tr>
+      <w:tr>
+        <w:trPr>
+          <w:trHeight w:hRule="exact" w:val="397"/>
+        </w:trPr>
+        <w:tc>
+          <w:tcPr>
+            <w:tcW w:w="4803" w:type="dxa"/>
+            <w:vAlign w:val="center"/>
+          </w:tcPr>
+          <w:p>
+            <w:pPr>
+              <w:rPr>
+                <w:rFonts w:ascii="Arial" w:hAnsi="Arial" w:cs="Arial"/>
+                <w:b/>
+                <w:bCs/>
+              </w:rPr>
+            </w:pPr>
+            <w:r>
+              <w:rPr>
+                <w:rFonts w:ascii="Arial" w:hAnsi="Arial" w:cs="Arial"/>
+                <w:b/>
+                <w:bCs/>
+              </w:rPr>
+              <w:t>Data</w:t>
+            </w:r>
+          </w:p>
+        </w:tc>
+        <w:tc>
+          <w:tcPr>
+            <w:tcW w:w="4831" w:type="dxa"/>
+            <w:vAlign w:val="center"/>
+          </w:tcPr>
+          <w:p>
+            <w:pPr>
+              <w:rPr>
+                <w:rFonts w:ascii="Arial" w:hAnsi="Arial" w:cs="Arial"/>
+              </w:rPr>
+            </w:pPr>
+            <w:r>
+              <w:rPr>
+                <w:rFonts w:ascii="Arial" w:hAnsi="Arial" w:cs="Arial"/>
+              </w:rPr>
+              <w:t>13.03.2026</w:t>
+            </w:r>
+          </w:p>
+        </w:tc>
+      </w:tr>
+    </w:tbl>
+    <w:p>
+      <w:pPr>
+        <w:rPr>
+          <w:rFonts w:ascii="Arial" w:hAnsi="Arial" w:cs="Arial"/>
+        </w:rPr>
+      </w:pPr>
+    </w:p>
+    <w:tbl>
+      <w:tblPr>
+        <w:tblStyle w:val="Grigliatabella"/>
+        <w:tblW w:w="0" w:type="auto"/>
+        <w:tblLook w:val="04A0" w:firstRow="1" w:lastRow="0" w:firstColumn="1" w:lastColumn="0" w:noHBand="0" w:noVBand="1"/>
+      </w:tblPr>
+      <w:tblGrid>
+        <w:gridCol w:w="9628"/>
+      </w:tblGrid>
+      <w:tr>
+        <w:tc>
+          <w:tcPr>
+            <w:tcW w:w="9854" w:type="dxa"/>
+            <w:shd w:val="clear" w:color="auto" w:fill="D9D9D9" w:themeFill="background1" w:themeFillShade="D9"/>
+          </w:tcPr>
+          <w:p>
+            <w:pPr>
+              <w:rPr>
+                <w:rFonts w:ascii="Arial" w:hAnsi="Arial" w:cs="Arial"/>
+              </w:rPr>
+            </w:pPr>
+            <w:r>
+              <w:rPr>
+                <w:rFonts w:ascii="Arial" w:hAnsi="Arial" w:cs="Arial"/>
+              </w:rPr>
+              <w:t>Lavori svolti</w:t>
+            </w:r>
+          </w:p>
+        </w:tc>
+      </w:tr>
+      <w:tr>
+        <w:tc>
+          <w:tcPr>
+            <w:tcW w:w="9854" w:type="dxa"/>
+          </w:tcPr>
+          <w:p>
+            <w:pPr>
+              <w:rPr>
+                <w:rFonts w:ascii="Arial" w:hAnsi="Arial" w:cs="Arial"/>
+                <w:b/>
+                <w:bCs/>
+              </w:rPr>
+            </w:pPr>
+            <w:r>
+              <w:rPr>
+                <w:rFonts w:ascii="Arial" w:hAnsi="Arial" w:cs="Arial"/>
+                <w:b/>
+                <w:bCs/>
+              </w:rPr>
+              <w:t>Kilian:</w:t>
+            </w:r>
+          </w:p>
+          <w:p>
+            <w:pPr>
+              <w:pStyle w:val="Paragrafoelenco"/>
+              <w:numPr>
+                <w:ilvl w:val="0"/>
+                <w:numId w:val="25"/>
+              </w:numPr>
+              <w:rPr>
+                <w:rFonts w:ascii="Arial" w:hAnsi="Arial" w:cs="Arial"/>
+              </w:rPr>
+            </w:pPr>
+            <w:r>
+              <w:rPr>
+                <w:rFonts w:ascii="Arial" w:hAnsi="Arial" w:cs="Arial"/>
+              </w:rPr>
+              <w:t>Tentato</w:t>
+            </w:r>
+            <w:r>
+              <w:rPr>
+                <w:rFonts w:ascii="Arial" w:hAnsi="Arial" w:cs="Arial"/>
+              </w:rPr>
+              <w:t xml:space="preserve"> </w:t>
+            </w:r>
+            <w:r>
+              <w:rPr>
+                <w:rFonts w:ascii="Arial" w:hAnsi="Arial" w:cs="Arial"/>
+              </w:rPr>
+              <w:t>Fix al progetto di Unreal Engine (</w:t>
+            </w:r>
+            <w:r>
+              <w:rPr>
+                <w:rFonts w:ascii="Arial" w:hAnsi="Arial" w:cs="Arial"/>
+              </w:rPr>
+              <w:t>10:05 – 10:40</w:t>
+            </w:r>
+            <w:r>
+              <w:rPr>
+                <w:rFonts w:ascii="Arial" w:hAnsi="Arial" w:cs="Arial"/>
+              </w:rPr>
+              <w:t>)</w:t>
+            </w:r>
+            <w:r>
+              <w:rPr>
+                <w:rFonts w:ascii="Arial" w:hAnsi="Arial" w:cs="Arial"/>
+              </w:rPr>
+              <w:t xml:space="preserve">, </w:t>
+            </w:r>
+            <w:r>
+              <w:rPr>
+                <w:rFonts w:ascii="Arial" w:hAnsi="Arial" w:cs="Arial"/>
+              </w:rPr>
+              <w:t>Tentata ri</w:t>
+            </w:r>
+            <w:r>
+              <w:rPr>
+                <w:rFonts w:ascii="Arial" w:hAnsi="Arial" w:cs="Arial"/>
+              </w:rPr>
+              <w:t>creazione del progetto (10:45</w:t>
+            </w:r>
+            <w:r>
+              <w:rPr>
+                <w:rFonts w:ascii="Arial" w:hAnsi="Arial" w:cs="Arial"/>
+              </w:rPr>
+              <w:t xml:space="preserve"> – 11:16), Creazione di Repository e Branch per GitHub (11:16 </w:t>
+            </w:r>
+            <w:r>
+              <w:rPr>
+                <w:rFonts w:ascii="Arial" w:hAnsi="Arial" w:cs="Arial"/>
+              </w:rPr>
+              <w:t>–</w:t>
+            </w:r>
+            <w:r>
+              <w:rPr>
+                <w:rFonts w:ascii="Arial" w:hAnsi="Arial" w:cs="Arial"/>
+              </w:rPr>
+              <w:t xml:space="preserve"> </w:t>
+            </w:r>
+            <w:r>
+              <w:rPr>
+                <w:rFonts w:ascii="Arial" w:hAnsi="Arial" w:cs="Arial"/>
+              </w:rPr>
+              <w:t>11:45 / 12:30 – 13:17), Download dell’applicativo dal Branch di Luca</w:t>
+            </w:r>
+          </w:p>
+          <w:p>
+            <w:pPr>
+              <w:rPr>
+                <w:rFonts w:ascii="Arial" w:hAnsi="Arial" w:cs="Arial"/>
+              </w:rPr>
+            </w:pPr>
+          </w:p>
+          <w:p>
+            <w:pPr>
+              <w:rPr>
+                <w:rFonts w:ascii="Arial" w:hAnsi="Arial" w:cs="Arial"/>
+                <w:b/>
+                <w:bCs/>
+              </w:rPr>
+            </w:pPr>
+            <w:r>
+              <w:rPr>
+                <w:rFonts w:ascii="Arial" w:hAnsi="Arial" w:cs="Arial"/>
+                <w:b/>
+                <w:bCs/>
+              </w:rPr>
+              <w:t>Luca</w:t>
+            </w:r>
+            <w:r>
+              <w:rPr>
+                <w:rFonts w:ascii="Arial" w:hAnsi="Arial" w:cs="Arial"/>
+                <w:b/>
+                <w:bCs/>
+              </w:rPr>
+              <w:t>:</w:t>
+            </w:r>
+          </w:p>
+          <w:p>
+            <w:pPr>
+              <w:pStyle w:val="Paragrafoelenco"/>
+              <w:numPr>
+                <w:ilvl w:val="0"/>
+                <w:numId w:val="25"/>
+              </w:numPr>
+              <w:rPr>
+                <w:rFonts w:ascii="Arial" w:hAnsi="Arial" w:cs="Arial"/>
+              </w:rPr>
+            </w:pPr>
+            <w:r>
+              <w:rPr>
+                <w:rFonts w:ascii="Arial" w:hAnsi="Arial" w:cs="Arial"/>
+              </w:rPr>
+              <w:t xml:space="preserve">Creazione Branch su </w:t>
+            </w:r>
+            <w:r>
+              <w:rPr>
+                <w:rFonts w:ascii="Arial" w:hAnsi="Arial" w:cs="Arial"/>
+              </w:rPr>
+              <w:t>GitHub</w:t>
+            </w:r>
+            <w:r>
+              <w:rPr>
+                <w:rFonts w:ascii="Arial" w:hAnsi="Arial" w:cs="Arial"/>
+              </w:rPr>
+              <w:t xml:space="preserve"> (11:05 </w:t>
+            </w:r>
+            <w:r>
+              <w:rPr>
+                <w:rFonts w:ascii="Arial" w:hAnsi="Arial" w:cs="Arial"/>
+              </w:rPr>
+              <w:t>–</w:t>
+            </w:r>
+            <w:r>
+              <w:rPr>
+                <w:rFonts w:ascii="Arial" w:hAnsi="Arial" w:cs="Arial"/>
+              </w:rPr>
+              <w:t xml:space="preserve"> </w:t>
+            </w:r>
+            <w:r>
+              <w:rPr>
+                <w:rFonts w:ascii="Arial" w:hAnsi="Arial" w:cs="Arial"/>
+              </w:rPr>
+              <w:t>11:12</w:t>
+            </w:r>
+            <w:r>
+              <w:rPr>
+                <w:rFonts w:ascii="Arial" w:hAnsi="Arial" w:cs="Arial"/>
+              </w:rPr>
+              <w:t>)</w:t>
+            </w:r>
+            <w:r>
+              <w:rPr>
+                <w:rFonts w:ascii="Arial" w:hAnsi="Arial" w:cs="Arial"/>
+              </w:rPr>
+              <w:t>, Implementazione due audio</w:t>
+            </w:r>
+          </w:p>
+          <w:p>
+            <w:pPr>
+              <w:rPr>
+                <w:rFonts w:ascii="Arial" w:hAnsi="Arial" w:cs="Arial"/>
+              </w:rPr>
+            </w:pPr>
+          </w:p>
+          <w:p>
+            <w:pPr>
+              <w:rPr>
+                <w:rFonts w:ascii="Arial" w:hAnsi="Arial" w:cs="Arial"/>
+                <w:b/>
+                <w:bCs/>
+              </w:rPr>
+            </w:pPr>
+            <w:r>
+              <w:rPr>
+                <w:rFonts w:ascii="Arial" w:hAnsi="Arial" w:cs="Arial"/>
+                <w:b/>
+                <w:bCs/>
+              </w:rPr>
+              <w:t>Ruben:</w:t>
+            </w:r>
+          </w:p>
+          <w:p>
+            <w:pPr>
+              <w:pStyle w:val="Paragrafoelenco"/>
+              <w:numPr>
+                <w:ilvl w:val="0"/>
+                <w:numId w:val="31"/>
+              </w:numPr>
+              <w:rPr>
+                <w:rFonts w:ascii="Arial" w:hAnsi="Arial" w:cs="Arial"/>
+              </w:rPr>
+            </w:pPr>
+            <w:r>
+              <w:rPr>
+                <w:rFonts w:ascii="Arial" w:hAnsi="Arial" w:cs="Arial"/>
+              </w:rPr>
+              <w:t>Albero paranormale</w:t>
+            </w:r>
+            <w:r>
+              <w:rPr>
+                <w:rFonts w:ascii="Arial" w:hAnsi="Arial" w:cs="Arial"/>
+              </w:rPr>
+              <w:t>, fantasma</w:t>
+            </w:r>
+          </w:p>
+          <w:p>
+            <w:pPr>
+              <w:rPr>
+                <w:rFonts w:ascii="Arial" w:hAnsi="Arial" w:cs="Arial"/>
+              </w:rPr>
+            </w:pPr>
+          </w:p>
+        </w:tc>
+      </w:tr>
+    </w:tbl>
+    <w:p>
+      <w:pPr>
+        <w:rPr>
+          <w:rFonts w:ascii="Arial" w:hAnsi="Arial" w:cs="Arial"/>
+        </w:rPr>
+      </w:pPr>
+    </w:p>
+    <w:tbl>
+      <w:tblPr>
+        <w:tblStyle w:val="Grigliatabella"/>
+        <w:tblW w:w="0" w:type="auto"/>
+        <w:tblLook w:val="04A0" w:firstRow="1" w:lastRow="0" w:firstColumn="1" w:lastColumn="0" w:noHBand="0" w:noVBand="1"/>
+      </w:tblPr>
+      <w:tblGrid>
+        <w:gridCol w:w="9628"/>
+      </w:tblGrid>
+      <w:tr>
+        <w:tc>
+          <w:tcPr>
+            <w:tcW w:w="9854" w:type="dxa"/>
+            <w:shd w:val="clear" w:color="auto" w:fill="D9D9D9" w:themeFill="background1" w:themeFillShade="D9"/>
+          </w:tcPr>
+          <w:p>
+            <w:pPr>
+              <w:rPr>
+                <w:rFonts w:ascii="Arial" w:hAnsi="Arial" w:cs="Arial"/>
+              </w:rPr>
+            </w:pPr>
+            <w:r>
+              <w:rPr>
+                <w:rFonts w:ascii="Arial" w:hAnsi="Arial" w:cs="Arial"/>
+              </w:rPr>
+              <w:t>Problemi riscontrati e soluzioni adottate</w:t>
+            </w:r>
+          </w:p>
+        </w:tc>
+      </w:tr>
+      <w:tr>
+        <w:tc>
+          <w:tcPr>
+            <w:tcW w:w="9854" w:type="dxa"/>
+          </w:tcPr>
+          <w:p>
+            <w:pPr>
+              <w:rPr>
+                <w:rFonts w:ascii="Arial" w:hAnsi="Arial" w:cs="Arial"/>
+                <w:b/>
+                <w:bCs/>
+              </w:rPr>
+            </w:pPr>
+            <w:r>
+              <w:rPr>
+                <w:rFonts w:ascii="Arial" w:hAnsi="Arial" w:cs="Arial"/>
+                <w:b/>
+                <w:bCs/>
+              </w:rPr>
+              <w:t>Kilian:</w:t>
+            </w:r>
+          </w:p>
+          <w:p>
+            <w:pPr>
+              <w:pStyle w:val="Paragrafoelenco"/>
+              <w:numPr>
+                <w:ilvl w:val="0"/>
+                <w:numId w:val="31"/>
+              </w:numPr>
+              <w:rPr>
+                <w:rFonts w:ascii="Arial" w:hAnsi="Arial" w:cs="Arial"/>
+              </w:rPr>
+            </w:pPr>
+            <w:r>
+              <w:rPr>
+                <w:rFonts w:ascii="Arial" w:hAnsi="Arial" w:cs="Arial"/>
+                <w:noProof/>
+              </w:rPr>
+              <w:drawing>
+                <wp:anchor distT="0" distB="0" distL="114300" distR="114300" simplePos="0" relativeHeight="251662336" behindDoc="0" locked="0" layoutInCell="1" allowOverlap="1" wp14:anchorId="4EA0CA92" wp14:editId="57A8703E">
+                  <wp:simplePos x="0" y="0"/>
+                  <wp:positionH relativeFrom="column">
+                    <wp:posOffset>3116732</wp:posOffset>
+                  </wp:positionH>
+                  <wp:positionV relativeFrom="paragraph">
+                    <wp:posOffset>642697</wp:posOffset>
+                  </wp:positionV>
+                  <wp:extent cx="2599690" cy="904240"/>
+                  <wp:effectExtent l="19050" t="19050" r="10160" b="10160"/>
+                  <wp:wrapThrough wrapText="bothSides">
+                    <wp:wrapPolygon edited="0">
+                      <wp:start x="-158" y="-455"/>
+                      <wp:lineTo x="-158" y="21388"/>
+                      <wp:lineTo x="21526" y="21388"/>
+                      <wp:lineTo x="21526" y="-455"/>
+                      <wp:lineTo x="-158" y="-455"/>
+                    </wp:wrapPolygon>
+                  </wp:wrapThrough>
+                  <wp:docPr id="4" name="Immagine 4"/>
+                  <wp:cNvGraphicFramePr>
+                    <a:graphicFrameLocks xmlns:a="http://schemas.openxmlformats.org/drawingml/2006/main" noChangeAspect="1"/>
+                  </wp:cNvGraphicFramePr>
+                  <a:graphic xmlns:a="http://schemas.openxmlformats.org/drawingml/2006/main">
+                    <a:graphicData uri="http://schemas.openxmlformats.org/drawingml/2006/picture">
+                      <pic:pic xmlns:pic="http://schemas.openxmlformats.org/drawingml/2006/picture">
+                        <pic:nvPicPr>
+                          <pic:cNvPr id="1" name=""/>
+                          <pic:cNvPicPr/>
+                        </pic:nvPicPr>
+                        <pic:blipFill>
+                          <a:blip r:embed="rId12">
+                            <a:extLst>
+                              <a:ext uri="{28A0092B-C50C-407E-A947-70E740481C1C}">
+                                <a14:useLocalDpi xmlns:a14="http://schemas.microsoft.com/office/drawing/2010/main" val="0"/>
+                              </a:ext>
+                            </a:extLst>
+                          </a:blip>
+                          <a:stretch>
+                            <a:fillRect/>
+                          </a:stretch>
+                        </pic:blipFill>
+                        <pic:spPr>
+                          <a:xfrm>
+                            <a:off x="0" y="0"/>
+                            <a:ext cx="2599690" cy="904240"/>
+                          </a:xfrm>
+                          <a:prstGeom prst="rect">
+                            <a:avLst/>
+                          </a:prstGeom>
+                          <a:ln>
+                            <a:solidFill>
+                              <a:schemeClr val="tx1"/>
+                            </a:solidFill>
+                          </a:ln>
+                        </pic:spPr>
+                      </pic:pic>
+                    </a:graphicData>
+                  </a:graphic>
+                  <wp14:sizeRelH relativeFrom="margin">
+                    <wp14:pctWidth>0</wp14:pctWidth>
+                  </wp14:sizeRelH>
+                  <wp14:sizeRelV relativeFrom="margin">
+                    <wp14:pctHeight>0</wp14:pctHeight>
+                  </wp14:sizeRelV>
+                </wp:anchor>
+              </w:drawing>
+            </w:r>
+            <w:r>
+              <w:rPr>
+                <w:rFonts w:ascii="Arial" w:hAnsi="Arial" w:cs="Arial"/>
+              </w:rPr>
+              <w:t>Il progetto ha smesso di compilarsi riportando l’errore riportato qua sotto. Secondo un tutorial trovato online una soluzione sarebbe stata eliminare le varie cartelle temporanee, come “Saved” e “.vs”, ma la prima ha causato problemi non indifferenti.</w:t>
+            </w:r>
+          </w:p>
+          <w:p>
+            <w:pPr>
+              <w:rPr>
+                <w:rFonts w:ascii="Arial" w:hAnsi="Arial" w:cs="Arial"/>
+              </w:rPr>
+            </w:pPr>
+            <w:r>
+              <w:rPr>
+                <w:rFonts w:ascii="Arial" w:hAnsi="Arial" w:cs="Arial"/>
+                <w:noProof/>
+              </w:rPr>
+              <w:drawing>
+                <wp:anchor distT="0" distB="0" distL="114300" distR="114300" simplePos="0" relativeHeight="251665408" behindDoc="0" locked="0" layoutInCell="1" allowOverlap="1" wp14:anchorId="4B53F450" wp14:editId="73E6DCAD">
+                  <wp:simplePos x="0" y="0"/>
+                  <wp:positionH relativeFrom="column">
+                    <wp:posOffset>132588</wp:posOffset>
+                  </wp:positionH>
+                  <wp:positionV relativeFrom="paragraph">
+                    <wp:posOffset>140056</wp:posOffset>
+                  </wp:positionV>
+                  <wp:extent cx="2860243" cy="1443487"/>
+                  <wp:effectExtent l="19050" t="19050" r="16510" b="23495"/>
+                  <wp:wrapThrough wrapText="bothSides">
+                    <wp:wrapPolygon edited="0">
+                      <wp:start x="-144" y="-285"/>
+                      <wp:lineTo x="-144" y="21667"/>
+                      <wp:lineTo x="21581" y="21667"/>
+                      <wp:lineTo x="21581" y="-285"/>
+                      <wp:lineTo x="-144" y="-285"/>
+                    </wp:wrapPolygon>
+                  </wp:wrapThrough>
+                  <wp:docPr id="1" name="Immagine 1"/>
+                  <wp:cNvGraphicFramePr>
+                    <a:graphicFrameLocks xmlns:a="http://schemas.openxmlformats.org/drawingml/2006/main" noChangeAspect="1"/>
+                  </wp:cNvGraphicFramePr>
+                  <a:graphic xmlns:a="http://schemas.openxmlformats.org/drawingml/2006/main">
+                    <a:graphicData uri="http://schemas.openxmlformats.org/drawingml/2006/picture">
+                      <pic:pic xmlns:pic="http://schemas.openxmlformats.org/drawingml/2006/picture">
+                        <pic:nvPicPr>
+                          <pic:cNvPr id="1" name=""/>
+                          <pic:cNvPicPr/>
+                        </pic:nvPicPr>
+                        <pic:blipFill>
+                          <a:blip r:embed="rId13">
+                            <a:extLst>
+                              <a:ext uri="{28A0092B-C50C-407E-A947-70E740481C1C}">
+                                <a14:useLocalDpi xmlns:a14="http://schemas.microsoft.com/office/drawing/2010/main" val="0"/>
+                              </a:ext>
+                            </a:extLst>
+                          </a:blip>
+                          <a:stretch>
+                            <a:fillRect/>
+                          </a:stretch>
+                        </pic:blipFill>
+                        <pic:spPr>
+                          <a:xfrm>
+                            <a:off x="0" y="0"/>
+                            <a:ext cx="2860243" cy="1443487"/>
+                          </a:xfrm>
+                          <a:prstGeom prst="rect">
+                            <a:avLst/>
+                          </a:prstGeom>
+                          <a:ln>
+                            <a:solidFill>
+                              <a:schemeClr val="tx1"/>
+                            </a:solidFill>
+                          </a:ln>
+                        </pic:spPr>
+                      </pic:pic>
+                    </a:graphicData>
+                  </a:graphic>
+                </wp:anchor>
+              </w:drawing>
+            </w:r>
+          </w:p>
+          <w:p>
+            <w:pPr>
+              <w:rPr>
+                <w:rFonts w:ascii="Arial" w:hAnsi="Arial" w:cs="Arial"/>
+              </w:rPr>
+            </w:pPr>
+            <w:r>
+              <w:rPr>
+                <w:rFonts w:ascii="Arial" w:hAnsi="Arial" w:cs="Arial"/>
+              </w:rPr>
+              <w:t xml:space="preserve">&gt;&gt; Link: </w:t>
+            </w:r>
+            <w:hyperlink r:id="rId14" w:history="1">
+              <w:r>
+                <w:rPr>
+                  <w:rStyle w:val="Collegamentoipertestuale"/>
+                  <w:rFonts w:ascii="Arial" w:hAnsi="Arial" w:cs="Arial"/>
+                </w:rPr>
+                <w:t>Video YouTube</w:t>
+              </w:r>
+            </w:hyperlink>
+          </w:p>
+          <w:p>
+            <w:pPr>
+              <w:rPr>
+                <w:rFonts w:ascii="Arial" w:hAnsi="Arial" w:cs="Arial"/>
+              </w:rPr>
+            </w:pPr>
+          </w:p>
+          <w:p>
+            <w:pPr>
+              <w:rPr>
+                <w:rFonts w:ascii="Arial" w:hAnsi="Arial" w:cs="Arial"/>
+              </w:rPr>
+            </w:pPr>
+          </w:p>
+          <w:p>
+            <w:pPr>
+              <w:rPr>
+                <w:rFonts w:ascii="Arial" w:hAnsi="Arial" w:cs="Arial"/>
+              </w:rPr>
+            </w:pPr>
+            <w:r>
+              <w:rPr>
+                <w:rFonts w:ascii="Arial" w:hAnsi="Arial" w:cs="Arial"/>
+                <w:noProof/>
+              </w:rPr>
+              <w:drawing>
+                <wp:anchor distT="0" distB="0" distL="114300" distR="114300" simplePos="0" relativeHeight="251667456" behindDoc="0" locked="0" layoutInCell="1" allowOverlap="1" wp14:anchorId="42B5F0EB" wp14:editId="7AACD719">
+                  <wp:simplePos x="0" y="0"/>
+                  <wp:positionH relativeFrom="column">
+                    <wp:posOffset>161010</wp:posOffset>
+                  </wp:positionH>
+                  <wp:positionV relativeFrom="paragraph">
+                    <wp:posOffset>38811</wp:posOffset>
+                  </wp:positionV>
+                  <wp:extent cx="2233930" cy="1722755"/>
+                  <wp:effectExtent l="19050" t="19050" r="13970" b="10795"/>
+                  <wp:wrapThrough wrapText="bothSides">
+                    <wp:wrapPolygon edited="0">
+                      <wp:start x="-184" y="-239"/>
+                      <wp:lineTo x="-184" y="21496"/>
+                      <wp:lineTo x="21551" y="21496"/>
+                      <wp:lineTo x="21551" y="-239"/>
+                      <wp:lineTo x="-184" y="-239"/>
+                    </wp:wrapPolygon>
+                  </wp:wrapThrough>
+                  <wp:docPr id="5" name="Immagine 5"/>
+                  <wp:cNvGraphicFramePr>
+                    <a:graphicFrameLocks xmlns:a="http://schemas.openxmlformats.org/drawingml/2006/main" noChangeAspect="1"/>
+                  </wp:cNvGraphicFramePr>
+                  <a:graphic xmlns:a="http://schemas.openxmlformats.org/drawingml/2006/main">
+                    <a:graphicData uri="http://schemas.openxmlformats.org/drawingml/2006/picture">
+                      <pic:pic xmlns:pic="http://schemas.openxmlformats.org/drawingml/2006/picture">
+                        <pic:nvPicPr>
+                          <pic:cNvPr id="1" name=""/>
+                          <pic:cNvPicPr/>
+                        </pic:nvPicPr>
+                        <pic:blipFill>
+                          <a:blip r:embed="rId15">
+                            <a:extLst>
+                              <a:ext uri="{28A0092B-C50C-407E-A947-70E740481C1C}">
+                                <a14:useLocalDpi xmlns:a14="http://schemas.microsoft.com/office/drawing/2010/main" val="0"/>
+                              </a:ext>
+                            </a:extLst>
+                          </a:blip>
+                          <a:stretch>
+                            <a:fillRect/>
+                          </a:stretch>
+                        </pic:blipFill>
+                        <pic:spPr>
+                          <a:xfrm>
+                            <a:off x="0" y="0"/>
+                            <a:ext cx="2233930" cy="1722755"/>
+                          </a:xfrm>
+                          <a:prstGeom prst="rect">
+                            <a:avLst/>
+                          </a:prstGeom>
+                          <a:ln>
+                            <a:solidFill>
+                              <a:schemeClr val="tx1"/>
+                            </a:solidFill>
+                          </a:ln>
+                        </pic:spPr>
+                      </pic:pic>
+                    </a:graphicData>
+                  </a:graphic>
+                  <wp14:sizeRelH relativeFrom="margin">
+                    <wp14:pctWidth>0</wp14:pctWidth>
+                  </wp14:sizeRelH>
+                  <wp14:sizeRelV relativeFrom="margin">
+                    <wp14:pctHeight>0</wp14:pctHeight>
+                  </wp14:sizeRelV>
+                </wp:anchor>
+              </w:drawing>
+            </w:r>
+            <w:r>
+              <w:rPr>
+                <w:rFonts w:ascii="Arial" w:hAnsi="Arial" w:cs="Arial"/>
+              </w:rPr>
+              <w:t>Non è un problema eliminarla ma servono le credenziali da amministratore per riparare il problema</w:t>
+            </w:r>
+          </w:p>
+          <w:p>
+            <w:pPr>
+              <w:rPr>
+                <w:rFonts w:ascii="Arial" w:hAnsi="Arial" w:cs="Arial"/>
+              </w:rPr>
+            </w:pPr>
+          </w:p>
+          <w:p>
+            <w:pPr>
+              <w:rPr>
+                <w:rFonts w:ascii="Arial" w:hAnsi="Arial" w:cs="Arial"/>
+              </w:rPr>
+            </w:pPr>
+            <w:r>
+              <w:rPr>
+                <w:rFonts w:ascii="Arial" w:hAnsi="Arial" w:cs="Arial"/>
+              </w:rPr>
+              <w:t>Dopo diversi controlli effettuati sia su Powershell che con il terminale la docente è giunta alla conclusione che sia l’SSD ad essere il problema a causa di permessi mancanti anche come amministratore.</w:t>
+            </w:r>
+          </w:p>
+          <w:p>
+            <w:pPr>
+              <w:rPr>
+                <w:rFonts w:ascii="Arial" w:hAnsi="Arial" w:cs="Arial"/>
+              </w:rPr>
+            </w:pPr>
+          </w:p>
+          <w:p>
+            <w:pPr>
+              <w:rPr>
+                <w:rFonts w:ascii="Arial" w:hAnsi="Arial" w:cs="Arial"/>
+              </w:rPr>
+            </w:pPr>
+            <w:r>
+              <w:rPr>
+                <w:rFonts w:ascii="Arial" w:hAnsi="Arial" w:cs="Arial"/>
+              </w:rPr>
+              <w:t xml:space="preserve">La soluzione trovata è ricreare il progetto sul disco e creare dei Branch su </w:t>
+            </w:r>
+            <w:r>
+              <w:rPr>
+                <w:rFonts w:ascii="Arial" w:hAnsi="Arial" w:cs="Arial"/>
+              </w:rPr>
+              <w:t>GitHub</w:t>
+            </w:r>
+            <w:r>
+              <w:rPr>
+                <w:rFonts w:ascii="Arial" w:hAnsi="Arial" w:cs="Arial"/>
+              </w:rPr>
+              <w:t xml:space="preserve"> per caricare il progetto e permettere il download delle risorse a casa.</w:t>
+            </w:r>
+          </w:p>
+          <w:p>
+            <w:pPr>
+              <w:rPr>
+                <w:rFonts w:ascii="Arial" w:hAnsi="Arial" w:cs="Arial"/>
+              </w:rPr>
+            </w:pPr>
+          </w:p>
+          <w:p>
+            <w:pPr>
+              <w:pStyle w:val="Paragrafoelenco"/>
+              <w:numPr>
+                <w:ilvl w:val="0"/>
+                <w:numId w:val="31"/>
+              </w:numPr>
+              <w:rPr>
+                <w:rFonts w:ascii="Arial" w:hAnsi="Arial" w:cs="Arial"/>
+              </w:rPr>
+            </w:pPr>
+            <w:r>
+              <w:rPr>
+                <w:rFonts w:ascii="Arial" w:hAnsi="Arial" w:cs="Arial"/>
+              </w:rPr>
+              <w:t xml:space="preserve">Il percorso </w:t>
+            </w:r>
+            <w:hyperlink r:id="rId16" w:history="1">
+              <w:r>
+                <w:rPr>
+                  <w:rStyle w:val="Collegamentoipertestuale"/>
+                  <w:rFonts w:ascii="Arial" w:hAnsi="Arial" w:cs="Arial"/>
+                </w:rPr>
+                <w:t>\\Cpt.local\shares\homes\allievi\SAM\IN\_folder-redir\vbj268\My Documents\Unreal Projects</w:t>
+              </w:r>
+            </w:hyperlink>
+            <w:r>
+              <w:rPr>
+                <w:rFonts w:ascii="Arial" w:hAnsi="Arial" w:cs="Arial"/>
+              </w:rPr>
+              <w:t xml:space="preserve"> non viene accettato d</w:t>
+            </w:r>
+            <w:r>
+              <w:rPr>
+                <w:rFonts w:ascii="Arial" w:hAnsi="Arial" w:cs="Arial"/>
+              </w:rPr>
+              <w:t>a Unreal a causa di spazi, doppi back slash ed un numero eccessivo di caratteri. Mancavano le credenziali per creare una nuova cartella in C:</w:t>
+            </w:r>
+          </w:p>
+          <w:p>
+            <w:pPr>
+              <w:pStyle w:val="Paragrafoelenco"/>
+              <w:numPr>
+                <w:ilvl w:val="0"/>
+                <w:numId w:val="31"/>
+              </w:numPr>
+              <w:rPr>
+                <w:rFonts w:ascii="Arial" w:hAnsi="Arial" w:cs="Arial"/>
+              </w:rPr>
+            </w:pPr>
+            <w:r>
+              <w:rPr>
+                <w:rFonts w:ascii="Arial" w:hAnsi="Arial" w:cs="Arial"/>
+              </w:rPr>
+              <w:t>Più di due ore spese impossibilitato nel lavorare al progetto in sé, nell’ultima mezz’ora il tempo non è stato sufficiente a completare il tutto (pressione, copia incolla sfrenato pur di terminare, incomprensioni)</w:t>
+            </w:r>
+            <w:r>
+              <w:rPr>
+                <w:rFonts w:ascii="Arial" w:hAnsi="Arial" w:cs="Arial"/>
+              </w:rPr>
+              <w:t>. Solo un’ora scolastica è stata investita nella torcia invece delle 4 previste.</w:t>
+            </w:r>
+          </w:p>
+          <w:p>
+            <w:pPr>
+              <w:pStyle w:val="Paragrafoelenco"/>
+              <w:rPr>
+                <w:rFonts w:ascii="Arial" w:hAnsi="Arial" w:cs="Arial"/>
+              </w:rPr>
+            </w:pPr>
+            <w:r>
+              <w:rPr>
+                <w:rFonts w:ascii="Arial" w:hAnsi="Arial" w:cs="Arial"/>
+              </w:rPr>
+              <w:t xml:space="preserve">&gt;&gt; </w:t>
+            </w:r>
+            <w:r>
+              <w:rPr>
+                <w:rFonts w:ascii="Arial" w:hAnsi="Arial" w:cs="Arial"/>
+                <w:color w:val="FF0000"/>
+                <w:u w:val="single"/>
+              </w:rPr>
+              <w:t xml:space="preserve">Grave </w:t>
+            </w:r>
+            <w:r>
+              <w:rPr>
+                <w:rFonts w:ascii="Arial" w:hAnsi="Arial" w:cs="Arial"/>
+                <w:u w:val="single"/>
+              </w:rPr>
+              <w:t xml:space="preserve">la </w:t>
+            </w:r>
+            <w:r>
+              <w:rPr>
+                <w:rFonts w:ascii="Arial" w:hAnsi="Arial" w:cs="Arial"/>
+                <w:u w:val="single"/>
+              </w:rPr>
+              <w:t>mancanza</w:t>
+            </w:r>
+            <w:r>
+              <w:rPr>
+                <w:rFonts w:ascii="Arial" w:hAnsi="Arial" w:cs="Arial"/>
+              </w:rPr>
+              <w:t xml:space="preserve"> del Branch su </w:t>
+            </w:r>
+            <w:r>
+              <w:rPr>
+                <w:rFonts w:ascii="Arial" w:hAnsi="Arial" w:cs="Arial"/>
+                <w:b/>
+                <w:bCs/>
+              </w:rPr>
+              <w:t>GitHub</w:t>
+            </w:r>
+          </w:p>
+          <w:p>
+            <w:pPr>
+              <w:rPr>
+                <w:rFonts w:ascii="Arial" w:hAnsi="Arial" w:cs="Arial"/>
+              </w:rPr>
+            </w:pPr>
+          </w:p>
+          <w:p>
+            <w:pPr>
+              <w:rPr>
+                <w:rFonts w:ascii="Arial" w:hAnsi="Arial" w:cs="Arial"/>
+              </w:rPr>
+            </w:pPr>
+          </w:p>
+          <w:p>
+            <w:pPr>
+              <w:rPr>
+                <w:rFonts w:ascii="Arial" w:hAnsi="Arial" w:cs="Arial"/>
+              </w:rPr>
+            </w:pPr>
+          </w:p>
+          <w:p>
+            <w:pPr>
+              <w:rPr>
+                <w:rFonts w:ascii="Arial" w:hAnsi="Arial" w:cs="Arial"/>
+                <w:b/>
+                <w:bCs/>
+              </w:rPr>
+            </w:pPr>
+            <w:r>
+              <w:rPr>
+                <w:rFonts w:ascii="Arial" w:hAnsi="Arial" w:cs="Arial"/>
+                <w:b/>
+                <w:bCs/>
+              </w:rPr>
+              <w:t>Ruben:</w:t>
+            </w:r>
+          </w:p>
+          <w:p>
+            <w:pPr>
+              <w:pStyle w:val="Paragrafoelenco"/>
+              <w:numPr>
+                <w:ilvl w:val="0"/>
+                <w:numId w:val="31"/>
+              </w:numPr>
+              <w:rPr>
+                <w:rFonts w:ascii="Arial" w:hAnsi="Arial" w:cs="Arial"/>
+              </w:rPr>
+            </w:pPr>
+            <w:r>
+              <w:rPr>
+                <w:rFonts w:ascii="Arial" w:hAnsi="Arial" w:cs="Arial"/>
+              </w:rPr>
+              <w:t xml:space="preserve">Importazione dell’assets dell’albero paranormale in Unreal Engine ha causato la scomparsa </w:t>
+            </w:r>
+            <w:r>
+              <w:rPr>
+                <w:rFonts w:ascii="Arial" w:hAnsi="Arial" w:cs="Arial"/>
+              </w:rPr>
+              <w:t>delle sue</w:t>
+            </w:r>
+            <w:r>
+              <w:rPr>
+                <w:rFonts w:ascii="Arial" w:hAnsi="Arial" w:cs="Arial"/>
+              </w:rPr>
+              <w:t xml:space="preserve"> texture, Assets troppo pesanti (Crash di Blender)</w:t>
+            </w:r>
+          </w:p>
+          <w:p>
+            <w:pPr>
+              <w:rPr>
+                <w:rFonts w:ascii="Arial" w:hAnsi="Arial" w:cs="Arial"/>
+              </w:rPr>
+            </w:pPr>
+          </w:p>
+          <w:p>
+            <w:pPr>
+              <w:rPr>
+                <w:rFonts w:ascii="Arial" w:hAnsi="Arial" w:cs="Arial"/>
+                <w:b/>
+                <w:bCs/>
+              </w:rPr>
+            </w:pPr>
+            <w:r>
+              <w:rPr>
+                <w:rFonts w:ascii="Arial" w:hAnsi="Arial" w:cs="Arial"/>
+                <w:b/>
+                <w:bCs/>
+              </w:rPr>
+              <w:t>Luca:</w:t>
+            </w:r>
+          </w:p>
+          <w:p>
+            <w:pPr>
+              <w:pStyle w:val="Paragrafoelenco"/>
+              <w:numPr>
+                <w:ilvl w:val="0"/>
+                <w:numId w:val="31"/>
+              </w:numPr>
+              <w:rPr>
+                <w:rFonts w:ascii="Arial" w:hAnsi="Arial" w:cs="Arial"/>
+              </w:rPr>
+            </w:pPr>
+            <w:r>
+              <w:rPr>
+                <w:rFonts w:ascii="Arial" w:hAnsi="Arial" w:cs="Arial"/>
+              </w:rPr>
+              <w:t>Problemi di compressione del progetto, impossibilità di eseguire il Pull su Git e conseguentemente il Merge.</w:t>
+            </w:r>
+          </w:p>
+          <w:p>
+            <w:pPr>
+              <w:rPr>
+                <w:rFonts w:ascii="Arial" w:hAnsi="Arial" w:cs="Arial"/>
+              </w:rPr>
+            </w:pPr>
+          </w:p>
+        </w:tc>
+      </w:tr>
+    </w:tbl>
+    <w:p>
+      <w:pPr>
+        <w:rPr>
+          <w:rFonts w:ascii="Arial" w:hAnsi="Arial" w:cs="Arial"/>
+        </w:rPr>
+      </w:pPr>
+    </w:p>
+    <w:tbl>
+      <w:tblPr>
+        <w:tblStyle w:val="Grigliatabella"/>
+        <w:tblW w:w="0" w:type="auto"/>
+        <w:tblLook w:val="04A0" w:firstRow="1" w:lastRow="0" w:firstColumn="1" w:lastColumn="0" w:noHBand="0" w:noVBand="1"/>
+      </w:tblPr>
+      <w:tblGrid>
+        <w:gridCol w:w="9628"/>
+      </w:tblGrid>
+      <w:tr>
+        <w:tc>
+          <w:tcPr>
+            <w:tcW w:w="9854" w:type="dxa"/>
+            <w:shd w:val="clear" w:color="auto" w:fill="D9D9D9" w:themeFill="background1" w:themeFillShade="D9"/>
+          </w:tcPr>
+          <w:p>
+            <w:pPr>
+              <w:rPr>
+                <w:rFonts w:ascii="Arial" w:hAnsi="Arial" w:cs="Arial"/>
+              </w:rPr>
+            </w:pPr>
+            <w:r>
+              <w:rPr>
+                <w:rFonts w:ascii="Arial" w:hAnsi="Arial" w:cs="Arial"/>
+              </w:rPr>
+              <w:t>Punto della situazione rispetto alla pianificazione</w:t>
+            </w:r>
+          </w:p>
+        </w:tc>
+      </w:tr>
+      <w:tr>
+        <w:tc>
+          <w:tcPr>
+            <w:tcW w:w="9854" w:type="dxa"/>
+          </w:tcPr>
+          <w:p>
+            <w:pPr>
+              <w:rPr>
+                <w:rFonts w:ascii="Arial" w:hAnsi="Arial" w:cs="Arial"/>
+              </w:rPr>
+            </w:pPr>
+            <w:r>
+              <w:rPr>
+                <w:rFonts w:ascii="Arial" w:hAnsi="Arial" w:cs="Arial"/>
+              </w:rPr>
+              <w:t>Funzionalità fondamentali di mappa ed assets terminati, ma niente del personaggio giocabile è stato completato.</w:t>
+            </w:r>
+          </w:p>
+        </w:tc>
+      </w:tr>
+    </w:tbl>
+    <w:p>
+      <w:pPr>
+        <w:rPr>
+          <w:rFonts w:ascii="Arial" w:hAnsi="Arial" w:cs="Arial"/>
+        </w:rPr>
+      </w:pPr>
+    </w:p>
+    <w:tbl>
+      <w:tblPr>
+        <w:tblStyle w:val="Grigliatabella"/>
+        <w:tblW w:w="0" w:type="auto"/>
+        <w:tblLook w:val="04A0" w:firstRow="1" w:lastRow="0" w:firstColumn="1" w:lastColumn="0" w:noHBand="0" w:noVBand="1"/>
+      </w:tblPr>
+      <w:tblGrid>
+        <w:gridCol w:w="9628"/>
+      </w:tblGrid>
+      <w:tr>
+        <w:tc>
+          <w:tcPr>
+            <w:tcW w:w="9854" w:type="dxa"/>
+            <w:shd w:val="clear" w:color="auto" w:fill="D9D9D9" w:themeFill="background1" w:themeFillShade="D9"/>
+          </w:tcPr>
+          <w:p>
+            <w:pPr>
+              <w:rPr>
+                <w:rFonts w:ascii="Arial" w:hAnsi="Arial" w:cs="Arial"/>
+              </w:rPr>
+            </w:pPr>
+            <w:r>
+              <w:rPr>
+                <w:rFonts w:ascii="Arial" w:hAnsi="Arial" w:cs="Arial"/>
+              </w:rPr>
+              <w:t>Programma di massima per la prossima giornata di lavoro</w:t>
+            </w:r>
+          </w:p>
+        </w:tc>
+      </w:tr>
+      <w:tr>
+        <w:tc>
+          <w:tcPr>
+            <w:tcW w:w="9854" w:type="dxa"/>
+          </w:tcPr>
+          <w:p>
+            <w:pPr>
+              <w:pStyle w:val="Paragrafoelenco"/>
+              <w:numPr>
+                <w:ilvl w:val="0"/>
+                <w:numId w:val="22"/>
+              </w:numPr>
+              <w:rPr>
+                <w:rFonts w:ascii="Arial" w:hAnsi="Arial" w:cs="Arial"/>
+              </w:rPr>
+            </w:pPr>
+            <w:r>
+              <w:rPr>
+                <w:rFonts w:ascii="Arial" w:hAnsi="Arial" w:cs="Arial"/>
+              </w:rPr>
+              <w:t xml:space="preserve">Kilian: </w:t>
+            </w:r>
+            <w:r>
+              <w:rPr>
+                <w:rFonts w:ascii="Arial" w:hAnsi="Arial" w:cs="Arial"/>
+              </w:rPr>
+              <w:t>Luce, Merge, Documentazione (Testing e imp</w:t>
+            </w:r>
+            <w:r>
+              <w:rPr>
+                <w:rFonts w:ascii="Arial" w:hAnsi="Arial" w:cs="Arial"/>
+              </w:rPr>
+              <w:t>le</w:t>
+            </w:r>
+            <w:r>
+              <w:rPr>
+                <w:rFonts w:ascii="Arial" w:hAnsi="Arial" w:cs="Arial"/>
+              </w:rPr>
+              <w:t>mentazione)</w:t>
+            </w:r>
+          </w:p>
+          <w:p>
+            <w:pPr>
+              <w:pStyle w:val="Paragrafoelenco"/>
+              <w:numPr>
+                <w:ilvl w:val="0"/>
+                <w:numId w:val="22"/>
+              </w:numPr>
+              <w:rPr>
+                <w:rFonts w:ascii="Arial" w:hAnsi="Arial" w:cs="Arial"/>
+              </w:rPr>
+            </w:pPr>
+            <w:r>
+              <w:rPr>
+                <w:rFonts w:ascii="Arial" w:hAnsi="Arial" w:cs="Arial"/>
+              </w:rPr>
+              <w:t xml:space="preserve">Luca: </w:t>
+            </w:r>
+            <w:r>
+              <w:rPr>
+                <w:rFonts w:ascii="Arial" w:hAnsi="Arial" w:cs="Arial"/>
+              </w:rPr>
+              <w:t>Merge, Mostro</w:t>
+            </w:r>
+          </w:p>
+          <w:p>
+            <w:pPr>
+              <w:pStyle w:val="Paragrafoelenco"/>
+              <w:numPr>
+                <w:ilvl w:val="0"/>
+                <w:numId w:val="22"/>
+              </w:numPr>
+              <w:rPr>
+                <w:rFonts w:ascii="Arial" w:hAnsi="Arial" w:cs="Arial"/>
+              </w:rPr>
+            </w:pPr>
+            <w:r>
+              <w:rPr>
+                <w:rFonts w:ascii="Arial" w:hAnsi="Arial" w:cs="Arial"/>
+              </w:rPr>
+              <w:t xml:space="preserve">Ruben: </w:t>
+            </w:r>
+            <w:r>
+              <w:rPr>
+                <w:rFonts w:ascii="Arial" w:hAnsi="Arial" w:cs="Arial"/>
+              </w:rPr>
+              <w:t>Merge, Mostro</w:t>
+            </w:r>
+          </w:p>
+        </w:tc>
+      </w:tr>
+    </w:tbl>
+    <w:p>
+      <w:pPr>
+        <w:rPr>
+          <w:rFonts w:ascii="Arial" w:hAnsi="Arial" w:cs="Arial"/>
+        </w:rPr>
+      </w:pPr>
+    </w:p>
+    <w:p>
+      <w:pPr>
+        <w:rPr>
+          <w:rFonts w:ascii="Arial" w:hAnsi="Arial" w:cs="Arial"/>
+        </w:rPr>
+      </w:pPr>
+      <w:r>
+        <w:rPr>
+          <w:rFonts w:ascii="Arial" w:hAnsi="Arial" w:cs="Arial"/>
+        </w:rPr>
+        <w:br w:type="page"/>
+      </w:r>
+    </w:p>
+    <w:p>
+      <w:pPr>
+        <w:pStyle w:val="Titolo2"/>
+        <w:rPr>
+          <w:sz w:val="36"/>
+        </w:rPr>
+      </w:pPr>
+      <w:r>
+        <w:rPr>
+          <w:sz w:val="36"/>
+        </w:rPr>
+        <w:lastRenderedPageBreak/>
+        <w:t>Agile</w:t>
+      </w:r>
+      <w:r>
+        <w:rPr>
+          <w:sz w:val="36"/>
+        </w:rPr>
+        <w:t xml:space="preserve"> - Resoconto</w:t>
+      </w:r>
+    </w:p>
+    <w:p/>
+    <w:tbl>
+      <w:tblPr>
+        <w:tblStyle w:val="Grigliatabella"/>
+        <w:tblW w:w="0" w:type="auto"/>
+        <w:tblLook w:val="04A0" w:firstRow="1" w:lastRow="0" w:firstColumn="1" w:lastColumn="0" w:noHBand="0" w:noVBand="1"/>
+      </w:tblPr>
+      <w:tblGrid>
+        <w:gridCol w:w="9628"/>
+      </w:tblGrid>
+      <w:tr>
+        <w:tc>
+          <w:tcPr>
+            <w:tcW w:w="9854" w:type="dxa"/>
+            <w:shd w:val="clear" w:color="auto" w:fill="D9D9D9" w:themeFill="background1" w:themeFillShade="D9"/>
+          </w:tcPr>
+          <w:p>
+            <w:pPr>
+              <w:rPr>
+                <w:rFonts w:ascii="Arial" w:hAnsi="Arial" w:cs="Arial"/>
+              </w:rPr>
+            </w:pPr>
+            <w:r>
+              <w:rPr>
+                <w:rFonts w:ascii="Arial" w:hAnsi="Arial" w:cs="Arial"/>
+              </w:rPr>
+              <w:t>Daily Scrum</w:t>
+            </w:r>
+          </w:p>
+        </w:tc>
+      </w:tr>
+      <w:tr>
+        <w:tc>
+          <w:tcPr>
+            <w:tcW w:w="9854" w:type="dxa"/>
+          </w:tcPr>
+          <w:p>
+            <w:pPr>
+              <w:rPr>
+                <w:rFonts w:ascii="Arial" w:hAnsi="Arial" w:cs="Arial"/>
+              </w:rPr>
+            </w:pPr>
+          </w:p>
+          <w:p>
+            <w:pPr>
+              <w:rPr>
+                <w:rFonts w:ascii="Arial" w:hAnsi="Arial" w:cs="Arial"/>
+                <w:b/>
+                <w:bCs/>
+                <w:color w:val="31849B" w:themeColor="accent5" w:themeShade="BF"/>
+              </w:rPr>
+            </w:pPr>
+            <w:r>
+              <w:rPr>
+                <w:rFonts w:ascii="Arial" w:hAnsi="Arial" w:cs="Arial"/>
+                <w:b/>
+                <w:bCs/>
+                <w:color w:val="31849B" w:themeColor="accent5" w:themeShade="BF"/>
+              </w:rPr>
+              <w:t>Kilian:</w:t>
+            </w:r>
+          </w:p>
+          <w:p>
+            <w:pPr>
+              <w:pStyle w:val="Paragrafoelenco"/>
+              <w:numPr>
+                <w:ilvl w:val="0"/>
+                <w:numId w:val="29"/>
+              </w:numPr>
+              <w:rPr>
+                <w:rFonts w:ascii="Arial" w:hAnsi="Arial" w:cs="Arial"/>
+              </w:rPr>
+            </w:pPr>
+            <w:r>
+              <w:rPr>
+                <w:rFonts w:ascii="Arial" w:hAnsi="Arial" w:cs="Arial"/>
+              </w:rPr>
+              <w:t xml:space="preserve">Lavori svolti la scorsa lezione: </w:t>
+            </w:r>
+          </w:p>
+          <w:p>
+            <w:pPr>
+              <w:pStyle w:val="Paragrafoelenco"/>
+              <w:numPr>
+                <w:ilvl w:val="0"/>
+                <w:numId w:val="29"/>
+              </w:numPr>
+              <w:rPr>
+                <w:rFonts w:ascii="Arial" w:hAnsi="Arial" w:cs="Arial"/>
+              </w:rPr>
+            </w:pPr>
+            <w:r>
+              <w:rPr>
+                <w:rFonts w:ascii="Arial" w:hAnsi="Arial" w:cs="Arial"/>
+              </w:rPr>
+              <w:t>Lavori da svolgere questa lezione: Realizzazione con C++ della torcia (illuminazione + flash), Documentazione</w:t>
+            </w:r>
+          </w:p>
+          <w:p>
+            <w:pPr>
+              <w:rPr>
+                <w:rFonts w:ascii="Arial" w:hAnsi="Arial" w:cs="Arial"/>
+              </w:rPr>
+            </w:pPr>
+          </w:p>
+          <w:p>
+            <w:pPr>
+              <w:rPr>
+                <w:rFonts w:ascii="Arial" w:hAnsi="Arial" w:cs="Arial"/>
+                <w:b/>
+                <w:bCs/>
+                <w:color w:val="943634" w:themeColor="accent2" w:themeShade="BF"/>
+              </w:rPr>
+            </w:pPr>
+            <w:r>
+              <w:rPr>
+                <w:rFonts w:ascii="Arial" w:hAnsi="Arial" w:cs="Arial"/>
+                <w:b/>
+                <w:bCs/>
+                <w:color w:val="943634" w:themeColor="accent2" w:themeShade="BF"/>
+              </w:rPr>
+              <w:t>Luca:</w:t>
+            </w:r>
+          </w:p>
+          <w:p>
+            <w:pPr>
+              <w:pStyle w:val="Paragrafoelenco"/>
+              <w:numPr>
+                <w:ilvl w:val="0"/>
+                <w:numId w:val="29"/>
+              </w:numPr>
+              <w:rPr>
+                <w:rFonts w:ascii="Arial" w:hAnsi="Arial" w:cs="Arial"/>
+              </w:rPr>
+            </w:pPr>
+            <w:r>
+              <w:rPr>
+                <w:rFonts w:ascii="Arial" w:hAnsi="Arial" w:cs="Arial"/>
+              </w:rPr>
+              <w:t xml:space="preserve">Lavori svolti la scorsa lezione: </w:t>
+            </w:r>
+          </w:p>
+          <w:p>
+            <w:pPr>
+              <w:pStyle w:val="Paragrafoelenco"/>
+              <w:numPr>
+                <w:ilvl w:val="0"/>
+                <w:numId w:val="29"/>
+              </w:numPr>
+              <w:rPr>
+                <w:rFonts w:ascii="Arial" w:hAnsi="Arial" w:cs="Arial"/>
+              </w:rPr>
+            </w:pPr>
+            <w:r>
+              <w:rPr>
+                <w:rFonts w:ascii="Arial" w:hAnsi="Arial" w:cs="Arial"/>
+              </w:rPr>
+              <w:t>Lavori da svolgere questa lezione:</w:t>
+            </w:r>
+            <w:r>
+              <w:rPr>
+                <w:rFonts w:ascii="Arial" w:hAnsi="Arial" w:cs="Arial"/>
+              </w:rPr>
+              <w:t xml:space="preserve"> Terminare mappa (baita, rovine), Implementazione suoni ambientali, realizzare confini della mappa</w:t>
+            </w:r>
+          </w:p>
+          <w:p>
+            <w:pPr>
+              <w:rPr>
+                <w:rFonts w:ascii="Arial" w:hAnsi="Arial" w:cs="Arial"/>
+              </w:rPr>
+            </w:pPr>
+          </w:p>
+          <w:p>
+            <w:pPr>
+              <w:rPr>
+                <w:rFonts w:ascii="Arial" w:hAnsi="Arial" w:cs="Arial"/>
+                <w:b/>
+                <w:bCs/>
+                <w:color w:val="5F497A" w:themeColor="accent4" w:themeShade="BF"/>
+              </w:rPr>
+            </w:pPr>
+            <w:r>
+              <w:rPr>
+                <w:rFonts w:ascii="Arial" w:hAnsi="Arial" w:cs="Arial"/>
+                <w:b/>
+                <w:bCs/>
+                <w:color w:val="5F497A" w:themeColor="accent4" w:themeShade="BF"/>
+              </w:rPr>
+              <w:t>Ruben:</w:t>
+            </w:r>
+          </w:p>
+          <w:p>
+            <w:pPr>
+              <w:pStyle w:val="Paragrafoelenco"/>
+              <w:numPr>
+                <w:ilvl w:val="0"/>
+                <w:numId w:val="29"/>
+              </w:numPr>
+              <w:rPr>
+                <w:rFonts w:ascii="Arial" w:hAnsi="Arial" w:cs="Arial"/>
+              </w:rPr>
+            </w:pPr>
+            <w:r>
+              <w:rPr>
+                <w:rFonts w:ascii="Arial" w:hAnsi="Arial" w:cs="Arial"/>
+              </w:rPr>
+              <w:t xml:space="preserve">Lavori svolti la scorsa lezione: </w:t>
+            </w:r>
+          </w:p>
+          <w:p>
+            <w:pPr>
+              <w:pStyle w:val="Paragrafoelenco"/>
+              <w:numPr>
+                <w:ilvl w:val="0"/>
+                <w:numId w:val="29"/>
+              </w:numPr>
+              <w:rPr>
+                <w:rFonts w:ascii="Arial" w:hAnsi="Arial" w:cs="Arial"/>
+              </w:rPr>
+            </w:pPr>
+            <w:r>
+              <w:rPr>
+                <w:rFonts w:ascii="Arial" w:hAnsi="Arial" w:cs="Arial"/>
+              </w:rPr>
+              <w:t xml:space="preserve">Lavori da svolgere questa lezione: </w:t>
+            </w:r>
+            <w:r>
+              <w:rPr>
+                <w:rFonts w:ascii="Arial" w:hAnsi="Arial" w:cs="Arial"/>
+              </w:rPr>
+              <w:t>Albero paranormale (forma, texture, occhi), Sistemazione della baita a seconda delle esigenze di Luca</w:t>
+            </w:r>
+          </w:p>
+          <w:p>
+            <w:pPr>
+              <w:rPr>
+                <w:rFonts w:ascii="Arial" w:hAnsi="Arial" w:cs="Arial"/>
+              </w:rPr>
+            </w:pPr>
+          </w:p>
+          <w:p>
+            <w:pPr>
+              <w:rPr>
+                <w:rFonts w:ascii="Arial" w:hAnsi="Arial" w:cs="Arial"/>
+              </w:rPr>
+            </w:pPr>
+          </w:p>
+          <w:p>
+            <w:pPr>
+              <w:rPr>
+                <w:rFonts w:ascii="Arial" w:hAnsi="Arial" w:cs="Arial"/>
+              </w:rPr>
+            </w:pPr>
+            <w:r>
+              <w:rPr>
+                <w:rFonts w:ascii="Arial" w:hAnsi="Arial" w:cs="Arial"/>
+              </w:rPr>
+              <w:t>Dobbiamo arrivare oggi nella posizione di IMPLEMENTARE i nostri lavori.</w:t>
+            </w:r>
+          </w:p>
+        </w:tc>
+      </w:tr>
+    </w:tbl>
+    <w:p>
+      <w:pPr>
+        <w:rPr>
+          <w:rFonts w:ascii="Arial" w:hAnsi="Arial" w:cs="Arial"/>
+        </w:rPr>
+      </w:pPr>
+    </w:p>
+    <w:tbl>
+      <w:tblPr>
+        <w:tblStyle w:val="Grigliatabella"/>
+        <w:tblW w:w="0" w:type="auto"/>
+        <w:tblLook w:val="04A0" w:firstRow="1" w:lastRow="0" w:firstColumn="1" w:lastColumn="0" w:noHBand="0" w:noVBand="1"/>
+      </w:tblPr>
+      <w:tblGrid>
+        <w:gridCol w:w="9628"/>
+      </w:tblGrid>
+      <w:tr>
+        <w:tc>
+          <w:tcPr>
+            <w:tcW w:w="9854" w:type="dxa"/>
+            <w:shd w:val="clear" w:color="auto" w:fill="D9D9D9" w:themeFill="background1" w:themeFillShade="D9"/>
+          </w:tcPr>
+          <w:p>
+            <w:pPr>
+              <w:rPr>
+                <w:rFonts w:ascii="Arial" w:hAnsi="Arial" w:cs="Arial"/>
+              </w:rPr>
+            </w:pPr>
+            <w:r>
+              <w:rPr>
+                <w:rFonts w:ascii="Arial" w:hAnsi="Arial" w:cs="Arial"/>
+              </w:rPr>
+              <w:t>Sprint Planning</w:t>
+            </w:r>
+          </w:p>
+        </w:tc>
+      </w:tr>
+      <w:tr>
+        <w:tc>
+          <w:tcPr>
+            <w:tcW w:w="9854" w:type="dxa"/>
+          </w:tcPr>
+          <w:p>
+            <w:pPr>
+              <w:rPr>
+                <w:rFonts w:ascii="Arial" w:hAnsi="Arial" w:cs="Arial"/>
+              </w:rPr>
+            </w:pPr>
+          </w:p>
+        </w:tc>
+      </w:tr>
+    </w:tbl>
+    <w:p>
+      <w:pPr>
+        <w:rPr>
+          <w:rFonts w:ascii="Arial" w:hAnsi="Arial" w:cs="Arial"/>
+        </w:rPr>
+      </w:pPr>
+    </w:p>
+    <w:tbl>
+      <w:tblPr>
+        <w:tblStyle w:val="Grigliatabella"/>
+        <w:tblW w:w="0" w:type="auto"/>
+        <w:tblLook w:val="04A0" w:firstRow="1" w:lastRow="0" w:firstColumn="1" w:lastColumn="0" w:noHBand="0" w:noVBand="1"/>
+      </w:tblPr>
+      <w:tblGrid>
+        <w:gridCol w:w="9628"/>
+      </w:tblGrid>
+      <w:tr>
+        <w:tc>
+          <w:tcPr>
+            <w:tcW w:w="9854" w:type="dxa"/>
+            <w:shd w:val="clear" w:color="auto" w:fill="D9D9D9" w:themeFill="background1" w:themeFillShade="D9"/>
+          </w:tcPr>
+          <w:p>
+            <w:pPr>
+              <w:rPr>
+                <w:rFonts w:ascii="Arial" w:hAnsi="Arial" w:cs="Arial"/>
+              </w:rPr>
+            </w:pPr>
+            <w:r>
+              <w:rPr>
+                <w:rFonts w:ascii="Arial" w:hAnsi="Arial" w:cs="Arial"/>
+              </w:rPr>
+              <w:t>Sprint Review</w:t>
+            </w:r>
+          </w:p>
+        </w:tc>
+      </w:tr>
+      <w:tr>
+        <w:tc>
+          <w:tcPr>
+            <w:tcW w:w="9854" w:type="dxa"/>
+          </w:tcPr>
+          <w:p>
+            <w:pPr>
+              <w:rPr>
+                <w:rFonts w:ascii="Arial" w:hAnsi="Arial" w:cs="Arial"/>
+              </w:rPr>
+            </w:pPr>
+          </w:p>
+        </w:tc>
+      </w:tr>
+    </w:tbl>
+    <w:p>
+      <w:pPr>
+        <w:rPr>
+          <w:rFonts w:ascii="Arial" w:hAnsi="Arial" w:cs="Arial"/>
+        </w:rPr>
+      </w:pPr>
+    </w:p>
+    <w:tbl>
+      <w:tblPr>
+        <w:tblStyle w:val="Grigliatabella"/>
+        <w:tblW w:w="0" w:type="auto"/>
+        <w:tblLook w:val="04A0" w:firstRow="1" w:lastRow="0" w:firstColumn="1" w:lastColumn="0" w:noHBand="0" w:noVBand="1"/>
+      </w:tblPr>
+      <w:tblGrid>
+        <w:gridCol w:w="9628"/>
+      </w:tblGrid>
+      <w:tr>
+        <w:tc>
+          <w:tcPr>
+            <w:tcW w:w="9854" w:type="dxa"/>
+            <w:shd w:val="clear" w:color="auto" w:fill="D9D9D9" w:themeFill="background1" w:themeFillShade="D9"/>
+          </w:tcPr>
+          <w:p>
+            <w:pPr>
+              <w:rPr>
+                <w:rFonts w:ascii="Arial" w:hAnsi="Arial" w:cs="Arial"/>
+              </w:rPr>
+            </w:pPr>
+            <w:r>
+              <w:rPr>
+                <w:rFonts w:ascii="Arial" w:hAnsi="Arial" w:cs="Arial"/>
+              </w:rPr>
+              <w:t>Sprint Retrospective</w:t>
+            </w:r>
+          </w:p>
+        </w:tc>
+      </w:tr>
+      <w:tr>
+        <w:tc>
+          <w:tcPr>
+            <w:tcW w:w="9854" w:type="dxa"/>
+          </w:tcPr>
+          <w:p>
+            <w:pPr>
+              <w:rPr>
+                <w:rFonts w:ascii="Arial" w:hAnsi="Arial" w:cs="Arial"/>
+              </w:rPr>
+            </w:pPr>
+          </w:p>
+        </w:tc>
+      </w:tr>
+    </w:tbl>
+    <w:p>
+      <w:pPr>
+        <w:rPr>
+          <w:rFonts w:ascii="Arial" w:hAnsi="Arial" w:cs="Arial"/>
+        </w:rPr>
+      </w:pPr>
+    </w:p>
+    <w:p>
+      <w:pPr>
+        <w:rPr>
+          <w:rFonts w:ascii="Arial" w:hAnsi="Arial" w:cs="Arial"/>
+        </w:rPr>
+      </w:pPr>
+      <w:r>
+        <w:rPr>
+          <w:rFonts w:ascii="Arial" w:hAnsi="Arial" w:cs="Arial"/>
+        </w:rPr>
+        <w:br w:type="page"/>
+      </w:r>
+    </w:p>
+    <w:tbl>
+      <w:tblPr>
+        <w:tblStyle w:val="Grigliatabella"/>
+        <w:tblW w:w="9634" w:type="dxa"/>
+        <w:tblLook w:val="04A0" w:firstRow="1" w:lastRow="0" w:firstColumn="1" w:lastColumn="0" w:noHBand="0" w:noVBand="1"/>
+      </w:tblPr>
+      <w:tblGrid>
+        <w:gridCol w:w="4803"/>
+        <w:gridCol w:w="4831"/>
+      </w:tblGrid>
+      <w:tr>
+        <w:trPr>
+          <w:trHeight w:hRule="exact" w:val="397"/>
+        </w:trPr>
+        <w:tc>
+          <w:tcPr>
+            <w:tcW w:w="4803" w:type="dxa"/>
+            <w:vAlign w:val="center"/>
+          </w:tcPr>
+          <w:p>
+            <w:pPr>
+              <w:rPr>
+                <w:rFonts w:ascii="Arial" w:hAnsi="Arial" w:cs="Arial"/>
+                <w:b/>
+                <w:bCs/>
+              </w:rPr>
+            </w:pPr>
+            <w:r>
+              <w:rPr>
+                <w:rFonts w:ascii="Arial" w:hAnsi="Arial" w:cs="Arial"/>
+                <w:b/>
+                <w:bCs/>
+              </w:rPr>
+              <w:lastRenderedPageBreak/>
+              <w:t>Luogo</w:t>
+            </w:r>
+          </w:p>
+        </w:tc>
+        <w:tc>
+          <w:tcPr>
+            <w:tcW w:w="4831" w:type="dxa"/>
+            <w:vAlign w:val="center"/>
+          </w:tcPr>
+          <w:p>
+            <w:pPr>
+              <w:pStyle w:val="Nessunaspaziatura"/>
+              <w:spacing w:line="360" w:lineRule="auto"/>
+              <w:rPr>
+                <w:rFonts w:ascii="Arial" w:hAnsi="Arial" w:cs="Arial"/>
+              </w:rPr>
+            </w:pPr>
+            <w:r>
+              <w:rPr>
+                <w:rFonts w:ascii="Arial" w:hAnsi="Arial" w:cs="Arial"/>
+              </w:rPr>
+              <w:t>Canobbio</w:t>
+            </w:r>
+          </w:p>
+        </w:tc>
+      </w:tr>
+      <w:tr>
+        <w:trPr>
+          <w:trHeight w:hRule="exact" w:val="397"/>
+        </w:trPr>
+        <w:tc>
+          <w:tcPr>
+            <w:tcW w:w="4803" w:type="dxa"/>
+            <w:vAlign w:val="center"/>
+          </w:tcPr>
+          <w:p>
+            <w:pPr>
+              <w:rPr>
+                <w:rFonts w:ascii="Arial" w:hAnsi="Arial" w:cs="Arial"/>
+                <w:b/>
+                <w:bCs/>
+              </w:rPr>
+            </w:pPr>
+            <w:r>
+              <w:rPr>
+                <w:rFonts w:ascii="Arial" w:hAnsi="Arial" w:cs="Arial"/>
+                <w:b/>
+                <w:bCs/>
+              </w:rPr>
+              <w:t>Data</w:t>
+            </w:r>
+          </w:p>
+        </w:tc>
+        <w:tc>
+          <w:tcPr>
+            <w:tcW w:w="4831" w:type="dxa"/>
+            <w:vAlign w:val="center"/>
+          </w:tcPr>
+          <w:p>
+            <w:pPr>
+              <w:rPr>
+                <w:rFonts w:ascii="Arial" w:hAnsi="Arial" w:cs="Arial"/>
+              </w:rPr>
+            </w:pPr>
+            <w:r>
+              <w:rPr>
+                <w:rFonts w:ascii="Arial" w:hAnsi="Arial" w:cs="Arial"/>
+              </w:rPr>
+              <w:t>20.03.2026</w:t>
+            </w:r>
+          </w:p>
+        </w:tc>
+      </w:tr>
+    </w:tbl>
+    <w:p>
+      <w:pPr>
+        <w:rPr>
+          <w:rFonts w:ascii="Arial" w:hAnsi="Arial" w:cs="Arial"/>
+        </w:rPr>
+      </w:pPr>
+    </w:p>
+    <w:tbl>
+      <w:tblPr>
+        <w:tblStyle w:val="Grigliatabella"/>
+        <w:tblW w:w="0" w:type="auto"/>
+        <w:tblLook w:val="04A0" w:firstRow="1" w:lastRow="0" w:firstColumn="1" w:lastColumn="0" w:noHBand="0" w:noVBand="1"/>
+      </w:tblPr>
+      <w:tblGrid>
+        <w:gridCol w:w="9628"/>
+      </w:tblGrid>
+      <w:tr>
+        <w:tc>
+          <w:tcPr>
+            <w:tcW w:w="9854" w:type="dxa"/>
+            <w:shd w:val="clear" w:color="auto" w:fill="D9D9D9" w:themeFill="background1" w:themeFillShade="D9"/>
+          </w:tcPr>
+          <w:p>
+            <w:pPr>
+              <w:rPr>
+                <w:rFonts w:ascii="Arial" w:hAnsi="Arial" w:cs="Arial"/>
+              </w:rPr>
+            </w:pPr>
+            <w:r>
+              <w:rPr>
+                <w:rFonts w:ascii="Arial" w:hAnsi="Arial" w:cs="Arial"/>
+              </w:rPr>
+              <w:t>Lavori svolti</w:t>
+            </w:r>
+          </w:p>
+        </w:tc>
+      </w:tr>
+      <w:tr>
+        <w:tc>
+          <w:tcPr>
+            <w:tcW w:w="9854" w:type="dxa"/>
+          </w:tcPr>
+          <w:p>
+            <w:pPr>
+              <w:rPr>
+                <w:rFonts w:ascii="Arial" w:hAnsi="Arial" w:cs="Arial"/>
+                <w:b/>
+                <w:bCs/>
+              </w:rPr>
+            </w:pPr>
+            <w:r>
+              <w:rPr>
+                <w:rFonts w:ascii="Arial" w:hAnsi="Arial" w:cs="Arial"/>
+                <w:b/>
+                <w:bCs/>
+              </w:rPr>
+              <w:t>Kilian:</w:t>
+            </w:r>
+          </w:p>
+          <w:p>
+            <w:pPr>
+              <w:pStyle w:val="Paragrafoelenco"/>
+              <w:numPr>
+                <w:ilvl w:val="0"/>
+                <w:numId w:val="31"/>
+              </w:numPr>
+              <w:rPr>
+                <w:rFonts w:ascii="Arial" w:hAnsi="Arial" w:cs="Arial"/>
+              </w:rPr>
+            </w:pPr>
+            <w:r>
+              <w:rPr>
+                <w:rFonts w:ascii="Arial" w:hAnsi="Arial" w:cs="Arial"/>
+              </w:rPr>
+              <w:t xml:space="preserve">Ultimazione della torcia elettrica (8:40 – 9:50 / 10:05 – 11:03), </w:t>
+            </w:r>
+            <w:r>
+              <w:rPr>
+                <w:rFonts w:ascii="Arial" w:hAnsi="Arial" w:cs="Arial"/>
+              </w:rPr>
+              <w:t xml:space="preserve">tentativo di </w:t>
+            </w:r>
+            <w:r>
+              <w:rPr>
+                <w:rFonts w:ascii="Arial" w:hAnsi="Arial" w:cs="Arial"/>
+              </w:rPr>
+              <w:t>esegui</w:t>
+            </w:r>
+            <w:r>
+              <w:rPr>
+                <w:rFonts w:ascii="Arial" w:hAnsi="Arial" w:cs="Arial"/>
+              </w:rPr>
+              <w:t>re</w:t>
+            </w:r>
+            <w:r>
+              <w:rPr>
+                <w:rFonts w:ascii="Arial" w:hAnsi="Arial" w:cs="Arial"/>
+              </w:rPr>
+              <w:t xml:space="preserve"> un push sul repository “personaggio”</w:t>
+            </w:r>
+            <w:r>
+              <w:rPr>
+                <w:rFonts w:ascii="Arial" w:hAnsi="Arial" w:cs="Arial"/>
+              </w:rPr>
+              <w:t xml:space="preserve"> (11:05 – 11:35 / 12:30 </w:t>
+            </w:r>
+            <w:r>
+              <w:rPr>
+                <w:rFonts w:ascii="Arial" w:hAnsi="Arial" w:cs="Arial"/>
+              </w:rPr>
+              <w:t>–</w:t>
+            </w:r>
+            <w:r>
+              <w:rPr>
+                <w:rFonts w:ascii="Arial" w:hAnsi="Arial" w:cs="Arial"/>
+              </w:rPr>
+              <w:t xml:space="preserve"> </w:t>
+            </w:r>
+            <w:r>
+              <w:rPr>
+                <w:rFonts w:ascii="Arial" w:hAnsi="Arial" w:cs="Arial"/>
+              </w:rPr>
+              <w:t xml:space="preserve">14:00 / 14:15 </w:t>
+            </w:r>
+            <w:r>
+              <w:rPr>
+                <w:rFonts w:ascii="Arial" w:hAnsi="Arial" w:cs="Arial"/>
+              </w:rPr>
+              <w:t>–</w:t>
+            </w:r>
+            <w:r>
+              <w:rPr>
+                <w:rFonts w:ascii="Arial" w:hAnsi="Arial" w:cs="Arial"/>
+              </w:rPr>
+              <w:t xml:space="preserve"> </w:t>
+            </w:r>
+            <w:r>
+              <w:rPr>
+                <w:rFonts w:ascii="Arial" w:hAnsi="Arial" w:cs="Arial"/>
+              </w:rPr>
+              <w:t>14:46</w:t>
+            </w:r>
+            <w:r>
+              <w:rPr>
+                <w:rFonts w:ascii="Arial" w:hAnsi="Arial" w:cs="Arial"/>
+              </w:rPr>
+              <w:t>)</w:t>
+            </w:r>
+          </w:p>
+          <w:p>
+            <w:pPr>
+              <w:rPr>
+                <w:rFonts w:ascii="Arial" w:hAnsi="Arial" w:cs="Arial"/>
+              </w:rPr>
+            </w:pPr>
+          </w:p>
+          <w:p>
+            <w:pPr>
+              <w:rPr>
+                <w:rFonts w:ascii="Arial" w:hAnsi="Arial" w:cs="Arial"/>
+                <w:b/>
+                <w:bCs/>
+              </w:rPr>
+            </w:pPr>
+            <w:r>
+              <w:rPr>
+                <w:rFonts w:ascii="Arial" w:hAnsi="Arial" w:cs="Arial"/>
+                <w:b/>
+                <w:bCs/>
+              </w:rPr>
+              <w:t>Luca</w:t>
+            </w:r>
+            <w:r>
+              <w:rPr>
+                <w:rFonts w:ascii="Arial" w:hAnsi="Arial" w:cs="Arial"/>
+                <w:b/>
+                <w:bCs/>
+              </w:rPr>
+              <w:t>:</w:t>
+            </w:r>
+          </w:p>
+          <w:p>
+            <w:pPr>
+              <w:pStyle w:val="Paragrafoelenco"/>
+              <w:numPr>
+                <w:ilvl w:val="0"/>
+                <w:numId w:val="25"/>
+              </w:numPr>
+              <w:rPr>
+                <w:rFonts w:ascii="Arial" w:hAnsi="Arial" w:cs="Arial"/>
+              </w:rPr>
+            </w:pPr>
+            <w:r>
+              <w:rPr>
+                <w:rFonts w:ascii="Arial" w:hAnsi="Arial" w:cs="Arial"/>
+              </w:rPr>
+              <w:t>Lavoro alla logica di apertura della porta (non funzionante)</w:t>
+            </w:r>
+          </w:p>
+          <w:p>
+            <w:pPr>
+              <w:rPr>
+                <w:rFonts w:ascii="Arial" w:hAnsi="Arial" w:cs="Arial"/>
+              </w:rPr>
+            </w:pPr>
+          </w:p>
+          <w:p>
+            <w:pPr>
+              <w:rPr>
+                <w:rFonts w:ascii="Arial" w:hAnsi="Arial" w:cs="Arial"/>
+                <w:b/>
+                <w:bCs/>
+              </w:rPr>
+            </w:pPr>
+            <w:r>
+              <w:rPr>
+                <w:rFonts w:ascii="Arial" w:hAnsi="Arial" w:cs="Arial"/>
+                <w:b/>
+                <w:bCs/>
+              </w:rPr>
+              <w:t>Ruben:</w:t>
+            </w:r>
+          </w:p>
+          <w:p>
+            <w:pPr>
+              <w:pStyle w:val="Paragrafoelenco"/>
+              <w:numPr>
+                <w:ilvl w:val="0"/>
+                <w:numId w:val="31"/>
+              </w:numPr>
+              <w:rPr>
+                <w:rFonts w:ascii="Arial" w:hAnsi="Arial" w:cs="Arial"/>
+              </w:rPr>
+            </w:pPr>
+            <w:r>
+              <w:rPr>
+                <w:rFonts w:ascii="Arial" w:hAnsi="Arial" w:cs="Arial"/>
+              </w:rPr>
+              <w:t>Inizio sviluppo grafico del mostro (modello)</w:t>
+            </w:r>
+          </w:p>
+          <w:p>
+            <w:pPr>
+              <w:rPr>
+                <w:rFonts w:ascii="Arial" w:hAnsi="Arial" w:cs="Arial"/>
+              </w:rPr>
+            </w:pPr>
+          </w:p>
+        </w:tc>
+      </w:tr>
+    </w:tbl>
+    <w:p>
+      <w:pPr>
+        <w:rPr>
+          <w:rFonts w:ascii="Arial" w:hAnsi="Arial" w:cs="Arial"/>
+        </w:rPr>
+      </w:pPr>
+    </w:p>
+    <w:tbl>
+      <w:tblPr>
+        <w:tblStyle w:val="Grigliatabella"/>
+        <w:tblW w:w="0" w:type="auto"/>
+        <w:tblLook w:val="04A0" w:firstRow="1" w:lastRow="0" w:firstColumn="1" w:lastColumn="0" w:noHBand="0" w:noVBand="1"/>
+      </w:tblPr>
+      <w:tblGrid>
+        <w:gridCol w:w="9628"/>
+      </w:tblGrid>
+      <w:tr>
+        <w:tc>
+          <w:tcPr>
+            <w:tcW w:w="9854" w:type="dxa"/>
+            <w:shd w:val="clear" w:color="auto" w:fill="D9D9D9" w:themeFill="background1" w:themeFillShade="D9"/>
+          </w:tcPr>
+          <w:p>
+            <w:pPr>
+              <w:rPr>
+                <w:rFonts w:ascii="Arial" w:hAnsi="Arial" w:cs="Arial"/>
+              </w:rPr>
+            </w:pPr>
+            <w:r>
+              <w:rPr>
+                <w:rFonts w:ascii="Arial" w:hAnsi="Arial" w:cs="Arial"/>
+              </w:rPr>
+              <w:t>Problemi riscontrati e soluzioni adottate</w:t>
+            </w:r>
+          </w:p>
+        </w:tc>
+      </w:tr>
+      <w:tr>
+        <w:tc>
+          <w:tcPr>
+            <w:tcW w:w="9854" w:type="dxa"/>
+          </w:tcPr>
+          <w:p>
+            <w:pPr>
+              <w:rPr>
+                <w:rFonts w:ascii="Arial" w:hAnsi="Arial" w:cs="Arial"/>
+                <w:b/>
+                <w:bCs/>
+              </w:rPr>
+            </w:pPr>
+            <w:r>
+              <w:rPr>
+                <w:rFonts w:ascii="Arial" w:hAnsi="Arial" w:cs="Arial"/>
+                <w:b/>
+                <w:bCs/>
+              </w:rPr>
+              <w:t>Kilian:</w:t>
+            </w:r>
+          </w:p>
+          <w:p>
+            <w:pPr>
+              <w:pStyle w:val="Paragrafoelenco"/>
+              <w:numPr>
+                <w:ilvl w:val="0"/>
+                <w:numId w:val="31"/>
+              </w:numPr>
+              <w:rPr>
+                <w:rFonts w:ascii="Arial" w:hAnsi="Arial" w:cs="Arial"/>
+              </w:rPr>
+            </w:pPr>
+            <w:r>
+              <w:rPr>
+                <w:rFonts w:ascii="Arial" w:hAnsi="Arial" w:cs="Arial"/>
+              </w:rPr>
+              <w:t xml:space="preserve">Durante lo sviluppo, nonostante i quattro file (due “.h” e “.cpp”) erano stati ultimati senza alcun errore ma la variabile “FlashlightAction” all’interno del file “HauntedForest_pgCharacter” non assumeva alcun valore. Con l’aiuto di </w:t>
+            </w:r>
+            <w:r>
+              <w:rPr>
+                <w:rFonts w:ascii="Arial" w:hAnsi="Arial" w:cs="Arial"/>
+                <w:i/>
+                <w:iCs/>
+              </w:rPr>
+              <w:t>ChatGPT</w:t>
+            </w:r>
+            <w:r>
+              <w:rPr>
+                <w:rFonts w:ascii="Arial" w:hAnsi="Arial" w:cs="Arial"/>
+              </w:rPr>
+              <w:t xml:space="preserve"> ho risolto il problema andando in:</w:t>
+            </w:r>
+          </w:p>
+          <w:p>
+            <w:pPr>
+              <w:pStyle w:val="Paragrafoelenco"/>
+              <w:numPr>
+                <w:ilvl w:val="1"/>
+                <w:numId w:val="31"/>
+              </w:numPr>
+              <w:rPr>
+                <w:rFonts w:ascii="Arial" w:hAnsi="Arial" w:cs="Arial"/>
+              </w:rPr>
+            </w:pPr>
+            <w:r>
+              <w:rPr>
+                <w:rFonts w:ascii="Arial" w:hAnsi="Arial" w:cs="Arial"/>
+              </w:rPr>
+              <w:t>[ Modifica ] &gt; [ Impostazione di progetto ] &gt; [ Mappa e modalità] &gt; [ Default Pawn Class]</w:t>
+            </w:r>
+          </w:p>
+          <w:p>
+            <w:pPr>
+              <w:pStyle w:val="Paragrafoelenco"/>
+              <w:numPr>
+                <w:ilvl w:val="1"/>
+                <w:numId w:val="31"/>
+              </w:numPr>
+              <w:rPr>
+                <w:rFonts w:ascii="Arial" w:hAnsi="Arial" w:cs="Arial"/>
+              </w:rPr>
+            </w:pPr>
+            <w:r>
+              <w:rPr>
+                <w:rFonts w:ascii="Arial" w:hAnsi="Arial" w:cs="Arial"/>
+              </w:rPr>
+              <w:t>Questa modifica permette alla torcia di accendersi, ma DISABILITA il movimento, questo perché l</w:t>
+            </w:r>
+            <w:r>
+              <w:rPr>
+                <w:rFonts w:ascii="Arial" w:hAnsi="Arial" w:cs="Arial"/>
+              </w:rPr>
+              <w:t>e variabili UPROPERTY(EditAnywhere)</w:t>
+            </w:r>
+            <w:r>
+              <w:rPr>
+                <w:rFonts w:ascii="Arial" w:hAnsi="Arial" w:cs="Arial"/>
+              </w:rPr>
+              <w:t xml:space="preserve"> </w:t>
+            </w:r>
+            <w:r>
+              <w:rPr>
+                <w:rFonts w:ascii="Arial" w:hAnsi="Arial" w:cs="Arial"/>
+              </w:rPr>
+              <w:t>vengono valorizzate SOLO nella Blueprint</w:t>
+            </w:r>
+            <w:r>
+              <w:rPr>
+                <w:rFonts w:ascii="Arial" w:hAnsi="Arial" w:cs="Arial"/>
+              </w:rPr>
+              <w:t xml:space="preserve"> </w:t>
+            </w:r>
+            <w:r>
+              <w:rPr>
+                <w:rFonts w:ascii="Arial" w:hAnsi="Arial" w:cs="Arial"/>
+              </w:rPr>
+              <w:sym w:font="Wingdings" w:char="F0E0"/>
+            </w:r>
+            <w:r>
+              <w:rPr>
+                <w:rFonts w:ascii="Arial" w:hAnsi="Arial" w:cs="Arial"/>
+              </w:rPr>
+              <w:t xml:space="preserve"> usando</w:t>
+            </w:r>
+            <w:r>
+              <w:rPr>
+                <w:rFonts w:ascii="Arial" w:hAnsi="Arial" w:cs="Arial"/>
+              </w:rPr>
+              <w:t xml:space="preserve"> C++ puro</w:t>
+            </w:r>
+            <w:r>
+              <w:rPr>
+                <w:rFonts w:ascii="Arial" w:hAnsi="Arial" w:cs="Arial"/>
+              </w:rPr>
+              <w:t xml:space="preserve"> restano NULL.</w:t>
+            </w:r>
+          </w:p>
+          <w:p>
+            <w:pPr>
+              <w:rPr>
+                <w:rFonts w:ascii="Arial" w:hAnsi="Arial" w:cs="Arial"/>
+              </w:rPr>
+            </w:pPr>
+            <w:r>
+              <w:rPr>
+                <w:rFonts w:ascii="Arial" w:hAnsi="Arial" w:cs="Arial"/>
+                <w:noProof/>
+              </w:rPr>
+              <mc:AlternateContent>
+                <mc:Choice Requires="wpg">
+                  <w:drawing>
+                    <wp:anchor distT="0" distB="0" distL="114300" distR="114300" simplePos="0" relativeHeight="251670528" behindDoc="0" locked="0" layoutInCell="1" allowOverlap="1" wp14:anchorId="62578AC8" wp14:editId="2BFD3E31">
+                      <wp:simplePos x="0" y="0"/>
+                      <wp:positionH relativeFrom="column">
+                        <wp:posOffset>180645</wp:posOffset>
+                      </wp:positionH>
+                      <wp:positionV relativeFrom="paragraph">
+                        <wp:posOffset>123902</wp:posOffset>
+                      </wp:positionV>
+                      <wp:extent cx="5297805" cy="2099310"/>
+                      <wp:effectExtent l="0" t="0" r="0" b="0"/>
+                      <wp:wrapThrough wrapText="bothSides">
+                        <wp:wrapPolygon edited="0">
+                          <wp:start x="0" y="0"/>
+                          <wp:lineTo x="0" y="21365"/>
+                          <wp:lineTo x="21515" y="21365"/>
+                          <wp:lineTo x="21515" y="0"/>
+                          <wp:lineTo x="0" y="0"/>
+                        </wp:wrapPolygon>
+                      </wp:wrapThrough>
+                      <wp:docPr id="11" name="Gruppo 11"/>
+                      <wp:cNvGraphicFramePr/>
+                      <a:graphic xmlns:a="http://schemas.openxmlformats.org/drawingml/2006/main">
+                        <a:graphicData uri="http://schemas.microsoft.com/office/word/2010/wordprocessingGroup">
+                          <wpg:wgp>
+                            <wpg:cNvGrpSpPr/>
+                            <wpg:grpSpPr>
+                              <a:xfrm>
+                                <a:off x="0" y="0"/>
+                                <a:ext cx="5297805" cy="2099310"/>
+                                <a:chOff x="0" y="0"/>
+                                <a:chExt cx="5297805" cy="2099310"/>
+                              </a:xfrm>
+                            </wpg:grpSpPr>
+                            <pic:pic xmlns:pic="http://schemas.openxmlformats.org/drawingml/2006/picture">
+                              <pic:nvPicPr>
+                                <pic:cNvPr id="9" name="Immagine 9"/>
+                                <pic:cNvPicPr>
+                                  <a:picLocks noChangeAspect="1"/>
+                                </pic:cNvPicPr>
+                              </pic:nvPicPr>
+                              <pic:blipFill>
+                                <a:blip r:embed="rId17">
+                                  <a:extLst>
+                                    <a:ext uri="{28A0092B-C50C-407E-A947-70E740481C1C}">
+                                      <a14:useLocalDpi xmlns:a14="http://schemas.microsoft.com/office/drawing/2010/main" val="0"/>
+                                    </a:ext>
+                                  </a:extLst>
+                                </a:blip>
+                                <a:stretch>
+                                  <a:fillRect/>
+                                </a:stretch>
+                              </pic:blipFill>
+                              <pic:spPr>
+                                <a:xfrm>
+                                  <a:off x="0" y="0"/>
+                                  <a:ext cx="5297805" cy="2099310"/>
+                                </a:xfrm>
+                                <a:prstGeom prst="rect">
+                                  <a:avLst/>
+                                </a:prstGeom>
+                              </pic:spPr>
+                            </pic:pic>
+                            <wps:wsp>
+                              <wps:cNvPr id="10" name="Rettangolo 10"/>
+                              <wps:cNvSpPr/>
+                              <wps:spPr>
+                                <a:xfrm>
+                                  <a:off x="3394253" y="1638605"/>
+                                  <a:ext cx="1309420" cy="117043"/>
+                                </a:xfrm>
+                                <a:prstGeom prst="rect">
+                                  <a:avLst/>
+                                </a:prstGeom>
+                                <a:noFill/>
+                                <a:ln w="19050">
+                                  <a:solidFill>
+                                    <a:srgbClr val="FF0000"/>
+                                  </a:solidFill>
+                                </a:ln>
+                              </wps:spPr>
+                              <wps:style>
+                                <a:lnRef idx="2">
+                                  <a:schemeClr val="accent1">
+                                    <a:shade val="15000"/>
+                                  </a:schemeClr>
+                                </a:lnRef>
+                                <a:fillRef idx="1">
+                                  <a:schemeClr val="accent1"/>
+                                </a:fillRef>
+                                <a:effectRef idx="0">
+                                  <a:schemeClr val="accent1"/>
+                                </a:effectRef>
+                                <a:fontRef idx="minor">
+                                  <a:schemeClr val="lt1"/>
+                                </a:fontRef>
+                              </wps:style>
+                              <wps:bodyPr rot="0" spcFirstLastPara="0" vertOverflow="overflow" horzOverflow="overflow" vert="horz" wrap="square" lIns="91440" tIns="45720" rIns="91440" bIns="45720" numCol="1" spcCol="0" rtlCol="0" fromWordArt="0" anchor="ctr" anchorCtr="0" forceAA="0" compatLnSpc="1">
+                                <a:prstTxWarp prst="textNoShape">
+                                  <a:avLst/>
+                                </a:prstTxWarp>
+                                <a:noAutofit/>
+                              </wps:bodyPr>
+                            </wps:wsp>
+                          </wpg:wgp>
+                        </a:graphicData>
+                      </a:graphic>
+                    </wp:anchor>
+                  </w:drawing>
+                </mc:Choice>
+                <mc:Fallback>
+                  <w:pict>
+                    <v:group w14:anchorId="24B90458" id="Gruppo 11" o:spid="_x0000_s1026" style="position:absolute;margin-left:14.2pt;margin-top:9.75pt;width:417.15pt;height:165.3pt;z-index:251670528" coordsize="52978,20993" o:gfxdata="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">
+                      <v:shapetype id="_x0000_t75" coordsize="21600,21600" o:spt="75" o:preferrelative="t" path="m@4@5l@4@11@9@11@9@5xe" filled="f" stroked="f">
+                        <v:stroke joinstyle="miter"/>
+                        <v:formulas>
+                          <v:f eqn="if lineDrawn pixelLineWidth 0"/>
+                          <v:f eqn="sum @0 1 0"/>
+                          <v:f eqn="sum 0 0 @1"/>
+                          <v:f eqn="prod @2 1 2"/>
+                          <v:f eqn="prod @3 21600 pixelWidth"/>
+                          <v:f eqn="prod @3 21600 pixelHeight"/>
+                          <v:f eqn="sum @0 0 1"/>
+                          <v:f eqn="prod @6 1 2"/>
+                          <v:f eqn="prod @7 21600 pixelWidth"/>
+                          <v:f eqn="sum @8 21600 0"/>
+                          <v:f eqn="prod @7 21600 pixelHeight"/>
+                          <v:f eqn="sum @10 21600 0"/>
+                        </v:formulas>
+                        <v:path o:extrusionok="f" gradientshapeok="t" o:connecttype="rect"/>
+                        <o:lock v:ext="edit" aspectratio="t"/>
+                      </v:shapetype>
+                      <v:shape id="Immagine 9" o:spid="_x0000_s1027" type="#_x0000_t75" style="position:absolute;width:52978;height:20993;visibility:visible;mso-wrap-style:square" o:gfxdata="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">
+                        <v:imagedata r:id="rId18" o:title=""/>
+                      </v:shape>
+                      <v:rect id="Rettangolo 10" o:spid="_x0000_s1028" style="position:absolute;left:33942;top:16386;width:13094;height:1170;visibility:visible;mso-wrap-style:square;v-text-anchor:middle" o:gfxdata="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" filled="f" strokecolor="red" strokeweight="1.5pt"/>
+                      <w10:wrap type="through"/>
+                    </v:group>
+                  </w:pict>
+                </mc:Fallback>
+              </mc:AlternateContent>
+            </w:r>
+          </w:p>
+          <w:p>
+            <w:pPr>
+              <w:rPr>
+                <w:rFonts w:ascii="Arial" w:hAnsi="Arial" w:cs="Arial"/>
+              </w:rPr>
+            </w:pPr>
+          </w:p>
+          <w:p>
+            <w:pPr>
+              <w:rPr>
+                <w:rFonts w:ascii="Arial" w:hAnsi="Arial" w:cs="Arial"/>
+              </w:rPr>
+            </w:pPr>
+          </w:p>
+          <w:p>
+            <w:pPr>
+              <w:rPr>
+                <w:rFonts w:ascii="Arial" w:hAnsi="Arial" w:cs="Arial"/>
+              </w:rPr>
+            </w:pPr>
+          </w:p>
+          <w:p>
+            <w:pPr>
+              <w:rPr>
+                <w:rFonts w:ascii="Arial" w:hAnsi="Arial" w:cs="Arial"/>
+              </w:rPr>
+            </w:pPr>
+          </w:p>
+          <w:p>
+            <w:pPr>
+              <w:rPr>
+                <w:rFonts w:ascii="Arial" w:hAnsi="Arial" w:cs="Arial"/>
+              </w:rPr>
+            </w:pPr>
+          </w:p>
+          <w:p>
+            <w:pPr>
+              <w:rPr>
+                <w:rFonts w:ascii="Arial" w:hAnsi="Arial" w:cs="Arial"/>
+              </w:rPr>
+            </w:pPr>
+          </w:p>
+          <w:p>
+            <w:pPr>
+              <w:rPr>
+                <w:rFonts w:ascii="Arial" w:hAnsi="Arial" w:cs="Arial"/>
+              </w:rPr>
+            </w:pPr>
+          </w:p>
+          <w:p>
+            <w:pPr>
+              <w:rPr>
+                <w:rFonts w:ascii="Arial" w:hAnsi="Arial" w:cs="Arial"/>
+              </w:rPr>
+            </w:pPr>
+          </w:p>
+          <w:p>
+            <w:pPr>
+              <w:rPr>
+                <w:rFonts w:ascii="Arial" w:hAnsi="Arial" w:cs="Arial"/>
+              </w:rPr>
+            </w:pPr>
+          </w:p>
+          <w:p>
+            <w:pPr>
+              <w:rPr>
+                <w:rFonts w:ascii="Arial" w:hAnsi="Arial" w:cs="Arial"/>
+              </w:rPr>
+            </w:pPr>
+          </w:p>
+          <w:p>
+            <w:pPr>
+              <w:rPr>
+                <w:rFonts w:ascii="Arial" w:hAnsi="Arial" w:cs="Arial"/>
+              </w:rPr>
+            </w:pPr>
+          </w:p>
+          <w:p>
+            <w:pPr>
+              <w:rPr>
+                <w:rFonts w:ascii="Arial" w:hAnsi="Arial" w:cs="Arial"/>
+              </w:rPr>
+            </w:pPr>
+          </w:p>
+          <w:p>
+            <w:pPr>
+              <w:rPr>
+                <w:rFonts w:ascii="Arial" w:hAnsi="Arial" w:cs="Arial"/>
+              </w:rPr>
+            </w:pPr>
+          </w:p>
+          <w:p>
+            <w:pPr>
+              <w:rPr>
+                <w:rFonts w:ascii="Arial" w:hAnsi="Arial" w:cs="Arial"/>
+              </w:rPr>
+            </w:pPr>
+            <w:r>
+              <w:rPr>
+                <w:rFonts w:ascii="Arial" w:hAnsi="Arial" w:cs="Arial"/>
+              </w:rPr>
+              <w:drawing>
+                <wp:anchor distT="0" distB="0" distL="114300" distR="114300" simplePos="0" relativeHeight="251671552" behindDoc="0" locked="0" layoutInCell="1" allowOverlap="1" wp14:anchorId="06D65A86" wp14:editId="2D47A3B6">
+                  <wp:simplePos x="0" y="0"/>
+                  <wp:positionH relativeFrom="column">
+                    <wp:posOffset>187960</wp:posOffset>
+                  </wp:positionH>
+                  <wp:positionV relativeFrom="paragraph">
+                    <wp:posOffset>93980</wp:posOffset>
+                  </wp:positionV>
+                  <wp:extent cx="3935095" cy="1590040"/>
+                  <wp:effectExtent l="19050" t="19050" r="27305" b="10160"/>
+                  <wp:wrapThrough wrapText="bothSides">
+                    <wp:wrapPolygon edited="0">
+                      <wp:start x="-105" y="-259"/>
+                      <wp:lineTo x="-105" y="21479"/>
+                      <wp:lineTo x="21645" y="21479"/>
+                      <wp:lineTo x="21645" y="-259"/>
+                      <wp:lineTo x="-105" y="-259"/>
+                    </wp:wrapPolygon>
+                  </wp:wrapThrough>
+                  <wp:docPr id="12" name="Immagine 12"/>
+                  <wp:cNvGraphicFramePr>
+                    <a:graphicFrameLocks xmlns:a="http://schemas.openxmlformats.org/drawingml/2006/main" noChangeAspect="1"/>
+                  </wp:cNvGraphicFramePr>
+                  <a:graphic xmlns:a="http://schemas.openxmlformats.org/drawingml/2006/main">
+                    <a:graphicData uri="http://schemas.openxmlformats.org/drawingml/2006/picture">
+                      <pic:pic xmlns:pic="http://schemas.openxmlformats.org/drawingml/2006/picture">
+                        <pic:nvPicPr>
+                          <pic:cNvPr id="1" name=""/>
+                          <pic:cNvPicPr/>
+                        </pic:nvPicPr>
+                        <pic:blipFill>
+                          <a:blip r:embed="rId19" cstate="print">
+                            <a:extLst>
+                              <a:ext uri="{28A0092B-C50C-407E-A947-70E740481C1C}">
+                                <a14:useLocalDpi xmlns:a14="http://schemas.microsoft.com/office/drawing/2010/main" val="0"/>
+                              </a:ext>
+                            </a:extLst>
+                          </a:blip>
+                          <a:stretch>
+                            <a:fillRect/>
+                          </a:stretch>
+                        </pic:blipFill>
+                        <pic:spPr>
+                          <a:xfrm>
+                            <a:off x="0" y="0"/>
+                            <a:ext cx="3935095" cy="1590040"/>
+                          </a:xfrm>
+                          <a:prstGeom prst="rect">
+                            <a:avLst/>
+                          </a:prstGeom>
+                          <a:ln>
+                            <a:solidFill>
+                              <a:schemeClr val="tx1"/>
+                            </a:solidFill>
+                          </a:ln>
+                        </pic:spPr>
+                      </pic:pic>
+                    </a:graphicData>
+                  </a:graphic>
+                </wp:anchor>
+              </w:drawing>
+            </w:r>
+          </w:p>
+          <w:p>
+            <w:pPr>
+              <w:rPr>
+                <w:rFonts w:ascii="Arial" w:hAnsi="Arial" w:cs="Arial"/>
+              </w:rPr>
+            </w:pPr>
+          </w:p>
+          <w:p>
+            <w:pPr>
+              <w:rPr>
+                <w:rFonts w:ascii="Arial" w:hAnsi="Arial" w:cs="Arial"/>
+              </w:rPr>
+            </w:pPr>
+          </w:p>
+          <w:p>
+            <w:pPr>
+              <w:rPr>
+                <w:rFonts w:ascii="Arial" w:hAnsi="Arial" w:cs="Arial"/>
+              </w:rPr>
+            </w:pPr>
+          </w:p>
+          <w:p>
+            <w:pPr>
+              <w:rPr>
+                <w:rFonts w:ascii="Arial" w:hAnsi="Arial" w:cs="Arial"/>
+              </w:rPr>
+            </w:pPr>
+          </w:p>
+          <w:p>
+            <w:pPr>
+              <w:rPr>
+                <w:rFonts w:ascii="Arial" w:hAnsi="Arial" w:cs="Arial"/>
+              </w:rPr>
+            </w:pPr>
+          </w:p>
+          <w:p>
+            <w:pPr>
+              <w:rPr>
+                <w:rFonts w:ascii="Arial" w:hAnsi="Arial" w:cs="Arial"/>
+              </w:rPr>
+            </w:pPr>
+          </w:p>
+          <w:p>
+            <w:pPr>
+              <w:rPr>
+                <w:rFonts w:ascii="Arial" w:hAnsi="Arial" w:cs="Arial"/>
+              </w:rPr>
+            </w:pPr>
+          </w:p>
+          <w:p>
+            <w:pPr>
+              <w:rPr>
+                <w:rFonts w:ascii="Arial" w:hAnsi="Arial" w:cs="Arial"/>
+              </w:rPr>
+            </w:pPr>
+          </w:p>
+          <w:p>
+            <w:pPr>
+              <w:rPr>
+                <w:rFonts w:ascii="Arial" w:hAnsi="Arial" w:cs="Arial"/>
+              </w:rPr>
+            </w:pPr>
+          </w:p>
+          <w:p>
+            <w:pPr>
+              <w:rPr>
+                <w:rFonts w:ascii="Arial" w:hAnsi="Arial" w:cs="Arial"/>
+              </w:rPr>
+            </w:pPr>
+          </w:p>
+          <w:p>
+            <w:pPr>
+              <w:rPr>
+                <w:rFonts w:ascii="Arial" w:hAnsi="Arial" w:cs="Arial"/>
+              </w:rPr>
+            </w:pPr>
+          </w:p>
+          <w:p>
+            <w:pPr>
+              <w:rPr>
+                <w:rFonts w:ascii="Arial" w:hAnsi="Arial" w:cs="Arial"/>
+              </w:rPr>
+            </w:pPr>
+          </w:p>
+          <w:p>
+            <w:pPr>
+              <w:rPr>
+                <w:rFonts w:ascii="Arial" w:hAnsi="Arial" w:cs="Arial"/>
+              </w:rPr>
+            </w:pPr>
+          </w:p>
+          <w:p>
+            <w:pPr>
+              <w:rPr>
+                <w:rFonts w:ascii="Arial" w:hAnsi="Arial" w:cs="Arial"/>
+              </w:rPr>
+            </w:pPr>
+          </w:p>
+          <w:p>
+            <w:pPr>
+              <w:rPr>
+                <w:rFonts w:ascii="Arial" w:hAnsi="Arial" w:cs="Arial"/>
+              </w:rPr>
+            </w:pPr>
+          </w:p>
+          <w:p>
+            <w:pPr>
+              <w:rPr>
+                <w:rFonts w:ascii="Arial" w:hAnsi="Arial" w:cs="Arial"/>
+              </w:rPr>
+            </w:pPr>
+          </w:p>
+          <w:p>
+            <w:pPr>
+              <w:rPr>
+                <w:rFonts w:ascii="Arial" w:hAnsi="Arial" w:cs="Arial"/>
+              </w:rPr>
+            </w:pPr>
+            <w:r>
+              <w:rPr>
+                <w:rFonts w:ascii="Arial" w:hAnsi="Arial" w:cs="Arial"/>
+              </w:rPr>
+              <w:drawing>
+                <wp:anchor distT="0" distB="0" distL="114300" distR="114300" simplePos="0" relativeHeight="251672576" behindDoc="0" locked="0" layoutInCell="1" allowOverlap="1" wp14:anchorId="787D2CCA" wp14:editId="23545DAD">
+                  <wp:simplePos x="0" y="0"/>
+                  <wp:positionH relativeFrom="column">
+                    <wp:posOffset>133045</wp:posOffset>
+                  </wp:positionH>
+                  <wp:positionV relativeFrom="paragraph">
+                    <wp:posOffset>39751</wp:posOffset>
+                  </wp:positionV>
+                  <wp:extent cx="2585085" cy="2713990"/>
+                  <wp:effectExtent l="19050" t="19050" r="24765" b="10160"/>
+                  <wp:wrapThrough wrapText="bothSides">
+                    <wp:wrapPolygon edited="0">
+                      <wp:start x="-159" y="-152"/>
+                      <wp:lineTo x="-159" y="21529"/>
+                      <wp:lineTo x="21648" y="21529"/>
+                      <wp:lineTo x="21648" y="-152"/>
+                      <wp:lineTo x="-159" y="-152"/>
+                    </wp:wrapPolygon>
+                  </wp:wrapThrough>
+                  <wp:docPr id="13" name="Immagine 13"/>
+                  <wp:cNvGraphicFramePr>
+                    <a:graphicFrameLocks xmlns:a="http://schemas.openxmlformats.org/drawingml/2006/main" noChangeAspect="1"/>
+                  </wp:cNvGraphicFramePr>
+                  <a:graphic xmlns:a="http://schemas.openxmlformats.org/drawingml/2006/main">
+                    <a:graphicData uri="http://schemas.openxmlformats.org/drawingml/2006/picture">
+                      <pic:pic xmlns:pic="http://schemas.openxmlformats.org/drawingml/2006/picture">
+                        <pic:nvPicPr>
+                          <pic:cNvPr id="1" name=""/>
+                          <pic:cNvPicPr/>
+                        </pic:nvPicPr>
+                        <pic:blipFill rotWithShape="1">
+                          <a:blip r:embed="rId20">
+                            <a:extLst>
+                              <a:ext uri="{28A0092B-C50C-407E-A947-70E740481C1C}">
+                                <a14:useLocalDpi xmlns:a14="http://schemas.microsoft.com/office/drawing/2010/main" val="0"/>
+                              </a:ext>
+                            </a:extLst>
+                          </a:blip>
+                          <a:srcRect l="74704"/>
+                          <a:stretch/>
+                        </pic:blipFill>
+                        <pic:spPr bwMode="auto">
+                          <a:xfrm>
+                            <a:off x="0" y="0"/>
+                            <a:ext cx="2585085" cy="2713990"/>
+                          </a:xfrm>
+                          <a:prstGeom prst="rect">
+                            <a:avLst/>
+                          </a:prstGeom>
+                          <a:ln>
+                            <a:solidFill>
+                              <a:schemeClr val="tx1"/>
+                            </a:solidFill>
+                          </a:ln>
+                          <a:extLst>
+                            <a:ext uri="{53640926-AAD7-44D8-BBD7-CCE9431645EC}">
+                              <a14:shadowObscured xmlns:a14="http://schemas.microsoft.com/office/drawing/2010/main"/>
+                            </a:ext>
+                          </a:extLst>
+                        </pic:spPr>
+                      </pic:pic>
+                    </a:graphicData>
+                  </a:graphic>
+                  <wp14:sizeRelH relativeFrom="margin">
+                    <wp14:pctWidth>0</wp14:pctWidth>
+                  </wp14:sizeRelH>
+                  <wp14:sizeRelV relativeFrom="margin">
+                    <wp14:pctHeight>0</wp14:pctHeight>
+                  </wp14:sizeRelV>
+                </wp:anchor>
+              </w:drawing>
+            </w:r>
+          </w:p>
+          <w:p>
+            <w:pPr>
+              <w:rPr>
+                <w:rFonts w:ascii="Arial" w:hAnsi="Arial" w:cs="Arial"/>
+              </w:rPr>
+            </w:pPr>
+            <w:r>
+              <w:rPr>
+                <w:rFonts w:ascii="Arial" w:hAnsi="Arial" w:cs="Arial"/>
+              </w:rPr>
+              <w:t xml:space="preserve">Ho scoperto che, impostando come nuova </w:t>
+            </w:r>
+            <w:r>
+              <w:rPr>
+                <w:rFonts w:ascii="Arial" w:hAnsi="Arial" w:cs="Arial"/>
+                <w:i/>
+                <w:iCs/>
+              </w:rPr>
+              <w:t>Pawn Class</w:t>
+            </w:r>
+            <w:r>
+              <w:rPr>
+                <w:rFonts w:ascii="Arial" w:hAnsi="Arial" w:cs="Arial"/>
+              </w:rPr>
+              <w:t xml:space="preserve"> il player, la mappatura delle altre azioni pre esistenti si è resettata. </w:t>
+            </w:r>
+          </w:p>
+          <w:p>
+            <w:pPr>
+              <w:rPr>
+                <w:rFonts w:ascii="Arial" w:hAnsi="Arial" w:cs="Arial"/>
+              </w:rPr>
+            </w:pPr>
+            <w:r>
+              <w:rPr>
+                <w:rFonts w:ascii="Arial" w:hAnsi="Arial" w:cs="Arial"/>
+              </w:rPr>
+              <w:t>È bastato impostarle manualmente per permettere al player di poter camminare, saltare ed usare la torcia.</w:t>
+            </w:r>
+          </w:p>
+          <w:p>
+            <w:pPr>
+              <w:rPr>
+                <w:rFonts w:ascii="Arial" w:hAnsi="Arial" w:cs="Arial"/>
+              </w:rPr>
+            </w:pPr>
+          </w:p>
+          <w:p>
+            <w:pPr>
+              <w:rPr>
+                <w:rFonts w:ascii="Arial" w:hAnsi="Arial" w:cs="Arial"/>
+              </w:rPr>
+            </w:pPr>
+          </w:p>
+          <w:p>
+            <w:pPr>
+              <w:rPr>
+                <w:rFonts w:ascii="Arial" w:hAnsi="Arial" w:cs="Arial"/>
+              </w:rPr>
+            </w:pPr>
+          </w:p>
+          <w:p>
+            <w:pPr>
+              <w:rPr>
+                <w:rFonts w:ascii="Arial" w:hAnsi="Arial" w:cs="Arial"/>
+              </w:rPr>
+            </w:pPr>
+          </w:p>
+          <w:p>
+            <w:pPr>
+              <w:rPr>
+                <w:rFonts w:ascii="Arial" w:hAnsi="Arial" w:cs="Arial"/>
+              </w:rPr>
+            </w:pPr>
+          </w:p>
+          <w:p>
+            <w:pPr>
+              <w:rPr>
+                <w:rFonts w:ascii="Arial" w:hAnsi="Arial" w:cs="Arial"/>
+              </w:rPr>
+            </w:pPr>
+          </w:p>
+          <w:p>
+            <w:pPr>
+              <w:rPr>
+                <w:rFonts w:ascii="Arial" w:hAnsi="Arial" w:cs="Arial"/>
+              </w:rPr>
+            </w:pPr>
+          </w:p>
+          <w:p>
+            <w:pPr>
+              <w:rPr>
+                <w:rFonts w:ascii="Arial" w:hAnsi="Arial" w:cs="Arial"/>
+              </w:rPr>
+            </w:pPr>
+          </w:p>
+          <w:p>
+            <w:pPr>
+              <w:rPr>
+                <w:rFonts w:ascii="Arial" w:hAnsi="Arial" w:cs="Arial"/>
+              </w:rPr>
+            </w:pPr>
+          </w:p>
+          <w:p>
+            <w:pPr>
+              <w:rPr>
+                <w:rFonts w:ascii="Arial" w:hAnsi="Arial" w:cs="Arial"/>
+              </w:rPr>
+            </w:pPr>
+          </w:p>
+          <w:p>
+            <w:pPr>
+              <w:rPr>
+                <w:rFonts w:ascii="Arial" w:hAnsi="Arial" w:cs="Arial"/>
+              </w:rPr>
+            </w:pPr>
+          </w:p>
+          <w:p>
+            <w:pPr>
+              <w:pStyle w:val="Paragrafoelenco"/>
+              <w:numPr>
+                <w:ilvl w:val="0"/>
+                <w:numId w:val="31"/>
+              </w:numPr>
+              <w:rPr>
+                <w:rFonts w:ascii="Arial" w:hAnsi="Arial" w:cs="Arial"/>
+              </w:rPr>
+            </w:pPr>
+            <w:r>
+              <w:rPr>
+                <w:rFonts w:ascii="Arial" w:hAnsi="Arial" w:cs="Arial"/>
+              </w:rPr>
+              <w:t>Il manichino di default è scomparso. Nel nostro progetto ciò non è un problema, ma menziono comunque questo effetto collaterale nel caso, a fine progetto, volessimo aggiungere una texture al nostro giocatore.</w:t>
+            </w:r>
+          </w:p>
+          <w:p>
+            <w:pPr>
+              <w:rPr>
+                <w:rFonts w:ascii="Arial" w:hAnsi="Arial" w:cs="Arial"/>
+              </w:rPr>
+            </w:pPr>
+            <w:r>
+              <w:rPr>
+                <w:rFonts w:ascii="Arial" w:hAnsi="Arial" w:cs="Arial"/>
+              </w:rPr>
+              <w:t xml:space="preserve">            </w:t>
+            </w:r>
+            <w:r>
+              <w:rPr>
+                <w:rFonts w:ascii="Arial" w:hAnsi="Arial" w:cs="Arial"/>
+              </w:rPr>
+              <w:sym w:font="Wingdings" w:char="F0E0"/>
+            </w:r>
+            <w:r>
+              <w:rPr>
+                <w:rFonts w:ascii="Arial" w:hAnsi="Arial" w:cs="Arial"/>
+              </w:rPr>
+              <w:t>Per risolvere il problema ho alzato la “z” della telecamera del player a 64</w:t>
+            </w:r>
+          </w:p>
+          <w:p>
+            <w:pPr>
+              <w:rPr>
+                <w:rFonts w:ascii="Arial" w:hAnsi="Arial" w:cs="Arial"/>
+              </w:rPr>
+            </w:pPr>
+          </w:p>
+          <w:p>
+            <w:pPr>
+              <w:pStyle w:val="Paragrafoelenco"/>
+              <w:numPr>
+                <w:ilvl w:val="0"/>
+                <w:numId w:val="33"/>
+              </w:numPr>
+              <w:ind w:left="723"/>
+              <w:rPr>
+                <w:rFonts w:ascii="Arial" w:hAnsi="Arial" w:cs="Arial"/>
+              </w:rPr>
+            </w:pPr>
+            <w:r>
+              <w:rPr>
+                <w:rFonts w:ascii="Arial" w:hAnsi="Arial" w:cs="Arial"/>
+              </w:rPr>
+              <w:t>Il git config non viene visualizzato, quindi i commit non è chiaro dove vengano salvati. Questo problema mi ha portato via oltre un’ora di tempo ed ho proseguito il lavoro con l’intenzione di sistemare GitHub la prossima lezione.</w:t>
+            </w:r>
+          </w:p>
+          <w:p>
+            <w:pPr>
+              <w:rPr>
+                <w:rFonts w:ascii="Arial" w:hAnsi="Arial" w:cs="Arial"/>
+              </w:rPr>
+            </w:pPr>
+            <w:r>
+              <w:rPr>
+                <w:rFonts w:ascii="Arial" w:hAnsi="Arial" w:cs="Arial"/>
+              </w:rPr>
+              <w:drawing>
+                <wp:anchor distT="0" distB="0" distL="114300" distR="114300" simplePos="0" relativeHeight="251673600" behindDoc="0" locked="0" layoutInCell="1" allowOverlap="1" wp14:anchorId="5101F1A4" wp14:editId="0AFDC321">
+                  <wp:simplePos x="0" y="0"/>
+                  <wp:positionH relativeFrom="column">
+                    <wp:posOffset>231978</wp:posOffset>
+                  </wp:positionH>
+                  <wp:positionV relativeFrom="paragraph">
+                    <wp:posOffset>106680</wp:posOffset>
+                  </wp:positionV>
+                  <wp:extent cx="3957320" cy="1877060"/>
+                  <wp:effectExtent l="0" t="0" r="5080" b="8890"/>
+                  <wp:wrapThrough wrapText="bothSides">
+                    <wp:wrapPolygon edited="0">
+                      <wp:start x="0" y="0"/>
+                      <wp:lineTo x="0" y="21483"/>
+                      <wp:lineTo x="21524" y="21483"/>
+                      <wp:lineTo x="21524" y="0"/>
+                      <wp:lineTo x="0" y="0"/>
+                    </wp:wrapPolygon>
+                  </wp:wrapThrough>
+                  <wp:docPr id="14" name="Immagine 14"/>
+                  <wp:cNvGraphicFramePr>
+                    <a:graphicFrameLocks xmlns:a="http://schemas.openxmlformats.org/drawingml/2006/main" noChangeAspect="1"/>
+                  </wp:cNvGraphicFramePr>
+                  <a:graphic xmlns:a="http://schemas.openxmlformats.org/drawingml/2006/main">
+                    <a:graphicData uri="http://schemas.openxmlformats.org/drawingml/2006/picture">
+                      <pic:pic xmlns:pic="http://schemas.openxmlformats.org/drawingml/2006/picture">
+                        <pic:nvPicPr>
+                          <pic:cNvPr id="1" name=""/>
+                          <pic:cNvPicPr/>
+                        </pic:nvPicPr>
+                        <pic:blipFill>
+                          <a:blip r:embed="rId21">
+                            <a:extLst>
+                              <a:ext uri="{28A0092B-C50C-407E-A947-70E740481C1C}">
+                                <a14:useLocalDpi xmlns:a14="http://schemas.microsoft.com/office/drawing/2010/main" val="0"/>
+                              </a:ext>
+                            </a:extLst>
+                          </a:blip>
+                          <a:stretch>
+                            <a:fillRect/>
+                          </a:stretch>
+                        </pic:blipFill>
+                        <pic:spPr>
+                          <a:xfrm>
+                            <a:off x="0" y="0"/>
+                            <a:ext cx="3957320" cy="1877060"/>
+                          </a:xfrm>
+                          <a:prstGeom prst="rect">
+                            <a:avLst/>
+                          </a:prstGeom>
+                        </pic:spPr>
+                      </pic:pic>
+                    </a:graphicData>
+                  </a:graphic>
+                  <wp14:sizeRelH relativeFrom="margin">
+                    <wp14:pctWidth>0</wp14:pctWidth>
+                  </wp14:sizeRelH>
+                  <wp14:sizeRelV relativeFrom="margin">
+                    <wp14:pctHeight>0</wp14:pctHeight>
+                  </wp14:sizeRelV>
+                </wp:anchor>
+              </w:drawing>
+            </w:r>
+          </w:p>
+          <w:p>
+            <w:pPr>
+              <w:rPr>
+                <w:rFonts w:ascii="Arial" w:hAnsi="Arial" w:cs="Arial"/>
+              </w:rPr>
+            </w:pPr>
+          </w:p>
+          <w:p>
+            <w:pPr>
+              <w:rPr>
+                <w:rFonts w:ascii="Arial" w:hAnsi="Arial" w:cs="Arial"/>
+              </w:rPr>
+            </w:pPr>
+          </w:p>
+          <w:p>
+            <w:pPr>
+              <w:rPr>
+                <w:rFonts w:ascii="Arial" w:hAnsi="Arial" w:cs="Arial"/>
+              </w:rPr>
+            </w:pPr>
+          </w:p>
+          <w:p>
+            <w:pPr>
+              <w:rPr>
+                <w:rFonts w:ascii="Arial" w:hAnsi="Arial" w:cs="Arial"/>
+              </w:rPr>
+            </w:pPr>
+          </w:p>
+          <w:p>
+            <w:pPr>
+              <w:rPr>
+                <w:rFonts w:ascii="Arial" w:hAnsi="Arial" w:cs="Arial"/>
+              </w:rPr>
+            </w:pPr>
+          </w:p>
+          <w:p>
+            <w:pPr>
+              <w:rPr>
+                <w:rFonts w:ascii="Arial" w:hAnsi="Arial" w:cs="Arial"/>
+              </w:rPr>
+            </w:pPr>
+          </w:p>
+          <w:p>
+            <w:pPr>
+              <w:rPr>
+                <w:rFonts w:ascii="Arial" w:hAnsi="Arial" w:cs="Arial"/>
+              </w:rPr>
+            </w:pPr>
+          </w:p>
+          <w:p>
+            <w:pPr>
+              <w:rPr>
+                <w:rFonts w:ascii="Arial" w:hAnsi="Arial" w:cs="Arial"/>
+              </w:rPr>
+            </w:pPr>
+          </w:p>
+          <w:p>
+            <w:pPr>
+              <w:rPr>
+                <w:rFonts w:ascii="Arial" w:hAnsi="Arial" w:cs="Arial"/>
+              </w:rPr>
+            </w:pPr>
+          </w:p>
+          <w:p>
+            <w:pPr>
+              <w:rPr>
+                <w:rFonts w:ascii="Arial" w:hAnsi="Arial" w:cs="Arial"/>
+              </w:rPr>
+            </w:pPr>
+          </w:p>
+          <w:p>
+            <w:pPr>
+              <w:rPr>
+                <w:rFonts w:ascii="Arial" w:hAnsi="Arial" w:cs="Arial"/>
+              </w:rPr>
+            </w:pPr>
+          </w:p>
+          <w:p>
+            <w:pPr>
+              <w:rPr>
+                <w:rFonts w:ascii="Arial" w:hAnsi="Arial" w:cs="Arial"/>
+              </w:rPr>
+            </w:pPr>
+          </w:p>
+          <w:p>
+            <w:pPr>
+              <w:rPr>
+                <w:rFonts w:ascii="Arial" w:hAnsi="Arial" w:cs="Arial"/>
+              </w:rPr>
+            </w:pPr>
+          </w:p>
+          <w:p>
+            <w:pPr>
+              <w:rPr>
+                <w:rFonts w:ascii="Arial" w:hAnsi="Arial" w:cs="Arial"/>
+                <w:b/>
+                <w:bCs/>
+              </w:rPr>
+            </w:pPr>
+            <w:r>
+              <w:rPr>
+                <w:rFonts w:ascii="Arial" w:hAnsi="Arial" w:cs="Arial"/>
+                <w:b/>
+                <w:bCs/>
+              </w:rPr>
+              <w:t>Ruben:</w:t>
+            </w:r>
+          </w:p>
+          <w:p>
+            <w:pPr>
+              <w:pStyle w:val="Paragrafoelenco"/>
+              <w:numPr>
+                <w:ilvl w:val="0"/>
+                <w:numId w:val="31"/>
+              </w:numPr>
+              <w:rPr>
+                <w:rFonts w:ascii="Arial" w:hAnsi="Arial" w:cs="Arial"/>
+              </w:rPr>
+            </w:pPr>
+            <w:r>
+              <w:rPr>
+                <w:rFonts w:ascii="Arial" w:hAnsi="Arial" w:cs="Arial"/>
+              </w:rPr>
+              <w:t>Nessuno.</w:t>
+            </w:r>
+          </w:p>
+          <w:p>
+            <w:pPr>
+              <w:rPr>
+                <w:rFonts w:ascii="Arial" w:hAnsi="Arial" w:cs="Arial"/>
+              </w:rPr>
+            </w:pPr>
+          </w:p>
+          <w:p>
+            <w:pPr>
+              <w:rPr>
+                <w:rFonts w:ascii="Arial" w:hAnsi="Arial" w:cs="Arial"/>
+                <w:b/>
+                <w:bCs/>
+              </w:rPr>
+            </w:pPr>
+            <w:r>
+              <w:rPr>
+                <w:rFonts w:ascii="Arial" w:hAnsi="Arial" w:cs="Arial"/>
+                <w:b/>
+                <w:bCs/>
+              </w:rPr>
+              <w:t>Luca:</w:t>
+            </w:r>
+          </w:p>
+          <w:p>
+            <w:pPr>
+              <w:pStyle w:val="Paragrafoelenco"/>
+              <w:numPr>
+                <w:ilvl w:val="0"/>
+                <w:numId w:val="31"/>
+              </w:numPr>
+              <w:rPr>
+                <w:rFonts w:ascii="Arial" w:hAnsi="Arial" w:cs="Arial"/>
+              </w:rPr>
+            </w:pPr>
+            <w:r>
+              <w:rPr>
+                <w:rFonts w:ascii="Arial" w:hAnsi="Arial" w:cs="Arial"/>
+              </w:rPr>
+              <w:t>La porta non ha alcuna collisione nonostante il codice (scritto in C++) non mostri errori durante la compilazione. È probabile che il codice non venga applicato alla porta o che l’attore su Unreal Engine non sia lo stesso che la classe si aspetta.</w:t>
+            </w:r>
+          </w:p>
+          <w:p>
+            <w:pPr>
+              <w:rPr>
+                <w:rFonts w:ascii="Arial" w:hAnsi="Arial" w:cs="Arial"/>
+              </w:rPr>
+            </w:pPr>
+          </w:p>
+        </w:tc>
+      </w:tr>
+    </w:tbl>
+    <w:p>
+      <w:pPr>
+        <w:rPr>
+          <w:rFonts w:ascii="Arial" w:hAnsi="Arial" w:cs="Arial"/>
+        </w:rPr>
+      </w:pPr>
+    </w:p>
+    <w:tbl>
+      <w:tblPr>
+        <w:tblStyle w:val="Grigliatabella"/>
+        <w:tblW w:w="0" w:type="auto"/>
+        <w:tblLook w:val="04A0" w:firstRow="1" w:lastRow="0" w:firstColumn="1" w:lastColumn="0" w:noHBand="0" w:noVBand="1"/>
+      </w:tblPr>
+      <w:tblGrid>
+        <w:gridCol w:w="9628"/>
+      </w:tblGrid>
+      <w:tr>
+        <w:tc>
+          <w:tcPr>
+            <w:tcW w:w="9854" w:type="dxa"/>
+            <w:shd w:val="clear" w:color="auto" w:fill="D9D9D9" w:themeFill="background1" w:themeFillShade="D9"/>
+          </w:tcPr>
+          <w:p>
+            <w:pPr>
+              <w:rPr>
+                <w:rFonts w:ascii="Arial" w:hAnsi="Arial" w:cs="Arial"/>
+              </w:rPr>
+            </w:pPr>
+            <w:r>
+              <w:rPr>
+                <w:rFonts w:ascii="Arial" w:hAnsi="Arial" w:cs="Arial"/>
+              </w:rPr>
+              <w:t>Punto della situazione rispetto alla pianificazione</w:t>
+            </w:r>
+          </w:p>
+        </w:tc>
+      </w:tr>
+      <w:tr>
+        <w:tc>
+          <w:tcPr>
+            <w:tcW w:w="9854" w:type="dxa"/>
+          </w:tcPr>
+          <w:p>
+            <w:pPr>
+              <w:rPr>
+                <w:rFonts w:ascii="Arial" w:hAnsi="Arial" w:cs="Arial"/>
+              </w:rPr>
+            </w:pPr>
+            <w:r>
+              <w:rPr>
+                <w:rFonts w:ascii="Arial" w:hAnsi="Arial" w:cs="Arial"/>
+              </w:rPr>
+              <w:t>Indietro di una settimana:</w:t>
+            </w:r>
+          </w:p>
+          <w:p>
+            <w:pPr>
+              <w:pStyle w:val="Paragrafoelenco"/>
+              <w:numPr>
+                <w:ilvl w:val="0"/>
+                <w:numId w:val="31"/>
+              </w:numPr>
+              <w:rPr>
+                <w:rFonts w:ascii="Arial" w:hAnsi="Arial" w:cs="Arial"/>
+              </w:rPr>
+            </w:pPr>
+            <w:r>
+              <w:rPr>
+                <w:rFonts w:ascii="Arial" w:hAnsi="Arial" w:cs="Arial"/>
+              </w:rPr>
+              <w:t>Baita, flash e merge non ultimati</w:t>
+            </w:r>
+          </w:p>
+          <w:p>
+            <w:pPr>
+              <w:pStyle w:val="Paragrafoelenco"/>
+              <w:numPr>
+                <w:ilvl w:val="0"/>
+                <w:numId w:val="31"/>
+              </w:numPr>
+              <w:rPr>
+                <w:rFonts w:ascii="Arial" w:hAnsi="Arial" w:cs="Arial"/>
+              </w:rPr>
+            </w:pPr>
+            <w:r>
+              <w:rPr>
+                <w:rFonts w:ascii="Arial" w:hAnsi="Arial" w:cs="Arial"/>
+              </w:rPr>
+              <w:t>Implementazione del mostro, documentazione e test rimandati di una settimana</w:t>
+            </w:r>
+          </w:p>
+        </w:tc>
+      </w:tr>
+    </w:tbl>
+    <w:p>
+      <w:pPr>
+        <w:rPr>
+          <w:rFonts w:ascii="Arial" w:hAnsi="Arial" w:cs="Arial"/>
+        </w:rPr>
+      </w:pPr>
+    </w:p>
+    <w:tbl>
+      <w:tblPr>
+        <w:tblStyle w:val="Grigliatabella"/>
+        <w:tblW w:w="0" w:type="auto"/>
+        <w:tblLook w:val="04A0" w:firstRow="1" w:lastRow="0" w:firstColumn="1" w:lastColumn="0" w:noHBand="0" w:noVBand="1"/>
+      </w:tblPr>
+      <w:tblGrid>
+        <w:gridCol w:w="9628"/>
+      </w:tblGrid>
+      <w:tr>
+        <w:tc>
+          <w:tcPr>
+            <w:tcW w:w="9854" w:type="dxa"/>
+            <w:shd w:val="clear" w:color="auto" w:fill="D9D9D9" w:themeFill="background1" w:themeFillShade="D9"/>
+          </w:tcPr>
+          <w:p>
+            <w:pPr>
+              <w:rPr>
+                <w:rFonts w:ascii="Arial" w:hAnsi="Arial" w:cs="Arial"/>
+              </w:rPr>
+            </w:pPr>
+            <w:r>
+              <w:rPr>
+                <w:rFonts w:ascii="Arial" w:hAnsi="Arial" w:cs="Arial"/>
+              </w:rPr>
+              <w:t>Programma di massima per la prossima giornata di lavoro</w:t>
+            </w:r>
+          </w:p>
+        </w:tc>
+      </w:tr>
+      <w:tr>
+        <w:tc>
+          <w:tcPr>
+            <w:tcW w:w="9854" w:type="dxa"/>
+          </w:tcPr>
+          <w:p>
+            <w:pPr>
+              <w:pStyle w:val="Paragrafoelenco"/>
+              <w:numPr>
+                <w:ilvl w:val="0"/>
+                <w:numId w:val="22"/>
+              </w:numPr>
+              <w:rPr>
+                <w:rFonts w:ascii="Arial" w:hAnsi="Arial" w:cs="Arial"/>
+              </w:rPr>
+            </w:pPr>
+            <w:r>
+              <w:rPr>
+                <w:rFonts w:ascii="Arial" w:hAnsi="Arial" w:cs="Arial"/>
+              </w:rPr>
+              <w:t xml:space="preserve">Kilian: </w:t>
+            </w:r>
+            <w:r>
+              <w:rPr>
+                <w:rFonts w:ascii="Arial" w:hAnsi="Arial" w:cs="Arial"/>
+              </w:rPr>
+              <w:t>Flash della torcia (iniziato a casa)</w:t>
+            </w:r>
+            <w:r>
+              <w:rPr>
+                <w:rFonts w:ascii="Arial" w:hAnsi="Arial" w:cs="Arial"/>
+              </w:rPr>
+              <w:t>, Documentazione (Testing e implementazione)</w:t>
+            </w:r>
+          </w:p>
+          <w:p>
+            <w:pPr>
+              <w:pStyle w:val="Paragrafoelenco"/>
+              <w:numPr>
+                <w:ilvl w:val="0"/>
+                <w:numId w:val="22"/>
+              </w:numPr>
+              <w:rPr>
+                <w:rFonts w:ascii="Arial" w:hAnsi="Arial" w:cs="Arial"/>
+              </w:rPr>
+            </w:pPr>
+            <w:r>
+              <w:rPr>
+                <w:rFonts w:ascii="Arial" w:hAnsi="Arial" w:cs="Arial"/>
+              </w:rPr>
+              <w:t xml:space="preserve">Luca: </w:t>
+            </w:r>
+            <w:r>
+              <w:rPr>
+                <w:rFonts w:ascii="Arial" w:hAnsi="Arial" w:cs="Arial"/>
+              </w:rPr>
+              <w:t>Ultimazione della logica della porta, mostro</w:t>
+            </w:r>
+          </w:p>
+          <w:p>
+            <w:pPr>
+              <w:pStyle w:val="Paragrafoelenco"/>
+              <w:numPr>
+                <w:ilvl w:val="0"/>
+                <w:numId w:val="22"/>
+              </w:numPr>
+              <w:rPr>
+                <w:rFonts w:ascii="Arial" w:hAnsi="Arial" w:cs="Arial"/>
+              </w:rPr>
+            </w:pPr>
+            <w:r>
+              <w:rPr>
+                <w:rFonts w:ascii="Arial" w:hAnsi="Arial" w:cs="Arial"/>
+              </w:rPr>
+              <w:t>Ruben:</w:t>
+            </w:r>
+            <w:r>
+              <w:rPr>
+                <w:rFonts w:ascii="Arial" w:hAnsi="Arial" w:cs="Arial"/>
+              </w:rPr>
+              <w:t xml:space="preserve"> Ultimazione mostro</w:t>
+            </w:r>
+          </w:p>
+        </w:tc>
+      </w:tr>
+    </w:tbl>
+    <w:p>
+      <w:pPr>
+        <w:rPr>
+          <w:rFonts w:ascii="Arial" w:hAnsi="Arial" w:cs="Arial"/>
+        </w:rPr>
+      </w:pPr>
+    </w:p>
+    <w:p>
+      <w:pPr>
+        <w:rPr>
+          <w:rFonts w:ascii="Arial" w:hAnsi="Arial" w:cs="Arial"/>
+        </w:rPr>
+      </w:pPr>
+      <w:r>
+        <w:rPr>
+          <w:rFonts w:ascii="Arial" w:hAnsi="Arial" w:cs="Arial"/>
+        </w:rPr>
+        <w:br w:type="page"/>
+      </w:r>
+    </w:p>
+    <w:p>
+      <w:pPr>
+        <w:pStyle w:val="Titolo2"/>
+        <w:rPr>
+          <w:sz w:val="36"/>
+        </w:rPr>
+      </w:pPr>
+      <w:r>
+        <w:rPr>
+          <w:sz w:val="36"/>
+        </w:rPr>
+        <w:lastRenderedPageBreak/>
+        <w:t>Agile</w:t>
+      </w:r>
+      <w:r>
+        <w:rPr>
+          <w:sz w:val="36"/>
+        </w:rPr>
+        <w:t xml:space="preserve"> - Resoconto</w:t>
+      </w:r>
+    </w:p>
+    <w:p/>
+    <w:tbl>
+      <w:tblPr>
+        <w:tblStyle w:val="Grigliatabella"/>
+        <w:tblW w:w="0" w:type="auto"/>
+        <w:tblLook w:val="04A0" w:firstRow="1" w:lastRow="0" w:firstColumn="1" w:lastColumn="0" w:noHBand="0" w:noVBand="1"/>
+      </w:tblPr>
+      <w:tblGrid>
+        <w:gridCol w:w="9628"/>
+      </w:tblGrid>
+      <w:tr>
+        <w:tc>
+          <w:tcPr>
+            <w:tcW w:w="9854" w:type="dxa"/>
+            <w:shd w:val="clear" w:color="auto" w:fill="D9D9D9" w:themeFill="background1" w:themeFillShade="D9"/>
+          </w:tcPr>
+          <w:p>
+            <w:pPr>
+              <w:rPr>
+                <w:rFonts w:ascii="Arial" w:hAnsi="Arial" w:cs="Arial"/>
+              </w:rPr>
+            </w:pPr>
+            <w:r>
+              <w:rPr>
+                <w:rFonts w:ascii="Arial" w:hAnsi="Arial" w:cs="Arial"/>
+              </w:rPr>
+              <w:t>Daily Scrum</w:t>
+            </w:r>
+          </w:p>
+        </w:tc>
+      </w:tr>
+      <w:tr>
+        <w:tc>
+          <w:tcPr>
+            <w:tcW w:w="9854" w:type="dxa"/>
+          </w:tcPr>
+          <w:p>
+            <w:pPr>
+              <w:rPr>
+                <w:rFonts w:ascii="Arial" w:hAnsi="Arial" w:cs="Arial"/>
+              </w:rPr>
+            </w:pPr>
+          </w:p>
+          <w:p>
+            <w:pPr>
+              <w:rPr>
+                <w:rFonts w:ascii="Arial" w:hAnsi="Arial" w:cs="Arial"/>
+                <w:b/>
+                <w:bCs/>
+                <w:color w:val="31849B" w:themeColor="accent5" w:themeShade="BF"/>
+              </w:rPr>
+            </w:pPr>
+            <w:r>
+              <w:rPr>
+                <w:rFonts w:ascii="Arial" w:hAnsi="Arial" w:cs="Arial"/>
+                <w:b/>
+                <w:bCs/>
+                <w:color w:val="31849B" w:themeColor="accent5" w:themeShade="BF"/>
+              </w:rPr>
+              <w:t>Kilian:</w:t>
+            </w:r>
+          </w:p>
+          <w:p>
+            <w:pPr>
+              <w:pStyle w:val="Paragrafoelenco"/>
+              <w:numPr>
+                <w:ilvl w:val="0"/>
+                <w:numId w:val="29"/>
+              </w:numPr>
+              <w:rPr>
+                <w:rFonts w:ascii="Arial" w:hAnsi="Arial" w:cs="Arial"/>
+              </w:rPr>
+            </w:pPr>
+            <w:r>
+              <w:rPr>
+                <w:rFonts w:ascii="Arial" w:hAnsi="Arial" w:cs="Arial"/>
+              </w:rPr>
+              <w:t xml:space="preserve">Lavori svolti la scorsa lezione: </w:t>
+            </w:r>
+          </w:p>
+          <w:p>
+            <w:pPr>
+              <w:pStyle w:val="Paragrafoelenco"/>
+              <w:numPr>
+                <w:ilvl w:val="0"/>
+                <w:numId w:val="29"/>
+              </w:numPr>
+              <w:rPr>
+                <w:rFonts w:ascii="Arial" w:hAnsi="Arial" w:cs="Arial"/>
+              </w:rPr>
+            </w:pPr>
+            <w:r>
+              <w:rPr>
+                <w:rFonts w:ascii="Arial" w:hAnsi="Arial" w:cs="Arial"/>
+              </w:rPr>
+              <w:t>Lavori da svolgere questa lezione: Ultimazione della torcia elettrica (lavorato a casa, ancora non terminata a causa di problemi con il raggio di luce), merge, flash della torcia</w:t>
+            </w:r>
+          </w:p>
+          <w:p>
+            <w:pPr>
+              <w:rPr>
+                <w:rFonts w:ascii="Arial" w:hAnsi="Arial" w:cs="Arial"/>
+              </w:rPr>
+            </w:pPr>
+          </w:p>
+          <w:p>
+            <w:pPr>
+              <w:rPr>
+                <w:rFonts w:ascii="Arial" w:hAnsi="Arial" w:cs="Arial"/>
+                <w:b/>
+                <w:bCs/>
+                <w:color w:val="943634" w:themeColor="accent2" w:themeShade="BF"/>
+              </w:rPr>
+            </w:pPr>
+            <w:r>
+              <w:rPr>
+                <w:rFonts w:ascii="Arial" w:hAnsi="Arial" w:cs="Arial"/>
+                <w:b/>
+                <w:bCs/>
+                <w:color w:val="943634" w:themeColor="accent2" w:themeShade="BF"/>
+              </w:rPr>
+              <w:t>Luca:</w:t>
+            </w:r>
+          </w:p>
+          <w:p>
+            <w:pPr>
+              <w:pStyle w:val="Paragrafoelenco"/>
+              <w:numPr>
+                <w:ilvl w:val="0"/>
+                <w:numId w:val="29"/>
+              </w:numPr>
+              <w:rPr>
+                <w:rFonts w:ascii="Arial" w:hAnsi="Arial" w:cs="Arial"/>
+              </w:rPr>
+            </w:pPr>
+            <w:r>
+              <w:rPr>
+                <w:rFonts w:ascii="Arial" w:hAnsi="Arial" w:cs="Arial"/>
+              </w:rPr>
+              <w:t xml:space="preserve">Lavori svolti la scorsa lezione: </w:t>
+            </w:r>
+          </w:p>
+          <w:p>
+            <w:pPr>
+              <w:pStyle w:val="Paragrafoelenco"/>
+              <w:numPr>
+                <w:ilvl w:val="0"/>
+                <w:numId w:val="29"/>
+              </w:numPr>
+              <w:rPr>
+                <w:rFonts w:ascii="Arial" w:hAnsi="Arial" w:cs="Arial"/>
+              </w:rPr>
+            </w:pPr>
+            <w:r>
+              <w:rPr>
+                <w:rFonts w:ascii="Arial" w:hAnsi="Arial" w:cs="Arial"/>
+              </w:rPr>
+              <w:t>Lavori da svolgere questa lezione:</w:t>
+            </w:r>
+            <w:r>
+              <w:rPr>
+                <w:rFonts w:ascii="Arial" w:hAnsi="Arial" w:cs="Arial"/>
+              </w:rPr>
+              <w:t xml:space="preserve"> Fix alla baita (collisioni, separazione della porta), codice per aprire e chiudere porta, cercare un modo per pushare sul proprio branch</w:t>
+            </w:r>
+          </w:p>
+          <w:p>
+            <w:pPr>
+              <w:rPr>
+                <w:rFonts w:ascii="Arial" w:hAnsi="Arial" w:cs="Arial"/>
+              </w:rPr>
+            </w:pPr>
+          </w:p>
+          <w:p>
+            <w:pPr>
+              <w:rPr>
+                <w:rFonts w:ascii="Arial" w:hAnsi="Arial" w:cs="Arial"/>
+                <w:b/>
+                <w:bCs/>
+                <w:color w:val="5F497A" w:themeColor="accent4" w:themeShade="BF"/>
+              </w:rPr>
+            </w:pPr>
+            <w:r>
+              <w:rPr>
+                <w:rFonts w:ascii="Arial" w:hAnsi="Arial" w:cs="Arial"/>
+                <w:b/>
+                <w:bCs/>
+                <w:color w:val="5F497A" w:themeColor="accent4" w:themeShade="BF"/>
+              </w:rPr>
+              <w:t>Ruben:</w:t>
+            </w:r>
+          </w:p>
+          <w:p>
+            <w:pPr>
+              <w:pStyle w:val="Paragrafoelenco"/>
+              <w:numPr>
+                <w:ilvl w:val="0"/>
+                <w:numId w:val="29"/>
+              </w:numPr>
+              <w:rPr>
+                <w:rFonts w:ascii="Arial" w:hAnsi="Arial" w:cs="Arial"/>
+              </w:rPr>
+            </w:pPr>
+            <w:r>
+              <w:rPr>
+                <w:rFonts w:ascii="Arial" w:hAnsi="Arial" w:cs="Arial"/>
+              </w:rPr>
+              <w:t xml:space="preserve">Lavori svolti la scorsa lezione: </w:t>
+            </w:r>
+          </w:p>
+          <w:p>
+            <w:pPr>
+              <w:pStyle w:val="Paragrafoelenco"/>
+              <w:numPr>
+                <w:ilvl w:val="0"/>
+                <w:numId w:val="29"/>
+              </w:numPr>
+              <w:rPr>
+                <w:rFonts w:ascii="Arial" w:hAnsi="Arial" w:cs="Arial"/>
+              </w:rPr>
+            </w:pPr>
+            <w:r>
+              <w:rPr>
+                <w:rFonts w:ascii="Arial" w:hAnsi="Arial" w:cs="Arial"/>
+              </w:rPr>
+              <w:t xml:space="preserve">Lavori da svolgere questa lezione: </w:t>
+            </w:r>
+            <w:r>
+              <w:rPr>
+                <w:rFonts w:ascii="Arial" w:hAnsi="Arial" w:cs="Arial"/>
+              </w:rPr>
+              <w:t>Fantasma (esportazione animazione, texture per renderlo più spaventoso), mostro</w:t>
+            </w:r>
+          </w:p>
+          <w:p>
+            <w:pPr>
+              <w:rPr>
+                <w:rFonts w:ascii="Arial" w:hAnsi="Arial" w:cs="Arial"/>
+              </w:rPr>
+            </w:pPr>
+          </w:p>
+          <w:p>
+            <w:pPr>
+              <w:rPr>
+                <w:rFonts w:ascii="Arial" w:hAnsi="Arial" w:cs="Arial"/>
+              </w:rPr>
+            </w:pPr>
+          </w:p>
+        </w:tc>
+      </w:tr>
+    </w:tbl>
+    <w:p>
+      <w:pPr>
+        <w:rPr>
+          <w:rFonts w:ascii="Arial" w:hAnsi="Arial" w:cs="Arial"/>
+        </w:rPr>
+      </w:pPr>
+    </w:p>
+    <w:tbl>
+      <w:tblPr>
+        <w:tblStyle w:val="Grigliatabella"/>
+        <w:tblW w:w="0" w:type="auto"/>
+        <w:tblLook w:val="04A0" w:firstRow="1" w:lastRow="0" w:firstColumn="1" w:lastColumn="0" w:noHBand="0" w:noVBand="1"/>
+      </w:tblPr>
+      <w:tblGrid>
+        <w:gridCol w:w="9628"/>
+      </w:tblGrid>
+      <w:tr>
+        <w:tc>
+          <w:tcPr>
+            <w:tcW w:w="9854" w:type="dxa"/>
+            <w:shd w:val="clear" w:color="auto" w:fill="D9D9D9" w:themeFill="background1" w:themeFillShade="D9"/>
+          </w:tcPr>
+          <w:p>
+            <w:pPr>
+              <w:rPr>
+                <w:rFonts w:ascii="Arial" w:hAnsi="Arial" w:cs="Arial"/>
+              </w:rPr>
+            </w:pPr>
+            <w:r>
+              <w:rPr>
+                <w:rFonts w:ascii="Arial" w:hAnsi="Arial" w:cs="Arial"/>
+              </w:rPr>
+              <w:t>Sprint Planning</w:t>
+            </w:r>
+          </w:p>
+        </w:tc>
+      </w:tr>
+      <w:tr>
+        <w:tc>
+          <w:tcPr>
+            <w:tcW w:w="9854" w:type="dxa"/>
+          </w:tcPr>
+          <w:p>
+            <w:pPr>
+              <w:rPr>
+                <w:rFonts w:ascii="Arial" w:hAnsi="Arial" w:cs="Arial"/>
+              </w:rPr>
+            </w:pPr>
+          </w:p>
+          <w:p>
+            <w:pPr>
+              <w:rPr>
+                <w:rFonts w:ascii="Arial" w:hAnsi="Arial" w:cs="Arial"/>
+              </w:rPr>
+            </w:pPr>
+            <w:r>
+              <w:rPr>
+                <w:rFonts w:ascii="Arial" w:hAnsi="Arial" w:cs="Arial"/>
+              </w:rPr>
+              <w:t>DA ULTIMARE:</w:t>
+            </w:r>
+          </w:p>
+          <w:p>
+            <w:pPr>
+              <w:pStyle w:val="Paragrafoelenco"/>
+              <w:numPr>
+                <w:ilvl w:val="0"/>
+                <w:numId w:val="40"/>
+              </w:numPr>
+              <w:rPr>
+                <w:rFonts w:ascii="Arial" w:hAnsi="Arial" w:cs="Arial"/>
+              </w:rPr>
+            </w:pPr>
+            <w:r>
+              <w:rPr>
+                <w:rFonts w:ascii="Arial" w:hAnsi="Arial" w:cs="Arial"/>
+              </w:rPr>
+              <w:t xml:space="preserve">US-1 </w:t>
+            </w:r>
+            <w:r>
+              <w:rPr>
+                <w:rFonts w:ascii="Arial" w:hAnsi="Arial" w:cs="Arial"/>
+              </w:rPr>
+              <w:t>[</w:t>
+            </w:r>
+            <w:r>
+              <w:rPr>
+                <w:rFonts w:ascii="Arial" w:hAnsi="Arial" w:cs="Arial"/>
+              </w:rPr>
+              <w:t xml:space="preserve">Nuovo SP: </w:t>
+            </w:r>
+            <w:r>
+              <w:rPr>
+                <w:rFonts w:ascii="Arial" w:hAnsi="Arial" w:cs="Arial"/>
+              </w:rPr>
+              <w:t>½]</w:t>
+            </w:r>
+          </w:p>
+          <w:p>
+            <w:pPr>
+              <w:pStyle w:val="Paragrafoelenco"/>
+              <w:numPr>
+                <w:ilvl w:val="0"/>
+                <w:numId w:val="40"/>
+              </w:numPr>
+              <w:rPr>
+                <w:rFonts w:ascii="Arial" w:hAnsi="Arial" w:cs="Arial"/>
+              </w:rPr>
+            </w:pPr>
+            <w:r>
+              <w:rPr>
+                <w:rFonts w:ascii="Arial" w:hAnsi="Arial" w:cs="Arial"/>
+              </w:rPr>
+              <w:t xml:space="preserve">US-2 </w:t>
+            </w:r>
+            <w:r>
+              <w:rPr>
+                <w:rFonts w:ascii="Arial" w:hAnsi="Arial" w:cs="Arial"/>
+              </w:rPr>
+              <w:t>[</w:t>
+            </w:r>
+            <w:r>
+              <w:rPr>
+                <w:rFonts w:ascii="Arial" w:hAnsi="Arial" w:cs="Arial"/>
+              </w:rPr>
+              <w:t>Nuovo SP: 2</w:t>
+            </w:r>
+            <w:r>
+              <w:rPr>
+                <w:rFonts w:ascii="Arial" w:hAnsi="Arial" w:cs="Arial"/>
+              </w:rPr>
+              <w:t>]</w:t>
+            </w:r>
+          </w:p>
+          <w:p>
+            <w:pPr>
+              <w:pStyle w:val="Paragrafoelenco"/>
+              <w:numPr>
+                <w:ilvl w:val="1"/>
+                <w:numId w:val="40"/>
+              </w:numPr>
+              <w:ind w:left="984"/>
+              <w:rPr>
+                <w:rFonts w:ascii="Arial" w:hAnsi="Arial" w:cs="Arial"/>
+              </w:rPr>
+            </w:pPr>
+            <w:r>
+              <w:rPr>
+                <w:rFonts w:ascii="Arial" w:hAnsi="Arial" w:cs="Arial"/>
+              </w:rPr>
+              <w:t>AC2-1</w:t>
+            </w:r>
+          </w:p>
+          <w:p>
+            <w:pPr>
+              <w:pStyle w:val="Paragrafoelenco"/>
+              <w:numPr>
+                <w:ilvl w:val="1"/>
+                <w:numId w:val="40"/>
+              </w:numPr>
+              <w:ind w:left="984"/>
+              <w:rPr>
+                <w:rFonts w:ascii="Arial" w:hAnsi="Arial" w:cs="Arial"/>
+              </w:rPr>
+            </w:pPr>
+            <w:r>
+              <w:rPr>
+                <w:rFonts w:ascii="Arial" w:hAnsi="Arial" w:cs="Arial"/>
+              </w:rPr>
+              <w:t>AC2-2</w:t>
+            </w:r>
+          </w:p>
+          <w:p>
+            <w:pPr>
+              <w:pStyle w:val="Paragrafoelenco"/>
+              <w:numPr>
+                <w:ilvl w:val="0"/>
+                <w:numId w:val="40"/>
+              </w:numPr>
+              <w:rPr>
+                <w:rFonts w:ascii="Arial" w:hAnsi="Arial" w:cs="Arial"/>
+              </w:rPr>
+            </w:pPr>
+            <w:r>
+              <w:rPr>
+                <w:rFonts w:ascii="Arial" w:hAnsi="Arial" w:cs="Arial"/>
+              </w:rPr>
+              <w:t xml:space="preserve">US-3 </w:t>
+            </w:r>
+            <w:r>
+              <w:rPr>
+                <w:rFonts w:ascii="Arial" w:hAnsi="Arial" w:cs="Arial"/>
+              </w:rPr>
+              <w:t>[</w:t>
+            </w:r>
+            <w:r>
+              <w:rPr>
+                <w:rFonts w:ascii="Arial" w:hAnsi="Arial" w:cs="Arial"/>
+              </w:rPr>
+              <w:t>SP: 5</w:t>
+            </w:r>
+            <w:r>
+              <w:rPr>
+                <w:rFonts w:ascii="Arial" w:hAnsi="Arial" w:cs="Arial"/>
+              </w:rPr>
+              <w:t>]</w:t>
+            </w:r>
+          </w:p>
+          <w:p>
+            <w:pPr>
+              <w:pStyle w:val="Paragrafoelenco"/>
+              <w:numPr>
+                <w:ilvl w:val="1"/>
+                <w:numId w:val="40"/>
+              </w:numPr>
+              <w:ind w:left="984"/>
+              <w:rPr>
+                <w:rFonts w:ascii="Arial" w:hAnsi="Arial" w:cs="Arial"/>
+              </w:rPr>
+            </w:pPr>
+            <w:r>
+              <w:rPr>
+                <w:rFonts w:ascii="Arial" w:hAnsi="Arial" w:cs="Arial"/>
+              </w:rPr>
+              <w:t>AC</w:t>
+            </w:r>
+            <w:r>
+              <w:rPr>
+                <w:rFonts w:ascii="Arial" w:hAnsi="Arial" w:cs="Arial"/>
+              </w:rPr>
+              <w:t>3</w:t>
+            </w:r>
+            <w:r>
+              <w:rPr>
+                <w:rFonts w:ascii="Arial" w:hAnsi="Arial" w:cs="Arial"/>
+              </w:rPr>
+              <w:t>-1</w:t>
+            </w:r>
+          </w:p>
+          <w:p>
+            <w:pPr>
+              <w:pStyle w:val="Paragrafoelenco"/>
+              <w:numPr>
+                <w:ilvl w:val="1"/>
+                <w:numId w:val="40"/>
+              </w:numPr>
+              <w:ind w:left="984"/>
+              <w:rPr>
+                <w:rFonts w:ascii="Arial" w:hAnsi="Arial" w:cs="Arial"/>
+              </w:rPr>
+            </w:pPr>
+            <w:r>
+              <w:rPr>
+                <w:rFonts w:ascii="Arial" w:hAnsi="Arial" w:cs="Arial"/>
+              </w:rPr>
+              <w:t>AC</w:t>
+            </w:r>
+            <w:r>
+              <w:rPr>
+                <w:rFonts w:ascii="Arial" w:hAnsi="Arial" w:cs="Arial"/>
+              </w:rPr>
+              <w:t>3</w:t>
+            </w:r>
+            <w:r>
+              <w:rPr>
+                <w:rFonts w:ascii="Arial" w:hAnsi="Arial" w:cs="Arial"/>
+              </w:rPr>
+              <w:t>-2</w:t>
+            </w:r>
+          </w:p>
+          <w:p>
+            <w:pPr>
+              <w:pStyle w:val="Paragrafoelenco"/>
+              <w:numPr>
+                <w:ilvl w:val="0"/>
+                <w:numId w:val="40"/>
+              </w:numPr>
+              <w:rPr>
+                <w:rFonts w:ascii="Arial" w:hAnsi="Arial" w:cs="Arial"/>
+              </w:rPr>
+            </w:pPr>
+            <w:r>
+              <w:rPr>
+                <w:rFonts w:ascii="Arial" w:hAnsi="Arial" w:cs="Arial"/>
+              </w:rPr>
+              <w:t xml:space="preserve">US-4 </w:t>
+            </w:r>
+            <w:r>
+              <w:rPr>
+                <w:rFonts w:ascii="Arial" w:hAnsi="Arial" w:cs="Arial"/>
+              </w:rPr>
+              <w:t>[</w:t>
+            </w:r>
+            <w:r>
+              <w:rPr>
+                <w:rFonts w:ascii="Arial" w:hAnsi="Arial" w:cs="Arial"/>
+              </w:rPr>
+              <w:t>Nuovo</w:t>
+            </w:r>
+            <w:r>
+              <w:rPr>
+                <w:rFonts w:ascii="Arial" w:hAnsi="Arial" w:cs="Arial"/>
+              </w:rPr>
+              <w:t xml:space="preserve"> SP: 2</w:t>
+            </w:r>
+            <w:r>
+              <w:rPr>
+                <w:rFonts w:ascii="Arial" w:hAnsi="Arial" w:cs="Arial"/>
+              </w:rPr>
+              <w:t>]</w:t>
+            </w:r>
+          </w:p>
+          <w:p>
+            <w:pPr>
+              <w:pStyle w:val="Paragrafoelenco"/>
+              <w:numPr>
+                <w:ilvl w:val="1"/>
+                <w:numId w:val="40"/>
+              </w:numPr>
+              <w:ind w:left="984"/>
+              <w:rPr>
+                <w:rFonts w:ascii="Arial" w:hAnsi="Arial" w:cs="Arial"/>
+              </w:rPr>
+            </w:pPr>
+            <w:r>
+              <w:rPr>
+                <w:rFonts w:ascii="Arial" w:hAnsi="Arial" w:cs="Arial"/>
+              </w:rPr>
+              <w:t>AC</w:t>
+            </w:r>
+            <w:r>
+              <w:rPr>
+                <w:rFonts w:ascii="Arial" w:hAnsi="Arial" w:cs="Arial"/>
+              </w:rPr>
+              <w:t>4</w:t>
+            </w:r>
+            <w:r>
+              <w:rPr>
+                <w:rFonts w:ascii="Arial" w:hAnsi="Arial" w:cs="Arial"/>
+              </w:rPr>
+              <w:t>-1</w:t>
+            </w:r>
+          </w:p>
+          <w:p>
+            <w:pPr>
+              <w:pStyle w:val="Paragrafoelenco"/>
+              <w:numPr>
+                <w:ilvl w:val="1"/>
+                <w:numId w:val="40"/>
+              </w:numPr>
+              <w:ind w:left="984"/>
+              <w:rPr>
+                <w:rFonts w:ascii="Arial" w:hAnsi="Arial" w:cs="Arial"/>
+              </w:rPr>
+            </w:pPr>
+            <w:r>
+              <w:rPr>
+                <w:rFonts w:ascii="Arial" w:hAnsi="Arial" w:cs="Arial"/>
+              </w:rPr>
+              <w:t>AC</w:t>
+            </w:r>
+            <w:r>
+              <w:rPr>
+                <w:rFonts w:ascii="Arial" w:hAnsi="Arial" w:cs="Arial"/>
+              </w:rPr>
+              <w:t>4</w:t>
+            </w:r>
+            <w:r>
+              <w:rPr>
+                <w:rFonts w:ascii="Arial" w:hAnsi="Arial" w:cs="Arial"/>
+              </w:rPr>
+              <w:t>-2</w:t>
+            </w:r>
+          </w:p>
+          <w:p>
+            <w:pPr>
+              <w:pStyle w:val="Paragrafoelenco"/>
+              <w:numPr>
+                <w:ilvl w:val="1"/>
+                <w:numId w:val="40"/>
+              </w:numPr>
+              <w:ind w:left="984"/>
+              <w:rPr>
+                <w:rFonts w:ascii="Arial" w:hAnsi="Arial" w:cs="Arial"/>
+              </w:rPr>
+            </w:pPr>
+            <w:r>
+              <w:rPr>
+                <w:rFonts w:ascii="Arial" w:hAnsi="Arial" w:cs="Arial"/>
+              </w:rPr>
+              <w:t>AC</w:t>
+            </w:r>
+            <w:r>
+              <w:rPr>
+                <w:rFonts w:ascii="Arial" w:hAnsi="Arial" w:cs="Arial"/>
+              </w:rPr>
+              <w:t>4</w:t>
+            </w:r>
+            <w:r>
+              <w:rPr>
+                <w:rFonts w:ascii="Arial" w:hAnsi="Arial" w:cs="Arial"/>
+              </w:rPr>
+              <w:t>-</w:t>
+            </w:r>
+            <w:r>
+              <w:rPr>
+                <w:rFonts w:ascii="Arial" w:hAnsi="Arial" w:cs="Arial"/>
+              </w:rPr>
+              <w:t>3</w:t>
+            </w:r>
+          </w:p>
+          <w:p>
+            <w:pPr>
+              <w:rPr>
+                <w:rFonts w:ascii="Arial" w:hAnsi="Arial" w:cs="Arial"/>
+              </w:rPr>
+            </w:pPr>
+          </w:p>
+          <w:p>
+            <w:pPr>
+              <w:rPr>
+                <w:rFonts w:ascii="Arial" w:hAnsi="Arial" w:cs="Arial"/>
+              </w:rPr>
+            </w:pPr>
+            <w:r>
+              <w:rPr>
+                <w:rFonts w:ascii="Arial" w:hAnsi="Arial" w:cs="Arial"/>
+              </w:rPr>
+              <w:t xml:space="preserve">DA </w:t>
+            </w:r>
+            <w:r>
+              <w:rPr>
+                <w:rFonts w:ascii="Arial" w:hAnsi="Arial" w:cs="Arial"/>
+              </w:rPr>
+              <w:t>INIZIARE</w:t>
+            </w:r>
+            <w:r>
+              <w:rPr>
+                <w:rFonts w:ascii="Arial" w:hAnsi="Arial" w:cs="Arial"/>
+              </w:rPr>
+              <w:t>:</w:t>
+            </w:r>
+          </w:p>
+          <w:p>
+            <w:pPr>
+              <w:pStyle w:val="Paragrafoelenco"/>
+              <w:numPr>
+                <w:ilvl w:val="0"/>
+                <w:numId w:val="40"/>
+              </w:numPr>
+              <w:rPr>
+                <w:rFonts w:ascii="Arial" w:hAnsi="Arial" w:cs="Arial"/>
+              </w:rPr>
+            </w:pPr>
+            <w:r>
+              <w:rPr>
+                <w:rFonts w:ascii="Arial" w:hAnsi="Arial" w:cs="Arial"/>
+              </w:rPr>
+              <w:t>US-5</w:t>
+            </w:r>
+          </w:p>
+          <w:p>
+            <w:pPr>
+              <w:pStyle w:val="Paragrafoelenco"/>
+              <w:numPr>
+                <w:ilvl w:val="1"/>
+                <w:numId w:val="40"/>
+              </w:numPr>
+              <w:ind w:left="984"/>
+              <w:rPr>
+                <w:rFonts w:ascii="Arial" w:hAnsi="Arial" w:cs="Arial"/>
+              </w:rPr>
+            </w:pPr>
+            <w:r>
+              <w:rPr>
+                <w:rFonts w:ascii="Arial" w:hAnsi="Arial" w:cs="Arial"/>
+              </w:rPr>
+              <w:t>AC</w:t>
+            </w:r>
+            <w:r>
+              <w:rPr>
+                <w:rFonts w:ascii="Arial" w:hAnsi="Arial" w:cs="Arial"/>
+              </w:rPr>
+              <w:t>5</w:t>
+            </w:r>
+            <w:r>
+              <w:rPr>
+                <w:rFonts w:ascii="Arial" w:hAnsi="Arial" w:cs="Arial"/>
+              </w:rPr>
+              <w:t>-1</w:t>
+            </w:r>
+          </w:p>
+          <w:p>
+            <w:pPr>
+              <w:pStyle w:val="Paragrafoelenco"/>
+              <w:numPr>
+                <w:ilvl w:val="1"/>
+                <w:numId w:val="40"/>
+              </w:numPr>
+              <w:ind w:left="984"/>
+              <w:rPr>
+                <w:rFonts w:ascii="Arial" w:hAnsi="Arial" w:cs="Arial"/>
+              </w:rPr>
+            </w:pPr>
+            <w:r>
+              <w:rPr>
+                <w:rFonts w:ascii="Arial" w:hAnsi="Arial" w:cs="Arial"/>
+              </w:rPr>
+              <w:t>AC</w:t>
+            </w:r>
+            <w:r>
+              <w:rPr>
+                <w:rFonts w:ascii="Arial" w:hAnsi="Arial" w:cs="Arial"/>
+              </w:rPr>
+              <w:t>5</w:t>
+            </w:r>
+            <w:r>
+              <w:rPr>
+                <w:rFonts w:ascii="Arial" w:hAnsi="Arial" w:cs="Arial"/>
+              </w:rPr>
+              <w:t>-2</w:t>
+            </w:r>
+          </w:p>
+          <w:p>
+            <w:pPr>
+              <w:pStyle w:val="Paragrafoelenco"/>
+              <w:numPr>
+                <w:ilvl w:val="1"/>
+                <w:numId w:val="40"/>
+              </w:numPr>
+              <w:ind w:left="984"/>
+              <w:rPr>
+                <w:rFonts w:ascii="Arial" w:hAnsi="Arial" w:cs="Arial"/>
+              </w:rPr>
+            </w:pPr>
+            <w:r>
+              <w:rPr>
+                <w:rFonts w:ascii="Arial" w:hAnsi="Arial" w:cs="Arial"/>
+              </w:rPr>
+              <w:t>AC</w:t>
+            </w:r>
+            <w:r>
+              <w:rPr>
+                <w:rFonts w:ascii="Arial" w:hAnsi="Arial" w:cs="Arial"/>
+              </w:rPr>
+              <w:t>5</w:t>
+            </w:r>
+            <w:r>
+              <w:rPr>
+                <w:rFonts w:ascii="Arial" w:hAnsi="Arial" w:cs="Arial"/>
+              </w:rPr>
+              <w:t>-3</w:t>
+            </w:r>
+          </w:p>
+          <w:p>
+            <w:pPr>
+              <w:pStyle w:val="Paragrafoelenco"/>
+              <w:numPr>
+                <w:ilvl w:val="0"/>
+                <w:numId w:val="40"/>
+              </w:numPr>
+              <w:rPr>
+                <w:rFonts w:ascii="Arial" w:hAnsi="Arial" w:cs="Arial"/>
+              </w:rPr>
+            </w:pPr>
+            <w:r>
+              <w:rPr>
+                <w:rFonts w:ascii="Arial" w:hAnsi="Arial" w:cs="Arial"/>
+              </w:rPr>
+              <w:t>US-6</w:t>
+            </w:r>
+          </w:p>
+          <w:p>
+            <w:pPr>
+              <w:pStyle w:val="Paragrafoelenco"/>
+              <w:numPr>
+                <w:ilvl w:val="1"/>
+                <w:numId w:val="40"/>
+              </w:numPr>
+              <w:ind w:left="984"/>
+              <w:rPr>
+                <w:rFonts w:ascii="Arial" w:hAnsi="Arial" w:cs="Arial"/>
+              </w:rPr>
+            </w:pPr>
+            <w:r>
+              <w:rPr>
+                <w:rFonts w:ascii="Arial" w:hAnsi="Arial" w:cs="Arial"/>
+              </w:rPr>
+              <w:t>AC</w:t>
+            </w:r>
+            <w:r>
+              <w:rPr>
+                <w:rFonts w:ascii="Arial" w:hAnsi="Arial" w:cs="Arial"/>
+              </w:rPr>
+              <w:t>6</w:t>
+            </w:r>
+            <w:r>
+              <w:rPr>
+                <w:rFonts w:ascii="Arial" w:hAnsi="Arial" w:cs="Arial"/>
+              </w:rPr>
+              <w:t>-1</w:t>
+            </w:r>
+          </w:p>
+          <w:p>
+            <w:pPr>
+              <w:pStyle w:val="Paragrafoelenco"/>
+              <w:numPr>
+                <w:ilvl w:val="1"/>
+                <w:numId w:val="40"/>
+              </w:numPr>
+              <w:ind w:left="984"/>
+              <w:rPr>
+                <w:rFonts w:ascii="Arial" w:hAnsi="Arial" w:cs="Arial"/>
+              </w:rPr>
+            </w:pPr>
+            <w:r>
+              <w:rPr>
+                <w:rFonts w:ascii="Arial" w:hAnsi="Arial" w:cs="Arial"/>
+              </w:rPr>
+              <w:t>AC</w:t>
+            </w:r>
+            <w:r>
+              <w:rPr>
+                <w:rFonts w:ascii="Arial" w:hAnsi="Arial" w:cs="Arial"/>
+              </w:rPr>
+              <w:t>6</w:t>
+            </w:r>
+            <w:r>
+              <w:rPr>
+                <w:rFonts w:ascii="Arial" w:hAnsi="Arial" w:cs="Arial"/>
+              </w:rPr>
+              <w:t>-2</w:t>
+            </w:r>
+          </w:p>
+          <w:p>
+            <w:pPr>
+              <w:pStyle w:val="Paragrafoelenco"/>
+              <w:numPr>
+                <w:ilvl w:val="1"/>
+                <w:numId w:val="40"/>
+              </w:numPr>
+              <w:ind w:left="984"/>
+              <w:rPr>
+                <w:rFonts w:ascii="Arial" w:hAnsi="Arial" w:cs="Arial"/>
+              </w:rPr>
+            </w:pPr>
+            <w:r>
+              <w:rPr>
+                <w:rFonts w:ascii="Arial" w:hAnsi="Arial" w:cs="Arial"/>
+              </w:rPr>
+              <w:t>AC</w:t>
+            </w:r>
+            <w:r>
+              <w:rPr>
+                <w:rFonts w:ascii="Arial" w:hAnsi="Arial" w:cs="Arial"/>
+              </w:rPr>
+              <w:t>6</w:t>
+            </w:r>
+            <w:r>
+              <w:rPr>
+                <w:rFonts w:ascii="Arial" w:hAnsi="Arial" w:cs="Arial"/>
+              </w:rPr>
+              <w:t>-3</w:t>
+            </w:r>
+          </w:p>
+          <w:p>
+            <w:pPr>
+              <w:pStyle w:val="Paragrafoelenco"/>
+              <w:numPr>
+                <w:ilvl w:val="1"/>
+                <w:numId w:val="40"/>
+              </w:numPr>
+              <w:ind w:left="984"/>
+              <w:rPr>
+                <w:rFonts w:ascii="Arial" w:hAnsi="Arial" w:cs="Arial"/>
+              </w:rPr>
+            </w:pPr>
+            <w:r>
+              <w:rPr>
+                <w:rFonts w:ascii="Arial" w:hAnsi="Arial" w:cs="Arial"/>
+              </w:rPr>
+              <w:t>AC</w:t>
+            </w:r>
+            <w:r>
+              <w:rPr>
+                <w:rFonts w:ascii="Arial" w:hAnsi="Arial" w:cs="Arial"/>
+              </w:rPr>
+              <w:t>6</w:t>
+            </w:r>
+            <w:r>
+              <w:rPr>
+                <w:rFonts w:ascii="Arial" w:hAnsi="Arial" w:cs="Arial"/>
+              </w:rPr>
+              <w:t>-</w:t>
+            </w:r>
+            <w:r>
+              <w:rPr>
+                <w:rFonts w:ascii="Arial" w:hAnsi="Arial" w:cs="Arial"/>
+              </w:rPr>
+              <w:t>4</w:t>
+            </w:r>
+          </w:p>
+          <w:p>
+            <w:pPr>
+              <w:pStyle w:val="Paragrafoelenco"/>
+              <w:numPr>
+                <w:ilvl w:val="1"/>
+                <w:numId w:val="40"/>
+              </w:numPr>
+              <w:ind w:left="984"/>
+              <w:rPr>
+                <w:rFonts w:ascii="Arial" w:hAnsi="Arial" w:cs="Arial"/>
+              </w:rPr>
+            </w:pPr>
+            <w:r>
+              <w:rPr>
+                <w:rFonts w:ascii="Arial" w:hAnsi="Arial" w:cs="Arial"/>
+              </w:rPr>
+              <w:t>AC</w:t>
+            </w:r>
+            <w:r>
+              <w:rPr>
+                <w:rFonts w:ascii="Arial" w:hAnsi="Arial" w:cs="Arial"/>
+              </w:rPr>
+              <w:t>6</w:t>
+            </w:r>
+            <w:r>
+              <w:rPr>
+                <w:rFonts w:ascii="Arial" w:hAnsi="Arial" w:cs="Arial"/>
+              </w:rPr>
+              <w:t>-</w:t>
+            </w:r>
+            <w:r>
+              <w:rPr>
+                <w:rFonts w:ascii="Arial" w:hAnsi="Arial" w:cs="Arial"/>
+              </w:rPr>
+              <w:t>5</w:t>
+            </w:r>
+          </w:p>
+          <w:p>
+            <w:pPr>
+              <w:pStyle w:val="Paragrafoelenco"/>
+              <w:numPr>
+                <w:ilvl w:val="1"/>
+                <w:numId w:val="40"/>
+              </w:numPr>
+              <w:ind w:left="984"/>
+              <w:rPr>
+                <w:rFonts w:ascii="Arial" w:hAnsi="Arial" w:cs="Arial"/>
+              </w:rPr>
+            </w:pPr>
+            <w:r>
+              <w:rPr>
+                <w:rFonts w:ascii="Arial" w:hAnsi="Arial" w:cs="Arial"/>
+              </w:rPr>
+              <w:t>AC</w:t>
+            </w:r>
+            <w:r>
+              <w:rPr>
+                <w:rFonts w:ascii="Arial" w:hAnsi="Arial" w:cs="Arial"/>
+              </w:rPr>
+              <w:t>6</w:t>
+            </w:r>
+            <w:r>
+              <w:rPr>
+                <w:rFonts w:ascii="Arial" w:hAnsi="Arial" w:cs="Arial"/>
+              </w:rPr>
+              <w:t>-</w:t>
+            </w:r>
+            <w:r>
+              <w:rPr>
+                <w:rFonts w:ascii="Arial" w:hAnsi="Arial" w:cs="Arial"/>
+              </w:rPr>
+              <w:t>6</w:t>
+            </w:r>
+          </w:p>
+          <w:p>
+            <w:pPr>
+              <w:rPr>
+                <w:rFonts w:ascii="Arial" w:hAnsi="Arial" w:cs="Arial"/>
+              </w:rPr>
+            </w:pPr>
+          </w:p>
+        </w:tc>
+      </w:tr>
+    </w:tbl>
+    <w:p>
+      <w:pPr>
+        <w:rPr>
+          <w:rFonts w:ascii="Arial" w:hAnsi="Arial" w:cs="Arial"/>
+        </w:rPr>
+      </w:pPr>
+    </w:p>
+    <w:p>
+      <w:pPr>
+        <w:rPr>
+          <w:rFonts w:ascii="Arial" w:hAnsi="Arial" w:cs="Arial"/>
+        </w:rPr>
+      </w:pPr>
+    </w:p>
+    <w:p>
+      <w:pPr>
+        <w:rPr>
+          <w:rFonts w:ascii="Arial" w:hAnsi="Arial" w:cs="Arial"/>
+        </w:rPr>
+      </w:pPr>
+    </w:p>
+    <w:tbl>
+      <w:tblPr>
+        <w:tblStyle w:val="Grigliatabella"/>
+        <w:tblW w:w="0" w:type="auto"/>
+        <w:tblLook w:val="04A0" w:firstRow="1" w:lastRow="0" w:firstColumn="1" w:lastColumn="0" w:noHBand="0" w:noVBand="1"/>
+      </w:tblPr>
+      <w:tblGrid>
+        <w:gridCol w:w="9628"/>
+      </w:tblGrid>
+      <w:tr>
+        <w:tc>
+          <w:tcPr>
+            <w:tcW w:w="9854" w:type="dxa"/>
+            <w:shd w:val="clear" w:color="auto" w:fill="D9D9D9" w:themeFill="background1" w:themeFillShade="D9"/>
+          </w:tcPr>
+          <w:p>
+            <w:pPr>
+              <w:rPr>
+                <w:rFonts w:ascii="Arial" w:hAnsi="Arial" w:cs="Arial"/>
+              </w:rPr>
+            </w:pPr>
+            <w:r>
+              <w:rPr>
+                <w:rFonts w:ascii="Arial" w:hAnsi="Arial" w:cs="Arial"/>
+              </w:rPr>
+              <w:lastRenderedPageBreak/>
+              <w:t>Sprint Review</w:t>
+            </w:r>
+          </w:p>
+        </w:tc>
+      </w:tr>
+      <w:tr>
+        <w:tc>
+          <w:tcPr>
+            <w:tcW w:w="9854" w:type="dxa"/>
+          </w:tcPr>
+          <w:p>
+            <w:pPr>
+              <w:pStyle w:val="Paragrafoelenco"/>
+              <w:numPr>
+                <w:ilvl w:val="0"/>
+                <w:numId w:val="31"/>
+              </w:numPr>
+              <w:rPr>
+                <w:rFonts w:ascii="Arial" w:hAnsi="Arial" w:cs="Arial"/>
+              </w:rPr>
+            </w:pPr>
+            <w:r>
+              <w:rPr>
+                <w:rFonts w:ascii="Arial" w:hAnsi="Arial" w:cs="Arial"/>
+              </w:rPr>
+              <w:t>Organizzazione: Non ottimale. La creazione dei branch su GitHub è avvenuta troppo tardi, lo sviluppo è iniziato troppo in anticipo e questo ha causato ritardi nella terza settimana dello sprint.</w:t>
+            </w:r>
+          </w:p>
+          <w:p>
+            <w:pPr>
+              <w:pStyle w:val="Paragrafoelenco"/>
+              <w:numPr>
+                <w:ilvl w:val="0"/>
+                <w:numId w:val="32"/>
+              </w:numPr>
+              <w:rPr>
+                <w:rFonts w:ascii="Arial" w:hAnsi="Arial" w:cs="Arial"/>
+              </w:rPr>
+            </w:pPr>
+            <w:r>
+              <w:rPr>
+                <w:rFonts w:ascii="Arial" w:hAnsi="Arial" w:cs="Arial"/>
+              </w:rPr>
+              <w:t>Specificare, in un capitolo annesso della documentazione, quali User Story sono state completate in quale sprint, migliora la leggibilità.</w:t>
+            </w:r>
+          </w:p>
+          <w:p>
+            <w:pPr>
+              <w:pStyle w:val="Paragrafoelenco"/>
+              <w:numPr>
+                <w:ilvl w:val="0"/>
+                <w:numId w:val="31"/>
+              </w:numPr>
+              <w:rPr>
+                <w:rFonts w:ascii="Arial" w:hAnsi="Arial" w:cs="Arial"/>
+              </w:rPr>
+            </w:pPr>
+            <w:r>
+              <w:rPr>
+                <w:rFonts w:ascii="Arial" w:hAnsi="Arial" w:cs="Arial"/>
+              </w:rPr>
+              <w:t>User Stories: nessuna è stata portata a termine. Prendere in considerazione l’idea di abbassare gli sprint points delle stories (per ciò che riguarda il secondo sprint) siccome alcune sono state già in parte sviluppate.</w:t>
+            </w:r>
+          </w:p>
+          <w:p>
+            <w:pPr>
+              <w:pStyle w:val="Paragrafoelenco"/>
+              <w:numPr>
+                <w:ilvl w:val="0"/>
+                <w:numId w:val="31"/>
+              </w:numPr>
+              <w:rPr>
+                <w:rFonts w:ascii="Arial" w:hAnsi="Arial" w:cs="Arial"/>
+              </w:rPr>
+            </w:pPr>
+            <w:r>
+              <w:rPr>
+                <w:rFonts w:ascii="Arial" w:hAnsi="Arial" w:cs="Arial"/>
+              </w:rPr>
+              <w:t>Gannt: buono, da sistemare le ore di lavoro</w:t>
+            </w:r>
+          </w:p>
+        </w:tc>
+      </w:tr>
+    </w:tbl>
+    <w:p>
+      <w:pPr>
+        <w:rPr>
+          <w:rFonts w:ascii="Arial" w:hAnsi="Arial" w:cs="Arial"/>
+        </w:rPr>
+      </w:pPr>
+    </w:p>
+    <w:tbl>
+      <w:tblPr>
+        <w:tblStyle w:val="Grigliatabella"/>
+        <w:tblW w:w="0" w:type="auto"/>
+        <w:tblLook w:val="04A0" w:firstRow="1" w:lastRow="0" w:firstColumn="1" w:lastColumn="0" w:noHBand="0" w:noVBand="1"/>
+      </w:tblPr>
+      <w:tblGrid>
+        <w:gridCol w:w="9628"/>
+      </w:tblGrid>
+      <w:tr>
+        <w:tc>
+          <w:tcPr>
+            <w:tcW w:w="9854" w:type="dxa"/>
+            <w:shd w:val="clear" w:color="auto" w:fill="D9D9D9" w:themeFill="background1" w:themeFillShade="D9"/>
+          </w:tcPr>
+          <w:p>
+            <w:pPr>
+              <w:rPr>
+                <w:rFonts w:ascii="Arial" w:hAnsi="Arial" w:cs="Arial"/>
+              </w:rPr>
+            </w:pPr>
+            <w:r>
+              <w:rPr>
+                <w:rFonts w:ascii="Arial" w:hAnsi="Arial" w:cs="Arial"/>
+              </w:rPr>
+              <w:t>Sprint Retrospective</w:t>
+            </w:r>
+          </w:p>
+        </w:tc>
+      </w:tr>
+      <w:tr>
+        <w:tc>
+          <w:tcPr>
+            <w:tcW w:w="9854" w:type="dxa"/>
+          </w:tcPr>
+          <w:p>
+            <w:pPr>
+              <w:rPr>
+                <w:rFonts w:ascii="Arial" w:hAnsi="Arial" w:cs="Arial"/>
+              </w:rPr>
+            </w:pPr>
+            <w:r>
+              <w:rPr>
+                <w:rFonts w:ascii="Arial" w:hAnsi="Arial" w:cs="Arial"/>
+                <w:b/>
+                <w:bCs/>
+              </w:rPr>
+              <w:t>US-1</w:t>
+            </w:r>
+            <w:r>
+              <w:rPr>
+                <w:rFonts w:ascii="Arial" w:hAnsi="Arial" w:cs="Arial"/>
+              </w:rPr>
+              <w:t>: Completata parzialmente, non implementata per mancanza del merge.</w:t>
+            </w:r>
+          </w:p>
+          <w:p>
+            <w:pPr>
+              <w:pStyle w:val="Paragrafoelenco"/>
+              <w:numPr>
+                <w:ilvl w:val="0"/>
+                <w:numId w:val="34"/>
+              </w:numPr>
+              <w:rPr>
+                <w:rFonts w:ascii="Arial" w:hAnsi="Arial" w:cs="Arial"/>
+              </w:rPr>
+            </w:pPr>
+            <w:r>
+              <w:rPr>
+                <w:rFonts w:ascii="Arial" w:hAnsi="Arial" w:cs="Arial"/>
+              </w:rPr>
+              <w:t>AC1-1: Ultimata</w:t>
+            </w:r>
+          </w:p>
+          <w:p>
+            <w:pPr>
+              <w:pStyle w:val="Paragrafoelenco"/>
+              <w:numPr>
+                <w:ilvl w:val="0"/>
+                <w:numId w:val="34"/>
+              </w:numPr>
+              <w:rPr>
+                <w:rFonts w:ascii="Arial" w:hAnsi="Arial" w:cs="Arial"/>
+              </w:rPr>
+            </w:pPr>
+            <w:r>
+              <w:rPr>
+                <w:rFonts w:ascii="Arial" w:hAnsi="Arial" w:cs="Arial"/>
+              </w:rPr>
+              <w:t>AC1-2: Ultimata</w:t>
+            </w:r>
+          </w:p>
+          <w:p>
+            <w:pPr>
+              <w:rPr>
+                <w:rFonts w:ascii="Arial" w:hAnsi="Arial" w:cs="Arial"/>
+              </w:rPr>
+            </w:pPr>
+          </w:p>
+          <w:p>
+            <w:pPr>
+              <w:rPr>
+                <w:rFonts w:ascii="Arial" w:hAnsi="Arial" w:cs="Arial"/>
+              </w:rPr>
+            </w:pPr>
+            <w:r>
+              <w:rPr>
+                <w:rFonts w:ascii="Arial" w:hAnsi="Arial" w:cs="Arial"/>
+                <w:b/>
+                <w:bCs/>
+              </w:rPr>
+              <w:t>US-2</w:t>
+            </w:r>
+            <w:r>
+              <w:rPr>
+                <w:rFonts w:ascii="Arial" w:hAnsi="Arial" w:cs="Arial"/>
+              </w:rPr>
+              <w:t>: Completata solo graficamente, l’asset è stato importato ma la porta non è interagibile. Manca la mappa nella baita</w:t>
+            </w:r>
+          </w:p>
+          <w:p>
+            <w:pPr>
+              <w:pStyle w:val="Paragrafoelenco"/>
+              <w:numPr>
+                <w:ilvl w:val="0"/>
+                <w:numId w:val="34"/>
+              </w:numPr>
+              <w:rPr>
+                <w:rFonts w:ascii="Arial" w:hAnsi="Arial" w:cs="Arial"/>
+              </w:rPr>
+            </w:pPr>
+            <w:r>
+              <w:rPr>
+                <w:rFonts w:ascii="Arial" w:hAnsi="Arial" w:cs="Arial"/>
+              </w:rPr>
+              <w:t>AC</w:t>
+            </w:r>
+            <w:r>
+              <w:rPr>
+                <w:rFonts w:ascii="Arial" w:hAnsi="Arial" w:cs="Arial"/>
+              </w:rPr>
+              <w:t>2</w:t>
+            </w:r>
+            <w:r>
+              <w:rPr>
+                <w:rFonts w:ascii="Arial" w:hAnsi="Arial" w:cs="Arial"/>
+              </w:rPr>
+              <w:t xml:space="preserve">-1: </w:t>
+            </w:r>
+            <w:r>
+              <w:rPr>
+                <w:rFonts w:ascii="Arial" w:hAnsi="Arial" w:cs="Arial"/>
+              </w:rPr>
+              <w:t>Non ultimata</w:t>
+            </w:r>
+          </w:p>
+          <w:p>
+            <w:pPr>
+              <w:pStyle w:val="Paragrafoelenco"/>
+              <w:numPr>
+                <w:ilvl w:val="0"/>
+                <w:numId w:val="34"/>
+              </w:numPr>
+              <w:rPr>
+                <w:rFonts w:ascii="Arial" w:hAnsi="Arial" w:cs="Arial"/>
+              </w:rPr>
+            </w:pPr>
+            <w:r>
+              <w:rPr>
+                <w:rFonts w:ascii="Arial" w:hAnsi="Arial" w:cs="Arial"/>
+              </w:rPr>
+              <w:t>AC</w:t>
+            </w:r>
+            <w:r>
+              <w:rPr>
+                <w:rFonts w:ascii="Arial" w:hAnsi="Arial" w:cs="Arial"/>
+              </w:rPr>
+              <w:t>2</w:t>
+            </w:r>
+            <w:r>
+              <w:rPr>
+                <w:rFonts w:ascii="Arial" w:hAnsi="Arial" w:cs="Arial"/>
+              </w:rPr>
+              <w:t xml:space="preserve">-2: </w:t>
+            </w:r>
+            <w:r>
+              <w:rPr>
+                <w:rFonts w:ascii="Arial" w:hAnsi="Arial" w:cs="Arial"/>
+              </w:rPr>
+              <w:t>Non sviluppata</w:t>
+            </w:r>
+          </w:p>
+          <w:p>
+            <w:pPr>
+              <w:pStyle w:val="Paragrafoelenco"/>
+              <w:numPr>
+                <w:ilvl w:val="0"/>
+                <w:numId w:val="34"/>
+              </w:numPr>
+              <w:rPr>
+                <w:rFonts w:ascii="Arial" w:hAnsi="Arial" w:cs="Arial"/>
+              </w:rPr>
+            </w:pPr>
+            <w:r>
+              <w:rPr>
+                <w:rFonts w:ascii="Arial" w:hAnsi="Arial" w:cs="Arial"/>
+              </w:rPr>
+              <w:t>AC</w:t>
+            </w:r>
+            <w:r>
+              <w:rPr>
+                <w:rFonts w:ascii="Arial" w:hAnsi="Arial" w:cs="Arial"/>
+              </w:rPr>
+              <w:t>2</w:t>
+            </w:r>
+            <w:r>
+              <w:rPr>
+                <w:rFonts w:ascii="Arial" w:hAnsi="Arial" w:cs="Arial"/>
+              </w:rPr>
+              <w:t>-</w:t>
+            </w:r>
+            <w:r>
+              <w:rPr>
+                <w:rFonts w:ascii="Arial" w:hAnsi="Arial" w:cs="Arial"/>
+              </w:rPr>
+              <w:t>3</w:t>
+            </w:r>
+            <w:r>
+              <w:rPr>
+                <w:rFonts w:ascii="Arial" w:hAnsi="Arial" w:cs="Arial"/>
+              </w:rPr>
+              <w:t xml:space="preserve">: </w:t>
+            </w:r>
+            <w:r>
+              <w:rPr>
+                <w:rFonts w:ascii="Arial" w:hAnsi="Arial" w:cs="Arial"/>
+              </w:rPr>
+              <w:t>Non sviluppata, ma non prevista per questo sprint</w:t>
+            </w:r>
+          </w:p>
+          <w:p>
+            <w:pPr>
+              <w:rPr>
+                <w:rFonts w:ascii="Arial" w:hAnsi="Arial" w:cs="Arial"/>
+              </w:rPr>
+            </w:pPr>
+          </w:p>
+          <w:p>
+            <w:pPr>
+              <w:rPr>
+                <w:rFonts w:ascii="Arial" w:hAnsi="Arial" w:cs="Arial"/>
+              </w:rPr>
+            </w:pPr>
+            <w:r>
+              <w:rPr>
+                <w:rFonts w:ascii="Arial" w:hAnsi="Arial" w:cs="Arial"/>
+                <w:b/>
+                <w:bCs/>
+              </w:rPr>
+              <w:t>US-</w:t>
+            </w:r>
+            <w:r>
+              <w:rPr>
+                <w:rFonts w:ascii="Arial" w:hAnsi="Arial" w:cs="Arial"/>
+                <w:b/>
+                <w:bCs/>
+              </w:rPr>
+              <w:t>3</w:t>
+            </w:r>
+            <w:r>
+              <w:rPr>
+                <w:rFonts w:ascii="Arial" w:hAnsi="Arial" w:cs="Arial"/>
+              </w:rPr>
+              <w:t xml:space="preserve">: </w:t>
+            </w:r>
+            <w:r>
+              <w:rPr>
+                <w:rFonts w:ascii="Arial" w:hAnsi="Arial" w:cs="Arial"/>
+              </w:rPr>
+              <w:t>User Story non iniziata.</w:t>
+            </w:r>
+          </w:p>
+          <w:p>
+            <w:pPr>
+              <w:pStyle w:val="Paragrafoelenco"/>
+              <w:numPr>
+                <w:ilvl w:val="0"/>
+                <w:numId w:val="34"/>
+              </w:numPr>
+              <w:rPr>
+                <w:rFonts w:ascii="Arial" w:hAnsi="Arial" w:cs="Arial"/>
+              </w:rPr>
+            </w:pPr>
+            <w:r>
+              <w:rPr>
+                <w:rFonts w:ascii="Arial" w:hAnsi="Arial" w:cs="Arial"/>
+              </w:rPr>
+              <w:t>AC</w:t>
+            </w:r>
+            <w:r>
+              <w:rPr>
+                <w:rFonts w:ascii="Arial" w:hAnsi="Arial" w:cs="Arial"/>
+              </w:rPr>
+              <w:t>3</w:t>
+            </w:r>
+            <w:r>
+              <w:rPr>
+                <w:rFonts w:ascii="Arial" w:hAnsi="Arial" w:cs="Arial"/>
+              </w:rPr>
+              <w:t>-1: Non ultimata</w:t>
+            </w:r>
+          </w:p>
+          <w:p>
+            <w:pPr>
+              <w:pStyle w:val="Paragrafoelenco"/>
+              <w:numPr>
+                <w:ilvl w:val="0"/>
+                <w:numId w:val="34"/>
+              </w:numPr>
+              <w:rPr>
+                <w:rFonts w:ascii="Arial" w:hAnsi="Arial" w:cs="Arial"/>
+              </w:rPr>
+            </w:pPr>
+            <w:r>
+              <w:rPr>
+                <w:rFonts w:ascii="Arial" w:hAnsi="Arial" w:cs="Arial"/>
+              </w:rPr>
+              <w:t>AC</w:t>
+            </w:r>
+            <w:r>
+              <w:rPr>
+                <w:rFonts w:ascii="Arial" w:hAnsi="Arial" w:cs="Arial"/>
+              </w:rPr>
+              <w:t>3</w:t>
+            </w:r>
+            <w:r>
+              <w:rPr>
+                <w:rFonts w:ascii="Arial" w:hAnsi="Arial" w:cs="Arial"/>
+              </w:rPr>
+              <w:t>-2: Non implementata</w:t>
+            </w:r>
+          </w:p>
+          <w:p>
+            <w:pPr>
+              <w:rPr>
+                <w:rFonts w:ascii="Arial" w:hAnsi="Arial" w:cs="Arial"/>
+              </w:rPr>
+            </w:pPr>
+          </w:p>
+          <w:p>
+            <w:pPr>
+              <w:rPr>
+                <w:rFonts w:ascii="Arial" w:hAnsi="Arial" w:cs="Arial"/>
+              </w:rPr>
+            </w:pPr>
+            <w:r>
+              <w:rPr>
+                <w:rFonts w:ascii="Arial" w:hAnsi="Arial" w:cs="Arial"/>
+                <w:b/>
+                <w:bCs/>
+              </w:rPr>
+              <w:t>US-4</w:t>
+            </w:r>
+            <w:r>
+              <w:rPr>
+                <w:rFonts w:ascii="Arial" w:hAnsi="Arial" w:cs="Arial"/>
+              </w:rPr>
+              <w:t>: User Story non completata</w:t>
+            </w:r>
+          </w:p>
+          <w:p>
+            <w:pPr>
+              <w:pStyle w:val="Paragrafoelenco"/>
+              <w:numPr>
+                <w:ilvl w:val="0"/>
+                <w:numId w:val="38"/>
+              </w:numPr>
+              <w:rPr>
+                <w:rFonts w:ascii="Arial" w:hAnsi="Arial" w:cs="Arial"/>
+              </w:rPr>
+            </w:pPr>
+            <w:r>
+              <w:rPr>
+                <w:rFonts w:ascii="Arial" w:hAnsi="Arial" w:cs="Arial"/>
+              </w:rPr>
+              <w:t>AC</w:t>
+            </w:r>
+            <w:r>
+              <w:rPr>
+                <w:rFonts w:ascii="Arial" w:hAnsi="Arial" w:cs="Arial"/>
+              </w:rPr>
+              <w:t>4</w:t>
+            </w:r>
+            <w:r>
+              <w:rPr>
+                <w:rFonts w:ascii="Arial" w:hAnsi="Arial" w:cs="Arial"/>
+              </w:rPr>
+              <w:t xml:space="preserve">-1: Non </w:t>
+            </w:r>
+            <w:r>
+              <w:rPr>
+                <w:rFonts w:ascii="Arial" w:hAnsi="Arial" w:cs="Arial"/>
+              </w:rPr>
+              <w:t xml:space="preserve">implementata </w:t>
+            </w:r>
+            <w:r>
+              <w:rPr>
+                <w:rFonts w:ascii="Arial" w:hAnsi="Arial" w:cs="Arial"/>
+              </w:rPr>
+              <w:t>per mancanza del merge</w:t>
+            </w:r>
+          </w:p>
+          <w:p>
+            <w:pPr>
+              <w:pStyle w:val="Paragrafoelenco"/>
+              <w:numPr>
+                <w:ilvl w:val="0"/>
+                <w:numId w:val="34"/>
+              </w:numPr>
+              <w:rPr>
+                <w:rFonts w:ascii="Arial" w:hAnsi="Arial" w:cs="Arial"/>
+              </w:rPr>
+            </w:pPr>
+            <w:r>
+              <w:rPr>
+                <w:rFonts w:ascii="Arial" w:hAnsi="Arial" w:cs="Arial"/>
+              </w:rPr>
+              <w:t>AC</w:t>
+            </w:r>
+            <w:r>
+              <w:rPr>
+                <w:rFonts w:ascii="Arial" w:hAnsi="Arial" w:cs="Arial"/>
+              </w:rPr>
+              <w:t>4</w:t>
+            </w:r>
+            <w:r>
+              <w:rPr>
+                <w:rFonts w:ascii="Arial" w:hAnsi="Arial" w:cs="Arial"/>
+              </w:rPr>
+              <w:t xml:space="preserve">-2: Non </w:t>
+            </w:r>
+            <w:r>
+              <w:rPr>
+                <w:rFonts w:ascii="Arial" w:hAnsi="Arial" w:cs="Arial"/>
+              </w:rPr>
+              <w:t>sviluppata</w:t>
+            </w:r>
+          </w:p>
+          <w:p>
+            <w:pPr>
+              <w:pStyle w:val="Paragrafoelenco"/>
+              <w:numPr>
+                <w:ilvl w:val="0"/>
+                <w:numId w:val="34"/>
+              </w:numPr>
+              <w:rPr>
+                <w:rFonts w:ascii="Arial" w:hAnsi="Arial" w:cs="Arial"/>
+              </w:rPr>
+            </w:pPr>
+            <w:r>
+              <w:rPr>
+                <w:rFonts w:ascii="Arial" w:hAnsi="Arial" w:cs="Arial"/>
+              </w:rPr>
+              <w:t xml:space="preserve">AC4-3: </w:t>
+            </w:r>
+            <w:r>
+              <w:rPr>
+                <w:rFonts w:ascii="Arial" w:hAnsi="Arial" w:cs="Arial"/>
+              </w:rPr>
+              <w:t>Non sviluppata, ma non prevista per questo sprint</w:t>
+            </w:r>
+          </w:p>
+          <w:p>
+            <w:pPr>
+              <w:rPr>
+                <w:rFonts w:ascii="Arial" w:hAnsi="Arial" w:cs="Arial"/>
+              </w:rPr>
+            </w:pPr>
+          </w:p>
+          <w:p>
+            <w:pPr>
+              <w:rPr>
+                <w:rFonts w:ascii="Arial" w:hAnsi="Arial" w:cs="Arial"/>
+              </w:rPr>
+            </w:pPr>
+          </w:p>
+          <w:p>
+            <w:pPr>
+              <w:rPr>
+                <w:rFonts w:ascii="Arial" w:hAnsi="Arial" w:cs="Arial"/>
+                <w:b/>
+                <w:bCs/>
+              </w:rPr>
+            </w:pPr>
+            <w:r>
+              <w:rPr>
+                <w:rFonts w:ascii="Arial" w:hAnsi="Arial" w:cs="Arial"/>
+                <w:b/>
+                <w:bCs/>
+              </w:rPr>
+              <w:t xml:space="preserve">COMMENTI PERSONALI: </w:t>
+            </w:r>
+          </w:p>
+          <w:p>
+            <w:pPr>
+              <w:rPr>
+                <w:rFonts w:ascii="Arial" w:hAnsi="Arial" w:cs="Arial"/>
+              </w:rPr>
+            </w:pPr>
+          </w:p>
+          <w:p>
+            <w:pPr>
+              <w:rPr>
+                <w:rFonts w:ascii="Arial" w:hAnsi="Arial" w:cs="Arial"/>
+              </w:rPr>
+            </w:pPr>
+            <w:r>
+              <w:rPr>
+                <w:rFonts w:ascii="Arial" w:hAnsi="Arial" w:cs="Arial"/>
+                <w:b/>
+                <w:bCs/>
+                <w:color w:val="31849B" w:themeColor="accent5" w:themeShade="BF"/>
+              </w:rPr>
+              <w:t>Kilian:</w:t>
+            </w:r>
+            <w:r>
+              <w:rPr>
+                <w:rFonts w:ascii="Arial" w:hAnsi="Arial" w:cs="Arial"/>
+                <w:b/>
+                <w:bCs/>
+                <w:color w:val="31849B" w:themeColor="accent5" w:themeShade="BF"/>
+              </w:rPr>
+              <w:t xml:space="preserve"> </w:t>
+            </w:r>
+            <w:r>
+              <w:rPr>
+                <w:rFonts w:ascii="Arial" w:hAnsi="Arial" w:cs="Arial"/>
+              </w:rPr>
+              <w:t>Mi ritengo soddisfatto del lavoro svolto all’interno della documentazione e nel mantenimento del Gannt, non posso dire la stessa cosa dell’implementazione del progetto. GitHub ha rallentato molto il mio ritmo di lavoro impedendomi di sfruttare al massimo le ore scolastiche messe a disposizione per il progetto, costringendomi a lavorare a casa per proseguire nello sviluppo.</w:t>
+            </w:r>
+          </w:p>
+          <w:p>
+            <w:pPr>
+              <w:rPr>
+                <w:rFonts w:ascii="Arial" w:hAnsi="Arial" w:cs="Arial"/>
+              </w:rPr>
+            </w:pPr>
+            <w:r>
+              <w:rPr>
+                <w:rFonts w:ascii="Arial" w:hAnsi="Arial" w:cs="Arial"/>
+              </w:rPr>
+              <w:t>Nonostante i tempi serrati, sono contento di come io stia cercando, con successo, di comprendere sempre il codice C++ che vado a scrivere (anche grazie a commenti scritti da me) e la logica dietro ad Unreal Engine, spero che queste conoscenze possano tornarmi utili nei successivi sprint.</w:t>
+            </w:r>
+          </w:p>
+          <w:p>
+            <w:pPr>
+              <w:rPr>
+                <w:rFonts w:ascii="Arial" w:hAnsi="Arial" w:cs="Arial"/>
+              </w:rPr>
+            </w:pPr>
+          </w:p>
+          <w:p>
+            <w:pPr>
+              <w:rPr>
+                <w:rFonts w:ascii="Arial" w:hAnsi="Arial" w:cs="Arial"/>
+              </w:rPr>
+            </w:pPr>
+            <w:r>
+              <w:rPr>
+                <w:rFonts w:ascii="Arial" w:hAnsi="Arial" w:cs="Arial"/>
+                <w:b/>
+                <w:bCs/>
+                <w:color w:val="943634" w:themeColor="accent2" w:themeShade="BF"/>
+              </w:rPr>
+              <w:t>Luca:</w:t>
+            </w:r>
+            <w:r>
+              <w:rPr>
+                <w:rFonts w:ascii="Arial" w:hAnsi="Arial" w:cs="Arial"/>
+                <w:b/>
+                <w:bCs/>
+                <w:color w:val="943634" w:themeColor="accent2" w:themeShade="BF"/>
+              </w:rPr>
+              <w:t xml:space="preserve"> </w:t>
+            </w:r>
+            <w:r>
+              <w:rPr>
+                <w:rFonts w:ascii="Arial" w:hAnsi="Arial" w:cs="Arial"/>
+              </w:rPr>
+              <w:t>Mi ritengo soddisfatto della mappa, per quanto io non sia riuscito ad ultimarla, poiché la zona sicura non è accessibile essendo un asset unico e le porte non sono apribili. Sono insoddisfatto per l’ottimizzazione del gioco e della gestione del tempo.</w:t>
+            </w:r>
+          </w:p>
+          <w:p>
+            <w:pPr>
+              <w:rPr>
+                <w:rFonts w:ascii="Arial" w:hAnsi="Arial" w:cs="Arial"/>
+              </w:rPr>
+            </w:pPr>
+          </w:p>
+          <w:p>
+            <w:pPr>
+              <w:rPr>
+                <w:rFonts w:ascii="Arial" w:hAnsi="Arial" w:cs="Arial"/>
+              </w:rPr>
+            </w:pPr>
+            <w:r>
+              <w:rPr>
+                <w:rFonts w:ascii="Arial" w:hAnsi="Arial" w:cs="Arial"/>
+                <w:b/>
+                <w:bCs/>
+                <w:color w:val="5F497A" w:themeColor="accent4" w:themeShade="BF"/>
+              </w:rPr>
+              <w:t>Ruben:</w:t>
+            </w:r>
+            <w:r>
+              <w:rPr>
+                <w:rFonts w:ascii="Arial" w:hAnsi="Arial" w:cs="Arial"/>
+              </w:rPr>
+              <w:t xml:space="preserve"> </w:t>
+            </w:r>
+            <w:r>
+              <w:rPr>
+                <w:rFonts w:ascii="Arial" w:hAnsi="Arial" w:cs="Arial"/>
+              </w:rPr>
+              <w:t>È interessante creare i propri asset attraverso un motore 3d (nel mio caso Blender),</w:t>
+            </w:r>
+            <w:r>
+              <w:rPr>
+                <w:rFonts w:ascii="Arial" w:hAnsi="Arial" w:cs="Arial"/>
+                <w:b/>
+                <w:bCs/>
+              </w:rPr>
+              <w:t xml:space="preserve"> </w:t>
+            </w:r>
+            <w:r>
+              <w:rPr>
+                <w:rFonts w:ascii="Arial" w:hAnsi="Arial" w:cs="Arial"/>
+              </w:rPr>
+              <w:t>nonostante la sua curva di apprendimento sia molto ripida. Imparare a maneggiare il programma e creare un prodotto accettabile può esser un processo abbastanza lungo, ma finora mi sta piacendo. Un mio obbiettivo per il secondo sprint è riuscire ad esportare le animazioni in modo corretto.</w:t>
+            </w:r>
+          </w:p>
+          <w:p>
+            <w:pPr>
+              <w:rPr>
+                <w:rFonts w:ascii="Arial" w:hAnsi="Arial" w:cs="Arial"/>
+              </w:rPr>
+            </w:pPr>
+          </w:p>
+        </w:tc>
+      </w:tr>
+    </w:tbl>
+    <w:p>
+      <w:pPr>
+        <w:rPr>
+          <w:rFonts w:ascii="Arial" w:hAnsi="Arial" w:cs="Arial"/>
+        </w:rPr>
+      </w:pPr>
+    </w:p>
+    <w:p>
+      <w:pPr>
+        <w:rPr>
+          <w:rFonts w:ascii="Arial" w:hAnsi="Arial" w:cs="Arial"/>
+        </w:rPr>
+      </w:pPr>
+    </w:p>
+    <w:p>
+      <w:pPr>
+        <w:rPr>
+          <w:rFonts w:ascii="Arial" w:hAnsi="Arial" w:cs="Arial"/>
+        </w:rPr>
+      </w:pPr>
+    </w:p>
+    <w:p>
+      <w:pPr>
+        <w:rPr>
+          <w:rFonts w:ascii="Arial" w:hAnsi="Arial" w:cs="Arial"/>
+        </w:rPr>
+      </w:pPr>
+    </w:p>
+    <w:p>
+      <w:pPr>
+        <w:rPr>
+          <w:rFonts w:ascii="Arial" w:hAnsi="Arial" w:cs="Arial"/>
+        </w:rPr>
+      </w:pPr>
+    </w:p>
+    <w:p>
+      <w:pPr>
+        <w:rPr>
+          <w:rFonts w:ascii="Arial" w:hAnsi="Arial" w:cs="Arial"/>
+        </w:rPr>
+      </w:pPr>
     </w:p>
     <w:sectPr>
-      <w:headerReference w:type="default" r:id="rId12"/>
-      <w:footerReference w:type="default" r:id="rId13"/>
+      <w:headerReference w:type="default" r:id="rId22"/>
+      <w:footerReference w:type="default" r:id="rId23"/>
       <w:pgSz w:w="11906" w:h="16838"/>
       <w:pgMar w:top="1135" w:right="1134" w:bottom="993" w:left="1134" w:header="708" w:footer="314" w:gutter="0"/>
       <w:cols w:space="708"/>
@@ -4492,7 +9817,7 @@
         <w:rFonts w:ascii="Wingdings" w:hAnsi="Wingdings" w:hint="default"/>
       </w:rPr>
     </w:lvl>
-    <w:lvl w:ilvl="1" w:tplc="08100003" w:tentative="1">
+    <w:lvl w:ilvl="1" w:tplc="08100003">
       <w:start w:val="1"/>
       <w:numFmt w:val="bullet"/>
       <w:lvlText w:val="o"/>
@@ -4816,6 +10141,231 @@
     </w:lvl>
   </w:abstractNum>
   <w:abstractNum w:abstractNumId="3" w15:restartNumberingAfterBreak="0">
+    <w:nsid w:val="1588458F"/>
+    <w:multiLevelType w:val="hybridMultilevel"/>
+    <w:tmpl w:val="B3EA957A"/>
+    <w:lvl w:ilvl="0" w:tplc="B7688DF6">
+      <w:numFmt w:val="bullet"/>
+      <w:lvlText w:val=""/>
+      <w:lvlJc w:val="left"/>
+      <w:pPr>
+        <w:ind w:left="1080" w:hanging="360"/>
+      </w:pPr>
+      <w:rPr>
+        <w:rFonts w:ascii="Wingdings" w:eastAsiaTheme="minorHAnsi" w:hAnsi="Wingdings" w:cs="Arial" w:hint="default"/>
+      </w:rPr>
+    </w:lvl>
+    <w:lvl w:ilvl="1" w:tplc="08100003" w:tentative="1">
+      <w:start w:val="1"/>
+      <w:numFmt w:val="bullet"/>
+      <w:lvlText w:val="o"/>
+      <w:lvlJc w:val="left"/>
+      <w:pPr>
+        <w:ind w:left="1800" w:hanging="360"/>
+      </w:pPr>
+      <w:rPr>
+        <w:rFonts w:ascii="Courier New" w:hAnsi="Courier New" w:cs="Courier New" w:hint="default"/>
+      </w:rPr>
+    </w:lvl>
+    <w:lvl w:ilvl="2" w:tplc="08100005" w:tentative="1">
+      <w:start w:val="1"/>
+      <w:numFmt w:val="bullet"/>
+      <w:lvlText w:val=""/>
+      <w:lvlJc w:val="left"/>
+      <w:pPr>
+        <w:ind w:left="2520" w:hanging="360"/>
+      </w:pPr>
+      <w:rPr>
+        <w:rFonts w:ascii="Wingdings" w:hAnsi="Wingdings" w:hint="default"/>
+      </w:rPr>
+    </w:lvl>
+    <w:lvl w:ilvl="3" w:tplc="08100001" w:tentative="1">
+      <w:start w:val="1"/>
+      <w:numFmt w:val="bullet"/>
+      <w:lvlText w:val=""/>
+      <w:lvlJc w:val="left"/>
+      <w:pPr>
+        <w:ind w:left="3240" w:hanging="360"/>
+      </w:pPr>
+      <w:rPr>
+        <w:rFonts w:ascii="Symbol" w:hAnsi="Symbol" w:hint="default"/>
+      </w:rPr>
+    </w:lvl>
+    <w:lvl w:ilvl="4" w:tplc="08100003" w:tentative="1">
+      <w:start w:val="1"/>
+      <w:numFmt w:val="bullet"/>
+      <w:lvlText w:val="o"/>
+      <w:lvlJc w:val="left"/>
+      <w:pPr>
+        <w:ind w:left="3960" w:hanging="360"/>
+      </w:pPr>
+      <w:rPr>
+        <w:rFonts w:ascii="Courier New" w:hAnsi="Courier New" w:cs="Courier New" w:hint="default"/>
+      </w:rPr>
+    </w:lvl>
+    <w:lvl w:ilvl="5" w:tplc="08100005" w:tentative="1">
+      <w:start w:val="1"/>
+      <w:numFmt w:val="bullet"/>
+      <w:lvlText w:val=""/>
+      <w:lvlJc w:val="left"/>
+      <w:pPr>
+        <w:ind w:left="4680" w:hanging="360"/>
+      </w:pPr>
+      <w:rPr>
+        <w:rFonts w:ascii="Wingdings" w:hAnsi="Wingdings" w:hint="default"/>
+      </w:rPr>
+    </w:lvl>
+    <w:lvl w:ilvl="6" w:tplc="08100001" w:tentative="1">
+      <w:start w:val="1"/>
+      <w:numFmt w:val="bullet"/>
+      <w:lvlText w:val=""/>
+      <w:lvlJc w:val="left"/>
+      <w:pPr>
+        <w:ind w:left="5400" w:hanging="360"/>
+      </w:pPr>
+      <w:rPr>
+        <w:rFonts w:ascii="Symbol" w:hAnsi="Symbol" w:hint="default"/>
+      </w:rPr>
+    </w:lvl>
+    <w:lvl w:ilvl="7" w:tplc="08100003" w:tentative="1">
+      <w:start w:val="1"/>
+      <w:numFmt w:val="bullet"/>
+      <w:lvlText w:val="o"/>
+      <w:lvlJc w:val="left"/>
+      <w:pPr>
+        <w:ind w:left="6120" w:hanging="360"/>
+      </w:pPr>
+      <w:rPr>
+        <w:rFonts w:ascii="Courier New" w:hAnsi="Courier New" w:cs="Courier New" w:hint="default"/>
+      </w:rPr>
+    </w:lvl>
+    <w:lvl w:ilvl="8" w:tplc="08100005" w:tentative="1">
+      <w:start w:val="1"/>
+      <w:numFmt w:val="bullet"/>
+      <w:lvlText w:val=""/>
+      <w:lvlJc w:val="left"/>
+      <w:pPr>
+        <w:ind w:left="6840" w:hanging="360"/>
+      </w:pPr>
+      <w:rPr>
+        <w:rFonts w:ascii="Wingdings" w:hAnsi="Wingdings" w:hint="default"/>
+      </w:rPr>
+    </w:lvl>
+  </w:abstractNum>
+  <w:abstractNum w:abstractNumId="4" w15:restartNumberingAfterBreak="0">
+    <w:nsid w:val="16F32501"/>
+    <w:multiLevelType w:val="hybridMultilevel"/>
+    <w:tmpl w:val="40349C20"/>
+    <w:lvl w:ilvl="0" w:tplc="08100001">
+      <w:start w:val="1"/>
+      <w:numFmt w:val="bullet"/>
+      <w:lvlText w:val=""/>
+      <w:lvlJc w:val="left"/>
+      <w:pPr>
+        <w:ind w:left="360" w:hanging="360"/>
+      </w:pPr>
+      <w:rPr>
+        <w:rFonts w:ascii="Symbol" w:hAnsi="Symbol" w:hint="default"/>
+      </w:rPr>
+    </w:lvl>
+    <w:lvl w:ilvl="1" w:tplc="08100003" w:tentative="1">
+      <w:start w:val="1"/>
+      <w:numFmt w:val="bullet"/>
+      <w:lvlText w:val="o"/>
+      <w:lvlJc w:val="left"/>
+      <w:pPr>
+        <w:ind w:left="1080" w:hanging="360"/>
+      </w:pPr>
+      <w:rPr>
+        <w:rFonts w:ascii="Courier New" w:hAnsi="Courier New" w:cs="Courier New" w:hint="default"/>
+      </w:rPr>
+    </w:lvl>
+    <w:lvl w:ilvl="2" w:tplc="08100005" w:tentative="1">
+      <w:start w:val="1"/>
+      <w:numFmt w:val="bullet"/>
+      <w:lvlText w:val=""/>
+      <w:lvlJc w:val="left"/>
+      <w:pPr>
+        <w:ind w:left="1800" w:hanging="360"/>
+      </w:pPr>
+      <w:rPr>
+        <w:rFonts w:ascii="Wingdings" w:hAnsi="Wingdings" w:hint="default"/>
+      </w:rPr>
+    </w:lvl>
+    <w:lvl w:ilvl="3" w:tplc="08100001" w:tentative="1">
+      <w:start w:val="1"/>
+      <w:numFmt w:val="bullet"/>
+      <w:lvlText w:val=""/>
+      <w:lvlJc w:val="left"/>
+      <w:pPr>
+        <w:ind w:left="2520" w:hanging="360"/>
+      </w:pPr>
+      <w:rPr>
+        <w:rFonts w:ascii="Symbol" w:hAnsi="Symbol" w:hint="default"/>
+      </w:rPr>
+    </w:lvl>
+    <w:lvl w:ilvl="4" w:tplc="08100003" w:tentative="1">
+      <w:start w:val="1"/>
+      <w:numFmt w:val="bullet"/>
+      <w:lvlText w:val="o"/>
+      <w:lvlJc w:val="left"/>
+      <w:pPr>
+        <w:ind w:left="3240" w:hanging="360"/>
+      </w:pPr>
+      <w:rPr>
+        <w:rFonts w:ascii="Courier New" w:hAnsi="Courier New" w:cs="Courier New" w:hint="default"/>
+      </w:rPr>
+    </w:lvl>
+    <w:lvl w:ilvl="5" w:tplc="08100005" w:tentative="1">
+      <w:start w:val="1"/>
+      <w:numFmt w:val="bullet"/>
+      <w:lvlText w:val=""/>
+      <w:lvlJc w:val="left"/>
+      <w:pPr>
+        <w:ind w:left="3960" w:hanging="360"/>
+      </w:pPr>
+      <w:rPr>
+        <w:rFonts w:ascii="Wingdings" w:hAnsi="Wingdings" w:hint="default"/>
+      </w:rPr>
+    </w:lvl>
+    <w:lvl w:ilvl="6" w:tplc="08100001" w:tentative="1">
+      <w:start w:val="1"/>
+      <w:numFmt w:val="bullet"/>
+      <w:lvlText w:val=""/>
+      <w:lvlJc w:val="left"/>
+      <w:pPr>
+        <w:ind w:left="4680" w:hanging="360"/>
+      </w:pPr>
+      <w:rPr>
+        <w:rFonts w:ascii="Symbol" w:hAnsi="Symbol" w:hint="default"/>
+      </w:rPr>
+    </w:lvl>
+    <w:lvl w:ilvl="7" w:tplc="08100003" w:tentative="1">
+      <w:start w:val="1"/>
+      <w:numFmt w:val="bullet"/>
+      <w:lvlText w:val="o"/>
+      <w:lvlJc w:val="left"/>
+      <w:pPr>
+        <w:ind w:left="5400" w:hanging="360"/>
+      </w:pPr>
+      <w:rPr>
+        <w:rFonts w:ascii="Courier New" w:hAnsi="Courier New" w:cs="Courier New" w:hint="default"/>
+      </w:rPr>
+    </w:lvl>
+    <w:lvl w:ilvl="8" w:tplc="08100005" w:tentative="1">
+      <w:start w:val="1"/>
+      <w:numFmt w:val="bullet"/>
+      <w:lvlText w:val=""/>
+      <w:lvlJc w:val="left"/>
+      <w:pPr>
+        <w:ind w:left="6120" w:hanging="360"/>
+      </w:pPr>
+      <w:rPr>
+        <w:rFonts w:ascii="Wingdings" w:hAnsi="Wingdings" w:hint="default"/>
+      </w:rPr>
+    </w:lvl>
+  </w:abstractNum>
+  <w:abstractNum w:abstractNumId="5" w15:restartNumberingAfterBreak="0">
     <w:nsid w:val="1AC113DD"/>
     <w:multiLevelType w:val="hybridMultilevel"/>
     <w:tmpl w:val="7F14AF36"/>
@@ -4927,7 +10477,7 @@
       </w:rPr>
     </w:lvl>
   </w:abstractNum>
-  <w:abstractNum w:abstractNumId="4" w15:restartNumberingAfterBreak="0">
+  <w:abstractNum w:abstractNumId="6" w15:restartNumberingAfterBreak="0">
     <w:nsid w:val="1DFB51AB"/>
     <w:multiLevelType w:val="hybridMultilevel"/>
     <w:tmpl w:val="BFACE39E"/>
@@ -5040,7 +10590,120 @@
       </w:rPr>
     </w:lvl>
   </w:abstractNum>
-  <w:abstractNum w:abstractNumId="5" w15:restartNumberingAfterBreak="0">
+  <w:abstractNum w:abstractNumId="7" w15:restartNumberingAfterBreak="0">
+    <w:nsid w:val="2A914642"/>
+    <w:multiLevelType w:val="hybridMultilevel"/>
+    <w:tmpl w:val="3BE67178"/>
+    <w:lvl w:ilvl="0" w:tplc="08100005">
+      <w:start w:val="1"/>
+      <w:numFmt w:val="bullet"/>
+      <w:lvlText w:val=""/>
+      <w:lvlJc w:val="left"/>
+      <w:pPr>
+        <w:ind w:left="720" w:hanging="360"/>
+      </w:pPr>
+      <w:rPr>
+        <w:rFonts w:ascii="Wingdings" w:hAnsi="Wingdings" w:hint="default"/>
+      </w:rPr>
+    </w:lvl>
+    <w:lvl w:ilvl="1" w:tplc="08100003" w:tentative="1">
+      <w:start w:val="1"/>
+      <w:numFmt w:val="bullet"/>
+      <w:lvlText w:val="o"/>
+      <w:lvlJc w:val="left"/>
+      <w:pPr>
+        <w:ind w:left="1440" w:hanging="360"/>
+      </w:pPr>
+      <w:rPr>
+        <w:rFonts w:ascii="Courier New" w:hAnsi="Courier New" w:cs="Courier New" w:hint="default"/>
+      </w:rPr>
+    </w:lvl>
+    <w:lvl w:ilvl="2" w:tplc="08100005" w:tentative="1">
+      <w:start w:val="1"/>
+      <w:numFmt w:val="bullet"/>
+      <w:lvlText w:val=""/>
+      <w:lvlJc w:val="left"/>
+      <w:pPr>
+        <w:ind w:left="2160" w:hanging="360"/>
+      </w:pPr>
+      <w:rPr>
+        <w:rFonts w:ascii="Wingdings" w:hAnsi="Wingdings" w:hint="default"/>
+      </w:rPr>
+    </w:lvl>
+    <w:lvl w:ilvl="3" w:tplc="08100001" w:tentative="1">
+      <w:start w:val="1"/>
+      <w:numFmt w:val="bullet"/>
+      <w:lvlText w:val=""/>
+      <w:lvlJc w:val="left"/>
+      <w:pPr>
+        <w:ind w:left="2880" w:hanging="360"/>
+      </w:pPr>
+      <w:rPr>
+        <w:rFonts w:ascii="Symbol" w:hAnsi="Symbol" w:hint="default"/>
+      </w:rPr>
+    </w:lvl>
+    <w:lvl w:ilvl="4" w:tplc="08100003" w:tentative="1">
+      <w:start w:val="1"/>
+      <w:numFmt w:val="bullet"/>
+      <w:lvlText w:val="o"/>
+      <w:lvlJc w:val="left"/>
+      <w:pPr>
+        <w:ind w:left="3600" w:hanging="360"/>
+      </w:pPr>
+      <w:rPr>
+        <w:rFonts w:ascii="Courier New" w:hAnsi="Courier New" w:cs="Courier New" w:hint="default"/>
+      </w:rPr>
+    </w:lvl>
+    <w:lvl w:ilvl="5" w:tplc="08100005" w:tentative="1">
+      <w:start w:val="1"/>
+      <w:numFmt w:val="bullet"/>
+      <w:lvlText w:val=""/>
+      <w:lvlJc w:val="left"/>
+      <w:pPr>
+        <w:ind w:left="4320" w:hanging="360"/>
+      </w:pPr>
+      <w:rPr>
+        <w:rFonts w:ascii="Wingdings" w:hAnsi="Wingdings" w:hint="default"/>
+      </w:rPr>
+    </w:lvl>
+    <w:lvl w:ilvl="6" w:tplc="08100001" w:tentative="1">
+      <w:start w:val="1"/>
+      <w:numFmt w:val="bullet"/>
+      <w:lvlText w:val=""/>
+      <w:lvlJc w:val="left"/>
+      <w:pPr>
+        <w:ind w:left="5040" w:hanging="360"/>
+      </w:pPr>
+      <w:rPr>
+        <w:rFonts w:ascii="Symbol" w:hAnsi="Symbol" w:hint="default"/>
+      </w:rPr>
+    </w:lvl>
+    <w:lvl w:ilvl="7" w:tplc="08100003" w:tentative="1">
+      <w:start w:val="1"/>
+      <w:numFmt w:val="bullet"/>
+      <w:lvlText w:val="o"/>
+      <w:lvlJc w:val="left"/>
+      <w:pPr>
+        <w:ind w:left="5760" w:hanging="360"/>
+      </w:pPr>
+      <w:rPr>
+        <w:rFonts w:ascii="Courier New" w:hAnsi="Courier New" w:cs="Courier New" w:hint="default"/>
+      </w:rPr>
+    </w:lvl>
+    <w:lvl w:ilvl="8" w:tplc="08100005" w:tentative="1">
+      <w:start w:val="1"/>
+      <w:numFmt w:val="bullet"/>
+      <w:lvlText w:val=""/>
+      <w:lvlJc w:val="left"/>
+      <w:pPr>
+        <w:ind w:left="6480" w:hanging="360"/>
+      </w:pPr>
+      <w:rPr>
+        <w:rFonts w:ascii="Wingdings" w:hAnsi="Wingdings" w:hint="default"/>
+      </w:rPr>
+    </w:lvl>
+  </w:abstractNum>
+  <w:abstractNum w:abstractNumId="8" w15:restartNumberingAfterBreak="0">
     <w:nsid w:val="2F3D7A3E"/>
     <w:multiLevelType w:val="hybridMultilevel"/>
     <w:tmpl w:val="15C23898"/>
@@ -5153,7 +10816,7 @@
       </w:rPr>
     </w:lvl>
   </w:abstractNum>
-  <w:abstractNum w:abstractNumId="6" w15:restartNumberingAfterBreak="0">
+  <w:abstractNum w:abstractNumId="9" w15:restartNumberingAfterBreak="0">
     <w:nsid w:val="36E11DF4"/>
     <w:multiLevelType w:val="hybridMultilevel"/>
     <w:tmpl w:val="1856E4BE"/>
@@ -5265,7 +10928,7 @@
       </w:rPr>
     </w:lvl>
   </w:abstractNum>
-  <w:abstractNum w:abstractNumId="7" w15:restartNumberingAfterBreak="0">
+  <w:abstractNum w:abstractNumId="10" w15:restartNumberingAfterBreak="0">
     <w:nsid w:val="39ED03C6"/>
     <w:multiLevelType w:val="hybridMultilevel"/>
     <w:tmpl w:val="9F68CE16"/>
@@ -5378,7 +11041,7 @@
       </w:rPr>
     </w:lvl>
   </w:abstractNum>
-  <w:abstractNum w:abstractNumId="8" w15:restartNumberingAfterBreak="0">
+  <w:abstractNum w:abstractNumId="11" w15:restartNumberingAfterBreak="0">
     <w:nsid w:val="3AFA4BF8"/>
     <w:multiLevelType w:val="hybridMultilevel"/>
     <w:tmpl w:val="EF1C99B4"/>
@@ -5490,7 +11153,7 @@
       </w:rPr>
     </w:lvl>
   </w:abstractNum>
-  <w:abstractNum w:abstractNumId="9" w15:restartNumberingAfterBreak="0">
+  <w:abstractNum w:abstractNumId="12" w15:restartNumberingAfterBreak="0">
     <w:nsid w:val="3D4C551D"/>
     <w:multiLevelType w:val="hybridMultilevel"/>
     <w:tmpl w:val="1D629A34"/>
@@ -5603,7 +11266,7 @@
       </w:rPr>
     </w:lvl>
   </w:abstractNum>
-  <w:abstractNum w:abstractNumId="10" w15:restartNumberingAfterBreak="0">
+  <w:abstractNum w:abstractNumId="13" w15:restartNumberingAfterBreak="0">
     <w:nsid w:val="3EBE4D1A"/>
     <w:multiLevelType w:val="hybridMultilevel"/>
     <w:tmpl w:val="C2E8BF98"/>
@@ -5715,7 +11378,120 @@
       </w:rPr>
     </w:lvl>
   </w:abstractNum>
-  <w:abstractNum w:abstractNumId="11" w15:restartNumberingAfterBreak="0">
+  <w:abstractNum w:abstractNumId="14" w15:restartNumberingAfterBreak="0">
+    <w:nsid w:val="3F6019ED"/>
+    <w:multiLevelType w:val="hybridMultilevel"/>
+    <w:tmpl w:val="857EB43C"/>
+    <w:lvl w:ilvl="0" w:tplc="08100005">
+      <w:start w:val="1"/>
+      <w:numFmt w:val="bullet"/>
+      <w:lvlText w:val=""/>
+      <w:lvlJc w:val="left"/>
+      <w:pPr>
+        <w:ind w:left="720" w:hanging="360"/>
+      </w:pPr>
+      <w:rPr>
+        <w:rFonts w:ascii="Wingdings" w:hAnsi="Wingdings" w:hint="default"/>
+      </w:rPr>
+    </w:lvl>
+    <w:lvl w:ilvl="1" w:tplc="08100003" w:tentative="1">
+      <w:start w:val="1"/>
+      <w:numFmt w:val="bullet"/>
+      <w:lvlText w:val="o"/>
+      <w:lvlJc w:val="left"/>
+      <w:pPr>
+        <w:ind w:left="1440" w:hanging="360"/>
+      </w:pPr>
+      <w:rPr>
+        <w:rFonts w:ascii="Courier New" w:hAnsi="Courier New" w:cs="Courier New" w:hint="default"/>
+      </w:rPr>
+    </w:lvl>
+    <w:lvl w:ilvl="2" w:tplc="08100005" w:tentative="1">
+      <w:start w:val="1"/>
+      <w:numFmt w:val="bullet"/>
+      <w:lvlText w:val=""/>
+      <w:lvlJc w:val="left"/>
+      <w:pPr>
+        <w:ind w:left="2160" w:hanging="360"/>
+      </w:pPr>
+      <w:rPr>
+        <w:rFonts w:ascii="Wingdings" w:hAnsi="Wingdings" w:hint="default"/>
+      </w:rPr>
+    </w:lvl>
+    <w:lvl w:ilvl="3" w:tplc="08100001" w:tentative="1">
+      <w:start w:val="1"/>
+      <w:numFmt w:val="bullet"/>
+      <w:lvlText w:val=""/>
+      <w:lvlJc w:val="left"/>
+      <w:pPr>
+        <w:ind w:left="2880" w:hanging="360"/>
+      </w:pPr>
+      <w:rPr>
+        <w:rFonts w:ascii="Symbol" w:hAnsi="Symbol" w:hint="default"/>
+      </w:rPr>
+    </w:lvl>
+    <w:lvl w:ilvl="4" w:tplc="08100003" w:tentative="1">
+      <w:start w:val="1"/>
+      <w:numFmt w:val="bullet"/>
+      <w:lvlText w:val="o"/>
+      <w:lvlJc w:val="left"/>
+      <w:pPr>
+        <w:ind w:left="3600" w:hanging="360"/>
+      </w:pPr>
+      <w:rPr>
+        <w:rFonts w:ascii="Courier New" w:hAnsi="Courier New" w:cs="Courier New" w:hint="default"/>
+      </w:rPr>
+    </w:lvl>
+    <w:lvl w:ilvl="5" w:tplc="08100005" w:tentative="1">
+      <w:start w:val="1"/>
+      <w:numFmt w:val="bullet"/>
+      <w:lvlText w:val=""/>
+      <w:lvlJc w:val="left"/>
+      <w:pPr>
+        <w:ind w:left="4320" w:hanging="360"/>
+      </w:pPr>
+      <w:rPr>
+        <w:rFonts w:ascii="Wingdings" w:hAnsi="Wingdings" w:hint="default"/>
+      </w:rPr>
+    </w:lvl>
+    <w:lvl w:ilvl="6" w:tplc="08100001" w:tentative="1">
+      <w:start w:val="1"/>
+      <w:numFmt w:val="bullet"/>
+      <w:lvlText w:val=""/>
+      <w:lvlJc w:val="left"/>
+      <w:pPr>
+        <w:ind w:left="5040" w:hanging="360"/>
+      </w:pPr>
+      <w:rPr>
+        <w:rFonts w:ascii="Symbol" w:hAnsi="Symbol" w:hint="default"/>
+      </w:rPr>
+    </w:lvl>
+    <w:lvl w:ilvl="7" w:tplc="08100003" w:tentative="1">
+      <w:start w:val="1"/>
+      <w:numFmt w:val="bullet"/>
+      <w:lvlText w:val="o"/>
+      <w:lvlJc w:val="left"/>
+      <w:pPr>
+        <w:ind w:left="5760" w:hanging="360"/>
+      </w:pPr>
+      <w:rPr>
+        <w:rFonts w:ascii="Courier New" w:hAnsi="Courier New" w:cs="Courier New" w:hint="default"/>
+      </w:rPr>
+    </w:lvl>
+    <w:lvl w:ilvl="8" w:tplc="08100005" w:tentative="1">
+      <w:start w:val="1"/>
+      <w:numFmt w:val="bullet"/>
+      <w:lvlText w:val=""/>
+      <w:lvlJc w:val="left"/>
+      <w:pPr>
+        <w:ind w:left="6480" w:hanging="360"/>
+      </w:pPr>
+      <w:rPr>
+        <w:rFonts w:ascii="Wingdings" w:hAnsi="Wingdings" w:hint="default"/>
+      </w:rPr>
+    </w:lvl>
+  </w:abstractNum>
+  <w:abstractNum w:abstractNumId="15" w15:restartNumberingAfterBreak="0">
     <w:nsid w:val="3F671B2A"/>
     <w:multiLevelType w:val="hybridMultilevel"/>
     <w:tmpl w:val="837CCA7E"/>
@@ -5828,7 +11604,120 @@
       </w:rPr>
     </w:lvl>
   </w:abstractNum>
-  <w:abstractNum w:abstractNumId="12" w15:restartNumberingAfterBreak="0">
+  <w:abstractNum w:abstractNumId="16" w15:restartNumberingAfterBreak="0">
+    <w:nsid w:val="405C59AA"/>
+    <w:multiLevelType w:val="hybridMultilevel"/>
+    <w:tmpl w:val="09706264"/>
+    <w:lvl w:ilvl="0" w:tplc="08100005">
+      <w:start w:val="1"/>
+      <w:numFmt w:val="bullet"/>
+      <w:lvlText w:val=""/>
+      <w:lvlJc w:val="left"/>
+      <w:pPr>
+        <w:ind w:left="720" w:hanging="360"/>
+      </w:pPr>
+      <w:rPr>
+        <w:rFonts w:ascii="Wingdings" w:hAnsi="Wingdings" w:hint="default"/>
+      </w:rPr>
+    </w:lvl>
+    <w:lvl w:ilvl="1" w:tplc="08100003" w:tentative="1">
+      <w:start w:val="1"/>
+      <w:numFmt w:val="bullet"/>
+      <w:lvlText w:val="o"/>
+      <w:lvlJc w:val="left"/>
+      <w:pPr>
+        <w:ind w:left="1440" w:hanging="360"/>
+      </w:pPr>
+      <w:rPr>
+        <w:rFonts w:ascii="Courier New" w:hAnsi="Courier New" w:cs="Courier New" w:hint="default"/>
+      </w:rPr>
+    </w:lvl>
+    <w:lvl w:ilvl="2" w:tplc="08100005" w:tentative="1">
+      <w:start w:val="1"/>
+      <w:numFmt w:val="bullet"/>
+      <w:lvlText w:val=""/>
+      <w:lvlJc w:val="left"/>
+      <w:pPr>
+        <w:ind w:left="2160" w:hanging="360"/>
+      </w:pPr>
+      <w:rPr>
+        <w:rFonts w:ascii="Wingdings" w:hAnsi="Wingdings" w:hint="default"/>
+      </w:rPr>
+    </w:lvl>
+    <w:lvl w:ilvl="3" w:tplc="08100001" w:tentative="1">
+      <w:start w:val="1"/>
+      <w:numFmt w:val="bullet"/>
+      <w:lvlText w:val=""/>
+      <w:lvlJc w:val="left"/>
+      <w:pPr>
+        <w:ind w:left="2880" w:hanging="360"/>
+      </w:pPr>
+      <w:rPr>
+        <w:rFonts w:ascii="Symbol" w:hAnsi="Symbol" w:hint="default"/>
+      </w:rPr>
+    </w:lvl>
+    <w:lvl w:ilvl="4" w:tplc="08100003" w:tentative="1">
+      <w:start w:val="1"/>
+      <w:numFmt w:val="bullet"/>
+      <w:lvlText w:val="o"/>
+      <w:lvlJc w:val="left"/>
+      <w:pPr>
+        <w:ind w:left="3600" w:hanging="360"/>
+      </w:pPr>
+      <w:rPr>
+        <w:rFonts w:ascii="Courier New" w:hAnsi="Courier New" w:cs="Courier New" w:hint="default"/>
+      </w:rPr>
+    </w:lvl>
+    <w:lvl w:ilvl="5" w:tplc="08100005" w:tentative="1">
+      <w:start w:val="1"/>
+      <w:numFmt w:val="bullet"/>
+      <w:lvlText w:val=""/>
+      <w:lvlJc w:val="left"/>
+      <w:pPr>
+        <w:ind w:left="4320" w:hanging="360"/>
+      </w:pPr>
+      <w:rPr>
+        <w:rFonts w:ascii="Wingdings" w:hAnsi="Wingdings" w:hint="default"/>
+      </w:rPr>
+    </w:lvl>
+    <w:lvl w:ilvl="6" w:tplc="08100001" w:tentative="1">
+      <w:start w:val="1"/>
+      <w:numFmt w:val="bullet"/>
+      <w:lvlText w:val=""/>
+      <w:lvlJc w:val="left"/>
+      <w:pPr>
+        <w:ind w:left="5040" w:hanging="360"/>
+      </w:pPr>
+      <w:rPr>
+        <w:rFonts w:ascii="Symbol" w:hAnsi="Symbol" w:hint="default"/>
+      </w:rPr>
+    </w:lvl>
+    <w:lvl w:ilvl="7" w:tplc="08100003" w:tentative="1">
+      <w:start w:val="1"/>
+      <w:numFmt w:val="bullet"/>
+      <w:lvlText w:val="o"/>
+      <w:lvlJc w:val="left"/>
+      <w:pPr>
+        <w:ind w:left="5760" w:hanging="360"/>
+      </w:pPr>
+      <w:rPr>
+        <w:rFonts w:ascii="Courier New" w:hAnsi="Courier New" w:cs="Courier New" w:hint="default"/>
+      </w:rPr>
+    </w:lvl>
+    <w:lvl w:ilvl="8" w:tplc="08100005" w:tentative="1">
+      <w:start w:val="1"/>
+      <w:numFmt w:val="bullet"/>
+      <w:lvlText w:val=""/>
+      <w:lvlJc w:val="left"/>
+      <w:pPr>
+        <w:ind w:left="6480" w:hanging="360"/>
+      </w:pPr>
+      <w:rPr>
+        <w:rFonts w:ascii="Wingdings" w:hAnsi="Wingdings" w:hint="default"/>
+      </w:rPr>
+    </w:lvl>
+  </w:abstractNum>
+  <w:abstractNum w:abstractNumId="17" w15:restartNumberingAfterBreak="0">
     <w:nsid w:val="41440007"/>
     <w:multiLevelType w:val="hybridMultilevel"/>
     <w:tmpl w:val="6F76870E"/>
@@ -5942,7 +11831,7 @@
       </w:rPr>
     </w:lvl>
   </w:abstractNum>
-  <w:abstractNum w:abstractNumId="13" w15:restartNumberingAfterBreak="0">
+  <w:abstractNum w:abstractNumId="18" w15:restartNumberingAfterBreak="0">
     <w:nsid w:val="432D4A14"/>
     <w:multiLevelType w:val="hybridMultilevel"/>
     <w:tmpl w:val="3850D6E2"/>
@@ -6054,7 +11943,7 @@
       </w:rPr>
     </w:lvl>
   </w:abstractNum>
-  <w:abstractNum w:abstractNumId="14" w15:restartNumberingAfterBreak="0">
+  <w:abstractNum w:abstractNumId="19" w15:restartNumberingAfterBreak="0">
     <w:nsid w:val="442C21C6"/>
     <w:multiLevelType w:val="hybridMultilevel"/>
     <w:tmpl w:val="D64E2F34"/>
@@ -6167,7 +12056,7 @@
       </w:rPr>
     </w:lvl>
   </w:abstractNum>
-  <w:abstractNum w:abstractNumId="15" w15:restartNumberingAfterBreak="0">
+  <w:abstractNum w:abstractNumId="20" w15:restartNumberingAfterBreak="0">
     <w:nsid w:val="44F65ACA"/>
     <w:multiLevelType w:val="hybridMultilevel"/>
     <w:tmpl w:val="A3C8D654"/>
@@ -6280,7 +12169,7 @@
       </w:rPr>
     </w:lvl>
   </w:abstractNum>
-  <w:abstractNum w:abstractNumId="16" w15:restartNumberingAfterBreak="0">
+  <w:abstractNum w:abstractNumId="21" w15:restartNumberingAfterBreak="0">
     <w:nsid w:val="45714A95"/>
     <w:multiLevelType w:val="hybridMultilevel"/>
     <w:tmpl w:val="05F4A790"/>
@@ -6392,10 +12281,10 @@
       </w:rPr>
     </w:lvl>
   </w:abstractNum>
-  <w:abstractNum w:abstractNumId="17" w15:restartNumberingAfterBreak="0">
+  <w:abstractNum w:abstractNumId="22" w15:restartNumberingAfterBreak="0">
     <w:nsid w:val="464C25BA"/>
     <w:multiLevelType w:val="hybridMultilevel"/>
-    <w:tmpl w:val="19E24E02"/>
+    <w:tmpl w:val="AFD62714"/>
     <w:lvl w:ilvl="0" w:tplc="08100001">
       <w:start w:val="1"/>
       <w:numFmt w:val="bullet"/>
@@ -6408,7 +12297,7 @@
         <w:rFonts w:ascii="Symbol" w:hAnsi="Symbol" w:hint="default"/>
       </w:rPr>
     </w:lvl>
-    <w:lvl w:ilvl="1" w:tplc="08100003" w:tentative="1">
+    <w:lvl w:ilvl="1" w:tplc="08100003">
       <w:start w:val="1"/>
       <w:numFmt w:val="bullet"/>
       <w:lvlText w:val="o"/>
@@ -6505,7 +12394,7 @@
       </w:rPr>
     </w:lvl>
   </w:abstractNum>
-  <w:abstractNum w:abstractNumId="18" w15:restartNumberingAfterBreak="0">
+  <w:abstractNum w:abstractNumId="23" w15:restartNumberingAfterBreak="0">
     <w:nsid w:val="47473CE2"/>
     <w:multiLevelType w:val="hybridMultilevel"/>
     <w:tmpl w:val="ECF27DAE"/>
@@ -6617,7 +12506,7 @@
       </w:rPr>
     </w:lvl>
   </w:abstractNum>
-  <w:abstractNum w:abstractNumId="19" w15:restartNumberingAfterBreak="0">
+  <w:abstractNum w:abstractNumId="24" w15:restartNumberingAfterBreak="0">
     <w:nsid w:val="4D8115E5"/>
     <w:multiLevelType w:val="hybridMultilevel"/>
     <w:tmpl w:val="3DC066B4"/>
@@ -6730,7 +12619,7 @@
       </w:rPr>
     </w:lvl>
   </w:abstractNum>
-  <w:abstractNum w:abstractNumId="20" w15:restartNumberingAfterBreak="0">
+  <w:abstractNum w:abstractNumId="25" w15:restartNumberingAfterBreak="0">
     <w:nsid w:val="4F3E37E0"/>
     <w:multiLevelType w:val="hybridMultilevel"/>
     <w:tmpl w:val="96140886"/>
@@ -6843,7 +12732,120 @@
       </w:rPr>
     </w:lvl>
   </w:abstractNum>
-  <w:abstractNum w:abstractNumId="21" w15:restartNumberingAfterBreak="0">
+  <w:abstractNum w:abstractNumId="26" w15:restartNumberingAfterBreak="0">
+    <w:nsid w:val="50244ADA"/>
+    <w:multiLevelType w:val="hybridMultilevel"/>
+    <w:tmpl w:val="98126300"/>
+    <w:lvl w:ilvl="0" w:tplc="08100005">
+      <w:start w:val="1"/>
+      <w:numFmt w:val="bullet"/>
+      <w:lvlText w:val=""/>
+      <w:lvlJc w:val="left"/>
+      <w:pPr>
+        <w:ind w:left="778" w:hanging="360"/>
+      </w:pPr>
+      <w:rPr>
+        <w:rFonts w:ascii="Wingdings" w:hAnsi="Wingdings" w:hint="default"/>
+      </w:rPr>
+    </w:lvl>
+    <w:lvl w:ilvl="1" w:tplc="08100003" w:tentative="1">
+      <w:start w:val="1"/>
+      <w:numFmt w:val="bullet"/>
+      <w:lvlText w:val="o"/>
+      <w:lvlJc w:val="left"/>
+      <w:pPr>
+        <w:ind w:left="1498" w:hanging="360"/>
+      </w:pPr>
+      <w:rPr>
+        <w:rFonts w:ascii="Courier New" w:hAnsi="Courier New" w:cs="Courier New" w:hint="default"/>
+      </w:rPr>
+    </w:lvl>
+    <w:lvl w:ilvl="2" w:tplc="08100005" w:tentative="1">
+      <w:start w:val="1"/>
+      <w:numFmt w:val="bullet"/>
+      <w:lvlText w:val=""/>
+      <w:lvlJc w:val="left"/>
+      <w:pPr>
+        <w:ind w:left="2218" w:hanging="360"/>
+      </w:pPr>
+      <w:rPr>
+        <w:rFonts w:ascii="Wingdings" w:hAnsi="Wingdings" w:hint="default"/>
+      </w:rPr>
+    </w:lvl>
+    <w:lvl w:ilvl="3" w:tplc="08100001" w:tentative="1">
+      <w:start w:val="1"/>
+      <w:numFmt w:val="bullet"/>
+      <w:lvlText w:val=""/>
+      <w:lvlJc w:val="left"/>
+      <w:pPr>
+        <w:ind w:left="2938" w:hanging="360"/>
+      </w:pPr>
+      <w:rPr>
+        <w:rFonts w:ascii="Symbol" w:hAnsi="Symbol" w:hint="default"/>
+      </w:rPr>
+    </w:lvl>
+    <w:lvl w:ilvl="4" w:tplc="08100003" w:tentative="1">
+      <w:start w:val="1"/>
+      <w:numFmt w:val="bullet"/>
+      <w:lvlText w:val="o"/>
+      <w:lvlJc w:val="left"/>
+      <w:pPr>
+        <w:ind w:left="3658" w:hanging="360"/>
+      </w:pPr>
+      <w:rPr>
+        <w:rFonts w:ascii="Courier New" w:hAnsi="Courier New" w:cs="Courier New" w:hint="default"/>
+      </w:rPr>
+    </w:lvl>
+    <w:lvl w:ilvl="5" w:tplc="08100005" w:tentative="1">
+      <w:start w:val="1"/>
+      <w:numFmt w:val="bullet"/>
+      <w:lvlText w:val=""/>
+      <w:lvlJc w:val="left"/>
+      <w:pPr>
+        <w:ind w:left="4378" w:hanging="360"/>
+      </w:pPr>
+      <w:rPr>
+        <w:rFonts w:ascii="Wingdings" w:hAnsi="Wingdings" w:hint="default"/>
+      </w:rPr>
+    </w:lvl>
+    <w:lvl w:ilvl="6" w:tplc="08100001" w:tentative="1">
+      <w:start w:val="1"/>
+      <w:numFmt w:val="bullet"/>
+      <w:lvlText w:val=""/>
+      <w:lvlJc w:val="left"/>
+      <w:pPr>
+        <w:ind w:left="5098" w:hanging="360"/>
+      </w:pPr>
+      <w:rPr>
+        <w:rFonts w:ascii="Symbol" w:hAnsi="Symbol" w:hint="default"/>
+      </w:rPr>
+    </w:lvl>
+    <w:lvl w:ilvl="7" w:tplc="08100003" w:tentative="1">
+      <w:start w:val="1"/>
+      <w:numFmt w:val="bullet"/>
+      <w:lvlText w:val="o"/>
+      <w:lvlJc w:val="left"/>
+      <w:pPr>
+        <w:ind w:left="5818" w:hanging="360"/>
+      </w:pPr>
+      <w:rPr>
+        <w:rFonts w:ascii="Courier New" w:hAnsi="Courier New" w:cs="Courier New" w:hint="default"/>
+      </w:rPr>
+    </w:lvl>
+    <w:lvl w:ilvl="8" w:tplc="08100005" w:tentative="1">
+      <w:start w:val="1"/>
+      <w:numFmt w:val="bullet"/>
+      <w:lvlText w:val=""/>
+      <w:lvlJc w:val="left"/>
+      <w:pPr>
+        <w:ind w:left="6538" w:hanging="360"/>
+      </w:pPr>
+      <w:rPr>
+        <w:rFonts w:ascii="Wingdings" w:hAnsi="Wingdings" w:hint="default"/>
+      </w:rPr>
+    </w:lvl>
+  </w:abstractNum>
+  <w:abstractNum w:abstractNumId="27" w15:restartNumberingAfterBreak="0">
     <w:nsid w:val="50A049EF"/>
     <w:multiLevelType w:val="hybridMultilevel"/>
     <w:tmpl w:val="2696A0FE"/>
@@ -6956,7 +12958,7 @@
       </w:rPr>
     </w:lvl>
   </w:abstractNum>
-  <w:abstractNum w:abstractNumId="22" w15:restartNumberingAfterBreak="0">
+  <w:abstractNum w:abstractNumId="28" w15:restartNumberingAfterBreak="0">
     <w:nsid w:val="50B32338"/>
     <w:multiLevelType w:val="hybridMultilevel"/>
     <w:tmpl w:val="86FABB98"/>
@@ -7069,7 +13071,7 @@
       </w:rPr>
     </w:lvl>
   </w:abstractNum>
-  <w:abstractNum w:abstractNumId="23" w15:restartNumberingAfterBreak="0">
+  <w:abstractNum w:abstractNumId="29" w15:restartNumberingAfterBreak="0">
     <w:nsid w:val="58A8767E"/>
     <w:multiLevelType w:val="hybridMultilevel"/>
     <w:tmpl w:val="2E9683A2"/>
@@ -7182,7 +13184,7 @@
       </w:rPr>
     </w:lvl>
   </w:abstractNum>
-  <w:abstractNum w:abstractNumId="24" w15:restartNumberingAfterBreak="0">
+  <w:abstractNum w:abstractNumId="30" w15:restartNumberingAfterBreak="0">
     <w:nsid w:val="5A3606D5"/>
     <w:multiLevelType w:val="hybridMultilevel"/>
     <w:tmpl w:val="91805626"/>
@@ -7295,7 +13297,7 @@
       </w:rPr>
     </w:lvl>
   </w:abstractNum>
-  <w:abstractNum w:abstractNumId="25" w15:restartNumberingAfterBreak="0">
+  <w:abstractNum w:abstractNumId="31" w15:restartNumberingAfterBreak="0">
     <w:nsid w:val="61C87B25"/>
     <w:multiLevelType w:val="hybridMultilevel"/>
     <w:tmpl w:val="6FA21976"/>
@@ -7408,7 +13410,7 @@
       </w:rPr>
     </w:lvl>
   </w:abstractNum>
-  <w:abstractNum w:abstractNumId="26" w15:restartNumberingAfterBreak="0">
+  <w:abstractNum w:abstractNumId="32" w15:restartNumberingAfterBreak="0">
     <w:nsid w:val="621D43F7"/>
     <w:multiLevelType w:val="hybridMultilevel"/>
     <w:tmpl w:val="E1BA4850"/>
@@ -7521,7 +13523,120 @@
       </w:rPr>
     </w:lvl>
   </w:abstractNum>
-  <w:abstractNum w:abstractNumId="27" w15:restartNumberingAfterBreak="0">
+  <w:abstractNum w:abstractNumId="33" w15:restartNumberingAfterBreak="0">
+    <w:nsid w:val="64251AC1"/>
+    <w:multiLevelType w:val="hybridMultilevel"/>
+    <w:tmpl w:val="3F728568"/>
+    <w:lvl w:ilvl="0" w:tplc="08100005">
+      <w:start w:val="1"/>
+      <w:numFmt w:val="bullet"/>
+      <w:lvlText w:val=""/>
+      <w:lvlJc w:val="left"/>
+      <w:pPr>
+        <w:ind w:left="720" w:hanging="360"/>
+      </w:pPr>
+      <w:rPr>
+        <w:rFonts w:ascii="Wingdings" w:hAnsi="Wingdings" w:hint="default"/>
+      </w:rPr>
+    </w:lvl>
+    <w:lvl w:ilvl="1" w:tplc="08100003" w:tentative="1">
+      <w:start w:val="1"/>
+      <w:numFmt w:val="bullet"/>
+      <w:lvlText w:val="o"/>
+      <w:lvlJc w:val="left"/>
+      <w:pPr>
+        <w:ind w:left="1440" w:hanging="360"/>
+      </w:pPr>
+      <w:rPr>
+        <w:rFonts w:ascii="Courier New" w:hAnsi="Courier New" w:cs="Courier New" w:hint="default"/>
+      </w:rPr>
+    </w:lvl>
+    <w:lvl w:ilvl="2" w:tplc="08100005" w:tentative="1">
+      <w:start w:val="1"/>
+      <w:numFmt w:val="bullet"/>
+      <w:lvlText w:val=""/>
+      <w:lvlJc w:val="left"/>
+      <w:pPr>
+        <w:ind w:left="2160" w:hanging="360"/>
+      </w:pPr>
+      <w:rPr>
+        <w:rFonts w:ascii="Wingdings" w:hAnsi="Wingdings" w:hint="default"/>
+      </w:rPr>
+    </w:lvl>
+    <w:lvl w:ilvl="3" w:tplc="08100001" w:tentative="1">
+      <w:start w:val="1"/>
+      <w:numFmt w:val="bullet"/>
+      <w:lvlText w:val=""/>
+      <w:lvlJc w:val="left"/>
+      <w:pPr>
+        <w:ind w:left="2880" w:hanging="360"/>
+      </w:pPr>
+      <w:rPr>
+        <w:rFonts w:ascii="Symbol" w:hAnsi="Symbol" w:hint="default"/>
+      </w:rPr>
+    </w:lvl>
+    <w:lvl w:ilvl="4" w:tplc="08100003" w:tentative="1">
+      <w:start w:val="1"/>
+      <w:numFmt w:val="bullet"/>
+      <w:lvlText w:val="o"/>
+      <w:lvlJc w:val="left"/>
+      <w:pPr>
+        <w:ind w:left="3600" w:hanging="360"/>
+      </w:pPr>
+      <w:rPr>
+        <w:rFonts w:ascii="Courier New" w:hAnsi="Courier New" w:cs="Courier New" w:hint="default"/>
+      </w:rPr>
+    </w:lvl>
+    <w:lvl w:ilvl="5" w:tplc="08100005" w:tentative="1">
+      <w:start w:val="1"/>
+      <w:numFmt w:val="bullet"/>
+      <w:lvlText w:val=""/>
+      <w:lvlJc w:val="left"/>
+      <w:pPr>
+        <w:ind w:left="4320" w:hanging="360"/>
+      </w:pPr>
+      <w:rPr>
+        <w:rFonts w:ascii="Wingdings" w:hAnsi="Wingdings" w:hint="default"/>
+      </w:rPr>
+    </w:lvl>
+    <w:lvl w:ilvl="6" w:tplc="08100001" w:tentative="1">
+      <w:start w:val="1"/>
+      <w:numFmt w:val="bullet"/>
+      <w:lvlText w:val=""/>
+      <w:lvlJc w:val="left"/>
+      <w:pPr>
+        <w:ind w:left="5040" w:hanging="360"/>
+      </w:pPr>
+      <w:rPr>
+        <w:rFonts w:ascii="Symbol" w:hAnsi="Symbol" w:hint="default"/>
+      </w:rPr>
+    </w:lvl>
+    <w:lvl w:ilvl="7" w:tplc="08100003" w:tentative="1">
+      <w:start w:val="1"/>
+      <w:numFmt w:val="bullet"/>
+      <w:lvlText w:val="o"/>
+      <w:lvlJc w:val="left"/>
+      <w:pPr>
+        <w:ind w:left="5760" w:hanging="360"/>
+      </w:pPr>
+      <w:rPr>
+        <w:rFonts w:ascii="Courier New" w:hAnsi="Courier New" w:cs="Courier New" w:hint="default"/>
+      </w:rPr>
+    </w:lvl>
+    <w:lvl w:ilvl="8" w:tplc="08100005" w:tentative="1">
+      <w:start w:val="1"/>
+      <w:numFmt w:val="bullet"/>
+      <w:lvlText w:val=""/>
+      <w:lvlJc w:val="left"/>
+      <w:pPr>
+        <w:ind w:left="6480" w:hanging="360"/>
+      </w:pPr>
+      <w:rPr>
+        <w:rFonts w:ascii="Wingdings" w:hAnsi="Wingdings" w:hint="default"/>
+      </w:rPr>
+    </w:lvl>
+  </w:abstractNum>
+  <w:abstractNum w:abstractNumId="34" w15:restartNumberingAfterBreak="0">
     <w:nsid w:val="657763C8"/>
     <w:multiLevelType w:val="hybridMultilevel"/>
     <w:tmpl w:val="94F87C5A"/>
@@ -7634,7 +13749,7 @@
       </w:rPr>
     </w:lvl>
   </w:abstractNum>
-  <w:abstractNum w:abstractNumId="28" w15:restartNumberingAfterBreak="0">
+  <w:abstractNum w:abstractNumId="35" w15:restartNumberingAfterBreak="0">
     <w:nsid w:val="6AFC21B1"/>
     <w:multiLevelType w:val="hybridMultilevel"/>
     <w:tmpl w:val="ABCC59D8"/>
@@ -7746,7 +13861,7 @@
       </w:rPr>
     </w:lvl>
   </w:abstractNum>
-  <w:abstractNum w:abstractNumId="29" w15:restartNumberingAfterBreak="0">
+  <w:abstractNum w:abstractNumId="36" w15:restartNumberingAfterBreak="0">
     <w:nsid w:val="74DB59D8"/>
     <w:multiLevelType w:val="hybridMultilevel"/>
     <w:tmpl w:val="E334E25C"/>
@@ -7859,7 +13974,120 @@
       </w:rPr>
     </w:lvl>
   </w:abstractNum>
-  <w:abstractNum w:abstractNumId="30" w15:restartNumberingAfterBreak="0">
+  <w:abstractNum w:abstractNumId="37" w15:restartNumberingAfterBreak="0">
+    <w:nsid w:val="7C59329A"/>
+    <w:multiLevelType w:val="hybridMultilevel"/>
+    <w:tmpl w:val="B1163E3A"/>
+    <w:lvl w:ilvl="0" w:tplc="08100001">
+      <w:start w:val="1"/>
+      <w:numFmt w:val="bullet"/>
+      <w:lvlText w:val=""/>
+      <w:lvlJc w:val="left"/>
+      <w:pPr>
+        <w:ind w:left="720" w:hanging="360"/>
+      </w:pPr>
+      <w:rPr>
+        <w:rFonts w:ascii="Symbol" w:hAnsi="Symbol" w:hint="default"/>
+      </w:rPr>
+    </w:lvl>
+    <w:lvl w:ilvl="1" w:tplc="08100003">
+      <w:start w:val="1"/>
+      <w:numFmt w:val="bullet"/>
+      <w:lvlText w:val="o"/>
+      <w:lvlJc w:val="left"/>
+      <w:pPr>
+        <w:ind w:left="1440" w:hanging="360"/>
+      </w:pPr>
+      <w:rPr>
+        <w:rFonts w:ascii="Courier New" w:hAnsi="Courier New" w:cs="Courier New" w:hint="default"/>
+      </w:rPr>
+    </w:lvl>
+    <w:lvl w:ilvl="2" w:tplc="08100005" w:tentative="1">
+      <w:start w:val="1"/>
+      <w:numFmt w:val="bullet"/>
+      <w:lvlText w:val=""/>
+      <w:lvlJc w:val="left"/>
+      <w:pPr>
+        <w:ind w:left="2160" w:hanging="360"/>
+      </w:pPr>
+      <w:rPr>
+        <w:rFonts w:ascii="Wingdings" w:hAnsi="Wingdings" w:hint="default"/>
+      </w:rPr>
+    </w:lvl>
+    <w:lvl w:ilvl="3" w:tplc="08100001" w:tentative="1">
+      <w:start w:val="1"/>
+      <w:numFmt w:val="bullet"/>
+      <w:lvlText w:val=""/>
+      <w:lvlJc w:val="left"/>
+      <w:pPr>
+        <w:ind w:left="2880" w:hanging="360"/>
+      </w:pPr>
+      <w:rPr>
+        <w:rFonts w:ascii="Symbol" w:hAnsi="Symbol" w:hint="default"/>
+      </w:rPr>
+    </w:lvl>
+    <w:lvl w:ilvl="4" w:tplc="08100003" w:tentative="1">
+      <w:start w:val="1"/>
+      <w:numFmt w:val="bullet"/>
+      <w:lvlText w:val="o"/>
+      <w:lvlJc w:val="left"/>
+      <w:pPr>
+        <w:ind w:left="3600" w:hanging="360"/>
+      </w:pPr>
+      <w:rPr>
+        <w:rFonts w:ascii="Courier New" w:hAnsi="Courier New" w:cs="Courier New" w:hint="default"/>
+      </w:rPr>
+    </w:lvl>
+    <w:lvl w:ilvl="5" w:tplc="08100005" w:tentative="1">
+      <w:start w:val="1"/>
+      <w:numFmt w:val="bullet"/>
+      <w:lvlText w:val=""/>
+      <w:lvlJc w:val="left"/>
+      <w:pPr>
+        <w:ind w:left="4320" w:hanging="360"/>
+      </w:pPr>
+      <w:rPr>
+        <w:rFonts w:ascii="Wingdings" w:hAnsi="Wingdings" w:hint="default"/>
+      </w:rPr>
+    </w:lvl>
+    <w:lvl w:ilvl="6" w:tplc="08100001" w:tentative="1">
+      <w:start w:val="1"/>
+      <w:numFmt w:val="bullet"/>
+      <w:lvlText w:val=""/>
+      <w:lvlJc w:val="left"/>
+      <w:pPr>
+        <w:ind w:left="5040" w:hanging="360"/>
+      </w:pPr>
+      <w:rPr>
+        <w:rFonts w:ascii="Symbol" w:hAnsi="Symbol" w:hint="default"/>
+      </w:rPr>
+    </w:lvl>
+    <w:lvl w:ilvl="7" w:tplc="08100003" w:tentative="1">
+      <w:start w:val="1"/>
+      <w:numFmt w:val="bullet"/>
+      <w:lvlText w:val="o"/>
+      <w:lvlJc w:val="left"/>
+      <w:pPr>
+        <w:ind w:left="5760" w:hanging="360"/>
+      </w:pPr>
+      <w:rPr>
+        <w:rFonts w:ascii="Courier New" w:hAnsi="Courier New" w:cs="Courier New" w:hint="default"/>
+      </w:rPr>
+    </w:lvl>
+    <w:lvl w:ilvl="8" w:tplc="08100005" w:tentative="1">
+      <w:start w:val="1"/>
+      <w:numFmt w:val="bullet"/>
+      <w:lvlText w:val=""/>
+      <w:lvlJc w:val="left"/>
+      <w:pPr>
+        <w:ind w:left="6480" w:hanging="360"/>
+      </w:pPr>
+      <w:rPr>
+        <w:rFonts w:ascii="Wingdings" w:hAnsi="Wingdings" w:hint="default"/>
+      </w:rPr>
+    </w:lvl>
+  </w:abstractNum>
+  <w:abstractNum w:abstractNumId="38" w15:restartNumberingAfterBreak="0">
     <w:nsid w:val="7DC25969"/>
     <w:multiLevelType w:val="hybridMultilevel"/>
     <w:tmpl w:val="49A4B118"/>
@@ -7948,86 +14176,199 @@
       </w:pPr>
     </w:lvl>
   </w:abstractNum>
+  <w:abstractNum w:abstractNumId="39" w15:restartNumberingAfterBreak="0">
+    <w:nsid w:val="7DF324FC"/>
+    <w:multiLevelType w:val="hybridMultilevel"/>
+    <w:tmpl w:val="EF24F330"/>
+    <w:lvl w:ilvl="0" w:tplc="08100001">
+      <w:start w:val="1"/>
+      <w:numFmt w:val="bullet"/>
+      <w:lvlText w:val=""/>
+      <w:lvlJc w:val="left"/>
+      <w:pPr>
+        <w:ind w:left="778" w:hanging="360"/>
+      </w:pPr>
+      <w:rPr>
+        <w:rFonts w:ascii="Symbol" w:hAnsi="Symbol" w:hint="default"/>
+      </w:rPr>
+    </w:lvl>
+    <w:lvl w:ilvl="1" w:tplc="08100003">
+      <w:start w:val="1"/>
+      <w:numFmt w:val="bullet"/>
+      <w:lvlText w:val="o"/>
+      <w:lvlJc w:val="left"/>
+      <w:pPr>
+        <w:ind w:left="1498" w:hanging="360"/>
+      </w:pPr>
+      <w:rPr>
+        <w:rFonts w:ascii="Courier New" w:hAnsi="Courier New" w:cs="Courier New" w:hint="default"/>
+      </w:rPr>
+    </w:lvl>
+    <w:lvl w:ilvl="2" w:tplc="08100005" w:tentative="1">
+      <w:start w:val="1"/>
+      <w:numFmt w:val="bullet"/>
+      <w:lvlText w:val=""/>
+      <w:lvlJc w:val="left"/>
+      <w:pPr>
+        <w:ind w:left="2218" w:hanging="360"/>
+      </w:pPr>
+      <w:rPr>
+        <w:rFonts w:ascii="Wingdings" w:hAnsi="Wingdings" w:hint="default"/>
+      </w:rPr>
+    </w:lvl>
+    <w:lvl w:ilvl="3" w:tplc="08100001" w:tentative="1">
+      <w:start w:val="1"/>
+      <w:numFmt w:val="bullet"/>
+      <w:lvlText w:val=""/>
+      <w:lvlJc w:val="left"/>
+      <w:pPr>
+        <w:ind w:left="2938" w:hanging="360"/>
+      </w:pPr>
+      <w:rPr>
+        <w:rFonts w:ascii="Symbol" w:hAnsi="Symbol" w:hint="default"/>
+      </w:rPr>
+    </w:lvl>
+    <w:lvl w:ilvl="4" w:tplc="08100003" w:tentative="1">
+      <w:start w:val="1"/>
+      <w:numFmt w:val="bullet"/>
+      <w:lvlText w:val="o"/>
+      <w:lvlJc w:val="left"/>
+      <w:pPr>
+        <w:ind w:left="3658" w:hanging="360"/>
+      </w:pPr>
+      <w:rPr>
+        <w:rFonts w:ascii="Courier New" w:hAnsi="Courier New" w:cs="Courier New" w:hint="default"/>
+      </w:rPr>
+    </w:lvl>
+    <w:lvl w:ilvl="5" w:tplc="08100005" w:tentative="1">
+      <w:start w:val="1"/>
+      <w:numFmt w:val="bullet"/>
+      <w:lvlText w:val=""/>
+      <w:lvlJc w:val="left"/>
+      <w:pPr>
+        <w:ind w:left="4378" w:hanging="360"/>
+      </w:pPr>
+      <w:rPr>
+        <w:rFonts w:ascii="Wingdings" w:hAnsi="Wingdings" w:hint="default"/>
+      </w:rPr>
+    </w:lvl>
+    <w:lvl w:ilvl="6" w:tplc="08100001" w:tentative="1">
+      <w:start w:val="1"/>
+      <w:numFmt w:val="bullet"/>
+      <w:lvlText w:val=""/>
+      <w:lvlJc w:val="left"/>
+      <w:pPr>
+        <w:ind w:left="5098" w:hanging="360"/>
+      </w:pPr>
+      <w:rPr>
+        <w:rFonts w:ascii="Symbol" w:hAnsi="Symbol" w:hint="default"/>
+      </w:rPr>
+    </w:lvl>
+    <w:lvl w:ilvl="7" w:tplc="08100003" w:tentative="1">
+      <w:start w:val="1"/>
+      <w:numFmt w:val="bullet"/>
+      <w:lvlText w:val="o"/>
+      <w:lvlJc w:val="left"/>
+      <w:pPr>
+        <w:ind w:left="5818" w:hanging="360"/>
+      </w:pPr>
+      <w:rPr>
+        <w:rFonts w:ascii="Courier New" w:hAnsi="Courier New" w:cs="Courier New" w:hint="default"/>
+      </w:rPr>
+    </w:lvl>
+    <w:lvl w:ilvl="8" w:tplc="08100005" w:tentative="1">
+      <w:start w:val="1"/>
+      <w:numFmt w:val="bullet"/>
+      <w:lvlText w:val=""/>
+      <w:lvlJc w:val="left"/>
+      <w:pPr>
+        <w:ind w:left="6538" w:hanging="360"/>
+      </w:pPr>
+      <w:rPr>
+        <w:rFonts w:ascii="Wingdings" w:hAnsi="Wingdings" w:hint="default"/>
+      </w:rPr>
+    </w:lvl>
+  </w:abstractNum>
   <w:num w:numId="1" w16cid:durableId="1423798357">
-    <w:abstractNumId w:val="25"/>
+    <w:abstractNumId w:val="31"/>
   </w:num>
   <w:num w:numId="2" w16cid:durableId="318000406">
+    <w:abstractNumId w:val="24"/>
+  </w:num>
+  <w:num w:numId="3" w16cid:durableId="674841290">
+    <w:abstractNumId w:val="32"/>
+  </w:num>
+  <w:num w:numId="4" w16cid:durableId="354384216">
+    <w:abstractNumId w:val="12"/>
+  </w:num>
+  <w:num w:numId="5" w16cid:durableId="1278945393">
+    <w:abstractNumId w:val="36"/>
+  </w:num>
+  <w:num w:numId="6" w16cid:durableId="781267622">
+    <w:abstractNumId w:val="6"/>
+  </w:num>
+  <w:num w:numId="7" w16cid:durableId="1918247539">
+    <w:abstractNumId w:val="34"/>
+  </w:num>
+  <w:num w:numId="8" w16cid:durableId="1966814628">
     <w:abstractNumId w:val="19"/>
   </w:num>
-  <w:num w:numId="3" w16cid:durableId="674841290">
-    <w:abstractNumId w:val="26"/>
+  <w:num w:numId="9" w16cid:durableId="90391750">
+    <w:abstractNumId w:val="13"/>
   </w:num>
-  <w:num w:numId="4" w16cid:durableId="354384216">
+  <w:num w:numId="10" w16cid:durableId="912012211">
+    <w:abstractNumId w:val="18"/>
+  </w:num>
+  <w:num w:numId="11" w16cid:durableId="1852376078">
+    <w:abstractNumId w:val="30"/>
+  </w:num>
+  <w:num w:numId="12" w16cid:durableId="554269587">
+    <w:abstractNumId w:val="5"/>
+  </w:num>
+  <w:num w:numId="13" w16cid:durableId="655651096">
+    <w:abstractNumId w:val="11"/>
+  </w:num>
+  <w:num w:numId="14" w16cid:durableId="604508064">
+    <w:abstractNumId w:val="21"/>
+  </w:num>
+  <w:num w:numId="15" w16cid:durableId="1757899372">
+    <w:abstractNumId w:val="15"/>
+  </w:num>
+  <w:num w:numId="16" w16cid:durableId="185563671">
+    <w:abstractNumId w:val="23"/>
+  </w:num>
+  <w:num w:numId="17" w16cid:durableId="782651641">
+    <w:abstractNumId w:val="38"/>
+  </w:num>
+  <w:num w:numId="18" w16cid:durableId="1417484250">
+    <w:abstractNumId w:val="20"/>
+  </w:num>
+  <w:num w:numId="19" w16cid:durableId="2083286430">
+    <w:abstractNumId w:val="35"/>
+  </w:num>
+  <w:num w:numId="20" w16cid:durableId="679433025">
     <w:abstractNumId w:val="9"/>
   </w:num>
-  <w:num w:numId="5" w16cid:durableId="1278945393">
-    <w:abstractNumId w:val="29"/>
-  </w:num>
-  <w:num w:numId="6" w16cid:durableId="781267622">
-    <w:abstractNumId w:val="4"/>
-  </w:num>
-  <w:num w:numId="7" w16cid:durableId="1918247539">
+  <w:num w:numId="21" w16cid:durableId="1095859066">
     <w:abstractNumId w:val="27"/>
   </w:num>
-  <w:num w:numId="8" w16cid:durableId="1966814628">
-    <w:abstractNumId w:val="14"/>
-  </w:num>
-  <w:num w:numId="9" w16cid:durableId="90391750">
-    <w:abstractNumId w:val="10"/>
-  </w:num>
-  <w:num w:numId="10" w16cid:durableId="912012211">
-    <w:abstractNumId w:val="13"/>
-  </w:num>
-  <w:num w:numId="11" w16cid:durableId="1852376078">
-    <w:abstractNumId w:val="24"/>
-  </w:num>
-  <w:num w:numId="12" w16cid:durableId="554269587">
-    <w:abstractNumId w:val="3"/>
-  </w:num>
-  <w:num w:numId="13" w16cid:durableId="655651096">
+  <w:num w:numId="22" w16cid:durableId="1847861354">
     <w:abstractNumId w:val="8"/>
-  </w:num>
-  <w:num w:numId="14" w16cid:durableId="604508064">
-    <w:abstractNumId w:val="16"/>
-  </w:num>
-  <w:num w:numId="15" w16cid:durableId="1757899372">
-    <w:abstractNumId w:val="11"/>
-  </w:num>
-  <w:num w:numId="16" w16cid:durableId="185563671">
-    <w:abstractNumId w:val="18"/>
-  </w:num>
-  <w:num w:numId="17" w16cid:durableId="782651641">
-    <w:abstractNumId w:val="30"/>
-  </w:num>
-  <w:num w:numId="18" w16cid:durableId="1417484250">
-    <w:abstractNumId w:val="15"/>
-  </w:num>
-  <w:num w:numId="19" w16cid:durableId="2083286430">
-    <w:abstractNumId w:val="28"/>
-  </w:num>
-  <w:num w:numId="20" w16cid:durableId="679433025">
-    <w:abstractNumId w:val="6"/>
-  </w:num>
-  <w:num w:numId="21" w16cid:durableId="1095859066">
-    <w:abstractNumId w:val="21"/>
-  </w:num>
-  <w:num w:numId="22" w16cid:durableId="1847861354">
-    <w:abstractNumId w:val="5"/>
   </w:num>
   <w:num w:numId="23" w16cid:durableId="476382534">
     <w:abstractNumId w:val="2"/>
   </w:num>
   <w:num w:numId="24" w16cid:durableId="41055778">
-    <w:abstractNumId w:val="7"/>
+    <w:abstractNumId w:val="10"/>
   </w:num>
   <w:num w:numId="25" w16cid:durableId="1149440082">
-    <w:abstractNumId w:val="12"/>
+    <w:abstractNumId w:val="17"/>
   </w:num>
   <w:num w:numId="26" w16cid:durableId="1349521717">
-    <w:abstractNumId w:val="23"/>
+    <w:abstractNumId w:val="29"/>
   </w:num>
   <w:num w:numId="27" w16cid:durableId="1910535127">
-    <w:abstractNumId w:val="20"/>
+    <w:abstractNumId w:val="25"/>
   </w:num>
   <w:num w:numId="28" w16cid:durableId="1628273355">
     <w:abstractNumId w:val="1"/>
@@ -8036,10 +14377,37 @@
     <w:abstractNumId w:val="0"/>
   </w:num>
   <w:num w:numId="30" w16cid:durableId="993414003">
+    <w:abstractNumId w:val="28"/>
+  </w:num>
+  <w:num w:numId="31" w16cid:durableId="859778762">
     <w:abstractNumId w:val="22"/>
   </w:num>
-  <w:num w:numId="31" w16cid:durableId="859778762">
-    <w:abstractNumId w:val="17"/>
+  <w:num w:numId="32" w16cid:durableId="516507724">
+    <w:abstractNumId w:val="3"/>
+  </w:num>
+  <w:num w:numId="33" w16cid:durableId="97065458">
+    <w:abstractNumId w:val="4"/>
+  </w:num>
+  <w:num w:numId="34" w16cid:durableId="858005674">
+    <w:abstractNumId w:val="16"/>
+  </w:num>
+  <w:num w:numId="35" w16cid:durableId="470294117">
+    <w:abstractNumId w:val="26"/>
+  </w:num>
+  <w:num w:numId="36" w16cid:durableId="1274704070">
+    <w:abstractNumId w:val="7"/>
+  </w:num>
+  <w:num w:numId="37" w16cid:durableId="952979119">
+    <w:abstractNumId w:val="33"/>
+  </w:num>
+  <w:num w:numId="38" w16cid:durableId="1476487076">
+    <w:abstractNumId w:val="14"/>
+  </w:num>
+  <w:num w:numId="39" w16cid:durableId="1452935304">
+    <w:abstractNumId w:val="39"/>
+  </w:num>
+  <w:num w:numId="40" w16cid:durableId="153492260">
+    <w:abstractNumId w:val="37"/>
   </w:num>
 </w:numbering>
 </file>
@@ -8469,7 +14837,6 @@
   <w:style w:type="character" w:default="1" w:styleId="Carpredefinitoparagrafo">
     <w:name w:val="Default Paragraph Font"/>
     <w:uiPriority w:val="1"/>
-    <w:semiHidden/>
     <w:unhideWhenUsed/>
   </w:style>
   <w:style w:type="table" w:default="1" w:styleId="Tabellanormale">
@@ -8931,6 +15298,19 @@
     <w:rPr>
       <w:color w:val="605E5C"/>
       <w:shd w:val="clear" w:color="auto" w:fill="E1DFDD"/>
+    </w:rPr>
+  </w:style>
+  <w:style w:type="paragraph" w:styleId="NormaleWeb">
+    <w:name w:val="Normal (Web)"/>
+    <w:basedOn w:val="Normale"/>
+    <w:uiPriority w:val="99"/>
+    <w:semiHidden/>
+    <w:unhideWhenUsed/>
+    <w:rsid w:val="007D7B20"/>
+    <w:rPr>
+      <w:rFonts w:ascii="Times New Roman" w:hAnsi="Times New Roman" w:cs="Times New Roman"/>
+      <w:sz w:val="24"/>
+      <w:szCs w:val="24"/>
     </w:rPr>
   </w:style>
 </w:styles>

--- a/4_Diari/HauntedForest_Diario.docx
+++ b/4_Diari/HauntedForest_Diario.docx
@@ -6709,6 +6709,7 @@
             <w:r>
               <w:rPr>
                 <w:rFonts w:ascii="Arial" w:hAnsi="Arial" w:cs="Arial"/>
+                <w:noProof/>
               </w:rPr>
               <w:drawing>
                 <wp:anchor distT="0" distB="0" distL="114300" distR="114300" simplePos="0" relativeHeight="251671552" behindDoc="0" locked="0" layoutInCell="1" allowOverlap="1" wp14:anchorId="06D65A86" wp14:editId="2D47A3B6">
@@ -6895,6 +6896,7 @@
             <w:r>
               <w:rPr>
                 <w:rFonts w:ascii="Arial" w:hAnsi="Arial" w:cs="Arial"/>
+                <w:noProof/>
               </w:rPr>
               <w:drawing>
                 <wp:anchor distT="0" distB="0" distL="114300" distR="114300" simplePos="0" relativeHeight="251672576" behindDoc="0" locked="0" layoutInCell="1" allowOverlap="1" wp14:anchorId="787D2CCA" wp14:editId="23545DAD">
@@ -7165,6 +7167,7 @@
             <w:r>
               <w:rPr>
                 <w:rFonts w:ascii="Arial" w:hAnsi="Arial" w:cs="Arial"/>
+                <w:noProof/>
               </w:rPr>
               <w:drawing>
                 <wp:anchor distT="0" distB="0" distL="114300" distR="114300" simplePos="0" relativeHeight="251673600" behindDoc="0" locked="0" layoutInCell="1" allowOverlap="1" wp14:anchorId="5101F1A4" wp14:editId="0AFDC321">
@@ -7566,13 +7569,7 @@
               <w:rPr>
                 <w:rFonts w:ascii="Arial" w:hAnsi="Arial" w:cs="Arial"/>
               </w:rPr>
-              <w:t>Flash della torcia (iniziato a casa)</w:t>
-            </w:r>
-            <w:r>
-              <w:rPr>
-                <w:rFonts w:ascii="Arial" w:hAnsi="Arial" w:cs="Arial"/>
-              </w:rPr>
-              <w:t>, Documentazione (Testing e implementazione)</w:t>
+              <w:t>Flash della torcia (iniziato a casa), Documentazione (Testing e implementazione)</w:t>
             </w:r>
           </w:p>
           <w:p>
@@ -8142,19 +8139,7 @@
               <w:rPr>
                 <w:rFonts w:ascii="Arial" w:hAnsi="Arial" w:cs="Arial"/>
               </w:rPr>
-              <w:t>AC</w:t>
-            </w:r>
-            <w:r>
-              <w:rPr>
-                <w:rFonts w:ascii="Arial" w:hAnsi="Arial" w:cs="Arial"/>
-              </w:rPr>
-              <w:t>3</w:t>
-            </w:r>
-            <w:r>
-              <w:rPr>
-                <w:rFonts w:ascii="Arial" w:hAnsi="Arial" w:cs="Arial"/>
-              </w:rPr>
-              <w:t>-1</w:t>
+              <w:t>AC3-1</w:t>
             </w:r>
           </w:p>
           <w:p>
@@ -8173,19 +8158,7 @@
               <w:rPr>
                 <w:rFonts w:ascii="Arial" w:hAnsi="Arial" w:cs="Arial"/>
               </w:rPr>
-              <w:t>AC</w:t>
-            </w:r>
-            <w:r>
-              <w:rPr>
-                <w:rFonts w:ascii="Arial" w:hAnsi="Arial" w:cs="Arial"/>
-              </w:rPr>
-              <w:t>3</w:t>
-            </w:r>
-            <w:r>
-              <w:rPr>
-                <w:rFonts w:ascii="Arial" w:hAnsi="Arial" w:cs="Arial"/>
-              </w:rPr>
-              <w:t>-2</w:t>
+              <w:t>AC3-2</w:t>
             </w:r>
           </w:p>
           <w:p>
@@ -8246,19 +8219,7 @@
               <w:rPr>
                 <w:rFonts w:ascii="Arial" w:hAnsi="Arial" w:cs="Arial"/>
               </w:rPr>
-              <w:t>AC</w:t>
-            </w:r>
-            <w:r>
-              <w:rPr>
-                <w:rFonts w:ascii="Arial" w:hAnsi="Arial" w:cs="Arial"/>
-              </w:rPr>
-              <w:t>4</w:t>
-            </w:r>
-            <w:r>
-              <w:rPr>
-                <w:rFonts w:ascii="Arial" w:hAnsi="Arial" w:cs="Arial"/>
-              </w:rPr>
-              <w:t>-1</w:t>
+              <w:t>AC4-1</w:t>
             </w:r>
           </w:p>
           <w:p>
@@ -8277,19 +8238,7 @@
               <w:rPr>
                 <w:rFonts w:ascii="Arial" w:hAnsi="Arial" w:cs="Arial"/>
               </w:rPr>
-              <w:t>AC</w:t>
-            </w:r>
-            <w:r>
-              <w:rPr>
-                <w:rFonts w:ascii="Arial" w:hAnsi="Arial" w:cs="Arial"/>
-              </w:rPr>
-              <w:t>4</w:t>
-            </w:r>
-            <w:r>
-              <w:rPr>
-                <w:rFonts w:ascii="Arial" w:hAnsi="Arial" w:cs="Arial"/>
-              </w:rPr>
-              <w:t>-2</w:t>
+              <w:t>AC4-2</w:t>
             </w:r>
           </w:p>
           <w:p>
@@ -8308,25 +8257,7 @@
               <w:rPr>
                 <w:rFonts w:ascii="Arial" w:hAnsi="Arial" w:cs="Arial"/>
               </w:rPr>
-              <w:t>AC</w:t>
-            </w:r>
-            <w:r>
-              <w:rPr>
-                <w:rFonts w:ascii="Arial" w:hAnsi="Arial" w:cs="Arial"/>
-              </w:rPr>
-              <w:t>4</w:t>
-            </w:r>
-            <w:r>
-              <w:rPr>
-                <w:rFonts w:ascii="Arial" w:hAnsi="Arial" w:cs="Arial"/>
-              </w:rPr>
-              <w:t>-</w:t>
-            </w:r>
-            <w:r>
-              <w:rPr>
-                <w:rFonts w:ascii="Arial" w:hAnsi="Arial" w:cs="Arial"/>
-              </w:rPr>
-              <w:t>3</w:t>
+              <w:t>AC4-3</w:t>
             </w:r>
           </w:p>
           <w:p>
@@ -8395,19 +8326,7 @@
               <w:rPr>
                 <w:rFonts w:ascii="Arial" w:hAnsi="Arial" w:cs="Arial"/>
               </w:rPr>
-              <w:t>AC</w:t>
-            </w:r>
-            <w:r>
-              <w:rPr>
-                <w:rFonts w:ascii="Arial" w:hAnsi="Arial" w:cs="Arial"/>
-              </w:rPr>
-              <w:t>5</w:t>
-            </w:r>
-            <w:r>
-              <w:rPr>
-                <w:rFonts w:ascii="Arial" w:hAnsi="Arial" w:cs="Arial"/>
-              </w:rPr>
-              <w:t>-1</w:t>
+              <w:t>AC5-1</w:t>
             </w:r>
           </w:p>
           <w:p>
@@ -8426,19 +8345,7 @@
               <w:rPr>
                 <w:rFonts w:ascii="Arial" w:hAnsi="Arial" w:cs="Arial"/>
               </w:rPr>
-              <w:t>AC</w:t>
-            </w:r>
-            <w:r>
-              <w:rPr>
-                <w:rFonts w:ascii="Arial" w:hAnsi="Arial" w:cs="Arial"/>
-              </w:rPr>
-              <w:t>5</w:t>
-            </w:r>
-            <w:r>
-              <w:rPr>
-                <w:rFonts w:ascii="Arial" w:hAnsi="Arial" w:cs="Arial"/>
-              </w:rPr>
-              <w:t>-2</w:t>
+              <w:t>AC5-2</w:t>
             </w:r>
           </w:p>
           <w:p>
@@ -8457,19 +8364,7 @@
               <w:rPr>
                 <w:rFonts w:ascii="Arial" w:hAnsi="Arial" w:cs="Arial"/>
               </w:rPr>
-              <w:t>AC</w:t>
-            </w:r>
-            <w:r>
-              <w:rPr>
-                <w:rFonts w:ascii="Arial" w:hAnsi="Arial" w:cs="Arial"/>
-              </w:rPr>
-              <w:t>5</w:t>
-            </w:r>
-            <w:r>
-              <w:rPr>
-                <w:rFonts w:ascii="Arial" w:hAnsi="Arial" w:cs="Arial"/>
-              </w:rPr>
-              <w:t>-3</w:t>
+              <w:t>AC5-3</w:t>
             </w:r>
           </w:p>
           <w:p>
@@ -8599,25 +8494,7 @@
               <w:rPr>
                 <w:rFonts w:ascii="Arial" w:hAnsi="Arial" w:cs="Arial"/>
               </w:rPr>
-              <w:t>AC</w:t>
-            </w:r>
-            <w:r>
-              <w:rPr>
-                <w:rFonts w:ascii="Arial" w:hAnsi="Arial" w:cs="Arial"/>
-              </w:rPr>
-              <w:t>6</w:t>
-            </w:r>
-            <w:r>
-              <w:rPr>
-                <w:rFonts w:ascii="Arial" w:hAnsi="Arial" w:cs="Arial"/>
-              </w:rPr>
-              <w:t>-</w:t>
-            </w:r>
-            <w:r>
-              <w:rPr>
-                <w:rFonts w:ascii="Arial" w:hAnsi="Arial" w:cs="Arial"/>
-              </w:rPr>
-              <w:t>4</w:t>
+              <w:t>AC6-4</w:t>
             </w:r>
           </w:p>
           <w:p>
@@ -8636,25 +8513,7 @@
               <w:rPr>
                 <w:rFonts w:ascii="Arial" w:hAnsi="Arial" w:cs="Arial"/>
               </w:rPr>
-              <w:t>AC</w:t>
-            </w:r>
-            <w:r>
-              <w:rPr>
-                <w:rFonts w:ascii="Arial" w:hAnsi="Arial" w:cs="Arial"/>
-              </w:rPr>
-              <w:t>6</w:t>
-            </w:r>
-            <w:r>
-              <w:rPr>
-                <w:rFonts w:ascii="Arial" w:hAnsi="Arial" w:cs="Arial"/>
-              </w:rPr>
-              <w:t>-</w:t>
-            </w:r>
-            <w:r>
-              <w:rPr>
-                <w:rFonts w:ascii="Arial" w:hAnsi="Arial" w:cs="Arial"/>
-              </w:rPr>
-              <w:t>5</w:t>
+              <w:t>AC6-5</w:t>
             </w:r>
           </w:p>
           <w:p>
@@ -8673,25 +8532,7 @@
               <w:rPr>
                 <w:rFonts w:ascii="Arial" w:hAnsi="Arial" w:cs="Arial"/>
               </w:rPr>
-              <w:t>AC</w:t>
-            </w:r>
-            <w:r>
-              <w:rPr>
-                <w:rFonts w:ascii="Arial" w:hAnsi="Arial" w:cs="Arial"/>
-              </w:rPr>
-              <w:t>6</w:t>
-            </w:r>
-            <w:r>
-              <w:rPr>
-                <w:rFonts w:ascii="Arial" w:hAnsi="Arial" w:cs="Arial"/>
-              </w:rPr>
-              <w:t>-</w:t>
-            </w:r>
-            <w:r>
-              <w:rPr>
-                <w:rFonts w:ascii="Arial" w:hAnsi="Arial" w:cs="Arial"/>
-              </w:rPr>
-              <w:t>6</w:t>
+              <w:t>AC6-6</w:t>
             </w:r>
           </w:p>
           <w:p>
@@ -8978,25 +8819,7 @@
               <w:rPr>
                 <w:rFonts w:ascii="Arial" w:hAnsi="Arial" w:cs="Arial"/>
               </w:rPr>
-              <w:t>AC</w:t>
-            </w:r>
-            <w:r>
-              <w:rPr>
-                <w:rFonts w:ascii="Arial" w:hAnsi="Arial" w:cs="Arial"/>
-              </w:rPr>
-              <w:t>2</w:t>
-            </w:r>
-            <w:r>
-              <w:rPr>
-                <w:rFonts w:ascii="Arial" w:hAnsi="Arial" w:cs="Arial"/>
-              </w:rPr>
-              <w:t xml:space="preserve">-1: </w:t>
-            </w:r>
-            <w:r>
-              <w:rPr>
-                <w:rFonts w:ascii="Arial" w:hAnsi="Arial" w:cs="Arial"/>
-              </w:rPr>
-              <w:t>Non ultimata</w:t>
+              <w:t>AC2-1: Non ultimata</w:t>
             </w:r>
           </w:p>
           <w:p>
@@ -9014,25 +8837,7 @@
               <w:rPr>
                 <w:rFonts w:ascii="Arial" w:hAnsi="Arial" w:cs="Arial"/>
               </w:rPr>
-              <w:t>AC</w:t>
-            </w:r>
-            <w:r>
-              <w:rPr>
-                <w:rFonts w:ascii="Arial" w:hAnsi="Arial" w:cs="Arial"/>
-              </w:rPr>
-              <w:t>2</w:t>
-            </w:r>
-            <w:r>
-              <w:rPr>
-                <w:rFonts w:ascii="Arial" w:hAnsi="Arial" w:cs="Arial"/>
-              </w:rPr>
-              <w:t xml:space="preserve">-2: </w:t>
-            </w:r>
-            <w:r>
-              <w:rPr>
-                <w:rFonts w:ascii="Arial" w:hAnsi="Arial" w:cs="Arial"/>
-              </w:rPr>
-              <w:t>Non sviluppata</w:t>
+              <w:t>AC2-2: Non sviluppata</w:t>
             </w:r>
           </w:p>
           <w:p>
@@ -9050,50 +8855,21 @@
               <w:rPr>
                 <w:rFonts w:ascii="Arial" w:hAnsi="Arial" w:cs="Arial"/>
               </w:rPr>
-              <w:t>AC</w:t>
-            </w:r>
-            <w:r>
-              <w:rPr>
-                <w:rFonts w:ascii="Arial" w:hAnsi="Arial" w:cs="Arial"/>
-              </w:rPr>
-              <w:t>2</w:t>
-            </w:r>
-            <w:r>
-              <w:rPr>
-                <w:rFonts w:ascii="Arial" w:hAnsi="Arial" w:cs="Arial"/>
-              </w:rPr>
-              <w:t>-</w:t>
-            </w:r>
-            <w:r>
-              <w:rPr>
-                <w:rFonts w:ascii="Arial" w:hAnsi="Arial" w:cs="Arial"/>
-              </w:rPr>
-              <w:t>3</w:t>
-            </w:r>
-            <w:r>
-              <w:rPr>
-                <w:rFonts w:ascii="Arial" w:hAnsi="Arial" w:cs="Arial"/>
-              </w:rPr>
-              <w:t xml:space="preserve">: </w:t>
-            </w:r>
-            <w:r>
-              <w:rPr>
-                <w:rFonts w:ascii="Arial" w:hAnsi="Arial" w:cs="Arial"/>
-              </w:rPr>
-              <w:t>Non sviluppata, ma non prevista per questo sprint</w:t>
-            </w:r>
-          </w:p>
-          <w:p>
-            <w:pPr>
-              <w:rPr>
-                <w:rFonts w:ascii="Arial" w:hAnsi="Arial" w:cs="Arial"/>
-              </w:rPr>
-            </w:pPr>
-          </w:p>
-          <w:p>
-            <w:pPr>
-              <w:rPr>
-                <w:rFonts w:ascii="Arial" w:hAnsi="Arial" w:cs="Arial"/>
+              <w:t>AC2-3: Non sviluppata, ma non prevista per questo sprint</w:t>
+            </w:r>
+          </w:p>
+          <w:p>
+            <w:pPr>
+              <w:rPr>
+                <w:rFonts w:ascii="Arial" w:hAnsi="Arial" w:cs="Arial"/>
+              </w:rPr>
+            </w:pPr>
+          </w:p>
+          <w:p>
+            <w:pPr>
+              <w:rPr>
+                <w:rFonts w:ascii="Arial" w:hAnsi="Arial" w:cs="Arial"/>
+                <w:lang w:val="en-GB"/>
               </w:rPr>
             </w:pPr>
             <w:r>
@@ -9101,28 +8877,16 @@
                 <w:rFonts w:ascii="Arial" w:hAnsi="Arial" w:cs="Arial"/>
                 <w:b/>
                 <w:bCs/>
-              </w:rPr>
-              <w:t>US-</w:t>
-            </w:r>
-            <w:r>
-              <w:rPr>
-                <w:rFonts w:ascii="Arial" w:hAnsi="Arial" w:cs="Arial"/>
-                <w:b/>
-                <w:bCs/>
-              </w:rPr>
-              <w:t>3</w:t>
-            </w:r>
-            <w:r>
-              <w:rPr>
-                <w:rFonts w:ascii="Arial" w:hAnsi="Arial" w:cs="Arial"/>
-              </w:rPr>
-              <w:t xml:space="preserve">: </w:t>
-            </w:r>
-            <w:r>
-              <w:rPr>
-                <w:rFonts w:ascii="Arial" w:hAnsi="Arial" w:cs="Arial"/>
-              </w:rPr>
-              <w:t>User Story non iniziata.</w:t>
+                <w:lang w:val="en-GB"/>
+              </w:rPr>
+              <w:t>US-3</w:t>
+            </w:r>
+            <w:r>
+              <w:rPr>
+                <w:rFonts w:ascii="Arial" w:hAnsi="Arial" w:cs="Arial"/>
+                <w:lang w:val="en-GB"/>
+              </w:rPr>
+              <w:t>: User Story non iniziata.</w:t>
             </w:r>
           </w:p>
           <w:p>
@@ -9140,19 +8904,7 @@
               <w:rPr>
                 <w:rFonts w:ascii="Arial" w:hAnsi="Arial" w:cs="Arial"/>
               </w:rPr>
-              <w:t>AC</w:t>
-            </w:r>
-            <w:r>
-              <w:rPr>
-                <w:rFonts w:ascii="Arial" w:hAnsi="Arial" w:cs="Arial"/>
-              </w:rPr>
-              <w:t>3</w:t>
-            </w:r>
-            <w:r>
-              <w:rPr>
-                <w:rFonts w:ascii="Arial" w:hAnsi="Arial" w:cs="Arial"/>
-              </w:rPr>
-              <w:t>-1: Non ultimata</w:t>
+              <w:t>AC3-1: Non ultimata</w:t>
             </w:r>
           </w:p>
           <w:p>
@@ -9170,19 +8922,7 @@
               <w:rPr>
                 <w:rFonts w:ascii="Arial" w:hAnsi="Arial" w:cs="Arial"/>
               </w:rPr>
-              <w:t>AC</w:t>
-            </w:r>
-            <w:r>
-              <w:rPr>
-                <w:rFonts w:ascii="Arial" w:hAnsi="Arial" w:cs="Arial"/>
-              </w:rPr>
-              <w:t>3</w:t>
-            </w:r>
-            <w:r>
-              <w:rPr>
-                <w:rFonts w:ascii="Arial" w:hAnsi="Arial" w:cs="Arial"/>
-              </w:rPr>
-              <w:t>-2: Non implementata</w:t>
+              <w:t>AC3-2: Non implementata</w:t>
             </w:r>
           </w:p>
           <w:p>
@@ -9228,31 +8968,7 @@
               <w:rPr>
                 <w:rFonts w:ascii="Arial" w:hAnsi="Arial" w:cs="Arial"/>
               </w:rPr>
-              <w:t>AC</w:t>
-            </w:r>
-            <w:r>
-              <w:rPr>
-                <w:rFonts w:ascii="Arial" w:hAnsi="Arial" w:cs="Arial"/>
-              </w:rPr>
-              <w:t>4</w:t>
-            </w:r>
-            <w:r>
-              <w:rPr>
-                <w:rFonts w:ascii="Arial" w:hAnsi="Arial" w:cs="Arial"/>
-              </w:rPr>
-              <w:t xml:space="preserve">-1: Non </w:t>
-            </w:r>
-            <w:r>
-              <w:rPr>
-                <w:rFonts w:ascii="Arial" w:hAnsi="Arial" w:cs="Arial"/>
-              </w:rPr>
-              <w:t xml:space="preserve">implementata </w:t>
-            </w:r>
-            <w:r>
-              <w:rPr>
-                <w:rFonts w:ascii="Arial" w:hAnsi="Arial" w:cs="Arial"/>
-              </w:rPr>
-              <w:t>per mancanza del merge</w:t>
+              <w:t>AC4-1: Non implementata per mancanza del merge</w:t>
             </w:r>
           </w:p>
           <w:p>
@@ -9270,25 +8986,7 @@
               <w:rPr>
                 <w:rFonts w:ascii="Arial" w:hAnsi="Arial" w:cs="Arial"/>
               </w:rPr>
-              <w:t>AC</w:t>
-            </w:r>
-            <w:r>
-              <w:rPr>
-                <w:rFonts w:ascii="Arial" w:hAnsi="Arial" w:cs="Arial"/>
-              </w:rPr>
-              <w:t>4</w:t>
-            </w:r>
-            <w:r>
-              <w:rPr>
-                <w:rFonts w:ascii="Arial" w:hAnsi="Arial" w:cs="Arial"/>
-              </w:rPr>
-              <w:t xml:space="preserve">-2: Non </w:t>
-            </w:r>
-            <w:r>
-              <w:rPr>
-                <w:rFonts w:ascii="Arial" w:hAnsi="Arial" w:cs="Arial"/>
-              </w:rPr>
-              <w:t>sviluppata</w:t>
+              <w:t>AC4-2: Non sviluppata</w:t>
             </w:r>
           </w:p>
           <w:p>
@@ -9306,13 +9004,7 @@
               <w:rPr>
                 <w:rFonts w:ascii="Arial" w:hAnsi="Arial" w:cs="Arial"/>
               </w:rPr>
-              <w:t xml:space="preserve">AC4-3: </w:t>
-            </w:r>
-            <w:r>
-              <w:rPr>
-                <w:rFonts w:ascii="Arial" w:hAnsi="Arial" w:cs="Arial"/>
-              </w:rPr>
-              <w:t>Non sviluppata, ma non prevista per questo sprint</w:t>
+              <w:t>AC4-3: Non sviluppata, ma non prevista per questo sprint</w:t>
             </w:r>
           </w:p>
           <w:p>
@@ -9366,16 +9058,7 @@
                 <w:bCs/>
                 <w:color w:val="31849B" w:themeColor="accent5" w:themeShade="BF"/>
               </w:rPr>
-              <w:t>Kilian:</w:t>
-            </w:r>
-            <w:r>
-              <w:rPr>
-                <w:rFonts w:ascii="Arial" w:hAnsi="Arial" w:cs="Arial"/>
-                <w:b/>
-                <w:bCs/>
-                <w:color w:val="31849B" w:themeColor="accent5" w:themeShade="BF"/>
-              </w:rPr>
-              <w:t xml:space="preserve"> </w:t>
+              <w:t xml:space="preserve">Kilian: </w:t>
             </w:r>
             <w:r>
               <w:rPr>
@@ -9417,16 +9100,7 @@
                 <w:bCs/>
                 <w:color w:val="943634" w:themeColor="accent2" w:themeShade="BF"/>
               </w:rPr>
-              <w:t>Luca:</w:t>
-            </w:r>
-            <w:r>
-              <w:rPr>
-                <w:rFonts w:ascii="Arial" w:hAnsi="Arial" w:cs="Arial"/>
-                <w:b/>
-                <w:bCs/>
-                <w:color w:val="943634" w:themeColor="accent2" w:themeShade="BF"/>
-              </w:rPr>
-              <w:t xml:space="preserve"> </w:t>
+              <w:t xml:space="preserve">Luca: </w:t>
             </w:r>
             <w:r>
               <w:rPr>
@@ -9508,6 +9182,125 @@
         </w:rPr>
       </w:pPr>
     </w:p>
+    <w:tbl>
+      <w:tblPr>
+        <w:tblStyle w:val="Grigliatabella"/>
+        <w:tblW w:w="9634" w:type="dxa"/>
+        <w:tblLook w:val="04A0" w:firstRow="1" w:lastRow="0" w:firstColumn="1" w:lastColumn="0" w:noHBand="0" w:noVBand="1"/>
+      </w:tblPr>
+      <w:tblGrid>
+        <w:gridCol w:w="4803"/>
+        <w:gridCol w:w="4831"/>
+      </w:tblGrid>
+      <w:tr>
+        <w:trPr>
+          <w:trHeight w:hRule="exact" w:val="397"/>
+        </w:trPr>
+        <w:tc>
+          <w:tcPr>
+            <w:tcW w:w="4803" w:type="dxa"/>
+            <w:vAlign w:val="center"/>
+          </w:tcPr>
+          <w:p>
+            <w:pPr>
+              <w:rPr>
+                <w:rFonts w:ascii="Arial" w:hAnsi="Arial" w:cs="Arial"/>
+                <w:b/>
+                <w:bCs/>
+              </w:rPr>
+            </w:pPr>
+            <w:r>
+              <w:rPr>
+                <w:rFonts w:ascii="Arial" w:hAnsi="Arial" w:cs="Arial"/>
+                <w:b/>
+                <w:bCs/>
+              </w:rPr>
+              <w:t>Luogo</w:t>
+            </w:r>
+          </w:p>
+        </w:tc>
+        <w:tc>
+          <w:tcPr>
+            <w:tcW w:w="4831" w:type="dxa"/>
+            <w:vAlign w:val="center"/>
+          </w:tcPr>
+          <w:p>
+            <w:pPr>
+              <w:pStyle w:val="Nessunaspaziatura"/>
+              <w:spacing w:line="360" w:lineRule="auto"/>
+              <w:rPr>
+                <w:rFonts w:ascii="Arial" w:hAnsi="Arial" w:cs="Arial"/>
+              </w:rPr>
+            </w:pPr>
+            <w:r>
+              <w:rPr>
+                <w:rFonts w:ascii="Arial" w:hAnsi="Arial" w:cs="Arial"/>
+              </w:rPr>
+              <w:t>Canobbio</w:t>
+            </w:r>
+          </w:p>
+        </w:tc>
+      </w:tr>
+      <w:tr>
+        <w:trPr>
+          <w:trHeight w:hRule="exact" w:val="397"/>
+        </w:trPr>
+        <w:tc>
+          <w:tcPr>
+            <w:tcW w:w="4803" w:type="dxa"/>
+            <w:vAlign w:val="center"/>
+          </w:tcPr>
+          <w:p>
+            <w:pPr>
+              <w:rPr>
+                <w:rFonts w:ascii="Arial" w:hAnsi="Arial" w:cs="Arial"/>
+                <w:b/>
+                <w:bCs/>
+              </w:rPr>
+            </w:pPr>
+            <w:r>
+              <w:rPr>
+                <w:rFonts w:ascii="Arial" w:hAnsi="Arial" w:cs="Arial"/>
+                <w:b/>
+                <w:bCs/>
+              </w:rPr>
+              <w:t>Data</w:t>
+            </w:r>
+          </w:p>
+        </w:tc>
+        <w:tc>
+          <w:tcPr>
+            <w:tcW w:w="4831" w:type="dxa"/>
+            <w:vAlign w:val="center"/>
+          </w:tcPr>
+          <w:p>
+            <w:pPr>
+              <w:rPr>
+                <w:rFonts w:ascii="Arial" w:hAnsi="Arial" w:cs="Arial"/>
+              </w:rPr>
+            </w:pPr>
+            <w:r>
+              <w:rPr>
+                <w:rFonts w:ascii="Arial" w:hAnsi="Arial" w:cs="Arial"/>
+              </w:rPr>
+              <w:t>2</w:t>
+            </w:r>
+            <w:r>
+              <w:rPr>
+                <w:rFonts w:ascii="Arial" w:hAnsi="Arial" w:cs="Arial"/>
+              </w:rPr>
+              <w:t>7</w:t>
+            </w:r>
+            <w:r>
+              <w:rPr>
+                <w:rFonts w:ascii="Arial" w:hAnsi="Arial" w:cs="Arial"/>
+              </w:rPr>
+              <w:t>.03.2026</w:t>
+            </w:r>
+          </w:p>
+        </w:tc>
+      </w:tr>
+    </w:tbl>
     <w:p>
       <w:pPr>
         <w:rPr>
@@ -9515,6 +9308,299 @@
         </w:rPr>
       </w:pPr>
     </w:p>
+    <w:tbl>
+      <w:tblPr>
+        <w:tblStyle w:val="Grigliatabella"/>
+        <w:tblW w:w="0" w:type="auto"/>
+        <w:tblLook w:val="04A0" w:firstRow="1" w:lastRow="0" w:firstColumn="1" w:lastColumn="0" w:noHBand="0" w:noVBand="1"/>
+      </w:tblPr>
+      <w:tblGrid>
+        <w:gridCol w:w="9628"/>
+      </w:tblGrid>
+      <w:tr>
+        <w:tc>
+          <w:tcPr>
+            <w:tcW w:w="9854" w:type="dxa"/>
+            <w:shd w:val="clear" w:color="auto" w:fill="D9D9D9" w:themeFill="background1" w:themeFillShade="D9"/>
+          </w:tcPr>
+          <w:p>
+            <w:pPr>
+              <w:rPr>
+                <w:rFonts w:ascii="Arial" w:hAnsi="Arial" w:cs="Arial"/>
+              </w:rPr>
+            </w:pPr>
+            <w:r>
+              <w:rPr>
+                <w:rFonts w:ascii="Arial" w:hAnsi="Arial" w:cs="Arial"/>
+              </w:rPr>
+              <w:t>Lavori svolti</w:t>
+            </w:r>
+          </w:p>
+        </w:tc>
+      </w:tr>
+      <w:tr>
+        <w:tc>
+          <w:tcPr>
+            <w:tcW w:w="9854" w:type="dxa"/>
+          </w:tcPr>
+          <w:p>
+            <w:pPr>
+              <w:rPr>
+                <w:rFonts w:ascii="Arial" w:hAnsi="Arial" w:cs="Arial"/>
+                <w:b/>
+                <w:bCs/>
+              </w:rPr>
+            </w:pPr>
+            <w:r>
+              <w:rPr>
+                <w:rFonts w:ascii="Arial" w:hAnsi="Arial" w:cs="Arial"/>
+                <w:b/>
+                <w:bCs/>
+              </w:rPr>
+              <w:t>Kilian:</w:t>
+            </w:r>
+          </w:p>
+          <w:p>
+            <w:pPr>
+              <w:pStyle w:val="Paragrafoelenco"/>
+              <w:numPr>
+                <w:ilvl w:val="0"/>
+                <w:numId w:val="31"/>
+              </w:numPr>
+              <w:rPr>
+                <w:rFonts w:ascii="Arial" w:hAnsi="Arial" w:cs="Arial"/>
+              </w:rPr>
+            </w:pPr>
+            <w:r>
+              <w:rPr>
+                <w:rFonts w:ascii="Arial" w:hAnsi="Arial" w:cs="Arial"/>
+              </w:rPr>
+              <w:t xml:space="preserve">Flash ultimato a casa (circa </w:t>
+            </w:r>
+            <w:r>
+              <w:rPr>
+                <w:rFonts w:ascii="Arial" w:hAnsi="Arial" w:cs="Arial"/>
+                <w:u w:val="single"/>
+              </w:rPr>
+              <w:t>due</w:t>
+            </w:r>
+            <w:r>
+              <w:rPr>
+                <w:rFonts w:ascii="Arial" w:hAnsi="Arial" w:cs="Arial"/>
+              </w:rPr>
+              <w:t xml:space="preserve"> ore di sviluppo)</w:t>
+            </w:r>
+            <w:r>
+              <w:rPr>
+                <w:rFonts w:ascii="Arial" w:hAnsi="Arial" w:cs="Arial"/>
+              </w:rPr>
+              <w:t xml:space="preserve">, aiuto a Luca </w:t>
+            </w:r>
+            <w:r>
+              <w:rPr>
+                <w:rFonts w:ascii="Arial" w:hAnsi="Arial" w:cs="Arial"/>
+              </w:rPr>
+              <w:t>(8:40 – 9:50 / 10:05 – 11:</w:t>
+            </w:r>
+            <w:r>
+              <w:rPr>
+                <w:rFonts w:ascii="Arial" w:hAnsi="Arial" w:cs="Arial"/>
+              </w:rPr>
+              <w:t>35</w:t>
+            </w:r>
+            <w:r>
+              <w:rPr>
+                <w:rFonts w:ascii="Arial" w:hAnsi="Arial" w:cs="Arial"/>
+              </w:rPr>
+              <w:t>)</w:t>
+            </w:r>
+            <w:r>
+              <w:rPr>
+                <w:rFonts w:ascii="Arial" w:hAnsi="Arial" w:cs="Arial"/>
+              </w:rPr>
+              <w:t xml:space="preserve">, Realizzazione poster per la mattinata di porte aperte (11:10 – 11:35 / 12:30 </w:t>
+            </w:r>
+            <w:r>
+              <w:rPr>
+                <w:rFonts w:ascii="Arial" w:hAnsi="Arial" w:cs="Arial"/>
+              </w:rPr>
+              <w:t>–</w:t>
+            </w:r>
+            <w:r>
+              <w:rPr>
+                <w:rFonts w:ascii="Arial" w:hAnsi="Arial" w:cs="Arial"/>
+              </w:rPr>
+              <w:t xml:space="preserve"> </w:t>
+            </w:r>
+            <w:r>
+              <w:rPr>
+                <w:rFonts w:ascii="Arial" w:hAnsi="Arial" w:cs="Arial"/>
+              </w:rPr>
+              <w:t xml:space="preserve">14:00~), </w:t>
+            </w:r>
+            <w:r>
+              <w:rPr>
+                <w:rFonts w:ascii="Arial" w:hAnsi="Arial" w:cs="Arial"/>
+              </w:rPr>
+              <w:t>tentativi di</w:t>
+            </w:r>
+            <w:r>
+              <w:rPr>
+                <w:rFonts w:ascii="Arial" w:hAnsi="Arial" w:cs="Arial"/>
+              </w:rPr>
+              <w:t xml:space="preserve"> fix al frame rate del gioco (1</w:t>
+            </w:r>
+            <w:r>
+              <w:rPr>
+                <w:rFonts w:ascii="Arial" w:hAnsi="Arial" w:cs="Arial"/>
+              </w:rPr>
+              <w:t xml:space="preserve">4:00 </w:t>
+            </w:r>
+            <w:r>
+              <w:rPr>
+                <w:rFonts w:ascii="Arial" w:hAnsi="Arial" w:cs="Arial"/>
+              </w:rPr>
+              <w:t>–</w:t>
+            </w:r>
+            <w:r>
+              <w:rPr>
+                <w:rFonts w:ascii="Arial" w:hAnsi="Arial" w:cs="Arial"/>
+              </w:rPr>
+              <w:t xml:space="preserve"> </w:t>
+            </w:r>
+            <w:r>
+              <w:rPr>
+                <w:rFonts w:ascii="Arial" w:hAnsi="Arial" w:cs="Arial"/>
+              </w:rPr>
+              <w:t>15:15 ~)</w:t>
+            </w:r>
+          </w:p>
+          <w:p>
+            <w:pPr>
+              <w:rPr>
+                <w:rFonts w:ascii="Arial" w:hAnsi="Arial" w:cs="Arial"/>
+              </w:rPr>
+            </w:pPr>
+          </w:p>
+          <w:p>
+            <w:pPr>
+              <w:rPr>
+                <w:rFonts w:ascii="Arial" w:hAnsi="Arial" w:cs="Arial"/>
+                <w:b/>
+                <w:bCs/>
+              </w:rPr>
+            </w:pPr>
+            <w:r>
+              <w:rPr>
+                <w:rFonts w:ascii="Arial" w:hAnsi="Arial" w:cs="Arial"/>
+                <w:b/>
+                <w:bCs/>
+              </w:rPr>
+              <w:t>Luca</w:t>
+            </w:r>
+            <w:r>
+              <w:rPr>
+                <w:rFonts w:ascii="Arial" w:hAnsi="Arial" w:cs="Arial"/>
+                <w:b/>
+                <w:bCs/>
+              </w:rPr>
+              <w:t>:</w:t>
+            </w:r>
+          </w:p>
+          <w:p>
+            <w:pPr>
+              <w:pStyle w:val="Paragrafoelenco"/>
+              <w:numPr>
+                <w:ilvl w:val="0"/>
+                <w:numId w:val="41"/>
+              </w:numPr>
+              <w:rPr>
+                <w:rFonts w:ascii="Arial" w:hAnsi="Arial" w:cs="Arial"/>
+              </w:rPr>
+            </w:pPr>
+            <w:r>
+              <w:rPr>
+                <w:rFonts w:ascii="Arial" w:hAnsi="Arial" w:cs="Arial"/>
+              </w:rPr>
+              <w:t>Tentativi di effettuare il merge (</w:t>
+            </w:r>
+            <w:r>
+              <w:rPr>
+                <w:rFonts w:ascii="Arial" w:hAnsi="Arial" w:cs="Arial"/>
+              </w:rPr>
+              <w:t>8:40 – 9:50 / 10:05 – 11:35</w:t>
+            </w:r>
+            <w:r>
+              <w:rPr>
+                <w:rFonts w:ascii="Arial" w:hAnsi="Arial" w:cs="Arial"/>
+              </w:rPr>
+              <w:t xml:space="preserve"> / 12:30 – 12:45), aggiustamento dei muri invisibili al progetto</w:t>
+            </w:r>
+            <w:r>
+              <w:rPr>
+                <w:rFonts w:ascii="Arial" w:hAnsi="Arial" w:cs="Arial"/>
+              </w:rPr>
+              <w:t xml:space="preserve"> (12:45 – 12:55)</w:t>
+            </w:r>
+            <w:r>
+              <w:rPr>
+                <w:rFonts w:ascii="Arial" w:hAnsi="Arial" w:cs="Arial"/>
+              </w:rPr>
+              <w:t>, Mostro (spawn, despawn, rincorsa)</w:t>
+            </w:r>
+          </w:p>
+          <w:p>
+            <w:pPr>
+              <w:rPr>
+                <w:rFonts w:ascii="Arial" w:hAnsi="Arial" w:cs="Arial"/>
+              </w:rPr>
+            </w:pPr>
+          </w:p>
+          <w:p>
+            <w:pPr>
+              <w:rPr>
+                <w:rFonts w:ascii="Arial" w:hAnsi="Arial" w:cs="Arial"/>
+                <w:b/>
+                <w:bCs/>
+              </w:rPr>
+            </w:pPr>
+            <w:r>
+              <w:rPr>
+                <w:rFonts w:ascii="Arial" w:hAnsi="Arial" w:cs="Arial"/>
+                <w:b/>
+                <w:bCs/>
+              </w:rPr>
+              <w:t>Ruben:</w:t>
+            </w:r>
+          </w:p>
+          <w:p>
+            <w:pPr>
+              <w:pStyle w:val="Paragrafoelenco"/>
+              <w:numPr>
+                <w:ilvl w:val="0"/>
+                <w:numId w:val="31"/>
+              </w:numPr>
+              <w:rPr>
+                <w:rFonts w:ascii="Arial" w:hAnsi="Arial" w:cs="Arial"/>
+              </w:rPr>
+            </w:pPr>
+            <w:r>
+              <w:rPr>
+                <w:rFonts w:ascii="Arial" w:hAnsi="Arial" w:cs="Arial"/>
+              </w:rPr>
+              <w:t>Creazione delle immagini per il poster (baita ed albero) su Blender, Mostro (terminato il modello, texture in corso)</w:t>
+            </w:r>
+          </w:p>
+          <w:p>
+            <w:pPr>
+              <w:rPr>
+                <w:rFonts w:ascii="Arial" w:hAnsi="Arial" w:cs="Arial"/>
+              </w:rPr>
+            </w:pPr>
+          </w:p>
+        </w:tc>
+      </w:tr>
+    </w:tbl>
     <w:p>
       <w:pPr>
         <w:rPr>
@@ -9522,6 +9608,415 @@
         </w:rPr>
       </w:pPr>
     </w:p>
+    <w:tbl>
+      <w:tblPr>
+        <w:tblStyle w:val="Grigliatabella"/>
+        <w:tblW w:w="0" w:type="auto"/>
+        <w:tblLook w:val="04A0" w:firstRow="1" w:lastRow="0" w:firstColumn="1" w:lastColumn="0" w:noHBand="0" w:noVBand="1"/>
+      </w:tblPr>
+      <w:tblGrid>
+        <w:gridCol w:w="9628"/>
+      </w:tblGrid>
+      <w:tr>
+        <w:tc>
+          <w:tcPr>
+            <w:tcW w:w="9854" w:type="dxa"/>
+            <w:shd w:val="clear" w:color="auto" w:fill="D9D9D9" w:themeFill="background1" w:themeFillShade="D9"/>
+          </w:tcPr>
+          <w:p>
+            <w:pPr>
+              <w:rPr>
+                <w:rFonts w:ascii="Arial" w:hAnsi="Arial" w:cs="Arial"/>
+              </w:rPr>
+            </w:pPr>
+            <w:r>
+              <w:rPr>
+                <w:rFonts w:ascii="Arial" w:hAnsi="Arial" w:cs="Arial"/>
+              </w:rPr>
+              <w:t>Problemi riscontrati e soluzioni adottate</w:t>
+            </w:r>
+          </w:p>
+        </w:tc>
+      </w:tr>
+      <w:tr>
+        <w:trPr>
+          <w:trHeight w:val="7692"/>
+        </w:trPr>
+        <w:tc>
+          <w:tcPr>
+            <w:tcW w:w="9854" w:type="dxa"/>
+          </w:tcPr>
+          <w:p>
+            <w:pPr>
+              <w:rPr>
+                <w:rFonts w:ascii="Arial" w:hAnsi="Arial" w:cs="Arial"/>
+                <w:b/>
+                <w:bCs/>
+              </w:rPr>
+            </w:pPr>
+            <w:r>
+              <w:rPr>
+                <w:rFonts w:ascii="Arial" w:hAnsi="Arial" w:cs="Arial"/>
+                <w:b/>
+                <w:bCs/>
+              </w:rPr>
+              <w:t>Kilian:</w:t>
+            </w:r>
+          </w:p>
+          <w:p>
+            <w:pPr>
+              <w:pStyle w:val="Paragrafoelenco"/>
+              <w:numPr>
+                <w:ilvl w:val="0"/>
+                <w:numId w:val="31"/>
+              </w:numPr>
+              <w:rPr>
+                <w:rFonts w:ascii="Arial" w:hAnsi="Arial" w:cs="Arial"/>
+              </w:rPr>
+            </w:pPr>
+            <w:r>
+              <w:rPr>
+                <w:rFonts w:ascii="Arial" w:hAnsi="Arial" w:cs="Arial"/>
+              </w:rPr>
+              <w:t>Durante la creazione del poster le immagini del file si sono corrotte, comprese quelle inserite nel pie di pagina del template. È molto probabile che ciò sia accaduto siccome stavo lavorando sulla Condivisa.</w:t>
+            </w:r>
+          </w:p>
+          <w:p>
+            <w:pPr>
+              <w:pStyle w:val="Paragrafoelenco"/>
+              <w:rPr>
+                <w:rFonts w:ascii="Arial" w:hAnsi="Arial" w:cs="Arial"/>
+              </w:rPr>
+            </w:pPr>
+            <w:r>
+              <w:rPr>
+                <w:rFonts w:ascii="Arial" w:hAnsi="Arial" w:cs="Arial"/>
+              </w:rPr>
+              <w:t>Per evitare questo problema in futuro prenderò due misure di sicurezza:</w:t>
+            </w:r>
+          </w:p>
+          <w:p>
+            <w:pPr>
+              <w:pStyle w:val="Paragrafoelenco"/>
+              <w:numPr>
+                <w:ilvl w:val="1"/>
+                <w:numId w:val="31"/>
+              </w:numPr>
+              <w:rPr>
+                <w:rFonts w:ascii="Arial" w:hAnsi="Arial" w:cs="Arial"/>
+              </w:rPr>
+            </w:pPr>
+            <w:r>
+              <w:rPr>
+                <w:rFonts w:ascii="Arial" w:hAnsi="Arial" w:cs="Arial"/>
+              </w:rPr>
+              <w:t xml:space="preserve">Modificare solo i file in </w:t>
+            </w:r>
+            <w:r>
+              <w:rPr>
+                <w:rFonts w:ascii="Arial" w:hAnsi="Arial" w:cs="Arial"/>
+                <w:i/>
+                <w:iCs/>
+              </w:rPr>
+              <w:t>Download</w:t>
+            </w:r>
+          </w:p>
+          <w:p>
+            <w:pPr>
+              <w:pStyle w:val="Paragrafoelenco"/>
+              <w:numPr>
+                <w:ilvl w:val="1"/>
+                <w:numId w:val="31"/>
+              </w:numPr>
+              <w:rPr>
+                <w:rFonts w:ascii="Arial" w:hAnsi="Arial" w:cs="Arial"/>
+              </w:rPr>
+            </w:pPr>
+            <w:r>
+              <w:rPr>
+                <w:rFonts w:ascii="Arial" w:hAnsi="Arial" w:cs="Arial"/>
+              </w:rPr>
+              <w:t>Inserire le immagini nei PowerPoint SOLO salvandole all’interno del PC invece di fare copia incolla con CNTRL + C  e CNTRL + V</w:t>
+            </w:r>
+          </w:p>
+          <w:p>
+            <w:pPr>
+              <w:pStyle w:val="Paragrafoelenco"/>
+              <w:numPr>
+                <w:ilvl w:val="0"/>
+                <w:numId w:val="31"/>
+              </w:numPr>
+              <w:rPr>
+                <w:rFonts w:ascii="Arial" w:hAnsi="Arial" w:cs="Arial"/>
+              </w:rPr>
+            </w:pPr>
+            <w:r>
+              <w:rPr>
+                <w:rFonts w:ascii="Arial" w:hAnsi="Arial" w:cs="Arial"/>
+              </w:rPr>
+              <w:t>Impossibilità di proseguire con i test funzionali come da programma, siccome il progetto merge è mal ottimizzato e la VLAN satura. Il lag è tale da impedire una normale partita, eseguire dei test in una situazione simile non è fattibile né realistico.</w:t>
+            </w:r>
+          </w:p>
+          <w:p>
+            <w:pPr>
+              <w:rPr>
+                <w:rFonts w:ascii="Arial" w:hAnsi="Arial" w:cs="Arial"/>
+              </w:rPr>
+            </w:pPr>
+            <w:r>
+              <w:rPr>
+                <w:rFonts w:ascii="Arial" w:hAnsi="Arial" w:cs="Arial"/>
+              </w:rPr>
+              <w:drawing>
+                <wp:anchor distT="0" distB="0" distL="114300" distR="114300" simplePos="0" relativeHeight="251674624" behindDoc="0" locked="0" layoutInCell="1" allowOverlap="1" wp14:anchorId="07F21723" wp14:editId="42F7C8D2">
+                  <wp:simplePos x="0" y="0"/>
+                  <wp:positionH relativeFrom="column">
+                    <wp:posOffset>272746</wp:posOffset>
+                  </wp:positionH>
+                  <wp:positionV relativeFrom="paragraph">
+                    <wp:posOffset>105630</wp:posOffset>
+                  </wp:positionV>
+                  <wp:extent cx="3569970" cy="1287780"/>
+                  <wp:effectExtent l="19050" t="19050" r="11430" b="26670"/>
+                  <wp:wrapThrough wrapText="bothSides">
+                    <wp:wrapPolygon edited="0">
+                      <wp:start x="-115" y="-320"/>
+                      <wp:lineTo x="-115" y="21728"/>
+                      <wp:lineTo x="21554" y="21728"/>
+                      <wp:lineTo x="21554" y="-320"/>
+                      <wp:lineTo x="-115" y="-320"/>
+                    </wp:wrapPolygon>
+                  </wp:wrapThrough>
+                  <wp:docPr id="6" name="Immagine 6"/>
+                  <wp:cNvGraphicFramePr>
+                    <a:graphicFrameLocks xmlns:a="http://schemas.openxmlformats.org/drawingml/2006/main" noChangeAspect="1"/>
+                  </wp:cNvGraphicFramePr>
+                  <a:graphic xmlns:a="http://schemas.openxmlformats.org/drawingml/2006/main">
+                    <a:graphicData uri="http://schemas.openxmlformats.org/drawingml/2006/picture">
+                      <pic:pic xmlns:pic="http://schemas.openxmlformats.org/drawingml/2006/picture">
+                        <pic:nvPicPr>
+                          <pic:cNvPr id="1" name=""/>
+                          <pic:cNvPicPr/>
+                        </pic:nvPicPr>
+                        <pic:blipFill rotWithShape="1">
+                          <a:blip r:embed="rId22" cstate="print">
+                            <a:extLst>
+                              <a:ext uri="{28A0092B-C50C-407E-A947-70E740481C1C}">
+                                <a14:useLocalDpi xmlns:a14="http://schemas.microsoft.com/office/drawing/2010/main" val="0"/>
+                              </a:ext>
+                            </a:extLst>
+                          </a:blip>
+                          <a:srcRect r="41666" b="48371"/>
+                          <a:stretch/>
+                        </pic:blipFill>
+                        <pic:spPr bwMode="auto">
+                          <a:xfrm>
+                            <a:off x="0" y="0"/>
+                            <a:ext cx="3569970" cy="1287780"/>
+                          </a:xfrm>
+                          <a:prstGeom prst="rect">
+                            <a:avLst/>
+                          </a:prstGeom>
+                          <a:ln>
+                            <a:solidFill>
+                              <a:schemeClr val="tx1"/>
+                            </a:solidFill>
+                          </a:ln>
+                          <a:extLst>
+                            <a:ext uri="{53640926-AAD7-44D8-BBD7-CCE9431645EC}">
+                              <a14:shadowObscured xmlns:a14="http://schemas.microsoft.com/office/drawing/2010/main"/>
+                            </a:ext>
+                          </a:extLst>
+                        </pic:spPr>
+                      </pic:pic>
+                    </a:graphicData>
+                  </a:graphic>
+                </wp:anchor>
+              </w:drawing>
+            </w:r>
+          </w:p>
+          <w:p>
+            <w:pPr>
+              <w:rPr>
+                <w:rFonts w:ascii="Arial" w:hAnsi="Arial" w:cs="Arial"/>
+              </w:rPr>
+            </w:pPr>
+          </w:p>
+          <w:p>
+            <w:pPr>
+              <w:rPr>
+                <w:rFonts w:ascii="Arial" w:hAnsi="Arial" w:cs="Arial"/>
+              </w:rPr>
+            </w:pPr>
+            <w:r>
+              <w:rPr>
+                <w:rFonts w:ascii="Arial" w:hAnsi="Arial" w:cs="Arial"/>
+              </w:rPr>
+              <w:t>&gt;&gt; Pur avendo diminuito la qualità delle texture da [ Impostazioni di progetto ] &gt; [ Rendering ], le prestazioni sono rimaste troppo basse.</w:t>
+            </w:r>
+          </w:p>
+          <w:p>
+            <w:pPr>
+              <w:rPr>
+                <w:rFonts w:ascii="Arial" w:hAnsi="Arial" w:cs="Arial"/>
+              </w:rPr>
+            </w:pPr>
+          </w:p>
+          <w:p>
+            <w:pPr>
+              <w:rPr>
+                <w:rFonts w:ascii="Arial" w:hAnsi="Arial" w:cs="Arial"/>
+              </w:rPr>
+            </w:pPr>
+          </w:p>
+          <w:p>
+            <w:pPr>
+              <w:pStyle w:val="Paragrafoelenco"/>
+              <w:numPr>
+                <w:ilvl w:val="0"/>
+                <w:numId w:val="42"/>
+              </w:numPr>
+              <w:rPr>
+                <w:rFonts w:ascii="Arial" w:hAnsi="Arial" w:cs="Arial"/>
+              </w:rPr>
+            </w:pPr>
+            <w:r>
+              <w:rPr>
+                <w:rFonts w:ascii="Arial" w:hAnsi="Arial" w:cs="Arial"/>
+              </w:rPr>
+              <w:t>GitHub ancora non funzionante</w:t>
+            </w:r>
+          </w:p>
+          <w:p>
+            <w:pPr>
+              <w:rPr>
+                <w:rFonts w:ascii="Arial" w:hAnsi="Arial" w:cs="Arial"/>
+              </w:rPr>
+            </w:pPr>
+          </w:p>
+          <w:p>
+            <w:pPr>
+              <w:rPr>
+                <w:rFonts w:ascii="Arial" w:hAnsi="Arial" w:cs="Arial"/>
+                <w:b/>
+                <w:bCs/>
+              </w:rPr>
+            </w:pPr>
+            <w:r>
+              <w:rPr>
+                <w:rFonts w:ascii="Arial" w:hAnsi="Arial" w:cs="Arial"/>
+                <w:b/>
+                <w:bCs/>
+              </w:rPr>
+              <w:t>Ruben:</w:t>
+            </w:r>
+          </w:p>
+          <w:p>
+            <w:pPr>
+              <w:pStyle w:val="Paragrafoelenco"/>
+              <w:numPr>
+                <w:ilvl w:val="0"/>
+                <w:numId w:val="31"/>
+              </w:numPr>
+              <w:rPr>
+                <w:rFonts w:ascii="Arial" w:hAnsi="Arial" w:cs="Arial"/>
+              </w:rPr>
+            </w:pPr>
+            <w:r>
+              <w:rPr>
+                <w:rFonts w:ascii="Arial" w:hAnsi="Arial" w:cs="Arial"/>
+              </w:rPr>
+              <w:t>Ottimizzazione del modello del mostro non ottimale ha causato diversi crash</w:t>
+            </w:r>
+          </w:p>
+          <w:p>
+            <w:pPr>
+              <w:pStyle w:val="Paragrafoelenco"/>
+              <w:numPr>
+                <w:ilvl w:val="1"/>
+                <w:numId w:val="31"/>
+              </w:numPr>
+              <w:rPr>
+                <w:rFonts w:ascii="Arial" w:hAnsi="Arial" w:cs="Arial"/>
+              </w:rPr>
+            </w:pPr>
+            <w:r>
+              <w:rPr>
+                <w:rFonts w:ascii="Arial" w:hAnsi="Arial" w:cs="Arial"/>
+              </w:rPr>
+              <w:t>Ridotta la quantità di poligoni del mostro</w:t>
+            </w:r>
+          </w:p>
+          <w:p>
+            <w:pPr>
+              <w:rPr>
+                <w:rFonts w:ascii="Arial" w:hAnsi="Arial" w:cs="Arial"/>
+              </w:rPr>
+            </w:pPr>
+          </w:p>
+          <w:p>
+            <w:pPr>
+              <w:rPr>
+                <w:rFonts w:ascii="Arial" w:hAnsi="Arial" w:cs="Arial"/>
+                <w:b/>
+                <w:bCs/>
+              </w:rPr>
+            </w:pPr>
+            <w:r>
+              <w:rPr>
+                <w:rFonts w:ascii="Arial" w:hAnsi="Arial" w:cs="Arial"/>
+                <w:b/>
+                <w:bCs/>
+              </w:rPr>
+              <w:t>Luca:</w:t>
+            </w:r>
+          </w:p>
+          <w:p>
+            <w:pPr>
+              <w:pStyle w:val="Paragrafoelenco"/>
+              <w:numPr>
+                <w:ilvl w:val="0"/>
+                <w:numId w:val="31"/>
+              </w:numPr>
+              <w:rPr>
+                <w:rFonts w:ascii="Arial" w:hAnsi="Arial" w:cs="Arial"/>
+              </w:rPr>
+            </w:pPr>
+            <w:r>
+              <w:rPr>
+                <w:rFonts w:ascii="Arial" w:hAnsi="Arial" w:cs="Arial"/>
+              </w:rPr>
+              <w:t>Problema nel merge: effettuando il merge esportando il progetto del personaggio all’interno di quello della mappa, il player perdeva la capacità di muoversi, ma solo quella, siccome le altre azioni, compresa la torcia, si esportavano correttamente.</w:t>
+            </w:r>
+          </w:p>
+          <w:p>
+            <w:pPr>
+              <w:pStyle w:val="Paragrafoelenco"/>
+              <w:numPr>
+                <w:ilvl w:val="1"/>
+                <w:numId w:val="31"/>
+              </w:numPr>
+              <w:rPr>
+                <w:rFonts w:ascii="Arial" w:hAnsi="Arial" w:cs="Arial"/>
+              </w:rPr>
+            </w:pPr>
+            <w:r>
+              <w:rPr>
+                <w:rFonts w:ascii="Arial" w:hAnsi="Arial" w:cs="Arial"/>
+              </w:rPr>
+              <w:t>La soluzione è stata esportare la mappa all’interno del progetto del personaggio</w:t>
+            </w:r>
+          </w:p>
+          <w:p>
+            <w:pPr>
+              <w:rPr>
+                <w:rFonts w:ascii="Arial" w:hAnsi="Arial" w:cs="Arial"/>
+              </w:rPr>
+            </w:pPr>
+          </w:p>
+        </w:tc>
+      </w:tr>
+    </w:tbl>
     <w:p>
       <w:pPr>
         <w:rPr>
@@ -9529,6 +10024,57 @@
         </w:rPr>
       </w:pPr>
     </w:p>
+    <w:tbl>
+      <w:tblPr>
+        <w:tblStyle w:val="Grigliatabella"/>
+        <w:tblW w:w="0" w:type="auto"/>
+        <w:tblLook w:val="04A0" w:firstRow="1" w:lastRow="0" w:firstColumn="1" w:lastColumn="0" w:noHBand="0" w:noVBand="1"/>
+      </w:tblPr>
+      <w:tblGrid>
+        <w:gridCol w:w="9628"/>
+      </w:tblGrid>
+      <w:tr>
+        <w:tc>
+          <w:tcPr>
+            <w:tcW w:w="9854" w:type="dxa"/>
+            <w:shd w:val="clear" w:color="auto" w:fill="D9D9D9" w:themeFill="background1" w:themeFillShade="D9"/>
+          </w:tcPr>
+          <w:p>
+            <w:pPr>
+              <w:rPr>
+                <w:rFonts w:ascii="Arial" w:hAnsi="Arial" w:cs="Arial"/>
+              </w:rPr>
+            </w:pPr>
+            <w:r>
+              <w:rPr>
+                <w:rFonts w:ascii="Arial" w:hAnsi="Arial" w:cs="Arial"/>
+              </w:rPr>
+              <w:t>Punto della situazione rispetto alla pianificazione</w:t>
+            </w:r>
+          </w:p>
+        </w:tc>
+      </w:tr>
+      <w:tr>
+        <w:tc>
+          <w:tcPr>
+            <w:tcW w:w="9854" w:type="dxa"/>
+          </w:tcPr>
+          <w:p>
+            <w:pPr>
+              <w:rPr>
+                <w:rFonts w:ascii="Arial" w:hAnsi="Arial" w:cs="Arial"/>
+              </w:rPr>
+            </w:pPr>
+            <w:r>
+              <w:rPr>
+                <w:rFonts w:ascii="Arial" w:hAnsi="Arial" w:cs="Arial"/>
+              </w:rPr>
+              <w:t>Documentazione e test arretrati, il mostro sta procedendo come previsto.</w:t>
+            </w:r>
+          </w:p>
+        </w:tc>
+      </w:tr>
+    </w:tbl>
     <w:p>
       <w:pPr>
         <w:rPr>
@@ -9536,9 +10082,667 @@
         </w:rPr>
       </w:pPr>
     </w:p>
+    <w:tbl>
+      <w:tblPr>
+        <w:tblStyle w:val="Grigliatabella"/>
+        <w:tblW w:w="0" w:type="auto"/>
+        <w:tblLook w:val="04A0" w:firstRow="1" w:lastRow="0" w:firstColumn="1" w:lastColumn="0" w:noHBand="0" w:noVBand="1"/>
+      </w:tblPr>
+      <w:tblGrid>
+        <w:gridCol w:w="9628"/>
+      </w:tblGrid>
+      <w:tr>
+        <w:tc>
+          <w:tcPr>
+            <w:tcW w:w="9854" w:type="dxa"/>
+            <w:shd w:val="clear" w:color="auto" w:fill="D9D9D9" w:themeFill="background1" w:themeFillShade="D9"/>
+          </w:tcPr>
+          <w:p>
+            <w:pPr>
+              <w:rPr>
+                <w:rFonts w:ascii="Arial" w:hAnsi="Arial" w:cs="Arial"/>
+              </w:rPr>
+            </w:pPr>
+            <w:r>
+              <w:rPr>
+                <w:rFonts w:ascii="Arial" w:hAnsi="Arial" w:cs="Arial"/>
+              </w:rPr>
+              <w:t>Programma di massima per la prossima giornata di lavoro</w:t>
+            </w:r>
+          </w:p>
+        </w:tc>
+      </w:tr>
+      <w:tr>
+        <w:tc>
+          <w:tcPr>
+            <w:tcW w:w="9854" w:type="dxa"/>
+          </w:tcPr>
+          <w:p>
+            <w:pPr>
+              <w:pStyle w:val="Paragrafoelenco"/>
+              <w:numPr>
+                <w:ilvl w:val="0"/>
+                <w:numId w:val="22"/>
+              </w:numPr>
+              <w:rPr>
+                <w:rFonts w:ascii="Arial" w:hAnsi="Arial" w:cs="Arial"/>
+              </w:rPr>
+            </w:pPr>
+            <w:r>
+              <w:rPr>
+                <w:rFonts w:ascii="Arial" w:hAnsi="Arial" w:cs="Arial"/>
+              </w:rPr>
+              <w:t xml:space="preserve">Kilian: </w:t>
+            </w:r>
+            <w:r>
+              <w:rPr>
+                <w:rFonts w:ascii="Arial" w:hAnsi="Arial" w:cs="Arial"/>
+              </w:rPr>
+              <w:t xml:space="preserve">Documentazione, Test </w:t>
+            </w:r>
+          </w:p>
+          <w:p>
+            <w:pPr>
+              <w:pStyle w:val="Paragrafoelenco"/>
+              <w:numPr>
+                <w:ilvl w:val="0"/>
+                <w:numId w:val="22"/>
+              </w:numPr>
+              <w:rPr>
+                <w:rFonts w:ascii="Arial" w:hAnsi="Arial" w:cs="Arial"/>
+              </w:rPr>
+            </w:pPr>
+            <w:r>
+              <w:rPr>
+                <w:rFonts w:ascii="Arial" w:hAnsi="Arial" w:cs="Arial"/>
+              </w:rPr>
+              <w:t xml:space="preserve">Luca: </w:t>
+            </w:r>
+            <w:r>
+              <w:rPr>
+                <w:rFonts w:ascii="Arial" w:hAnsi="Arial" w:cs="Arial"/>
+              </w:rPr>
+              <w:t>Mostro</w:t>
+            </w:r>
+          </w:p>
+          <w:p>
+            <w:pPr>
+              <w:pStyle w:val="Paragrafoelenco"/>
+              <w:numPr>
+                <w:ilvl w:val="0"/>
+                <w:numId w:val="22"/>
+              </w:numPr>
+              <w:rPr>
+                <w:rFonts w:ascii="Arial" w:hAnsi="Arial" w:cs="Arial"/>
+              </w:rPr>
+            </w:pPr>
+            <w:r>
+              <w:rPr>
+                <w:rFonts w:ascii="Arial" w:hAnsi="Arial" w:cs="Arial"/>
+              </w:rPr>
+              <w:t>Ruben:</w:t>
+            </w:r>
+            <w:r>
+              <w:rPr>
+                <w:rFonts w:ascii="Arial" w:hAnsi="Arial" w:cs="Arial"/>
+              </w:rPr>
+              <w:t xml:space="preserve"> </w:t>
+            </w:r>
+            <w:r>
+              <w:rPr>
+                <w:rFonts w:ascii="Arial" w:hAnsi="Arial" w:cs="Arial"/>
+              </w:rPr>
+              <w:t>Texture del mostro, animazioni</w:t>
+            </w:r>
+          </w:p>
+        </w:tc>
+      </w:tr>
+    </w:tbl>
+    <w:p>
+      <w:pPr>
+        <w:rPr>
+          <w:rFonts w:ascii="Arial" w:hAnsi="Arial" w:cs="Arial"/>
+        </w:rPr>
+      </w:pPr>
+    </w:p>
+    <w:p>
+      <w:pPr>
+        <w:rPr>
+          <w:rFonts w:ascii="Arial" w:hAnsi="Arial" w:cs="Arial"/>
+        </w:rPr>
+      </w:pPr>
+      <w:r>
+        <w:rPr>
+          <w:rFonts w:ascii="Arial" w:hAnsi="Arial" w:cs="Arial"/>
+        </w:rPr>
+        <w:br w:type="page"/>
+      </w:r>
+    </w:p>
+    <w:p>
+      <w:pPr>
+        <w:pStyle w:val="Titolo2"/>
+        <w:rPr>
+          <w:sz w:val="36"/>
+        </w:rPr>
+      </w:pPr>
+      <w:r>
+        <w:rPr>
+          <w:sz w:val="36"/>
+        </w:rPr>
+        <w:lastRenderedPageBreak/>
+        <w:t>Agile</w:t>
+      </w:r>
+      <w:r>
+        <w:rPr>
+          <w:sz w:val="36"/>
+        </w:rPr>
+        <w:t xml:space="preserve"> - Resoconto</w:t>
+      </w:r>
+    </w:p>
+    <w:p/>
+    <w:tbl>
+      <w:tblPr>
+        <w:tblStyle w:val="Grigliatabella"/>
+        <w:tblW w:w="0" w:type="auto"/>
+        <w:tblLook w:val="04A0" w:firstRow="1" w:lastRow="0" w:firstColumn="1" w:lastColumn="0" w:noHBand="0" w:noVBand="1"/>
+      </w:tblPr>
+      <w:tblGrid>
+        <w:gridCol w:w="9628"/>
+      </w:tblGrid>
+      <w:tr>
+        <w:tc>
+          <w:tcPr>
+            <w:tcW w:w="9854" w:type="dxa"/>
+            <w:shd w:val="clear" w:color="auto" w:fill="D9D9D9" w:themeFill="background1" w:themeFillShade="D9"/>
+          </w:tcPr>
+          <w:p>
+            <w:pPr>
+              <w:rPr>
+                <w:rFonts w:ascii="Arial" w:hAnsi="Arial" w:cs="Arial"/>
+              </w:rPr>
+            </w:pPr>
+            <w:r>
+              <w:rPr>
+                <w:rFonts w:ascii="Arial" w:hAnsi="Arial" w:cs="Arial"/>
+              </w:rPr>
+              <w:t>Daily Scrum</w:t>
+            </w:r>
+          </w:p>
+        </w:tc>
+      </w:tr>
+      <w:tr>
+        <w:tc>
+          <w:tcPr>
+            <w:tcW w:w="9854" w:type="dxa"/>
+          </w:tcPr>
+          <w:p>
+            <w:pPr>
+              <w:rPr>
+                <w:rFonts w:ascii="Arial" w:hAnsi="Arial" w:cs="Arial"/>
+              </w:rPr>
+            </w:pPr>
+          </w:p>
+          <w:p>
+            <w:pPr>
+              <w:rPr>
+                <w:rFonts w:ascii="Arial" w:hAnsi="Arial" w:cs="Arial"/>
+                <w:b/>
+                <w:bCs/>
+                <w:color w:val="31849B" w:themeColor="accent5" w:themeShade="BF"/>
+              </w:rPr>
+            </w:pPr>
+            <w:r>
+              <w:rPr>
+                <w:rFonts w:ascii="Arial" w:hAnsi="Arial" w:cs="Arial"/>
+                <w:b/>
+                <w:bCs/>
+                <w:color w:val="31849B" w:themeColor="accent5" w:themeShade="BF"/>
+              </w:rPr>
+              <w:t>Kilian:</w:t>
+            </w:r>
+          </w:p>
+          <w:p>
+            <w:pPr>
+              <w:pStyle w:val="Paragrafoelenco"/>
+              <w:numPr>
+                <w:ilvl w:val="0"/>
+                <w:numId w:val="29"/>
+              </w:numPr>
+              <w:rPr>
+                <w:rFonts w:ascii="Arial" w:hAnsi="Arial" w:cs="Arial"/>
+              </w:rPr>
+            </w:pPr>
+            <w:r>
+              <w:rPr>
+                <w:rFonts w:ascii="Arial" w:hAnsi="Arial" w:cs="Arial"/>
+              </w:rPr>
+              <w:t xml:space="preserve">Lavori svolti la scorsa lezione: </w:t>
+            </w:r>
+            <w:r>
+              <w:rPr>
+                <w:rFonts w:ascii="Arial" w:hAnsi="Arial" w:cs="Arial"/>
+              </w:rPr>
+              <w:t>Torcia elettrica</w:t>
+            </w:r>
+          </w:p>
+          <w:p>
+            <w:pPr>
+              <w:pStyle w:val="Paragrafoelenco"/>
+              <w:numPr>
+                <w:ilvl w:val="0"/>
+                <w:numId w:val="29"/>
+              </w:numPr>
+              <w:rPr>
+                <w:rFonts w:ascii="Arial" w:hAnsi="Arial" w:cs="Arial"/>
+              </w:rPr>
+            </w:pPr>
+            <w:r>
+              <w:rPr>
+                <w:rFonts w:ascii="Arial" w:hAnsi="Arial" w:cs="Arial"/>
+              </w:rPr>
+              <w:t>Lavori da svolgere questa lezione:</w:t>
+            </w:r>
+            <w:r>
+              <w:rPr>
+                <w:rFonts w:ascii="Arial" w:hAnsi="Arial" w:cs="Arial"/>
+              </w:rPr>
+              <w:t xml:space="preserve"> Fix al GitHub,</w:t>
+            </w:r>
+            <w:r>
+              <w:rPr>
+                <w:rFonts w:ascii="Arial" w:hAnsi="Arial" w:cs="Arial"/>
+              </w:rPr>
+              <w:t xml:space="preserve"> Poster per la mattinata delle porte aperte, documentazione Sprint 1 (</w:t>
+            </w:r>
+            <w:r>
+              <w:rPr>
+                <w:rFonts w:ascii="Arial" w:hAnsi="Arial" w:cs="Arial"/>
+              </w:rPr>
+              <w:t>i</w:t>
+            </w:r>
+            <w:r>
+              <w:rPr>
+                <w:rFonts w:ascii="Arial" w:hAnsi="Arial" w:cs="Arial"/>
+              </w:rPr>
+              <w:t xml:space="preserve">mplementazione e </w:t>
+            </w:r>
+            <w:r>
+              <w:rPr>
+                <w:rFonts w:ascii="Arial" w:hAnsi="Arial" w:cs="Arial"/>
+              </w:rPr>
+              <w:t>t</w:t>
+            </w:r>
+            <w:r>
+              <w:rPr>
+                <w:rFonts w:ascii="Arial" w:hAnsi="Arial" w:cs="Arial"/>
+              </w:rPr>
+              <w:t>est</w:t>
+            </w:r>
+            <w:r>
+              <w:rPr>
+                <w:rFonts w:ascii="Arial" w:hAnsi="Arial" w:cs="Arial"/>
+              </w:rPr>
+              <w:t xml:space="preserve"> funzionali</w:t>
+            </w:r>
+            <w:r>
+              <w:rPr>
+                <w:rFonts w:ascii="Arial" w:hAnsi="Arial" w:cs="Arial"/>
+              </w:rPr>
+              <w:t>)</w:t>
+            </w:r>
+          </w:p>
+          <w:p>
+            <w:pPr>
+              <w:rPr>
+                <w:rFonts w:ascii="Arial" w:hAnsi="Arial" w:cs="Arial"/>
+              </w:rPr>
+            </w:pPr>
+          </w:p>
+          <w:p>
+            <w:pPr>
+              <w:rPr>
+                <w:rFonts w:ascii="Arial" w:hAnsi="Arial" w:cs="Arial"/>
+                <w:b/>
+                <w:bCs/>
+                <w:color w:val="943634" w:themeColor="accent2" w:themeShade="BF"/>
+              </w:rPr>
+            </w:pPr>
+            <w:r>
+              <w:rPr>
+                <w:rFonts w:ascii="Arial" w:hAnsi="Arial" w:cs="Arial"/>
+                <w:b/>
+                <w:bCs/>
+                <w:color w:val="943634" w:themeColor="accent2" w:themeShade="BF"/>
+              </w:rPr>
+              <w:t>Luca:</w:t>
+            </w:r>
+          </w:p>
+          <w:p>
+            <w:pPr>
+              <w:pStyle w:val="Paragrafoelenco"/>
+              <w:numPr>
+                <w:ilvl w:val="0"/>
+                <w:numId w:val="29"/>
+              </w:numPr>
+              <w:rPr>
+                <w:rFonts w:ascii="Arial" w:hAnsi="Arial" w:cs="Arial"/>
+              </w:rPr>
+            </w:pPr>
+            <w:r>
+              <w:rPr>
+                <w:rFonts w:ascii="Arial" w:hAnsi="Arial" w:cs="Arial"/>
+              </w:rPr>
+              <w:t xml:space="preserve">Lavori svolti la scorsa lezione: </w:t>
+            </w:r>
+            <w:r>
+              <w:rPr>
+                <w:rFonts w:ascii="Arial" w:hAnsi="Arial" w:cs="Arial"/>
+              </w:rPr>
+              <w:t>Logica di apertura e chiusura delle porte nella mappa (non ultimate)</w:t>
+            </w:r>
+          </w:p>
+          <w:p>
+            <w:pPr>
+              <w:pStyle w:val="Paragrafoelenco"/>
+              <w:numPr>
+                <w:ilvl w:val="0"/>
+                <w:numId w:val="29"/>
+              </w:numPr>
+              <w:rPr>
+                <w:rFonts w:ascii="Arial" w:hAnsi="Arial" w:cs="Arial"/>
+              </w:rPr>
+            </w:pPr>
+            <w:r>
+              <w:rPr>
+                <w:rFonts w:ascii="Arial" w:hAnsi="Arial" w:cs="Arial"/>
+              </w:rPr>
+              <w:t>Lavori da svolgere questa lezione:</w:t>
+            </w:r>
+            <w:r>
+              <w:rPr>
+                <w:rFonts w:ascii="Arial" w:hAnsi="Arial" w:cs="Arial"/>
+              </w:rPr>
+              <w:t xml:space="preserve"> Terminare merge, codice del mostro (spawn e caccia)</w:t>
+            </w:r>
+          </w:p>
+          <w:p>
+            <w:pPr>
+              <w:rPr>
+                <w:rFonts w:ascii="Arial" w:hAnsi="Arial" w:cs="Arial"/>
+              </w:rPr>
+            </w:pPr>
+          </w:p>
+          <w:p>
+            <w:pPr>
+              <w:rPr>
+                <w:rFonts w:ascii="Arial" w:hAnsi="Arial" w:cs="Arial"/>
+                <w:b/>
+                <w:bCs/>
+                <w:color w:val="5F497A" w:themeColor="accent4" w:themeShade="BF"/>
+              </w:rPr>
+            </w:pPr>
+            <w:r>
+              <w:rPr>
+                <w:rFonts w:ascii="Arial" w:hAnsi="Arial" w:cs="Arial"/>
+                <w:b/>
+                <w:bCs/>
+                <w:color w:val="5F497A" w:themeColor="accent4" w:themeShade="BF"/>
+              </w:rPr>
+              <w:t>Ruben:</w:t>
+            </w:r>
+          </w:p>
+          <w:p>
+            <w:pPr>
+              <w:pStyle w:val="Paragrafoelenco"/>
+              <w:numPr>
+                <w:ilvl w:val="0"/>
+                <w:numId w:val="29"/>
+              </w:numPr>
+              <w:rPr>
+                <w:rFonts w:ascii="Arial" w:hAnsi="Arial" w:cs="Arial"/>
+              </w:rPr>
+            </w:pPr>
+            <w:r>
+              <w:rPr>
+                <w:rFonts w:ascii="Arial" w:hAnsi="Arial" w:cs="Arial"/>
+              </w:rPr>
+              <w:t xml:space="preserve">Lavori svolti la scorsa lezione: </w:t>
+            </w:r>
+            <w:r>
+              <w:rPr>
+                <w:rFonts w:ascii="Arial" w:hAnsi="Arial" w:cs="Arial"/>
+              </w:rPr>
+              <w:t>Modello del mostro (non ultimato)</w:t>
+            </w:r>
+          </w:p>
+          <w:p>
+            <w:pPr>
+              <w:pStyle w:val="Paragrafoelenco"/>
+              <w:numPr>
+                <w:ilvl w:val="0"/>
+                <w:numId w:val="29"/>
+              </w:numPr>
+              <w:rPr>
+                <w:rFonts w:ascii="Arial" w:hAnsi="Arial" w:cs="Arial"/>
+              </w:rPr>
+            </w:pPr>
+            <w:r>
+              <w:rPr>
+                <w:rFonts w:ascii="Arial" w:hAnsi="Arial" w:cs="Arial"/>
+              </w:rPr>
+              <w:t xml:space="preserve">Lavori da svolgere questa lezione: </w:t>
+            </w:r>
+            <w:r>
+              <w:rPr>
+                <w:rFonts w:ascii="Arial" w:hAnsi="Arial" w:cs="Arial"/>
+              </w:rPr>
+              <w:t>Mostro (texture, animazioni, ricerca dei suoni)</w:t>
+            </w:r>
+          </w:p>
+          <w:p>
+            <w:pPr>
+              <w:rPr>
+                <w:rFonts w:ascii="Arial" w:hAnsi="Arial" w:cs="Arial"/>
+              </w:rPr>
+            </w:pPr>
+          </w:p>
+          <w:p>
+            <w:pPr>
+              <w:rPr>
+                <w:rFonts w:ascii="Arial" w:hAnsi="Arial" w:cs="Arial"/>
+              </w:rPr>
+            </w:pPr>
+          </w:p>
+        </w:tc>
+      </w:tr>
+    </w:tbl>
+    <w:p>
+      <w:pPr>
+        <w:rPr>
+          <w:rFonts w:ascii="Arial" w:hAnsi="Arial" w:cs="Arial"/>
+        </w:rPr>
+      </w:pPr>
+    </w:p>
+    <w:tbl>
+      <w:tblPr>
+        <w:tblStyle w:val="Grigliatabella"/>
+        <w:tblW w:w="0" w:type="auto"/>
+        <w:tblLook w:val="04A0" w:firstRow="1" w:lastRow="0" w:firstColumn="1" w:lastColumn="0" w:noHBand="0" w:noVBand="1"/>
+      </w:tblPr>
+      <w:tblGrid>
+        <w:gridCol w:w="9628"/>
+      </w:tblGrid>
+      <w:tr>
+        <w:tc>
+          <w:tcPr>
+            <w:tcW w:w="9854" w:type="dxa"/>
+            <w:shd w:val="clear" w:color="auto" w:fill="D9D9D9" w:themeFill="background1" w:themeFillShade="D9"/>
+          </w:tcPr>
+          <w:p>
+            <w:pPr>
+              <w:rPr>
+                <w:rFonts w:ascii="Arial" w:hAnsi="Arial" w:cs="Arial"/>
+              </w:rPr>
+            </w:pPr>
+            <w:r>
+              <w:rPr>
+                <w:rFonts w:ascii="Arial" w:hAnsi="Arial" w:cs="Arial"/>
+              </w:rPr>
+              <w:t>Sprint Planning</w:t>
+            </w:r>
+          </w:p>
+        </w:tc>
+      </w:tr>
+      <w:tr>
+        <w:tc>
+          <w:tcPr>
+            <w:tcW w:w="9854" w:type="dxa"/>
+          </w:tcPr>
+          <w:p>
+            <w:pPr>
+              <w:rPr>
+                <w:rFonts w:ascii="Arial" w:hAnsi="Arial" w:cs="Arial"/>
+              </w:rPr>
+            </w:pPr>
+          </w:p>
+        </w:tc>
+      </w:tr>
+    </w:tbl>
+    <w:p>
+      <w:pPr>
+        <w:rPr>
+          <w:rFonts w:ascii="Arial" w:hAnsi="Arial" w:cs="Arial"/>
+        </w:rPr>
+      </w:pPr>
+    </w:p>
+    <w:tbl>
+      <w:tblPr>
+        <w:tblStyle w:val="Grigliatabella"/>
+        <w:tblW w:w="0" w:type="auto"/>
+        <w:tblLook w:val="04A0" w:firstRow="1" w:lastRow="0" w:firstColumn="1" w:lastColumn="0" w:noHBand="0" w:noVBand="1"/>
+      </w:tblPr>
+      <w:tblGrid>
+        <w:gridCol w:w="9628"/>
+      </w:tblGrid>
+      <w:tr>
+        <w:tc>
+          <w:tcPr>
+            <w:tcW w:w="9854" w:type="dxa"/>
+            <w:shd w:val="clear" w:color="auto" w:fill="D9D9D9" w:themeFill="background1" w:themeFillShade="D9"/>
+          </w:tcPr>
+          <w:p>
+            <w:pPr>
+              <w:rPr>
+                <w:rFonts w:ascii="Arial" w:hAnsi="Arial" w:cs="Arial"/>
+              </w:rPr>
+            </w:pPr>
+            <w:r>
+              <w:rPr>
+                <w:rFonts w:ascii="Arial" w:hAnsi="Arial" w:cs="Arial"/>
+              </w:rPr>
+              <w:t>Sprint Review</w:t>
+            </w:r>
+          </w:p>
+        </w:tc>
+      </w:tr>
+      <w:tr>
+        <w:tc>
+          <w:tcPr>
+            <w:tcW w:w="9854" w:type="dxa"/>
+          </w:tcPr>
+          <w:p>
+            <w:pPr>
+              <w:rPr>
+                <w:rFonts w:ascii="Arial" w:hAnsi="Arial" w:cs="Arial"/>
+              </w:rPr>
+            </w:pPr>
+          </w:p>
+        </w:tc>
+      </w:tr>
+    </w:tbl>
+    <w:p>
+      <w:pPr>
+        <w:rPr>
+          <w:rFonts w:ascii="Arial" w:hAnsi="Arial" w:cs="Arial"/>
+        </w:rPr>
+      </w:pPr>
+    </w:p>
+    <w:tbl>
+      <w:tblPr>
+        <w:tblStyle w:val="Grigliatabella"/>
+        <w:tblW w:w="0" w:type="auto"/>
+        <w:tblLook w:val="04A0" w:firstRow="1" w:lastRow="0" w:firstColumn="1" w:lastColumn="0" w:noHBand="0" w:noVBand="1"/>
+      </w:tblPr>
+      <w:tblGrid>
+        <w:gridCol w:w="9628"/>
+      </w:tblGrid>
+      <w:tr>
+        <w:tc>
+          <w:tcPr>
+            <w:tcW w:w="9854" w:type="dxa"/>
+            <w:shd w:val="clear" w:color="auto" w:fill="D9D9D9" w:themeFill="background1" w:themeFillShade="D9"/>
+          </w:tcPr>
+          <w:p>
+            <w:pPr>
+              <w:rPr>
+                <w:rFonts w:ascii="Arial" w:hAnsi="Arial" w:cs="Arial"/>
+              </w:rPr>
+            </w:pPr>
+            <w:r>
+              <w:rPr>
+                <w:rFonts w:ascii="Arial" w:hAnsi="Arial" w:cs="Arial"/>
+              </w:rPr>
+              <w:t>Sprint Retrospective</w:t>
+            </w:r>
+          </w:p>
+        </w:tc>
+      </w:tr>
+      <w:tr>
+        <w:tc>
+          <w:tcPr>
+            <w:tcW w:w="9854" w:type="dxa"/>
+          </w:tcPr>
+          <w:p>
+            <w:pPr>
+              <w:rPr>
+                <w:rFonts w:ascii="Arial" w:hAnsi="Arial" w:cs="Arial"/>
+              </w:rPr>
+            </w:pPr>
+          </w:p>
+        </w:tc>
+      </w:tr>
+    </w:tbl>
+    <w:p>
+      <w:pPr>
+        <w:rPr>
+          <w:rFonts w:ascii="Arial" w:hAnsi="Arial" w:cs="Arial"/>
+        </w:rPr>
+      </w:pPr>
+    </w:p>
+    <w:p>
+      <w:pPr>
+        <w:rPr>
+          <w:rFonts w:ascii="Arial" w:hAnsi="Arial" w:cs="Arial"/>
+        </w:rPr>
+      </w:pPr>
+    </w:p>
+    <w:p>
+      <w:pPr>
+        <w:rPr>
+          <w:rFonts w:ascii="Arial" w:hAnsi="Arial" w:cs="Arial"/>
+        </w:rPr>
+      </w:pPr>
+    </w:p>
+    <w:p>
+      <w:pPr>
+        <w:rPr>
+          <w:rFonts w:ascii="Arial" w:hAnsi="Arial" w:cs="Arial"/>
+        </w:rPr>
+      </w:pPr>
+    </w:p>
     <w:sectPr>
-      <w:headerReference w:type="default" r:id="rId22"/>
-      <w:footerReference w:type="default" r:id="rId23"/>
+      <w:headerReference w:type="default" r:id="rId23"/>
+      <w:footerReference w:type="default" r:id="rId24"/>
       <w:pgSz w:w="11906" w:h="16838"/>
       <w:pgMar w:top="1135" w:right="1134" w:bottom="993" w:left="1134" w:header="708" w:footer="314" w:gutter="0"/>
       <w:cols w:space="708"/>
@@ -10253,6 +11457,119 @@
     </w:lvl>
   </w:abstractNum>
   <w:abstractNum w:abstractNumId="4" w15:restartNumberingAfterBreak="0">
+    <w:nsid w:val="16654A38"/>
+    <w:multiLevelType w:val="hybridMultilevel"/>
+    <w:tmpl w:val="194858A6"/>
+    <w:lvl w:ilvl="0" w:tplc="08100001">
+      <w:start w:val="1"/>
+      <w:numFmt w:val="bullet"/>
+      <w:lvlText w:val=""/>
+      <w:lvlJc w:val="left"/>
+      <w:pPr>
+        <w:ind w:left="720" w:hanging="360"/>
+      </w:pPr>
+      <w:rPr>
+        <w:rFonts w:ascii="Symbol" w:hAnsi="Symbol" w:hint="default"/>
+      </w:rPr>
+    </w:lvl>
+    <w:lvl w:ilvl="1" w:tplc="08100003" w:tentative="1">
+      <w:start w:val="1"/>
+      <w:numFmt w:val="bullet"/>
+      <w:lvlText w:val="o"/>
+      <w:lvlJc w:val="left"/>
+      <w:pPr>
+        <w:ind w:left="1440" w:hanging="360"/>
+      </w:pPr>
+      <w:rPr>
+        <w:rFonts w:ascii="Courier New" w:hAnsi="Courier New" w:cs="Courier New" w:hint="default"/>
+      </w:rPr>
+    </w:lvl>
+    <w:lvl w:ilvl="2" w:tplc="08100005" w:tentative="1">
+      <w:start w:val="1"/>
+      <w:numFmt w:val="bullet"/>
+      <w:lvlText w:val=""/>
+      <w:lvlJc w:val="left"/>
+      <w:pPr>
+        <w:ind w:left="2160" w:hanging="360"/>
+      </w:pPr>
+      <w:rPr>
+        <w:rFonts w:ascii="Wingdings" w:hAnsi="Wingdings" w:hint="default"/>
+      </w:rPr>
+    </w:lvl>
+    <w:lvl w:ilvl="3" w:tplc="08100001" w:tentative="1">
+      <w:start w:val="1"/>
+      <w:numFmt w:val="bullet"/>
+      <w:lvlText w:val=""/>
+      <w:lvlJc w:val="left"/>
+      <w:pPr>
+        <w:ind w:left="2880" w:hanging="360"/>
+      </w:pPr>
+      <w:rPr>
+        <w:rFonts w:ascii="Symbol" w:hAnsi="Symbol" w:hint="default"/>
+      </w:rPr>
+    </w:lvl>
+    <w:lvl w:ilvl="4" w:tplc="08100003" w:tentative="1">
+      <w:start w:val="1"/>
+      <w:numFmt w:val="bullet"/>
+      <w:lvlText w:val="o"/>
+      <w:lvlJc w:val="left"/>
+      <w:pPr>
+        <w:ind w:left="3600" w:hanging="360"/>
+      </w:pPr>
+      <w:rPr>
+        <w:rFonts w:ascii="Courier New" w:hAnsi="Courier New" w:cs="Courier New" w:hint="default"/>
+      </w:rPr>
+    </w:lvl>
+    <w:lvl w:ilvl="5" w:tplc="08100005" w:tentative="1">
+      <w:start w:val="1"/>
+      <w:numFmt w:val="bullet"/>
+      <w:lvlText w:val=""/>
+      <w:lvlJc w:val="left"/>
+      <w:pPr>
+        <w:ind w:left="4320" w:hanging="360"/>
+      </w:pPr>
+      <w:rPr>
+        <w:rFonts w:ascii="Wingdings" w:hAnsi="Wingdings" w:hint="default"/>
+      </w:rPr>
+    </w:lvl>
+    <w:lvl w:ilvl="6" w:tplc="08100001" w:tentative="1">
+      <w:start w:val="1"/>
+      <w:numFmt w:val="bullet"/>
+      <w:lvlText w:val=""/>
+      <w:lvlJc w:val="left"/>
+      <w:pPr>
+        <w:ind w:left="5040" w:hanging="360"/>
+      </w:pPr>
+      <w:rPr>
+        <w:rFonts w:ascii="Symbol" w:hAnsi="Symbol" w:hint="default"/>
+      </w:rPr>
+    </w:lvl>
+    <w:lvl w:ilvl="7" w:tplc="08100003" w:tentative="1">
+      <w:start w:val="1"/>
+      <w:numFmt w:val="bullet"/>
+      <w:lvlText w:val="o"/>
+      <w:lvlJc w:val="left"/>
+      <w:pPr>
+        <w:ind w:left="5760" w:hanging="360"/>
+      </w:pPr>
+      <w:rPr>
+        <w:rFonts w:ascii="Courier New" w:hAnsi="Courier New" w:cs="Courier New" w:hint="default"/>
+      </w:rPr>
+    </w:lvl>
+    <w:lvl w:ilvl="8" w:tplc="08100005" w:tentative="1">
+      <w:start w:val="1"/>
+      <w:numFmt w:val="bullet"/>
+      <w:lvlText w:val=""/>
+      <w:lvlJc w:val="left"/>
+      <w:pPr>
+        <w:ind w:left="6480" w:hanging="360"/>
+      </w:pPr>
+      <w:rPr>
+        <w:rFonts w:ascii="Wingdings" w:hAnsi="Wingdings" w:hint="default"/>
+      </w:rPr>
+    </w:lvl>
+  </w:abstractNum>
+  <w:abstractNum w:abstractNumId="5" w15:restartNumberingAfterBreak="0">
     <w:nsid w:val="16F32501"/>
     <w:multiLevelType w:val="hybridMultilevel"/>
     <w:tmpl w:val="40349C20"/>
@@ -10365,7 +11682,7 @@
       </w:rPr>
     </w:lvl>
   </w:abstractNum>
-  <w:abstractNum w:abstractNumId="5" w15:restartNumberingAfterBreak="0">
+  <w:abstractNum w:abstractNumId="6" w15:restartNumberingAfterBreak="0">
     <w:nsid w:val="1AC113DD"/>
     <w:multiLevelType w:val="hybridMultilevel"/>
     <w:tmpl w:val="7F14AF36"/>
@@ -10477,7 +11794,7 @@
       </w:rPr>
     </w:lvl>
   </w:abstractNum>
-  <w:abstractNum w:abstractNumId="6" w15:restartNumberingAfterBreak="0">
+  <w:abstractNum w:abstractNumId="7" w15:restartNumberingAfterBreak="0">
     <w:nsid w:val="1DFB51AB"/>
     <w:multiLevelType w:val="hybridMultilevel"/>
     <w:tmpl w:val="BFACE39E"/>
@@ -10590,7 +11907,7 @@
       </w:rPr>
     </w:lvl>
   </w:abstractNum>
-  <w:abstractNum w:abstractNumId="7" w15:restartNumberingAfterBreak="0">
+  <w:abstractNum w:abstractNumId="8" w15:restartNumberingAfterBreak="0">
     <w:nsid w:val="2A914642"/>
     <w:multiLevelType w:val="hybridMultilevel"/>
     <w:tmpl w:val="3BE67178"/>
@@ -10703,7 +12020,7 @@
       </w:rPr>
     </w:lvl>
   </w:abstractNum>
-  <w:abstractNum w:abstractNumId="8" w15:restartNumberingAfterBreak="0">
+  <w:abstractNum w:abstractNumId="9" w15:restartNumberingAfterBreak="0">
     <w:nsid w:val="2F3D7A3E"/>
     <w:multiLevelType w:val="hybridMultilevel"/>
     <w:tmpl w:val="15C23898"/>
@@ -10816,7 +12133,7 @@
       </w:rPr>
     </w:lvl>
   </w:abstractNum>
-  <w:abstractNum w:abstractNumId="9" w15:restartNumberingAfterBreak="0">
+  <w:abstractNum w:abstractNumId="10" w15:restartNumberingAfterBreak="0">
     <w:nsid w:val="36E11DF4"/>
     <w:multiLevelType w:val="hybridMultilevel"/>
     <w:tmpl w:val="1856E4BE"/>
@@ -10928,7 +12245,7 @@
       </w:rPr>
     </w:lvl>
   </w:abstractNum>
-  <w:abstractNum w:abstractNumId="10" w15:restartNumberingAfterBreak="0">
+  <w:abstractNum w:abstractNumId="11" w15:restartNumberingAfterBreak="0">
     <w:nsid w:val="39ED03C6"/>
     <w:multiLevelType w:val="hybridMultilevel"/>
     <w:tmpl w:val="9F68CE16"/>
@@ -11041,7 +12358,7 @@
       </w:rPr>
     </w:lvl>
   </w:abstractNum>
-  <w:abstractNum w:abstractNumId="11" w15:restartNumberingAfterBreak="0">
+  <w:abstractNum w:abstractNumId="12" w15:restartNumberingAfterBreak="0">
     <w:nsid w:val="3AFA4BF8"/>
     <w:multiLevelType w:val="hybridMultilevel"/>
     <w:tmpl w:val="EF1C99B4"/>
@@ -11153,7 +12470,7 @@
       </w:rPr>
     </w:lvl>
   </w:abstractNum>
-  <w:abstractNum w:abstractNumId="12" w15:restartNumberingAfterBreak="0">
+  <w:abstractNum w:abstractNumId="13" w15:restartNumberingAfterBreak="0">
     <w:nsid w:val="3D4C551D"/>
     <w:multiLevelType w:val="hybridMultilevel"/>
     <w:tmpl w:val="1D629A34"/>
@@ -11266,7 +12583,7 @@
       </w:rPr>
     </w:lvl>
   </w:abstractNum>
-  <w:abstractNum w:abstractNumId="13" w15:restartNumberingAfterBreak="0">
+  <w:abstractNum w:abstractNumId="14" w15:restartNumberingAfterBreak="0">
     <w:nsid w:val="3EBE4D1A"/>
     <w:multiLevelType w:val="hybridMultilevel"/>
     <w:tmpl w:val="C2E8BF98"/>
@@ -11378,7 +12695,7 @@
       </w:rPr>
     </w:lvl>
   </w:abstractNum>
-  <w:abstractNum w:abstractNumId="14" w15:restartNumberingAfterBreak="0">
+  <w:abstractNum w:abstractNumId="15" w15:restartNumberingAfterBreak="0">
     <w:nsid w:val="3F6019ED"/>
     <w:multiLevelType w:val="hybridMultilevel"/>
     <w:tmpl w:val="857EB43C"/>
@@ -11491,7 +12808,7 @@
       </w:rPr>
     </w:lvl>
   </w:abstractNum>
-  <w:abstractNum w:abstractNumId="15" w15:restartNumberingAfterBreak="0">
+  <w:abstractNum w:abstractNumId="16" w15:restartNumberingAfterBreak="0">
     <w:nsid w:val="3F671B2A"/>
     <w:multiLevelType w:val="hybridMultilevel"/>
     <w:tmpl w:val="837CCA7E"/>
@@ -11604,7 +12921,7 @@
       </w:rPr>
     </w:lvl>
   </w:abstractNum>
-  <w:abstractNum w:abstractNumId="16" w15:restartNumberingAfterBreak="0">
+  <w:abstractNum w:abstractNumId="17" w15:restartNumberingAfterBreak="0">
     <w:nsid w:val="405C59AA"/>
     <w:multiLevelType w:val="hybridMultilevel"/>
     <w:tmpl w:val="09706264"/>
@@ -11717,7 +13034,7 @@
       </w:rPr>
     </w:lvl>
   </w:abstractNum>
-  <w:abstractNum w:abstractNumId="17" w15:restartNumberingAfterBreak="0">
+  <w:abstractNum w:abstractNumId="18" w15:restartNumberingAfterBreak="0">
     <w:nsid w:val="41440007"/>
     <w:multiLevelType w:val="hybridMultilevel"/>
     <w:tmpl w:val="6F76870E"/>
@@ -11831,7 +13148,7 @@
       </w:rPr>
     </w:lvl>
   </w:abstractNum>
-  <w:abstractNum w:abstractNumId="18" w15:restartNumberingAfterBreak="0">
+  <w:abstractNum w:abstractNumId="19" w15:restartNumberingAfterBreak="0">
     <w:nsid w:val="432D4A14"/>
     <w:multiLevelType w:val="hybridMultilevel"/>
     <w:tmpl w:val="3850D6E2"/>
@@ -11943,7 +13260,7 @@
       </w:rPr>
     </w:lvl>
   </w:abstractNum>
-  <w:abstractNum w:abstractNumId="19" w15:restartNumberingAfterBreak="0">
+  <w:abstractNum w:abstractNumId="20" w15:restartNumberingAfterBreak="0">
     <w:nsid w:val="442C21C6"/>
     <w:multiLevelType w:val="hybridMultilevel"/>
     <w:tmpl w:val="D64E2F34"/>
@@ -12056,7 +13373,7 @@
       </w:rPr>
     </w:lvl>
   </w:abstractNum>
-  <w:abstractNum w:abstractNumId="20" w15:restartNumberingAfterBreak="0">
+  <w:abstractNum w:abstractNumId="21" w15:restartNumberingAfterBreak="0">
     <w:nsid w:val="44F65ACA"/>
     <w:multiLevelType w:val="hybridMultilevel"/>
     <w:tmpl w:val="A3C8D654"/>
@@ -12169,7 +13486,7 @@
       </w:rPr>
     </w:lvl>
   </w:abstractNum>
-  <w:abstractNum w:abstractNumId="21" w15:restartNumberingAfterBreak="0">
+  <w:abstractNum w:abstractNumId="22" w15:restartNumberingAfterBreak="0">
     <w:nsid w:val="45714A95"/>
     <w:multiLevelType w:val="hybridMultilevel"/>
     <w:tmpl w:val="05F4A790"/>
@@ -12281,10 +13598,10 @@
       </w:rPr>
     </w:lvl>
   </w:abstractNum>
-  <w:abstractNum w:abstractNumId="22" w15:restartNumberingAfterBreak="0">
+  <w:abstractNum w:abstractNumId="23" w15:restartNumberingAfterBreak="0">
     <w:nsid w:val="464C25BA"/>
     <w:multiLevelType w:val="hybridMultilevel"/>
-    <w:tmpl w:val="AFD62714"/>
+    <w:tmpl w:val="804C70B6"/>
     <w:lvl w:ilvl="0" w:tplc="08100001">
       <w:start w:val="1"/>
       <w:numFmt w:val="bullet"/>
@@ -12394,7 +13711,7 @@
       </w:rPr>
     </w:lvl>
   </w:abstractNum>
-  <w:abstractNum w:abstractNumId="23" w15:restartNumberingAfterBreak="0">
+  <w:abstractNum w:abstractNumId="24" w15:restartNumberingAfterBreak="0">
     <w:nsid w:val="47473CE2"/>
     <w:multiLevelType w:val="hybridMultilevel"/>
     <w:tmpl w:val="ECF27DAE"/>
@@ -12506,7 +13823,7 @@
       </w:rPr>
     </w:lvl>
   </w:abstractNum>
-  <w:abstractNum w:abstractNumId="24" w15:restartNumberingAfterBreak="0">
+  <w:abstractNum w:abstractNumId="25" w15:restartNumberingAfterBreak="0">
     <w:nsid w:val="4D8115E5"/>
     <w:multiLevelType w:val="hybridMultilevel"/>
     <w:tmpl w:val="3DC066B4"/>
@@ -12619,7 +13936,7 @@
       </w:rPr>
     </w:lvl>
   </w:abstractNum>
-  <w:abstractNum w:abstractNumId="25" w15:restartNumberingAfterBreak="0">
+  <w:abstractNum w:abstractNumId="26" w15:restartNumberingAfterBreak="0">
     <w:nsid w:val="4F3E37E0"/>
     <w:multiLevelType w:val="hybridMultilevel"/>
     <w:tmpl w:val="96140886"/>
@@ -12732,7 +14049,7 @@
       </w:rPr>
     </w:lvl>
   </w:abstractNum>
-  <w:abstractNum w:abstractNumId="26" w15:restartNumberingAfterBreak="0">
+  <w:abstractNum w:abstractNumId="27" w15:restartNumberingAfterBreak="0">
     <w:nsid w:val="50244ADA"/>
     <w:multiLevelType w:val="hybridMultilevel"/>
     <w:tmpl w:val="98126300"/>
@@ -12845,7 +14162,7 @@
       </w:rPr>
     </w:lvl>
   </w:abstractNum>
-  <w:abstractNum w:abstractNumId="27" w15:restartNumberingAfterBreak="0">
+  <w:abstractNum w:abstractNumId="28" w15:restartNumberingAfterBreak="0">
     <w:nsid w:val="50A049EF"/>
     <w:multiLevelType w:val="hybridMultilevel"/>
     <w:tmpl w:val="2696A0FE"/>
@@ -12958,7 +14275,7 @@
       </w:rPr>
     </w:lvl>
   </w:abstractNum>
-  <w:abstractNum w:abstractNumId="28" w15:restartNumberingAfterBreak="0">
+  <w:abstractNum w:abstractNumId="29" w15:restartNumberingAfterBreak="0">
     <w:nsid w:val="50B32338"/>
     <w:multiLevelType w:val="hybridMultilevel"/>
     <w:tmpl w:val="86FABB98"/>
@@ -13071,7 +14388,120 @@
       </w:rPr>
     </w:lvl>
   </w:abstractNum>
-  <w:abstractNum w:abstractNumId="29" w15:restartNumberingAfterBreak="0">
+  <w:abstractNum w:abstractNumId="30" w15:restartNumberingAfterBreak="0">
+    <w:nsid w:val="56FB2288"/>
+    <w:multiLevelType w:val="hybridMultilevel"/>
+    <w:tmpl w:val="EB70DDDA"/>
+    <w:lvl w:ilvl="0" w:tplc="08100001">
+      <w:start w:val="1"/>
+      <w:numFmt w:val="bullet"/>
+      <w:lvlText w:val=""/>
+      <w:lvlJc w:val="left"/>
+      <w:pPr>
+        <w:ind w:left="720" w:hanging="360"/>
+      </w:pPr>
+      <w:rPr>
+        <w:rFonts w:ascii="Symbol" w:hAnsi="Symbol" w:hint="default"/>
+      </w:rPr>
+    </w:lvl>
+    <w:lvl w:ilvl="1" w:tplc="08100003" w:tentative="1">
+      <w:start w:val="1"/>
+      <w:numFmt w:val="bullet"/>
+      <w:lvlText w:val="o"/>
+      <w:lvlJc w:val="left"/>
+      <w:pPr>
+        <w:ind w:left="1440" w:hanging="360"/>
+      </w:pPr>
+      <w:rPr>
+        <w:rFonts w:ascii="Courier New" w:hAnsi="Courier New" w:cs="Courier New" w:hint="default"/>
+      </w:rPr>
+    </w:lvl>
+    <w:lvl w:ilvl="2" w:tplc="08100005" w:tentative="1">
+      <w:start w:val="1"/>
+      <w:numFmt w:val="bullet"/>
+      <w:lvlText w:val=""/>
+      <w:lvlJc w:val="left"/>
+      <w:pPr>
+        <w:ind w:left="2160" w:hanging="360"/>
+      </w:pPr>
+      <w:rPr>
+        <w:rFonts w:ascii="Wingdings" w:hAnsi="Wingdings" w:hint="default"/>
+      </w:rPr>
+    </w:lvl>
+    <w:lvl w:ilvl="3" w:tplc="08100001" w:tentative="1">
+      <w:start w:val="1"/>
+      <w:numFmt w:val="bullet"/>
+      <w:lvlText w:val=""/>
+      <w:lvlJc w:val="left"/>
+      <w:pPr>
+        <w:ind w:left="2880" w:hanging="360"/>
+      </w:pPr>
+      <w:rPr>
+        <w:rFonts w:ascii="Symbol" w:hAnsi="Symbol" w:hint="default"/>
+      </w:rPr>
+    </w:lvl>
+    <w:lvl w:ilvl="4" w:tplc="08100003" w:tentative="1">
+      <w:start w:val="1"/>
+      <w:numFmt w:val="bullet"/>
+      <w:lvlText w:val="o"/>
+      <w:lvlJc w:val="left"/>
+      <w:pPr>
+        <w:ind w:left="3600" w:hanging="360"/>
+      </w:pPr>
+      <w:rPr>
+        <w:rFonts w:ascii="Courier New" w:hAnsi="Courier New" w:cs="Courier New" w:hint="default"/>
+      </w:rPr>
+    </w:lvl>
+    <w:lvl w:ilvl="5" w:tplc="08100005" w:tentative="1">
+      <w:start w:val="1"/>
+      <w:numFmt w:val="bullet"/>
+      <w:lvlText w:val=""/>
+      <w:lvlJc w:val="left"/>
+      <w:pPr>
+        <w:ind w:left="4320" w:hanging="360"/>
+      </w:pPr>
+      <w:rPr>
+        <w:rFonts w:ascii="Wingdings" w:hAnsi="Wingdings" w:hint="default"/>
+      </w:rPr>
+    </w:lvl>
+    <w:lvl w:ilvl="6" w:tplc="08100001" w:tentative="1">
+      <w:start w:val="1"/>
+      <w:numFmt w:val="bullet"/>
+      <w:lvlText w:val=""/>
+      <w:lvlJc w:val="left"/>
+      <w:pPr>
+        <w:ind w:left="5040" w:hanging="360"/>
+      </w:pPr>
+      <w:rPr>
+        <w:rFonts w:ascii="Symbol" w:hAnsi="Symbol" w:hint="default"/>
+      </w:rPr>
+    </w:lvl>
+    <w:lvl w:ilvl="7" w:tplc="08100003" w:tentative="1">
+      <w:start w:val="1"/>
+      <w:numFmt w:val="bullet"/>
+      <w:lvlText w:val="o"/>
+      <w:lvlJc w:val="left"/>
+      <w:pPr>
+        <w:ind w:left="5760" w:hanging="360"/>
+      </w:pPr>
+      <w:rPr>
+        <w:rFonts w:ascii="Courier New" w:hAnsi="Courier New" w:cs="Courier New" w:hint="default"/>
+      </w:rPr>
+    </w:lvl>
+    <w:lvl w:ilvl="8" w:tplc="08100005" w:tentative="1">
+      <w:start w:val="1"/>
+      <w:numFmt w:val="bullet"/>
+      <w:lvlText w:val=""/>
+      <w:lvlJc w:val="left"/>
+      <w:pPr>
+        <w:ind w:left="6480" w:hanging="360"/>
+      </w:pPr>
+      <w:rPr>
+        <w:rFonts w:ascii="Wingdings" w:hAnsi="Wingdings" w:hint="default"/>
+      </w:rPr>
+    </w:lvl>
+  </w:abstractNum>
+  <w:abstractNum w:abstractNumId="31" w15:restartNumberingAfterBreak="0">
     <w:nsid w:val="58A8767E"/>
     <w:multiLevelType w:val="hybridMultilevel"/>
     <w:tmpl w:val="2E9683A2"/>
@@ -13184,7 +14614,7 @@
       </w:rPr>
     </w:lvl>
   </w:abstractNum>
-  <w:abstractNum w:abstractNumId="30" w15:restartNumberingAfterBreak="0">
+  <w:abstractNum w:abstractNumId="32" w15:restartNumberingAfterBreak="0">
     <w:nsid w:val="5A3606D5"/>
     <w:multiLevelType w:val="hybridMultilevel"/>
     <w:tmpl w:val="91805626"/>
@@ -13297,7 +14727,7 @@
       </w:rPr>
     </w:lvl>
   </w:abstractNum>
-  <w:abstractNum w:abstractNumId="31" w15:restartNumberingAfterBreak="0">
+  <w:abstractNum w:abstractNumId="33" w15:restartNumberingAfterBreak="0">
     <w:nsid w:val="61C87B25"/>
     <w:multiLevelType w:val="hybridMultilevel"/>
     <w:tmpl w:val="6FA21976"/>
@@ -13410,7 +14840,7 @@
       </w:rPr>
     </w:lvl>
   </w:abstractNum>
-  <w:abstractNum w:abstractNumId="32" w15:restartNumberingAfterBreak="0">
+  <w:abstractNum w:abstractNumId="34" w15:restartNumberingAfterBreak="0">
     <w:nsid w:val="621D43F7"/>
     <w:multiLevelType w:val="hybridMultilevel"/>
     <w:tmpl w:val="E1BA4850"/>
@@ -13523,7 +14953,7 @@
       </w:rPr>
     </w:lvl>
   </w:abstractNum>
-  <w:abstractNum w:abstractNumId="33" w15:restartNumberingAfterBreak="0">
+  <w:abstractNum w:abstractNumId="35" w15:restartNumberingAfterBreak="0">
     <w:nsid w:val="64251AC1"/>
     <w:multiLevelType w:val="hybridMultilevel"/>
     <w:tmpl w:val="3F728568"/>
@@ -13636,7 +15066,7 @@
       </w:rPr>
     </w:lvl>
   </w:abstractNum>
-  <w:abstractNum w:abstractNumId="34" w15:restartNumberingAfterBreak="0">
+  <w:abstractNum w:abstractNumId="36" w15:restartNumberingAfterBreak="0">
     <w:nsid w:val="657763C8"/>
     <w:multiLevelType w:val="hybridMultilevel"/>
     <w:tmpl w:val="94F87C5A"/>
@@ -13749,7 +15179,7 @@
       </w:rPr>
     </w:lvl>
   </w:abstractNum>
-  <w:abstractNum w:abstractNumId="35" w15:restartNumberingAfterBreak="0">
+  <w:abstractNum w:abstractNumId="37" w15:restartNumberingAfterBreak="0">
     <w:nsid w:val="6AFC21B1"/>
     <w:multiLevelType w:val="hybridMultilevel"/>
     <w:tmpl w:val="ABCC59D8"/>
@@ -13861,7 +15291,7 @@
       </w:rPr>
     </w:lvl>
   </w:abstractNum>
-  <w:abstractNum w:abstractNumId="36" w15:restartNumberingAfterBreak="0">
+  <w:abstractNum w:abstractNumId="38" w15:restartNumberingAfterBreak="0">
     <w:nsid w:val="74DB59D8"/>
     <w:multiLevelType w:val="hybridMultilevel"/>
     <w:tmpl w:val="E334E25C"/>
@@ -13974,7 +15404,7 @@
       </w:rPr>
     </w:lvl>
   </w:abstractNum>
-  <w:abstractNum w:abstractNumId="37" w15:restartNumberingAfterBreak="0">
+  <w:abstractNum w:abstractNumId="39" w15:restartNumberingAfterBreak="0">
     <w:nsid w:val="7C59329A"/>
     <w:multiLevelType w:val="hybridMultilevel"/>
     <w:tmpl w:val="B1163E3A"/>
@@ -14087,7 +15517,7 @@
       </w:rPr>
     </w:lvl>
   </w:abstractNum>
-  <w:abstractNum w:abstractNumId="38" w15:restartNumberingAfterBreak="0">
+  <w:abstractNum w:abstractNumId="40" w15:restartNumberingAfterBreak="0">
     <w:nsid w:val="7DC25969"/>
     <w:multiLevelType w:val="hybridMultilevel"/>
     <w:tmpl w:val="49A4B118"/>
@@ -14176,7 +15606,7 @@
       </w:pPr>
     </w:lvl>
   </w:abstractNum>
-  <w:abstractNum w:abstractNumId="39" w15:restartNumberingAfterBreak="0">
+  <w:abstractNum w:abstractNumId="41" w15:restartNumberingAfterBreak="0">
     <w:nsid w:val="7DF324FC"/>
     <w:multiLevelType w:val="hybridMultilevel"/>
     <w:tmpl w:val="EF24F330"/>
@@ -14290,85 +15720,85 @@
     </w:lvl>
   </w:abstractNum>
   <w:num w:numId="1" w16cid:durableId="1423798357">
-    <w:abstractNumId w:val="31"/>
+    <w:abstractNumId w:val="33"/>
   </w:num>
   <w:num w:numId="2" w16cid:durableId="318000406">
+    <w:abstractNumId w:val="25"/>
+  </w:num>
+  <w:num w:numId="3" w16cid:durableId="674841290">
+    <w:abstractNumId w:val="34"/>
+  </w:num>
+  <w:num w:numId="4" w16cid:durableId="354384216">
+    <w:abstractNumId w:val="13"/>
+  </w:num>
+  <w:num w:numId="5" w16cid:durableId="1278945393">
+    <w:abstractNumId w:val="38"/>
+  </w:num>
+  <w:num w:numId="6" w16cid:durableId="781267622">
+    <w:abstractNumId w:val="7"/>
+  </w:num>
+  <w:num w:numId="7" w16cid:durableId="1918247539">
+    <w:abstractNumId w:val="36"/>
+  </w:num>
+  <w:num w:numId="8" w16cid:durableId="1966814628">
+    <w:abstractNumId w:val="20"/>
+  </w:num>
+  <w:num w:numId="9" w16cid:durableId="90391750">
+    <w:abstractNumId w:val="14"/>
+  </w:num>
+  <w:num w:numId="10" w16cid:durableId="912012211">
+    <w:abstractNumId w:val="19"/>
+  </w:num>
+  <w:num w:numId="11" w16cid:durableId="1852376078">
+    <w:abstractNumId w:val="32"/>
+  </w:num>
+  <w:num w:numId="12" w16cid:durableId="554269587">
+    <w:abstractNumId w:val="6"/>
+  </w:num>
+  <w:num w:numId="13" w16cid:durableId="655651096">
+    <w:abstractNumId w:val="12"/>
+  </w:num>
+  <w:num w:numId="14" w16cid:durableId="604508064">
+    <w:abstractNumId w:val="22"/>
+  </w:num>
+  <w:num w:numId="15" w16cid:durableId="1757899372">
+    <w:abstractNumId w:val="16"/>
+  </w:num>
+  <w:num w:numId="16" w16cid:durableId="185563671">
     <w:abstractNumId w:val="24"/>
   </w:num>
-  <w:num w:numId="3" w16cid:durableId="674841290">
-    <w:abstractNumId w:val="32"/>
+  <w:num w:numId="17" w16cid:durableId="782651641">
+    <w:abstractNumId w:val="40"/>
   </w:num>
-  <w:num w:numId="4" w16cid:durableId="354384216">
-    <w:abstractNumId w:val="12"/>
-  </w:num>
-  <w:num w:numId="5" w16cid:durableId="1278945393">
-    <w:abstractNumId w:val="36"/>
-  </w:num>
-  <w:num w:numId="6" w16cid:durableId="781267622">
-    <w:abstractNumId w:val="6"/>
-  </w:num>
-  <w:num w:numId="7" w16cid:durableId="1918247539">
-    <w:abstractNumId w:val="34"/>
-  </w:num>
-  <w:num w:numId="8" w16cid:durableId="1966814628">
-    <w:abstractNumId w:val="19"/>
-  </w:num>
-  <w:num w:numId="9" w16cid:durableId="90391750">
-    <w:abstractNumId w:val="13"/>
-  </w:num>
-  <w:num w:numId="10" w16cid:durableId="912012211">
-    <w:abstractNumId w:val="18"/>
-  </w:num>
-  <w:num w:numId="11" w16cid:durableId="1852376078">
-    <w:abstractNumId w:val="30"/>
-  </w:num>
-  <w:num w:numId="12" w16cid:durableId="554269587">
-    <w:abstractNumId w:val="5"/>
-  </w:num>
-  <w:num w:numId="13" w16cid:durableId="655651096">
-    <w:abstractNumId w:val="11"/>
-  </w:num>
-  <w:num w:numId="14" w16cid:durableId="604508064">
+  <w:num w:numId="18" w16cid:durableId="1417484250">
     <w:abstractNumId w:val="21"/>
   </w:num>
-  <w:num w:numId="15" w16cid:durableId="1757899372">
-    <w:abstractNumId w:val="15"/>
-  </w:num>
-  <w:num w:numId="16" w16cid:durableId="185563671">
-    <w:abstractNumId w:val="23"/>
-  </w:num>
-  <w:num w:numId="17" w16cid:durableId="782651641">
-    <w:abstractNumId w:val="38"/>
-  </w:num>
-  <w:num w:numId="18" w16cid:durableId="1417484250">
-    <w:abstractNumId w:val="20"/>
-  </w:num>
   <w:num w:numId="19" w16cid:durableId="2083286430">
-    <w:abstractNumId w:val="35"/>
+    <w:abstractNumId w:val="37"/>
   </w:num>
   <w:num w:numId="20" w16cid:durableId="679433025">
-    <w:abstractNumId w:val="9"/>
+    <w:abstractNumId w:val="10"/>
   </w:num>
   <w:num w:numId="21" w16cid:durableId="1095859066">
-    <w:abstractNumId w:val="27"/>
+    <w:abstractNumId w:val="28"/>
   </w:num>
   <w:num w:numId="22" w16cid:durableId="1847861354">
-    <w:abstractNumId w:val="8"/>
+    <w:abstractNumId w:val="9"/>
   </w:num>
   <w:num w:numId="23" w16cid:durableId="476382534">
     <w:abstractNumId w:val="2"/>
   </w:num>
   <w:num w:numId="24" w16cid:durableId="41055778">
-    <w:abstractNumId w:val="10"/>
+    <w:abstractNumId w:val="11"/>
   </w:num>
   <w:num w:numId="25" w16cid:durableId="1149440082">
-    <w:abstractNumId w:val="17"/>
+    <w:abstractNumId w:val="18"/>
   </w:num>
   <w:num w:numId="26" w16cid:durableId="1349521717">
-    <w:abstractNumId w:val="29"/>
+    <w:abstractNumId w:val="31"/>
   </w:num>
   <w:num w:numId="27" w16cid:durableId="1910535127">
-    <w:abstractNumId w:val="25"/>
+    <w:abstractNumId w:val="26"/>
   </w:num>
   <w:num w:numId="28" w16cid:durableId="1628273355">
     <w:abstractNumId w:val="1"/>
@@ -14377,37 +15807,43 @@
     <w:abstractNumId w:val="0"/>
   </w:num>
   <w:num w:numId="30" w16cid:durableId="993414003">
-    <w:abstractNumId w:val="28"/>
+    <w:abstractNumId w:val="29"/>
   </w:num>
   <w:num w:numId="31" w16cid:durableId="859778762">
-    <w:abstractNumId w:val="22"/>
+    <w:abstractNumId w:val="23"/>
   </w:num>
   <w:num w:numId="32" w16cid:durableId="516507724">
     <w:abstractNumId w:val="3"/>
   </w:num>
   <w:num w:numId="33" w16cid:durableId="97065458">
+    <w:abstractNumId w:val="5"/>
+  </w:num>
+  <w:num w:numId="34" w16cid:durableId="858005674">
+    <w:abstractNumId w:val="17"/>
+  </w:num>
+  <w:num w:numId="35" w16cid:durableId="470294117">
+    <w:abstractNumId w:val="27"/>
+  </w:num>
+  <w:num w:numId="36" w16cid:durableId="1274704070">
+    <w:abstractNumId w:val="8"/>
+  </w:num>
+  <w:num w:numId="37" w16cid:durableId="952979119">
+    <w:abstractNumId w:val="35"/>
+  </w:num>
+  <w:num w:numId="38" w16cid:durableId="1476487076">
+    <w:abstractNumId w:val="15"/>
+  </w:num>
+  <w:num w:numId="39" w16cid:durableId="1452935304">
+    <w:abstractNumId w:val="41"/>
+  </w:num>
+  <w:num w:numId="40" w16cid:durableId="153492260">
+    <w:abstractNumId w:val="39"/>
+  </w:num>
+  <w:num w:numId="41" w16cid:durableId="827211303">
     <w:abstractNumId w:val="4"/>
   </w:num>
-  <w:num w:numId="34" w16cid:durableId="858005674">
-    <w:abstractNumId w:val="16"/>
-  </w:num>
-  <w:num w:numId="35" w16cid:durableId="470294117">
-    <w:abstractNumId w:val="26"/>
-  </w:num>
-  <w:num w:numId="36" w16cid:durableId="1274704070">
-    <w:abstractNumId w:val="7"/>
-  </w:num>
-  <w:num w:numId="37" w16cid:durableId="952979119">
-    <w:abstractNumId w:val="33"/>
-  </w:num>
-  <w:num w:numId="38" w16cid:durableId="1476487076">
-    <w:abstractNumId w:val="14"/>
-  </w:num>
-  <w:num w:numId="39" w16cid:durableId="1452935304">
-    <w:abstractNumId w:val="39"/>
-  </w:num>
-  <w:num w:numId="40" w16cid:durableId="153492260">
-    <w:abstractNumId w:val="37"/>
+  <w:num w:numId="42" w16cid:durableId="1775439984">
+    <w:abstractNumId w:val="30"/>
   </w:num>
 </w:numbering>
 </file>
@@ -14837,6 +16273,7 @@
   <w:style w:type="character" w:default="1" w:styleId="Carpredefinitoparagrafo">
     <w:name w:val="Default Paragraph Font"/>
     <w:uiPriority w:val="1"/>
+    <w:semiHidden/>
     <w:unhideWhenUsed/>
   </w:style>
   <w:style w:type="table" w:default="1" w:styleId="Tabellanormale">

--- a/4_Diari/HauntedForest_Diario.docx
+++ b/4_Diari/HauntedForest_Diario.docx
@@ -591,8 +591,16 @@
               <w:rPr>
                 <w:rFonts w:ascii="Arial" w:hAnsi="Arial" w:cs="Arial"/>
               </w:rPr>
-              <w:t>Sistemazione del QdC</w:t>
-            </w:r>
+              <w:t xml:space="preserve">Sistemazione del </w:t>
+            </w:r>
+            <w:proofErr w:type="spellStart"/>
+            <w:r>
+              <w:rPr>
+                <w:rFonts w:ascii="Arial" w:hAnsi="Arial" w:cs="Arial"/>
+              </w:rPr>
+              <w:t>QdC</w:t>
+            </w:r>
+            <w:proofErr w:type="spellEnd"/>
             <w:r>
               <w:rPr>
                 <w:rFonts w:ascii="Arial" w:hAnsi="Arial" w:cs="Arial"/>
@@ -2745,7 +2753,21 @@
               <w:rPr>
                 <w:rFonts w:ascii="Arial" w:hAnsi="Arial" w:cs="Arial"/>
               </w:rPr>
-              <w:t>Configurazione Epic Games ed Unreal Engine</w:t>
+              <w:t xml:space="preserve">Configurazione </w:t>
+            </w:r>
+            <w:proofErr w:type="spellStart"/>
+            <w:r>
+              <w:rPr>
+                <w:rFonts w:ascii="Arial" w:hAnsi="Arial" w:cs="Arial"/>
+              </w:rPr>
+              <w:t>Epic</w:t>
+            </w:r>
+            <w:proofErr w:type="spellEnd"/>
+            <w:r>
+              <w:rPr>
+                <w:rFonts w:ascii="Arial" w:hAnsi="Arial" w:cs="Arial"/>
+              </w:rPr>
+              <w:t xml:space="preserve"> Games ed Unreal Engine</w:t>
             </w:r>
             <w:r>
               <w:rPr>
@@ -3070,7 +3092,35 @@
               <w:rPr>
                 <w:rFonts w:ascii="Arial" w:hAnsi="Arial" w:cs="Arial"/>
               </w:rPr>
-              <w:t>Durante l’istallazione di Unreal Engine l’Epic Games Launcher si è bloccato diverse volte nonostante la rete nera fosse impostata correttamente.</w:t>
+              <w:t>Durante l’istallazione di Unreal Engine l’</w:t>
+            </w:r>
+            <w:proofErr w:type="spellStart"/>
+            <w:r>
+              <w:rPr>
+                <w:rFonts w:ascii="Arial" w:hAnsi="Arial" w:cs="Arial"/>
+              </w:rPr>
+              <w:t>Epic</w:t>
+            </w:r>
+            <w:proofErr w:type="spellEnd"/>
+            <w:r>
+              <w:rPr>
+                <w:rFonts w:ascii="Arial" w:hAnsi="Arial" w:cs="Arial"/>
+              </w:rPr>
+              <w:t xml:space="preserve"> Games </w:t>
+            </w:r>
+            <w:proofErr w:type="spellStart"/>
+            <w:r>
+              <w:rPr>
+                <w:rFonts w:ascii="Arial" w:hAnsi="Arial" w:cs="Arial"/>
+              </w:rPr>
+              <w:t>Launcher</w:t>
+            </w:r>
+            <w:proofErr w:type="spellEnd"/>
+            <w:r>
+              <w:rPr>
+                <w:rFonts w:ascii="Arial" w:hAnsi="Arial" w:cs="Arial"/>
+              </w:rPr>
+              <w:t xml:space="preserve"> si è bloccato diverse volte nonostante la rete nera fosse impostata correttamente.</w:t>
             </w:r>
           </w:p>
           <w:p>
@@ -3824,7 +3874,21 @@
               <w:rPr>
                 <w:rFonts w:ascii="Arial" w:hAnsi="Arial" w:cs="Arial"/>
               </w:rPr>
-              <w:t xml:space="preserve">Lavori da svolgere questa lezione: Login Epic Games, Download Unreal Engine, Configurazione Visual Studio </w:t>
+              <w:t xml:space="preserve">Lavori da svolgere questa lezione: Login </w:t>
+            </w:r>
+            <w:proofErr w:type="spellStart"/>
+            <w:r>
+              <w:rPr>
+                <w:rFonts w:ascii="Arial" w:hAnsi="Arial" w:cs="Arial"/>
+              </w:rPr>
+              <w:t>Epic</w:t>
+            </w:r>
+            <w:proofErr w:type="spellEnd"/>
+            <w:r>
+              <w:rPr>
+                <w:rFonts w:ascii="Arial" w:hAnsi="Arial" w:cs="Arial"/>
+              </w:rPr>
+              <w:t xml:space="preserve"> Games, Download Unreal Engine, Configurazione Visual Studio </w:t>
             </w:r>
             <w:r>
               <w:rPr>
@@ -4169,8 +4233,16 @@
               <w:rPr>
                 <w:rFonts w:ascii="Arial" w:hAnsi="Arial" w:cs="Arial"/>
               </w:rPr>
-              <w:t>Sprint Retrospective</w:t>
-            </w:r>
+              <w:t xml:space="preserve">Sprint </w:t>
+            </w:r>
+            <w:proofErr w:type="spellStart"/>
+            <w:r>
+              <w:rPr>
+                <w:rFonts w:ascii="Arial" w:hAnsi="Arial" w:cs="Arial"/>
+              </w:rPr>
+              <w:t>Retrospective</w:t>
+            </w:r>
+            <w:proofErr w:type="spellEnd"/>
           </w:p>
         </w:tc>
       </w:tr>
@@ -4758,7 +4830,21 @@
               <w:rPr>
                 <w:rFonts w:ascii="Arial" w:hAnsi="Arial" w:cs="Arial"/>
               </w:rPr>
-              <w:t>Il progetto ha smesso di compilarsi riportando l’errore riportato qua sotto. Secondo un tutorial trovato online una soluzione sarebbe stata eliminare le varie cartelle temporanee, come “Saved” e “.vs”, ma la prima ha causato problemi non indifferenti.</w:t>
+              <w:t>Il progetto ha smesso di compilarsi riportando l’errore riportato qua sotto. Secondo un tutorial trovato online una soluzione sarebbe stata eliminare le varie cartelle temporanee, come “</w:t>
+            </w:r>
+            <w:proofErr w:type="spellStart"/>
+            <w:r>
+              <w:rPr>
+                <w:rFonts w:ascii="Arial" w:hAnsi="Arial" w:cs="Arial"/>
+              </w:rPr>
+              <w:t>Saved</w:t>
+            </w:r>
+            <w:proofErr w:type="spellEnd"/>
+            <w:r>
+              <w:rPr>
+                <w:rFonts w:ascii="Arial" w:hAnsi="Arial" w:cs="Arial"/>
+              </w:rPr>
+              <w:t>” e “.vs”, ma la prima ha causato problemi non indifferenti.</w:t>
             </w:r>
           </w:p>
           <w:p>
@@ -4976,7 +5062,21 @@
               <w:rPr>
                 <w:rFonts w:ascii="Arial" w:hAnsi="Arial" w:cs="Arial"/>
               </w:rPr>
-              <w:t>Dopo diversi controlli effettuati sia su Powershell che con il terminale la docente è giunta alla conclusione che sia l’SSD ad essere il problema a causa di permessi mancanti anche come amministratore.</w:t>
+              <w:t xml:space="preserve">Dopo diversi controlli effettuati sia su </w:t>
+            </w:r>
+            <w:proofErr w:type="spellStart"/>
+            <w:r>
+              <w:rPr>
+                <w:rFonts w:ascii="Arial" w:hAnsi="Arial" w:cs="Arial"/>
+              </w:rPr>
+              <w:t>Powershell</w:t>
+            </w:r>
+            <w:proofErr w:type="spellEnd"/>
+            <w:r>
+              <w:rPr>
+                <w:rFonts w:ascii="Arial" w:hAnsi="Arial" w:cs="Arial"/>
+              </w:rPr>
+              <w:t xml:space="preserve"> che con il terminale la docente è giunta alla conclusione che sia l’SSD ad essere il problema a causa di permessi mancanti anche come amministratore.</w:t>
             </w:r>
           </w:p>
           <w:p>
@@ -5041,7 +5141,23 @@
                   <w:rStyle w:val="Collegamentoipertestuale"/>
                   <w:rFonts w:ascii="Arial" w:hAnsi="Arial" w:cs="Arial"/>
                 </w:rPr>
-                <w:t>\\Cpt.local\shares\homes\allievi\SAM\IN\_folder-redir\vbj268\My Documents\Unreal Projects</w:t>
+                <w:t xml:space="preserve">\\Cpt.local\shares\homes\allievi\SAM\IN\_folder-redir\vbj268\My </w:t>
+              </w:r>
+              <w:proofErr w:type="spellStart"/>
+              <w:r>
+                <w:rPr>
+                  <w:rStyle w:val="Collegamentoipertestuale"/>
+                  <w:rFonts w:ascii="Arial" w:hAnsi="Arial" w:cs="Arial"/>
+                </w:rPr>
+                <w:t>Documents</w:t>
+              </w:r>
+              <w:proofErr w:type="spellEnd"/>
+              <w:r>
+                <w:rPr>
+                  <w:rStyle w:val="Collegamentoipertestuale"/>
+                  <w:rFonts w:ascii="Arial" w:hAnsi="Arial" w:cs="Arial"/>
+                </w:rPr>
+                <w:t>\Unreal Projects</w:t>
               </w:r>
             </w:hyperlink>
             <w:r>
@@ -5879,8 +5995,16 @@
               <w:rPr>
                 <w:rFonts w:ascii="Arial" w:hAnsi="Arial" w:cs="Arial"/>
               </w:rPr>
-              <w:t>Sprint Retrospective</w:t>
-            </w:r>
+              <w:t xml:space="preserve">Sprint </w:t>
+            </w:r>
+            <w:proofErr w:type="spellStart"/>
+            <w:r>
+              <w:rPr>
+                <w:rFonts w:ascii="Arial" w:hAnsi="Arial" w:cs="Arial"/>
+              </w:rPr>
+              <w:t>Retrospective</w:t>
+            </w:r>
+            <w:proofErr w:type="spellEnd"/>
           </w:p>
         </w:tc>
       </w:tr>
@@ -6352,7 +6476,35 @@
               <w:rPr>
                 <w:rFonts w:ascii="Arial" w:hAnsi="Arial" w:cs="Arial"/>
               </w:rPr>
-              <w:t xml:space="preserve">Durante lo sviluppo, nonostante i quattro file (due “.h” e “.cpp”) erano stati ultimati senza alcun errore ma la variabile “FlashlightAction” all’interno del file “HauntedForest_pgCharacter” non assumeva alcun valore. Con l’aiuto di </w:t>
+              <w:t>Durante lo sviluppo, nonostante i quattro file (due “.h” e “.cpp”) erano stati ultimati senza alcun errore ma la variabile “</w:t>
+            </w:r>
+            <w:proofErr w:type="spellStart"/>
+            <w:r>
+              <w:rPr>
+                <w:rFonts w:ascii="Arial" w:hAnsi="Arial" w:cs="Arial"/>
+              </w:rPr>
+              <w:t>FlashlightAction</w:t>
+            </w:r>
+            <w:proofErr w:type="spellEnd"/>
+            <w:r>
+              <w:rPr>
+                <w:rFonts w:ascii="Arial" w:hAnsi="Arial" w:cs="Arial"/>
+              </w:rPr>
+              <w:t>” all’interno del file “</w:t>
+            </w:r>
+            <w:proofErr w:type="spellStart"/>
+            <w:r>
+              <w:rPr>
+                <w:rFonts w:ascii="Arial" w:hAnsi="Arial" w:cs="Arial"/>
+              </w:rPr>
+              <w:t>HauntedForest_pgCharacter</w:t>
+            </w:r>
+            <w:proofErr w:type="spellEnd"/>
+            <w:r>
+              <w:rPr>
+                <w:rFonts w:ascii="Arial" w:hAnsi="Arial" w:cs="Arial"/>
+              </w:rPr>
+              <w:t xml:space="preserve">” non assumeva alcun valore. Con l’aiuto di </w:t>
             </w:r>
             <w:r>
               <w:rPr>
@@ -6384,7 +6536,21 @@
               <w:rPr>
                 <w:rFonts w:ascii="Arial" w:hAnsi="Arial" w:cs="Arial"/>
               </w:rPr>
-              <w:t>[ Modifica ] &gt; [ Impostazione di progetto ] &gt; [ Mappa e modalità] &gt; [ Default Pawn Class]</w:t>
+              <w:t xml:space="preserve">[ Modifica ] &gt; [ Impostazione di progetto ] &gt; [ Mappa e modalità] &gt; [ Default </w:t>
+            </w:r>
+            <w:proofErr w:type="spellStart"/>
+            <w:r>
+              <w:rPr>
+                <w:rFonts w:ascii="Arial" w:hAnsi="Arial" w:cs="Arial"/>
+              </w:rPr>
+              <w:t>Pawn</w:t>
+            </w:r>
+            <w:proofErr w:type="spellEnd"/>
+            <w:r>
+              <w:rPr>
+                <w:rFonts w:ascii="Arial" w:hAnsi="Arial" w:cs="Arial"/>
+              </w:rPr>
+              <w:t xml:space="preserve"> Class]</w:t>
             </w:r>
           </w:p>
           <w:p>
@@ -6408,7 +6574,21 @@
               <w:rPr>
                 <w:rFonts w:ascii="Arial" w:hAnsi="Arial" w:cs="Arial"/>
               </w:rPr>
-              <w:t>e variabili UPROPERTY(EditAnywhere)</w:t>
+              <w:t>e variabili UPROPERTY(</w:t>
+            </w:r>
+            <w:proofErr w:type="spellStart"/>
+            <w:r>
+              <w:rPr>
+                <w:rFonts w:ascii="Arial" w:hAnsi="Arial" w:cs="Arial"/>
+              </w:rPr>
+              <w:t>EditAnywhere</w:t>
+            </w:r>
+            <w:proofErr w:type="spellEnd"/>
+            <w:r>
+              <w:rPr>
+                <w:rFonts w:ascii="Arial" w:hAnsi="Arial" w:cs="Arial"/>
+              </w:rPr>
+              <w:t>)</w:t>
             </w:r>
             <w:r>
               <w:rPr>
@@ -6984,19 +7164,43 @@
               </w:rPr>
               <w:t xml:space="preserve">Ho scoperto che, impostando come nuova </w:t>
             </w:r>
+            <w:proofErr w:type="spellStart"/>
             <w:r>
               <w:rPr>
                 <w:rFonts w:ascii="Arial" w:hAnsi="Arial" w:cs="Arial"/>
                 <w:i/>
                 <w:iCs/>
               </w:rPr>
-              <w:t>Pawn Class</w:t>
-            </w:r>
-            <w:r>
-              <w:rPr>
-                <w:rFonts w:ascii="Arial" w:hAnsi="Arial" w:cs="Arial"/>
-              </w:rPr>
-              <w:t xml:space="preserve"> il player, la mappatura delle altre azioni pre esistenti si è resettata. </w:t>
+              <w:t>Pawn</w:t>
+            </w:r>
+            <w:proofErr w:type="spellEnd"/>
+            <w:r>
+              <w:rPr>
+                <w:rFonts w:ascii="Arial" w:hAnsi="Arial" w:cs="Arial"/>
+                <w:i/>
+                <w:iCs/>
+              </w:rPr>
+              <w:t xml:space="preserve"> Class</w:t>
+            </w:r>
+            <w:r>
+              <w:rPr>
+                <w:rFonts w:ascii="Arial" w:hAnsi="Arial" w:cs="Arial"/>
+              </w:rPr>
+              <w:t xml:space="preserve"> il player, la mappatura delle altre azioni </w:t>
+            </w:r>
+            <w:proofErr w:type="spellStart"/>
+            <w:r>
+              <w:rPr>
+                <w:rFonts w:ascii="Arial" w:hAnsi="Arial" w:cs="Arial"/>
+              </w:rPr>
+              <w:t>pre</w:t>
+            </w:r>
+            <w:proofErr w:type="spellEnd"/>
+            <w:r>
+              <w:rPr>
+                <w:rFonts w:ascii="Arial" w:hAnsi="Arial" w:cs="Arial"/>
+              </w:rPr>
+              <w:t xml:space="preserve"> esistenti si è resettata. </w:t>
             </w:r>
           </w:p>
           <w:p>
@@ -7155,7 +7359,21 @@
               <w:rPr>
                 <w:rFonts w:ascii="Arial" w:hAnsi="Arial" w:cs="Arial"/>
               </w:rPr>
-              <w:t>Il git config non viene visualizzato, quindi i commit non è chiaro dove vengano salvati. Questo problema mi ha portato via oltre un’ora di tempo ed ho proseguito il lavoro con l’intenzione di sistemare GitHub la prossima lezione.</w:t>
+              <w:t xml:space="preserve">Il git </w:t>
+            </w:r>
+            <w:proofErr w:type="spellStart"/>
+            <w:r>
+              <w:rPr>
+                <w:rFonts w:ascii="Arial" w:hAnsi="Arial" w:cs="Arial"/>
+              </w:rPr>
+              <w:t>config</w:t>
+            </w:r>
+            <w:proofErr w:type="spellEnd"/>
+            <w:r>
+              <w:rPr>
+                <w:rFonts w:ascii="Arial" w:hAnsi="Arial" w:cs="Arial"/>
+              </w:rPr>
+              <w:t xml:space="preserve"> non viene visualizzato, quindi i commit non è chiaro dove vengano salvati. Questo problema mi ha portato via oltre un’ora di tempo ed ho proseguito il lavoro con l’intenzione di sistemare GitHub la prossima lezione.</w:t>
             </w:r>
           </w:p>
           <w:p>
@@ -7827,7 +8045,21 @@
               <w:rPr>
                 <w:rFonts w:ascii="Arial" w:hAnsi="Arial" w:cs="Arial"/>
               </w:rPr>
-              <w:t xml:space="preserve"> Fix alla baita (collisioni, separazione della porta), codice per aprire e chiudere porta, cercare un modo per pushare sul proprio branch</w:t>
+              <w:t xml:space="preserve"> Fix alla baita (collisioni, separazione della porta), codice per aprire e chiudere porta, cercare un modo per </w:t>
+            </w:r>
+            <w:proofErr w:type="spellStart"/>
+            <w:r>
+              <w:rPr>
+                <w:rFonts w:ascii="Arial" w:hAnsi="Arial" w:cs="Arial"/>
+              </w:rPr>
+              <w:t>pushare</w:t>
+            </w:r>
+            <w:proofErr w:type="spellEnd"/>
+            <w:r>
+              <w:rPr>
+                <w:rFonts w:ascii="Arial" w:hAnsi="Arial" w:cs="Arial"/>
+              </w:rPr>
+              <w:t xml:space="preserve"> sul proprio branch</w:t>
             </w:r>
           </w:p>
           <w:p>
@@ -8709,8 +8941,16 @@
               <w:rPr>
                 <w:rFonts w:ascii="Arial" w:hAnsi="Arial" w:cs="Arial"/>
               </w:rPr>
-              <w:t>Sprint Retrospective</w:t>
-            </w:r>
+              <w:t xml:space="preserve">Sprint </w:t>
+            </w:r>
+            <w:proofErr w:type="spellStart"/>
+            <w:r>
+              <w:rPr>
+                <w:rFonts w:ascii="Arial" w:hAnsi="Arial" w:cs="Arial"/>
+              </w:rPr>
+              <w:t>Retrospective</w:t>
+            </w:r>
+            <w:proofErr w:type="spellEnd"/>
           </w:p>
         </w:tc>
       </w:tr>
@@ -8801,7 +9041,21 @@
               <w:rPr>
                 <w:rFonts w:ascii="Arial" w:hAnsi="Arial" w:cs="Arial"/>
               </w:rPr>
-              <w:t>: Completata solo graficamente, l’asset è stato importato ma la porta non è interagibile. Manca la mappa nella baita</w:t>
+              <w:t xml:space="preserve">: Completata solo graficamente, l’asset è stato importato ma la porta non è </w:t>
+            </w:r>
+            <w:proofErr w:type="spellStart"/>
+            <w:r>
+              <w:rPr>
+                <w:rFonts w:ascii="Arial" w:hAnsi="Arial" w:cs="Arial"/>
+              </w:rPr>
+              <w:t>interagibile</w:t>
+            </w:r>
+            <w:proofErr w:type="spellEnd"/>
+            <w:r>
+              <w:rPr>
+                <w:rFonts w:ascii="Arial" w:hAnsi="Arial" w:cs="Arial"/>
+              </w:rPr>
+              <w:t>. Manca la mappa nella baita</w:t>
             </w:r>
           </w:p>
           <w:p>
@@ -8886,7 +9140,23 @@
                 <w:rFonts w:ascii="Arial" w:hAnsi="Arial" w:cs="Arial"/>
                 <w:lang w:val="en-GB"/>
               </w:rPr>
-              <w:t>: User Story non iniziata.</w:t>
+              <w:t xml:space="preserve">: User Story non </w:t>
+            </w:r>
+            <w:proofErr w:type="spellStart"/>
+            <w:r>
+              <w:rPr>
+                <w:rFonts w:ascii="Arial" w:hAnsi="Arial" w:cs="Arial"/>
+                <w:lang w:val="en-GB"/>
+              </w:rPr>
+              <w:t>iniziata</w:t>
+            </w:r>
+            <w:proofErr w:type="spellEnd"/>
+            <w:r>
+              <w:rPr>
+                <w:rFonts w:ascii="Arial" w:hAnsi="Arial" w:cs="Arial"/>
+                <w:lang w:val="en-GB"/>
+              </w:rPr>
+              <w:t>.</w:t>
             </w:r>
           </w:p>
           <w:p>
@@ -9168,13 +9438,6 @@
         </w:tc>
       </w:tr>
     </w:tbl>
-    <w:p>
-      <w:pPr>
-        <w:rPr>
-          <w:rFonts w:ascii="Arial" w:hAnsi="Arial" w:cs="Arial"/>
-        </w:rPr>
-      </w:pPr>
-    </w:p>
     <w:p>
       <w:pPr>
         <w:rPr>
@@ -9215,6 +9478,7 @@
                 <w:b/>
                 <w:bCs/>
               </w:rPr>
+              <w:lastRenderedPageBreak/>
               <w:t>Luogo</w:t>
             </w:r>
           </w:p>
@@ -9394,25 +9658,7 @@
               <w:rPr>
                 <w:rFonts w:ascii="Arial" w:hAnsi="Arial" w:cs="Arial"/>
               </w:rPr>
-              <w:t xml:space="preserve">, aiuto a Luca </w:t>
-            </w:r>
-            <w:r>
-              <w:rPr>
-                <w:rFonts w:ascii="Arial" w:hAnsi="Arial" w:cs="Arial"/>
-              </w:rPr>
-              <w:t>(8:40 – 9:50 / 10:05 – 11:</w:t>
-            </w:r>
-            <w:r>
-              <w:rPr>
-                <w:rFonts w:ascii="Arial" w:hAnsi="Arial" w:cs="Arial"/>
-              </w:rPr>
-              <w:t>35</w:t>
-            </w:r>
-            <w:r>
-              <w:rPr>
-                <w:rFonts w:ascii="Arial" w:hAnsi="Arial" w:cs="Arial"/>
-              </w:rPr>
-              <w:t>)</w:t>
+              <w:t>, aiuto a Luca (8:40 – 9:50 / 10:05 – 11:35)</w:t>
             </w:r>
             <w:r>
               <w:rPr>
@@ -9448,13 +9694,7 @@
               <w:rPr>
                 <w:rFonts w:ascii="Arial" w:hAnsi="Arial" w:cs="Arial"/>
               </w:rPr>
-              <w:t xml:space="preserve"> fix al frame rate del gioco (1</w:t>
-            </w:r>
-            <w:r>
-              <w:rPr>
-                <w:rFonts w:ascii="Arial" w:hAnsi="Arial" w:cs="Arial"/>
-              </w:rPr>
-              <w:t xml:space="preserve">4:00 </w:t>
+              <w:t xml:space="preserve"> fix al frame rate del gioco (14:00 </w:t>
             </w:r>
             <w:r>
               <w:rPr>
@@ -9522,19 +9762,7 @@
               <w:rPr>
                 <w:rFonts w:ascii="Arial" w:hAnsi="Arial" w:cs="Arial"/>
               </w:rPr>
-              <w:t>Tentativi di effettuare il merge (</w:t>
-            </w:r>
-            <w:r>
-              <w:rPr>
-                <w:rFonts w:ascii="Arial" w:hAnsi="Arial" w:cs="Arial"/>
-              </w:rPr>
-              <w:t>8:40 – 9:50 / 10:05 – 11:35</w:t>
-            </w:r>
-            <w:r>
-              <w:rPr>
-                <w:rFonts w:ascii="Arial" w:hAnsi="Arial" w:cs="Arial"/>
-              </w:rPr>
-              <w:t xml:space="preserve"> / 12:30 – 12:45), aggiustamento dei muri invisibili al progetto</w:t>
+              <w:t>Tentativi di effettuare il merge (8:40 – 9:50 / 10:05 – 11:35 / 12:30 – 12:45), aggiustamento dei muri invisibili al progetto</w:t>
             </w:r>
             <w:r>
               <w:rPr>
@@ -9678,7 +9906,21 @@
               <w:rPr>
                 <w:rFonts w:ascii="Arial" w:hAnsi="Arial" w:cs="Arial"/>
               </w:rPr>
-              <w:t>Durante la creazione del poster le immagini del file si sono corrotte, comprese quelle inserite nel pie di pagina del template. È molto probabile che ciò sia accaduto siccome stavo lavorando sulla Condivisa.</w:t>
+              <w:t xml:space="preserve">Durante la creazione del poster le immagini del file si sono corrotte, comprese quelle inserite </w:t>
+            </w:r>
+            <w:proofErr w:type="gramStart"/>
+            <w:r>
+              <w:rPr>
+                <w:rFonts w:ascii="Arial" w:hAnsi="Arial" w:cs="Arial"/>
+              </w:rPr>
+              <w:t>nel pie</w:t>
+            </w:r>
+            <w:proofErr w:type="gramEnd"/>
+            <w:r>
+              <w:rPr>
+                <w:rFonts w:ascii="Arial" w:hAnsi="Arial" w:cs="Arial"/>
+              </w:rPr>
+              <w:t xml:space="preserve"> di pagina del template. È molto probabile che ciò sia accaduto siccome stavo lavorando sulla Condivisa.</w:t>
             </w:r>
           </w:p>
           <w:p>
@@ -9766,6 +10008,7 @@
             <w:r>
               <w:rPr>
                 <w:rFonts w:ascii="Arial" w:hAnsi="Arial" w:cs="Arial"/>
+                <w:noProof/>
               </w:rPr>
               <w:drawing>
                 <wp:anchor distT="0" distB="0" distL="114300" distR="114300" simplePos="0" relativeHeight="251674624" behindDoc="0" locked="0" layoutInCell="1" allowOverlap="1" wp14:anchorId="07F21723" wp14:editId="42F7C8D2">
@@ -10049,6 +10292,7 @@
               <w:rPr>
                 <w:rFonts w:ascii="Arial" w:hAnsi="Arial" w:cs="Arial"/>
               </w:rPr>
+              <w:lastRenderedPageBreak/>
               <w:t>Punto della situazione rispetto alla pianificazione</w:t>
             </w:r>
           </w:p>
@@ -10541,13 +10785,7 @@
           </w:p>
           <w:p>
             <w:pPr>
-              <w:rPr>
-                <w:rFonts w:ascii="Arial" w:hAnsi="Arial" w:cs="Arial"/>
-              </w:rPr>
-            </w:pPr>
-          </w:p>
-          <w:p>
-            <w:pPr>
+              <w:ind w:left="360"/>
               <w:rPr>
                 <w:rFonts w:ascii="Arial" w:hAnsi="Arial" w:cs="Arial"/>
               </w:rPr>
@@ -10692,8 +10930,16 @@
               <w:rPr>
                 <w:rFonts w:ascii="Arial" w:hAnsi="Arial" w:cs="Arial"/>
               </w:rPr>
-              <w:t>Sprint Retrospective</w:t>
-            </w:r>
+              <w:t xml:space="preserve">Sprint </w:t>
+            </w:r>
+            <w:proofErr w:type="spellStart"/>
+            <w:r>
+              <w:rPr>
+                <w:rFonts w:ascii="Arial" w:hAnsi="Arial" w:cs="Arial"/>
+              </w:rPr>
+              <w:t>Retrospective</w:t>
+            </w:r>
+            <w:proofErr w:type="spellEnd"/>
           </w:p>
         </w:tc>
       </w:tr>
@@ -10740,9 +10986,1831 @@
         </w:rPr>
       </w:pPr>
     </w:p>
+    <w:p>
+      <w:pPr>
+        <w:rPr>
+          <w:rFonts w:ascii="Arial" w:hAnsi="Arial" w:cs="Arial"/>
+        </w:rPr>
+      </w:pPr>
+    </w:p>
+    <w:p>
+      <w:pPr>
+        <w:rPr>
+          <w:rFonts w:ascii="Arial" w:hAnsi="Arial" w:cs="Arial"/>
+        </w:rPr>
+      </w:pPr>
+      <w:r>
+        <w:rPr>
+          <w:rFonts w:ascii="Arial" w:hAnsi="Arial" w:cs="Arial"/>
+        </w:rPr>
+        <w:br w:type="page"/>
+      </w:r>
+    </w:p>
+    <w:p>
+      <w:pPr>
+        <w:rPr>
+          <w:rFonts w:ascii="Arial" w:hAnsi="Arial" w:cs="Arial"/>
+        </w:rPr>
+      </w:pPr>
+    </w:p>
+    <w:tbl>
+      <w:tblPr>
+        <w:tblStyle w:val="Grigliatabella"/>
+        <w:tblW w:w="9634" w:type="dxa"/>
+        <w:tblLook w:val="04A0" w:firstRow="1" w:lastRow="0" w:firstColumn="1" w:lastColumn="0" w:noHBand="0" w:noVBand="1"/>
+      </w:tblPr>
+      <w:tblGrid>
+        <w:gridCol w:w="4803"/>
+        <w:gridCol w:w="4831"/>
+      </w:tblGrid>
+      <w:tr>
+        <w:trPr>
+          <w:trHeight w:hRule="exact" w:val="397"/>
+        </w:trPr>
+        <w:tc>
+          <w:tcPr>
+            <w:tcW w:w="4803" w:type="dxa"/>
+            <w:vAlign w:val="center"/>
+          </w:tcPr>
+          <w:p>
+            <w:pPr>
+              <w:rPr>
+                <w:rFonts w:ascii="Arial" w:hAnsi="Arial" w:cs="Arial"/>
+                <w:b/>
+                <w:bCs/>
+              </w:rPr>
+            </w:pPr>
+            <w:r>
+              <w:rPr>
+                <w:rFonts w:ascii="Arial" w:hAnsi="Arial" w:cs="Arial"/>
+                <w:b/>
+                <w:bCs/>
+              </w:rPr>
+              <w:t>Luogo</w:t>
+            </w:r>
+          </w:p>
+        </w:tc>
+        <w:tc>
+          <w:tcPr>
+            <w:tcW w:w="4831" w:type="dxa"/>
+            <w:vAlign w:val="center"/>
+          </w:tcPr>
+          <w:p>
+            <w:pPr>
+              <w:pStyle w:val="Nessunaspaziatura"/>
+              <w:spacing w:before="40" w:line="360" w:lineRule="auto"/>
+              <w:rPr>
+                <w:rFonts w:ascii="Arial" w:hAnsi="Arial" w:cs="Arial"/>
+              </w:rPr>
+            </w:pPr>
+            <w:r>
+              <w:rPr>
+                <w:rFonts w:ascii="Arial" w:hAnsi="Arial" w:cs="Arial"/>
+              </w:rPr>
+              <w:t>Canobbio</w:t>
+            </w:r>
+          </w:p>
+        </w:tc>
+      </w:tr>
+      <w:tr>
+        <w:trPr>
+          <w:trHeight w:hRule="exact" w:val="397"/>
+        </w:trPr>
+        <w:tc>
+          <w:tcPr>
+            <w:tcW w:w="4803" w:type="dxa"/>
+            <w:vAlign w:val="center"/>
+          </w:tcPr>
+          <w:p>
+            <w:pPr>
+              <w:rPr>
+                <w:rFonts w:ascii="Arial" w:hAnsi="Arial" w:cs="Arial"/>
+                <w:b/>
+                <w:bCs/>
+              </w:rPr>
+            </w:pPr>
+            <w:r>
+              <w:rPr>
+                <w:rFonts w:ascii="Arial" w:hAnsi="Arial" w:cs="Arial"/>
+                <w:b/>
+                <w:bCs/>
+              </w:rPr>
+              <w:t>Data</w:t>
+            </w:r>
+          </w:p>
+        </w:tc>
+        <w:tc>
+          <w:tcPr>
+            <w:tcW w:w="4831" w:type="dxa"/>
+            <w:vAlign w:val="center"/>
+          </w:tcPr>
+          <w:p>
+            <w:pPr>
+              <w:rPr>
+                <w:rFonts w:ascii="Arial" w:hAnsi="Arial" w:cs="Arial"/>
+              </w:rPr>
+            </w:pPr>
+            <w:r>
+              <w:rPr>
+                <w:rFonts w:ascii="Arial" w:hAnsi="Arial" w:cs="Arial"/>
+              </w:rPr>
+              <w:t>2</w:t>
+            </w:r>
+            <w:r>
+              <w:rPr>
+                <w:rFonts w:ascii="Arial" w:hAnsi="Arial" w:cs="Arial"/>
+              </w:rPr>
+              <w:t>8</w:t>
+            </w:r>
+            <w:r>
+              <w:rPr>
+                <w:rFonts w:ascii="Arial" w:hAnsi="Arial" w:cs="Arial"/>
+              </w:rPr>
+              <w:t>.03.2026</w:t>
+            </w:r>
+          </w:p>
+        </w:tc>
+      </w:tr>
+    </w:tbl>
+    <w:p>
+      <w:pPr>
+        <w:rPr>
+          <w:rFonts w:ascii="Arial" w:hAnsi="Arial" w:cs="Arial"/>
+        </w:rPr>
+      </w:pPr>
+    </w:p>
+    <w:tbl>
+      <w:tblPr>
+        <w:tblStyle w:val="Grigliatabella"/>
+        <w:tblW w:w="0" w:type="auto"/>
+        <w:tblLook w:val="04A0" w:firstRow="1" w:lastRow="0" w:firstColumn="1" w:lastColumn="0" w:noHBand="0" w:noVBand="1"/>
+      </w:tblPr>
+      <w:tblGrid>
+        <w:gridCol w:w="9628"/>
+      </w:tblGrid>
+      <w:tr>
+        <w:tc>
+          <w:tcPr>
+            <w:tcW w:w="9854" w:type="dxa"/>
+            <w:shd w:val="clear" w:color="auto" w:fill="D9D9D9" w:themeFill="background1" w:themeFillShade="D9"/>
+          </w:tcPr>
+          <w:p>
+            <w:pPr>
+              <w:rPr>
+                <w:rFonts w:ascii="Arial" w:hAnsi="Arial" w:cs="Arial"/>
+              </w:rPr>
+            </w:pPr>
+            <w:r>
+              <w:rPr>
+                <w:rFonts w:ascii="Arial" w:hAnsi="Arial" w:cs="Arial"/>
+              </w:rPr>
+              <w:t>Lavori svolti</w:t>
+            </w:r>
+          </w:p>
+        </w:tc>
+      </w:tr>
+      <w:tr>
+        <w:tc>
+          <w:tcPr>
+            <w:tcW w:w="9854" w:type="dxa"/>
+          </w:tcPr>
+          <w:p>
+            <w:pPr>
+              <w:rPr>
+                <w:rFonts w:ascii="Arial" w:hAnsi="Arial" w:cs="Arial"/>
+                <w:b/>
+                <w:bCs/>
+              </w:rPr>
+            </w:pPr>
+            <w:r>
+              <w:rPr>
+                <w:rFonts w:ascii="Arial" w:hAnsi="Arial" w:cs="Arial"/>
+                <w:b/>
+                <w:bCs/>
+              </w:rPr>
+              <w:t>Kilian:</w:t>
+            </w:r>
+          </w:p>
+          <w:p>
+            <w:pPr>
+              <w:pStyle w:val="Paragrafoelenco"/>
+              <w:numPr>
+                <w:ilvl w:val="0"/>
+                <w:numId w:val="31"/>
+              </w:numPr>
+              <w:rPr>
+                <w:rFonts w:ascii="Arial" w:hAnsi="Arial" w:cs="Arial"/>
+              </w:rPr>
+            </w:pPr>
+            <w:r>
+              <w:rPr>
+                <w:rFonts w:ascii="Arial" w:hAnsi="Arial" w:cs="Arial"/>
+              </w:rPr>
+              <w:t xml:space="preserve">Fix al branch di GitHub (9:30 – 10:25), documentazione dell’implementazione </w:t>
+            </w:r>
+            <w:r>
+              <w:rPr>
+                <w:rFonts w:ascii="Arial" w:hAnsi="Arial" w:cs="Arial"/>
+              </w:rPr>
+              <w:t>(10:35 – 12:30)</w:t>
+            </w:r>
+          </w:p>
+          <w:p>
+            <w:pPr>
+              <w:rPr>
+                <w:rFonts w:ascii="Arial" w:hAnsi="Arial" w:cs="Arial"/>
+              </w:rPr>
+            </w:pPr>
+          </w:p>
+          <w:p>
+            <w:pPr>
+              <w:rPr>
+                <w:rFonts w:ascii="Arial" w:hAnsi="Arial" w:cs="Arial"/>
+                <w:b/>
+                <w:bCs/>
+              </w:rPr>
+            </w:pPr>
+            <w:r>
+              <w:rPr>
+                <w:rFonts w:ascii="Arial" w:hAnsi="Arial" w:cs="Arial"/>
+                <w:b/>
+                <w:bCs/>
+              </w:rPr>
+              <w:t>Luca</w:t>
+            </w:r>
+            <w:r>
+              <w:rPr>
+                <w:rFonts w:ascii="Arial" w:hAnsi="Arial" w:cs="Arial"/>
+                <w:b/>
+                <w:bCs/>
+              </w:rPr>
+              <w:t>:</w:t>
+            </w:r>
+          </w:p>
+          <w:p>
+            <w:pPr>
+              <w:pStyle w:val="Paragrafoelenco"/>
+              <w:numPr>
+                <w:ilvl w:val="0"/>
+                <w:numId w:val="41"/>
+              </w:numPr>
+              <w:rPr>
+                <w:rFonts w:ascii="Arial" w:hAnsi="Arial" w:cs="Arial"/>
+              </w:rPr>
+            </w:pPr>
+            <w:r>
+              <w:rPr>
+                <w:rFonts w:ascii="Arial" w:hAnsi="Arial" w:cs="Arial"/>
+              </w:rPr>
+              <w:t>Aggiunta delle collisioni all</w:t>
+            </w:r>
+            <w:r>
+              <w:rPr>
+                <w:rFonts w:ascii="Arial" w:hAnsi="Arial" w:cs="Arial"/>
+              </w:rPr>
+              <w:t>a baita (non implementate su Blender), fix alla texture del materiale per risolvere la luce della torcia buggata in certe angolazioni.</w:t>
+            </w:r>
+          </w:p>
+          <w:p>
+            <w:pPr>
+              <w:rPr>
+                <w:rFonts w:ascii="Arial" w:hAnsi="Arial" w:cs="Arial"/>
+              </w:rPr>
+            </w:pPr>
+          </w:p>
+          <w:p>
+            <w:pPr>
+              <w:rPr>
+                <w:rFonts w:ascii="Arial" w:hAnsi="Arial" w:cs="Arial"/>
+                <w:b/>
+                <w:bCs/>
+              </w:rPr>
+            </w:pPr>
+            <w:r>
+              <w:rPr>
+                <w:rFonts w:ascii="Arial" w:hAnsi="Arial" w:cs="Arial"/>
+                <w:b/>
+                <w:bCs/>
+              </w:rPr>
+              <w:t>Ruben:</w:t>
+            </w:r>
+          </w:p>
+          <w:p>
+            <w:pPr>
+              <w:pStyle w:val="Paragrafoelenco"/>
+              <w:numPr>
+                <w:ilvl w:val="0"/>
+                <w:numId w:val="41"/>
+              </w:numPr>
+              <w:rPr>
+                <w:rFonts w:ascii="Arial" w:hAnsi="Arial" w:cs="Arial"/>
+              </w:rPr>
+            </w:pPr>
+            <w:r>
+              <w:rPr>
+                <w:rFonts w:ascii="Arial" w:hAnsi="Arial" w:cs="Arial"/>
+              </w:rPr>
+              <w:t>Texture del mostro</w:t>
+            </w:r>
+          </w:p>
+          <w:p>
+            <w:pPr>
+              <w:rPr>
+                <w:rFonts w:ascii="Arial" w:hAnsi="Arial" w:cs="Arial"/>
+              </w:rPr>
+            </w:pPr>
+          </w:p>
+        </w:tc>
+      </w:tr>
+    </w:tbl>
+    <w:p>
+      <w:pPr>
+        <w:rPr>
+          <w:rFonts w:ascii="Arial" w:hAnsi="Arial" w:cs="Arial"/>
+        </w:rPr>
+      </w:pPr>
+    </w:p>
+    <w:tbl>
+      <w:tblPr>
+        <w:tblStyle w:val="Grigliatabella"/>
+        <w:tblW w:w="0" w:type="auto"/>
+        <w:tblLook w:val="04A0" w:firstRow="1" w:lastRow="0" w:firstColumn="1" w:lastColumn="0" w:noHBand="0" w:noVBand="1"/>
+      </w:tblPr>
+      <w:tblGrid>
+        <w:gridCol w:w="9628"/>
+      </w:tblGrid>
+      <w:tr>
+        <w:tc>
+          <w:tcPr>
+            <w:tcW w:w="9854" w:type="dxa"/>
+            <w:shd w:val="clear" w:color="auto" w:fill="D9D9D9" w:themeFill="background1" w:themeFillShade="D9"/>
+          </w:tcPr>
+          <w:p>
+            <w:pPr>
+              <w:rPr>
+                <w:rFonts w:ascii="Arial" w:hAnsi="Arial" w:cs="Arial"/>
+              </w:rPr>
+            </w:pPr>
+            <w:r>
+              <w:rPr>
+                <w:rFonts w:ascii="Arial" w:hAnsi="Arial" w:cs="Arial"/>
+              </w:rPr>
+              <w:t>Problemi riscontrati e soluzioni adottate</w:t>
+            </w:r>
+          </w:p>
+        </w:tc>
+      </w:tr>
+      <w:tr>
+        <w:trPr>
+          <w:trHeight w:val="2484"/>
+        </w:trPr>
+        <w:tc>
+          <w:tcPr>
+            <w:tcW w:w="9854" w:type="dxa"/>
+          </w:tcPr>
+          <w:p>
+            <w:pPr>
+              <w:rPr>
+                <w:rFonts w:ascii="Arial" w:hAnsi="Arial" w:cs="Arial"/>
+                <w:b/>
+                <w:bCs/>
+              </w:rPr>
+            </w:pPr>
+            <w:r>
+              <w:rPr>
+                <w:rFonts w:ascii="Arial" w:hAnsi="Arial" w:cs="Arial"/>
+                <w:b/>
+                <w:bCs/>
+              </w:rPr>
+              <w:t>Kilian:</w:t>
+            </w:r>
+          </w:p>
+          <w:p>
+            <w:pPr>
+              <w:pStyle w:val="Paragrafoelenco"/>
+              <w:numPr>
+                <w:ilvl w:val="0"/>
+                <w:numId w:val="41"/>
+              </w:numPr>
+              <w:rPr>
+                <w:rFonts w:ascii="Arial" w:hAnsi="Arial" w:cs="Arial"/>
+              </w:rPr>
+            </w:pPr>
+            <w:r>
+              <w:rPr>
+                <w:rFonts w:ascii="Arial" w:hAnsi="Arial" w:cs="Arial"/>
+              </w:rPr>
+              <w:t>Il branch GitHub del mio progetto non era raggiungibile. Ho seguito il seguente procedimento per risolvere il problema:</w:t>
+            </w:r>
+          </w:p>
+          <w:p>
+            <w:pPr>
+              <w:pStyle w:val="Paragrafoelenco"/>
+              <w:numPr>
+                <w:ilvl w:val="1"/>
+                <w:numId w:val="41"/>
+              </w:numPr>
+              <w:rPr>
+                <w:rFonts w:ascii="Arial" w:hAnsi="Arial" w:cs="Arial"/>
+                <w:i/>
+                <w:iCs/>
+              </w:rPr>
+            </w:pPr>
+            <w:r>
+              <w:rPr>
+                <w:rFonts w:ascii="Arial" w:hAnsi="Arial" w:cs="Arial"/>
+                <w:i/>
+                <w:iCs/>
+              </w:rPr>
+              <w:t>git checkout personaggio</w:t>
+            </w:r>
+          </w:p>
+          <w:p>
+            <w:pPr>
+              <w:pStyle w:val="Paragrafoelenco"/>
+              <w:numPr>
+                <w:ilvl w:val="1"/>
+                <w:numId w:val="41"/>
+              </w:numPr>
+              <w:rPr>
+                <w:rFonts w:ascii="Arial" w:hAnsi="Arial" w:cs="Arial"/>
+              </w:rPr>
+            </w:pPr>
+            <w:r>
+              <w:rPr>
+                <w:rFonts w:ascii="Arial" w:hAnsi="Arial" w:cs="Arial"/>
+                <w:i/>
+                <w:iCs/>
+              </w:rPr>
+              <w:t>git branch</w:t>
+            </w:r>
+            <w:r>
+              <w:rPr>
+                <w:rFonts w:ascii="Arial" w:hAnsi="Arial" w:cs="Arial"/>
+              </w:rPr>
+              <w:t xml:space="preserve"> e </w:t>
+            </w:r>
+            <w:r>
+              <w:rPr>
+                <w:rFonts w:ascii="Arial" w:hAnsi="Arial" w:cs="Arial"/>
+                <w:i/>
+                <w:iCs/>
+              </w:rPr>
+              <w:t>git branch -r</w:t>
+            </w:r>
+            <w:r>
+              <w:rPr>
+                <w:rFonts w:ascii="Arial" w:hAnsi="Arial" w:cs="Arial"/>
+              </w:rPr>
+              <w:t xml:space="preserve"> per verifi</w:t>
+            </w:r>
+            <w:r>
+              <w:rPr>
+                <w:rFonts w:ascii="Arial" w:hAnsi="Arial" w:cs="Arial"/>
+              </w:rPr>
+              <w:t>care l’esistenza del branch</w:t>
+            </w:r>
+          </w:p>
+          <w:p>
+            <w:pPr>
+              <w:rPr>
+                <w:rFonts w:ascii="Arial" w:hAnsi="Arial" w:cs="Arial"/>
+              </w:rPr>
+            </w:pPr>
+            <w:r>
+              <w:rPr>
+                <w:rFonts w:ascii="Arial" w:hAnsi="Arial" w:cs="Arial"/>
+              </w:rPr>
+              <w:drawing>
+                <wp:anchor distT="0" distB="0" distL="114300" distR="114300" simplePos="0" relativeHeight="251675648" behindDoc="0" locked="0" layoutInCell="1" allowOverlap="1" wp14:anchorId="605F4212" wp14:editId="5A7B12A8">
+                  <wp:simplePos x="0" y="0"/>
+                  <wp:positionH relativeFrom="column">
+                    <wp:posOffset>265018</wp:posOffset>
+                  </wp:positionH>
+                  <wp:positionV relativeFrom="paragraph">
+                    <wp:posOffset>110457</wp:posOffset>
+                  </wp:positionV>
+                  <wp:extent cx="2998470" cy="975995"/>
+                  <wp:effectExtent l="0" t="0" r="0" b="0"/>
+                  <wp:wrapThrough wrapText="bothSides">
+                    <wp:wrapPolygon edited="0">
+                      <wp:start x="0" y="0"/>
+                      <wp:lineTo x="0" y="21080"/>
+                      <wp:lineTo x="21408" y="21080"/>
+                      <wp:lineTo x="21408" y="0"/>
+                      <wp:lineTo x="0" y="0"/>
+                    </wp:wrapPolygon>
+                  </wp:wrapThrough>
+                  <wp:docPr id="8" name="Immagine 8"/>
+                  <wp:cNvGraphicFramePr>
+                    <a:graphicFrameLocks xmlns:a="http://schemas.openxmlformats.org/drawingml/2006/main" noChangeAspect="1"/>
+                  </wp:cNvGraphicFramePr>
+                  <a:graphic xmlns:a="http://schemas.openxmlformats.org/drawingml/2006/main">
+                    <a:graphicData uri="http://schemas.openxmlformats.org/drawingml/2006/picture">
+                      <pic:pic xmlns:pic="http://schemas.openxmlformats.org/drawingml/2006/picture">
+                        <pic:nvPicPr>
+                          <pic:cNvPr id="1" name=""/>
+                          <pic:cNvPicPr/>
+                        </pic:nvPicPr>
+                        <pic:blipFill rotWithShape="1">
+                          <a:blip r:embed="rId23">
+                            <a:extLst>
+                              <a:ext uri="{28A0092B-C50C-407E-A947-70E740481C1C}">
+                                <a14:useLocalDpi xmlns:a14="http://schemas.microsoft.com/office/drawing/2010/main" val="0"/>
+                              </a:ext>
+                            </a:extLst>
+                          </a:blip>
+                          <a:srcRect r="12022"/>
+                          <a:stretch/>
+                        </pic:blipFill>
+                        <pic:spPr bwMode="auto">
+                          <a:xfrm>
+                            <a:off x="0" y="0"/>
+                            <a:ext cx="2998470" cy="975995"/>
+                          </a:xfrm>
+                          <a:prstGeom prst="rect">
+                            <a:avLst/>
+                          </a:prstGeom>
+                          <a:ln>
+                            <a:noFill/>
+                          </a:ln>
+                          <a:extLst>
+                            <a:ext uri="{53640926-AAD7-44D8-BBD7-CCE9431645EC}">
+                              <a14:shadowObscured xmlns:a14="http://schemas.microsoft.com/office/drawing/2010/main"/>
+                            </a:ext>
+                          </a:extLst>
+                        </pic:spPr>
+                      </pic:pic>
+                    </a:graphicData>
+                  </a:graphic>
+                  <wp14:sizeRelH relativeFrom="margin">
+                    <wp14:pctWidth>0</wp14:pctWidth>
+                  </wp14:sizeRelH>
+                  <wp14:sizeRelV relativeFrom="margin">
+                    <wp14:pctHeight>0</wp14:pctHeight>
+                  </wp14:sizeRelV>
+                </wp:anchor>
+              </w:drawing>
+            </w:r>
+          </w:p>
+          <w:p>
+            <w:pPr>
+              <w:rPr>
+                <w:rFonts w:ascii="Arial" w:hAnsi="Arial" w:cs="Arial"/>
+              </w:rPr>
+            </w:pPr>
+          </w:p>
+          <w:p>
+            <w:pPr>
+              <w:rPr>
+                <w:rFonts w:ascii="Arial" w:hAnsi="Arial" w:cs="Arial"/>
+              </w:rPr>
+            </w:pPr>
+            <w:r>
+              <w:rPr>
+                <w:rFonts w:ascii="Arial" w:hAnsi="Arial" w:cs="Arial"/>
+              </w:rPr>
+              <w:t>&gt;&gt; Il repository esisteva in locale</w:t>
+            </w:r>
+          </w:p>
+          <w:p>
+            <w:pPr>
+              <w:rPr>
+                <w:rFonts w:ascii="Arial" w:hAnsi="Arial" w:cs="Arial"/>
+              </w:rPr>
+            </w:pPr>
+          </w:p>
+          <w:p>
+            <w:pPr>
+              <w:rPr>
+                <w:rFonts w:ascii="Arial" w:hAnsi="Arial" w:cs="Arial"/>
+              </w:rPr>
+            </w:pPr>
+          </w:p>
+          <w:p>
+            <w:pPr>
+              <w:rPr>
+                <w:rFonts w:ascii="Arial" w:hAnsi="Arial" w:cs="Arial"/>
+              </w:rPr>
+            </w:pPr>
+            <w:r>
+              <w:rPr>
+                <w:rFonts w:ascii="Arial" w:hAnsi="Arial" w:cs="Arial"/>
+              </w:rPr>
+              <w:t>&gt;&gt; … ma non in remoto</w:t>
+            </w:r>
+          </w:p>
+          <w:p>
+            <w:pPr>
+              <w:rPr>
+                <w:rFonts w:ascii="Arial" w:hAnsi="Arial" w:cs="Arial"/>
+              </w:rPr>
+            </w:pPr>
+          </w:p>
+          <w:p>
+            <w:pPr>
+              <w:rPr>
+                <w:rFonts w:ascii="Arial" w:hAnsi="Arial" w:cs="Arial"/>
+              </w:rPr>
+            </w:pPr>
+          </w:p>
+          <w:p>
+            <w:pPr>
+              <w:pStyle w:val="Paragrafoelenco"/>
+              <w:numPr>
+                <w:ilvl w:val="1"/>
+                <w:numId w:val="41"/>
+              </w:numPr>
+              <w:rPr>
+                <w:rFonts w:ascii="Arial" w:hAnsi="Arial" w:cs="Arial"/>
+              </w:rPr>
+            </w:pPr>
+            <w:r>
+              <w:rPr>
+                <w:rFonts w:ascii="Arial" w:hAnsi="Arial" w:cs="Arial"/>
+                <w:i/>
+                <w:iCs/>
+              </w:rPr>
+              <w:t xml:space="preserve">git push -u origin </w:t>
+            </w:r>
+            <w:r>
+              <w:rPr>
+                <w:rFonts w:ascii="Arial" w:hAnsi="Arial" w:cs="Arial"/>
+                <w:b/>
+                <w:bCs/>
+                <w:i/>
+                <w:iCs/>
+              </w:rPr>
+              <w:t>personaggio</w:t>
+            </w:r>
+            <w:r>
+              <w:rPr>
+                <w:rFonts w:ascii="Arial" w:hAnsi="Arial" w:cs="Arial"/>
+                <w:i/>
+                <w:iCs/>
+              </w:rPr>
+              <w:t xml:space="preserve"> </w:t>
+            </w:r>
+            <w:r>
+              <w:rPr>
+                <w:rFonts w:ascii="Arial" w:hAnsi="Arial" w:cs="Arial"/>
+              </w:rPr>
+              <w:t>per caricare tutti i file del main</w:t>
+            </w:r>
+            <w:r>
+              <w:rPr>
+                <w:rFonts w:ascii="Arial" w:hAnsi="Arial" w:cs="Arial"/>
+              </w:rPr>
+              <w:t xml:space="preserve"> all’interno di un nuovo branch chiamato “personaggio”</w:t>
+            </w:r>
+          </w:p>
+          <w:p>
+            <w:pPr>
+              <w:pStyle w:val="Paragrafoelenco"/>
+              <w:numPr>
+                <w:ilvl w:val="1"/>
+                <w:numId w:val="41"/>
+              </w:numPr>
+              <w:rPr>
+                <w:rFonts w:ascii="Arial" w:hAnsi="Arial" w:cs="Arial"/>
+              </w:rPr>
+            </w:pPr>
+            <w:r>
+              <w:rPr>
+                <w:rFonts w:ascii="Arial" w:hAnsi="Arial" w:cs="Arial"/>
+              </w:rPr>
+              <w:t>In sequenza: add, commit e push della cartella “5_Applicativo” e del file “.gitignore” allo stesso livello delle cartelle dall’1 al 7</w:t>
+            </w:r>
+          </w:p>
+          <w:p>
+            <w:pPr>
+              <w:rPr>
+                <w:rFonts w:ascii="Arial" w:hAnsi="Arial" w:cs="Arial"/>
+              </w:rPr>
+            </w:pPr>
+            <w:r>
+              <w:rPr>
+                <w:rFonts w:ascii="Arial" w:hAnsi="Arial" w:cs="Arial"/>
+              </w:rPr>
+              <w:drawing>
+                <wp:anchor distT="0" distB="0" distL="114300" distR="114300" simplePos="0" relativeHeight="251676672" behindDoc="0" locked="0" layoutInCell="1" allowOverlap="1" wp14:anchorId="70EA189E" wp14:editId="72591106">
+                  <wp:simplePos x="0" y="0"/>
+                  <wp:positionH relativeFrom="column">
+                    <wp:posOffset>210125</wp:posOffset>
+                  </wp:positionH>
+                  <wp:positionV relativeFrom="paragraph">
+                    <wp:posOffset>17505</wp:posOffset>
+                  </wp:positionV>
+                  <wp:extent cx="4239491" cy="1219766"/>
+                  <wp:effectExtent l="0" t="0" r="0" b="0"/>
+                  <wp:wrapThrough wrapText="bothSides">
+                    <wp:wrapPolygon edited="0">
+                      <wp:start x="0" y="0"/>
+                      <wp:lineTo x="0" y="21263"/>
+                      <wp:lineTo x="21451" y="21263"/>
+                      <wp:lineTo x="21451" y="0"/>
+                      <wp:lineTo x="0" y="0"/>
+                    </wp:wrapPolygon>
+                  </wp:wrapThrough>
+                  <wp:docPr id="15" name="Immagine 15"/>
+                  <wp:cNvGraphicFramePr>
+                    <a:graphicFrameLocks xmlns:a="http://schemas.openxmlformats.org/drawingml/2006/main" noChangeAspect="1"/>
+                  </wp:cNvGraphicFramePr>
+                  <a:graphic xmlns:a="http://schemas.openxmlformats.org/drawingml/2006/main">
+                    <a:graphicData uri="http://schemas.openxmlformats.org/drawingml/2006/picture">
+                      <pic:pic xmlns:pic="http://schemas.openxmlformats.org/drawingml/2006/picture">
+                        <pic:nvPicPr>
+                          <pic:cNvPr id="1" name=""/>
+                          <pic:cNvPicPr/>
+                        </pic:nvPicPr>
+                        <pic:blipFill>
+                          <a:blip r:embed="rId24">
+                            <a:extLst>
+                              <a:ext uri="{28A0092B-C50C-407E-A947-70E740481C1C}">
+                                <a14:useLocalDpi xmlns:a14="http://schemas.microsoft.com/office/drawing/2010/main" val="0"/>
+                              </a:ext>
+                            </a:extLst>
+                          </a:blip>
+                          <a:stretch>
+                            <a:fillRect/>
+                          </a:stretch>
+                        </pic:blipFill>
+                        <pic:spPr>
+                          <a:xfrm>
+                            <a:off x="0" y="0"/>
+                            <a:ext cx="4239491" cy="1219766"/>
+                          </a:xfrm>
+                          <a:prstGeom prst="rect">
+                            <a:avLst/>
+                          </a:prstGeom>
+                        </pic:spPr>
+                      </pic:pic>
+                    </a:graphicData>
+                  </a:graphic>
+                </wp:anchor>
+              </w:drawing>
+            </w:r>
+          </w:p>
+          <w:p>
+            <w:pPr>
+              <w:rPr>
+                <w:rFonts w:ascii="Arial" w:hAnsi="Arial" w:cs="Arial"/>
+              </w:rPr>
+            </w:pPr>
+          </w:p>
+          <w:p>
+            <w:pPr>
+              <w:rPr>
+                <w:rFonts w:ascii="Arial" w:hAnsi="Arial" w:cs="Arial"/>
+              </w:rPr>
+            </w:pPr>
+          </w:p>
+          <w:p>
+            <w:pPr>
+              <w:rPr>
+                <w:rFonts w:ascii="Arial" w:hAnsi="Arial" w:cs="Arial"/>
+              </w:rPr>
+            </w:pPr>
+          </w:p>
+          <w:p>
+            <w:pPr>
+              <w:rPr>
+                <w:rFonts w:ascii="Arial" w:hAnsi="Arial" w:cs="Arial"/>
+              </w:rPr>
+            </w:pPr>
+          </w:p>
+          <w:p>
+            <w:pPr>
+              <w:rPr>
+                <w:rFonts w:ascii="Arial" w:hAnsi="Arial" w:cs="Arial"/>
+              </w:rPr>
+            </w:pPr>
+          </w:p>
+          <w:p>
+            <w:pPr>
+              <w:rPr>
+                <w:rFonts w:ascii="Arial" w:hAnsi="Arial" w:cs="Arial"/>
+              </w:rPr>
+            </w:pPr>
+          </w:p>
+          <w:p>
+            <w:pPr>
+              <w:rPr>
+                <w:rFonts w:ascii="Arial" w:hAnsi="Arial" w:cs="Arial"/>
+              </w:rPr>
+            </w:pPr>
+          </w:p>
+          <w:p>
+            <w:pPr>
+              <w:rPr>
+                <w:rFonts w:ascii="Arial" w:hAnsi="Arial" w:cs="Arial"/>
+              </w:rPr>
+            </w:pPr>
+          </w:p>
+          <w:p>
+            <w:pPr>
+              <w:rPr>
+                <w:rFonts w:ascii="Arial" w:hAnsi="Arial" w:cs="Arial"/>
+              </w:rPr>
+            </w:pPr>
+            <w:r>
+              <w:rPr>
+                <w:rFonts w:ascii="Arial" w:hAnsi="Arial" w:cs="Arial"/>
+              </w:rPr>
+              <w:lastRenderedPageBreak/>
+              <w:drawing>
+                <wp:anchor distT="0" distB="0" distL="114300" distR="114300" simplePos="0" relativeHeight="251677696" behindDoc="0" locked="0" layoutInCell="1" allowOverlap="1" wp14:anchorId="21C91103" wp14:editId="77696019">
+                  <wp:simplePos x="0" y="0"/>
+                  <wp:positionH relativeFrom="column">
+                    <wp:posOffset>276737</wp:posOffset>
+                  </wp:positionH>
+                  <wp:positionV relativeFrom="paragraph">
+                    <wp:posOffset>68291</wp:posOffset>
+                  </wp:positionV>
+                  <wp:extent cx="3034030" cy="1749425"/>
+                  <wp:effectExtent l="0" t="0" r="0" b="3175"/>
+                  <wp:wrapThrough wrapText="bothSides">
+                    <wp:wrapPolygon edited="0">
+                      <wp:start x="0" y="0"/>
+                      <wp:lineTo x="0" y="21404"/>
+                      <wp:lineTo x="21428" y="21404"/>
+                      <wp:lineTo x="21428" y="0"/>
+                      <wp:lineTo x="0" y="0"/>
+                    </wp:wrapPolygon>
+                  </wp:wrapThrough>
+                  <wp:docPr id="16" name="Immagine 16"/>
+                  <wp:cNvGraphicFramePr>
+                    <a:graphicFrameLocks xmlns:a="http://schemas.openxmlformats.org/drawingml/2006/main" noChangeAspect="1"/>
+                  </wp:cNvGraphicFramePr>
+                  <a:graphic xmlns:a="http://schemas.openxmlformats.org/drawingml/2006/main">
+                    <a:graphicData uri="http://schemas.openxmlformats.org/drawingml/2006/picture">
+                      <pic:pic xmlns:pic="http://schemas.openxmlformats.org/drawingml/2006/picture">
+                        <pic:nvPicPr>
+                          <pic:cNvPr id="1" name=""/>
+                          <pic:cNvPicPr/>
+                        </pic:nvPicPr>
+                        <pic:blipFill>
+                          <a:blip r:embed="rId25" cstate="print">
+                            <a:extLst>
+                              <a:ext uri="{28A0092B-C50C-407E-A947-70E740481C1C}">
+                                <a14:useLocalDpi xmlns:a14="http://schemas.microsoft.com/office/drawing/2010/main" val="0"/>
+                              </a:ext>
+                            </a:extLst>
+                          </a:blip>
+                          <a:stretch>
+                            <a:fillRect/>
+                          </a:stretch>
+                        </pic:blipFill>
+                        <pic:spPr>
+                          <a:xfrm>
+                            <a:off x="0" y="0"/>
+                            <a:ext cx="3034030" cy="1749425"/>
+                          </a:xfrm>
+                          <a:prstGeom prst="rect">
+                            <a:avLst/>
+                          </a:prstGeom>
+                        </pic:spPr>
+                      </pic:pic>
+                    </a:graphicData>
+                  </a:graphic>
+                  <wp14:sizeRelH relativeFrom="margin">
+                    <wp14:pctWidth>0</wp14:pctWidth>
+                  </wp14:sizeRelH>
+                  <wp14:sizeRelV relativeFrom="margin">
+                    <wp14:pctHeight>0</wp14:pctHeight>
+                  </wp14:sizeRelV>
+                </wp:anchor>
+              </w:drawing>
+            </w:r>
+          </w:p>
+          <w:p>
+            <w:pPr>
+              <w:rPr>
+                <w:rFonts w:ascii="Arial" w:hAnsi="Arial" w:cs="Arial"/>
+              </w:rPr>
+            </w:pPr>
+          </w:p>
+          <w:p>
+            <w:pPr>
+              <w:rPr>
+                <w:rFonts w:ascii="Arial" w:hAnsi="Arial" w:cs="Arial"/>
+              </w:rPr>
+            </w:pPr>
+          </w:p>
+          <w:p>
+            <w:pPr>
+              <w:rPr>
+                <w:rFonts w:ascii="Arial" w:hAnsi="Arial" w:cs="Arial"/>
+              </w:rPr>
+            </w:pPr>
+          </w:p>
+          <w:p>
+            <w:pPr>
+              <w:rPr>
+                <w:rFonts w:ascii="Arial" w:hAnsi="Arial" w:cs="Arial"/>
+              </w:rPr>
+            </w:pPr>
+          </w:p>
+          <w:p>
+            <w:pPr>
+              <w:rPr>
+                <w:rFonts w:ascii="Arial" w:hAnsi="Arial" w:cs="Arial"/>
+              </w:rPr>
+            </w:pPr>
+          </w:p>
+          <w:p>
+            <w:pPr>
+              <w:rPr>
+                <w:rFonts w:ascii="Arial" w:hAnsi="Arial" w:cs="Arial"/>
+              </w:rPr>
+            </w:pPr>
+            <w:r>
+              <w:rPr>
+                <w:rFonts w:ascii="Arial" w:hAnsi="Arial" w:cs="Arial"/>
+              </w:rPr>
+              <w:t>&gt;&gt; La sequenza di comandi è avvenuta con successo ed il repository si è creato.</w:t>
+            </w:r>
+          </w:p>
+          <w:p>
+            <w:pPr>
+              <w:rPr>
+                <w:rFonts w:ascii="Arial" w:hAnsi="Arial" w:cs="Arial"/>
+              </w:rPr>
+            </w:pPr>
+          </w:p>
+          <w:p>
+            <w:pPr>
+              <w:rPr>
+                <w:rFonts w:ascii="Arial" w:hAnsi="Arial" w:cs="Arial"/>
+              </w:rPr>
+            </w:pPr>
+          </w:p>
+          <w:p>
+            <w:pPr>
+              <w:rPr>
+                <w:rFonts w:ascii="Arial" w:hAnsi="Arial" w:cs="Arial"/>
+              </w:rPr>
+            </w:pPr>
+          </w:p>
+          <w:p>
+            <w:pPr>
+              <w:rPr>
+                <w:rFonts w:ascii="Arial" w:hAnsi="Arial" w:cs="Arial"/>
+              </w:rPr>
+            </w:pPr>
+          </w:p>
+          <w:p>
+            <w:pPr>
+              <w:pStyle w:val="Paragrafoelenco"/>
+              <w:numPr>
+                <w:ilvl w:val="0"/>
+                <w:numId w:val="41"/>
+              </w:numPr>
+              <w:rPr>
+                <w:rFonts w:ascii="Arial" w:hAnsi="Arial" w:cs="Arial"/>
+              </w:rPr>
+            </w:pPr>
+            <w:r>
+              <w:rPr>
+                <w:rFonts w:ascii="Arial" w:hAnsi="Arial" w:cs="Arial"/>
+              </w:rPr>
+              <w:t>Grandi difficoltà incontrate nello scrivere la documentazione</w:t>
+            </w:r>
+          </w:p>
+          <w:p>
+            <w:pPr>
+              <w:rPr>
+                <w:rFonts w:ascii="Arial" w:hAnsi="Arial" w:cs="Arial"/>
+              </w:rPr>
+            </w:pPr>
+          </w:p>
+          <w:p>
+            <w:pPr>
+              <w:rPr>
+                <w:rFonts w:ascii="Arial" w:hAnsi="Arial" w:cs="Arial"/>
+                <w:b/>
+                <w:bCs/>
+              </w:rPr>
+            </w:pPr>
+            <w:r>
+              <w:rPr>
+                <w:rFonts w:ascii="Arial" w:hAnsi="Arial" w:cs="Arial"/>
+                <w:b/>
+                <w:bCs/>
+              </w:rPr>
+              <w:t>Ruben:</w:t>
+            </w:r>
+          </w:p>
+          <w:p>
+            <w:pPr>
+              <w:pStyle w:val="Paragrafoelenco"/>
+              <w:numPr>
+                <w:ilvl w:val="0"/>
+                <w:numId w:val="41"/>
+              </w:numPr>
+              <w:rPr>
+                <w:rFonts w:ascii="Arial" w:hAnsi="Arial" w:cs="Arial"/>
+              </w:rPr>
+            </w:pPr>
+            <w:r>
+              <w:rPr>
+                <w:rFonts w:ascii="Arial" w:hAnsi="Arial" w:cs="Arial"/>
+              </w:rPr>
+              <w:t>I poligoni del mostro sono innumerevoli ed hanno causato numerosi crash, non è stata ancora trovata una soluzione a questo problema.</w:t>
+            </w:r>
+          </w:p>
+          <w:p>
+            <w:pPr>
+              <w:rPr>
+                <w:rFonts w:ascii="Arial" w:hAnsi="Arial" w:cs="Arial"/>
+              </w:rPr>
+            </w:pPr>
+          </w:p>
+          <w:p>
+            <w:pPr>
+              <w:rPr>
+                <w:rFonts w:ascii="Arial" w:hAnsi="Arial" w:cs="Arial"/>
+                <w:b/>
+                <w:bCs/>
+              </w:rPr>
+            </w:pPr>
+            <w:r>
+              <w:rPr>
+                <w:rFonts w:ascii="Arial" w:hAnsi="Arial" w:cs="Arial"/>
+                <w:b/>
+                <w:bCs/>
+              </w:rPr>
+              <w:t>Luca:</w:t>
+            </w:r>
+          </w:p>
+          <w:p>
+            <w:pPr>
+              <w:pStyle w:val="Paragrafoelenco"/>
+              <w:numPr>
+                <w:ilvl w:val="0"/>
+                <w:numId w:val="41"/>
+              </w:numPr>
+              <w:rPr>
+                <w:rFonts w:ascii="Arial" w:hAnsi="Arial" w:cs="Arial"/>
+              </w:rPr>
+            </w:pPr>
+            <w:r>
+              <w:rPr>
+                <w:rFonts w:ascii="Arial" w:hAnsi="Arial" w:cs="Arial"/>
+              </w:rPr>
+              <w:t>Nessuno</w:t>
+            </w:r>
+          </w:p>
+          <w:p>
+            <w:pPr>
+              <w:rPr>
+                <w:rFonts w:ascii="Arial" w:hAnsi="Arial" w:cs="Arial"/>
+                <w:b/>
+                <w:bCs/>
+              </w:rPr>
+            </w:pPr>
+          </w:p>
+        </w:tc>
+      </w:tr>
+    </w:tbl>
+    <w:p>
+      <w:pPr>
+        <w:rPr>
+          <w:rFonts w:ascii="Arial" w:hAnsi="Arial" w:cs="Arial"/>
+        </w:rPr>
+      </w:pPr>
+    </w:p>
+    <w:tbl>
+      <w:tblPr>
+        <w:tblStyle w:val="Grigliatabella"/>
+        <w:tblW w:w="0" w:type="auto"/>
+        <w:tblLook w:val="04A0" w:firstRow="1" w:lastRow="0" w:firstColumn="1" w:lastColumn="0" w:noHBand="0" w:noVBand="1"/>
+      </w:tblPr>
+      <w:tblGrid>
+        <w:gridCol w:w="9628"/>
+      </w:tblGrid>
+      <w:tr>
+        <w:tc>
+          <w:tcPr>
+            <w:tcW w:w="9854" w:type="dxa"/>
+            <w:shd w:val="clear" w:color="auto" w:fill="D9D9D9" w:themeFill="background1" w:themeFillShade="D9"/>
+          </w:tcPr>
+          <w:p>
+            <w:pPr>
+              <w:rPr>
+                <w:rFonts w:ascii="Arial" w:hAnsi="Arial" w:cs="Arial"/>
+              </w:rPr>
+            </w:pPr>
+            <w:r>
+              <w:rPr>
+                <w:rFonts w:ascii="Arial" w:hAnsi="Arial" w:cs="Arial"/>
+              </w:rPr>
+              <w:t>Punto della situazione rispetto alla pianificazione</w:t>
+            </w:r>
+          </w:p>
+        </w:tc>
+      </w:tr>
+      <w:tr>
+        <w:tc>
+          <w:tcPr>
+            <w:tcW w:w="9854" w:type="dxa"/>
+          </w:tcPr>
+          <w:p>
+            <w:pPr>
+              <w:rPr>
+                <w:rFonts w:ascii="Arial" w:hAnsi="Arial" w:cs="Arial"/>
+              </w:rPr>
+            </w:pPr>
+          </w:p>
+        </w:tc>
+      </w:tr>
+    </w:tbl>
+    <w:p>
+      <w:pPr>
+        <w:rPr>
+          <w:rFonts w:ascii="Arial" w:hAnsi="Arial" w:cs="Arial"/>
+        </w:rPr>
+      </w:pPr>
+    </w:p>
+    <w:tbl>
+      <w:tblPr>
+        <w:tblStyle w:val="Grigliatabella"/>
+        <w:tblW w:w="0" w:type="auto"/>
+        <w:tblLook w:val="04A0" w:firstRow="1" w:lastRow="0" w:firstColumn="1" w:lastColumn="0" w:noHBand="0" w:noVBand="1"/>
+      </w:tblPr>
+      <w:tblGrid>
+        <w:gridCol w:w="9628"/>
+      </w:tblGrid>
+      <w:tr>
+        <w:tc>
+          <w:tcPr>
+            <w:tcW w:w="9854" w:type="dxa"/>
+            <w:shd w:val="clear" w:color="auto" w:fill="D9D9D9" w:themeFill="background1" w:themeFillShade="D9"/>
+          </w:tcPr>
+          <w:p>
+            <w:pPr>
+              <w:rPr>
+                <w:rFonts w:ascii="Arial" w:hAnsi="Arial" w:cs="Arial"/>
+              </w:rPr>
+            </w:pPr>
+            <w:r>
+              <w:rPr>
+                <w:rFonts w:ascii="Arial" w:hAnsi="Arial" w:cs="Arial"/>
+              </w:rPr>
+              <w:t>Programma di massima per la prossima giornata di lavoro</w:t>
+            </w:r>
+          </w:p>
+        </w:tc>
+      </w:tr>
+      <w:tr>
+        <w:tc>
+          <w:tcPr>
+            <w:tcW w:w="9854" w:type="dxa"/>
+          </w:tcPr>
+          <w:p>
+            <w:pPr>
+              <w:pStyle w:val="Paragrafoelenco"/>
+              <w:numPr>
+                <w:ilvl w:val="0"/>
+                <w:numId w:val="22"/>
+              </w:numPr>
+              <w:rPr>
+                <w:rFonts w:ascii="Arial" w:hAnsi="Arial" w:cs="Arial"/>
+              </w:rPr>
+            </w:pPr>
+            <w:r>
+              <w:rPr>
+                <w:rFonts w:ascii="Arial" w:hAnsi="Arial" w:cs="Arial"/>
+              </w:rPr>
+              <w:t xml:space="preserve">Kilian: </w:t>
+            </w:r>
+            <w:r>
+              <w:rPr>
+                <w:rFonts w:ascii="Arial" w:hAnsi="Arial" w:cs="Arial"/>
+              </w:rPr>
+              <w:t xml:space="preserve">Documentazione, protocolli di test sullo Sprint 1 </w:t>
+            </w:r>
+          </w:p>
+          <w:p>
+            <w:pPr>
+              <w:pStyle w:val="Paragrafoelenco"/>
+              <w:numPr>
+                <w:ilvl w:val="0"/>
+                <w:numId w:val="22"/>
+              </w:numPr>
+              <w:rPr>
+                <w:rFonts w:ascii="Arial" w:hAnsi="Arial" w:cs="Arial"/>
+              </w:rPr>
+            </w:pPr>
+            <w:r>
+              <w:rPr>
+                <w:rFonts w:ascii="Arial" w:hAnsi="Arial" w:cs="Arial"/>
+              </w:rPr>
+              <w:t xml:space="preserve">Luca: </w:t>
+            </w:r>
+          </w:p>
+          <w:p>
+            <w:pPr>
+              <w:pStyle w:val="Paragrafoelenco"/>
+              <w:numPr>
+                <w:ilvl w:val="0"/>
+                <w:numId w:val="22"/>
+              </w:numPr>
+              <w:rPr>
+                <w:rFonts w:ascii="Arial" w:hAnsi="Arial" w:cs="Arial"/>
+              </w:rPr>
+            </w:pPr>
+            <w:r>
+              <w:rPr>
+                <w:rFonts w:ascii="Arial" w:hAnsi="Arial" w:cs="Arial"/>
+              </w:rPr>
+              <w:t>Ruben:</w:t>
+            </w:r>
+            <w:r>
+              <w:rPr>
+                <w:rFonts w:ascii="Arial" w:hAnsi="Arial" w:cs="Arial"/>
+              </w:rPr>
+              <w:t xml:space="preserve"> </w:t>
+            </w:r>
+          </w:p>
+        </w:tc>
+      </w:tr>
+    </w:tbl>
+    <w:p>
+      <w:pPr>
+        <w:rPr>
+          <w:rFonts w:ascii="Arial" w:hAnsi="Arial" w:cs="Arial"/>
+        </w:rPr>
+      </w:pPr>
+    </w:p>
+    <w:p>
+      <w:pPr>
+        <w:rPr>
+          <w:rFonts w:ascii="Arial" w:hAnsi="Arial" w:cs="Arial"/>
+        </w:rPr>
+      </w:pPr>
+      <w:r>
+        <w:rPr>
+          <w:rFonts w:ascii="Arial" w:hAnsi="Arial" w:cs="Arial"/>
+        </w:rPr>
+        <w:br w:type="page"/>
+      </w:r>
+    </w:p>
+    <w:p>
+      <w:pPr>
+        <w:pStyle w:val="Titolo2"/>
+        <w:rPr>
+          <w:sz w:val="36"/>
+        </w:rPr>
+      </w:pPr>
+      <w:r>
+        <w:rPr>
+          <w:sz w:val="36"/>
+        </w:rPr>
+        <w:lastRenderedPageBreak/>
+        <w:t>Agile</w:t>
+      </w:r>
+      <w:r>
+        <w:rPr>
+          <w:sz w:val="36"/>
+        </w:rPr>
+        <w:t xml:space="preserve"> - Resoconto</w:t>
+      </w:r>
+    </w:p>
+    <w:p/>
+    <w:tbl>
+      <w:tblPr>
+        <w:tblStyle w:val="Grigliatabella"/>
+        <w:tblW w:w="0" w:type="auto"/>
+        <w:tblLook w:val="04A0" w:firstRow="1" w:lastRow="0" w:firstColumn="1" w:lastColumn="0" w:noHBand="0" w:noVBand="1"/>
+      </w:tblPr>
+      <w:tblGrid>
+        <w:gridCol w:w="9628"/>
+      </w:tblGrid>
+      <w:tr>
+        <w:tc>
+          <w:tcPr>
+            <w:tcW w:w="9854" w:type="dxa"/>
+            <w:shd w:val="clear" w:color="auto" w:fill="D9D9D9" w:themeFill="background1" w:themeFillShade="D9"/>
+          </w:tcPr>
+          <w:p>
+            <w:pPr>
+              <w:rPr>
+                <w:rFonts w:ascii="Arial" w:hAnsi="Arial" w:cs="Arial"/>
+              </w:rPr>
+            </w:pPr>
+            <w:r>
+              <w:rPr>
+                <w:rFonts w:ascii="Arial" w:hAnsi="Arial" w:cs="Arial"/>
+              </w:rPr>
+              <w:t>Daily Scrum</w:t>
+            </w:r>
+          </w:p>
+        </w:tc>
+      </w:tr>
+      <w:tr>
+        <w:tc>
+          <w:tcPr>
+            <w:tcW w:w="9854" w:type="dxa"/>
+          </w:tcPr>
+          <w:p>
+            <w:pPr>
+              <w:rPr>
+                <w:rFonts w:ascii="Arial" w:hAnsi="Arial" w:cs="Arial"/>
+              </w:rPr>
+            </w:pPr>
+          </w:p>
+          <w:p>
+            <w:pPr>
+              <w:rPr>
+                <w:rFonts w:ascii="Arial" w:hAnsi="Arial" w:cs="Arial"/>
+                <w:b/>
+                <w:bCs/>
+                <w:color w:val="31849B" w:themeColor="accent5" w:themeShade="BF"/>
+              </w:rPr>
+            </w:pPr>
+            <w:r>
+              <w:rPr>
+                <w:rFonts w:ascii="Arial" w:hAnsi="Arial" w:cs="Arial"/>
+                <w:b/>
+                <w:bCs/>
+                <w:color w:val="31849B" w:themeColor="accent5" w:themeShade="BF"/>
+              </w:rPr>
+              <w:t>Kilian:</w:t>
+            </w:r>
+          </w:p>
+          <w:p>
+            <w:pPr>
+              <w:pStyle w:val="Paragrafoelenco"/>
+              <w:numPr>
+                <w:ilvl w:val="0"/>
+                <w:numId w:val="29"/>
+              </w:numPr>
+              <w:rPr>
+                <w:rFonts w:ascii="Arial" w:hAnsi="Arial" w:cs="Arial"/>
+              </w:rPr>
+            </w:pPr>
+            <w:r>
+              <w:rPr>
+                <w:rFonts w:ascii="Arial" w:hAnsi="Arial" w:cs="Arial"/>
+              </w:rPr>
+              <w:t xml:space="preserve">Lavori svolti la scorsa lezione: </w:t>
+            </w:r>
+            <w:r>
+              <w:rPr>
+                <w:rFonts w:ascii="Arial" w:hAnsi="Arial" w:cs="Arial"/>
+              </w:rPr>
+              <w:t>Poster</w:t>
+            </w:r>
+          </w:p>
+          <w:p>
+            <w:pPr>
+              <w:pStyle w:val="Paragrafoelenco"/>
+              <w:numPr>
+                <w:ilvl w:val="0"/>
+                <w:numId w:val="29"/>
+              </w:numPr>
+              <w:rPr>
+                <w:rFonts w:ascii="Arial" w:hAnsi="Arial" w:cs="Arial"/>
+              </w:rPr>
+            </w:pPr>
+            <w:r>
+              <w:rPr>
+                <w:rFonts w:ascii="Arial" w:hAnsi="Arial" w:cs="Arial"/>
+              </w:rPr>
+              <w:t xml:space="preserve">Lavori da svolgere questa lezione: </w:t>
+            </w:r>
+            <w:r>
+              <w:rPr>
+                <w:rFonts w:ascii="Arial" w:hAnsi="Arial" w:cs="Arial"/>
+              </w:rPr>
+              <w:t>Fix di GitHub, Documentazione (Test ed Implementazione)</w:t>
+            </w:r>
+          </w:p>
+          <w:p>
+            <w:pPr>
+              <w:rPr>
+                <w:rFonts w:ascii="Arial" w:hAnsi="Arial" w:cs="Arial"/>
+              </w:rPr>
+            </w:pPr>
+          </w:p>
+          <w:p>
+            <w:pPr>
+              <w:rPr>
+                <w:rFonts w:ascii="Arial" w:hAnsi="Arial" w:cs="Arial"/>
+                <w:b/>
+                <w:bCs/>
+                <w:color w:val="943634" w:themeColor="accent2" w:themeShade="BF"/>
+              </w:rPr>
+            </w:pPr>
+            <w:r>
+              <w:rPr>
+                <w:rFonts w:ascii="Arial" w:hAnsi="Arial" w:cs="Arial"/>
+                <w:b/>
+                <w:bCs/>
+                <w:color w:val="943634" w:themeColor="accent2" w:themeShade="BF"/>
+              </w:rPr>
+              <w:t>Luca:</w:t>
+            </w:r>
+          </w:p>
+          <w:p>
+            <w:pPr>
+              <w:pStyle w:val="Paragrafoelenco"/>
+              <w:numPr>
+                <w:ilvl w:val="0"/>
+                <w:numId w:val="29"/>
+              </w:numPr>
+              <w:rPr>
+                <w:rFonts w:ascii="Arial" w:hAnsi="Arial" w:cs="Arial"/>
+              </w:rPr>
+            </w:pPr>
+            <w:r>
+              <w:rPr>
+                <w:rFonts w:ascii="Arial" w:hAnsi="Arial" w:cs="Arial"/>
+              </w:rPr>
+              <w:t xml:space="preserve">Lavori svolti la scorsa lezione: </w:t>
+            </w:r>
+            <w:r>
+              <w:rPr>
+                <w:rFonts w:ascii="Arial" w:hAnsi="Arial" w:cs="Arial"/>
+              </w:rPr>
+              <w:t>Merge (risultato con bug), aggiustamento muri invisibili, accesso alla baita, mostro</w:t>
+            </w:r>
+            <w:r>
+              <w:rPr>
+                <w:rFonts w:ascii="Arial" w:hAnsi="Arial" w:cs="Arial"/>
+              </w:rPr>
+              <w:t xml:space="preserve"> </w:t>
+            </w:r>
+            <w:r>
+              <w:rPr>
+                <w:rFonts w:ascii="Arial" w:hAnsi="Arial" w:cs="Arial"/>
+              </w:rPr>
+              <w:t xml:space="preserve">ultimato a casa (circa </w:t>
+            </w:r>
+            <w:r>
+              <w:rPr>
+                <w:rFonts w:ascii="Arial" w:hAnsi="Arial" w:cs="Arial"/>
+                <w:u w:val="single"/>
+              </w:rPr>
+              <w:t>quattro</w:t>
+            </w:r>
+            <w:r>
+              <w:rPr>
+                <w:rFonts w:ascii="Arial" w:hAnsi="Arial" w:cs="Arial"/>
+              </w:rPr>
+              <w:t xml:space="preserve"> ore </w:t>
+            </w:r>
+            <w:r>
+              <w:rPr>
+                <w:rFonts w:ascii="Arial" w:hAnsi="Arial" w:cs="Arial"/>
+              </w:rPr>
+              <w:t xml:space="preserve">non </w:t>
+            </w:r>
+            <w:proofErr w:type="spellStart"/>
+            <w:r>
+              <w:rPr>
+                <w:rFonts w:ascii="Arial" w:hAnsi="Arial" w:cs="Arial"/>
+              </w:rPr>
+              <w:t>scolastoche</w:t>
+            </w:r>
+            <w:proofErr w:type="spellEnd"/>
+            <w:r>
+              <w:rPr>
+                <w:rFonts w:ascii="Arial" w:hAnsi="Arial" w:cs="Arial"/>
+              </w:rPr>
+              <w:t>)</w:t>
+            </w:r>
+          </w:p>
+          <w:p>
+            <w:pPr>
+              <w:pStyle w:val="Paragrafoelenco"/>
+              <w:numPr>
+                <w:ilvl w:val="0"/>
+                <w:numId w:val="29"/>
+              </w:numPr>
+              <w:rPr>
+                <w:rFonts w:ascii="Arial" w:hAnsi="Arial" w:cs="Arial"/>
+              </w:rPr>
+            </w:pPr>
+            <w:r>
+              <w:rPr>
+                <w:rFonts w:ascii="Arial" w:hAnsi="Arial" w:cs="Arial"/>
+              </w:rPr>
+              <w:t xml:space="preserve">Lavori da svolgere questa lezione: </w:t>
+            </w:r>
+            <w:r>
+              <w:rPr>
+                <w:rFonts w:ascii="Arial" w:hAnsi="Arial" w:cs="Arial"/>
+              </w:rPr>
+              <w:t>Fix al materiale della landscape per sistemare il bug alla torcia, Fix alla baita in caso rimanga tempo</w:t>
+            </w:r>
+          </w:p>
+          <w:p>
+            <w:pPr>
+              <w:rPr>
+                <w:rFonts w:ascii="Arial" w:hAnsi="Arial" w:cs="Arial"/>
+              </w:rPr>
+            </w:pPr>
+          </w:p>
+          <w:p>
+            <w:pPr>
+              <w:rPr>
+                <w:rFonts w:ascii="Arial" w:hAnsi="Arial" w:cs="Arial"/>
+                <w:b/>
+                <w:bCs/>
+                <w:color w:val="5F497A" w:themeColor="accent4" w:themeShade="BF"/>
+              </w:rPr>
+            </w:pPr>
+            <w:r>
+              <w:rPr>
+                <w:rFonts w:ascii="Arial" w:hAnsi="Arial" w:cs="Arial"/>
+                <w:b/>
+                <w:bCs/>
+                <w:color w:val="5F497A" w:themeColor="accent4" w:themeShade="BF"/>
+              </w:rPr>
+              <w:t>Ruben:</w:t>
+            </w:r>
+          </w:p>
+          <w:p>
+            <w:pPr>
+              <w:pStyle w:val="Paragrafoelenco"/>
+              <w:numPr>
+                <w:ilvl w:val="0"/>
+                <w:numId w:val="29"/>
+              </w:numPr>
+              <w:rPr>
+                <w:rFonts w:ascii="Arial" w:hAnsi="Arial" w:cs="Arial"/>
+              </w:rPr>
+            </w:pPr>
+            <w:r>
+              <w:rPr>
+                <w:rFonts w:ascii="Arial" w:hAnsi="Arial" w:cs="Arial"/>
+              </w:rPr>
+              <w:t>Lavori svolti la scorsa lezione: Cre</w:t>
+            </w:r>
+            <w:r>
+              <w:rPr>
+                <w:rFonts w:ascii="Arial" w:hAnsi="Arial" w:cs="Arial"/>
+              </w:rPr>
+              <w:t>azione</w:t>
+            </w:r>
+            <w:r>
+              <w:rPr>
+                <w:rFonts w:ascii="Arial" w:hAnsi="Arial" w:cs="Arial"/>
+              </w:rPr>
+              <w:t xml:space="preserve"> delle immagini per il poste</w:t>
+            </w:r>
+            <w:r>
+              <w:rPr>
+                <w:rFonts w:ascii="Arial" w:hAnsi="Arial" w:cs="Arial"/>
+              </w:rPr>
+              <w:t>r, mostro (modello)</w:t>
+            </w:r>
+          </w:p>
+          <w:p>
+            <w:pPr>
+              <w:pStyle w:val="Paragrafoelenco"/>
+              <w:numPr>
+                <w:ilvl w:val="0"/>
+                <w:numId w:val="29"/>
+              </w:numPr>
+              <w:rPr>
+                <w:rFonts w:ascii="Arial" w:hAnsi="Arial" w:cs="Arial"/>
+              </w:rPr>
+            </w:pPr>
+            <w:r>
+              <w:rPr>
+                <w:rFonts w:ascii="Arial" w:hAnsi="Arial" w:cs="Arial"/>
+              </w:rPr>
+              <w:t xml:space="preserve">Lavori da svolgere questa lezione: </w:t>
+            </w:r>
+            <w:r>
+              <w:rPr>
+                <w:rFonts w:ascii="Arial" w:hAnsi="Arial" w:cs="Arial"/>
+              </w:rPr>
+              <w:t>Texture del mostro, animazioni del mostro (se rimane tempo)</w:t>
+            </w:r>
+          </w:p>
+          <w:p>
+            <w:pPr>
+              <w:rPr>
+                <w:rFonts w:ascii="Arial" w:hAnsi="Arial" w:cs="Arial"/>
+              </w:rPr>
+            </w:pPr>
+          </w:p>
+        </w:tc>
+      </w:tr>
+    </w:tbl>
+    <w:p>
+      <w:pPr>
+        <w:rPr>
+          <w:rFonts w:ascii="Arial" w:hAnsi="Arial" w:cs="Arial"/>
+        </w:rPr>
+      </w:pPr>
+    </w:p>
+    <w:tbl>
+      <w:tblPr>
+        <w:tblStyle w:val="Grigliatabella"/>
+        <w:tblW w:w="0" w:type="auto"/>
+        <w:tblLook w:val="04A0" w:firstRow="1" w:lastRow="0" w:firstColumn="1" w:lastColumn="0" w:noHBand="0" w:noVBand="1"/>
+      </w:tblPr>
+      <w:tblGrid>
+        <w:gridCol w:w="9628"/>
+      </w:tblGrid>
+      <w:tr>
+        <w:tc>
+          <w:tcPr>
+            <w:tcW w:w="9854" w:type="dxa"/>
+            <w:shd w:val="clear" w:color="auto" w:fill="D9D9D9" w:themeFill="background1" w:themeFillShade="D9"/>
+          </w:tcPr>
+          <w:p>
+            <w:pPr>
+              <w:rPr>
+                <w:rFonts w:ascii="Arial" w:hAnsi="Arial" w:cs="Arial"/>
+              </w:rPr>
+            </w:pPr>
+            <w:r>
+              <w:rPr>
+                <w:rFonts w:ascii="Arial" w:hAnsi="Arial" w:cs="Arial"/>
+              </w:rPr>
+              <w:t>Sprint Planning</w:t>
+            </w:r>
+          </w:p>
+        </w:tc>
+      </w:tr>
+      <w:tr>
+        <w:tc>
+          <w:tcPr>
+            <w:tcW w:w="9854" w:type="dxa"/>
+          </w:tcPr>
+          <w:p>
+            <w:pPr>
+              <w:rPr>
+                <w:rFonts w:ascii="Arial" w:hAnsi="Arial" w:cs="Arial"/>
+              </w:rPr>
+            </w:pPr>
+          </w:p>
+        </w:tc>
+      </w:tr>
+    </w:tbl>
+    <w:p>
+      <w:pPr>
+        <w:rPr>
+          <w:rFonts w:ascii="Arial" w:hAnsi="Arial" w:cs="Arial"/>
+        </w:rPr>
+      </w:pPr>
+    </w:p>
+    <w:tbl>
+      <w:tblPr>
+        <w:tblStyle w:val="Grigliatabella"/>
+        <w:tblW w:w="0" w:type="auto"/>
+        <w:tblLook w:val="04A0" w:firstRow="1" w:lastRow="0" w:firstColumn="1" w:lastColumn="0" w:noHBand="0" w:noVBand="1"/>
+      </w:tblPr>
+      <w:tblGrid>
+        <w:gridCol w:w="9628"/>
+      </w:tblGrid>
+      <w:tr>
+        <w:tc>
+          <w:tcPr>
+            <w:tcW w:w="9854" w:type="dxa"/>
+            <w:shd w:val="clear" w:color="auto" w:fill="D9D9D9" w:themeFill="background1" w:themeFillShade="D9"/>
+          </w:tcPr>
+          <w:p>
+            <w:pPr>
+              <w:rPr>
+                <w:rFonts w:ascii="Arial" w:hAnsi="Arial" w:cs="Arial"/>
+              </w:rPr>
+            </w:pPr>
+            <w:r>
+              <w:rPr>
+                <w:rFonts w:ascii="Arial" w:hAnsi="Arial" w:cs="Arial"/>
+              </w:rPr>
+              <w:t>Sprint Review</w:t>
+            </w:r>
+          </w:p>
+        </w:tc>
+      </w:tr>
+      <w:tr>
+        <w:tc>
+          <w:tcPr>
+            <w:tcW w:w="9854" w:type="dxa"/>
+          </w:tcPr>
+          <w:p>
+            <w:pPr>
+              <w:rPr>
+                <w:rFonts w:ascii="Arial" w:hAnsi="Arial" w:cs="Arial"/>
+              </w:rPr>
+            </w:pPr>
+          </w:p>
+        </w:tc>
+      </w:tr>
+    </w:tbl>
+    <w:p>
+      <w:pPr>
+        <w:rPr>
+          <w:rFonts w:ascii="Arial" w:hAnsi="Arial" w:cs="Arial"/>
+        </w:rPr>
+      </w:pPr>
+    </w:p>
+    <w:tbl>
+      <w:tblPr>
+        <w:tblStyle w:val="Grigliatabella"/>
+        <w:tblW w:w="0" w:type="auto"/>
+        <w:tblLook w:val="04A0" w:firstRow="1" w:lastRow="0" w:firstColumn="1" w:lastColumn="0" w:noHBand="0" w:noVBand="1"/>
+      </w:tblPr>
+      <w:tblGrid>
+        <w:gridCol w:w="9628"/>
+      </w:tblGrid>
+      <w:tr>
+        <w:tc>
+          <w:tcPr>
+            <w:tcW w:w="9854" w:type="dxa"/>
+            <w:shd w:val="clear" w:color="auto" w:fill="D9D9D9" w:themeFill="background1" w:themeFillShade="D9"/>
+          </w:tcPr>
+          <w:p>
+            <w:pPr>
+              <w:rPr>
+                <w:rFonts w:ascii="Arial" w:hAnsi="Arial" w:cs="Arial"/>
+              </w:rPr>
+            </w:pPr>
+            <w:r>
+              <w:rPr>
+                <w:rFonts w:ascii="Arial" w:hAnsi="Arial" w:cs="Arial"/>
+              </w:rPr>
+              <w:t xml:space="preserve">Sprint </w:t>
+            </w:r>
+            <w:proofErr w:type="spellStart"/>
+            <w:r>
+              <w:rPr>
+                <w:rFonts w:ascii="Arial" w:hAnsi="Arial" w:cs="Arial"/>
+              </w:rPr>
+              <w:t>Retrospective</w:t>
+            </w:r>
+            <w:proofErr w:type="spellEnd"/>
+          </w:p>
+        </w:tc>
+      </w:tr>
+      <w:tr>
+        <w:tc>
+          <w:tcPr>
+            <w:tcW w:w="9854" w:type="dxa"/>
+          </w:tcPr>
+          <w:p>
+            <w:pPr>
+              <w:rPr>
+                <w:rFonts w:ascii="Arial" w:hAnsi="Arial" w:cs="Arial"/>
+              </w:rPr>
+            </w:pPr>
+          </w:p>
+        </w:tc>
+      </w:tr>
+    </w:tbl>
+    <w:p>
+      <w:pPr>
+        <w:rPr>
+          <w:rFonts w:ascii="Arial" w:hAnsi="Arial" w:cs="Arial"/>
+        </w:rPr>
+      </w:pPr>
+    </w:p>
+    <w:p>
+      <w:pPr>
+        <w:rPr>
+          <w:rFonts w:ascii="Arial" w:hAnsi="Arial" w:cs="Arial"/>
+        </w:rPr>
+      </w:pPr>
+    </w:p>
+    <w:p>
+      <w:pPr>
+        <w:rPr>
+          <w:rFonts w:ascii="Arial" w:hAnsi="Arial" w:cs="Arial"/>
+        </w:rPr>
+      </w:pPr>
+    </w:p>
+    <w:p>
+      <w:pPr>
+        <w:rPr>
+          <w:rFonts w:ascii="Arial" w:hAnsi="Arial" w:cs="Arial"/>
+        </w:rPr>
+      </w:pPr>
+    </w:p>
+    <w:p>
+      <w:pPr>
+        <w:rPr>
+          <w:rFonts w:ascii="Arial" w:hAnsi="Arial" w:cs="Arial"/>
+        </w:rPr>
+      </w:pPr>
+    </w:p>
+    <w:p>
+      <w:pPr>
+        <w:rPr>
+          <w:rFonts w:ascii="Arial" w:hAnsi="Arial" w:cs="Arial"/>
+        </w:rPr>
+      </w:pPr>
+    </w:p>
     <w:sectPr>
-      <w:headerReference w:type="default" r:id="rId23"/>
-      <w:footerReference w:type="default" r:id="rId24"/>
+      <w:headerReference w:type="default" r:id="rId26"/>
+      <w:footerReference w:type="default" r:id="rId27"/>
       <w:pgSz w:w="11906" w:h="16838"/>
       <w:pgMar w:top="1135" w:right="1134" w:bottom="993" w:left="1134" w:header="708" w:footer="314" w:gutter="0"/>
       <w:cols w:space="708"/>
@@ -11459,7 +13527,7 @@
   <w:abstractNum w:abstractNumId="4" w15:restartNumberingAfterBreak="0">
     <w:nsid w:val="16654A38"/>
     <w:multiLevelType w:val="hybridMultilevel"/>
-    <w:tmpl w:val="194858A6"/>
+    <w:tmpl w:val="446EC670"/>
     <w:lvl w:ilvl="0" w:tplc="08100001">
       <w:start w:val="1"/>
       <w:numFmt w:val="bullet"/>
@@ -11472,7 +13540,7 @@
         <w:rFonts w:ascii="Symbol" w:hAnsi="Symbol" w:hint="default"/>
       </w:rPr>
     </w:lvl>
-    <w:lvl w:ilvl="1" w:tplc="08100003" w:tentative="1">
+    <w:lvl w:ilvl="1" w:tplc="08100003">
       <w:start w:val="1"/>
       <w:numFmt w:val="bullet"/>
       <w:lvlText w:val="o"/>

--- a/4_Diari/HauntedForest_Diario.docx
+++ b/4_Diari/HauntedForest_Diario.docx
@@ -591,16 +591,8 @@
               <w:rPr>
                 <w:rFonts w:ascii="Arial" w:hAnsi="Arial" w:cs="Arial"/>
               </w:rPr>
-              <w:t xml:space="preserve">Sistemazione del </w:t>
-            </w:r>
-            <w:proofErr w:type="spellStart"/>
-            <w:r>
-              <w:rPr>
-                <w:rFonts w:ascii="Arial" w:hAnsi="Arial" w:cs="Arial"/>
-              </w:rPr>
-              <w:t>QdC</w:t>
-            </w:r>
-            <w:proofErr w:type="spellEnd"/>
+              <w:t>Sistemazione del QdC</w:t>
+            </w:r>
             <w:r>
               <w:rPr>
                 <w:rFonts w:ascii="Arial" w:hAnsi="Arial" w:cs="Arial"/>
@@ -2753,21 +2745,7 @@
               <w:rPr>
                 <w:rFonts w:ascii="Arial" w:hAnsi="Arial" w:cs="Arial"/>
               </w:rPr>
-              <w:t xml:space="preserve">Configurazione </w:t>
-            </w:r>
-            <w:proofErr w:type="spellStart"/>
-            <w:r>
-              <w:rPr>
-                <w:rFonts w:ascii="Arial" w:hAnsi="Arial" w:cs="Arial"/>
-              </w:rPr>
-              <w:t>Epic</w:t>
-            </w:r>
-            <w:proofErr w:type="spellEnd"/>
-            <w:r>
-              <w:rPr>
-                <w:rFonts w:ascii="Arial" w:hAnsi="Arial" w:cs="Arial"/>
-              </w:rPr>
-              <w:t xml:space="preserve"> Games ed Unreal Engine</w:t>
+              <w:t>Configurazione Epic Games ed Unreal Engine</w:t>
             </w:r>
             <w:r>
               <w:rPr>
@@ -3092,35 +3070,7 @@
               <w:rPr>
                 <w:rFonts w:ascii="Arial" w:hAnsi="Arial" w:cs="Arial"/>
               </w:rPr>
-              <w:t>Durante l’istallazione di Unreal Engine l’</w:t>
-            </w:r>
-            <w:proofErr w:type="spellStart"/>
-            <w:r>
-              <w:rPr>
-                <w:rFonts w:ascii="Arial" w:hAnsi="Arial" w:cs="Arial"/>
-              </w:rPr>
-              <w:t>Epic</w:t>
-            </w:r>
-            <w:proofErr w:type="spellEnd"/>
-            <w:r>
-              <w:rPr>
-                <w:rFonts w:ascii="Arial" w:hAnsi="Arial" w:cs="Arial"/>
-              </w:rPr>
-              <w:t xml:space="preserve"> Games </w:t>
-            </w:r>
-            <w:proofErr w:type="spellStart"/>
-            <w:r>
-              <w:rPr>
-                <w:rFonts w:ascii="Arial" w:hAnsi="Arial" w:cs="Arial"/>
-              </w:rPr>
-              <w:t>Launcher</w:t>
-            </w:r>
-            <w:proofErr w:type="spellEnd"/>
-            <w:r>
-              <w:rPr>
-                <w:rFonts w:ascii="Arial" w:hAnsi="Arial" w:cs="Arial"/>
-              </w:rPr>
-              <w:t xml:space="preserve"> si è bloccato diverse volte nonostante la rete nera fosse impostata correttamente.</w:t>
+              <w:t>Durante l’istallazione di Unreal Engine l’Epic Games Launcher si è bloccato diverse volte nonostante la rete nera fosse impostata correttamente.</w:t>
             </w:r>
           </w:p>
           <w:p>
@@ -3874,21 +3824,7 @@
               <w:rPr>
                 <w:rFonts w:ascii="Arial" w:hAnsi="Arial" w:cs="Arial"/>
               </w:rPr>
-              <w:t xml:space="preserve">Lavori da svolgere questa lezione: Login </w:t>
-            </w:r>
-            <w:proofErr w:type="spellStart"/>
-            <w:r>
-              <w:rPr>
-                <w:rFonts w:ascii="Arial" w:hAnsi="Arial" w:cs="Arial"/>
-              </w:rPr>
-              <w:t>Epic</w:t>
-            </w:r>
-            <w:proofErr w:type="spellEnd"/>
-            <w:r>
-              <w:rPr>
-                <w:rFonts w:ascii="Arial" w:hAnsi="Arial" w:cs="Arial"/>
-              </w:rPr>
-              <w:t xml:space="preserve"> Games, Download Unreal Engine, Configurazione Visual Studio </w:t>
+              <w:t xml:space="preserve">Lavori da svolgere questa lezione: Login Epic Games, Download Unreal Engine, Configurazione Visual Studio </w:t>
             </w:r>
             <w:r>
               <w:rPr>
@@ -4233,16 +4169,8 @@
               <w:rPr>
                 <w:rFonts w:ascii="Arial" w:hAnsi="Arial" w:cs="Arial"/>
               </w:rPr>
-              <w:t xml:space="preserve">Sprint </w:t>
-            </w:r>
-            <w:proofErr w:type="spellStart"/>
-            <w:r>
-              <w:rPr>
-                <w:rFonts w:ascii="Arial" w:hAnsi="Arial" w:cs="Arial"/>
-              </w:rPr>
-              <w:t>Retrospective</w:t>
-            </w:r>
-            <w:proofErr w:type="spellEnd"/>
+              <w:t>Sprint Retrospective</w:t>
+            </w:r>
           </w:p>
         </w:tc>
       </w:tr>
@@ -4830,21 +4758,7 @@
               <w:rPr>
                 <w:rFonts w:ascii="Arial" w:hAnsi="Arial" w:cs="Arial"/>
               </w:rPr>
-              <w:t>Il progetto ha smesso di compilarsi riportando l’errore riportato qua sotto. Secondo un tutorial trovato online una soluzione sarebbe stata eliminare le varie cartelle temporanee, come “</w:t>
-            </w:r>
-            <w:proofErr w:type="spellStart"/>
-            <w:r>
-              <w:rPr>
-                <w:rFonts w:ascii="Arial" w:hAnsi="Arial" w:cs="Arial"/>
-              </w:rPr>
-              <w:t>Saved</w:t>
-            </w:r>
-            <w:proofErr w:type="spellEnd"/>
-            <w:r>
-              <w:rPr>
-                <w:rFonts w:ascii="Arial" w:hAnsi="Arial" w:cs="Arial"/>
-              </w:rPr>
-              <w:t>” e “.vs”, ma la prima ha causato problemi non indifferenti.</w:t>
+              <w:t>Il progetto ha smesso di compilarsi riportando l’errore riportato qua sotto. Secondo un tutorial trovato online una soluzione sarebbe stata eliminare le varie cartelle temporanee, come “Saved” e “.vs”, ma la prima ha causato problemi non indifferenti.</w:t>
             </w:r>
           </w:p>
           <w:p>
@@ -5062,21 +4976,7 @@
               <w:rPr>
                 <w:rFonts w:ascii="Arial" w:hAnsi="Arial" w:cs="Arial"/>
               </w:rPr>
-              <w:t xml:space="preserve">Dopo diversi controlli effettuati sia su </w:t>
-            </w:r>
-            <w:proofErr w:type="spellStart"/>
-            <w:r>
-              <w:rPr>
-                <w:rFonts w:ascii="Arial" w:hAnsi="Arial" w:cs="Arial"/>
-              </w:rPr>
-              <w:t>Powershell</w:t>
-            </w:r>
-            <w:proofErr w:type="spellEnd"/>
-            <w:r>
-              <w:rPr>
-                <w:rFonts w:ascii="Arial" w:hAnsi="Arial" w:cs="Arial"/>
-              </w:rPr>
-              <w:t xml:space="preserve"> che con il terminale la docente è giunta alla conclusione che sia l’SSD ad essere il problema a causa di permessi mancanti anche come amministratore.</w:t>
+              <w:t>Dopo diversi controlli effettuati sia su Powershell che con il terminale la docente è giunta alla conclusione che sia l’SSD ad essere il problema a causa di permessi mancanti anche come amministratore.</w:t>
             </w:r>
           </w:p>
           <w:p>
@@ -5141,23 +5041,7 @@
                   <w:rStyle w:val="Collegamentoipertestuale"/>
                   <w:rFonts w:ascii="Arial" w:hAnsi="Arial" w:cs="Arial"/>
                 </w:rPr>
-                <w:t xml:space="preserve">\\Cpt.local\shares\homes\allievi\SAM\IN\_folder-redir\vbj268\My </w:t>
-              </w:r>
-              <w:proofErr w:type="spellStart"/>
-              <w:r>
-                <w:rPr>
-                  <w:rStyle w:val="Collegamentoipertestuale"/>
-                  <w:rFonts w:ascii="Arial" w:hAnsi="Arial" w:cs="Arial"/>
-                </w:rPr>
-                <w:t>Documents</w:t>
-              </w:r>
-              <w:proofErr w:type="spellEnd"/>
-              <w:r>
-                <w:rPr>
-                  <w:rStyle w:val="Collegamentoipertestuale"/>
-                  <w:rFonts w:ascii="Arial" w:hAnsi="Arial" w:cs="Arial"/>
-                </w:rPr>
-                <w:t>\Unreal Projects</w:t>
+                <w:t>\\Cpt.local\shares\homes\allievi\SAM\IN\_folder-redir\vbj268\My Documents\Unreal Projects</w:t>
               </w:r>
             </w:hyperlink>
             <w:r>
@@ -5995,16 +5879,8 @@
               <w:rPr>
                 <w:rFonts w:ascii="Arial" w:hAnsi="Arial" w:cs="Arial"/>
               </w:rPr>
-              <w:t xml:space="preserve">Sprint </w:t>
-            </w:r>
-            <w:proofErr w:type="spellStart"/>
-            <w:r>
-              <w:rPr>
-                <w:rFonts w:ascii="Arial" w:hAnsi="Arial" w:cs="Arial"/>
-              </w:rPr>
-              <w:t>Retrospective</w:t>
-            </w:r>
-            <w:proofErr w:type="spellEnd"/>
+              <w:t>Sprint Retrospective</w:t>
+            </w:r>
           </w:p>
         </w:tc>
       </w:tr>
@@ -6476,35 +6352,7 @@
               <w:rPr>
                 <w:rFonts w:ascii="Arial" w:hAnsi="Arial" w:cs="Arial"/>
               </w:rPr>
-              <w:t>Durante lo sviluppo, nonostante i quattro file (due “.h” e “.cpp”) erano stati ultimati senza alcun errore ma la variabile “</w:t>
-            </w:r>
-            <w:proofErr w:type="spellStart"/>
-            <w:r>
-              <w:rPr>
-                <w:rFonts w:ascii="Arial" w:hAnsi="Arial" w:cs="Arial"/>
-              </w:rPr>
-              <w:t>FlashlightAction</w:t>
-            </w:r>
-            <w:proofErr w:type="spellEnd"/>
-            <w:r>
-              <w:rPr>
-                <w:rFonts w:ascii="Arial" w:hAnsi="Arial" w:cs="Arial"/>
-              </w:rPr>
-              <w:t>” all’interno del file “</w:t>
-            </w:r>
-            <w:proofErr w:type="spellStart"/>
-            <w:r>
-              <w:rPr>
-                <w:rFonts w:ascii="Arial" w:hAnsi="Arial" w:cs="Arial"/>
-              </w:rPr>
-              <w:t>HauntedForest_pgCharacter</w:t>
-            </w:r>
-            <w:proofErr w:type="spellEnd"/>
-            <w:r>
-              <w:rPr>
-                <w:rFonts w:ascii="Arial" w:hAnsi="Arial" w:cs="Arial"/>
-              </w:rPr>
-              <w:t xml:space="preserve">” non assumeva alcun valore. Con l’aiuto di </w:t>
+              <w:t xml:space="preserve">Durante lo sviluppo, nonostante i quattro file (due “.h” e “.cpp”) erano stati ultimati senza alcun errore ma la variabile “FlashlightAction” all’interno del file “HauntedForest_pgCharacter” non assumeva alcun valore. Con l’aiuto di </w:t>
             </w:r>
             <w:r>
               <w:rPr>
@@ -6536,21 +6384,7 @@
               <w:rPr>
                 <w:rFonts w:ascii="Arial" w:hAnsi="Arial" w:cs="Arial"/>
               </w:rPr>
-              <w:t xml:space="preserve">[ Modifica ] &gt; [ Impostazione di progetto ] &gt; [ Mappa e modalità] &gt; [ Default </w:t>
-            </w:r>
-            <w:proofErr w:type="spellStart"/>
-            <w:r>
-              <w:rPr>
-                <w:rFonts w:ascii="Arial" w:hAnsi="Arial" w:cs="Arial"/>
-              </w:rPr>
-              <w:t>Pawn</w:t>
-            </w:r>
-            <w:proofErr w:type="spellEnd"/>
-            <w:r>
-              <w:rPr>
-                <w:rFonts w:ascii="Arial" w:hAnsi="Arial" w:cs="Arial"/>
-              </w:rPr>
-              <w:t xml:space="preserve"> Class]</w:t>
+              <w:t>[ Modifica ] &gt; [ Impostazione di progetto ] &gt; [ Mappa e modalità] &gt; [ Default Pawn Class]</w:t>
             </w:r>
           </w:p>
           <w:p>
@@ -6574,21 +6408,7 @@
               <w:rPr>
                 <w:rFonts w:ascii="Arial" w:hAnsi="Arial" w:cs="Arial"/>
               </w:rPr>
-              <w:t>e variabili UPROPERTY(</w:t>
-            </w:r>
-            <w:proofErr w:type="spellStart"/>
-            <w:r>
-              <w:rPr>
-                <w:rFonts w:ascii="Arial" w:hAnsi="Arial" w:cs="Arial"/>
-              </w:rPr>
-              <w:t>EditAnywhere</w:t>
-            </w:r>
-            <w:proofErr w:type="spellEnd"/>
-            <w:r>
-              <w:rPr>
-                <w:rFonts w:ascii="Arial" w:hAnsi="Arial" w:cs="Arial"/>
-              </w:rPr>
-              <w:t>)</w:t>
+              <w:t>e variabili UPROPERTY(EditAnywhere)</w:t>
             </w:r>
             <w:r>
               <w:rPr>
@@ -7164,43 +6984,19 @@
               </w:rPr>
               <w:t xml:space="preserve">Ho scoperto che, impostando come nuova </w:t>
             </w:r>
-            <w:proofErr w:type="spellStart"/>
             <w:r>
               <w:rPr>
                 <w:rFonts w:ascii="Arial" w:hAnsi="Arial" w:cs="Arial"/>
                 <w:i/>
                 <w:iCs/>
               </w:rPr>
-              <w:t>Pawn</w:t>
-            </w:r>
-            <w:proofErr w:type="spellEnd"/>
-            <w:r>
-              <w:rPr>
-                <w:rFonts w:ascii="Arial" w:hAnsi="Arial" w:cs="Arial"/>
-                <w:i/>
-                <w:iCs/>
-              </w:rPr>
-              <w:t xml:space="preserve"> Class</w:t>
-            </w:r>
-            <w:r>
-              <w:rPr>
-                <w:rFonts w:ascii="Arial" w:hAnsi="Arial" w:cs="Arial"/>
-              </w:rPr>
-              <w:t xml:space="preserve"> il player, la mappatura delle altre azioni </w:t>
-            </w:r>
-            <w:proofErr w:type="spellStart"/>
-            <w:r>
-              <w:rPr>
-                <w:rFonts w:ascii="Arial" w:hAnsi="Arial" w:cs="Arial"/>
-              </w:rPr>
-              <w:t>pre</w:t>
-            </w:r>
-            <w:proofErr w:type="spellEnd"/>
-            <w:r>
-              <w:rPr>
-                <w:rFonts w:ascii="Arial" w:hAnsi="Arial" w:cs="Arial"/>
-              </w:rPr>
-              <w:t xml:space="preserve"> esistenti si è resettata. </w:t>
+              <w:t>Pawn Class</w:t>
+            </w:r>
+            <w:r>
+              <w:rPr>
+                <w:rFonts w:ascii="Arial" w:hAnsi="Arial" w:cs="Arial"/>
+              </w:rPr>
+              <w:t xml:space="preserve"> il player, la mappatura delle altre azioni pre esistenti si è resettata. </w:t>
             </w:r>
           </w:p>
           <w:p>
@@ -7359,21 +7155,7 @@
               <w:rPr>
                 <w:rFonts w:ascii="Arial" w:hAnsi="Arial" w:cs="Arial"/>
               </w:rPr>
-              <w:t xml:space="preserve">Il git </w:t>
-            </w:r>
-            <w:proofErr w:type="spellStart"/>
-            <w:r>
-              <w:rPr>
-                <w:rFonts w:ascii="Arial" w:hAnsi="Arial" w:cs="Arial"/>
-              </w:rPr>
-              <w:t>config</w:t>
-            </w:r>
-            <w:proofErr w:type="spellEnd"/>
-            <w:r>
-              <w:rPr>
-                <w:rFonts w:ascii="Arial" w:hAnsi="Arial" w:cs="Arial"/>
-              </w:rPr>
-              <w:t xml:space="preserve"> non viene visualizzato, quindi i commit non è chiaro dove vengano salvati. Questo problema mi ha portato via oltre un’ora di tempo ed ho proseguito il lavoro con l’intenzione di sistemare GitHub la prossima lezione.</w:t>
+              <w:t>Il git config non viene visualizzato, quindi i commit non è chiaro dove vengano salvati. Questo problema mi ha portato via oltre un’ora di tempo ed ho proseguito il lavoro con l’intenzione di sistemare GitHub la prossima lezione.</w:t>
             </w:r>
           </w:p>
           <w:p>
@@ -8045,21 +7827,7 @@
               <w:rPr>
                 <w:rFonts w:ascii="Arial" w:hAnsi="Arial" w:cs="Arial"/>
               </w:rPr>
-              <w:t xml:space="preserve"> Fix alla baita (collisioni, separazione della porta), codice per aprire e chiudere porta, cercare un modo per </w:t>
-            </w:r>
-            <w:proofErr w:type="spellStart"/>
-            <w:r>
-              <w:rPr>
-                <w:rFonts w:ascii="Arial" w:hAnsi="Arial" w:cs="Arial"/>
-              </w:rPr>
-              <w:t>pushare</w:t>
-            </w:r>
-            <w:proofErr w:type="spellEnd"/>
-            <w:r>
-              <w:rPr>
-                <w:rFonts w:ascii="Arial" w:hAnsi="Arial" w:cs="Arial"/>
-              </w:rPr>
-              <w:t xml:space="preserve"> sul proprio branch</w:t>
+              <w:t xml:space="preserve"> Fix alla baita (collisioni, separazione della porta), codice per aprire e chiudere porta, cercare un modo per pushare sul proprio branch</w:t>
             </w:r>
           </w:p>
           <w:p>
@@ -8941,16 +8709,8 @@
               <w:rPr>
                 <w:rFonts w:ascii="Arial" w:hAnsi="Arial" w:cs="Arial"/>
               </w:rPr>
-              <w:t xml:space="preserve">Sprint </w:t>
-            </w:r>
-            <w:proofErr w:type="spellStart"/>
-            <w:r>
-              <w:rPr>
-                <w:rFonts w:ascii="Arial" w:hAnsi="Arial" w:cs="Arial"/>
-              </w:rPr>
-              <w:t>Retrospective</w:t>
-            </w:r>
-            <w:proofErr w:type="spellEnd"/>
+              <w:t>Sprint Retrospective</w:t>
+            </w:r>
           </w:p>
         </w:tc>
       </w:tr>
@@ -9041,21 +8801,7 @@
               <w:rPr>
                 <w:rFonts w:ascii="Arial" w:hAnsi="Arial" w:cs="Arial"/>
               </w:rPr>
-              <w:t xml:space="preserve">: Completata solo graficamente, l’asset è stato importato ma la porta non è </w:t>
-            </w:r>
-            <w:proofErr w:type="spellStart"/>
-            <w:r>
-              <w:rPr>
-                <w:rFonts w:ascii="Arial" w:hAnsi="Arial" w:cs="Arial"/>
-              </w:rPr>
-              <w:t>interagibile</w:t>
-            </w:r>
-            <w:proofErr w:type="spellEnd"/>
-            <w:r>
-              <w:rPr>
-                <w:rFonts w:ascii="Arial" w:hAnsi="Arial" w:cs="Arial"/>
-              </w:rPr>
-              <w:t>. Manca la mappa nella baita</w:t>
+              <w:t>: Completata solo graficamente, l’asset è stato importato ma la porta non è interagibile. Manca la mappa nella baita</w:t>
             </w:r>
           </w:p>
           <w:p>
@@ -9140,23 +8886,7 @@
                 <w:rFonts w:ascii="Arial" w:hAnsi="Arial" w:cs="Arial"/>
                 <w:lang w:val="en-GB"/>
               </w:rPr>
-              <w:t xml:space="preserve">: User Story non </w:t>
-            </w:r>
-            <w:proofErr w:type="spellStart"/>
-            <w:r>
-              <w:rPr>
-                <w:rFonts w:ascii="Arial" w:hAnsi="Arial" w:cs="Arial"/>
-                <w:lang w:val="en-GB"/>
-              </w:rPr>
-              <w:t>iniziata</w:t>
-            </w:r>
-            <w:proofErr w:type="spellEnd"/>
-            <w:r>
-              <w:rPr>
-                <w:rFonts w:ascii="Arial" w:hAnsi="Arial" w:cs="Arial"/>
-                <w:lang w:val="en-GB"/>
-              </w:rPr>
-              <w:t>.</w:t>
+              <w:t>: User Story non iniziata.</w:t>
             </w:r>
           </w:p>
           <w:p>
@@ -9906,21 +9636,7 @@
               <w:rPr>
                 <w:rFonts w:ascii="Arial" w:hAnsi="Arial" w:cs="Arial"/>
               </w:rPr>
-              <w:t xml:space="preserve">Durante la creazione del poster le immagini del file si sono corrotte, comprese quelle inserite </w:t>
-            </w:r>
-            <w:proofErr w:type="gramStart"/>
-            <w:r>
-              <w:rPr>
-                <w:rFonts w:ascii="Arial" w:hAnsi="Arial" w:cs="Arial"/>
-              </w:rPr>
-              <w:t>nel pie</w:t>
-            </w:r>
-            <w:proofErr w:type="gramEnd"/>
-            <w:r>
-              <w:rPr>
-                <w:rFonts w:ascii="Arial" w:hAnsi="Arial" w:cs="Arial"/>
-              </w:rPr>
-              <w:t xml:space="preserve"> di pagina del template. È molto probabile che ciò sia accaduto siccome stavo lavorando sulla Condivisa.</w:t>
+              <w:t>Durante la creazione del poster le immagini del file si sono corrotte, comprese quelle inserite nel pie di pagina del template. È molto probabile che ciò sia accaduto siccome stavo lavorando sulla Condivisa.</w:t>
             </w:r>
           </w:p>
           <w:p>
@@ -10930,16 +10646,8 @@
               <w:rPr>
                 <w:rFonts w:ascii="Arial" w:hAnsi="Arial" w:cs="Arial"/>
               </w:rPr>
-              <w:t xml:space="preserve">Sprint </w:t>
-            </w:r>
-            <w:proofErr w:type="spellStart"/>
-            <w:r>
-              <w:rPr>
-                <w:rFonts w:ascii="Arial" w:hAnsi="Arial" w:cs="Arial"/>
-              </w:rPr>
-              <w:t>Retrospective</w:t>
-            </w:r>
-            <w:proofErr w:type="spellEnd"/>
+              <w:t>Sprint Retrospective</w:t>
+            </w:r>
           </w:p>
         </w:tc>
       </w:tr>
@@ -11114,19 +10822,25 @@
               <w:rPr>
                 <w:rFonts w:ascii="Arial" w:hAnsi="Arial" w:cs="Arial"/>
               </w:rPr>
-              <w:t>2</w:t>
-            </w:r>
-            <w:r>
-              <w:rPr>
-                <w:rFonts w:ascii="Arial" w:hAnsi="Arial" w:cs="Arial"/>
-              </w:rPr>
-              <w:t>8</w:t>
-            </w:r>
-            <w:r>
-              <w:rPr>
-                <w:rFonts w:ascii="Arial" w:hAnsi="Arial" w:cs="Arial"/>
-              </w:rPr>
-              <w:t>.03.2026</w:t>
+              <w:t>10</w:t>
+            </w:r>
+            <w:r>
+              <w:rPr>
+                <w:rFonts w:ascii="Arial" w:hAnsi="Arial" w:cs="Arial"/>
+              </w:rPr>
+              <w:t>.0</w:t>
+            </w:r>
+            <w:r>
+              <w:rPr>
+                <w:rFonts w:ascii="Arial" w:hAnsi="Arial" w:cs="Arial"/>
+              </w:rPr>
+              <w:t>4</w:t>
+            </w:r>
+            <w:r>
+              <w:rPr>
+                <w:rFonts w:ascii="Arial" w:hAnsi="Arial" w:cs="Arial"/>
+              </w:rPr>
+              <w:t>.2026</w:t>
             </w:r>
           </w:p>
         </w:tc>
@@ -11480,6 +11194,7 @@
             <w:r>
               <w:rPr>
                 <w:rFonts w:ascii="Arial" w:hAnsi="Arial" w:cs="Arial"/>
+                <w:noProof/>
               </w:rPr>
               <w:drawing>
                 <wp:anchor distT="0" distB="0" distL="114300" distR="114300" simplePos="0" relativeHeight="251675648" behindDoc="0" locked="0" layoutInCell="1" allowOverlap="1" wp14:anchorId="605F4212" wp14:editId="5A7B12A8">
@@ -11691,6 +11406,7 @@
             <w:r>
               <w:rPr>
                 <w:rFonts w:ascii="Arial" w:hAnsi="Arial" w:cs="Arial"/>
+                <w:noProof/>
               </w:rPr>
               <w:drawing>
                 <wp:anchor distT="0" distB="0" distL="114300" distR="114300" simplePos="0" relativeHeight="251676672" behindDoc="0" locked="0" layoutInCell="1" allowOverlap="1" wp14:anchorId="70EA189E" wp14:editId="72591106">
@@ -11816,10 +11532,11 @@
             <w:r>
               <w:rPr>
                 <w:rFonts w:ascii="Arial" w:hAnsi="Arial" w:cs="Arial"/>
+                <w:noProof/>
               </w:rPr>
               <w:lastRenderedPageBreak/>
               <w:drawing>
-                <wp:anchor distT="0" distB="0" distL="114300" distR="114300" simplePos="0" relativeHeight="251677696" behindDoc="0" locked="0" layoutInCell="1" allowOverlap="1" wp14:anchorId="21C91103" wp14:editId="77696019">
+                <wp:anchor distT="0" distB="0" distL="114300" distR="114300" simplePos="0" relativeHeight="251677696" behindDoc="0" locked="0" layoutInCell="1" allowOverlap="1" wp14:anchorId="21C91103" wp14:editId="63CCE789">
                   <wp:simplePos x="0" y="0"/>
                   <wp:positionH relativeFrom="column">
                     <wp:posOffset>276737</wp:posOffset>
@@ -12354,13 +12071,7 @@
               <w:rPr>
                 <w:rFonts w:ascii="Arial" w:hAnsi="Arial" w:cs="Arial"/>
               </w:rPr>
-              <w:t xml:space="preserve">Lavori svolti la scorsa lezione: </w:t>
-            </w:r>
-            <w:r>
-              <w:rPr>
-                <w:rFonts w:ascii="Arial" w:hAnsi="Arial" w:cs="Arial"/>
-              </w:rPr>
-              <w:t>Poster</w:t>
+              <w:t>Lavori svolti la scorsa lezione: Poster</w:t>
             </w:r>
           </w:p>
           <w:p>
@@ -12378,13 +12089,7 @@
               <w:rPr>
                 <w:rFonts w:ascii="Arial" w:hAnsi="Arial" w:cs="Arial"/>
               </w:rPr>
-              <w:t xml:space="preserve">Lavori da svolgere questa lezione: </w:t>
-            </w:r>
-            <w:r>
-              <w:rPr>
-                <w:rFonts w:ascii="Arial" w:hAnsi="Arial" w:cs="Arial"/>
-              </w:rPr>
-              <w:t>Fix di GitHub, Documentazione (Test ed Implementazione)</w:t>
+              <w:t>Lavori da svolgere questa lezione: Fix di GitHub, Documentazione (Test ed Implementazione)</w:t>
             </w:r>
           </w:p>
           <w:p>
@@ -12428,25 +12133,13 @@
               <w:rPr>
                 <w:rFonts w:ascii="Arial" w:hAnsi="Arial" w:cs="Arial"/>
               </w:rPr>
-              <w:t xml:space="preserve">Lavori svolti la scorsa lezione: </w:t>
-            </w:r>
-            <w:r>
-              <w:rPr>
-                <w:rFonts w:ascii="Arial" w:hAnsi="Arial" w:cs="Arial"/>
-              </w:rPr>
-              <w:t>Merge (risultato con bug), aggiustamento muri invisibili, accesso alla baita, mostro</w:t>
-            </w:r>
-            <w:r>
-              <w:rPr>
-                <w:rFonts w:ascii="Arial" w:hAnsi="Arial" w:cs="Arial"/>
-              </w:rPr>
-              <w:t xml:space="preserve"> </w:t>
-            </w:r>
-            <w:r>
-              <w:rPr>
-                <w:rFonts w:ascii="Arial" w:hAnsi="Arial" w:cs="Arial"/>
-              </w:rPr>
-              <w:t xml:space="preserve">ultimato a casa (circa </w:t>
+              <w:t>Lavori svolti la scorsa lezione: Merge (risultato con bug), aggiustamento muri invisibili, accesso alla baita, mostro</w:t>
+            </w:r>
+            <w:r>
+              <w:rPr>
+                <w:rFonts w:ascii="Arial" w:hAnsi="Arial" w:cs="Arial"/>
+              </w:rPr>
+              <w:t xml:space="preserve"> ultimato a casa (circa </w:t>
             </w:r>
             <w:r>
               <w:rPr>
@@ -12459,27 +12152,7 @@
               <w:rPr>
                 <w:rFonts w:ascii="Arial" w:hAnsi="Arial" w:cs="Arial"/>
               </w:rPr>
-              <w:t xml:space="preserve"> ore </w:t>
-            </w:r>
-            <w:r>
-              <w:rPr>
-                <w:rFonts w:ascii="Arial" w:hAnsi="Arial" w:cs="Arial"/>
-              </w:rPr>
-              <w:t xml:space="preserve">non </w:t>
-            </w:r>
-            <w:proofErr w:type="spellStart"/>
-            <w:r>
-              <w:rPr>
-                <w:rFonts w:ascii="Arial" w:hAnsi="Arial" w:cs="Arial"/>
-              </w:rPr>
-              <w:t>scolastoche</w:t>
-            </w:r>
-            <w:proofErr w:type="spellEnd"/>
-            <w:r>
-              <w:rPr>
-                <w:rFonts w:ascii="Arial" w:hAnsi="Arial" w:cs="Arial"/>
-              </w:rPr>
-              <w:t>)</w:t>
+              <w:t xml:space="preserve"> ore non scolastoche)</w:t>
             </w:r>
           </w:p>
           <w:p>
@@ -12547,25 +12220,7 @@
               <w:rPr>
                 <w:rFonts w:ascii="Arial" w:hAnsi="Arial" w:cs="Arial"/>
               </w:rPr>
-              <w:t>Lavori svolti la scorsa lezione: Cre</w:t>
-            </w:r>
-            <w:r>
-              <w:rPr>
-                <w:rFonts w:ascii="Arial" w:hAnsi="Arial" w:cs="Arial"/>
-              </w:rPr>
-              <w:t>azione</w:t>
-            </w:r>
-            <w:r>
-              <w:rPr>
-                <w:rFonts w:ascii="Arial" w:hAnsi="Arial" w:cs="Arial"/>
-              </w:rPr>
-              <w:t xml:space="preserve"> delle immagini per il poste</w:t>
-            </w:r>
-            <w:r>
-              <w:rPr>
-                <w:rFonts w:ascii="Arial" w:hAnsi="Arial" w:cs="Arial"/>
-              </w:rPr>
-              <w:t>r, mostro (modello)</w:t>
+              <w:t>Lavori svolti la scorsa lezione: Creazione delle immagini per il poster, mostro (modello)</w:t>
             </w:r>
           </w:p>
           <w:p>
@@ -12738,16 +12393,8 @@
               <w:rPr>
                 <w:rFonts w:ascii="Arial" w:hAnsi="Arial" w:cs="Arial"/>
               </w:rPr>
-              <w:t xml:space="preserve">Sprint </w:t>
-            </w:r>
-            <w:proofErr w:type="spellStart"/>
-            <w:r>
-              <w:rPr>
-                <w:rFonts w:ascii="Arial" w:hAnsi="Arial" w:cs="Arial"/>
-              </w:rPr>
-              <w:t>Retrospective</w:t>
-            </w:r>
-            <w:proofErr w:type="spellEnd"/>
+              <w:t>Sprint Retrospective</w:t>
+            </w:r>
           </w:p>
         </w:tc>
       </w:tr>
@@ -12787,6 +12434,1342 @@
         </w:rPr>
       </w:pPr>
     </w:p>
+    <w:p>
+      <w:pPr>
+        <w:rPr>
+          <w:rFonts w:ascii="Arial" w:hAnsi="Arial" w:cs="Arial"/>
+        </w:rPr>
+      </w:pPr>
+    </w:p>
+    <w:p>
+      <w:pPr>
+        <w:rPr>
+          <w:rFonts w:ascii="Arial" w:hAnsi="Arial" w:cs="Arial"/>
+        </w:rPr>
+      </w:pPr>
+      <w:r>
+        <w:rPr>
+          <w:rFonts w:ascii="Arial" w:hAnsi="Arial" w:cs="Arial"/>
+        </w:rPr>
+        <w:br w:type="page"/>
+      </w:r>
+    </w:p>
+    <w:p>
+      <w:pPr>
+        <w:rPr>
+          <w:rFonts w:ascii="Arial" w:hAnsi="Arial" w:cs="Arial"/>
+        </w:rPr>
+      </w:pPr>
+    </w:p>
+    <w:tbl>
+      <w:tblPr>
+        <w:tblStyle w:val="Grigliatabella"/>
+        <w:tblW w:w="9634" w:type="dxa"/>
+        <w:tblLook w:val="04A0" w:firstRow="1" w:lastRow="0" w:firstColumn="1" w:lastColumn="0" w:noHBand="0" w:noVBand="1"/>
+      </w:tblPr>
+      <w:tblGrid>
+        <w:gridCol w:w="4803"/>
+        <w:gridCol w:w="4831"/>
+      </w:tblGrid>
+      <w:tr>
+        <w:trPr>
+          <w:trHeight w:hRule="exact" w:val="397"/>
+        </w:trPr>
+        <w:tc>
+          <w:tcPr>
+            <w:tcW w:w="4803" w:type="dxa"/>
+            <w:vAlign w:val="center"/>
+          </w:tcPr>
+          <w:p>
+            <w:pPr>
+              <w:rPr>
+                <w:rFonts w:ascii="Arial" w:hAnsi="Arial" w:cs="Arial"/>
+                <w:b/>
+                <w:bCs/>
+              </w:rPr>
+            </w:pPr>
+            <w:r>
+              <w:rPr>
+                <w:rFonts w:ascii="Arial" w:hAnsi="Arial" w:cs="Arial"/>
+                <w:b/>
+                <w:bCs/>
+              </w:rPr>
+              <w:t>Luogo</w:t>
+            </w:r>
+          </w:p>
+        </w:tc>
+        <w:tc>
+          <w:tcPr>
+            <w:tcW w:w="4831" w:type="dxa"/>
+            <w:vAlign w:val="center"/>
+          </w:tcPr>
+          <w:p>
+            <w:pPr>
+              <w:pStyle w:val="Nessunaspaziatura"/>
+              <w:spacing w:before="40" w:line="360" w:lineRule="auto"/>
+              <w:rPr>
+                <w:rFonts w:ascii="Arial" w:hAnsi="Arial" w:cs="Arial"/>
+              </w:rPr>
+            </w:pPr>
+            <w:r>
+              <w:rPr>
+                <w:rFonts w:ascii="Arial" w:hAnsi="Arial" w:cs="Arial"/>
+              </w:rPr>
+              <w:t>Canobbio</w:t>
+            </w:r>
+          </w:p>
+        </w:tc>
+      </w:tr>
+      <w:tr>
+        <w:trPr>
+          <w:trHeight w:hRule="exact" w:val="397"/>
+        </w:trPr>
+        <w:tc>
+          <w:tcPr>
+            <w:tcW w:w="4803" w:type="dxa"/>
+            <w:vAlign w:val="center"/>
+          </w:tcPr>
+          <w:p>
+            <w:pPr>
+              <w:rPr>
+                <w:rFonts w:ascii="Arial" w:hAnsi="Arial" w:cs="Arial"/>
+                <w:b/>
+                <w:bCs/>
+              </w:rPr>
+            </w:pPr>
+            <w:r>
+              <w:rPr>
+                <w:rFonts w:ascii="Arial" w:hAnsi="Arial" w:cs="Arial"/>
+                <w:b/>
+                <w:bCs/>
+              </w:rPr>
+              <w:t>Data</w:t>
+            </w:r>
+          </w:p>
+        </w:tc>
+        <w:tc>
+          <w:tcPr>
+            <w:tcW w:w="4831" w:type="dxa"/>
+            <w:vAlign w:val="center"/>
+          </w:tcPr>
+          <w:p>
+            <w:pPr>
+              <w:rPr>
+                <w:rFonts w:ascii="Arial" w:hAnsi="Arial" w:cs="Arial"/>
+              </w:rPr>
+            </w:pPr>
+            <w:r>
+              <w:rPr>
+                <w:rFonts w:ascii="Arial" w:hAnsi="Arial" w:cs="Arial"/>
+              </w:rPr>
+              <w:t>1</w:t>
+            </w:r>
+            <w:r>
+              <w:rPr>
+                <w:rFonts w:ascii="Arial" w:hAnsi="Arial" w:cs="Arial"/>
+              </w:rPr>
+              <w:t>7</w:t>
+            </w:r>
+            <w:r>
+              <w:rPr>
+                <w:rFonts w:ascii="Arial" w:hAnsi="Arial" w:cs="Arial"/>
+              </w:rPr>
+              <w:t>.04.2026</w:t>
+            </w:r>
+          </w:p>
+        </w:tc>
+      </w:tr>
+    </w:tbl>
+    <w:p>
+      <w:pPr>
+        <w:rPr>
+          <w:rFonts w:ascii="Arial" w:hAnsi="Arial" w:cs="Arial"/>
+        </w:rPr>
+      </w:pPr>
+    </w:p>
+    <w:tbl>
+      <w:tblPr>
+        <w:tblStyle w:val="Grigliatabella"/>
+        <w:tblW w:w="0" w:type="auto"/>
+        <w:tblLook w:val="04A0" w:firstRow="1" w:lastRow="0" w:firstColumn="1" w:lastColumn="0" w:noHBand="0" w:noVBand="1"/>
+      </w:tblPr>
+      <w:tblGrid>
+        <w:gridCol w:w="9628"/>
+      </w:tblGrid>
+      <w:tr>
+        <w:tc>
+          <w:tcPr>
+            <w:tcW w:w="9854" w:type="dxa"/>
+            <w:shd w:val="clear" w:color="auto" w:fill="D9D9D9" w:themeFill="background1" w:themeFillShade="D9"/>
+          </w:tcPr>
+          <w:p>
+            <w:pPr>
+              <w:rPr>
+                <w:rFonts w:ascii="Arial" w:hAnsi="Arial" w:cs="Arial"/>
+              </w:rPr>
+            </w:pPr>
+            <w:r>
+              <w:rPr>
+                <w:rFonts w:ascii="Arial" w:hAnsi="Arial" w:cs="Arial"/>
+              </w:rPr>
+              <w:t>Lavori svolti</w:t>
+            </w:r>
+          </w:p>
+        </w:tc>
+      </w:tr>
+      <w:tr>
+        <w:tc>
+          <w:tcPr>
+            <w:tcW w:w="9854" w:type="dxa"/>
+          </w:tcPr>
+          <w:p>
+            <w:pPr>
+              <w:rPr>
+                <w:rFonts w:ascii="Arial" w:hAnsi="Arial" w:cs="Arial"/>
+                <w:b/>
+                <w:bCs/>
+              </w:rPr>
+            </w:pPr>
+            <w:r>
+              <w:rPr>
+                <w:rFonts w:ascii="Arial" w:hAnsi="Arial" w:cs="Arial"/>
+                <w:b/>
+                <w:bCs/>
+              </w:rPr>
+              <w:t>Kilian:</w:t>
+            </w:r>
+          </w:p>
+          <w:p>
+            <w:pPr>
+              <w:pStyle w:val="Paragrafoelenco"/>
+              <w:numPr>
+                <w:ilvl w:val="0"/>
+                <w:numId w:val="41"/>
+              </w:numPr>
+              <w:rPr>
+                <w:rFonts w:ascii="Arial" w:hAnsi="Arial" w:cs="Arial"/>
+              </w:rPr>
+            </w:pPr>
+            <w:r>
+              <w:rPr>
+                <w:rFonts w:ascii="Arial" w:hAnsi="Arial" w:cs="Arial"/>
+              </w:rPr>
+              <w:t xml:space="preserve">Verifica, </w:t>
+            </w:r>
+            <w:r>
+              <w:rPr>
+                <w:rFonts w:ascii="Arial" w:hAnsi="Arial" w:cs="Arial"/>
+              </w:rPr>
+              <w:t>Sprint review (13:05 – 13:40)</w:t>
+            </w:r>
+            <w:r>
+              <w:rPr>
+                <w:rFonts w:ascii="Arial" w:hAnsi="Arial" w:cs="Arial"/>
+              </w:rPr>
+              <w:t xml:space="preserve">, </w:t>
+            </w:r>
+            <w:r>
+              <w:rPr>
+                <w:rFonts w:ascii="Arial" w:hAnsi="Arial" w:cs="Arial"/>
+              </w:rPr>
+              <w:t>Test (14:15 – 15:45)</w:t>
+            </w:r>
+          </w:p>
+          <w:p>
+            <w:pPr>
+              <w:rPr>
+                <w:rFonts w:ascii="Arial" w:hAnsi="Arial" w:cs="Arial"/>
+              </w:rPr>
+            </w:pPr>
+          </w:p>
+          <w:p>
+            <w:pPr>
+              <w:rPr>
+                <w:rFonts w:ascii="Arial" w:hAnsi="Arial" w:cs="Arial"/>
+                <w:b/>
+                <w:bCs/>
+              </w:rPr>
+            </w:pPr>
+            <w:r>
+              <w:rPr>
+                <w:rFonts w:ascii="Arial" w:hAnsi="Arial" w:cs="Arial"/>
+                <w:b/>
+                <w:bCs/>
+              </w:rPr>
+              <w:t>Luca</w:t>
+            </w:r>
+            <w:r>
+              <w:rPr>
+                <w:rFonts w:ascii="Arial" w:hAnsi="Arial" w:cs="Arial"/>
+                <w:b/>
+                <w:bCs/>
+              </w:rPr>
+              <w:t>:</w:t>
+            </w:r>
+          </w:p>
+          <w:p>
+            <w:pPr>
+              <w:pStyle w:val="Paragrafoelenco"/>
+              <w:numPr>
+                <w:ilvl w:val="0"/>
+                <w:numId w:val="41"/>
+              </w:numPr>
+              <w:rPr>
+                <w:rFonts w:ascii="Arial" w:hAnsi="Arial" w:cs="Arial"/>
+              </w:rPr>
+            </w:pPr>
+            <w:r>
+              <w:rPr>
+                <w:rFonts w:ascii="Arial" w:hAnsi="Arial" w:cs="Arial"/>
+              </w:rPr>
+              <w:t>Verifica, Sprint review (13:05 – 13:40),</w:t>
+            </w:r>
+            <w:r>
+              <w:rPr>
+                <w:rFonts w:ascii="Arial" w:hAnsi="Arial" w:cs="Arial"/>
+              </w:rPr>
+              <w:t xml:space="preserve"> Documentazione capitolo implementazione (13:40 – 14:00 / 14:15 – 14:50), inizio sviluppo dei menù (14:50)</w:t>
+            </w:r>
+          </w:p>
+          <w:p>
+            <w:pPr>
+              <w:rPr>
+                <w:rFonts w:ascii="Arial" w:hAnsi="Arial" w:cs="Arial"/>
+              </w:rPr>
+            </w:pPr>
+          </w:p>
+          <w:p>
+            <w:pPr>
+              <w:rPr>
+                <w:rFonts w:ascii="Arial" w:hAnsi="Arial" w:cs="Arial"/>
+                <w:b/>
+                <w:bCs/>
+              </w:rPr>
+            </w:pPr>
+            <w:r>
+              <w:rPr>
+                <w:rFonts w:ascii="Arial" w:hAnsi="Arial" w:cs="Arial"/>
+                <w:b/>
+                <w:bCs/>
+              </w:rPr>
+              <w:t>Ruben:</w:t>
+            </w:r>
+          </w:p>
+          <w:p>
+            <w:pPr>
+              <w:pStyle w:val="Paragrafoelenco"/>
+              <w:numPr>
+                <w:ilvl w:val="0"/>
+                <w:numId w:val="41"/>
+              </w:numPr>
+              <w:rPr>
+                <w:rFonts w:ascii="Arial" w:hAnsi="Arial" w:cs="Arial"/>
+              </w:rPr>
+            </w:pPr>
+            <w:r>
+              <w:rPr>
+                <w:rFonts w:ascii="Arial" w:hAnsi="Arial" w:cs="Arial"/>
+              </w:rPr>
+              <w:t>ASSENTE</w:t>
+            </w:r>
+          </w:p>
+          <w:p>
+            <w:pPr>
+              <w:rPr>
+                <w:rFonts w:ascii="Arial" w:hAnsi="Arial" w:cs="Arial"/>
+              </w:rPr>
+            </w:pPr>
+          </w:p>
+        </w:tc>
+      </w:tr>
+    </w:tbl>
+    <w:p>
+      <w:pPr>
+        <w:rPr>
+          <w:rFonts w:ascii="Arial" w:hAnsi="Arial" w:cs="Arial"/>
+        </w:rPr>
+      </w:pPr>
+    </w:p>
+    <w:tbl>
+      <w:tblPr>
+        <w:tblStyle w:val="Grigliatabella"/>
+        <w:tblW w:w="0" w:type="auto"/>
+        <w:tblLook w:val="04A0" w:firstRow="1" w:lastRow="0" w:firstColumn="1" w:lastColumn="0" w:noHBand="0" w:noVBand="1"/>
+      </w:tblPr>
+      <w:tblGrid>
+        <w:gridCol w:w="9628"/>
+      </w:tblGrid>
+      <w:tr>
+        <w:tc>
+          <w:tcPr>
+            <w:tcW w:w="9854" w:type="dxa"/>
+            <w:shd w:val="clear" w:color="auto" w:fill="D9D9D9" w:themeFill="background1" w:themeFillShade="D9"/>
+          </w:tcPr>
+          <w:p>
+            <w:pPr>
+              <w:rPr>
+                <w:rFonts w:ascii="Arial" w:hAnsi="Arial" w:cs="Arial"/>
+              </w:rPr>
+            </w:pPr>
+            <w:r>
+              <w:rPr>
+                <w:rFonts w:ascii="Arial" w:hAnsi="Arial" w:cs="Arial"/>
+              </w:rPr>
+              <w:t>Problemi riscontrati e soluzioni adottate</w:t>
+            </w:r>
+          </w:p>
+        </w:tc>
+      </w:tr>
+      <w:tr>
+        <w:trPr>
+          <w:trHeight w:val="1437"/>
+        </w:trPr>
+        <w:tc>
+          <w:tcPr>
+            <w:tcW w:w="9854" w:type="dxa"/>
+          </w:tcPr>
+          <w:p>
+            <w:pPr>
+              <w:rPr>
+                <w:rFonts w:ascii="Arial" w:hAnsi="Arial" w:cs="Arial"/>
+                <w:b/>
+                <w:bCs/>
+              </w:rPr>
+            </w:pPr>
+            <w:r>
+              <w:rPr>
+                <w:rFonts w:ascii="Arial" w:hAnsi="Arial" w:cs="Arial"/>
+                <w:b/>
+                <w:bCs/>
+              </w:rPr>
+              <w:t>Generale</w:t>
+            </w:r>
+            <w:r>
+              <w:rPr>
+                <w:rFonts w:ascii="Arial" w:hAnsi="Arial" w:cs="Arial"/>
+                <w:b/>
+                <w:bCs/>
+              </w:rPr>
+              <w:t>:</w:t>
+            </w:r>
+          </w:p>
+          <w:p>
+            <w:pPr>
+              <w:pStyle w:val="Paragrafoelenco"/>
+              <w:numPr>
+                <w:ilvl w:val="0"/>
+                <w:numId w:val="41"/>
+              </w:numPr>
+              <w:rPr>
+                <w:rFonts w:ascii="Arial" w:hAnsi="Arial" w:cs="Arial"/>
+              </w:rPr>
+            </w:pPr>
+            <w:r>
+              <w:rPr>
+                <w:rFonts w:ascii="Arial" w:hAnsi="Arial" w:cs="Arial"/>
+              </w:rPr>
+              <w:t>L’assenza di Ruben, che già non aveva ultimato</w:t>
+            </w:r>
+            <w:r>
+              <w:rPr>
+                <w:rFonts w:ascii="Arial" w:hAnsi="Arial" w:cs="Arial"/>
+                <w:color w:val="FF0000"/>
+              </w:rPr>
+              <w:t xml:space="preserve"> </w:t>
+            </w:r>
+            <w:r>
+              <w:rPr>
+                <w:rFonts w:ascii="Arial" w:hAnsi="Arial" w:cs="Arial"/>
+              </w:rPr>
+              <w:t>il mostro (despawn, jumpscare)</w:t>
+            </w:r>
+            <w:r>
+              <w:rPr>
+                <w:rFonts w:ascii="Arial" w:hAnsi="Arial" w:cs="Arial"/>
+              </w:rPr>
+              <w:t xml:space="preserve"> </w:t>
+            </w:r>
+            <w:r>
+              <w:rPr>
+                <w:rFonts w:ascii="Arial" w:hAnsi="Arial" w:cs="Arial"/>
+              </w:rPr>
+              <w:t xml:space="preserve">né condiviso un repository, ha complicato ulteriormente lo sviluppo per la mancanza degli assets e </w:t>
+            </w:r>
+            <w:r>
+              <w:rPr>
+                <w:rFonts w:ascii="Arial" w:hAnsi="Arial" w:cs="Arial"/>
+              </w:rPr>
+              <w:t>l’impossibilità di testare quelle funzionalità</w:t>
+            </w:r>
+            <w:r>
+              <w:rPr>
+                <w:rFonts w:ascii="Arial" w:hAnsi="Arial" w:cs="Arial"/>
+              </w:rPr>
+              <w:t>. Fortunatamente il mostro si è rivelato testabile.</w:t>
+            </w:r>
+          </w:p>
+          <w:p>
+            <w:pPr>
+              <w:rPr>
+                <w:rFonts w:ascii="Arial" w:hAnsi="Arial" w:cs="Arial"/>
+                <w:b/>
+                <w:bCs/>
+              </w:rPr>
+            </w:pPr>
+          </w:p>
+          <w:p>
+            <w:pPr>
+              <w:rPr>
+                <w:rFonts w:ascii="Arial" w:hAnsi="Arial" w:cs="Arial"/>
+                <w:b/>
+                <w:bCs/>
+              </w:rPr>
+            </w:pPr>
+            <w:r>
+              <w:rPr>
+                <w:rFonts w:ascii="Arial" w:hAnsi="Arial" w:cs="Arial"/>
+                <w:b/>
+                <w:bCs/>
+              </w:rPr>
+              <w:t>Kilian:</w:t>
+            </w:r>
+          </w:p>
+          <w:p>
+            <w:pPr>
+              <w:pStyle w:val="Paragrafoelenco"/>
+              <w:numPr>
+                <w:ilvl w:val="0"/>
+                <w:numId w:val="41"/>
+              </w:numPr>
+              <w:rPr>
+                <w:rFonts w:ascii="Arial" w:hAnsi="Arial" w:cs="Arial"/>
+              </w:rPr>
+            </w:pPr>
+            <w:r>
+              <w:rPr>
+                <w:rFonts w:ascii="Arial" w:hAnsi="Arial" w:cs="Arial"/>
+              </w:rPr>
+              <w:t>Nessuno</w:t>
+            </w:r>
+          </w:p>
+          <w:p>
+            <w:pPr>
+              <w:rPr>
+                <w:rFonts w:ascii="Arial" w:hAnsi="Arial" w:cs="Arial"/>
+              </w:rPr>
+            </w:pPr>
+          </w:p>
+          <w:p>
+            <w:pPr>
+              <w:rPr>
+                <w:rFonts w:ascii="Arial" w:hAnsi="Arial" w:cs="Arial"/>
+                <w:b/>
+                <w:bCs/>
+              </w:rPr>
+            </w:pPr>
+            <w:r>
+              <w:rPr>
+                <w:rFonts w:ascii="Arial" w:hAnsi="Arial" w:cs="Arial"/>
+                <w:b/>
+                <w:bCs/>
+              </w:rPr>
+              <w:t>Luca:</w:t>
+            </w:r>
+          </w:p>
+          <w:p>
+            <w:pPr>
+              <w:pStyle w:val="Paragrafoelenco"/>
+              <w:numPr>
+                <w:ilvl w:val="0"/>
+                <w:numId w:val="41"/>
+              </w:numPr>
+              <w:rPr>
+                <w:rFonts w:ascii="Arial" w:hAnsi="Arial" w:cs="Arial"/>
+              </w:rPr>
+            </w:pPr>
+            <w:r>
+              <w:rPr>
+                <w:rFonts w:ascii="Arial" w:hAnsi="Arial" w:cs="Arial"/>
+              </w:rPr>
+              <w:t>Nessuno</w:t>
+            </w:r>
+          </w:p>
+          <w:p>
+            <w:pPr>
+              <w:rPr>
+                <w:rFonts w:ascii="Arial" w:hAnsi="Arial" w:cs="Arial"/>
+              </w:rPr>
+            </w:pPr>
+          </w:p>
+        </w:tc>
+      </w:tr>
+    </w:tbl>
+    <w:p>
+      <w:pPr>
+        <w:rPr>
+          <w:rFonts w:ascii="Arial" w:hAnsi="Arial" w:cs="Arial"/>
+        </w:rPr>
+      </w:pPr>
+    </w:p>
+    <w:tbl>
+      <w:tblPr>
+        <w:tblStyle w:val="Grigliatabella"/>
+        <w:tblW w:w="0" w:type="auto"/>
+        <w:tblLook w:val="04A0" w:firstRow="1" w:lastRow="0" w:firstColumn="1" w:lastColumn="0" w:noHBand="0" w:noVBand="1"/>
+      </w:tblPr>
+      <w:tblGrid>
+        <w:gridCol w:w="9628"/>
+      </w:tblGrid>
+      <w:tr>
+        <w:tc>
+          <w:tcPr>
+            <w:tcW w:w="9854" w:type="dxa"/>
+            <w:shd w:val="clear" w:color="auto" w:fill="D9D9D9" w:themeFill="background1" w:themeFillShade="D9"/>
+          </w:tcPr>
+          <w:p>
+            <w:pPr>
+              <w:rPr>
+                <w:rFonts w:ascii="Arial" w:hAnsi="Arial" w:cs="Arial"/>
+              </w:rPr>
+            </w:pPr>
+            <w:r>
+              <w:rPr>
+                <w:rFonts w:ascii="Arial" w:hAnsi="Arial" w:cs="Arial"/>
+              </w:rPr>
+              <w:t>Punto della situazione rispetto alla pianificazione</w:t>
+            </w:r>
+          </w:p>
+        </w:tc>
+      </w:tr>
+      <w:tr>
+        <w:tc>
+          <w:tcPr>
+            <w:tcW w:w="9854" w:type="dxa"/>
+          </w:tcPr>
+          <w:p>
+            <w:pPr>
+              <w:rPr>
+                <w:rFonts w:ascii="Arial" w:hAnsi="Arial" w:cs="Arial"/>
+              </w:rPr>
+            </w:pPr>
+            <w:r>
+              <w:rPr>
+                <w:rFonts w:ascii="Arial" w:hAnsi="Arial" w:cs="Arial"/>
+              </w:rPr>
+              <w:t xml:space="preserve">Lo </w:t>
+            </w:r>
+            <w:r>
+              <w:rPr>
+                <w:rFonts w:ascii="Arial" w:hAnsi="Arial" w:cs="Arial"/>
+                <w:i/>
+                <w:iCs/>
+              </w:rPr>
+              <w:t>Sprint 2</w:t>
+            </w:r>
+            <w:r>
+              <w:rPr>
+                <w:rFonts w:ascii="Arial" w:hAnsi="Arial" w:cs="Arial"/>
+              </w:rPr>
+              <w:t xml:space="preserve"> è terminato la scorsa settimana ma ci siamo ritrovati a dover eseguire i test ed ultimare </w:t>
+            </w:r>
+            <w:r>
+              <w:rPr>
+                <w:rFonts w:ascii="Arial" w:hAnsi="Arial" w:cs="Arial"/>
+              </w:rPr>
+              <w:t>la documentazione QUESTA giornata.</w:t>
+            </w:r>
+            <w:r>
+              <w:rPr>
+                <w:rFonts w:ascii="Arial" w:hAnsi="Arial" w:cs="Arial"/>
+              </w:rPr>
+              <w:t xml:space="preserve"> Le animazioni del mostro non sono state implementate.</w:t>
+            </w:r>
+          </w:p>
+          <w:p>
+            <w:pPr>
+              <w:rPr>
+                <w:rFonts w:ascii="Arial" w:hAnsi="Arial" w:cs="Arial"/>
+              </w:rPr>
+            </w:pPr>
+            <w:r>
+              <w:rPr>
+                <w:rFonts w:ascii="Arial" w:hAnsi="Arial" w:cs="Arial"/>
+              </w:rPr>
+              <w:t xml:space="preserve">I test non sono stati ultimati per tempo ed andranno ultimati a casa per non rimanere troppo indietro con </w:t>
+            </w:r>
+            <w:r>
+              <w:rPr>
+                <w:rFonts w:ascii="Arial" w:hAnsi="Arial" w:cs="Arial"/>
+              </w:rPr>
+              <w:t>il programma</w:t>
+            </w:r>
+            <w:r>
+              <w:rPr>
+                <w:rFonts w:ascii="Arial" w:hAnsi="Arial" w:cs="Arial"/>
+              </w:rPr>
+              <w:t>.</w:t>
+            </w:r>
+          </w:p>
+          <w:p>
+            <w:pPr>
+              <w:rPr>
+                <w:rFonts w:ascii="Arial" w:hAnsi="Arial" w:cs="Arial"/>
+              </w:rPr>
+            </w:pPr>
+          </w:p>
+        </w:tc>
+      </w:tr>
+    </w:tbl>
+    <w:p>
+      <w:pPr>
+        <w:rPr>
+          <w:rFonts w:ascii="Arial" w:hAnsi="Arial" w:cs="Arial"/>
+        </w:rPr>
+      </w:pPr>
+    </w:p>
+    <w:tbl>
+      <w:tblPr>
+        <w:tblStyle w:val="Grigliatabella"/>
+        <w:tblW w:w="0" w:type="auto"/>
+        <w:tblLook w:val="04A0" w:firstRow="1" w:lastRow="0" w:firstColumn="1" w:lastColumn="0" w:noHBand="0" w:noVBand="1"/>
+      </w:tblPr>
+      <w:tblGrid>
+        <w:gridCol w:w="9628"/>
+      </w:tblGrid>
+      <w:tr>
+        <w:tc>
+          <w:tcPr>
+            <w:tcW w:w="9854" w:type="dxa"/>
+            <w:shd w:val="clear" w:color="auto" w:fill="D9D9D9" w:themeFill="background1" w:themeFillShade="D9"/>
+          </w:tcPr>
+          <w:p>
+            <w:pPr>
+              <w:rPr>
+                <w:rFonts w:ascii="Arial" w:hAnsi="Arial" w:cs="Arial"/>
+              </w:rPr>
+            </w:pPr>
+            <w:r>
+              <w:rPr>
+                <w:rFonts w:ascii="Arial" w:hAnsi="Arial" w:cs="Arial"/>
+              </w:rPr>
+              <w:t>Programma di massima per la prossima giornata di lavoro</w:t>
+            </w:r>
+          </w:p>
+        </w:tc>
+      </w:tr>
+      <w:tr>
+        <w:trPr>
+          <w:trHeight w:val="506"/>
+        </w:trPr>
+        <w:tc>
+          <w:tcPr>
+            <w:tcW w:w="9854" w:type="dxa"/>
+          </w:tcPr>
+          <w:p>
+            <w:pPr>
+              <w:pStyle w:val="Paragrafoelenco"/>
+              <w:numPr>
+                <w:ilvl w:val="0"/>
+                <w:numId w:val="22"/>
+              </w:numPr>
+              <w:rPr>
+                <w:rFonts w:ascii="Arial" w:hAnsi="Arial" w:cs="Arial"/>
+              </w:rPr>
+            </w:pPr>
+            <w:r>
+              <w:rPr>
+                <w:rFonts w:ascii="Arial" w:hAnsi="Arial" w:cs="Arial"/>
+              </w:rPr>
+              <w:t xml:space="preserve">Kilian: </w:t>
+            </w:r>
+            <w:r>
+              <w:rPr>
+                <w:rFonts w:ascii="Arial" w:hAnsi="Arial" w:cs="Arial"/>
+              </w:rPr>
+              <w:t>Sistemare documentazione, iniziare il menu principale</w:t>
+            </w:r>
+          </w:p>
+          <w:p>
+            <w:pPr>
+              <w:pStyle w:val="Paragrafoelenco"/>
+              <w:numPr>
+                <w:ilvl w:val="0"/>
+                <w:numId w:val="22"/>
+              </w:numPr>
+              <w:rPr>
+                <w:rFonts w:ascii="Arial" w:hAnsi="Arial" w:cs="Arial"/>
+              </w:rPr>
+            </w:pPr>
+            <w:r>
+              <w:rPr>
+                <w:rFonts w:ascii="Arial" w:hAnsi="Arial" w:cs="Arial"/>
+              </w:rPr>
+              <w:t xml:space="preserve">Luca: </w:t>
+            </w:r>
+          </w:p>
+        </w:tc>
+      </w:tr>
+    </w:tbl>
+    <w:p>
+      <w:pPr>
+        <w:rPr>
+          <w:rFonts w:ascii="Arial" w:hAnsi="Arial" w:cs="Arial"/>
+        </w:rPr>
+      </w:pPr>
+    </w:p>
+    <w:p>
+      <w:pPr>
+        <w:rPr>
+          <w:rFonts w:ascii="Arial" w:hAnsi="Arial" w:cs="Arial"/>
+        </w:rPr>
+      </w:pPr>
+      <w:r>
+        <w:rPr>
+          <w:rFonts w:ascii="Arial" w:hAnsi="Arial" w:cs="Arial"/>
+        </w:rPr>
+        <w:br w:type="page"/>
+      </w:r>
+    </w:p>
+    <w:p>
+      <w:pPr>
+        <w:pStyle w:val="Titolo2"/>
+        <w:rPr>
+          <w:sz w:val="36"/>
+        </w:rPr>
+      </w:pPr>
+      <w:r>
+        <w:rPr>
+          <w:sz w:val="36"/>
+        </w:rPr>
+        <w:lastRenderedPageBreak/>
+        <w:t>Agile</w:t>
+      </w:r>
+      <w:r>
+        <w:rPr>
+          <w:sz w:val="36"/>
+        </w:rPr>
+        <w:t xml:space="preserve"> - Resoconto</w:t>
+      </w:r>
+    </w:p>
+    <w:p/>
+    <w:tbl>
+      <w:tblPr>
+        <w:tblStyle w:val="Grigliatabella"/>
+        <w:tblW w:w="0" w:type="auto"/>
+        <w:tblLook w:val="04A0" w:firstRow="1" w:lastRow="0" w:firstColumn="1" w:lastColumn="0" w:noHBand="0" w:noVBand="1"/>
+      </w:tblPr>
+      <w:tblGrid>
+        <w:gridCol w:w="9628"/>
+      </w:tblGrid>
+      <w:tr>
+        <w:tc>
+          <w:tcPr>
+            <w:tcW w:w="9854" w:type="dxa"/>
+            <w:shd w:val="clear" w:color="auto" w:fill="D9D9D9" w:themeFill="background1" w:themeFillShade="D9"/>
+          </w:tcPr>
+          <w:p>
+            <w:pPr>
+              <w:rPr>
+                <w:rFonts w:ascii="Arial" w:hAnsi="Arial" w:cs="Arial"/>
+              </w:rPr>
+            </w:pPr>
+            <w:r>
+              <w:rPr>
+                <w:rFonts w:ascii="Arial" w:hAnsi="Arial" w:cs="Arial"/>
+              </w:rPr>
+              <w:t>Daily Scrum</w:t>
+            </w:r>
+          </w:p>
+        </w:tc>
+      </w:tr>
+      <w:tr>
+        <w:tc>
+          <w:tcPr>
+            <w:tcW w:w="9854" w:type="dxa"/>
+          </w:tcPr>
+          <w:p>
+            <w:pPr>
+              <w:rPr>
+                <w:rFonts w:ascii="Arial" w:hAnsi="Arial" w:cs="Arial"/>
+              </w:rPr>
+            </w:pPr>
+          </w:p>
+          <w:p>
+            <w:pPr>
+              <w:rPr>
+                <w:rFonts w:ascii="Arial" w:hAnsi="Arial" w:cs="Arial"/>
+                <w:b/>
+                <w:bCs/>
+                <w:color w:val="31849B" w:themeColor="accent5" w:themeShade="BF"/>
+              </w:rPr>
+            </w:pPr>
+            <w:r>
+              <w:rPr>
+                <w:rFonts w:ascii="Arial" w:hAnsi="Arial" w:cs="Arial"/>
+                <w:b/>
+                <w:bCs/>
+                <w:color w:val="31849B" w:themeColor="accent5" w:themeShade="BF"/>
+              </w:rPr>
+              <w:t>Kilian:</w:t>
+            </w:r>
+          </w:p>
+          <w:p>
+            <w:pPr>
+              <w:pStyle w:val="Paragrafoelenco"/>
+              <w:numPr>
+                <w:ilvl w:val="0"/>
+                <w:numId w:val="29"/>
+              </w:numPr>
+              <w:rPr>
+                <w:rFonts w:ascii="Arial" w:hAnsi="Arial" w:cs="Arial"/>
+              </w:rPr>
+            </w:pPr>
+            <w:r>
+              <w:rPr>
+                <w:rFonts w:ascii="Arial" w:hAnsi="Arial" w:cs="Arial"/>
+              </w:rPr>
+              <w:t xml:space="preserve">Lavori svolti la scorsa lezione: </w:t>
+            </w:r>
+            <w:r>
+              <w:rPr>
+                <w:rFonts w:ascii="Arial" w:hAnsi="Arial" w:cs="Arial"/>
+              </w:rPr>
+              <w:t>Fix al branch di GitHub, documentazione dell’implementazione</w:t>
+            </w:r>
+          </w:p>
+          <w:p>
+            <w:pPr>
+              <w:pStyle w:val="Paragrafoelenco"/>
+              <w:rPr>
+                <w:rFonts w:ascii="Arial" w:hAnsi="Arial" w:cs="Arial"/>
+              </w:rPr>
+            </w:pPr>
+            <w:r>
+              <w:rPr>
+                <w:rFonts w:ascii="Arial" w:hAnsi="Arial" w:cs="Arial"/>
+              </w:rPr>
+              <w:sym w:font="Wingdings" w:char="F0E0"/>
+            </w:r>
+            <w:r>
+              <w:rPr>
+                <w:rFonts w:ascii="Arial" w:hAnsi="Arial" w:cs="Arial"/>
+              </w:rPr>
+              <w:t xml:space="preserve"> Documentazione Sprint 1 ultimata a casa (circa </w:t>
+            </w:r>
+            <w:r>
+              <w:rPr>
+                <w:rFonts w:ascii="Arial" w:hAnsi="Arial" w:cs="Arial"/>
+                <w:u w:val="single"/>
+              </w:rPr>
+              <w:t>5-6 ore</w:t>
+            </w:r>
+            <w:r>
+              <w:rPr>
+                <w:rFonts w:ascii="Arial" w:hAnsi="Arial" w:cs="Arial"/>
+              </w:rPr>
+              <w:t xml:space="preserve"> scolastiche)</w:t>
+            </w:r>
+          </w:p>
+          <w:p>
+            <w:pPr>
+              <w:pStyle w:val="Paragrafoelenco"/>
+              <w:numPr>
+                <w:ilvl w:val="0"/>
+                <w:numId w:val="29"/>
+              </w:numPr>
+              <w:rPr>
+                <w:rFonts w:ascii="Arial" w:hAnsi="Arial" w:cs="Arial"/>
+              </w:rPr>
+            </w:pPr>
+            <w:r>
+              <w:rPr>
+                <w:rFonts w:ascii="Arial" w:hAnsi="Arial" w:cs="Arial"/>
+              </w:rPr>
+              <w:t xml:space="preserve">Lavori da svolgere questa lezione: </w:t>
+            </w:r>
+            <w:r>
+              <w:rPr>
+                <w:rFonts w:ascii="Arial" w:hAnsi="Arial" w:cs="Arial"/>
+              </w:rPr>
+              <w:t>Test</w:t>
+            </w:r>
+          </w:p>
+          <w:p>
+            <w:pPr>
+              <w:rPr>
+                <w:rFonts w:ascii="Arial" w:hAnsi="Arial" w:cs="Arial"/>
+              </w:rPr>
+            </w:pPr>
+          </w:p>
+          <w:p>
+            <w:pPr>
+              <w:rPr>
+                <w:rFonts w:ascii="Arial" w:hAnsi="Arial" w:cs="Arial"/>
+                <w:b/>
+                <w:bCs/>
+                <w:color w:val="943634" w:themeColor="accent2" w:themeShade="BF"/>
+              </w:rPr>
+            </w:pPr>
+            <w:r>
+              <w:rPr>
+                <w:rFonts w:ascii="Arial" w:hAnsi="Arial" w:cs="Arial"/>
+                <w:b/>
+                <w:bCs/>
+                <w:color w:val="943634" w:themeColor="accent2" w:themeShade="BF"/>
+              </w:rPr>
+              <w:t>Luca:</w:t>
+            </w:r>
+          </w:p>
+          <w:p>
+            <w:pPr>
+              <w:pStyle w:val="Paragrafoelenco"/>
+              <w:numPr>
+                <w:ilvl w:val="0"/>
+                <w:numId w:val="29"/>
+              </w:numPr>
+              <w:rPr>
+                <w:rFonts w:ascii="Arial" w:hAnsi="Arial" w:cs="Arial"/>
+              </w:rPr>
+            </w:pPr>
+            <w:r>
+              <w:rPr>
+                <w:rFonts w:ascii="Arial" w:hAnsi="Arial" w:cs="Arial"/>
+              </w:rPr>
+              <w:t xml:space="preserve">Lavori svolti la scorsa lezione: </w:t>
+            </w:r>
+            <w:r>
+              <w:rPr>
+                <w:rFonts w:ascii="Arial" w:hAnsi="Arial" w:cs="Arial"/>
+              </w:rPr>
+              <w:t>Fix al materiale della landscape per sistemare il bug alla torcia, Fix alla baita in caso rimanga tempo</w:t>
+            </w:r>
+          </w:p>
+          <w:p>
+            <w:pPr>
+              <w:pStyle w:val="Paragrafoelenco"/>
+              <w:rPr>
+                <w:rFonts w:ascii="Arial" w:hAnsi="Arial" w:cs="Arial"/>
+              </w:rPr>
+            </w:pPr>
+            <w:r>
+              <w:rPr>
+                <w:rFonts w:ascii="Arial" w:hAnsi="Arial" w:cs="Arial"/>
+              </w:rPr>
+              <w:sym w:font="Wingdings" w:char="F0E0"/>
+            </w:r>
+            <w:r>
+              <w:rPr>
+                <w:rFonts w:ascii="Arial" w:hAnsi="Arial" w:cs="Arial"/>
+              </w:rPr>
+              <w:t xml:space="preserve"> Mappa da appendere al muro creata a casa (1 ora di sviluppo)</w:t>
+            </w:r>
+          </w:p>
+          <w:p>
+            <w:pPr>
+              <w:pStyle w:val="Paragrafoelenco"/>
+              <w:numPr>
+                <w:ilvl w:val="0"/>
+                <w:numId w:val="29"/>
+              </w:numPr>
+              <w:rPr>
+                <w:rFonts w:ascii="Arial" w:hAnsi="Arial" w:cs="Arial"/>
+              </w:rPr>
+            </w:pPr>
+            <w:r>
+              <w:rPr>
+                <w:rFonts w:ascii="Arial" w:hAnsi="Arial" w:cs="Arial"/>
+              </w:rPr>
+              <w:t xml:space="preserve">Lavori da svolgere questa lezione: </w:t>
+            </w:r>
+            <w:r>
+              <w:rPr>
+                <w:rFonts w:ascii="Arial" w:hAnsi="Arial" w:cs="Arial"/>
+              </w:rPr>
+              <w:t>Documentazione</w:t>
+            </w:r>
+            <w:r>
+              <w:rPr>
+                <w:rFonts w:ascii="Arial" w:hAnsi="Arial" w:cs="Arial"/>
+              </w:rPr>
+              <w:t>, menu</w:t>
+            </w:r>
+          </w:p>
+          <w:p>
+            <w:pPr>
+              <w:rPr>
+                <w:rFonts w:ascii="Arial" w:hAnsi="Arial" w:cs="Arial"/>
+              </w:rPr>
+            </w:pPr>
+          </w:p>
+          <w:p>
+            <w:pPr>
+              <w:rPr>
+                <w:rFonts w:ascii="Arial" w:hAnsi="Arial" w:cs="Arial"/>
+                <w:b/>
+                <w:bCs/>
+                <w:color w:val="5F497A" w:themeColor="accent4" w:themeShade="BF"/>
+              </w:rPr>
+            </w:pPr>
+            <w:r>
+              <w:rPr>
+                <w:rFonts w:ascii="Arial" w:hAnsi="Arial" w:cs="Arial"/>
+                <w:b/>
+                <w:bCs/>
+                <w:color w:val="5F497A" w:themeColor="accent4" w:themeShade="BF"/>
+              </w:rPr>
+              <w:t>Ruben:</w:t>
+            </w:r>
+          </w:p>
+          <w:p>
+            <w:pPr>
+              <w:pStyle w:val="Paragrafoelenco"/>
+              <w:numPr>
+                <w:ilvl w:val="0"/>
+                <w:numId w:val="29"/>
+              </w:numPr>
+              <w:rPr>
+                <w:rFonts w:ascii="Arial" w:hAnsi="Arial" w:cs="Arial"/>
+              </w:rPr>
+            </w:pPr>
+            <w:r>
+              <w:rPr>
+                <w:rFonts w:ascii="Arial" w:hAnsi="Arial" w:cs="Arial"/>
+              </w:rPr>
+              <w:t>Lavori svolti la scorsa lezione: Creazione delle immagini per il poster, mostro (modello)</w:t>
+            </w:r>
+          </w:p>
+          <w:p>
+            <w:pPr>
+              <w:pStyle w:val="Paragrafoelenco"/>
+              <w:numPr>
+                <w:ilvl w:val="0"/>
+                <w:numId w:val="29"/>
+              </w:numPr>
+              <w:rPr>
+                <w:rFonts w:ascii="Arial" w:hAnsi="Arial" w:cs="Arial"/>
+              </w:rPr>
+            </w:pPr>
+            <w:r>
+              <w:rPr>
+                <w:rFonts w:ascii="Arial" w:hAnsi="Arial" w:cs="Arial"/>
+              </w:rPr>
+              <w:t xml:space="preserve">Lavori da svolgere questa lezione: </w:t>
+            </w:r>
+            <w:r>
+              <w:rPr>
+                <w:rFonts w:ascii="Arial" w:hAnsi="Arial" w:cs="Arial"/>
+              </w:rPr>
+              <w:t>ASSENTE</w:t>
+            </w:r>
+          </w:p>
+          <w:p>
+            <w:pPr>
+              <w:rPr>
+                <w:rFonts w:ascii="Arial" w:hAnsi="Arial" w:cs="Arial"/>
+              </w:rPr>
+            </w:pPr>
+          </w:p>
+        </w:tc>
+      </w:tr>
+    </w:tbl>
+    <w:p>
+      <w:pPr>
+        <w:rPr>
+          <w:rFonts w:ascii="Arial" w:hAnsi="Arial" w:cs="Arial"/>
+        </w:rPr>
+      </w:pPr>
+    </w:p>
+    <w:tbl>
+      <w:tblPr>
+        <w:tblStyle w:val="Grigliatabella"/>
+        <w:tblW w:w="0" w:type="auto"/>
+        <w:tblLook w:val="04A0" w:firstRow="1" w:lastRow="0" w:firstColumn="1" w:lastColumn="0" w:noHBand="0" w:noVBand="1"/>
+      </w:tblPr>
+      <w:tblGrid>
+        <w:gridCol w:w="9628"/>
+      </w:tblGrid>
+      <w:tr>
+        <w:tc>
+          <w:tcPr>
+            <w:tcW w:w="9854" w:type="dxa"/>
+            <w:shd w:val="clear" w:color="auto" w:fill="D9D9D9" w:themeFill="background1" w:themeFillShade="D9"/>
+          </w:tcPr>
+          <w:p>
+            <w:pPr>
+              <w:rPr>
+                <w:rFonts w:ascii="Arial" w:hAnsi="Arial" w:cs="Arial"/>
+              </w:rPr>
+            </w:pPr>
+            <w:r>
+              <w:rPr>
+                <w:rFonts w:ascii="Arial" w:hAnsi="Arial" w:cs="Arial"/>
+              </w:rPr>
+              <w:t>Sprint Planning</w:t>
+            </w:r>
+          </w:p>
+        </w:tc>
+      </w:tr>
+      <w:tr>
+        <w:tc>
+          <w:tcPr>
+            <w:tcW w:w="9854" w:type="dxa"/>
+          </w:tcPr>
+          <w:p>
+            <w:pPr>
+              <w:rPr>
+                <w:rFonts w:ascii="Arial" w:hAnsi="Arial" w:cs="Arial"/>
+              </w:rPr>
+            </w:pPr>
+          </w:p>
+        </w:tc>
+      </w:tr>
+    </w:tbl>
+    <w:p>
+      <w:pPr>
+        <w:rPr>
+          <w:rFonts w:ascii="Arial" w:hAnsi="Arial" w:cs="Arial"/>
+        </w:rPr>
+      </w:pPr>
+    </w:p>
+    <w:tbl>
+      <w:tblPr>
+        <w:tblStyle w:val="Grigliatabella"/>
+        <w:tblW w:w="0" w:type="auto"/>
+        <w:tblLook w:val="04A0" w:firstRow="1" w:lastRow="0" w:firstColumn="1" w:lastColumn="0" w:noHBand="0" w:noVBand="1"/>
+      </w:tblPr>
+      <w:tblGrid>
+        <w:gridCol w:w="9628"/>
+      </w:tblGrid>
+      <w:tr>
+        <w:tc>
+          <w:tcPr>
+            <w:tcW w:w="9854" w:type="dxa"/>
+            <w:shd w:val="clear" w:color="auto" w:fill="D9D9D9" w:themeFill="background1" w:themeFillShade="D9"/>
+          </w:tcPr>
+          <w:p>
+            <w:pPr>
+              <w:rPr>
+                <w:rFonts w:ascii="Arial" w:hAnsi="Arial" w:cs="Arial"/>
+              </w:rPr>
+            </w:pPr>
+            <w:r>
+              <w:rPr>
+                <w:rFonts w:ascii="Arial" w:hAnsi="Arial" w:cs="Arial"/>
+              </w:rPr>
+              <w:t>Sprint Review</w:t>
+            </w:r>
+          </w:p>
+        </w:tc>
+      </w:tr>
+      <w:tr>
+        <w:tc>
+          <w:tcPr>
+            <w:tcW w:w="9854" w:type="dxa"/>
+          </w:tcPr>
+          <w:p>
+            <w:pPr>
+              <w:rPr>
+                <w:rFonts w:ascii="Arial" w:hAnsi="Arial" w:cs="Arial"/>
+              </w:rPr>
+            </w:pPr>
+          </w:p>
+          <w:p>
+            <w:pPr>
+              <w:rPr>
+                <w:rFonts w:ascii="Arial" w:hAnsi="Arial" w:cs="Arial"/>
+              </w:rPr>
+            </w:pPr>
+          </w:p>
+          <w:p>
+            <w:pPr>
+              <w:rPr>
+                <w:rFonts w:ascii="Arial" w:hAnsi="Arial" w:cs="Arial"/>
+                <w:color w:val="FF0000"/>
+              </w:rPr>
+            </w:pPr>
+            <w:r>
+              <w:rPr>
+                <w:rFonts w:ascii="Arial" w:hAnsi="Arial" w:cs="Arial"/>
+                <w:color w:val="FF0000"/>
+              </w:rPr>
+              <w:t>&lt;Appunti presi, verranno aggiunti nella prossima lezione&gt;</w:t>
+            </w:r>
+          </w:p>
+          <w:p>
+            <w:pPr>
+              <w:rPr>
+                <w:rFonts w:ascii="Arial" w:hAnsi="Arial" w:cs="Arial"/>
+              </w:rPr>
+            </w:pPr>
+          </w:p>
+          <w:p>
+            <w:pPr>
+              <w:rPr>
+                <w:rFonts w:ascii="Arial" w:hAnsi="Arial" w:cs="Arial"/>
+              </w:rPr>
+            </w:pPr>
+          </w:p>
+        </w:tc>
+      </w:tr>
+    </w:tbl>
+    <w:p>
+      <w:pPr>
+        <w:rPr>
+          <w:rFonts w:ascii="Arial" w:hAnsi="Arial" w:cs="Arial"/>
+        </w:rPr>
+      </w:pPr>
+    </w:p>
+    <w:tbl>
+      <w:tblPr>
+        <w:tblStyle w:val="Grigliatabella"/>
+        <w:tblW w:w="0" w:type="auto"/>
+        <w:tblLook w:val="04A0" w:firstRow="1" w:lastRow="0" w:firstColumn="1" w:lastColumn="0" w:noHBand="0" w:noVBand="1"/>
+      </w:tblPr>
+      <w:tblGrid>
+        <w:gridCol w:w="9628"/>
+      </w:tblGrid>
+      <w:tr>
+        <w:tc>
+          <w:tcPr>
+            <w:tcW w:w="9854" w:type="dxa"/>
+            <w:shd w:val="clear" w:color="auto" w:fill="D9D9D9" w:themeFill="background1" w:themeFillShade="D9"/>
+          </w:tcPr>
+          <w:p>
+            <w:pPr>
+              <w:rPr>
+                <w:rFonts w:ascii="Arial" w:hAnsi="Arial" w:cs="Arial"/>
+              </w:rPr>
+            </w:pPr>
+            <w:r>
+              <w:rPr>
+                <w:rFonts w:ascii="Arial" w:hAnsi="Arial" w:cs="Arial"/>
+              </w:rPr>
+              <w:t>Sprint Retrospective</w:t>
+            </w:r>
+          </w:p>
+        </w:tc>
+      </w:tr>
+      <w:tr>
+        <w:tc>
+          <w:tcPr>
+            <w:tcW w:w="9854" w:type="dxa"/>
+          </w:tcPr>
+          <w:p>
+            <w:pPr>
+              <w:rPr>
+                <w:rFonts w:ascii="Arial" w:hAnsi="Arial" w:cs="Arial"/>
+              </w:rPr>
+            </w:pPr>
+            <w:r>
+              <w:rPr>
+                <w:rFonts w:ascii="Arial" w:hAnsi="Arial" w:cs="Arial"/>
+              </w:rPr>
+              <w:t>Mancato Ruben, non eseguibile.</w:t>
+            </w:r>
+          </w:p>
+        </w:tc>
+      </w:tr>
+    </w:tbl>
     <w:p>
       <w:pPr>
         <w:rPr>
@@ -13527,7 +14510,7 @@
   <w:abstractNum w:abstractNumId="4" w15:restartNumberingAfterBreak="0">
     <w:nsid w:val="16654A38"/>
     <w:multiLevelType w:val="hybridMultilevel"/>
-    <w:tmpl w:val="446EC670"/>
+    <w:tmpl w:val="3AFEAF1A"/>
     <w:lvl w:ilvl="0" w:tplc="08100001">
       <w:start w:val="1"/>
       <w:numFmt w:val="bullet"/>

--- a/4_Diari/HauntedForest_Diario.docx
+++ b/4_Diari/HauntedForest_Diario.docx
@@ -11536,7 +11536,7 @@
               </w:rPr>
               <w:lastRenderedPageBreak/>
               <w:drawing>
-                <wp:anchor distT="0" distB="0" distL="114300" distR="114300" simplePos="0" relativeHeight="251677696" behindDoc="0" locked="0" layoutInCell="1" allowOverlap="1" wp14:anchorId="21C91103" wp14:editId="63CCE789">
+                <wp:anchor distT="0" distB="0" distL="114300" distR="114300" simplePos="0" relativeHeight="251677696" behindDoc="0" locked="0" layoutInCell="1" allowOverlap="1" wp14:anchorId="21C91103" wp14:editId="67C1D278">
                   <wp:simplePos x="0" y="0"/>
                   <wp:positionH relativeFrom="column">
                     <wp:posOffset>276737</wp:posOffset>
@@ -12654,19 +12654,7 @@
               <w:rPr>
                 <w:rFonts w:ascii="Arial" w:hAnsi="Arial" w:cs="Arial"/>
               </w:rPr>
-              <w:t xml:space="preserve">Verifica, </w:t>
-            </w:r>
-            <w:r>
-              <w:rPr>
-                <w:rFonts w:ascii="Arial" w:hAnsi="Arial" w:cs="Arial"/>
-              </w:rPr>
-              <w:t>Sprint review (13:05 – 13:40)</w:t>
-            </w:r>
-            <w:r>
-              <w:rPr>
-                <w:rFonts w:ascii="Arial" w:hAnsi="Arial" w:cs="Arial"/>
-              </w:rPr>
-              <w:t xml:space="preserve">, </w:t>
+              <w:t xml:space="preserve">Verifica, Sprint review (13:05 – 13:40), </w:t>
             </w:r>
             <w:r>
               <w:rPr>
@@ -13670,44 +13658,466 @@
             <w:pPr>
               <w:rPr>
                 <w:rFonts w:ascii="Arial" w:hAnsi="Arial" w:cs="Arial"/>
-              </w:rPr>
-            </w:pPr>
-          </w:p>
-          <w:p>
-            <w:pPr>
-              <w:rPr>
-                <w:rFonts w:ascii="Arial" w:hAnsi="Arial" w:cs="Arial"/>
-              </w:rPr>
-            </w:pPr>
-          </w:p>
-          <w:p>
-            <w:pPr>
-              <w:rPr>
-                <w:rFonts w:ascii="Arial" w:hAnsi="Arial" w:cs="Arial"/>
                 <w:color w:val="FF0000"/>
               </w:rPr>
             </w:pPr>
-            <w:r>
-              <w:rPr>
-                <w:rFonts w:ascii="Arial" w:hAnsi="Arial" w:cs="Arial"/>
-                <w:color w:val="FF0000"/>
-              </w:rPr>
-              <w:t>&lt;Appunti presi, verranno aggiunti nella prossima lezione&gt;</w:t>
-            </w:r>
-          </w:p>
-          <w:p>
-            <w:pPr>
-              <w:rPr>
-                <w:rFonts w:ascii="Arial" w:hAnsi="Arial" w:cs="Arial"/>
-              </w:rPr>
-            </w:pPr>
-          </w:p>
-          <w:p>
-            <w:pPr>
-              <w:rPr>
-                <w:rFonts w:ascii="Arial" w:hAnsi="Arial" w:cs="Arial"/>
-              </w:rPr>
-            </w:pPr>
+          </w:p>
+          <w:p>
+            <w:pPr>
+              <w:rPr>
+                <w:rFonts w:ascii="Arial" w:hAnsi="Arial" w:cs="Arial"/>
+              </w:rPr>
+            </w:pPr>
+            <w:r>
+              <w:rPr>
+                <w:rFonts w:ascii="Arial" w:hAnsi="Arial" w:cs="Arial"/>
+              </w:rPr>
+              <w:t>MIGLIORIE FUTURE:</w:t>
+            </w:r>
+          </w:p>
+          <w:p>
+            <w:pPr>
+              <w:pStyle w:val="Paragrafoelenco"/>
+              <w:numPr>
+                <w:ilvl w:val="0"/>
+                <w:numId w:val="41"/>
+              </w:numPr>
+              <w:rPr>
+                <w:rFonts w:ascii="Arial" w:hAnsi="Arial" w:cs="Arial"/>
+              </w:rPr>
+            </w:pPr>
+            <w:r>
+              <w:rPr>
+                <w:rFonts w:ascii="Arial" w:hAnsi="Arial" w:cs="Arial"/>
+              </w:rPr>
+              <w:t>Attualmente il mostro despawna quando il giocatore entra all’interno dell’area sicura. Per quanto funzionale, è un effetto non graficamente appetibile in quanto la sua sparizione è casuale ed ingiustificata; inoltre, non ci sono animazioni o suoni.</w:t>
+            </w:r>
+          </w:p>
+          <w:p>
+            <w:pPr>
+              <w:pStyle w:val="Paragrafoelenco"/>
+              <w:rPr>
+                <w:rFonts w:ascii="Arial" w:hAnsi="Arial" w:cs="Arial"/>
+              </w:rPr>
+            </w:pPr>
+            <w:r>
+              <w:rPr>
+                <w:rFonts w:ascii="Arial" w:hAnsi="Arial" w:cs="Arial"/>
+              </w:rPr>
+              <w:t>Il despawn improvviso andr</w:t>
+            </w:r>
+            <w:r>
+              <w:rPr>
+                <w:rFonts w:ascii="Arial" w:hAnsi="Arial" w:cs="Arial"/>
+              </w:rPr>
+              <w:t>ebbe</w:t>
+            </w:r>
+            <w:r>
+              <w:rPr>
+                <w:rFonts w:ascii="Arial" w:hAnsi="Arial" w:cs="Arial"/>
+              </w:rPr>
+              <w:t xml:space="preserve"> applicato solo alla chiusura manuale della porta d</w:t>
+            </w:r>
+            <w:r>
+              <w:rPr>
+                <w:rFonts w:ascii="Arial" w:hAnsi="Arial" w:cs="Arial"/>
+              </w:rPr>
+              <w:t>a parte del giocatore stesso</w:t>
+            </w:r>
+            <w:r>
+              <w:rPr>
+                <w:rFonts w:ascii="Arial" w:hAnsi="Arial" w:cs="Arial"/>
+              </w:rPr>
+              <w:t>.</w:t>
+            </w:r>
+          </w:p>
+          <w:p>
+            <w:pPr>
+              <w:pStyle w:val="Paragrafoelenco"/>
+              <w:numPr>
+                <w:ilvl w:val="0"/>
+                <w:numId w:val="41"/>
+              </w:numPr>
+              <w:rPr>
+                <w:rFonts w:ascii="Arial" w:hAnsi="Arial" w:cs="Arial"/>
+              </w:rPr>
+            </w:pPr>
+            <w:r>
+              <w:rPr>
+                <w:rFonts w:ascii="Arial" w:hAnsi="Arial" w:cs="Arial"/>
+              </w:rPr>
+              <w:t>La mappa attualmente non è testabile per essere un criterio di accettazione. Dobbiamo renderla funzionale. L’idea è quella di ingrandirla a schermo interagendo con la mappa.</w:t>
+            </w:r>
+          </w:p>
+          <w:p>
+            <w:pPr>
+              <w:pStyle w:val="Paragrafoelenco"/>
+              <w:numPr>
+                <w:ilvl w:val="0"/>
+                <w:numId w:val="41"/>
+              </w:numPr>
+              <w:rPr>
+                <w:rFonts w:ascii="Arial" w:hAnsi="Arial" w:cs="Arial"/>
+              </w:rPr>
+            </w:pPr>
+            <w:r>
+              <w:rPr>
+                <w:rFonts w:ascii="Arial" w:hAnsi="Arial" w:cs="Arial"/>
+              </w:rPr>
+              <w:t xml:space="preserve">Migliorare la documentazione delle </w:t>
+            </w:r>
+            <w:r>
+              <w:rPr>
+                <w:rFonts w:ascii="Arial" w:hAnsi="Arial" w:cs="Arial"/>
+              </w:rPr>
+              <w:t>User Stories e delle AC; necessario</w:t>
+            </w:r>
+            <w:r>
+              <w:rPr>
+                <w:rFonts w:ascii="Arial" w:hAnsi="Arial" w:cs="Arial"/>
+              </w:rPr>
+              <w:t xml:space="preserve"> recuperare il resoconto dello Sprint 1.</w:t>
+            </w:r>
+          </w:p>
+          <w:p>
+            <w:pPr>
+              <w:rPr>
+                <w:rFonts w:ascii="Arial" w:hAnsi="Arial" w:cs="Arial"/>
+              </w:rPr>
+            </w:pPr>
+          </w:p>
+          <w:p>
+            <w:pPr>
+              <w:rPr>
+                <w:rFonts w:ascii="Arial" w:hAnsi="Arial" w:cs="Arial"/>
+              </w:rPr>
+            </w:pPr>
+            <w:r>
+              <w:rPr>
+                <w:rFonts w:ascii="Arial" w:hAnsi="Arial" w:cs="Arial"/>
+              </w:rPr>
+              <w:t>TEORIA DA RIPASSARE</w:t>
+            </w:r>
+          </w:p>
+          <w:p>
+            <w:pPr>
+              <w:pStyle w:val="Paragrafoelenco"/>
+              <w:numPr>
+                <w:ilvl w:val="0"/>
+                <w:numId w:val="41"/>
+              </w:numPr>
+              <w:rPr>
+                <w:rFonts w:ascii="Arial" w:hAnsi="Arial" w:cs="Arial"/>
+              </w:rPr>
+            </w:pPr>
+            <w:r>
+              <w:rPr>
+                <w:rFonts w:ascii="Arial" w:hAnsi="Arial" w:cs="Arial"/>
+              </w:rPr>
+              <w:t>Dove salva Unreal Engine</w:t>
+            </w:r>
+            <w:r>
+              <w:rPr>
+                <w:rFonts w:ascii="Arial" w:hAnsi="Arial" w:cs="Arial"/>
+              </w:rPr>
+              <w:t xml:space="preserve"> la mappatura degli ostacoli</w:t>
+            </w:r>
+            <w:r>
+              <w:rPr>
+                <w:rFonts w:ascii="Arial" w:hAnsi="Arial" w:cs="Arial"/>
+              </w:rPr>
+              <w:t>?</w:t>
+            </w:r>
+            <w:r>
+              <w:rPr>
+                <w:rFonts w:ascii="Arial" w:hAnsi="Arial" w:cs="Arial"/>
+              </w:rPr>
+              <w:t xml:space="preserve"> C’è un file che contiene queste informazioni?</w:t>
+            </w:r>
+          </w:p>
+          <w:p>
+            <w:pPr>
+              <w:pStyle w:val="Paragrafoelenco"/>
+              <w:numPr>
+                <w:ilvl w:val="0"/>
+                <w:numId w:val="41"/>
+              </w:numPr>
+              <w:rPr>
+                <w:rFonts w:ascii="Arial" w:hAnsi="Arial" w:cs="Arial"/>
+              </w:rPr>
+            </w:pPr>
+            <w:r>
+              <w:rPr>
+                <w:rFonts w:ascii="Arial" w:hAnsi="Arial" w:cs="Arial"/>
+              </w:rPr>
+              <w:t xml:space="preserve">Cosa </w:t>
+            </w:r>
+            <w:r>
+              <w:rPr>
+                <w:rFonts w:ascii="Arial" w:hAnsi="Arial" w:cs="Arial"/>
+              </w:rPr>
+              <w:t>è “virtual” all’interno della classe “MonsterSpawner”? Come funziona?</w:t>
+            </w:r>
+          </w:p>
+          <w:p>
+            <w:pPr>
+              <w:rPr>
+                <w:rFonts w:ascii="Arial" w:hAnsi="Arial" w:cs="Arial"/>
+              </w:rPr>
+            </w:pPr>
+          </w:p>
+          <w:p>
+            <w:pPr>
+              <w:rPr>
+                <w:rFonts w:ascii="Arial" w:hAnsi="Arial" w:cs="Arial"/>
+              </w:rPr>
+            </w:pPr>
+          </w:p>
+          <w:p>
+            <w:pPr>
+              <w:rPr>
+                <w:rFonts w:ascii="Arial" w:hAnsi="Arial" w:cs="Arial"/>
+              </w:rPr>
+            </w:pPr>
+            <w:r>
+              <w:rPr>
+                <w:rFonts w:ascii="Arial" w:hAnsi="Arial" w:cs="Arial"/>
+              </w:rPr>
+              <w:t>ALTRI ELEMENTI DEL RESOCONTO</w:t>
+            </w:r>
+          </w:p>
+          <w:p>
+            <w:pPr>
+              <w:pStyle w:val="Paragrafoelenco"/>
+              <w:numPr>
+                <w:ilvl w:val="0"/>
+                <w:numId w:val="43"/>
+              </w:numPr>
+              <w:rPr>
+                <w:rFonts w:ascii="Arial" w:hAnsi="Arial" w:cs="Arial"/>
+              </w:rPr>
+            </w:pPr>
+            <w:r>
+              <w:rPr>
+                <w:rFonts w:ascii="Arial" w:hAnsi="Arial" w:cs="Arial"/>
+              </w:rPr>
+              <w:t>Gannt aggiornato e ben tenuto.</w:t>
+            </w:r>
+          </w:p>
+          <w:p>
+            <w:pPr>
+              <w:pStyle w:val="Paragrafoelenco"/>
+              <w:numPr>
+                <w:ilvl w:val="0"/>
+                <w:numId w:val="43"/>
+              </w:numPr>
+              <w:rPr>
+                <w:rFonts w:ascii="Arial" w:hAnsi="Arial" w:cs="Arial"/>
+              </w:rPr>
+            </w:pPr>
+            <w:r>
+              <w:rPr>
+                <w:rFonts w:ascii="Arial" w:hAnsi="Arial" w:cs="Arial"/>
+              </w:rPr>
+              <w:t>Anche se mancava Ruben avremmo dovuto mostrare cosa aveva fatto, il punto in cui era arrivato con il mostro e le attività che doveva svolgere.</w:t>
+            </w:r>
+          </w:p>
+          <w:p>
+            <w:pPr>
+              <w:pStyle w:val="Paragrafoelenco"/>
+              <w:numPr>
+                <w:ilvl w:val="0"/>
+                <w:numId w:val="41"/>
+              </w:numPr>
+              <w:rPr>
+                <w:rFonts w:ascii="Arial" w:hAnsi="Arial" w:cs="Arial"/>
+              </w:rPr>
+            </w:pPr>
+            <w:r>
+              <w:rPr>
+                <w:rFonts w:ascii="Arial" w:hAnsi="Arial" w:cs="Arial"/>
+              </w:rPr>
+              <w:t>Ridotti i punti di spawn da 10 a 7</w:t>
+            </w:r>
+          </w:p>
+          <w:p>
+            <w:pPr>
+              <w:rPr>
+                <w:rFonts w:ascii="Arial" w:hAnsi="Arial" w:cs="Arial"/>
+              </w:rPr>
+            </w:pPr>
+          </w:p>
+        </w:tc>
+      </w:tr>
+    </w:tbl>
+    <w:p>
+      <w:pPr>
+        <w:rPr>
+          <w:rFonts w:ascii="Arial" w:hAnsi="Arial" w:cs="Arial"/>
+        </w:rPr>
+      </w:pPr>
+    </w:p>
+    <w:tbl>
+      <w:tblPr>
+        <w:tblStyle w:val="Grigliatabella"/>
+        <w:tblW w:w="0" w:type="auto"/>
+        <w:tblLook w:val="04A0" w:firstRow="1" w:lastRow="0" w:firstColumn="1" w:lastColumn="0" w:noHBand="0" w:noVBand="1"/>
+      </w:tblPr>
+      <w:tblGrid>
+        <w:gridCol w:w="9628"/>
+      </w:tblGrid>
+      <w:tr>
+        <w:tc>
+          <w:tcPr>
+            <w:tcW w:w="9628" w:type="dxa"/>
+            <w:shd w:val="clear" w:color="auto" w:fill="D9D9D9" w:themeFill="background1" w:themeFillShade="D9"/>
+          </w:tcPr>
+          <w:p>
+            <w:pPr>
+              <w:rPr>
+                <w:rFonts w:ascii="Arial" w:hAnsi="Arial" w:cs="Arial"/>
+              </w:rPr>
+            </w:pPr>
+            <w:r>
+              <w:rPr>
+                <w:rFonts w:ascii="Arial" w:hAnsi="Arial" w:cs="Arial"/>
+              </w:rPr>
+              <w:t>Sprint Retrospective</w:t>
+            </w:r>
+          </w:p>
+        </w:tc>
+      </w:tr>
+      <w:tr>
+        <w:tc>
+          <w:tcPr>
+            <w:tcW w:w="9628" w:type="dxa"/>
+          </w:tcPr>
+          <w:p>
+            <w:pPr>
+              <w:rPr>
+                <w:rFonts w:ascii="Arial" w:hAnsi="Arial" w:cs="Arial"/>
+              </w:rPr>
+            </w:pPr>
+            <w:r>
+              <w:rPr>
+                <w:rFonts w:ascii="Arial" w:hAnsi="Arial" w:cs="Arial"/>
+              </w:rPr>
+              <w:t>Mancato Ruben, non eseguibile.</w:t>
+            </w:r>
+          </w:p>
+        </w:tc>
+      </w:tr>
+    </w:tbl>
+    <w:p>
+      <w:pPr>
+        <w:rPr>
+          <w:rFonts w:ascii="Arial" w:hAnsi="Arial" w:cs="Arial"/>
+        </w:rPr>
+      </w:pPr>
+    </w:p>
+    <w:tbl>
+      <w:tblPr>
+        <w:tblStyle w:val="Grigliatabella"/>
+        <w:tblW w:w="9634" w:type="dxa"/>
+        <w:tblLook w:val="04A0" w:firstRow="1" w:lastRow="0" w:firstColumn="1" w:lastColumn="0" w:noHBand="0" w:noVBand="1"/>
+      </w:tblPr>
+      <w:tblGrid>
+        <w:gridCol w:w="4803"/>
+        <w:gridCol w:w="4831"/>
+      </w:tblGrid>
+      <w:tr>
+        <w:trPr>
+          <w:trHeight w:hRule="exact" w:val="397"/>
+        </w:trPr>
+        <w:tc>
+          <w:tcPr>
+            <w:tcW w:w="4803" w:type="dxa"/>
+            <w:vAlign w:val="center"/>
+          </w:tcPr>
+          <w:p>
+            <w:pPr>
+              <w:rPr>
+                <w:rFonts w:ascii="Arial" w:hAnsi="Arial" w:cs="Arial"/>
+                <w:b/>
+                <w:bCs/>
+              </w:rPr>
+            </w:pPr>
+            <w:r>
+              <w:rPr>
+                <w:rFonts w:ascii="Arial" w:hAnsi="Arial" w:cs="Arial"/>
+                <w:b/>
+                <w:bCs/>
+              </w:rPr>
+              <w:t>Luogo</w:t>
+            </w:r>
+          </w:p>
+        </w:tc>
+        <w:tc>
+          <w:tcPr>
+            <w:tcW w:w="4831" w:type="dxa"/>
+            <w:vAlign w:val="center"/>
+          </w:tcPr>
+          <w:p>
+            <w:pPr>
+              <w:pStyle w:val="Nessunaspaziatura"/>
+              <w:spacing w:before="40" w:line="360" w:lineRule="auto"/>
+              <w:rPr>
+                <w:rFonts w:ascii="Arial" w:hAnsi="Arial" w:cs="Arial"/>
+              </w:rPr>
+            </w:pPr>
+            <w:r>
+              <w:rPr>
+                <w:rFonts w:ascii="Arial" w:hAnsi="Arial" w:cs="Arial"/>
+              </w:rPr>
+              <w:t>Canobbio</w:t>
+            </w:r>
+          </w:p>
+        </w:tc>
+      </w:tr>
+      <w:tr>
+        <w:trPr>
+          <w:trHeight w:hRule="exact" w:val="397"/>
+        </w:trPr>
+        <w:tc>
+          <w:tcPr>
+            <w:tcW w:w="4803" w:type="dxa"/>
+            <w:vAlign w:val="center"/>
+          </w:tcPr>
+          <w:p>
+            <w:pPr>
+              <w:rPr>
+                <w:rFonts w:ascii="Arial" w:hAnsi="Arial" w:cs="Arial"/>
+                <w:b/>
+                <w:bCs/>
+              </w:rPr>
+            </w:pPr>
+            <w:r>
+              <w:rPr>
+                <w:rFonts w:ascii="Arial" w:hAnsi="Arial" w:cs="Arial"/>
+                <w:b/>
+                <w:bCs/>
+              </w:rPr>
+              <w:t>Data</w:t>
+            </w:r>
+          </w:p>
+        </w:tc>
+        <w:tc>
+          <w:tcPr>
+            <w:tcW w:w="4831" w:type="dxa"/>
+            <w:vAlign w:val="center"/>
+          </w:tcPr>
+          <w:p>
+            <w:pPr>
+              <w:rPr>
+                <w:rFonts w:ascii="Arial" w:hAnsi="Arial" w:cs="Arial"/>
+              </w:rPr>
+            </w:pPr>
+            <w:r>
+              <w:rPr>
+                <w:rFonts w:ascii="Arial" w:hAnsi="Arial" w:cs="Arial"/>
+              </w:rPr>
+              <w:t>24.04.2026</w:t>
+            </w:r>
           </w:p>
         </w:tc>
       </w:tr>
@@ -13744,7 +14154,7 @@
               <w:rPr>
                 <w:rFonts w:ascii="Arial" w:hAnsi="Arial" w:cs="Arial"/>
               </w:rPr>
-              <w:t>Sprint Retrospective</w:t>
+              <w:t>Lavori svolti</w:t>
             </w:r>
           </w:p>
         </w:tc>
@@ -13758,14 +14168,478 @@
             <w:pPr>
               <w:rPr>
                 <w:rFonts w:ascii="Arial" w:hAnsi="Arial" w:cs="Arial"/>
-              </w:rPr>
-            </w:pPr>
-            <w:r>
-              <w:rPr>
-                <w:rFonts w:ascii="Arial" w:hAnsi="Arial" w:cs="Arial"/>
-              </w:rPr>
-              <w:t>Mancato Ruben, non eseguibile.</w:t>
-            </w:r>
+                <w:b/>
+                <w:bCs/>
+              </w:rPr>
+            </w:pPr>
+            <w:r>
+              <w:rPr>
+                <w:rFonts w:ascii="Arial" w:hAnsi="Arial" w:cs="Arial"/>
+                <w:b/>
+                <w:bCs/>
+              </w:rPr>
+              <w:t>Kilian:</w:t>
+            </w:r>
+          </w:p>
+          <w:p>
+            <w:pPr>
+              <w:pStyle w:val="Paragrafoelenco"/>
+              <w:numPr>
+                <w:ilvl w:val="0"/>
+                <w:numId w:val="41"/>
+              </w:numPr>
+              <w:rPr>
+                <w:rFonts w:ascii="Arial" w:hAnsi="Arial" w:cs="Arial"/>
+              </w:rPr>
+            </w:pPr>
+            <w:r>
+              <w:rPr>
+                <w:rFonts w:ascii="Arial" w:hAnsi="Arial" w:cs="Arial"/>
+              </w:rPr>
+              <w:t xml:space="preserve">Rifinitura dei protocolli di test e dello sprint Review (8:20 </w:t>
+            </w:r>
+            <w:r>
+              <w:rPr>
+                <w:rFonts w:ascii="Arial" w:hAnsi="Arial" w:cs="Arial"/>
+              </w:rPr>
+              <w:t>–</w:t>
+            </w:r>
+            <w:r>
+              <w:rPr>
+                <w:rFonts w:ascii="Arial" w:hAnsi="Arial" w:cs="Arial"/>
+              </w:rPr>
+              <w:t xml:space="preserve"> </w:t>
+            </w:r>
+            <w:r>
+              <w:rPr>
+                <w:rFonts w:ascii="Arial" w:hAnsi="Arial" w:cs="Arial"/>
+              </w:rPr>
+              <w:t>9:00</w:t>
+            </w:r>
+            <w:r>
+              <w:rPr>
+                <w:rFonts w:ascii="Arial" w:hAnsi="Arial" w:cs="Arial"/>
+              </w:rPr>
+              <w:t>)</w:t>
+            </w:r>
+            <w:r>
+              <w:rPr>
+                <w:rFonts w:ascii="Arial" w:hAnsi="Arial" w:cs="Arial"/>
+              </w:rPr>
+              <w:t xml:space="preserve">, </w:t>
+            </w:r>
+            <w:r>
+              <w:rPr>
+                <w:rFonts w:ascii="Arial" w:hAnsi="Arial" w:cs="Arial"/>
+              </w:rPr>
+              <w:t>Fallita c</w:t>
+            </w:r>
+            <w:r>
+              <w:rPr>
+                <w:rFonts w:ascii="Arial" w:hAnsi="Arial" w:cs="Arial"/>
+              </w:rPr>
+              <w:t xml:space="preserve">reazione dei repository </w:t>
+            </w:r>
+            <w:r>
+              <w:rPr>
+                <w:rFonts w:ascii="Arial" w:hAnsi="Arial" w:cs="Arial"/>
+              </w:rPr>
+              <w:t>“merge”</w:t>
+            </w:r>
+            <w:r>
+              <w:rPr>
+                <w:rFonts w:ascii="Arial" w:hAnsi="Arial" w:cs="Arial"/>
+              </w:rPr>
+              <w:t xml:space="preserve"> </w:t>
+            </w:r>
+            <w:r>
+              <w:rPr>
+                <w:rFonts w:ascii="Arial" w:hAnsi="Arial" w:cs="Arial"/>
+              </w:rPr>
+              <w:t>e “main_menu”</w:t>
+            </w:r>
+            <w:r>
+              <w:rPr>
+                <w:rFonts w:ascii="Arial" w:hAnsi="Arial" w:cs="Arial"/>
+              </w:rPr>
+              <w:t xml:space="preserve"> (9.05 – 10:50)</w:t>
+            </w:r>
+            <w:r>
+              <w:rPr>
+                <w:rFonts w:ascii="Arial" w:hAnsi="Arial" w:cs="Arial"/>
+              </w:rPr>
+              <w:t xml:space="preserve">, Creazione Menu (10:52 </w:t>
+            </w:r>
+            <w:r>
+              <w:rPr>
+                <w:rFonts w:ascii="Arial" w:hAnsi="Arial" w:cs="Arial"/>
+              </w:rPr>
+              <w:t>–</w:t>
+            </w:r>
+            <w:r>
+              <w:rPr>
+                <w:rFonts w:ascii="Arial" w:hAnsi="Arial" w:cs="Arial"/>
+              </w:rPr>
+              <w:t xml:space="preserve"> </w:t>
+            </w:r>
+            <w:r>
+              <w:rPr>
+                <w:rFonts w:ascii="Arial" w:hAnsi="Arial" w:cs="Arial"/>
+              </w:rPr>
+              <w:t xml:space="preserve">11:35 / 13:50 – 14:00 / 14:00 </w:t>
+            </w:r>
+            <w:r>
+              <w:rPr>
+                <w:rFonts w:ascii="Arial" w:hAnsi="Arial" w:cs="Arial"/>
+              </w:rPr>
+              <w:t>–</w:t>
+            </w:r>
+            <w:r>
+              <w:rPr>
+                <w:rFonts w:ascii="Arial" w:hAnsi="Arial" w:cs="Arial"/>
+              </w:rPr>
+              <w:t xml:space="preserve"> </w:t>
+            </w:r>
+            <w:r>
+              <w:rPr>
+                <w:rFonts w:ascii="Arial" w:hAnsi="Arial" w:cs="Arial"/>
+              </w:rPr>
+              <w:t>15:45</w:t>
+            </w:r>
+            <w:r>
+              <w:rPr>
+                <w:rFonts w:ascii="Arial" w:hAnsi="Arial" w:cs="Arial"/>
+              </w:rPr>
+              <w:t>)</w:t>
+            </w:r>
+          </w:p>
+          <w:p>
+            <w:pPr>
+              <w:pStyle w:val="Paragrafoelenco"/>
+              <w:numPr>
+                <w:ilvl w:val="0"/>
+                <w:numId w:val="32"/>
+              </w:numPr>
+              <w:rPr>
+                <w:rFonts w:ascii="Arial" w:hAnsi="Arial" w:cs="Arial"/>
+              </w:rPr>
+            </w:pPr>
+            <w:r>
+              <w:rPr>
+                <w:rFonts w:ascii="Arial" w:hAnsi="Arial" w:cs="Arial"/>
+              </w:rPr>
+              <w:t>Rimosse con l’aiuto della relatrice le frasi troppo specifiche (Es: riproduce un urlo), tecniche (Es: “il codice”) per renderle più chiare.</w:t>
+            </w:r>
+          </w:p>
+          <w:p>
+            <w:pPr>
+              <w:rPr>
+                <w:rFonts w:ascii="Arial" w:hAnsi="Arial" w:cs="Arial"/>
+              </w:rPr>
+            </w:pPr>
+            <w:r>
+              <w:drawing>
+                <wp:anchor distT="0" distB="0" distL="114300" distR="114300" simplePos="0" relativeHeight="251679744" behindDoc="0" locked="0" layoutInCell="1" allowOverlap="1" wp14:anchorId="62049A8F" wp14:editId="6277A288">
+                  <wp:simplePos x="0" y="0"/>
+                  <wp:positionH relativeFrom="column">
+                    <wp:posOffset>276802</wp:posOffset>
+                  </wp:positionH>
+                  <wp:positionV relativeFrom="paragraph">
+                    <wp:posOffset>108931</wp:posOffset>
+                  </wp:positionV>
+                  <wp:extent cx="4033566" cy="1549730"/>
+                  <wp:effectExtent l="19050" t="19050" r="24130" b="12700"/>
+                  <wp:wrapThrough wrapText="bothSides">
+                    <wp:wrapPolygon edited="0">
+                      <wp:start x="-102" y="-266"/>
+                      <wp:lineTo x="-102" y="21511"/>
+                      <wp:lineTo x="21627" y="21511"/>
+                      <wp:lineTo x="21627" y="-266"/>
+                      <wp:lineTo x="-102" y="-266"/>
+                    </wp:wrapPolygon>
+                  </wp:wrapThrough>
+                  <wp:docPr id="17" name="Immagine 17"/>
+                  <wp:cNvGraphicFramePr>
+                    <a:graphicFrameLocks xmlns:a="http://schemas.openxmlformats.org/drawingml/2006/main" noChangeAspect="1"/>
+                  </wp:cNvGraphicFramePr>
+                  <a:graphic xmlns:a="http://schemas.openxmlformats.org/drawingml/2006/main">
+                    <a:graphicData uri="http://schemas.openxmlformats.org/drawingml/2006/picture">
+                      <pic:pic xmlns:pic="http://schemas.openxmlformats.org/drawingml/2006/picture">
+                        <pic:nvPicPr>
+                          <pic:cNvPr id="1" name=""/>
+                          <pic:cNvPicPr/>
+                        </pic:nvPicPr>
+                        <pic:blipFill>
+                          <a:blip r:embed="rId26" cstate="print">
+                            <a:extLst>
+                              <a:ext uri="{28A0092B-C50C-407E-A947-70E740481C1C}">
+                                <a14:useLocalDpi xmlns:a14="http://schemas.microsoft.com/office/drawing/2010/main" val="0"/>
+                              </a:ext>
+                            </a:extLst>
+                          </a:blip>
+                          <a:stretch>
+                            <a:fillRect/>
+                          </a:stretch>
+                        </pic:blipFill>
+                        <pic:spPr>
+                          <a:xfrm>
+                            <a:off x="0" y="0"/>
+                            <a:ext cx="4033566" cy="1549730"/>
+                          </a:xfrm>
+                          <a:prstGeom prst="rect">
+                            <a:avLst/>
+                          </a:prstGeom>
+                          <a:ln>
+                            <a:solidFill>
+                              <a:schemeClr val="tx1"/>
+                            </a:solidFill>
+                          </a:ln>
+                        </pic:spPr>
+                      </pic:pic>
+                    </a:graphicData>
+                  </a:graphic>
+                </wp:anchor>
+              </w:drawing>
+            </w:r>
+          </w:p>
+          <w:p>
+            <w:pPr>
+              <w:rPr>
+                <w:rFonts w:ascii="Arial" w:hAnsi="Arial" w:cs="Arial"/>
+              </w:rPr>
+            </w:pPr>
+          </w:p>
+          <w:p>
+            <w:pPr>
+              <w:rPr>
+                <w:rFonts w:ascii="Arial" w:hAnsi="Arial" w:cs="Arial"/>
+              </w:rPr>
+            </w:pPr>
+          </w:p>
+          <w:p>
+            <w:pPr>
+              <w:rPr>
+                <w:rFonts w:ascii="Arial" w:hAnsi="Arial" w:cs="Arial"/>
+              </w:rPr>
+            </w:pPr>
+          </w:p>
+          <w:p>
+            <w:pPr>
+              <w:rPr>
+                <w:rFonts w:ascii="Arial" w:hAnsi="Arial" w:cs="Arial"/>
+              </w:rPr>
+            </w:pPr>
+          </w:p>
+          <w:p>
+            <w:pPr>
+              <w:rPr>
+                <w:rFonts w:ascii="Arial" w:hAnsi="Arial" w:cs="Arial"/>
+              </w:rPr>
+            </w:pPr>
+          </w:p>
+          <w:p>
+            <w:pPr>
+              <w:rPr>
+                <w:rFonts w:ascii="Arial" w:hAnsi="Arial" w:cs="Arial"/>
+              </w:rPr>
+            </w:pPr>
+          </w:p>
+          <w:p>
+            <w:pPr>
+              <w:rPr>
+                <w:rFonts w:ascii="Arial" w:hAnsi="Arial" w:cs="Arial"/>
+              </w:rPr>
+            </w:pPr>
+          </w:p>
+          <w:p>
+            <w:pPr>
+              <w:rPr>
+                <w:rFonts w:ascii="Arial" w:hAnsi="Arial" w:cs="Arial"/>
+              </w:rPr>
+            </w:pPr>
+          </w:p>
+          <w:p>
+            <w:pPr>
+              <w:rPr>
+                <w:rFonts w:ascii="Arial" w:hAnsi="Arial" w:cs="Arial"/>
+              </w:rPr>
+            </w:pPr>
+          </w:p>
+          <w:p>
+            <w:pPr>
+              <w:rPr>
+                <w:rFonts w:ascii="Arial" w:hAnsi="Arial" w:cs="Arial"/>
+              </w:rPr>
+            </w:pPr>
+          </w:p>
+          <w:p>
+            <w:pPr>
+              <w:rPr>
+                <w:rFonts w:ascii="Arial" w:hAnsi="Arial" w:cs="Arial"/>
+              </w:rPr>
+            </w:pPr>
+          </w:p>
+          <w:p>
+            <w:pPr>
+              <w:rPr>
+                <w:rFonts w:ascii="Arial" w:hAnsi="Arial" w:cs="Arial"/>
+                <w:b/>
+                <w:bCs/>
+              </w:rPr>
+            </w:pPr>
+            <w:r>
+              <w:rPr>
+                <w:rFonts w:ascii="Arial" w:hAnsi="Arial" w:cs="Arial"/>
+                <w:b/>
+                <w:bCs/>
+              </w:rPr>
+              <w:t>Luca</w:t>
+            </w:r>
+            <w:r>
+              <w:rPr>
+                <w:rFonts w:ascii="Arial" w:hAnsi="Arial" w:cs="Arial"/>
+                <w:b/>
+                <w:bCs/>
+              </w:rPr>
+              <w:t>:</w:t>
+            </w:r>
+          </w:p>
+          <w:p>
+            <w:pPr>
+              <w:pStyle w:val="Paragrafoelenco"/>
+              <w:numPr>
+                <w:ilvl w:val="0"/>
+                <w:numId w:val="41"/>
+              </w:numPr>
+              <w:rPr>
+                <w:rFonts w:ascii="Arial" w:hAnsi="Arial" w:cs="Arial"/>
+              </w:rPr>
+            </w:pPr>
+            <w:r>
+              <w:rPr>
+                <w:rFonts w:ascii="Arial" w:hAnsi="Arial" w:cs="Arial"/>
+              </w:rPr>
+              <w:t xml:space="preserve">Sparizione del mostro chiudendo la porta (9:05 </w:t>
+            </w:r>
+            <w:r>
+              <w:rPr>
+                <w:rFonts w:ascii="Arial" w:hAnsi="Arial" w:cs="Arial"/>
+              </w:rPr>
+              <w:t>– 9:50 / 10:05 – 11:38</w:t>
+            </w:r>
+            <w:r>
+              <w:rPr>
+                <w:rFonts w:ascii="Arial" w:hAnsi="Arial" w:cs="Arial"/>
+              </w:rPr>
+              <w:t>)</w:t>
+            </w:r>
+            <w:r>
+              <w:rPr>
+                <w:rFonts w:ascii="Arial" w:hAnsi="Arial" w:cs="Arial"/>
+              </w:rPr>
+              <w:t>, Creazione area semi sicura esterna di “non spawn” del mostro (12:30 – 14:00 / 14:32), Interazione con la mappa</w:t>
+            </w:r>
+          </w:p>
+          <w:p>
+            <w:pPr>
+              <w:rPr>
+                <w:rFonts w:ascii="Arial" w:hAnsi="Arial" w:cs="Arial"/>
+              </w:rPr>
+            </w:pPr>
+          </w:p>
+          <w:p>
+            <w:pPr>
+              <w:rPr>
+                <w:rFonts w:ascii="Arial" w:hAnsi="Arial" w:cs="Arial"/>
+                <w:b/>
+                <w:bCs/>
+              </w:rPr>
+            </w:pPr>
+            <w:r>
+              <w:rPr>
+                <w:rFonts w:ascii="Arial" w:hAnsi="Arial" w:cs="Arial"/>
+                <w:b/>
+                <w:bCs/>
+              </w:rPr>
+              <w:t>Ruben:</w:t>
+            </w:r>
+          </w:p>
+          <w:p>
+            <w:pPr>
+              <w:pStyle w:val="Paragrafoelenco"/>
+              <w:numPr>
+                <w:ilvl w:val="0"/>
+                <w:numId w:val="41"/>
+              </w:numPr>
+              <w:rPr>
+                <w:rFonts w:ascii="Arial" w:hAnsi="Arial" w:cs="Arial"/>
+              </w:rPr>
+            </w:pPr>
+            <w:r>
+              <w:rPr>
+                <w:rFonts w:ascii="Arial" w:hAnsi="Arial" w:cs="Arial"/>
+              </w:rPr>
+              <w:t>Verifica, branch di GitHub con gli assets, codice del mostro (Jumpscare)</w:t>
+            </w:r>
+          </w:p>
+          <w:p>
+            <w:pPr>
+              <w:rPr>
+                <w:rFonts w:ascii="Arial" w:hAnsi="Arial" w:cs="Arial"/>
+              </w:rPr>
+            </w:pPr>
+          </w:p>
+          <w:p>
+            <w:pPr>
+              <w:rPr>
+                <w:rFonts w:ascii="Arial" w:hAnsi="Arial" w:cs="Arial"/>
+                <w:b/>
+                <w:bCs/>
+              </w:rPr>
+            </w:pPr>
+            <w:r>
+              <w:rPr>
+                <w:rFonts w:ascii="Arial" w:hAnsi="Arial" w:cs="Arial"/>
+                <w:b/>
+                <w:bCs/>
+              </w:rPr>
+              <w:t>GENERALE:</w:t>
+            </w:r>
+          </w:p>
+          <w:p>
+            <w:pPr>
+              <w:pStyle w:val="Paragrafoelenco"/>
+              <w:numPr>
+                <w:ilvl w:val="0"/>
+                <w:numId w:val="41"/>
+              </w:numPr>
+              <w:rPr>
+                <w:rFonts w:ascii="Arial" w:hAnsi="Arial" w:cs="Arial"/>
+                <w:lang w:val="en-GB"/>
+              </w:rPr>
+            </w:pPr>
+            <w:r>
+              <w:rPr>
+                <w:rFonts w:ascii="Arial" w:hAnsi="Arial" w:cs="Arial"/>
+                <w:lang w:val="en-GB"/>
+              </w:rPr>
+              <w:t>Teoria ClearCode/SOLID (12:30 – 13:20), Daily S</w:t>
+            </w:r>
+            <w:r>
+              <w:rPr>
+                <w:rFonts w:ascii="Arial" w:hAnsi="Arial" w:cs="Arial"/>
+                <w:lang w:val="en-GB"/>
+              </w:rPr>
+              <w:t>crum (13:35 – 13:47)</w:t>
+            </w:r>
+          </w:p>
+          <w:p>
+            <w:pPr>
+              <w:rPr>
+                <w:rFonts w:ascii="Arial" w:hAnsi="Arial" w:cs="Arial"/>
+                <w:lang w:val="en-GB"/>
+              </w:rPr>
+            </w:pPr>
           </w:p>
         </w:tc>
       </w:tr>
@@ -13774,9 +14648,345 @@
       <w:pPr>
         <w:rPr>
           <w:rFonts w:ascii="Arial" w:hAnsi="Arial" w:cs="Arial"/>
+          <w:lang w:val="en-GB"/>
         </w:rPr>
       </w:pPr>
     </w:p>
+    <w:tbl>
+      <w:tblPr>
+        <w:tblStyle w:val="Grigliatabella"/>
+        <w:tblW w:w="0" w:type="auto"/>
+        <w:tblLook w:val="04A0" w:firstRow="1" w:lastRow="0" w:firstColumn="1" w:lastColumn="0" w:noHBand="0" w:noVBand="1"/>
+      </w:tblPr>
+      <w:tblGrid>
+        <w:gridCol w:w="9628"/>
+      </w:tblGrid>
+      <w:tr>
+        <w:tc>
+          <w:tcPr>
+            <w:tcW w:w="9854" w:type="dxa"/>
+            <w:shd w:val="clear" w:color="auto" w:fill="D9D9D9" w:themeFill="background1" w:themeFillShade="D9"/>
+          </w:tcPr>
+          <w:p>
+            <w:pPr>
+              <w:rPr>
+                <w:rFonts w:ascii="Arial" w:hAnsi="Arial" w:cs="Arial"/>
+              </w:rPr>
+            </w:pPr>
+            <w:r>
+              <w:rPr>
+                <w:rFonts w:ascii="Arial" w:hAnsi="Arial" w:cs="Arial"/>
+              </w:rPr>
+              <w:t>Problemi riscontrati e soluzioni adottate</w:t>
+            </w:r>
+          </w:p>
+        </w:tc>
+      </w:tr>
+      <w:tr>
+        <w:trPr>
+          <w:trHeight w:val="1437"/>
+        </w:trPr>
+        <w:tc>
+          <w:tcPr>
+            <w:tcW w:w="9854" w:type="dxa"/>
+          </w:tcPr>
+          <w:p>
+            <w:pPr>
+              <w:rPr>
+                <w:rFonts w:ascii="Arial" w:hAnsi="Arial" w:cs="Arial"/>
+                <w:b/>
+                <w:bCs/>
+              </w:rPr>
+            </w:pPr>
+          </w:p>
+          <w:p>
+            <w:pPr>
+              <w:rPr>
+                <w:rFonts w:ascii="Arial" w:hAnsi="Arial" w:cs="Arial"/>
+                <w:b/>
+                <w:bCs/>
+              </w:rPr>
+            </w:pPr>
+            <w:r>
+              <w:rPr>
+                <w:rFonts w:ascii="Arial" w:hAnsi="Arial" w:cs="Arial"/>
+                <w:b/>
+                <w:bCs/>
+              </w:rPr>
+              <w:t>Kilian:</w:t>
+            </w:r>
+          </w:p>
+          <w:p>
+            <w:pPr>
+              <w:pStyle w:val="Paragrafoelenco"/>
+              <w:numPr>
+                <w:ilvl w:val="0"/>
+                <w:numId w:val="41"/>
+              </w:numPr>
+              <w:rPr>
+                <w:rFonts w:ascii="Arial" w:hAnsi="Arial" w:cs="Arial"/>
+              </w:rPr>
+            </w:pPr>
+            <w:r>
+              <w:rPr>
+                <w:rFonts w:ascii="Arial" w:hAnsi="Arial" w:cs="Arial"/>
+              </w:rPr>
+              <w:t>La cartella nella quale è stato configurato il progetto di GitHub non sembra gestire correttamente il caricamento dei nuovi branch creati.</w:t>
+            </w:r>
+          </w:p>
+          <w:p>
+            <w:pPr>
+              <w:pStyle w:val="Paragrafoelenco"/>
+              <w:rPr>
+                <w:rFonts w:ascii="Arial" w:hAnsi="Arial" w:cs="Arial"/>
+              </w:rPr>
+            </w:pPr>
+            <w:r>
+              <w:rPr>
+                <w:rFonts w:ascii="Arial" w:hAnsi="Arial" w:cs="Arial"/>
+              </w:rPr>
+              <w:t>Ho investito quasi due ore nel cercare di farlo funzionare ma ho deciso di rinviarne la creazione a fine lezione per non sprecare ulteriore tempo.</w:t>
+            </w:r>
+          </w:p>
+          <w:p>
+            <w:pPr>
+              <w:rPr>
+                <w:rFonts w:ascii="Arial" w:hAnsi="Arial" w:cs="Arial"/>
+              </w:rPr>
+            </w:pPr>
+            <w:r>
+              <w:rPr>
+                <w:rFonts w:ascii="Arial" w:hAnsi="Arial" w:cs="Arial"/>
+                <w:noProof/>
+              </w:rPr>
+              <w:drawing>
+                <wp:anchor distT="0" distB="0" distL="114300" distR="114300" simplePos="0" relativeHeight="251678720" behindDoc="0" locked="0" layoutInCell="1" allowOverlap="1" wp14:anchorId="1EACBBDA" wp14:editId="08C700C0">
+                  <wp:simplePos x="0" y="0"/>
+                  <wp:positionH relativeFrom="column">
+                    <wp:posOffset>80670</wp:posOffset>
+                  </wp:positionH>
+                  <wp:positionV relativeFrom="paragraph">
+                    <wp:posOffset>106045</wp:posOffset>
+                  </wp:positionV>
+                  <wp:extent cx="4220845" cy="1372235"/>
+                  <wp:effectExtent l="0" t="0" r="8255" b="0"/>
+                  <wp:wrapThrough wrapText="bothSides">
+                    <wp:wrapPolygon edited="0">
+                      <wp:start x="0" y="0"/>
+                      <wp:lineTo x="0" y="21290"/>
+                      <wp:lineTo x="21545" y="21290"/>
+                      <wp:lineTo x="21545" y="0"/>
+                      <wp:lineTo x="0" y="0"/>
+                    </wp:wrapPolygon>
+                  </wp:wrapThrough>
+                  <wp:docPr id="7" name="Immagine 7"/>
+                  <wp:cNvGraphicFramePr>
+                    <a:graphicFrameLocks xmlns:a="http://schemas.openxmlformats.org/drawingml/2006/main" noChangeAspect="1"/>
+                  </wp:cNvGraphicFramePr>
+                  <a:graphic xmlns:a="http://schemas.openxmlformats.org/drawingml/2006/main">
+                    <a:graphicData uri="http://schemas.openxmlformats.org/drawingml/2006/picture">
+                      <pic:pic xmlns:pic="http://schemas.openxmlformats.org/drawingml/2006/picture">
+                        <pic:nvPicPr>
+                          <pic:cNvPr id="1" name=""/>
+                          <pic:cNvPicPr/>
+                        </pic:nvPicPr>
+                        <pic:blipFill>
+                          <a:blip r:embed="rId27">
+                            <a:extLst>
+                              <a:ext uri="{28A0092B-C50C-407E-A947-70E740481C1C}">
+                                <a14:useLocalDpi xmlns:a14="http://schemas.microsoft.com/office/drawing/2010/main" val="0"/>
+                              </a:ext>
+                            </a:extLst>
+                          </a:blip>
+                          <a:stretch>
+                            <a:fillRect/>
+                          </a:stretch>
+                        </pic:blipFill>
+                        <pic:spPr>
+                          <a:xfrm>
+                            <a:off x="0" y="0"/>
+                            <a:ext cx="4220845" cy="1372235"/>
+                          </a:xfrm>
+                          <a:prstGeom prst="rect">
+                            <a:avLst/>
+                          </a:prstGeom>
+                        </pic:spPr>
+                      </pic:pic>
+                    </a:graphicData>
+                  </a:graphic>
+                  <wp14:sizeRelH relativeFrom="margin">
+                    <wp14:pctWidth>0</wp14:pctWidth>
+                  </wp14:sizeRelH>
+                  <wp14:sizeRelV relativeFrom="margin">
+                    <wp14:pctHeight>0</wp14:pctHeight>
+                  </wp14:sizeRelV>
+                </wp:anchor>
+              </w:drawing>
+            </w:r>
+          </w:p>
+          <w:p>
+            <w:pPr>
+              <w:rPr>
+                <w:rFonts w:ascii="Arial" w:hAnsi="Arial" w:cs="Arial"/>
+              </w:rPr>
+            </w:pPr>
+          </w:p>
+          <w:p>
+            <w:pPr>
+              <w:rPr>
+                <w:rFonts w:ascii="Arial" w:hAnsi="Arial" w:cs="Arial"/>
+              </w:rPr>
+            </w:pPr>
+          </w:p>
+          <w:p>
+            <w:pPr>
+              <w:rPr>
+                <w:rFonts w:ascii="Arial" w:hAnsi="Arial" w:cs="Arial"/>
+              </w:rPr>
+            </w:pPr>
+          </w:p>
+          <w:p>
+            <w:pPr>
+              <w:rPr>
+                <w:rFonts w:ascii="Arial" w:hAnsi="Arial" w:cs="Arial"/>
+              </w:rPr>
+            </w:pPr>
+          </w:p>
+          <w:p>
+            <w:pPr>
+              <w:rPr>
+                <w:rFonts w:ascii="Arial" w:hAnsi="Arial" w:cs="Arial"/>
+              </w:rPr>
+            </w:pPr>
+          </w:p>
+          <w:p>
+            <w:pPr>
+              <w:rPr>
+                <w:rFonts w:ascii="Arial" w:hAnsi="Arial" w:cs="Arial"/>
+              </w:rPr>
+            </w:pPr>
+          </w:p>
+          <w:p>
+            <w:pPr>
+              <w:rPr>
+                <w:rFonts w:ascii="Arial" w:hAnsi="Arial" w:cs="Arial"/>
+              </w:rPr>
+            </w:pPr>
+          </w:p>
+          <w:p>
+            <w:pPr>
+              <w:rPr>
+                <w:rFonts w:ascii="Arial" w:hAnsi="Arial" w:cs="Arial"/>
+              </w:rPr>
+            </w:pPr>
+          </w:p>
+          <w:p>
+            <w:pPr>
+              <w:rPr>
+                <w:rFonts w:ascii="Arial" w:hAnsi="Arial" w:cs="Arial"/>
+              </w:rPr>
+            </w:pPr>
+          </w:p>
+          <w:p>
+            <w:pPr>
+              <w:rPr>
+                <w:rFonts w:ascii="Arial" w:hAnsi="Arial" w:cs="Arial"/>
+              </w:rPr>
+            </w:pPr>
+          </w:p>
+          <w:p>
+            <w:pPr>
+              <w:rPr>
+                <w:rFonts w:ascii="Arial" w:hAnsi="Arial" w:cs="Arial"/>
+                <w:b/>
+                <w:bCs/>
+              </w:rPr>
+            </w:pPr>
+            <w:r>
+              <w:rPr>
+                <w:rFonts w:ascii="Arial" w:hAnsi="Arial" w:cs="Arial"/>
+                <w:b/>
+                <w:bCs/>
+              </w:rPr>
+              <w:lastRenderedPageBreak/>
+              <w:t>Luca:</w:t>
+            </w:r>
+          </w:p>
+          <w:p>
+            <w:pPr>
+              <w:pStyle w:val="Paragrafoelenco"/>
+              <w:numPr>
+                <w:ilvl w:val="0"/>
+                <w:numId w:val="41"/>
+              </w:numPr>
+              <w:rPr>
+                <w:rFonts w:ascii="Arial" w:hAnsi="Arial" w:cs="Arial"/>
+              </w:rPr>
+            </w:pPr>
+            <w:r>
+              <w:rPr>
+                <w:rFonts w:ascii="Arial" w:hAnsi="Arial" w:cs="Arial"/>
+              </w:rPr>
+              <w:t>Un vecchio bug ha impedito al mostro di spwnare in caso il giocatore riuscisse ad uscire dalla baita senza aprire la porta.</w:t>
+            </w:r>
+          </w:p>
+          <w:p>
+            <w:pPr>
+              <w:rPr>
+                <w:rFonts w:ascii="Arial" w:hAnsi="Arial" w:cs="Arial"/>
+              </w:rPr>
+            </w:pPr>
+          </w:p>
+          <w:p>
+            <w:pPr>
+              <w:rPr>
+                <w:rFonts w:ascii="Arial" w:hAnsi="Arial" w:cs="Arial"/>
+                <w:b/>
+                <w:bCs/>
+              </w:rPr>
+            </w:pPr>
+            <w:r>
+              <w:rPr>
+                <w:rFonts w:ascii="Arial" w:hAnsi="Arial" w:cs="Arial"/>
+                <w:b/>
+                <w:bCs/>
+              </w:rPr>
+              <w:t>Ruben:</w:t>
+            </w:r>
+          </w:p>
+          <w:p>
+            <w:pPr>
+              <w:pStyle w:val="Paragrafoelenco"/>
+              <w:numPr>
+                <w:ilvl w:val="0"/>
+                <w:numId w:val="41"/>
+              </w:numPr>
+              <w:rPr>
+                <w:rFonts w:ascii="Arial" w:hAnsi="Arial" w:cs="Arial"/>
+              </w:rPr>
+            </w:pPr>
+            <w:r>
+              <w:rPr>
+                <w:rFonts w:ascii="Arial" w:hAnsi="Arial" w:cs="Arial"/>
+              </w:rPr>
+              <w:t xml:space="preserve">Dimenticata la password di Github </w:t>
+            </w:r>
+            <w:r>
+              <w:rPr>
+                <w:rFonts w:ascii="Arial" w:hAnsi="Arial" w:cs="Arial"/>
+              </w:rPr>
+              <w:sym w:font="Wingdings" w:char="F0E0"/>
+            </w:r>
+            <w:r>
+              <w:rPr>
+                <w:rFonts w:ascii="Arial" w:hAnsi="Arial" w:cs="Arial"/>
+              </w:rPr>
+              <w:t xml:space="preserve"> impossibilità di usarlo per un’ora</w:t>
+            </w:r>
+          </w:p>
+        </w:tc>
+      </w:tr>
+    </w:tbl>
     <w:p>
       <w:pPr>
         <w:rPr>
@@ -13784,6 +14994,58 @@
         </w:rPr>
       </w:pPr>
     </w:p>
+    <w:tbl>
+      <w:tblPr>
+        <w:tblStyle w:val="Grigliatabella"/>
+        <w:tblW w:w="0" w:type="auto"/>
+        <w:tblLook w:val="04A0" w:firstRow="1" w:lastRow="0" w:firstColumn="1" w:lastColumn="0" w:noHBand="0" w:noVBand="1"/>
+      </w:tblPr>
+      <w:tblGrid>
+        <w:gridCol w:w="9628"/>
+      </w:tblGrid>
+      <w:tr>
+        <w:tc>
+          <w:tcPr>
+            <w:tcW w:w="9854" w:type="dxa"/>
+            <w:shd w:val="clear" w:color="auto" w:fill="D9D9D9" w:themeFill="background1" w:themeFillShade="D9"/>
+          </w:tcPr>
+          <w:p>
+            <w:pPr>
+              <w:rPr>
+                <w:rFonts w:ascii="Arial" w:hAnsi="Arial" w:cs="Arial"/>
+              </w:rPr>
+            </w:pPr>
+            <w:r>
+              <w:rPr>
+                <w:rFonts w:ascii="Arial" w:hAnsi="Arial" w:cs="Arial"/>
+              </w:rPr>
+              <w:t>Punto della situazione rispetto alla pianificazione</w:t>
+            </w:r>
+          </w:p>
+        </w:tc>
+      </w:tr>
+      <w:tr>
+        <w:tc>
+          <w:tcPr>
+            <w:tcW w:w="9854" w:type="dxa"/>
+          </w:tcPr>
+          <w:p>
+            <w:pPr>
+              <w:rPr>
+                <w:rFonts w:ascii="Arial" w:hAnsi="Arial" w:cs="Arial"/>
+              </w:rPr>
+            </w:pPr>
+            <w:r>
+              <w:rPr>
+                <w:rFonts w:ascii="Arial" w:hAnsi="Arial" w:cs="Arial"/>
+                <w:color w:val="FF0000"/>
+              </w:rPr>
+              <w:t>Siamo indietro di molto.</w:t>
+            </w:r>
+          </w:p>
+        </w:tc>
+      </w:tr>
+    </w:tbl>
     <w:p>
       <w:pPr>
         <w:rPr>
@@ -13791,9 +15053,1187 @@
         </w:rPr>
       </w:pPr>
     </w:p>
+    <w:tbl>
+      <w:tblPr>
+        <w:tblStyle w:val="Grigliatabella"/>
+        <w:tblW w:w="0" w:type="auto"/>
+        <w:tblLook w:val="04A0" w:firstRow="1" w:lastRow="0" w:firstColumn="1" w:lastColumn="0" w:noHBand="0" w:noVBand="1"/>
+      </w:tblPr>
+      <w:tblGrid>
+        <w:gridCol w:w="9628"/>
+      </w:tblGrid>
+      <w:tr>
+        <w:tc>
+          <w:tcPr>
+            <w:tcW w:w="9854" w:type="dxa"/>
+            <w:shd w:val="clear" w:color="auto" w:fill="D9D9D9" w:themeFill="background1" w:themeFillShade="D9"/>
+          </w:tcPr>
+          <w:p>
+            <w:pPr>
+              <w:rPr>
+                <w:rFonts w:ascii="Arial" w:hAnsi="Arial" w:cs="Arial"/>
+              </w:rPr>
+            </w:pPr>
+            <w:r>
+              <w:rPr>
+                <w:rFonts w:ascii="Arial" w:hAnsi="Arial" w:cs="Arial"/>
+              </w:rPr>
+              <w:t>Programma di massima per la prossima giornata di lavoro</w:t>
+            </w:r>
+          </w:p>
+        </w:tc>
+      </w:tr>
+      <w:tr>
+        <w:trPr>
+          <w:trHeight w:val="506"/>
+        </w:trPr>
+        <w:tc>
+          <w:tcPr>
+            <w:tcW w:w="9854" w:type="dxa"/>
+          </w:tcPr>
+          <w:p>
+            <w:pPr>
+              <w:pStyle w:val="Paragrafoelenco"/>
+              <w:numPr>
+                <w:ilvl w:val="0"/>
+                <w:numId w:val="22"/>
+              </w:numPr>
+              <w:rPr>
+                <w:rFonts w:ascii="Arial" w:hAnsi="Arial" w:cs="Arial"/>
+              </w:rPr>
+            </w:pPr>
+            <w:r>
+              <w:rPr>
+                <w:rFonts w:ascii="Arial" w:hAnsi="Arial" w:cs="Arial"/>
+              </w:rPr>
+              <w:t xml:space="preserve">Kilian: </w:t>
+            </w:r>
+            <w:r>
+              <w:rPr>
+                <w:rFonts w:ascii="Arial" w:hAnsi="Arial" w:cs="Arial"/>
+              </w:rPr>
+              <w:t>Menu di gioco, impostazioni (volume, risoluzione)</w:t>
+            </w:r>
+          </w:p>
+          <w:p>
+            <w:pPr>
+              <w:pStyle w:val="Paragrafoelenco"/>
+              <w:numPr>
+                <w:ilvl w:val="0"/>
+                <w:numId w:val="22"/>
+              </w:numPr>
+              <w:rPr>
+                <w:rFonts w:ascii="Arial" w:hAnsi="Arial" w:cs="Arial"/>
+              </w:rPr>
+            </w:pPr>
+            <w:r>
+              <w:rPr>
+                <w:rFonts w:ascii="Arial" w:hAnsi="Arial" w:cs="Arial"/>
+              </w:rPr>
+              <w:t xml:space="preserve">Luca: </w:t>
+            </w:r>
+            <w:r>
+              <w:rPr>
+                <w:rFonts w:ascii="Arial" w:hAnsi="Arial" w:cs="Arial"/>
+              </w:rPr>
+              <w:t>Interazione con la mappa, menu di pausa</w:t>
+            </w:r>
+          </w:p>
+          <w:p>
+            <w:pPr>
+              <w:pStyle w:val="Paragrafoelenco"/>
+              <w:numPr>
+                <w:ilvl w:val="0"/>
+                <w:numId w:val="22"/>
+              </w:numPr>
+              <w:rPr>
+                <w:rFonts w:ascii="Arial" w:hAnsi="Arial" w:cs="Arial"/>
+              </w:rPr>
+            </w:pPr>
+            <w:r>
+              <w:rPr>
+                <w:rFonts w:ascii="Arial" w:hAnsi="Arial" w:cs="Arial"/>
+              </w:rPr>
+              <w:t>Ruben:</w:t>
+            </w:r>
+            <w:r>
+              <w:rPr>
+                <w:rFonts w:ascii="Arial" w:hAnsi="Arial" w:cs="Arial"/>
+              </w:rPr>
+              <w:t xml:space="preserve"> Mostro, eventi paranormali.</w:t>
+            </w:r>
+          </w:p>
+        </w:tc>
+      </w:tr>
+    </w:tbl>
+    <w:p>
+      <w:pPr>
+        <w:rPr>
+          <w:rFonts w:ascii="Arial" w:hAnsi="Arial" w:cs="Arial"/>
+        </w:rPr>
+      </w:pPr>
+      <w:r>
+        <w:rPr>
+          <w:rFonts w:ascii="Arial" w:hAnsi="Arial" w:cs="Arial"/>
+        </w:rPr>
+        <w:br w:type="page"/>
+      </w:r>
+    </w:p>
+    <w:p>
+      <w:pPr>
+        <w:pStyle w:val="Titolo2"/>
+        <w:rPr>
+          <w:sz w:val="36"/>
+        </w:rPr>
+      </w:pPr>
+      <w:r>
+        <w:rPr>
+          <w:sz w:val="36"/>
+        </w:rPr>
+        <w:lastRenderedPageBreak/>
+        <w:t>Agile</w:t>
+      </w:r>
+      <w:r>
+        <w:rPr>
+          <w:sz w:val="36"/>
+        </w:rPr>
+        <w:t xml:space="preserve"> - Resoconto</w:t>
+      </w:r>
+    </w:p>
+    <w:tbl>
+      <w:tblPr>
+        <w:tblStyle w:val="Grigliatabella"/>
+        <w:tblW w:w="0" w:type="auto"/>
+        <w:tblLook w:val="04A0" w:firstRow="1" w:lastRow="0" w:firstColumn="1" w:lastColumn="0" w:noHBand="0" w:noVBand="1"/>
+      </w:tblPr>
+      <w:tblGrid>
+        <w:gridCol w:w="9628"/>
+      </w:tblGrid>
+      <w:tr>
+        <w:tc>
+          <w:tcPr>
+            <w:tcW w:w="9854" w:type="dxa"/>
+            <w:shd w:val="clear" w:color="auto" w:fill="D9D9D9" w:themeFill="background1" w:themeFillShade="D9"/>
+          </w:tcPr>
+          <w:p>
+            <w:pPr>
+              <w:rPr>
+                <w:rFonts w:ascii="Arial" w:hAnsi="Arial" w:cs="Arial"/>
+              </w:rPr>
+            </w:pPr>
+            <w:r>
+              <w:rPr>
+                <w:rFonts w:ascii="Arial" w:hAnsi="Arial" w:cs="Arial"/>
+              </w:rPr>
+              <w:t>Daily Scrum</w:t>
+            </w:r>
+          </w:p>
+        </w:tc>
+      </w:tr>
+      <w:tr>
+        <w:tc>
+          <w:tcPr>
+            <w:tcW w:w="9854" w:type="dxa"/>
+          </w:tcPr>
+          <w:p>
+            <w:pPr>
+              <w:rPr>
+                <w:rFonts w:ascii="Arial" w:hAnsi="Arial" w:cs="Arial"/>
+              </w:rPr>
+            </w:pPr>
+          </w:p>
+          <w:p>
+            <w:pPr>
+              <w:rPr>
+                <w:rFonts w:ascii="Arial" w:hAnsi="Arial" w:cs="Arial"/>
+                <w:b/>
+                <w:bCs/>
+                <w:color w:val="31849B" w:themeColor="accent5" w:themeShade="BF"/>
+              </w:rPr>
+            </w:pPr>
+            <w:r>
+              <w:rPr>
+                <w:rFonts w:ascii="Arial" w:hAnsi="Arial" w:cs="Arial"/>
+                <w:b/>
+                <w:bCs/>
+                <w:color w:val="31849B" w:themeColor="accent5" w:themeShade="BF"/>
+              </w:rPr>
+              <w:t>Kilian:</w:t>
+            </w:r>
+          </w:p>
+          <w:p>
+            <w:pPr>
+              <w:pStyle w:val="Paragrafoelenco"/>
+              <w:numPr>
+                <w:ilvl w:val="0"/>
+                <w:numId w:val="29"/>
+              </w:numPr>
+              <w:rPr>
+                <w:rFonts w:ascii="Arial" w:hAnsi="Arial" w:cs="Arial"/>
+              </w:rPr>
+            </w:pPr>
+            <w:r>
+              <w:rPr>
+                <w:rFonts w:ascii="Arial" w:hAnsi="Arial" w:cs="Arial"/>
+              </w:rPr>
+              <w:t xml:space="preserve">Lavori svolti la scorsa lezione: </w:t>
+            </w:r>
+            <w:r>
+              <w:rPr>
+                <w:rFonts w:ascii="Arial" w:hAnsi="Arial" w:cs="Arial"/>
+              </w:rPr>
+              <w:t>Verifica M426, f</w:t>
+            </w:r>
+            <w:r>
+              <w:rPr>
+                <w:rFonts w:ascii="Arial" w:hAnsi="Arial" w:cs="Arial"/>
+              </w:rPr>
+              <w:t>ix al branch di GitHub, documentazione dell’implementazione</w:t>
+            </w:r>
+          </w:p>
+          <w:p>
+            <w:pPr>
+              <w:pStyle w:val="Paragrafoelenco"/>
+              <w:rPr>
+                <w:rFonts w:ascii="Arial" w:hAnsi="Arial" w:cs="Arial"/>
+              </w:rPr>
+            </w:pPr>
+            <w:r>
+              <w:sym w:font="Wingdings" w:char="F0E0"/>
+            </w:r>
+            <w:r>
+              <w:rPr>
+                <w:rFonts w:ascii="Arial" w:hAnsi="Arial" w:cs="Arial"/>
+              </w:rPr>
+              <w:t xml:space="preserve"> Documentazione </w:t>
+            </w:r>
+            <w:r>
+              <w:rPr>
+                <w:rFonts w:ascii="Arial" w:hAnsi="Arial" w:cs="Arial"/>
+              </w:rPr>
+              <w:t>Protocolli di Test eseguita a casa</w:t>
+            </w:r>
+            <w:r>
+              <w:rPr>
+                <w:rFonts w:ascii="Arial" w:hAnsi="Arial" w:cs="Arial"/>
+              </w:rPr>
+              <w:t xml:space="preserve"> (circa</w:t>
+            </w:r>
+            <w:r>
+              <w:rPr>
+                <w:rFonts w:ascii="Arial" w:hAnsi="Arial" w:cs="Arial"/>
+              </w:rPr>
+              <w:t xml:space="preserve"> </w:t>
+            </w:r>
+            <w:r>
+              <w:rPr>
+                <w:rFonts w:ascii="Arial" w:hAnsi="Arial" w:cs="Arial"/>
+                <w:u w:val="single"/>
+              </w:rPr>
+              <w:t>2 ½</w:t>
+            </w:r>
+            <w:r>
+              <w:rPr>
+                <w:rFonts w:ascii="Arial" w:hAnsi="Arial" w:cs="Arial"/>
+                <w:u w:val="single"/>
+              </w:rPr>
+              <w:t xml:space="preserve"> </w:t>
+            </w:r>
+            <w:r>
+              <w:rPr>
+                <w:rFonts w:ascii="Arial" w:hAnsi="Arial" w:cs="Arial"/>
+                <w:u w:val="single"/>
+              </w:rPr>
+              <w:t>ore</w:t>
+            </w:r>
+            <w:r>
+              <w:rPr>
+                <w:rFonts w:ascii="Arial" w:hAnsi="Arial" w:cs="Arial"/>
+              </w:rPr>
+              <w:t xml:space="preserve"> scolastiche)</w:t>
+            </w:r>
+          </w:p>
+          <w:p>
+            <w:pPr>
+              <w:pStyle w:val="Paragrafoelenco"/>
+              <w:numPr>
+                <w:ilvl w:val="0"/>
+                <w:numId w:val="29"/>
+              </w:numPr>
+              <w:rPr>
+                <w:rFonts w:ascii="Arial" w:hAnsi="Arial" w:cs="Arial"/>
+              </w:rPr>
+            </w:pPr>
+            <w:r>
+              <w:rPr>
+                <w:rFonts w:ascii="Arial" w:hAnsi="Arial" w:cs="Arial"/>
+              </w:rPr>
+              <w:t xml:space="preserve">Lavori da svolgere questa lezione: </w:t>
+            </w:r>
+            <w:r>
+              <w:rPr>
+                <w:rFonts w:ascii="Arial" w:hAnsi="Arial" w:cs="Arial"/>
+              </w:rPr>
+              <w:t xml:space="preserve">Creazione di un nuovo Repository per il menu principale, </w:t>
+            </w:r>
+            <w:r>
+              <w:rPr>
+                <w:rFonts w:ascii="Arial" w:hAnsi="Arial" w:cs="Arial"/>
+              </w:rPr>
+              <w:t>menu</w:t>
+            </w:r>
+            <w:r>
+              <w:rPr>
+                <w:rFonts w:ascii="Arial" w:hAnsi="Arial" w:cs="Arial"/>
+              </w:rPr>
+              <w:t xml:space="preserve"> principale</w:t>
+            </w:r>
+          </w:p>
+          <w:p>
+            <w:pPr>
+              <w:rPr>
+                <w:rFonts w:ascii="Arial" w:hAnsi="Arial" w:cs="Arial"/>
+              </w:rPr>
+            </w:pPr>
+          </w:p>
+          <w:p>
+            <w:pPr>
+              <w:rPr>
+                <w:rFonts w:ascii="Arial" w:hAnsi="Arial" w:cs="Arial"/>
+                <w:b/>
+                <w:bCs/>
+                <w:color w:val="943634" w:themeColor="accent2" w:themeShade="BF"/>
+              </w:rPr>
+            </w:pPr>
+            <w:r>
+              <w:rPr>
+                <w:rFonts w:ascii="Arial" w:hAnsi="Arial" w:cs="Arial"/>
+                <w:b/>
+                <w:bCs/>
+                <w:color w:val="943634" w:themeColor="accent2" w:themeShade="BF"/>
+              </w:rPr>
+              <w:t>Luca:</w:t>
+            </w:r>
+          </w:p>
+          <w:p>
+            <w:pPr>
+              <w:pStyle w:val="Paragrafoelenco"/>
+              <w:numPr>
+                <w:ilvl w:val="0"/>
+                <w:numId w:val="29"/>
+              </w:numPr>
+              <w:rPr>
+                <w:rFonts w:ascii="Arial" w:hAnsi="Arial" w:cs="Arial"/>
+              </w:rPr>
+            </w:pPr>
+            <w:r>
+              <w:rPr>
+                <w:rFonts w:ascii="Arial" w:hAnsi="Arial" w:cs="Arial"/>
+              </w:rPr>
+              <w:t xml:space="preserve">Lavori svolti la scorsa lezione: </w:t>
+            </w:r>
+            <w:r>
+              <w:rPr>
+                <w:rFonts w:ascii="Arial" w:hAnsi="Arial" w:cs="Arial"/>
+              </w:rPr>
+              <w:t>Verifica M426, documentazione, menu di pausa</w:t>
+            </w:r>
+          </w:p>
+          <w:p>
+            <w:pPr>
+              <w:pStyle w:val="Paragrafoelenco"/>
+              <w:numPr>
+                <w:ilvl w:val="0"/>
+                <w:numId w:val="29"/>
+              </w:numPr>
+              <w:rPr>
+                <w:rFonts w:ascii="Arial" w:hAnsi="Arial" w:cs="Arial"/>
+              </w:rPr>
+            </w:pPr>
+            <w:r>
+              <w:rPr>
+                <w:rFonts w:ascii="Arial" w:hAnsi="Arial" w:cs="Arial"/>
+              </w:rPr>
+              <w:t xml:space="preserve">Lavori da svolgere questa lezione: </w:t>
+            </w:r>
+            <w:r>
+              <w:rPr>
+                <w:rFonts w:ascii="Arial" w:hAnsi="Arial" w:cs="Arial"/>
+              </w:rPr>
+              <w:t>Sparizione del mostro chiudendo la porta, interazione con la mappa appesa al muro, implementazione di un’area semi sicura fuori dalla baita che non triggera la spawn del mostro ma accessibile a quest’ultimo.</w:t>
+            </w:r>
+          </w:p>
+          <w:p>
+            <w:pPr>
+              <w:rPr>
+                <w:rFonts w:ascii="Arial" w:hAnsi="Arial" w:cs="Arial"/>
+              </w:rPr>
+            </w:pPr>
+          </w:p>
+          <w:p>
+            <w:pPr>
+              <w:rPr>
+                <w:rFonts w:ascii="Arial" w:hAnsi="Arial" w:cs="Arial"/>
+                <w:b/>
+                <w:bCs/>
+                <w:color w:val="5F497A" w:themeColor="accent4" w:themeShade="BF"/>
+              </w:rPr>
+            </w:pPr>
+            <w:r>
+              <w:rPr>
+                <w:rFonts w:ascii="Arial" w:hAnsi="Arial" w:cs="Arial"/>
+                <w:b/>
+                <w:bCs/>
+                <w:color w:val="5F497A" w:themeColor="accent4" w:themeShade="BF"/>
+              </w:rPr>
+              <w:t>Ruben:</w:t>
+            </w:r>
+          </w:p>
+          <w:p>
+            <w:pPr>
+              <w:pStyle w:val="Paragrafoelenco"/>
+              <w:numPr>
+                <w:ilvl w:val="0"/>
+                <w:numId w:val="29"/>
+              </w:numPr>
+              <w:rPr>
+                <w:rFonts w:ascii="Arial" w:hAnsi="Arial" w:cs="Arial"/>
+              </w:rPr>
+            </w:pPr>
+            <w:r>
+              <w:rPr>
+                <w:rFonts w:ascii="Arial" w:hAnsi="Arial" w:cs="Arial"/>
+              </w:rPr>
+              <w:t xml:space="preserve">Lavori svolti la scorsa lezione: </w:t>
+            </w:r>
+            <w:r>
+              <w:rPr>
+                <w:rFonts w:ascii="Arial" w:hAnsi="Arial" w:cs="Arial"/>
+              </w:rPr>
+              <w:t>ASSENTE</w:t>
+            </w:r>
+          </w:p>
+          <w:p>
+            <w:pPr>
+              <w:pStyle w:val="Paragrafoelenco"/>
+              <w:numPr>
+                <w:ilvl w:val="0"/>
+                <w:numId w:val="29"/>
+              </w:numPr>
+              <w:rPr>
+                <w:rFonts w:ascii="Arial" w:hAnsi="Arial" w:cs="Arial"/>
+              </w:rPr>
+            </w:pPr>
+            <w:r>
+              <w:rPr>
+                <w:rFonts w:ascii="Arial" w:hAnsi="Arial" w:cs="Arial"/>
+              </w:rPr>
+              <w:t xml:space="preserve">Lavori da svolgere questa lezione: </w:t>
+            </w:r>
+            <w:r>
+              <w:rPr>
+                <w:rFonts w:ascii="Arial" w:hAnsi="Arial" w:cs="Arial"/>
+              </w:rPr>
+              <w:t>Animazione jumpscare, se rimane tempo iniziare gli eventi paranormali</w:t>
+            </w:r>
+          </w:p>
+          <w:p>
+            <w:pPr>
+              <w:rPr>
+                <w:rFonts w:ascii="Arial" w:hAnsi="Arial" w:cs="Arial"/>
+              </w:rPr>
+            </w:pPr>
+          </w:p>
+        </w:tc>
+      </w:tr>
+    </w:tbl>
+    <w:p>
+      <w:pPr>
+        <w:rPr>
+          <w:rFonts w:ascii="Arial" w:hAnsi="Arial" w:cs="Arial"/>
+        </w:rPr>
+      </w:pPr>
+    </w:p>
+    <w:tbl>
+      <w:tblPr>
+        <w:tblStyle w:val="Grigliatabella"/>
+        <w:tblW w:w="0" w:type="auto"/>
+        <w:tblLook w:val="04A0" w:firstRow="1" w:lastRow="0" w:firstColumn="1" w:lastColumn="0" w:noHBand="0" w:noVBand="1"/>
+      </w:tblPr>
+      <w:tblGrid>
+        <w:gridCol w:w="9628"/>
+      </w:tblGrid>
+      <w:tr>
+        <w:tc>
+          <w:tcPr>
+            <w:tcW w:w="9854" w:type="dxa"/>
+            <w:shd w:val="clear" w:color="auto" w:fill="D9D9D9" w:themeFill="background1" w:themeFillShade="D9"/>
+          </w:tcPr>
+          <w:p>
+            <w:pPr>
+              <w:rPr>
+                <w:rFonts w:ascii="Arial" w:hAnsi="Arial" w:cs="Arial"/>
+              </w:rPr>
+            </w:pPr>
+            <w:r>
+              <w:rPr>
+                <w:rFonts w:ascii="Arial" w:hAnsi="Arial" w:cs="Arial"/>
+              </w:rPr>
+              <w:t>Sprint Planning</w:t>
+            </w:r>
+          </w:p>
+        </w:tc>
+      </w:tr>
+      <w:tr>
+        <w:tc>
+          <w:tcPr>
+            <w:tcW w:w="9854" w:type="dxa"/>
+          </w:tcPr>
+          <w:p>
+            <w:pPr>
+              <w:rPr>
+                <w:rFonts w:ascii="Arial" w:hAnsi="Arial" w:cs="Arial"/>
+              </w:rPr>
+            </w:pPr>
+          </w:p>
+          <w:p>
+            <w:pPr>
+              <w:rPr>
+                <w:rFonts w:ascii="Arial" w:hAnsi="Arial" w:cs="Arial"/>
+              </w:rPr>
+            </w:pPr>
+            <w:r>
+              <w:rPr>
+                <w:rFonts w:ascii="Arial" w:hAnsi="Arial" w:cs="Arial"/>
+              </w:rPr>
+              <w:t>ULTIMATE:</w:t>
+            </w:r>
+          </w:p>
+          <w:p>
+            <w:pPr>
+              <w:pStyle w:val="Paragrafoelenco"/>
+              <w:numPr>
+                <w:ilvl w:val="0"/>
+                <w:numId w:val="44"/>
+              </w:numPr>
+              <w:rPr>
+                <w:rFonts w:ascii="Arial" w:hAnsi="Arial" w:cs="Arial"/>
+              </w:rPr>
+            </w:pPr>
+            <w:r>
+              <w:rPr>
+                <w:rFonts w:ascii="Arial" w:hAnsi="Arial" w:cs="Arial"/>
+              </w:rPr>
+              <w:t xml:space="preserve">US-1 </w:t>
+            </w:r>
+            <w:r>
+              <w:rPr>
+                <w:rFonts w:ascii="Arial" w:hAnsi="Arial" w:cs="Arial"/>
+              </w:rPr>
+              <w:sym w:font="Wingdings" w:char="F0E0"/>
+            </w:r>
+            <w:r>
+              <w:rPr>
+                <w:rFonts w:ascii="Arial" w:hAnsi="Arial" w:cs="Arial"/>
+              </w:rPr>
+              <w:t xml:space="preserve"> US-5</w:t>
+            </w:r>
+          </w:p>
+          <w:p>
+            <w:pPr>
+              <w:rPr>
+                <w:rFonts w:ascii="Arial" w:hAnsi="Arial" w:cs="Arial"/>
+              </w:rPr>
+            </w:pPr>
+          </w:p>
+          <w:p>
+            <w:pPr>
+              <w:rPr>
+                <w:rFonts w:ascii="Arial" w:hAnsi="Arial" w:cs="Arial"/>
+              </w:rPr>
+            </w:pPr>
+            <w:r>
+              <w:rPr>
+                <w:rFonts w:ascii="Arial" w:hAnsi="Arial" w:cs="Arial"/>
+              </w:rPr>
+              <w:t>DA ULTIMARE:</w:t>
+            </w:r>
+          </w:p>
+          <w:p>
+            <w:pPr>
+              <w:pStyle w:val="Paragrafoelenco"/>
+              <w:numPr>
+                <w:ilvl w:val="0"/>
+                <w:numId w:val="44"/>
+              </w:numPr>
+              <w:rPr>
+                <w:rFonts w:ascii="Arial" w:hAnsi="Arial" w:cs="Arial"/>
+              </w:rPr>
+            </w:pPr>
+            <w:r>
+              <w:rPr>
+                <w:rFonts w:ascii="Arial" w:hAnsi="Arial" w:cs="Arial"/>
+              </w:rPr>
+              <w:t>US-</w:t>
+            </w:r>
+            <w:r>
+              <w:rPr>
+                <w:rFonts w:ascii="Arial" w:hAnsi="Arial" w:cs="Arial"/>
+              </w:rPr>
+              <w:t>6 [Nuovi SP: 4 ]</w:t>
+            </w:r>
+          </w:p>
+          <w:p>
+            <w:pPr>
+              <w:pStyle w:val="Paragrafoelenco"/>
+              <w:numPr>
+                <w:ilvl w:val="1"/>
+                <w:numId w:val="44"/>
+              </w:numPr>
+              <w:ind w:left="927"/>
+              <w:rPr>
+                <w:rFonts w:ascii="Arial" w:hAnsi="Arial" w:cs="Arial"/>
+              </w:rPr>
+            </w:pPr>
+            <w:r>
+              <w:rPr>
+                <w:rFonts w:ascii="Arial" w:hAnsi="Arial" w:cs="Arial"/>
+              </w:rPr>
+              <w:t>AC2-5</w:t>
+            </w:r>
+          </w:p>
+          <w:p>
+            <w:pPr>
+              <w:pStyle w:val="Paragrafoelenco"/>
+              <w:numPr>
+                <w:ilvl w:val="1"/>
+                <w:numId w:val="44"/>
+              </w:numPr>
+              <w:ind w:left="927"/>
+              <w:rPr>
+                <w:rFonts w:ascii="Arial" w:hAnsi="Arial" w:cs="Arial"/>
+              </w:rPr>
+            </w:pPr>
+            <w:r>
+              <w:rPr>
+                <w:rFonts w:ascii="Arial" w:hAnsi="Arial" w:cs="Arial"/>
+              </w:rPr>
+              <w:t>AC2-6</w:t>
+            </w:r>
+          </w:p>
+          <w:p>
+            <w:pPr>
+              <w:pStyle w:val="Paragrafoelenco"/>
+              <w:numPr>
+                <w:ilvl w:val="0"/>
+                <w:numId w:val="44"/>
+              </w:numPr>
+              <w:rPr>
+                <w:rFonts w:ascii="Arial" w:hAnsi="Arial" w:cs="Arial"/>
+              </w:rPr>
+            </w:pPr>
+            <w:r>
+              <w:rPr>
+                <w:rFonts w:ascii="Arial" w:hAnsi="Arial" w:cs="Arial"/>
+              </w:rPr>
+              <w:t>US-2 [Nuovo SP: 2]</w:t>
+            </w:r>
+          </w:p>
+          <w:p>
+            <w:pPr>
+              <w:pStyle w:val="Paragrafoelenco"/>
+              <w:numPr>
+                <w:ilvl w:val="1"/>
+                <w:numId w:val="44"/>
+              </w:numPr>
+              <w:ind w:left="927"/>
+              <w:rPr>
+                <w:rFonts w:ascii="Arial" w:hAnsi="Arial" w:cs="Arial"/>
+              </w:rPr>
+            </w:pPr>
+            <w:r>
+              <w:rPr>
+                <w:rFonts w:ascii="Arial" w:hAnsi="Arial" w:cs="Arial"/>
+              </w:rPr>
+              <w:t>AC2-</w:t>
+            </w:r>
+            <w:r>
+              <w:rPr>
+                <w:rFonts w:ascii="Arial" w:hAnsi="Arial" w:cs="Arial"/>
+              </w:rPr>
+              <w:t>3</w:t>
+            </w:r>
+          </w:p>
+          <w:p>
+            <w:pPr>
+              <w:rPr>
+                <w:rFonts w:ascii="Arial" w:hAnsi="Arial" w:cs="Arial"/>
+              </w:rPr>
+            </w:pPr>
+          </w:p>
+          <w:p>
+            <w:pPr>
+              <w:rPr>
+                <w:rFonts w:ascii="Arial" w:hAnsi="Arial" w:cs="Arial"/>
+              </w:rPr>
+            </w:pPr>
+            <w:r>
+              <w:rPr>
+                <w:rFonts w:ascii="Arial" w:hAnsi="Arial" w:cs="Arial"/>
+              </w:rPr>
+              <w:t>DA ESEGUIRE NELLO SPRINT 3:</w:t>
+            </w:r>
+          </w:p>
+          <w:p>
+            <w:pPr>
+              <w:pStyle w:val="Paragrafoelenco"/>
+              <w:numPr>
+                <w:ilvl w:val="0"/>
+                <w:numId w:val="44"/>
+              </w:numPr>
+              <w:rPr>
+                <w:rFonts w:ascii="Arial" w:hAnsi="Arial" w:cs="Arial"/>
+              </w:rPr>
+            </w:pPr>
+            <w:r>
+              <w:rPr>
+                <w:rFonts w:ascii="Arial" w:hAnsi="Arial" w:cs="Arial"/>
+              </w:rPr>
+              <w:t>US-</w:t>
+            </w:r>
+            <w:r>
+              <w:rPr>
+                <w:rFonts w:ascii="Arial" w:hAnsi="Arial" w:cs="Arial"/>
+              </w:rPr>
+              <w:t>7</w:t>
+            </w:r>
+            <w:r>
+              <w:rPr>
+                <w:rFonts w:ascii="Arial" w:hAnsi="Arial" w:cs="Arial"/>
+              </w:rPr>
+              <w:t xml:space="preserve"> </w:t>
+            </w:r>
+            <w:r>
+              <w:rPr>
+                <w:rFonts w:ascii="Arial" w:hAnsi="Arial" w:cs="Arial"/>
+              </w:rPr>
+              <w:sym w:font="Wingdings" w:char="F0E0"/>
+            </w:r>
+            <w:r>
+              <w:rPr>
+                <w:rFonts w:ascii="Arial" w:hAnsi="Arial" w:cs="Arial"/>
+              </w:rPr>
+              <w:t xml:space="preserve"> US-11</w:t>
+            </w:r>
+          </w:p>
+          <w:p>
+            <w:pPr>
+              <w:rPr>
+                <w:rFonts w:ascii="Arial" w:hAnsi="Arial" w:cs="Arial"/>
+              </w:rPr>
+            </w:pPr>
+          </w:p>
+        </w:tc>
+      </w:tr>
+    </w:tbl>
+    <w:p>
+      <w:pPr>
+        <w:rPr>
+          <w:rFonts w:ascii="Arial" w:hAnsi="Arial" w:cs="Arial"/>
+        </w:rPr>
+      </w:pPr>
+    </w:p>
+    <w:tbl>
+      <w:tblPr>
+        <w:tblStyle w:val="Grigliatabella"/>
+        <w:tblW w:w="0" w:type="auto"/>
+        <w:tblLook w:val="04A0" w:firstRow="1" w:lastRow="0" w:firstColumn="1" w:lastColumn="0" w:noHBand="0" w:noVBand="1"/>
+      </w:tblPr>
+      <w:tblGrid>
+        <w:gridCol w:w="9628"/>
+      </w:tblGrid>
+      <w:tr>
+        <w:tc>
+          <w:tcPr>
+            <w:tcW w:w="9854" w:type="dxa"/>
+            <w:shd w:val="clear" w:color="auto" w:fill="D9D9D9" w:themeFill="background1" w:themeFillShade="D9"/>
+          </w:tcPr>
+          <w:p>
+            <w:pPr>
+              <w:rPr>
+                <w:rFonts w:ascii="Arial" w:hAnsi="Arial" w:cs="Arial"/>
+              </w:rPr>
+            </w:pPr>
+            <w:r>
+              <w:rPr>
+                <w:rFonts w:ascii="Arial" w:hAnsi="Arial" w:cs="Arial"/>
+              </w:rPr>
+              <w:t>Sprint Review</w:t>
+            </w:r>
+          </w:p>
+        </w:tc>
+      </w:tr>
+      <w:tr>
+        <w:tc>
+          <w:tcPr>
+            <w:tcW w:w="9854" w:type="dxa"/>
+          </w:tcPr>
+          <w:p>
+            <w:pPr>
+              <w:rPr>
+                <w:rFonts w:ascii="Arial" w:hAnsi="Arial" w:cs="Arial"/>
+              </w:rPr>
+            </w:pPr>
+          </w:p>
+        </w:tc>
+      </w:tr>
+    </w:tbl>
+    <w:p>
+      <w:pPr>
+        <w:rPr>
+          <w:rFonts w:ascii="Arial" w:hAnsi="Arial" w:cs="Arial"/>
+        </w:rPr>
+      </w:pPr>
+    </w:p>
+    <w:p>
+      <w:pPr>
+        <w:rPr>
+          <w:rFonts w:ascii="Arial" w:hAnsi="Arial" w:cs="Arial"/>
+        </w:rPr>
+      </w:pPr>
+      <w:r>
+        <w:rPr>
+          <w:rFonts w:ascii="Arial" w:hAnsi="Arial" w:cs="Arial"/>
+        </w:rPr>
+        <w:br w:type="page"/>
+      </w:r>
+    </w:p>
+    <w:p>
+      <w:pPr>
+        <w:rPr>
+          <w:rFonts w:ascii="Arial" w:hAnsi="Arial" w:cs="Arial"/>
+        </w:rPr>
+      </w:pPr>
+    </w:p>
+    <w:tbl>
+      <w:tblPr>
+        <w:tblStyle w:val="Grigliatabella"/>
+        <w:tblW w:w="0" w:type="auto"/>
+        <w:tblLook w:val="04A0" w:firstRow="1" w:lastRow="0" w:firstColumn="1" w:lastColumn="0" w:noHBand="0" w:noVBand="1"/>
+      </w:tblPr>
+      <w:tblGrid>
+        <w:gridCol w:w="9628"/>
+      </w:tblGrid>
+      <w:tr>
+        <w:tc>
+          <w:tcPr>
+            <w:tcW w:w="9854" w:type="dxa"/>
+            <w:shd w:val="clear" w:color="auto" w:fill="D9D9D9" w:themeFill="background1" w:themeFillShade="D9"/>
+          </w:tcPr>
+          <w:p>
+            <w:pPr>
+              <w:rPr>
+                <w:rFonts w:ascii="Arial" w:hAnsi="Arial" w:cs="Arial"/>
+              </w:rPr>
+            </w:pPr>
+            <w:r>
+              <w:rPr>
+                <w:rFonts w:ascii="Arial" w:hAnsi="Arial" w:cs="Arial"/>
+              </w:rPr>
+              <w:t>Sprint Retrospective</w:t>
+            </w:r>
+            <w:r>
+              <w:rPr>
+                <w:rFonts w:ascii="Arial" w:hAnsi="Arial" w:cs="Arial"/>
+              </w:rPr>
+              <w:t xml:space="preserve"> (Sprint 2)</w:t>
+            </w:r>
+          </w:p>
+        </w:tc>
+      </w:tr>
+      <w:tr>
+        <w:tc>
+          <w:tcPr>
+            <w:tcW w:w="9854" w:type="dxa"/>
+          </w:tcPr>
+          <w:p>
+            <w:pPr>
+              <w:rPr>
+                <w:rFonts w:ascii="Arial" w:hAnsi="Arial" w:cs="Arial"/>
+              </w:rPr>
+            </w:pPr>
+          </w:p>
+          <w:p>
+            <w:pPr>
+              <w:rPr>
+                <w:rFonts w:ascii="Arial" w:hAnsi="Arial" w:cs="Arial"/>
+                <w:b/>
+                <w:bCs/>
+              </w:rPr>
+            </w:pPr>
+            <w:r>
+              <w:rPr>
+                <w:rFonts w:ascii="Arial" w:hAnsi="Arial" w:cs="Arial"/>
+                <w:b/>
+                <w:bCs/>
+              </w:rPr>
+              <w:t>Cosa è andato bene:</w:t>
+            </w:r>
+          </w:p>
+          <w:p>
+            <w:pPr>
+              <w:pStyle w:val="Paragrafoelenco"/>
+              <w:numPr>
+                <w:ilvl w:val="0"/>
+                <w:numId w:val="44"/>
+              </w:numPr>
+              <w:rPr>
+                <w:rFonts w:ascii="Arial" w:hAnsi="Arial" w:cs="Arial"/>
+              </w:rPr>
+            </w:pPr>
+            <w:r>
+              <w:rPr>
+                <w:rFonts w:ascii="Arial" w:hAnsi="Arial" w:cs="Arial"/>
+                <w:color w:val="FF0000"/>
+              </w:rPr>
+              <w:t>Chiarezza</w:t>
+            </w:r>
+            <w:r>
+              <w:rPr>
+                <w:rFonts w:ascii="Arial" w:hAnsi="Arial" w:cs="Arial"/>
+              </w:rPr>
+              <w:t xml:space="preserve">: </w:t>
+            </w:r>
+            <w:r>
+              <w:rPr>
+                <w:rFonts w:ascii="Arial" w:hAnsi="Arial" w:cs="Arial"/>
+              </w:rPr>
+              <w:t>Non abbiamo cambiato radicalmente idee sul progetto dopo la rivisitazione della seconda settimana.</w:t>
+            </w:r>
+          </w:p>
+          <w:p>
+            <w:pPr>
+              <w:pStyle w:val="Paragrafoelenco"/>
+              <w:numPr>
+                <w:ilvl w:val="0"/>
+                <w:numId w:val="44"/>
+              </w:numPr>
+              <w:rPr>
+                <w:rFonts w:ascii="Arial" w:hAnsi="Arial" w:cs="Arial"/>
+              </w:rPr>
+            </w:pPr>
+            <w:r>
+              <w:rPr>
+                <w:rFonts w:ascii="Arial" w:hAnsi="Arial" w:cs="Arial"/>
+                <w:color w:val="FF0000"/>
+              </w:rPr>
+              <w:t>Programmazione</w:t>
+            </w:r>
+            <w:r>
+              <w:rPr>
+                <w:rFonts w:ascii="Arial" w:hAnsi="Arial" w:cs="Arial"/>
+              </w:rPr>
+              <w:t>. il codice sta venendo sviluppato con criterio: commenti, strutturato e suddiviso in sezioni e tenendo conto chi ha modificato cosa</w:t>
+            </w:r>
+            <w:r>
+              <w:rPr>
+                <w:rFonts w:ascii="Arial" w:hAnsi="Arial" w:cs="Arial"/>
+              </w:rPr>
+              <w:t>. Il progetto sarà facilmente modificabile in futuro.</w:t>
+            </w:r>
+          </w:p>
+          <w:p>
+            <w:pPr>
+              <w:pStyle w:val="Paragrafoelenco"/>
+              <w:numPr>
+                <w:ilvl w:val="0"/>
+                <w:numId w:val="44"/>
+              </w:numPr>
+              <w:rPr>
+                <w:rFonts w:ascii="Arial" w:hAnsi="Arial" w:cs="Arial"/>
+              </w:rPr>
+            </w:pPr>
+            <w:r>
+              <w:rPr>
+                <w:rFonts w:ascii="Arial" w:hAnsi="Arial" w:cs="Arial"/>
+                <w:color w:val="FF0000"/>
+              </w:rPr>
+              <w:t>XXXXX</w:t>
+            </w:r>
+            <w:r>
+              <w:rPr>
+                <w:rFonts w:ascii="Arial" w:hAnsi="Arial" w:cs="Arial"/>
+              </w:rPr>
+              <w:t>:</w:t>
+            </w:r>
+            <w:r>
+              <w:rPr>
+                <w:rFonts w:ascii="Arial" w:hAnsi="Arial" w:cs="Arial"/>
+              </w:rPr>
+              <w:t xml:space="preserve"> Gannt, diario e documentazione stanno venendo aggiornate periodicamente. Idem il Daily Scrum.</w:t>
+            </w:r>
+          </w:p>
+          <w:p>
+            <w:pPr>
+              <w:pStyle w:val="Paragrafoelenco"/>
+              <w:numPr>
+                <w:ilvl w:val="0"/>
+                <w:numId w:val="44"/>
+              </w:numPr>
+              <w:rPr>
+                <w:rFonts w:ascii="Arial" w:hAnsi="Arial" w:cs="Arial"/>
+              </w:rPr>
+            </w:pPr>
+            <w:r>
+              <w:rPr>
+                <w:rFonts w:ascii="Arial" w:hAnsi="Arial" w:cs="Arial"/>
+              </w:rPr>
+              <w:t>Risultato visivo: Il gioco è coinvolgente e spaventoso.</w:t>
+            </w:r>
+          </w:p>
+          <w:p>
+            <w:pPr>
+              <w:rPr>
+                <w:rFonts w:ascii="Arial" w:hAnsi="Arial" w:cs="Arial"/>
+              </w:rPr>
+            </w:pPr>
+          </w:p>
+          <w:p>
+            <w:pPr>
+              <w:rPr>
+                <w:rFonts w:ascii="Arial" w:hAnsi="Arial" w:cs="Arial"/>
+                <w:b/>
+                <w:bCs/>
+              </w:rPr>
+            </w:pPr>
+            <w:r>
+              <w:rPr>
+                <w:rFonts w:ascii="Arial" w:hAnsi="Arial" w:cs="Arial"/>
+                <w:b/>
+                <w:bCs/>
+              </w:rPr>
+              <w:t>Cosa NON ha funzionato:</w:t>
+            </w:r>
+          </w:p>
+          <w:p>
+            <w:pPr>
+              <w:pStyle w:val="Paragrafoelenco"/>
+              <w:numPr>
+                <w:ilvl w:val="0"/>
+                <w:numId w:val="44"/>
+              </w:numPr>
+              <w:rPr>
+                <w:rFonts w:ascii="Arial" w:hAnsi="Arial" w:cs="Arial"/>
+              </w:rPr>
+            </w:pPr>
+            <w:r>
+              <w:rPr>
+                <w:rFonts w:ascii="Arial" w:hAnsi="Arial" w:cs="Arial"/>
+                <w:color w:val="FF0000"/>
+              </w:rPr>
+              <w:t>O</w:t>
+            </w:r>
+            <w:r>
+              <w:rPr>
+                <w:rFonts w:ascii="Arial" w:hAnsi="Arial" w:cs="Arial"/>
+                <w:color w:val="FF0000"/>
+              </w:rPr>
+              <w:t>rganizzazione</w:t>
+            </w:r>
+            <w:r>
+              <w:rPr>
+                <w:rFonts w:ascii="Arial" w:hAnsi="Arial" w:cs="Arial"/>
+              </w:rPr>
+              <w:t>: C</w:t>
+            </w:r>
+            <w:r>
+              <w:rPr>
+                <w:rFonts w:ascii="Arial" w:hAnsi="Arial" w:cs="Arial"/>
+              </w:rPr>
+              <w:t>i siamo attivati</w:t>
+            </w:r>
+            <w:r>
+              <w:rPr>
+                <w:rFonts w:ascii="Arial" w:hAnsi="Arial" w:cs="Arial"/>
+              </w:rPr>
+              <w:t xml:space="preserve"> con la condivisione del progetto tra di noi</w:t>
+            </w:r>
+            <w:r>
+              <w:rPr>
+                <w:rFonts w:ascii="Arial" w:hAnsi="Arial" w:cs="Arial"/>
+              </w:rPr>
+              <w:t xml:space="preserve"> </w:t>
+            </w:r>
+            <w:r>
+              <w:rPr>
+                <w:rFonts w:ascii="Arial" w:hAnsi="Arial" w:cs="Arial"/>
+              </w:rPr>
+              <w:t xml:space="preserve">troppo tardi; inoltre </w:t>
+            </w:r>
+            <w:r>
+              <w:rPr>
+                <w:rFonts w:ascii="Arial" w:hAnsi="Arial" w:cs="Arial"/>
+              </w:rPr>
+              <w:t xml:space="preserve">Ruben non ha creato il repository </w:t>
+            </w:r>
+            <w:r>
+              <w:rPr>
+                <w:rFonts w:ascii="Arial" w:hAnsi="Arial" w:cs="Arial"/>
+              </w:rPr>
+              <w:t>contenente i suoi assets.</w:t>
+            </w:r>
+          </w:p>
+          <w:p>
+            <w:pPr>
+              <w:pStyle w:val="Paragrafoelenco"/>
+              <w:numPr>
+                <w:ilvl w:val="0"/>
+                <w:numId w:val="44"/>
+              </w:numPr>
+              <w:rPr>
+                <w:rFonts w:ascii="Arial" w:hAnsi="Arial" w:cs="Arial"/>
+              </w:rPr>
+            </w:pPr>
+            <w:r>
+              <w:rPr>
+                <w:rFonts w:ascii="Arial" w:hAnsi="Arial" w:cs="Arial"/>
+                <w:color w:val="FF0000"/>
+              </w:rPr>
+              <w:t>Performance</w:t>
+            </w:r>
+            <w:r>
+              <w:rPr>
+                <w:rFonts w:ascii="Arial" w:hAnsi="Arial" w:cs="Arial"/>
+              </w:rPr>
+              <w:t>:</w:t>
+            </w:r>
+            <w:r>
+              <w:rPr>
+                <w:rFonts w:ascii="Arial" w:hAnsi="Arial" w:cs="Arial"/>
+              </w:rPr>
+              <w:t xml:space="preserve"> La VRAM dei PC forniti dalla scuola è molto limitata (1 GB), quindi le prestazioni della GPU sono limitate. Bisogna puntare ad ottimizzare quanto possibile.</w:t>
+            </w:r>
+          </w:p>
+          <w:p>
+            <w:pPr>
+              <w:rPr>
+                <w:rFonts w:ascii="Arial" w:hAnsi="Arial" w:cs="Arial"/>
+              </w:rPr>
+            </w:pPr>
+          </w:p>
+        </w:tc>
+      </w:tr>
+    </w:tbl>
+    <w:p>
+      <w:pPr>
+        <w:rPr>
+          <w:rFonts w:ascii="Arial" w:hAnsi="Arial" w:cs="Arial"/>
+        </w:rPr>
+      </w:pPr>
+    </w:p>
     <w:sectPr>
-      <w:headerReference w:type="default" r:id="rId26"/>
-      <w:footerReference w:type="default" r:id="rId27"/>
+      <w:headerReference w:type="default" r:id="rId28"/>
+      <w:footerReference w:type="default" r:id="rId29"/>
       <w:pgSz w:w="11906" w:h="16838"/>
       <w:pgMar w:top="1135" w:right="1134" w:bottom="993" w:left="1134" w:header="708" w:footer="314" w:gutter="0"/>
       <w:cols w:space="708"/>
@@ -14510,7 +16950,7 @@
   <w:abstractNum w:abstractNumId="4" w15:restartNumberingAfterBreak="0">
     <w:nsid w:val="16654A38"/>
     <w:multiLevelType w:val="hybridMultilevel"/>
-    <w:tmpl w:val="3AFEAF1A"/>
+    <w:tmpl w:val="F3E65362"/>
     <w:lvl w:ilvl="0" w:tplc="08100001">
       <w:start w:val="1"/>
       <w:numFmt w:val="bullet"/>
@@ -16988,6 +19428,119 @@
     </w:lvl>
   </w:abstractNum>
   <w:abstractNum w:abstractNumId="26" w15:restartNumberingAfterBreak="0">
+    <w:nsid w:val="4DE9399F"/>
+    <w:multiLevelType w:val="hybridMultilevel"/>
+    <w:tmpl w:val="EFDC57FE"/>
+    <w:lvl w:ilvl="0" w:tplc="08100001">
+      <w:start w:val="1"/>
+      <w:numFmt w:val="bullet"/>
+      <w:lvlText w:val=""/>
+      <w:lvlJc w:val="left"/>
+      <w:pPr>
+        <w:ind w:left="720" w:hanging="360"/>
+      </w:pPr>
+      <w:rPr>
+        <w:rFonts w:ascii="Symbol" w:hAnsi="Symbol" w:hint="default"/>
+      </w:rPr>
+    </w:lvl>
+    <w:lvl w:ilvl="1" w:tplc="08100003">
+      <w:start w:val="1"/>
+      <w:numFmt w:val="bullet"/>
+      <w:lvlText w:val="o"/>
+      <w:lvlJc w:val="left"/>
+      <w:pPr>
+        <w:ind w:left="1440" w:hanging="360"/>
+      </w:pPr>
+      <w:rPr>
+        <w:rFonts w:ascii="Courier New" w:hAnsi="Courier New" w:cs="Courier New" w:hint="default"/>
+      </w:rPr>
+    </w:lvl>
+    <w:lvl w:ilvl="2" w:tplc="08100005" w:tentative="1">
+      <w:start w:val="1"/>
+      <w:numFmt w:val="bullet"/>
+      <w:lvlText w:val=""/>
+      <w:lvlJc w:val="left"/>
+      <w:pPr>
+        <w:ind w:left="2160" w:hanging="360"/>
+      </w:pPr>
+      <w:rPr>
+        <w:rFonts w:ascii="Wingdings" w:hAnsi="Wingdings" w:hint="default"/>
+      </w:rPr>
+    </w:lvl>
+    <w:lvl w:ilvl="3" w:tplc="08100001" w:tentative="1">
+      <w:start w:val="1"/>
+      <w:numFmt w:val="bullet"/>
+      <w:lvlText w:val=""/>
+      <w:lvlJc w:val="left"/>
+      <w:pPr>
+        <w:ind w:left="2880" w:hanging="360"/>
+      </w:pPr>
+      <w:rPr>
+        <w:rFonts w:ascii="Symbol" w:hAnsi="Symbol" w:hint="default"/>
+      </w:rPr>
+    </w:lvl>
+    <w:lvl w:ilvl="4" w:tplc="08100003" w:tentative="1">
+      <w:start w:val="1"/>
+      <w:numFmt w:val="bullet"/>
+      <w:lvlText w:val="o"/>
+      <w:lvlJc w:val="left"/>
+      <w:pPr>
+        <w:ind w:left="3600" w:hanging="360"/>
+      </w:pPr>
+      <w:rPr>
+        <w:rFonts w:ascii="Courier New" w:hAnsi="Courier New" w:cs="Courier New" w:hint="default"/>
+      </w:rPr>
+    </w:lvl>
+    <w:lvl w:ilvl="5" w:tplc="08100005" w:tentative="1">
+      <w:start w:val="1"/>
+      <w:numFmt w:val="bullet"/>
+      <w:lvlText w:val=""/>
+      <w:lvlJc w:val="left"/>
+      <w:pPr>
+        <w:ind w:left="4320" w:hanging="360"/>
+      </w:pPr>
+      <w:rPr>
+        <w:rFonts w:ascii="Wingdings" w:hAnsi="Wingdings" w:hint="default"/>
+      </w:rPr>
+    </w:lvl>
+    <w:lvl w:ilvl="6" w:tplc="08100001" w:tentative="1">
+      <w:start w:val="1"/>
+      <w:numFmt w:val="bullet"/>
+      <w:lvlText w:val=""/>
+      <w:lvlJc w:val="left"/>
+      <w:pPr>
+        <w:ind w:left="5040" w:hanging="360"/>
+      </w:pPr>
+      <w:rPr>
+        <w:rFonts w:ascii="Symbol" w:hAnsi="Symbol" w:hint="default"/>
+      </w:rPr>
+    </w:lvl>
+    <w:lvl w:ilvl="7" w:tplc="08100003" w:tentative="1">
+      <w:start w:val="1"/>
+      <w:numFmt w:val="bullet"/>
+      <w:lvlText w:val="o"/>
+      <w:lvlJc w:val="left"/>
+      <w:pPr>
+        <w:ind w:left="5760" w:hanging="360"/>
+      </w:pPr>
+      <w:rPr>
+        <w:rFonts w:ascii="Courier New" w:hAnsi="Courier New" w:cs="Courier New" w:hint="default"/>
+      </w:rPr>
+    </w:lvl>
+    <w:lvl w:ilvl="8" w:tplc="08100005" w:tentative="1">
+      <w:start w:val="1"/>
+      <w:numFmt w:val="bullet"/>
+      <w:lvlText w:val=""/>
+      <w:lvlJc w:val="left"/>
+      <w:pPr>
+        <w:ind w:left="6480" w:hanging="360"/>
+      </w:pPr>
+      <w:rPr>
+        <w:rFonts w:ascii="Wingdings" w:hAnsi="Wingdings" w:hint="default"/>
+      </w:rPr>
+    </w:lvl>
+  </w:abstractNum>
+  <w:abstractNum w:abstractNumId="27" w15:restartNumberingAfterBreak="0">
     <w:nsid w:val="4F3E37E0"/>
     <w:multiLevelType w:val="hybridMultilevel"/>
     <w:tmpl w:val="96140886"/>
@@ -17100,7 +19653,7 @@
       </w:rPr>
     </w:lvl>
   </w:abstractNum>
-  <w:abstractNum w:abstractNumId="27" w15:restartNumberingAfterBreak="0">
+  <w:abstractNum w:abstractNumId="28" w15:restartNumberingAfterBreak="0">
     <w:nsid w:val="50244ADA"/>
     <w:multiLevelType w:val="hybridMultilevel"/>
     <w:tmpl w:val="98126300"/>
@@ -17213,7 +19766,7 @@
       </w:rPr>
     </w:lvl>
   </w:abstractNum>
-  <w:abstractNum w:abstractNumId="28" w15:restartNumberingAfterBreak="0">
+  <w:abstractNum w:abstractNumId="29" w15:restartNumberingAfterBreak="0">
     <w:nsid w:val="50A049EF"/>
     <w:multiLevelType w:val="hybridMultilevel"/>
     <w:tmpl w:val="2696A0FE"/>
@@ -17326,7 +19879,7 @@
       </w:rPr>
     </w:lvl>
   </w:abstractNum>
-  <w:abstractNum w:abstractNumId="29" w15:restartNumberingAfterBreak="0">
+  <w:abstractNum w:abstractNumId="30" w15:restartNumberingAfterBreak="0">
     <w:nsid w:val="50B32338"/>
     <w:multiLevelType w:val="hybridMultilevel"/>
     <w:tmpl w:val="86FABB98"/>
@@ -17439,7 +19992,7 @@
       </w:rPr>
     </w:lvl>
   </w:abstractNum>
-  <w:abstractNum w:abstractNumId="30" w15:restartNumberingAfterBreak="0">
+  <w:abstractNum w:abstractNumId="31" w15:restartNumberingAfterBreak="0">
     <w:nsid w:val="56FB2288"/>
     <w:multiLevelType w:val="hybridMultilevel"/>
     <w:tmpl w:val="EB70DDDA"/>
@@ -17552,7 +20105,7 @@
       </w:rPr>
     </w:lvl>
   </w:abstractNum>
-  <w:abstractNum w:abstractNumId="31" w15:restartNumberingAfterBreak="0">
+  <w:abstractNum w:abstractNumId="32" w15:restartNumberingAfterBreak="0">
     <w:nsid w:val="58A8767E"/>
     <w:multiLevelType w:val="hybridMultilevel"/>
     <w:tmpl w:val="2E9683A2"/>
@@ -17665,7 +20218,7 @@
       </w:rPr>
     </w:lvl>
   </w:abstractNum>
-  <w:abstractNum w:abstractNumId="32" w15:restartNumberingAfterBreak="0">
+  <w:abstractNum w:abstractNumId="33" w15:restartNumberingAfterBreak="0">
     <w:nsid w:val="5A3606D5"/>
     <w:multiLevelType w:val="hybridMultilevel"/>
     <w:tmpl w:val="91805626"/>
@@ -17778,7 +20331,7 @@
       </w:rPr>
     </w:lvl>
   </w:abstractNum>
-  <w:abstractNum w:abstractNumId="33" w15:restartNumberingAfterBreak="0">
+  <w:abstractNum w:abstractNumId="34" w15:restartNumberingAfterBreak="0">
     <w:nsid w:val="61C87B25"/>
     <w:multiLevelType w:val="hybridMultilevel"/>
     <w:tmpl w:val="6FA21976"/>
@@ -17891,7 +20444,7 @@
       </w:rPr>
     </w:lvl>
   </w:abstractNum>
-  <w:abstractNum w:abstractNumId="34" w15:restartNumberingAfterBreak="0">
+  <w:abstractNum w:abstractNumId="35" w15:restartNumberingAfterBreak="0">
     <w:nsid w:val="621D43F7"/>
     <w:multiLevelType w:val="hybridMultilevel"/>
     <w:tmpl w:val="E1BA4850"/>
@@ -18004,7 +20557,7 @@
       </w:rPr>
     </w:lvl>
   </w:abstractNum>
-  <w:abstractNum w:abstractNumId="35" w15:restartNumberingAfterBreak="0">
+  <w:abstractNum w:abstractNumId="36" w15:restartNumberingAfterBreak="0">
     <w:nsid w:val="64251AC1"/>
     <w:multiLevelType w:val="hybridMultilevel"/>
     <w:tmpl w:val="3F728568"/>
@@ -18117,7 +20670,7 @@
       </w:rPr>
     </w:lvl>
   </w:abstractNum>
-  <w:abstractNum w:abstractNumId="36" w15:restartNumberingAfterBreak="0">
+  <w:abstractNum w:abstractNumId="37" w15:restartNumberingAfterBreak="0">
     <w:nsid w:val="657763C8"/>
     <w:multiLevelType w:val="hybridMultilevel"/>
     <w:tmpl w:val="94F87C5A"/>
@@ -18230,7 +20783,120 @@
       </w:rPr>
     </w:lvl>
   </w:abstractNum>
-  <w:abstractNum w:abstractNumId="37" w15:restartNumberingAfterBreak="0">
+  <w:abstractNum w:abstractNumId="38" w15:restartNumberingAfterBreak="0">
+    <w:nsid w:val="6A2F569C"/>
+    <w:multiLevelType w:val="hybridMultilevel"/>
+    <w:tmpl w:val="B7166FEE"/>
+    <w:lvl w:ilvl="0" w:tplc="08100001">
+      <w:start w:val="1"/>
+      <w:numFmt w:val="bullet"/>
+      <w:lvlText w:val=""/>
+      <w:lvlJc w:val="left"/>
+      <w:pPr>
+        <w:ind w:left="720" w:hanging="360"/>
+      </w:pPr>
+      <w:rPr>
+        <w:rFonts w:ascii="Symbol" w:hAnsi="Symbol" w:hint="default"/>
+      </w:rPr>
+    </w:lvl>
+    <w:lvl w:ilvl="1" w:tplc="08100003" w:tentative="1">
+      <w:start w:val="1"/>
+      <w:numFmt w:val="bullet"/>
+      <w:lvlText w:val="o"/>
+      <w:lvlJc w:val="left"/>
+      <w:pPr>
+        <w:ind w:left="1440" w:hanging="360"/>
+      </w:pPr>
+      <w:rPr>
+        <w:rFonts w:ascii="Courier New" w:hAnsi="Courier New" w:cs="Courier New" w:hint="default"/>
+      </w:rPr>
+    </w:lvl>
+    <w:lvl w:ilvl="2" w:tplc="08100005" w:tentative="1">
+      <w:start w:val="1"/>
+      <w:numFmt w:val="bullet"/>
+      <w:lvlText w:val=""/>
+      <w:lvlJc w:val="left"/>
+      <w:pPr>
+        <w:ind w:left="2160" w:hanging="360"/>
+      </w:pPr>
+      <w:rPr>
+        <w:rFonts w:ascii="Wingdings" w:hAnsi="Wingdings" w:hint="default"/>
+      </w:rPr>
+    </w:lvl>
+    <w:lvl w:ilvl="3" w:tplc="08100001" w:tentative="1">
+      <w:start w:val="1"/>
+      <w:numFmt w:val="bullet"/>
+      <w:lvlText w:val=""/>
+      <w:lvlJc w:val="left"/>
+      <w:pPr>
+        <w:ind w:left="2880" w:hanging="360"/>
+      </w:pPr>
+      <w:rPr>
+        <w:rFonts w:ascii="Symbol" w:hAnsi="Symbol" w:hint="default"/>
+      </w:rPr>
+    </w:lvl>
+    <w:lvl w:ilvl="4" w:tplc="08100003" w:tentative="1">
+      <w:start w:val="1"/>
+      <w:numFmt w:val="bullet"/>
+      <w:lvlText w:val="o"/>
+      <w:lvlJc w:val="left"/>
+      <w:pPr>
+        <w:ind w:left="3600" w:hanging="360"/>
+      </w:pPr>
+      <w:rPr>
+        <w:rFonts w:ascii="Courier New" w:hAnsi="Courier New" w:cs="Courier New" w:hint="default"/>
+      </w:rPr>
+    </w:lvl>
+    <w:lvl w:ilvl="5" w:tplc="08100005" w:tentative="1">
+      <w:start w:val="1"/>
+      <w:numFmt w:val="bullet"/>
+      <w:lvlText w:val=""/>
+      <w:lvlJc w:val="left"/>
+      <w:pPr>
+        <w:ind w:left="4320" w:hanging="360"/>
+      </w:pPr>
+      <w:rPr>
+        <w:rFonts w:ascii="Wingdings" w:hAnsi="Wingdings" w:hint="default"/>
+      </w:rPr>
+    </w:lvl>
+    <w:lvl w:ilvl="6" w:tplc="08100001" w:tentative="1">
+      <w:start w:val="1"/>
+      <w:numFmt w:val="bullet"/>
+      <w:lvlText w:val=""/>
+      <w:lvlJc w:val="left"/>
+      <w:pPr>
+        <w:ind w:left="5040" w:hanging="360"/>
+      </w:pPr>
+      <w:rPr>
+        <w:rFonts w:ascii="Symbol" w:hAnsi="Symbol" w:hint="default"/>
+      </w:rPr>
+    </w:lvl>
+    <w:lvl w:ilvl="7" w:tplc="08100003" w:tentative="1">
+      <w:start w:val="1"/>
+      <w:numFmt w:val="bullet"/>
+      <w:lvlText w:val="o"/>
+      <w:lvlJc w:val="left"/>
+      <w:pPr>
+        <w:ind w:left="5760" w:hanging="360"/>
+      </w:pPr>
+      <w:rPr>
+        <w:rFonts w:ascii="Courier New" w:hAnsi="Courier New" w:cs="Courier New" w:hint="default"/>
+      </w:rPr>
+    </w:lvl>
+    <w:lvl w:ilvl="8" w:tplc="08100005" w:tentative="1">
+      <w:start w:val="1"/>
+      <w:numFmt w:val="bullet"/>
+      <w:lvlText w:val=""/>
+      <w:lvlJc w:val="left"/>
+      <w:pPr>
+        <w:ind w:left="6480" w:hanging="360"/>
+      </w:pPr>
+      <w:rPr>
+        <w:rFonts w:ascii="Wingdings" w:hAnsi="Wingdings" w:hint="default"/>
+      </w:rPr>
+    </w:lvl>
+  </w:abstractNum>
+  <w:abstractNum w:abstractNumId="39" w15:restartNumberingAfterBreak="0">
     <w:nsid w:val="6AFC21B1"/>
     <w:multiLevelType w:val="hybridMultilevel"/>
     <w:tmpl w:val="ABCC59D8"/>
@@ -18342,7 +21008,7 @@
       </w:rPr>
     </w:lvl>
   </w:abstractNum>
-  <w:abstractNum w:abstractNumId="38" w15:restartNumberingAfterBreak="0">
+  <w:abstractNum w:abstractNumId="40" w15:restartNumberingAfterBreak="0">
     <w:nsid w:val="74DB59D8"/>
     <w:multiLevelType w:val="hybridMultilevel"/>
     <w:tmpl w:val="E334E25C"/>
@@ -18455,7 +21121,7 @@
       </w:rPr>
     </w:lvl>
   </w:abstractNum>
-  <w:abstractNum w:abstractNumId="39" w15:restartNumberingAfterBreak="0">
+  <w:abstractNum w:abstractNumId="41" w15:restartNumberingAfterBreak="0">
     <w:nsid w:val="7C59329A"/>
     <w:multiLevelType w:val="hybridMultilevel"/>
     <w:tmpl w:val="B1163E3A"/>
@@ -18568,7 +21234,7 @@
       </w:rPr>
     </w:lvl>
   </w:abstractNum>
-  <w:abstractNum w:abstractNumId="40" w15:restartNumberingAfterBreak="0">
+  <w:abstractNum w:abstractNumId="42" w15:restartNumberingAfterBreak="0">
     <w:nsid w:val="7DC25969"/>
     <w:multiLevelType w:val="hybridMultilevel"/>
     <w:tmpl w:val="49A4B118"/>
@@ -18657,7 +21323,7 @@
       </w:pPr>
     </w:lvl>
   </w:abstractNum>
-  <w:abstractNum w:abstractNumId="41" w15:restartNumberingAfterBreak="0">
+  <w:abstractNum w:abstractNumId="43" w15:restartNumberingAfterBreak="0">
     <w:nsid w:val="7DF324FC"/>
     <w:multiLevelType w:val="hybridMultilevel"/>
     <w:tmpl w:val="EF24F330"/>
@@ -18771,25 +21437,25 @@
     </w:lvl>
   </w:abstractNum>
   <w:num w:numId="1" w16cid:durableId="1423798357">
-    <w:abstractNumId w:val="33"/>
+    <w:abstractNumId w:val="34"/>
   </w:num>
   <w:num w:numId="2" w16cid:durableId="318000406">
     <w:abstractNumId w:val="25"/>
   </w:num>
   <w:num w:numId="3" w16cid:durableId="674841290">
-    <w:abstractNumId w:val="34"/>
+    <w:abstractNumId w:val="35"/>
   </w:num>
   <w:num w:numId="4" w16cid:durableId="354384216">
     <w:abstractNumId w:val="13"/>
   </w:num>
   <w:num w:numId="5" w16cid:durableId="1278945393">
-    <w:abstractNumId w:val="38"/>
+    <w:abstractNumId w:val="40"/>
   </w:num>
   <w:num w:numId="6" w16cid:durableId="781267622">
     <w:abstractNumId w:val="7"/>
   </w:num>
   <w:num w:numId="7" w16cid:durableId="1918247539">
-    <w:abstractNumId w:val="36"/>
+    <w:abstractNumId w:val="37"/>
   </w:num>
   <w:num w:numId="8" w16cid:durableId="1966814628">
     <w:abstractNumId w:val="20"/>
@@ -18801,7 +21467,7 @@
     <w:abstractNumId w:val="19"/>
   </w:num>
   <w:num w:numId="11" w16cid:durableId="1852376078">
-    <w:abstractNumId w:val="32"/>
+    <w:abstractNumId w:val="33"/>
   </w:num>
   <w:num w:numId="12" w16cid:durableId="554269587">
     <w:abstractNumId w:val="6"/>
@@ -18819,19 +21485,19 @@
     <w:abstractNumId w:val="24"/>
   </w:num>
   <w:num w:numId="17" w16cid:durableId="782651641">
-    <w:abstractNumId w:val="40"/>
+    <w:abstractNumId w:val="42"/>
   </w:num>
   <w:num w:numId="18" w16cid:durableId="1417484250">
     <w:abstractNumId w:val="21"/>
   </w:num>
   <w:num w:numId="19" w16cid:durableId="2083286430">
-    <w:abstractNumId w:val="37"/>
+    <w:abstractNumId w:val="39"/>
   </w:num>
   <w:num w:numId="20" w16cid:durableId="679433025">
     <w:abstractNumId w:val="10"/>
   </w:num>
   <w:num w:numId="21" w16cid:durableId="1095859066">
-    <w:abstractNumId w:val="28"/>
+    <w:abstractNumId w:val="29"/>
   </w:num>
   <w:num w:numId="22" w16cid:durableId="1847861354">
     <w:abstractNumId w:val="9"/>
@@ -18846,10 +21512,10 @@
     <w:abstractNumId w:val="18"/>
   </w:num>
   <w:num w:numId="26" w16cid:durableId="1349521717">
-    <w:abstractNumId w:val="31"/>
+    <w:abstractNumId w:val="32"/>
   </w:num>
   <w:num w:numId="27" w16cid:durableId="1910535127">
-    <w:abstractNumId w:val="26"/>
+    <w:abstractNumId w:val="27"/>
   </w:num>
   <w:num w:numId="28" w16cid:durableId="1628273355">
     <w:abstractNumId w:val="1"/>
@@ -18858,7 +21524,7 @@
     <w:abstractNumId w:val="0"/>
   </w:num>
   <w:num w:numId="30" w16cid:durableId="993414003">
-    <w:abstractNumId w:val="29"/>
+    <w:abstractNumId w:val="30"/>
   </w:num>
   <w:num w:numId="31" w16cid:durableId="859778762">
     <w:abstractNumId w:val="23"/>
@@ -18873,28 +21539,34 @@
     <w:abstractNumId w:val="17"/>
   </w:num>
   <w:num w:numId="35" w16cid:durableId="470294117">
-    <w:abstractNumId w:val="27"/>
+    <w:abstractNumId w:val="28"/>
   </w:num>
   <w:num w:numId="36" w16cid:durableId="1274704070">
     <w:abstractNumId w:val="8"/>
   </w:num>
   <w:num w:numId="37" w16cid:durableId="952979119">
-    <w:abstractNumId w:val="35"/>
+    <w:abstractNumId w:val="36"/>
   </w:num>
   <w:num w:numId="38" w16cid:durableId="1476487076">
     <w:abstractNumId w:val="15"/>
   </w:num>
   <w:num w:numId="39" w16cid:durableId="1452935304">
-    <w:abstractNumId w:val="41"/>
+    <w:abstractNumId w:val="43"/>
   </w:num>
   <w:num w:numId="40" w16cid:durableId="153492260">
-    <w:abstractNumId w:val="39"/>
+    <w:abstractNumId w:val="41"/>
   </w:num>
   <w:num w:numId="41" w16cid:durableId="827211303">
     <w:abstractNumId w:val="4"/>
   </w:num>
   <w:num w:numId="42" w16cid:durableId="1775439984">
-    <w:abstractNumId w:val="30"/>
+    <w:abstractNumId w:val="31"/>
+  </w:num>
+  <w:num w:numId="43" w16cid:durableId="191695571">
+    <w:abstractNumId w:val="38"/>
+  </w:num>
+  <w:num w:numId="44" w16cid:durableId="1725442425">
+    <w:abstractNumId w:val="26"/>
   </w:num>
 </w:numbering>
 </file>

--- a/4_Diari/HauntedForest_Diario.docx
+++ b/4_Diari/HauntedForest_Diario.docx
@@ -591,8 +591,16 @@
               <w:rPr>
                 <w:rFonts w:ascii="Arial" w:hAnsi="Arial" w:cs="Arial"/>
               </w:rPr>
-              <w:t>Sistemazione del QdC</w:t>
-            </w:r>
+              <w:t xml:space="preserve">Sistemazione del </w:t>
+            </w:r>
+            <w:proofErr w:type="spellStart"/>
+            <w:r>
+              <w:rPr>
+                <w:rFonts w:ascii="Arial" w:hAnsi="Arial" w:cs="Arial"/>
+              </w:rPr>
+              <w:t>QdC</w:t>
+            </w:r>
+            <w:proofErr w:type="spellEnd"/>
             <w:r>
               <w:rPr>
                 <w:rFonts w:ascii="Arial" w:hAnsi="Arial" w:cs="Arial"/>
@@ -2745,7 +2753,21 @@
               <w:rPr>
                 <w:rFonts w:ascii="Arial" w:hAnsi="Arial" w:cs="Arial"/>
               </w:rPr>
-              <w:t>Configurazione Epic Games ed Unreal Engine</w:t>
+              <w:t xml:space="preserve">Configurazione </w:t>
+            </w:r>
+            <w:proofErr w:type="spellStart"/>
+            <w:r>
+              <w:rPr>
+                <w:rFonts w:ascii="Arial" w:hAnsi="Arial" w:cs="Arial"/>
+              </w:rPr>
+              <w:t>Epic</w:t>
+            </w:r>
+            <w:proofErr w:type="spellEnd"/>
+            <w:r>
+              <w:rPr>
+                <w:rFonts w:ascii="Arial" w:hAnsi="Arial" w:cs="Arial"/>
+              </w:rPr>
+              <w:t xml:space="preserve"> Games ed Unreal Engine</w:t>
             </w:r>
             <w:r>
               <w:rPr>
@@ -3070,7 +3092,35 @@
               <w:rPr>
                 <w:rFonts w:ascii="Arial" w:hAnsi="Arial" w:cs="Arial"/>
               </w:rPr>
-              <w:t>Durante l’istallazione di Unreal Engine l’Epic Games Launcher si è bloccato diverse volte nonostante la rete nera fosse impostata correttamente.</w:t>
+              <w:t>Durante l’istallazione di Unreal Engine l’</w:t>
+            </w:r>
+            <w:proofErr w:type="spellStart"/>
+            <w:r>
+              <w:rPr>
+                <w:rFonts w:ascii="Arial" w:hAnsi="Arial" w:cs="Arial"/>
+              </w:rPr>
+              <w:t>Epic</w:t>
+            </w:r>
+            <w:proofErr w:type="spellEnd"/>
+            <w:r>
+              <w:rPr>
+                <w:rFonts w:ascii="Arial" w:hAnsi="Arial" w:cs="Arial"/>
+              </w:rPr>
+              <w:t xml:space="preserve"> Games </w:t>
+            </w:r>
+            <w:proofErr w:type="spellStart"/>
+            <w:r>
+              <w:rPr>
+                <w:rFonts w:ascii="Arial" w:hAnsi="Arial" w:cs="Arial"/>
+              </w:rPr>
+              <w:t>Launcher</w:t>
+            </w:r>
+            <w:proofErr w:type="spellEnd"/>
+            <w:r>
+              <w:rPr>
+                <w:rFonts w:ascii="Arial" w:hAnsi="Arial" w:cs="Arial"/>
+              </w:rPr>
+              <w:t xml:space="preserve"> si è bloccato diverse volte nonostante la rete nera fosse impostata correttamente.</w:t>
             </w:r>
           </w:p>
           <w:p>
@@ -3824,7 +3874,21 @@
               <w:rPr>
                 <w:rFonts w:ascii="Arial" w:hAnsi="Arial" w:cs="Arial"/>
               </w:rPr>
-              <w:t xml:space="preserve">Lavori da svolgere questa lezione: Login Epic Games, Download Unreal Engine, Configurazione Visual Studio </w:t>
+              <w:t xml:space="preserve">Lavori da svolgere questa lezione: Login </w:t>
+            </w:r>
+            <w:proofErr w:type="spellStart"/>
+            <w:r>
+              <w:rPr>
+                <w:rFonts w:ascii="Arial" w:hAnsi="Arial" w:cs="Arial"/>
+              </w:rPr>
+              <w:t>Epic</w:t>
+            </w:r>
+            <w:proofErr w:type="spellEnd"/>
+            <w:r>
+              <w:rPr>
+                <w:rFonts w:ascii="Arial" w:hAnsi="Arial" w:cs="Arial"/>
+              </w:rPr>
+              <w:t xml:space="preserve"> Games, Download Unreal Engine, Configurazione Visual Studio </w:t>
             </w:r>
             <w:r>
               <w:rPr>
@@ -4169,8 +4233,16 @@
               <w:rPr>
                 <w:rFonts w:ascii="Arial" w:hAnsi="Arial" w:cs="Arial"/>
               </w:rPr>
-              <w:t>Sprint Retrospective</w:t>
-            </w:r>
+              <w:t xml:space="preserve">Sprint </w:t>
+            </w:r>
+            <w:proofErr w:type="spellStart"/>
+            <w:r>
+              <w:rPr>
+                <w:rFonts w:ascii="Arial" w:hAnsi="Arial" w:cs="Arial"/>
+              </w:rPr>
+              <w:t>Retrospective</w:t>
+            </w:r>
+            <w:proofErr w:type="spellEnd"/>
           </w:p>
         </w:tc>
       </w:tr>
@@ -4439,7 +4511,21 @@
               <w:rPr>
                 <w:rFonts w:ascii="Arial" w:hAnsi="Arial" w:cs="Arial"/>
               </w:rPr>
-              <w:t xml:space="preserve"> – 11:16), Creazione di Repository e Branch per GitHub (11:16 </w:t>
+              <w:t xml:space="preserve"> – 11:16), Creazione di Repository e </w:t>
+            </w:r>
+            <w:proofErr w:type="spellStart"/>
+            <w:r>
+              <w:rPr>
+                <w:rFonts w:ascii="Arial" w:hAnsi="Arial" w:cs="Arial"/>
+              </w:rPr>
+              <w:t>Branch</w:t>
+            </w:r>
+            <w:proofErr w:type="spellEnd"/>
+            <w:r>
+              <w:rPr>
+                <w:rFonts w:ascii="Arial" w:hAnsi="Arial" w:cs="Arial"/>
+              </w:rPr>
+              <w:t xml:space="preserve"> per GitHub (11:16 </w:t>
             </w:r>
             <w:r>
               <w:rPr>
@@ -4457,7 +4543,21 @@
               <w:rPr>
                 <w:rFonts w:ascii="Arial" w:hAnsi="Arial" w:cs="Arial"/>
               </w:rPr>
-              <w:t>11:45 / 12:30 – 13:17), Download dell’applicativo dal Branch di Luca</w:t>
+              <w:t xml:space="preserve">11:45 / 12:30 – 13:17), Download dell’applicativo dal </w:t>
+            </w:r>
+            <w:proofErr w:type="spellStart"/>
+            <w:r>
+              <w:rPr>
+                <w:rFonts w:ascii="Arial" w:hAnsi="Arial" w:cs="Arial"/>
+              </w:rPr>
+              <w:t>Branch</w:t>
+            </w:r>
+            <w:proofErr w:type="spellEnd"/>
+            <w:r>
+              <w:rPr>
+                <w:rFonts w:ascii="Arial" w:hAnsi="Arial" w:cs="Arial"/>
+              </w:rPr>
+              <w:t xml:space="preserve"> di Luca</w:t>
             </w:r>
           </w:p>
           <w:p>
@@ -4507,7 +4607,21 @@
               <w:rPr>
                 <w:rFonts w:ascii="Arial" w:hAnsi="Arial" w:cs="Arial"/>
               </w:rPr>
-              <w:t xml:space="preserve">Creazione Branch su </w:t>
+              <w:t xml:space="preserve">Creazione </w:t>
+            </w:r>
+            <w:proofErr w:type="spellStart"/>
+            <w:r>
+              <w:rPr>
+                <w:rFonts w:ascii="Arial" w:hAnsi="Arial" w:cs="Arial"/>
+              </w:rPr>
+              <w:t>Branch</w:t>
+            </w:r>
+            <w:proofErr w:type="spellEnd"/>
+            <w:r>
+              <w:rPr>
+                <w:rFonts w:ascii="Arial" w:hAnsi="Arial" w:cs="Arial"/>
+              </w:rPr>
+              <w:t xml:space="preserve"> su </w:t>
             </w:r>
             <w:r>
               <w:rPr>
@@ -4758,7 +4872,21 @@
               <w:rPr>
                 <w:rFonts w:ascii="Arial" w:hAnsi="Arial" w:cs="Arial"/>
               </w:rPr>
-              <w:t>Il progetto ha smesso di compilarsi riportando l’errore riportato qua sotto. Secondo un tutorial trovato online una soluzione sarebbe stata eliminare le varie cartelle temporanee, come “Saved” e “.vs”, ma la prima ha causato problemi non indifferenti.</w:t>
+              <w:t>Il progetto ha smesso di compilarsi riportando l’errore riportato qua sotto. Secondo un tutorial trovato online una soluzione sarebbe stata eliminare le varie cartelle temporanee, come “</w:t>
+            </w:r>
+            <w:proofErr w:type="spellStart"/>
+            <w:r>
+              <w:rPr>
+                <w:rFonts w:ascii="Arial" w:hAnsi="Arial" w:cs="Arial"/>
+              </w:rPr>
+              <w:t>Saved</w:t>
+            </w:r>
+            <w:proofErr w:type="spellEnd"/>
+            <w:r>
+              <w:rPr>
+                <w:rFonts w:ascii="Arial" w:hAnsi="Arial" w:cs="Arial"/>
+              </w:rPr>
+              <w:t>” e “.vs”, ma la prima ha causato problemi non indifferenti.</w:t>
             </w:r>
           </w:p>
           <w:p>
@@ -4976,27 +5104,55 @@
               <w:rPr>
                 <w:rFonts w:ascii="Arial" w:hAnsi="Arial" w:cs="Arial"/>
               </w:rPr>
-              <w:t>Dopo diversi controlli effettuati sia su Powershell che con il terminale la docente è giunta alla conclusione che sia l’SSD ad essere il problema a causa di permessi mancanti anche come amministratore.</w:t>
-            </w:r>
-          </w:p>
-          <w:p>
-            <w:pPr>
-              <w:rPr>
-                <w:rFonts w:ascii="Arial" w:hAnsi="Arial" w:cs="Arial"/>
-              </w:rPr>
-            </w:pPr>
-          </w:p>
-          <w:p>
-            <w:pPr>
-              <w:rPr>
-                <w:rFonts w:ascii="Arial" w:hAnsi="Arial" w:cs="Arial"/>
-              </w:rPr>
-            </w:pPr>
-            <w:r>
-              <w:rPr>
-                <w:rFonts w:ascii="Arial" w:hAnsi="Arial" w:cs="Arial"/>
-              </w:rPr>
-              <w:t xml:space="preserve">La soluzione trovata è ricreare il progetto sul disco e creare dei Branch su </w:t>
+              <w:t xml:space="preserve">Dopo diversi controlli effettuati sia su </w:t>
+            </w:r>
+            <w:proofErr w:type="spellStart"/>
+            <w:r>
+              <w:rPr>
+                <w:rFonts w:ascii="Arial" w:hAnsi="Arial" w:cs="Arial"/>
+              </w:rPr>
+              <w:t>Powershell</w:t>
+            </w:r>
+            <w:proofErr w:type="spellEnd"/>
+            <w:r>
+              <w:rPr>
+                <w:rFonts w:ascii="Arial" w:hAnsi="Arial" w:cs="Arial"/>
+              </w:rPr>
+              <w:t xml:space="preserve"> che con il terminale la docente è giunta alla conclusione che sia l’SSD ad essere il problema a causa di permessi mancanti anche come amministratore.</w:t>
+            </w:r>
+          </w:p>
+          <w:p>
+            <w:pPr>
+              <w:rPr>
+                <w:rFonts w:ascii="Arial" w:hAnsi="Arial" w:cs="Arial"/>
+              </w:rPr>
+            </w:pPr>
+          </w:p>
+          <w:p>
+            <w:pPr>
+              <w:rPr>
+                <w:rFonts w:ascii="Arial" w:hAnsi="Arial" w:cs="Arial"/>
+              </w:rPr>
+            </w:pPr>
+            <w:r>
+              <w:rPr>
+                <w:rFonts w:ascii="Arial" w:hAnsi="Arial" w:cs="Arial"/>
+              </w:rPr>
+              <w:t xml:space="preserve">La soluzione trovata è ricreare il progetto sul disco e creare dei </w:t>
+            </w:r>
+            <w:proofErr w:type="spellStart"/>
+            <w:r>
+              <w:rPr>
+                <w:rFonts w:ascii="Arial" w:hAnsi="Arial" w:cs="Arial"/>
+              </w:rPr>
+              <w:t>Branch</w:t>
+            </w:r>
+            <w:proofErr w:type="spellEnd"/>
+            <w:r>
+              <w:rPr>
+                <w:rFonts w:ascii="Arial" w:hAnsi="Arial" w:cs="Arial"/>
+              </w:rPr>
+              <w:t xml:space="preserve"> su </w:t>
             </w:r>
             <w:r>
               <w:rPr>
@@ -5041,7 +5197,23 @@
                   <w:rStyle w:val="Collegamentoipertestuale"/>
                   <w:rFonts w:ascii="Arial" w:hAnsi="Arial" w:cs="Arial"/>
                 </w:rPr>
-                <w:t>\\Cpt.local\shares\homes\allievi\SAM\IN\_folder-redir\vbj268\My Documents\Unreal Projects</w:t>
+                <w:t xml:space="preserve">\\Cpt.local\shares\homes\allievi\SAM\IN\_folder-redir\vbj268\My </w:t>
+              </w:r>
+              <w:proofErr w:type="spellStart"/>
+              <w:r>
+                <w:rPr>
+                  <w:rStyle w:val="Collegamentoipertestuale"/>
+                  <w:rFonts w:ascii="Arial" w:hAnsi="Arial" w:cs="Arial"/>
+                </w:rPr>
+                <w:t>Documents</w:t>
+              </w:r>
+              <w:proofErr w:type="spellEnd"/>
+              <w:r>
+                <w:rPr>
+                  <w:rStyle w:val="Collegamentoipertestuale"/>
+                  <w:rFonts w:ascii="Arial" w:hAnsi="Arial" w:cs="Arial"/>
+                </w:rPr>
+                <w:t>\Unreal Projects</w:t>
               </w:r>
             </w:hyperlink>
             <w:r>
@@ -5120,7 +5292,21 @@
               <w:rPr>
                 <w:rFonts w:ascii="Arial" w:hAnsi="Arial" w:cs="Arial"/>
               </w:rPr>
-              <w:t xml:space="preserve"> del Branch su </w:t>
+              <w:t xml:space="preserve"> del </w:t>
+            </w:r>
+            <w:proofErr w:type="spellStart"/>
+            <w:r>
+              <w:rPr>
+                <w:rFonts w:ascii="Arial" w:hAnsi="Arial" w:cs="Arial"/>
+              </w:rPr>
+              <w:t>Branch</w:t>
+            </w:r>
+            <w:proofErr w:type="spellEnd"/>
+            <w:r>
+              <w:rPr>
+                <w:rFonts w:ascii="Arial" w:hAnsi="Arial" w:cs="Arial"/>
+              </w:rPr>
+              <w:t xml:space="preserve"> su </w:t>
             </w:r>
             <w:r>
               <w:rPr>
@@ -5238,7 +5424,21 @@
               <w:rPr>
                 <w:rFonts w:ascii="Arial" w:hAnsi="Arial" w:cs="Arial"/>
               </w:rPr>
-              <w:t>Problemi di compressione del progetto, impossibilità di eseguire il Pull su Git e conseguentemente il Merge.</w:t>
+              <w:t xml:space="preserve">Problemi di compressione del progetto, impossibilità di eseguire il Pull su </w:t>
+            </w:r>
+            <w:proofErr w:type="spellStart"/>
+            <w:r>
+              <w:rPr>
+                <w:rFonts w:ascii="Arial" w:hAnsi="Arial" w:cs="Arial"/>
+              </w:rPr>
+              <w:t>Git</w:t>
+            </w:r>
+            <w:proofErr w:type="spellEnd"/>
+            <w:r>
+              <w:rPr>
+                <w:rFonts w:ascii="Arial" w:hAnsi="Arial" w:cs="Arial"/>
+              </w:rPr>
+              <w:t xml:space="preserve"> e conseguentemente il Merge.</w:t>
             </w:r>
           </w:p>
           <w:p>
@@ -5879,8 +6079,16 @@
               <w:rPr>
                 <w:rFonts w:ascii="Arial" w:hAnsi="Arial" w:cs="Arial"/>
               </w:rPr>
-              <w:t>Sprint Retrospective</w:t>
-            </w:r>
+              <w:t xml:space="preserve">Sprint </w:t>
+            </w:r>
+            <w:proofErr w:type="spellStart"/>
+            <w:r>
+              <w:rPr>
+                <w:rFonts w:ascii="Arial" w:hAnsi="Arial" w:cs="Arial"/>
+              </w:rPr>
+              <w:t>Retrospective</w:t>
+            </w:r>
+            <w:proofErr w:type="spellEnd"/>
           </w:p>
         </w:tc>
       </w:tr>
@@ -6352,7 +6560,35 @@
               <w:rPr>
                 <w:rFonts w:ascii="Arial" w:hAnsi="Arial" w:cs="Arial"/>
               </w:rPr>
-              <w:t xml:space="preserve">Durante lo sviluppo, nonostante i quattro file (due “.h” e “.cpp”) erano stati ultimati senza alcun errore ma la variabile “FlashlightAction” all’interno del file “HauntedForest_pgCharacter” non assumeva alcun valore. Con l’aiuto di </w:t>
+              <w:t>Durante lo sviluppo, nonostante i quattro file (due “.h” e “.cpp”) erano stati ultimati senza alcun errore ma la variabile “</w:t>
+            </w:r>
+            <w:proofErr w:type="spellStart"/>
+            <w:r>
+              <w:rPr>
+                <w:rFonts w:ascii="Arial" w:hAnsi="Arial" w:cs="Arial"/>
+              </w:rPr>
+              <w:t>FlashlightAction</w:t>
+            </w:r>
+            <w:proofErr w:type="spellEnd"/>
+            <w:r>
+              <w:rPr>
+                <w:rFonts w:ascii="Arial" w:hAnsi="Arial" w:cs="Arial"/>
+              </w:rPr>
+              <w:t>” all’interno del file “</w:t>
+            </w:r>
+            <w:proofErr w:type="spellStart"/>
+            <w:r>
+              <w:rPr>
+                <w:rFonts w:ascii="Arial" w:hAnsi="Arial" w:cs="Arial"/>
+              </w:rPr>
+              <w:t>HauntedForest_pgCharacter</w:t>
+            </w:r>
+            <w:proofErr w:type="spellEnd"/>
+            <w:r>
+              <w:rPr>
+                <w:rFonts w:ascii="Arial" w:hAnsi="Arial" w:cs="Arial"/>
+              </w:rPr>
+              <w:t xml:space="preserve">” non assumeva alcun valore. Con l’aiuto di </w:t>
             </w:r>
             <w:r>
               <w:rPr>
@@ -6384,7 +6620,21 @@
               <w:rPr>
                 <w:rFonts w:ascii="Arial" w:hAnsi="Arial" w:cs="Arial"/>
               </w:rPr>
-              <w:t>[ Modifica ] &gt; [ Impostazione di progetto ] &gt; [ Mappa e modalità] &gt; [ Default Pawn Class]</w:t>
+              <w:t xml:space="preserve">[ Modifica ] &gt; [ Impostazione di progetto ] &gt; [ Mappa e modalità] &gt; [ Default </w:t>
+            </w:r>
+            <w:proofErr w:type="spellStart"/>
+            <w:r>
+              <w:rPr>
+                <w:rFonts w:ascii="Arial" w:hAnsi="Arial" w:cs="Arial"/>
+              </w:rPr>
+              <w:t>Pawn</w:t>
+            </w:r>
+            <w:proofErr w:type="spellEnd"/>
+            <w:r>
+              <w:rPr>
+                <w:rFonts w:ascii="Arial" w:hAnsi="Arial" w:cs="Arial"/>
+              </w:rPr>
+              <w:t xml:space="preserve"> Class]</w:t>
             </w:r>
           </w:p>
           <w:p>
@@ -6408,7 +6658,21 @@
               <w:rPr>
                 <w:rFonts w:ascii="Arial" w:hAnsi="Arial" w:cs="Arial"/>
               </w:rPr>
-              <w:t>e variabili UPROPERTY(EditAnywhere)</w:t>
+              <w:t>e variabili UPROPERTY(</w:t>
+            </w:r>
+            <w:proofErr w:type="spellStart"/>
+            <w:r>
+              <w:rPr>
+                <w:rFonts w:ascii="Arial" w:hAnsi="Arial" w:cs="Arial"/>
+              </w:rPr>
+              <w:t>EditAnywhere</w:t>
+            </w:r>
+            <w:proofErr w:type="spellEnd"/>
+            <w:r>
+              <w:rPr>
+                <w:rFonts w:ascii="Arial" w:hAnsi="Arial" w:cs="Arial"/>
+              </w:rPr>
+              <w:t>)</w:t>
             </w:r>
             <w:r>
               <w:rPr>
@@ -6599,7 +6863,7 @@
                         <o:lock v:ext="edit" aspectratio="t"/>
                       </v:shapetype>
                       <v:shape id="Immagine 9" o:spid="_x0000_s1027" type="#_x0000_t75" style="position:absolute;width:52978;height:20993;visibility:visible;mso-wrap-style:square" o:gfxdata="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">
-                        <v:imagedata r:id="rId18" o:title=""/>
+                        <v:imagedata r:id="rId19" o:title=""/>
                       </v:shape>
                       <v:rect id="Rettangolo 10" o:spid="_x0000_s1028" style="position:absolute;left:33942;top:16386;width:13094;height:1170;visibility:visible;mso-wrap-style:square;v-text-anchor:middle" o:gfxdata="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" filled="f" strokecolor="red" strokeweight="1.5pt"/>
                       <w10:wrap type="through"/>
@@ -6743,7 +7007,7 @@
                           <pic:cNvPicPr/>
                         </pic:nvPicPr>
                         <pic:blipFill>
-                          <a:blip r:embed="rId19" cstate="print">
+                          <a:blip r:embed="rId20" cstate="print">
                             <a:extLst>
                               <a:ext uri="{28A0092B-C50C-407E-A947-70E740481C1C}">
                                 <a14:useLocalDpi xmlns:a14="http://schemas.microsoft.com/office/drawing/2010/main" val="0"/>
@@ -6930,7 +7194,7 @@
                           <pic:cNvPicPr/>
                         </pic:nvPicPr>
                         <pic:blipFill rotWithShape="1">
-                          <a:blip r:embed="rId20">
+                          <a:blip r:embed="rId21">
                             <a:extLst>
                               <a:ext uri="{28A0092B-C50C-407E-A947-70E740481C1C}">
                                 <a14:useLocalDpi xmlns:a14="http://schemas.microsoft.com/office/drawing/2010/main" val="0"/>
@@ -6984,19 +7248,43 @@
               </w:rPr>
               <w:t xml:space="preserve">Ho scoperto che, impostando come nuova </w:t>
             </w:r>
+            <w:proofErr w:type="spellStart"/>
             <w:r>
               <w:rPr>
                 <w:rFonts w:ascii="Arial" w:hAnsi="Arial" w:cs="Arial"/>
                 <w:i/>
                 <w:iCs/>
               </w:rPr>
-              <w:t>Pawn Class</w:t>
-            </w:r>
-            <w:r>
-              <w:rPr>
-                <w:rFonts w:ascii="Arial" w:hAnsi="Arial" w:cs="Arial"/>
-              </w:rPr>
-              <w:t xml:space="preserve"> il player, la mappatura delle altre azioni pre esistenti si è resettata. </w:t>
+              <w:t>Pawn</w:t>
+            </w:r>
+            <w:proofErr w:type="spellEnd"/>
+            <w:r>
+              <w:rPr>
+                <w:rFonts w:ascii="Arial" w:hAnsi="Arial" w:cs="Arial"/>
+                <w:i/>
+                <w:iCs/>
+              </w:rPr>
+              <w:t xml:space="preserve"> Class</w:t>
+            </w:r>
+            <w:r>
+              <w:rPr>
+                <w:rFonts w:ascii="Arial" w:hAnsi="Arial" w:cs="Arial"/>
+              </w:rPr>
+              <w:t xml:space="preserve"> il player, la mappatura delle altre azioni </w:t>
+            </w:r>
+            <w:proofErr w:type="spellStart"/>
+            <w:r>
+              <w:rPr>
+                <w:rFonts w:ascii="Arial" w:hAnsi="Arial" w:cs="Arial"/>
+              </w:rPr>
+              <w:t>pre</w:t>
+            </w:r>
+            <w:proofErr w:type="spellEnd"/>
+            <w:r>
+              <w:rPr>
+                <w:rFonts w:ascii="Arial" w:hAnsi="Arial" w:cs="Arial"/>
+              </w:rPr>
+              <w:t xml:space="preserve"> esistenti si è resettata. </w:t>
             </w:r>
           </w:p>
           <w:p>
@@ -7155,7 +7443,35 @@
               <w:rPr>
                 <w:rFonts w:ascii="Arial" w:hAnsi="Arial" w:cs="Arial"/>
               </w:rPr>
-              <w:t>Il git config non viene visualizzato, quindi i commit non è chiaro dove vengano salvati. Questo problema mi ha portato via oltre un’ora di tempo ed ho proseguito il lavoro con l’intenzione di sistemare GitHub la prossima lezione.</w:t>
+              <w:t xml:space="preserve">Il </w:t>
+            </w:r>
+            <w:proofErr w:type="spellStart"/>
+            <w:r>
+              <w:rPr>
+                <w:rFonts w:ascii="Arial" w:hAnsi="Arial" w:cs="Arial"/>
+              </w:rPr>
+              <w:t>git</w:t>
+            </w:r>
+            <w:proofErr w:type="spellEnd"/>
+            <w:r>
+              <w:rPr>
+                <w:rFonts w:ascii="Arial" w:hAnsi="Arial" w:cs="Arial"/>
+              </w:rPr>
+              <w:t xml:space="preserve"> </w:t>
+            </w:r>
+            <w:proofErr w:type="spellStart"/>
+            <w:r>
+              <w:rPr>
+                <w:rFonts w:ascii="Arial" w:hAnsi="Arial" w:cs="Arial"/>
+              </w:rPr>
+              <w:t>config</w:t>
+            </w:r>
+            <w:proofErr w:type="spellEnd"/>
+            <w:r>
+              <w:rPr>
+                <w:rFonts w:ascii="Arial" w:hAnsi="Arial" w:cs="Arial"/>
+              </w:rPr>
+              <w:t xml:space="preserve"> non viene visualizzato, quindi i commit non è chiaro dove vengano salvati. Questo problema mi ha portato via oltre un’ora di tempo ed ho proseguito il lavoro con l’intenzione di sistemare GitHub la prossima lezione.</w:t>
             </w:r>
           </w:p>
           <w:p>
@@ -7201,7 +7517,7 @@
                           <pic:cNvPicPr/>
                         </pic:nvPicPr>
                         <pic:blipFill>
-                          <a:blip r:embed="rId21">
+                          <a:blip r:embed="rId22">
                             <a:extLst>
                               <a:ext uri="{28A0092B-C50C-407E-A947-70E740481C1C}">
                                 <a14:useLocalDpi xmlns:a14="http://schemas.microsoft.com/office/drawing/2010/main" val="0"/>
@@ -7827,8 +8143,30 @@
               <w:rPr>
                 <w:rFonts w:ascii="Arial" w:hAnsi="Arial" w:cs="Arial"/>
               </w:rPr>
-              <w:t xml:space="preserve"> Fix alla baita (collisioni, separazione della porta), codice per aprire e chiudere porta, cercare un modo per pushare sul proprio branch</w:t>
-            </w:r>
+              <w:t xml:space="preserve"> Fix alla baita (collisioni, separazione della porta), codice per aprire e chiudere porta, cercare un modo per </w:t>
+            </w:r>
+            <w:proofErr w:type="spellStart"/>
+            <w:r>
+              <w:rPr>
+                <w:rFonts w:ascii="Arial" w:hAnsi="Arial" w:cs="Arial"/>
+              </w:rPr>
+              <w:t>pushare</w:t>
+            </w:r>
+            <w:proofErr w:type="spellEnd"/>
+            <w:r>
+              <w:rPr>
+                <w:rFonts w:ascii="Arial" w:hAnsi="Arial" w:cs="Arial"/>
+              </w:rPr>
+              <w:t xml:space="preserve"> sul proprio </w:t>
+            </w:r>
+            <w:proofErr w:type="spellStart"/>
+            <w:r>
+              <w:rPr>
+                <w:rFonts w:ascii="Arial" w:hAnsi="Arial" w:cs="Arial"/>
+              </w:rPr>
+              <w:t>branch</w:t>
+            </w:r>
+            <w:proofErr w:type="spellEnd"/>
           </w:p>
           <w:p>
             <w:pPr>
@@ -8617,7 +8955,21 @@
               <w:rPr>
                 <w:rFonts w:ascii="Arial" w:hAnsi="Arial" w:cs="Arial"/>
               </w:rPr>
-              <w:t>Organizzazione: Non ottimale. La creazione dei branch su GitHub è avvenuta troppo tardi, lo sviluppo è iniziato troppo in anticipo e questo ha causato ritardi nella terza settimana dello sprint.</w:t>
+              <w:t xml:space="preserve">Organizzazione: Non ottimale. La creazione dei </w:t>
+            </w:r>
+            <w:proofErr w:type="spellStart"/>
+            <w:r>
+              <w:rPr>
+                <w:rFonts w:ascii="Arial" w:hAnsi="Arial" w:cs="Arial"/>
+              </w:rPr>
+              <w:t>branch</w:t>
+            </w:r>
+            <w:proofErr w:type="spellEnd"/>
+            <w:r>
+              <w:rPr>
+                <w:rFonts w:ascii="Arial" w:hAnsi="Arial" w:cs="Arial"/>
+              </w:rPr>
+              <w:t xml:space="preserve"> su GitHub è avvenuta troppo tardi, lo sviluppo è iniziato troppo in anticipo e questo ha causato ritardi nella terza settimana dello sprint.</w:t>
             </w:r>
           </w:p>
           <w:p>
@@ -8709,8 +9061,16 @@
               <w:rPr>
                 <w:rFonts w:ascii="Arial" w:hAnsi="Arial" w:cs="Arial"/>
               </w:rPr>
-              <w:t>Sprint Retrospective</w:t>
-            </w:r>
+              <w:t xml:space="preserve">Sprint </w:t>
+            </w:r>
+            <w:proofErr w:type="spellStart"/>
+            <w:r>
+              <w:rPr>
+                <w:rFonts w:ascii="Arial" w:hAnsi="Arial" w:cs="Arial"/>
+              </w:rPr>
+              <w:t>Retrospective</w:t>
+            </w:r>
+            <w:proofErr w:type="spellEnd"/>
           </w:p>
         </w:tc>
       </w:tr>
@@ -8801,7 +9161,21 @@
               <w:rPr>
                 <w:rFonts w:ascii="Arial" w:hAnsi="Arial" w:cs="Arial"/>
               </w:rPr>
-              <w:t>: Completata solo graficamente, l’asset è stato importato ma la porta non è interagibile. Manca la mappa nella baita</w:t>
+              <w:t xml:space="preserve">: Completata solo graficamente, l’asset è stato importato ma la porta non è </w:t>
+            </w:r>
+            <w:proofErr w:type="spellStart"/>
+            <w:r>
+              <w:rPr>
+                <w:rFonts w:ascii="Arial" w:hAnsi="Arial" w:cs="Arial"/>
+              </w:rPr>
+              <w:t>interagibile</w:t>
+            </w:r>
+            <w:proofErr w:type="spellEnd"/>
+            <w:r>
+              <w:rPr>
+                <w:rFonts w:ascii="Arial" w:hAnsi="Arial" w:cs="Arial"/>
+              </w:rPr>
+              <w:t>. Manca la mappa nella baita</w:t>
             </w:r>
           </w:p>
           <w:p>
@@ -8886,7 +9260,23 @@
                 <w:rFonts w:ascii="Arial" w:hAnsi="Arial" w:cs="Arial"/>
                 <w:lang w:val="en-GB"/>
               </w:rPr>
-              <w:t>: User Story non iniziata.</w:t>
+              <w:t xml:space="preserve">: User Story non </w:t>
+            </w:r>
+            <w:proofErr w:type="spellStart"/>
+            <w:r>
+              <w:rPr>
+                <w:rFonts w:ascii="Arial" w:hAnsi="Arial" w:cs="Arial"/>
+                <w:lang w:val="en-GB"/>
+              </w:rPr>
+              <w:t>iniziata</w:t>
+            </w:r>
+            <w:proofErr w:type="spellEnd"/>
+            <w:r>
+              <w:rPr>
+                <w:rFonts w:ascii="Arial" w:hAnsi="Arial" w:cs="Arial"/>
+                <w:lang w:val="en-GB"/>
+              </w:rPr>
+              <w:t>.</w:t>
             </w:r>
           </w:p>
           <w:p>
@@ -9636,7 +10026,21 @@
               <w:rPr>
                 <w:rFonts w:ascii="Arial" w:hAnsi="Arial" w:cs="Arial"/>
               </w:rPr>
-              <w:t>Durante la creazione del poster le immagini del file si sono corrotte, comprese quelle inserite nel pie di pagina del template. È molto probabile che ciò sia accaduto siccome stavo lavorando sulla Condivisa.</w:t>
+              <w:t xml:space="preserve">Durante la creazione del poster le immagini del file si sono corrotte, comprese quelle inserite </w:t>
+            </w:r>
+            <w:proofErr w:type="gramStart"/>
+            <w:r>
+              <w:rPr>
+                <w:rFonts w:ascii="Arial" w:hAnsi="Arial" w:cs="Arial"/>
+              </w:rPr>
+              <w:t>nel pie</w:t>
+            </w:r>
+            <w:proofErr w:type="gramEnd"/>
+            <w:r>
+              <w:rPr>
+                <w:rFonts w:ascii="Arial" w:hAnsi="Arial" w:cs="Arial"/>
+              </w:rPr>
+              <w:t xml:space="preserve"> di pagina del template. È molto probabile che ciò sia accaduto siccome stavo lavorando sulla Condivisa.</w:t>
             </w:r>
           </w:p>
           <w:p>
@@ -9758,7 +10162,7 @@
                           <pic:cNvPicPr/>
                         </pic:nvPicPr>
                         <pic:blipFill rotWithShape="1">
-                          <a:blip r:embed="rId22" cstate="print">
+                          <a:blip r:embed="rId23" cstate="print">
                             <a:extLst>
                               <a:ext uri="{28A0092B-C50C-407E-A947-70E740481C1C}">
                                 <a14:useLocalDpi xmlns:a14="http://schemas.microsoft.com/office/drawing/2010/main" val="0"/>
@@ -10646,8 +11050,16 @@
               <w:rPr>
                 <w:rFonts w:ascii="Arial" w:hAnsi="Arial" w:cs="Arial"/>
               </w:rPr>
-              <w:t>Sprint Retrospective</w:t>
-            </w:r>
+              <w:t xml:space="preserve">Sprint </w:t>
+            </w:r>
+            <w:proofErr w:type="spellStart"/>
+            <w:r>
+              <w:rPr>
+                <w:rFonts w:ascii="Arial" w:hAnsi="Arial" w:cs="Arial"/>
+              </w:rPr>
+              <w:t>Retrospective</w:t>
+            </w:r>
+            <w:proofErr w:type="spellEnd"/>
           </w:p>
         </w:tc>
       </w:tr>
@@ -10920,7 +11332,21 @@
               <w:rPr>
                 <w:rFonts w:ascii="Arial" w:hAnsi="Arial" w:cs="Arial"/>
               </w:rPr>
-              <w:t xml:space="preserve">Fix al branch di GitHub (9:30 – 10:25), documentazione dell’implementazione </w:t>
+              <w:t xml:space="preserve">Fix al </w:t>
+            </w:r>
+            <w:proofErr w:type="spellStart"/>
+            <w:r>
+              <w:rPr>
+                <w:rFonts w:ascii="Arial" w:hAnsi="Arial" w:cs="Arial"/>
+              </w:rPr>
+              <w:t>branch</w:t>
+            </w:r>
+            <w:proofErr w:type="spellEnd"/>
+            <w:r>
+              <w:rPr>
+                <w:rFonts w:ascii="Arial" w:hAnsi="Arial" w:cs="Arial"/>
+              </w:rPr>
+              <w:t xml:space="preserve"> di GitHub (9:30 – 10:25), documentazione dell’implementazione </w:t>
             </w:r>
             <w:r>
               <w:rPr>
@@ -10982,7 +11408,21 @@
               <w:rPr>
                 <w:rFonts w:ascii="Arial" w:hAnsi="Arial" w:cs="Arial"/>
               </w:rPr>
-              <w:t>a baita (non implementate su Blender), fix alla texture del materiale per risolvere la luce della torcia buggata in certe angolazioni.</w:t>
+              <w:t xml:space="preserve">a baita (non implementate su Blender), fix alla texture del materiale per risolvere la luce della torcia </w:t>
+            </w:r>
+            <w:proofErr w:type="spellStart"/>
+            <w:r>
+              <w:rPr>
+                <w:rFonts w:ascii="Arial" w:hAnsi="Arial" w:cs="Arial"/>
+              </w:rPr>
+              <w:t>buggata</w:t>
+            </w:r>
+            <w:proofErr w:type="spellEnd"/>
+            <w:r>
+              <w:rPr>
+                <w:rFonts w:ascii="Arial" w:hAnsi="Arial" w:cs="Arial"/>
+              </w:rPr>
+              <w:t xml:space="preserve"> in certe angolazioni.</w:t>
             </w:r>
           </w:p>
           <w:p>
@@ -11114,7 +11554,21 @@
               <w:rPr>
                 <w:rFonts w:ascii="Arial" w:hAnsi="Arial" w:cs="Arial"/>
               </w:rPr>
-              <w:t>Il branch GitHub del mio progetto non era raggiungibile. Ho seguito il seguente procedimento per risolvere il problema:</w:t>
+              <w:t xml:space="preserve">Il </w:t>
+            </w:r>
+            <w:proofErr w:type="spellStart"/>
+            <w:r>
+              <w:rPr>
+                <w:rFonts w:ascii="Arial" w:hAnsi="Arial" w:cs="Arial"/>
+              </w:rPr>
+              <w:t>branch</w:t>
+            </w:r>
+            <w:proofErr w:type="spellEnd"/>
+            <w:r>
+              <w:rPr>
+                <w:rFonts w:ascii="Arial" w:hAnsi="Arial" w:cs="Arial"/>
+              </w:rPr>
+              <w:t xml:space="preserve"> GitHub del mio progetto non era raggiungibile. Ho seguito il seguente procedimento per risolvere il problema:</w:t>
             </w:r>
           </w:p>
           <w:p>
@@ -11130,13 +11584,23 @@
                 <w:iCs/>
               </w:rPr>
             </w:pPr>
+            <w:proofErr w:type="spellStart"/>
             <w:r>
               <w:rPr>
                 <w:rFonts w:ascii="Arial" w:hAnsi="Arial" w:cs="Arial"/>
                 <w:i/>
                 <w:iCs/>
               </w:rPr>
-              <w:t>git checkout personaggio</w:t>
+              <w:t>git</w:t>
+            </w:r>
+            <w:proofErr w:type="spellEnd"/>
+            <w:r>
+              <w:rPr>
+                <w:rFonts w:ascii="Arial" w:hAnsi="Arial" w:cs="Arial"/>
+                <w:i/>
+                <w:iCs/>
+              </w:rPr>
+              <w:t xml:space="preserve"> checkout personaggio</w:t>
             </w:r>
           </w:p>
           <w:p>
@@ -11150,27 +11614,75 @@
                 <w:rFonts w:ascii="Arial" w:hAnsi="Arial" w:cs="Arial"/>
               </w:rPr>
             </w:pPr>
+            <w:proofErr w:type="spellStart"/>
             <w:r>
               <w:rPr>
                 <w:rFonts w:ascii="Arial" w:hAnsi="Arial" w:cs="Arial"/>
                 <w:i/>
                 <w:iCs/>
               </w:rPr>
-              <w:t>git branch</w:t>
-            </w:r>
-            <w:r>
-              <w:rPr>
-                <w:rFonts w:ascii="Arial" w:hAnsi="Arial" w:cs="Arial"/>
-              </w:rPr>
-              <w:t xml:space="preserve"> e </w:t>
-            </w:r>
+              <w:t>git</w:t>
+            </w:r>
+            <w:proofErr w:type="spellEnd"/>
             <w:r>
               <w:rPr>
                 <w:rFonts w:ascii="Arial" w:hAnsi="Arial" w:cs="Arial"/>
                 <w:i/>
                 <w:iCs/>
               </w:rPr>
-              <w:t>git branch -r</w:t>
+              <w:t xml:space="preserve"> </w:t>
+            </w:r>
+            <w:proofErr w:type="spellStart"/>
+            <w:r>
+              <w:rPr>
+                <w:rFonts w:ascii="Arial" w:hAnsi="Arial" w:cs="Arial"/>
+                <w:i/>
+                <w:iCs/>
+              </w:rPr>
+              <w:t>branch</w:t>
+            </w:r>
+            <w:proofErr w:type="spellEnd"/>
+            <w:r>
+              <w:rPr>
+                <w:rFonts w:ascii="Arial" w:hAnsi="Arial" w:cs="Arial"/>
+              </w:rPr>
+              <w:t xml:space="preserve"> e </w:t>
+            </w:r>
+            <w:proofErr w:type="spellStart"/>
+            <w:r>
+              <w:rPr>
+                <w:rFonts w:ascii="Arial" w:hAnsi="Arial" w:cs="Arial"/>
+                <w:i/>
+                <w:iCs/>
+              </w:rPr>
+              <w:t>git</w:t>
+            </w:r>
+            <w:proofErr w:type="spellEnd"/>
+            <w:r>
+              <w:rPr>
+                <w:rFonts w:ascii="Arial" w:hAnsi="Arial" w:cs="Arial"/>
+                <w:i/>
+                <w:iCs/>
+              </w:rPr>
+              <w:t xml:space="preserve"> </w:t>
+            </w:r>
+            <w:proofErr w:type="spellStart"/>
+            <w:r>
+              <w:rPr>
+                <w:rFonts w:ascii="Arial" w:hAnsi="Arial" w:cs="Arial"/>
+                <w:i/>
+                <w:iCs/>
+              </w:rPr>
+              <w:t>branch</w:t>
+            </w:r>
+            <w:proofErr w:type="spellEnd"/>
+            <w:r>
+              <w:rPr>
+                <w:rFonts w:ascii="Arial" w:hAnsi="Arial" w:cs="Arial"/>
+                <w:i/>
+                <w:iCs/>
+              </w:rPr>
+              <w:t xml:space="preserve"> -r</w:t>
             </w:r>
             <w:r>
               <w:rPr>
@@ -11182,8 +11694,16 @@
               <w:rPr>
                 <w:rFonts w:ascii="Arial" w:hAnsi="Arial" w:cs="Arial"/>
               </w:rPr>
-              <w:t>care l’esistenza del branch</w:t>
-            </w:r>
+              <w:t xml:space="preserve">care l’esistenza del </w:t>
+            </w:r>
+            <w:proofErr w:type="spellStart"/>
+            <w:r>
+              <w:rPr>
+                <w:rFonts w:ascii="Arial" w:hAnsi="Arial" w:cs="Arial"/>
+              </w:rPr>
+              <w:t>branch</w:t>
+            </w:r>
+            <w:proofErr w:type="spellEnd"/>
           </w:p>
           <w:p>
             <w:pPr>
@@ -11228,7 +11748,7 @@
                           <pic:cNvPicPr/>
                         </pic:nvPicPr>
                         <pic:blipFill rotWithShape="1">
-                          <a:blip r:embed="rId23">
+                          <a:blip r:embed="rId24">
                             <a:extLst>
                               <a:ext uri="{28A0092B-C50C-407E-A947-70E740481C1C}">
                                 <a14:useLocalDpi xmlns:a14="http://schemas.microsoft.com/office/drawing/2010/main" val="0"/>
@@ -11340,13 +11860,23 @@
                 <w:rFonts w:ascii="Arial" w:hAnsi="Arial" w:cs="Arial"/>
               </w:rPr>
             </w:pPr>
+            <w:proofErr w:type="spellStart"/>
             <w:r>
               <w:rPr>
                 <w:rFonts w:ascii="Arial" w:hAnsi="Arial" w:cs="Arial"/>
                 <w:i/>
                 <w:iCs/>
               </w:rPr>
-              <w:t xml:space="preserve">git push -u origin </w:t>
+              <w:t>git</w:t>
+            </w:r>
+            <w:proofErr w:type="spellEnd"/>
+            <w:r>
+              <w:rPr>
+                <w:rFonts w:ascii="Arial" w:hAnsi="Arial" w:cs="Arial"/>
+                <w:i/>
+                <w:iCs/>
+              </w:rPr>
+              <w:t xml:space="preserve"> push -u origin </w:t>
             </w:r>
             <w:r>
               <w:rPr>
@@ -11376,7 +11906,21 @@
               <w:rPr>
                 <w:rFonts w:ascii="Arial" w:hAnsi="Arial" w:cs="Arial"/>
               </w:rPr>
-              <w:t xml:space="preserve"> all’interno di un nuovo branch chiamato “personaggio”</w:t>
+              <w:t xml:space="preserve"> all’interno di un nuovo </w:t>
+            </w:r>
+            <w:proofErr w:type="spellStart"/>
+            <w:r>
+              <w:rPr>
+                <w:rFonts w:ascii="Arial" w:hAnsi="Arial" w:cs="Arial"/>
+              </w:rPr>
+              <w:t>branch</w:t>
+            </w:r>
+            <w:proofErr w:type="spellEnd"/>
+            <w:r>
+              <w:rPr>
+                <w:rFonts w:ascii="Arial" w:hAnsi="Arial" w:cs="Arial"/>
+              </w:rPr>
+              <w:t xml:space="preserve"> chiamato “personaggio”</w:t>
             </w:r>
           </w:p>
           <w:p>
@@ -11394,7 +11938,21 @@
               <w:rPr>
                 <w:rFonts w:ascii="Arial" w:hAnsi="Arial" w:cs="Arial"/>
               </w:rPr>
-              <w:t>In sequenza: add, commit e push della cartella “5_Applicativo” e del file “.gitignore” allo stesso livello delle cartelle dall’1 al 7</w:t>
+              <w:t>In sequenza: add, commit e push della cartella “5_Applicativo” e del file “.</w:t>
+            </w:r>
+            <w:proofErr w:type="spellStart"/>
+            <w:r>
+              <w:rPr>
+                <w:rFonts w:ascii="Arial" w:hAnsi="Arial" w:cs="Arial"/>
+              </w:rPr>
+              <w:t>gitignore</w:t>
+            </w:r>
+            <w:proofErr w:type="spellEnd"/>
+            <w:r>
+              <w:rPr>
+                <w:rFonts w:ascii="Arial" w:hAnsi="Arial" w:cs="Arial"/>
+              </w:rPr>
+              <w:t>” allo stesso livello delle cartelle dall’1 al 7</w:t>
             </w:r>
           </w:p>
           <w:p>
@@ -11440,7 +11998,7 @@
                           <pic:cNvPicPr/>
                         </pic:nvPicPr>
                         <pic:blipFill>
-                          <a:blip r:embed="rId24">
+                          <a:blip r:embed="rId25">
                             <a:extLst>
                               <a:ext uri="{28A0092B-C50C-407E-A947-70E740481C1C}">
                                 <a14:useLocalDpi xmlns:a14="http://schemas.microsoft.com/office/drawing/2010/main" val="0"/>
@@ -11536,7 +12094,7 @@
               </w:rPr>
               <w:lastRenderedPageBreak/>
               <w:drawing>
-                <wp:anchor distT="0" distB="0" distL="114300" distR="114300" simplePos="0" relativeHeight="251677696" behindDoc="0" locked="0" layoutInCell="1" allowOverlap="1" wp14:anchorId="21C91103" wp14:editId="67C1D278">
+                <wp:anchor distT="0" distB="0" distL="114300" distR="114300" simplePos="0" relativeHeight="251677696" behindDoc="0" locked="0" layoutInCell="1" allowOverlap="1" wp14:anchorId="21C91103" wp14:editId="36E82892">
                   <wp:simplePos x="0" y="0"/>
                   <wp:positionH relativeFrom="column">
                     <wp:posOffset>276737</wp:posOffset>
@@ -11567,7 +12125,7 @@
                           <pic:cNvPicPr/>
                         </pic:nvPicPr>
                         <pic:blipFill>
-                          <a:blip r:embed="rId25" cstate="print">
+                          <a:blip r:embed="rId26" cstate="print">
                             <a:extLst>
                               <a:ext uri="{28A0092B-C50C-407E-A947-70E740481C1C}">
                                 <a14:useLocalDpi xmlns:a14="http://schemas.microsoft.com/office/drawing/2010/main" val="0"/>
@@ -12152,7 +12710,21 @@
               <w:rPr>
                 <w:rFonts w:ascii="Arial" w:hAnsi="Arial" w:cs="Arial"/>
               </w:rPr>
-              <w:t xml:space="preserve"> ore non scolastoche)</w:t>
+              <w:t xml:space="preserve"> ore non </w:t>
+            </w:r>
+            <w:proofErr w:type="spellStart"/>
+            <w:r>
+              <w:rPr>
+                <w:rFonts w:ascii="Arial" w:hAnsi="Arial" w:cs="Arial"/>
+              </w:rPr>
+              <w:t>scolastoche</w:t>
+            </w:r>
+            <w:proofErr w:type="spellEnd"/>
+            <w:r>
+              <w:rPr>
+                <w:rFonts w:ascii="Arial" w:hAnsi="Arial" w:cs="Arial"/>
+              </w:rPr>
+              <w:t>)</w:t>
             </w:r>
           </w:p>
           <w:p>
@@ -12176,7 +12748,21 @@
               <w:rPr>
                 <w:rFonts w:ascii="Arial" w:hAnsi="Arial" w:cs="Arial"/>
               </w:rPr>
-              <w:t>Fix al materiale della landscape per sistemare il bug alla torcia, Fix alla baita in caso rimanga tempo</w:t>
+              <w:t xml:space="preserve">Fix al materiale della </w:t>
+            </w:r>
+            <w:proofErr w:type="spellStart"/>
+            <w:r>
+              <w:rPr>
+                <w:rFonts w:ascii="Arial" w:hAnsi="Arial" w:cs="Arial"/>
+              </w:rPr>
+              <w:t>landscape</w:t>
+            </w:r>
+            <w:proofErr w:type="spellEnd"/>
+            <w:r>
+              <w:rPr>
+                <w:rFonts w:ascii="Arial" w:hAnsi="Arial" w:cs="Arial"/>
+              </w:rPr>
+              <w:t xml:space="preserve"> per sistemare il bug alla torcia, Fix alla baita in caso rimanga tempo</w:t>
             </w:r>
           </w:p>
           <w:p>
@@ -12393,8 +12979,16 @@
               <w:rPr>
                 <w:rFonts w:ascii="Arial" w:hAnsi="Arial" w:cs="Arial"/>
               </w:rPr>
-              <w:t>Sprint Retrospective</w:t>
-            </w:r>
+              <w:t xml:space="preserve">Sprint </w:t>
+            </w:r>
+            <w:proofErr w:type="spellStart"/>
+            <w:r>
+              <w:rPr>
+                <w:rFonts w:ascii="Arial" w:hAnsi="Arial" w:cs="Arial"/>
+              </w:rPr>
+              <w:t>Retrospective</w:t>
+            </w:r>
+            <w:proofErr w:type="spellEnd"/>
           </w:p>
         </w:tc>
       </w:tr>
@@ -13322,7 +13916,21 @@
               <w:rPr>
                 <w:rFonts w:ascii="Arial" w:hAnsi="Arial" w:cs="Arial"/>
               </w:rPr>
-              <w:t>Fix al branch di GitHub, documentazione dell’implementazione</w:t>
+              <w:t xml:space="preserve">Fix al </w:t>
+            </w:r>
+            <w:proofErr w:type="spellStart"/>
+            <w:r>
+              <w:rPr>
+                <w:rFonts w:ascii="Arial" w:hAnsi="Arial" w:cs="Arial"/>
+              </w:rPr>
+              <w:t>branch</w:t>
+            </w:r>
+            <w:proofErr w:type="spellEnd"/>
+            <w:r>
+              <w:rPr>
+                <w:rFonts w:ascii="Arial" w:hAnsi="Arial" w:cs="Arial"/>
+              </w:rPr>
+              <w:t xml:space="preserve"> di GitHub, documentazione dell’implementazione</w:t>
             </w:r>
           </w:p>
           <w:p>
@@ -13429,7 +14037,21 @@
               <w:rPr>
                 <w:rFonts w:ascii="Arial" w:hAnsi="Arial" w:cs="Arial"/>
               </w:rPr>
-              <w:t>Fix al materiale della landscape per sistemare il bug alla torcia, Fix alla baita in caso rimanga tempo</w:t>
+              <w:t xml:space="preserve">Fix al materiale della </w:t>
+            </w:r>
+            <w:proofErr w:type="spellStart"/>
+            <w:r>
+              <w:rPr>
+                <w:rFonts w:ascii="Arial" w:hAnsi="Arial" w:cs="Arial"/>
+              </w:rPr>
+              <w:t>landscape</w:t>
+            </w:r>
+            <w:proofErr w:type="spellEnd"/>
+            <w:r>
+              <w:rPr>
+                <w:rFonts w:ascii="Arial" w:hAnsi="Arial" w:cs="Arial"/>
+              </w:rPr>
+              <w:t xml:space="preserve"> per sistemare il bug alla torcia, Fix alla baita in caso rimanga tempo</w:t>
             </w:r>
           </w:p>
           <w:p>
@@ -13856,7 +14478,35 @@
               <w:rPr>
                 <w:rFonts w:ascii="Arial" w:hAnsi="Arial" w:cs="Arial"/>
               </w:rPr>
-              <w:t>è “virtual” all’interno della classe “MonsterSpawner”? Come funziona?</w:t>
+              <w:t>è “</w:t>
+            </w:r>
+            <w:proofErr w:type="spellStart"/>
+            <w:r>
+              <w:rPr>
+                <w:rFonts w:ascii="Arial" w:hAnsi="Arial" w:cs="Arial"/>
+              </w:rPr>
+              <w:t>virtual</w:t>
+            </w:r>
+            <w:proofErr w:type="spellEnd"/>
+            <w:r>
+              <w:rPr>
+                <w:rFonts w:ascii="Arial" w:hAnsi="Arial" w:cs="Arial"/>
+              </w:rPr>
+              <w:t>” all’interno della classe “</w:t>
+            </w:r>
+            <w:proofErr w:type="spellStart"/>
+            <w:r>
+              <w:rPr>
+                <w:rFonts w:ascii="Arial" w:hAnsi="Arial" w:cs="Arial"/>
+              </w:rPr>
+              <w:t>MonsterSpawner</w:t>
+            </w:r>
+            <w:proofErr w:type="spellEnd"/>
+            <w:r>
+              <w:rPr>
+                <w:rFonts w:ascii="Arial" w:hAnsi="Arial" w:cs="Arial"/>
+              </w:rPr>
+              <w:t>”? Come funziona?</w:t>
             </w:r>
           </w:p>
           <w:p>
@@ -13982,8 +14632,16 @@
               <w:rPr>
                 <w:rFonts w:ascii="Arial" w:hAnsi="Arial" w:cs="Arial"/>
               </w:rPr>
-              <w:t>Sprint Retrospective</w:t>
-            </w:r>
+              <w:t xml:space="preserve">Sprint </w:t>
+            </w:r>
+            <w:proofErr w:type="spellStart"/>
+            <w:r>
+              <w:rPr>
+                <w:rFonts w:ascii="Arial" w:hAnsi="Arial" w:cs="Arial"/>
+              </w:rPr>
+              <w:t>Retrospective</w:t>
+            </w:r>
+            <w:proofErr w:type="spellEnd"/>
           </w:p>
         </w:tc>
       </w:tr>
@@ -14256,7 +14914,21 @@
               <w:rPr>
                 <w:rFonts w:ascii="Arial" w:hAnsi="Arial" w:cs="Arial"/>
               </w:rPr>
-              <w:t>e “main_menu”</w:t>
+              <w:t>e “</w:t>
+            </w:r>
+            <w:proofErr w:type="spellStart"/>
+            <w:r>
+              <w:rPr>
+                <w:rFonts w:ascii="Arial" w:hAnsi="Arial" w:cs="Arial"/>
+              </w:rPr>
+              <w:t>main_menu</w:t>
+            </w:r>
+            <w:proofErr w:type="spellEnd"/>
+            <w:r>
+              <w:rPr>
+                <w:rFonts w:ascii="Arial" w:hAnsi="Arial" w:cs="Arial"/>
+              </w:rPr>
+              <w:t>”</w:t>
             </w:r>
             <w:r>
               <w:rPr>
@@ -14338,6 +15010,9 @@
               </w:rPr>
             </w:pPr>
             <w:r>
+              <w:rPr>
+                <w:noProof/>
+              </w:rPr>
               <w:drawing>
                 <wp:anchor distT="0" distB="0" distL="114300" distR="114300" simplePos="0" relativeHeight="251679744" behindDoc="0" locked="0" layoutInCell="1" allowOverlap="1" wp14:anchorId="62049A8F" wp14:editId="6277A288">
                   <wp:simplePos x="0" y="0"/>
@@ -14370,7 +15045,7 @@
                           <pic:cNvPicPr/>
                         </pic:nvPicPr>
                         <pic:blipFill>
-                          <a:blip r:embed="rId26" cstate="print">
+                          <a:blip r:embed="rId27" cstate="print">
                             <a:extLst>
                               <a:ext uri="{28A0092B-C50C-407E-A947-70E740481C1C}">
                                 <a14:useLocalDpi xmlns:a14="http://schemas.microsoft.com/office/drawing/2010/main" val="0"/>
@@ -14579,7 +15254,21 @@
               <w:rPr>
                 <w:rFonts w:ascii="Arial" w:hAnsi="Arial" w:cs="Arial"/>
               </w:rPr>
-              <w:t>Verifica, branch di GitHub con gli assets, codice del mostro (Jumpscare)</w:t>
+              <w:t xml:space="preserve">Verifica, </w:t>
+            </w:r>
+            <w:proofErr w:type="spellStart"/>
+            <w:r>
+              <w:rPr>
+                <w:rFonts w:ascii="Arial" w:hAnsi="Arial" w:cs="Arial"/>
+              </w:rPr>
+              <w:t>branch</w:t>
+            </w:r>
+            <w:proofErr w:type="spellEnd"/>
+            <w:r>
+              <w:rPr>
+                <w:rFonts w:ascii="Arial" w:hAnsi="Arial" w:cs="Arial"/>
+              </w:rPr>
+              <w:t xml:space="preserve"> di GitHub con gli assets, codice del mostro (Jumpscare)</w:t>
             </w:r>
           </w:p>
           <w:p>
@@ -14623,7 +15312,23 @@
                 <w:rFonts w:ascii="Arial" w:hAnsi="Arial" w:cs="Arial"/>
                 <w:lang w:val="en-GB"/>
               </w:rPr>
-              <w:t>Teoria ClearCode/SOLID (12:30 – 13:20), Daily S</w:t>
+              <w:t xml:space="preserve">Teoria </w:t>
+            </w:r>
+            <w:proofErr w:type="spellStart"/>
+            <w:r>
+              <w:rPr>
+                <w:rFonts w:ascii="Arial" w:hAnsi="Arial" w:cs="Arial"/>
+                <w:lang w:val="en-GB"/>
+              </w:rPr>
+              <w:t>ClearCode</w:t>
+            </w:r>
+            <w:proofErr w:type="spellEnd"/>
+            <w:r>
+              <w:rPr>
+                <w:rFonts w:ascii="Arial" w:hAnsi="Arial" w:cs="Arial"/>
+                <w:lang w:val="en-GB"/>
+              </w:rPr>
+              <w:t>/SOLID (12:30 – 13:20), Daily S</w:t>
             </w:r>
             <w:r>
               <w:rPr>
@@ -14731,7 +15436,21 @@
               <w:rPr>
                 <w:rFonts w:ascii="Arial" w:hAnsi="Arial" w:cs="Arial"/>
               </w:rPr>
-              <w:t>La cartella nella quale è stato configurato il progetto di GitHub non sembra gestire correttamente il caricamento dei nuovi branch creati.</w:t>
+              <w:t xml:space="preserve">La cartella nella quale è stato configurato il progetto di GitHub non sembra gestire correttamente il caricamento dei nuovi </w:t>
+            </w:r>
+            <w:proofErr w:type="spellStart"/>
+            <w:r>
+              <w:rPr>
+                <w:rFonts w:ascii="Arial" w:hAnsi="Arial" w:cs="Arial"/>
+              </w:rPr>
+              <w:t>branch</w:t>
+            </w:r>
+            <w:proofErr w:type="spellEnd"/>
+            <w:r>
+              <w:rPr>
+                <w:rFonts w:ascii="Arial" w:hAnsi="Arial" w:cs="Arial"/>
+              </w:rPr>
+              <w:t xml:space="preserve"> creati.</w:t>
             </w:r>
           </w:p>
           <w:p>
@@ -14791,7 +15510,7 @@
                           <pic:cNvPicPr/>
                         </pic:nvPicPr>
                         <pic:blipFill>
-                          <a:blip r:embed="rId27">
+                          <a:blip r:embed="rId28">
                             <a:extLst>
                               <a:ext uri="{28A0092B-C50C-407E-A947-70E740481C1C}">
                                 <a14:useLocalDpi xmlns:a14="http://schemas.microsoft.com/office/drawing/2010/main" val="0"/>
@@ -14927,7 +15646,21 @@
               <w:rPr>
                 <w:rFonts w:ascii="Arial" w:hAnsi="Arial" w:cs="Arial"/>
               </w:rPr>
-              <w:t>Un vecchio bug ha impedito al mostro di spwnare in caso il giocatore riuscisse ad uscire dalla baita senza aprire la porta.</w:t>
+              <w:t xml:space="preserve">Un vecchio bug ha impedito al mostro di </w:t>
+            </w:r>
+            <w:proofErr w:type="spellStart"/>
+            <w:r>
+              <w:rPr>
+                <w:rFonts w:ascii="Arial" w:hAnsi="Arial" w:cs="Arial"/>
+              </w:rPr>
+              <w:t>spwnare</w:t>
+            </w:r>
+            <w:proofErr w:type="spellEnd"/>
+            <w:r>
+              <w:rPr>
+                <w:rFonts w:ascii="Arial" w:hAnsi="Arial" w:cs="Arial"/>
+              </w:rPr>
+              <w:t xml:space="preserve"> in caso il giocatore riuscisse ad uscire dalla baita senza aprire la porta.</w:t>
             </w:r>
           </w:p>
           <w:p>
@@ -14969,7 +15702,21 @@
               <w:rPr>
                 <w:rFonts w:ascii="Arial" w:hAnsi="Arial" w:cs="Arial"/>
               </w:rPr>
-              <w:t xml:space="preserve">Dimenticata la password di Github </w:t>
+              <w:t xml:space="preserve">Dimenticata la password di </w:t>
+            </w:r>
+            <w:proofErr w:type="spellStart"/>
+            <w:r>
+              <w:rPr>
+                <w:rFonts w:ascii="Arial" w:hAnsi="Arial" w:cs="Arial"/>
+              </w:rPr>
+              <w:t>Github</w:t>
+            </w:r>
+            <w:proofErr w:type="spellEnd"/>
+            <w:r>
+              <w:rPr>
+                <w:rFonts w:ascii="Arial" w:hAnsi="Arial" w:cs="Arial"/>
+              </w:rPr>
+              <w:t xml:space="preserve"> </w:t>
             </w:r>
             <w:r>
               <w:rPr>
@@ -15288,7 +16035,21 @@
               <w:rPr>
                 <w:rFonts w:ascii="Arial" w:hAnsi="Arial" w:cs="Arial"/>
               </w:rPr>
-              <w:t>ix al branch di GitHub, documentazione dell’implementazione</w:t>
+              <w:t xml:space="preserve">ix al </w:t>
+            </w:r>
+            <w:proofErr w:type="spellStart"/>
+            <w:r>
+              <w:rPr>
+                <w:rFonts w:ascii="Arial" w:hAnsi="Arial" w:cs="Arial"/>
+              </w:rPr>
+              <w:t>branch</w:t>
+            </w:r>
+            <w:proofErr w:type="spellEnd"/>
+            <w:r>
+              <w:rPr>
+                <w:rFonts w:ascii="Arial" w:hAnsi="Arial" w:cs="Arial"/>
+              </w:rPr>
+              <w:t xml:space="preserve"> di GitHub, documentazione dell’implementazione</w:t>
             </w:r>
           </w:p>
           <w:p>
@@ -15674,13 +16435,7 @@
               <w:rPr>
                 <w:rFonts w:ascii="Arial" w:hAnsi="Arial" w:cs="Arial"/>
               </w:rPr>
-              <w:t>US-</w:t>
-            </w:r>
-            <w:r>
-              <w:rPr>
-                <w:rFonts w:ascii="Arial" w:hAnsi="Arial" w:cs="Arial"/>
-              </w:rPr>
-              <w:t>6 [Nuovi SP: 4 ]</w:t>
+              <w:t>US-6 [Nuovi SP: 4 ]</w:t>
             </w:r>
           </w:p>
           <w:p>
@@ -15755,13 +16510,7 @@
               <w:rPr>
                 <w:rFonts w:ascii="Arial" w:hAnsi="Arial" w:cs="Arial"/>
               </w:rPr>
-              <w:t>AC2-</w:t>
-            </w:r>
-            <w:r>
-              <w:rPr>
-                <w:rFonts w:ascii="Arial" w:hAnsi="Arial" w:cs="Arial"/>
-              </w:rPr>
-              <w:t>3</w:t>
+              <w:t>AC2-3</w:t>
             </w:r>
           </w:p>
           <w:p>
@@ -15799,13 +16548,7 @@
               <w:rPr>
                 <w:rFonts w:ascii="Arial" w:hAnsi="Arial" w:cs="Arial"/>
               </w:rPr>
-              <w:t>US-</w:t>
-            </w:r>
-            <w:r>
-              <w:rPr>
-                <w:rFonts w:ascii="Arial" w:hAnsi="Arial" w:cs="Arial"/>
-              </w:rPr>
-              <w:t>7</w:t>
+              <w:t>US-7</w:t>
             </w:r>
             <w:r>
               <w:rPr>
@@ -15940,8 +16683,16 @@
               <w:rPr>
                 <w:rFonts w:ascii="Arial" w:hAnsi="Arial" w:cs="Arial"/>
               </w:rPr>
-              <w:t>Sprint Retrospective</w:t>
-            </w:r>
+              <w:t xml:space="preserve">Sprint </w:t>
+            </w:r>
+            <w:proofErr w:type="spellStart"/>
+            <w:r>
+              <w:rPr>
+                <w:rFonts w:ascii="Arial" w:hAnsi="Arial" w:cs="Arial"/>
+              </w:rPr>
+              <w:t>Retrospective</w:t>
+            </w:r>
+            <w:proofErr w:type="spellEnd"/>
             <w:r>
               <w:rPr>
                 <w:rFonts w:ascii="Arial" w:hAnsi="Arial" w:cs="Arial"/>
@@ -16231,9 +16982,2123 @@
         </w:rPr>
       </w:pPr>
     </w:p>
+    <w:p>
+      <w:pPr>
+        <w:rPr>
+          <w:rFonts w:ascii="Arial" w:hAnsi="Arial" w:cs="Arial"/>
+        </w:rPr>
+      </w:pPr>
+    </w:p>
+    <w:p>
+      <w:pPr>
+        <w:rPr>
+          <w:rFonts w:ascii="Arial" w:hAnsi="Arial" w:cs="Arial"/>
+        </w:rPr>
+      </w:pPr>
+    </w:p>
+    <w:p>
+      <w:pPr>
+        <w:rPr>
+          <w:rFonts w:ascii="Arial" w:hAnsi="Arial" w:cs="Arial"/>
+        </w:rPr>
+      </w:pPr>
+    </w:p>
+    <w:p>
+      <w:pPr>
+        <w:rPr>
+          <w:rFonts w:ascii="Arial" w:hAnsi="Arial" w:cs="Arial"/>
+        </w:rPr>
+      </w:pPr>
+      <w:r>
+        <w:rPr>
+          <w:rFonts w:ascii="Arial" w:hAnsi="Arial" w:cs="Arial"/>
+        </w:rPr>
+        <w:br w:type="page"/>
+      </w:r>
+    </w:p>
+    <w:p>
+      <w:pPr>
+        <w:rPr>
+          <w:rFonts w:ascii="Arial" w:hAnsi="Arial" w:cs="Arial"/>
+        </w:rPr>
+      </w:pPr>
+    </w:p>
+    <w:tbl>
+      <w:tblPr>
+        <w:tblStyle w:val="Grigliatabella"/>
+        <w:tblW w:w="9634" w:type="dxa"/>
+        <w:tblLook w:val="04A0" w:firstRow="1" w:lastRow="0" w:firstColumn="1" w:lastColumn="0" w:noHBand="0" w:noVBand="1"/>
+      </w:tblPr>
+      <w:tblGrid>
+        <w:gridCol w:w="4803"/>
+        <w:gridCol w:w="4831"/>
+      </w:tblGrid>
+      <w:tr>
+        <w:trPr>
+          <w:trHeight w:hRule="exact" w:val="397"/>
+        </w:trPr>
+        <w:tc>
+          <w:tcPr>
+            <w:tcW w:w="4803" w:type="dxa"/>
+            <w:vAlign w:val="center"/>
+          </w:tcPr>
+          <w:p>
+            <w:pPr>
+              <w:rPr>
+                <w:rFonts w:ascii="Arial" w:hAnsi="Arial" w:cs="Arial"/>
+                <w:b/>
+                <w:bCs/>
+              </w:rPr>
+            </w:pPr>
+            <w:r>
+              <w:rPr>
+                <w:rFonts w:ascii="Arial" w:hAnsi="Arial" w:cs="Arial"/>
+                <w:b/>
+                <w:bCs/>
+              </w:rPr>
+              <w:t>Luogo</w:t>
+            </w:r>
+          </w:p>
+        </w:tc>
+        <w:tc>
+          <w:tcPr>
+            <w:tcW w:w="4831" w:type="dxa"/>
+            <w:vAlign w:val="center"/>
+          </w:tcPr>
+          <w:p>
+            <w:pPr>
+              <w:pStyle w:val="Nessunaspaziatura"/>
+              <w:spacing w:before="40" w:line="360" w:lineRule="auto"/>
+              <w:rPr>
+                <w:rFonts w:ascii="Arial" w:hAnsi="Arial" w:cs="Arial"/>
+              </w:rPr>
+            </w:pPr>
+            <w:r>
+              <w:rPr>
+                <w:rFonts w:ascii="Arial" w:hAnsi="Arial" w:cs="Arial"/>
+              </w:rPr>
+              <w:t>Canobbio</w:t>
+            </w:r>
+          </w:p>
+        </w:tc>
+      </w:tr>
+      <w:tr>
+        <w:trPr>
+          <w:trHeight w:hRule="exact" w:val="397"/>
+        </w:trPr>
+        <w:tc>
+          <w:tcPr>
+            <w:tcW w:w="4803" w:type="dxa"/>
+            <w:vAlign w:val="center"/>
+          </w:tcPr>
+          <w:p>
+            <w:pPr>
+              <w:rPr>
+                <w:rFonts w:ascii="Arial" w:hAnsi="Arial" w:cs="Arial"/>
+                <w:b/>
+                <w:bCs/>
+              </w:rPr>
+            </w:pPr>
+            <w:r>
+              <w:rPr>
+                <w:rFonts w:ascii="Arial" w:hAnsi="Arial" w:cs="Arial"/>
+                <w:b/>
+                <w:bCs/>
+              </w:rPr>
+              <w:t>Data</w:t>
+            </w:r>
+          </w:p>
+        </w:tc>
+        <w:tc>
+          <w:tcPr>
+            <w:tcW w:w="4831" w:type="dxa"/>
+            <w:vAlign w:val="center"/>
+          </w:tcPr>
+          <w:p>
+            <w:pPr>
+              <w:rPr>
+                <w:rFonts w:ascii="Arial" w:hAnsi="Arial" w:cs="Arial"/>
+              </w:rPr>
+            </w:pPr>
+            <w:r>
+              <w:rPr>
+                <w:rFonts w:ascii="Arial" w:hAnsi="Arial" w:cs="Arial"/>
+              </w:rPr>
+              <w:t>08</w:t>
+            </w:r>
+            <w:r>
+              <w:rPr>
+                <w:rFonts w:ascii="Arial" w:hAnsi="Arial" w:cs="Arial"/>
+              </w:rPr>
+              <w:t>.0</w:t>
+            </w:r>
+            <w:r>
+              <w:rPr>
+                <w:rFonts w:ascii="Arial" w:hAnsi="Arial" w:cs="Arial"/>
+              </w:rPr>
+              <w:t>5</w:t>
+            </w:r>
+            <w:r>
+              <w:rPr>
+                <w:rFonts w:ascii="Arial" w:hAnsi="Arial" w:cs="Arial"/>
+              </w:rPr>
+              <w:t>.2026</w:t>
+            </w:r>
+          </w:p>
+        </w:tc>
+      </w:tr>
+    </w:tbl>
+    <w:p>
+      <w:pPr>
+        <w:rPr>
+          <w:rFonts w:ascii="Arial" w:hAnsi="Arial" w:cs="Arial"/>
+        </w:rPr>
+      </w:pPr>
+    </w:p>
+    <w:tbl>
+      <w:tblPr>
+        <w:tblStyle w:val="Grigliatabella"/>
+        <w:tblW w:w="0" w:type="auto"/>
+        <w:tblLook w:val="04A0" w:firstRow="1" w:lastRow="0" w:firstColumn="1" w:lastColumn="0" w:noHBand="0" w:noVBand="1"/>
+      </w:tblPr>
+      <w:tblGrid>
+        <w:gridCol w:w="9628"/>
+      </w:tblGrid>
+      <w:tr>
+        <w:tc>
+          <w:tcPr>
+            <w:tcW w:w="9854" w:type="dxa"/>
+            <w:shd w:val="clear" w:color="auto" w:fill="D9D9D9" w:themeFill="background1" w:themeFillShade="D9"/>
+          </w:tcPr>
+          <w:p>
+            <w:pPr>
+              <w:rPr>
+                <w:rFonts w:ascii="Arial" w:hAnsi="Arial" w:cs="Arial"/>
+              </w:rPr>
+            </w:pPr>
+            <w:r>
+              <w:rPr>
+                <w:rFonts w:ascii="Arial" w:hAnsi="Arial" w:cs="Arial"/>
+              </w:rPr>
+              <w:t>Lavori svolti</w:t>
+            </w:r>
+          </w:p>
+        </w:tc>
+      </w:tr>
+      <w:tr>
+        <w:tc>
+          <w:tcPr>
+            <w:tcW w:w="9854" w:type="dxa"/>
+          </w:tcPr>
+          <w:p>
+            <w:pPr>
+              <w:rPr>
+                <w:rFonts w:ascii="Arial" w:hAnsi="Arial" w:cs="Arial"/>
+                <w:b/>
+                <w:bCs/>
+              </w:rPr>
+            </w:pPr>
+            <w:r>
+              <w:rPr>
+                <w:rFonts w:ascii="Arial" w:hAnsi="Arial" w:cs="Arial"/>
+                <w:b/>
+                <w:bCs/>
+              </w:rPr>
+              <w:t>Kilian:</w:t>
+            </w:r>
+          </w:p>
+          <w:p>
+            <w:pPr>
+              <w:pStyle w:val="Paragrafoelenco"/>
+              <w:numPr>
+                <w:ilvl w:val="0"/>
+                <w:numId w:val="41"/>
+              </w:numPr>
+              <w:rPr>
+                <w:rFonts w:ascii="Arial" w:hAnsi="Arial" w:cs="Arial"/>
+              </w:rPr>
+            </w:pPr>
+            <w:r>
+              <w:rPr>
+                <w:rFonts w:ascii="Arial" w:hAnsi="Arial" w:cs="Arial"/>
+              </w:rPr>
+              <w:t xml:space="preserve">Impostazioni del volume nel menù </w:t>
+            </w:r>
+            <w:r>
+              <w:rPr>
+                <w:rFonts w:ascii="Arial" w:hAnsi="Arial" w:cs="Arial"/>
+              </w:rPr>
+              <w:t>(</w:t>
+            </w:r>
+            <w:r>
+              <w:rPr>
+                <w:rFonts w:ascii="Arial" w:hAnsi="Arial" w:cs="Arial"/>
+              </w:rPr>
+              <w:t xml:space="preserve">13:00 </w:t>
+            </w:r>
+            <w:r>
+              <w:rPr>
+                <w:rFonts w:ascii="Arial" w:hAnsi="Arial" w:cs="Arial"/>
+              </w:rPr>
+              <w:t>–</w:t>
+            </w:r>
+            <w:r>
+              <w:rPr>
+                <w:rFonts w:ascii="Arial" w:hAnsi="Arial" w:cs="Arial"/>
+              </w:rPr>
+              <w:t xml:space="preserve"> </w:t>
+            </w:r>
+            <w:r>
+              <w:rPr>
+                <w:rFonts w:ascii="Arial" w:hAnsi="Arial" w:cs="Arial"/>
+              </w:rPr>
+              <w:t>14:00 / 14:15 – 15:</w:t>
+            </w:r>
+            <w:r>
+              <w:rPr>
+                <w:rFonts w:ascii="Arial" w:hAnsi="Arial" w:cs="Arial"/>
+              </w:rPr>
+              <w:t>2</w:t>
+            </w:r>
+            <w:r>
+              <w:rPr>
+                <w:rFonts w:ascii="Arial" w:hAnsi="Arial" w:cs="Arial"/>
+              </w:rPr>
+              <w:t>5</w:t>
+            </w:r>
+            <w:r>
+              <w:rPr>
+                <w:rFonts w:ascii="Arial" w:hAnsi="Arial" w:cs="Arial"/>
+              </w:rPr>
+              <w:t>)</w:t>
+            </w:r>
+          </w:p>
+          <w:p>
+            <w:pPr>
+              <w:rPr>
+                <w:rFonts w:ascii="Arial" w:hAnsi="Arial" w:cs="Arial"/>
+              </w:rPr>
+            </w:pPr>
+          </w:p>
+          <w:p>
+            <w:pPr>
+              <w:rPr>
+                <w:rFonts w:ascii="Arial" w:hAnsi="Arial" w:cs="Arial"/>
+                <w:b/>
+                <w:bCs/>
+              </w:rPr>
+            </w:pPr>
+            <w:r>
+              <w:rPr>
+                <w:rFonts w:ascii="Arial" w:hAnsi="Arial" w:cs="Arial"/>
+                <w:b/>
+                <w:bCs/>
+              </w:rPr>
+              <w:t>Luca</w:t>
+            </w:r>
+            <w:r>
+              <w:rPr>
+                <w:rFonts w:ascii="Arial" w:hAnsi="Arial" w:cs="Arial"/>
+                <w:b/>
+                <w:bCs/>
+              </w:rPr>
+              <w:t>:</w:t>
+            </w:r>
+          </w:p>
+          <w:p>
+            <w:pPr>
+              <w:pStyle w:val="Paragrafoelenco"/>
+              <w:numPr>
+                <w:ilvl w:val="0"/>
+                <w:numId w:val="41"/>
+              </w:numPr>
+              <w:rPr>
+                <w:rFonts w:ascii="Arial" w:hAnsi="Arial" w:cs="Arial"/>
+              </w:rPr>
+            </w:pPr>
+            <w:r>
+              <w:rPr>
+                <w:rFonts w:ascii="Arial" w:hAnsi="Arial" w:cs="Arial"/>
+              </w:rPr>
+              <w:t>Menù di pausa</w:t>
+            </w:r>
+          </w:p>
+          <w:p>
+            <w:pPr>
+              <w:rPr>
+                <w:rFonts w:ascii="Arial" w:hAnsi="Arial" w:cs="Arial"/>
+              </w:rPr>
+            </w:pPr>
+          </w:p>
+          <w:p>
+            <w:pPr>
+              <w:rPr>
+                <w:rFonts w:ascii="Arial" w:hAnsi="Arial" w:cs="Arial"/>
+                <w:b/>
+                <w:bCs/>
+              </w:rPr>
+            </w:pPr>
+            <w:r>
+              <w:rPr>
+                <w:rFonts w:ascii="Arial" w:hAnsi="Arial" w:cs="Arial"/>
+                <w:b/>
+                <w:bCs/>
+              </w:rPr>
+              <w:t>Ruben:</w:t>
+            </w:r>
+          </w:p>
+          <w:p>
+            <w:pPr>
+              <w:pStyle w:val="Paragrafoelenco"/>
+              <w:numPr>
+                <w:ilvl w:val="0"/>
+                <w:numId w:val="41"/>
+              </w:numPr>
+              <w:rPr>
+                <w:rFonts w:ascii="Arial" w:hAnsi="Arial" w:cs="Arial"/>
+              </w:rPr>
+            </w:pPr>
+          </w:p>
+          <w:p>
+            <w:pPr>
+              <w:rPr>
+                <w:rFonts w:ascii="Arial" w:hAnsi="Arial" w:cs="Arial"/>
+              </w:rPr>
+            </w:pPr>
+          </w:p>
+          <w:p>
+            <w:pPr>
+              <w:rPr>
+                <w:rFonts w:ascii="Arial" w:hAnsi="Arial" w:cs="Arial"/>
+                <w:b/>
+                <w:bCs/>
+              </w:rPr>
+            </w:pPr>
+            <w:r>
+              <w:rPr>
+                <w:rFonts w:ascii="Arial" w:hAnsi="Arial" w:cs="Arial"/>
+                <w:b/>
+                <w:bCs/>
+              </w:rPr>
+              <w:t>GENERALE:</w:t>
+            </w:r>
+          </w:p>
+          <w:p>
+            <w:pPr>
+              <w:pStyle w:val="Paragrafoelenco"/>
+              <w:numPr>
+                <w:ilvl w:val="0"/>
+                <w:numId w:val="41"/>
+              </w:numPr>
+              <w:rPr>
+                <w:rFonts w:ascii="Arial" w:hAnsi="Arial" w:cs="Arial"/>
+              </w:rPr>
+            </w:pPr>
+            <w:r>
+              <w:rPr>
+                <w:rFonts w:ascii="Arial" w:hAnsi="Arial" w:cs="Arial"/>
+              </w:rPr>
+              <w:t xml:space="preserve">Attività </w:t>
+            </w:r>
+            <w:r>
+              <w:rPr>
+                <w:rFonts w:ascii="Arial" w:hAnsi="Arial" w:cs="Arial"/>
+              </w:rPr>
+              <w:t>in gruppo (tutta la mattin</w:t>
+            </w:r>
+            <w:r>
+              <w:rPr>
+                <w:rFonts w:ascii="Arial" w:hAnsi="Arial" w:cs="Arial"/>
+              </w:rPr>
+              <w:t>ata</w:t>
+            </w:r>
+            <w:r>
+              <w:rPr>
+                <w:rFonts w:ascii="Arial" w:hAnsi="Arial" w:cs="Arial"/>
+              </w:rPr>
+              <w:t>), Daily Scrum (12:45</w:t>
+            </w:r>
+            <w:r>
+              <w:rPr>
+                <w:rFonts w:ascii="Arial" w:hAnsi="Arial" w:cs="Arial"/>
+              </w:rPr>
+              <w:t xml:space="preserve"> – 12:57</w:t>
+            </w:r>
+            <w:r>
+              <w:rPr>
+                <w:rFonts w:ascii="Arial" w:hAnsi="Arial" w:cs="Arial"/>
+              </w:rPr>
+              <w:t>)</w:t>
+            </w:r>
+          </w:p>
+          <w:p>
+            <w:pPr>
+              <w:rPr>
+                <w:rFonts w:ascii="Arial" w:hAnsi="Arial" w:cs="Arial"/>
+              </w:rPr>
+            </w:pPr>
+          </w:p>
+        </w:tc>
+      </w:tr>
+    </w:tbl>
+    <w:p>
+      <w:pPr>
+        <w:rPr>
+          <w:rFonts w:ascii="Arial" w:hAnsi="Arial" w:cs="Arial"/>
+        </w:rPr>
+      </w:pPr>
+    </w:p>
+    <w:tbl>
+      <w:tblPr>
+        <w:tblStyle w:val="Grigliatabella"/>
+        <w:tblW w:w="0" w:type="auto"/>
+        <w:tblLook w:val="04A0" w:firstRow="1" w:lastRow="0" w:firstColumn="1" w:lastColumn="0" w:noHBand="0" w:noVBand="1"/>
+      </w:tblPr>
+      <w:tblGrid>
+        <w:gridCol w:w="9628"/>
+      </w:tblGrid>
+      <w:tr>
+        <w:tc>
+          <w:tcPr>
+            <w:tcW w:w="9854" w:type="dxa"/>
+            <w:shd w:val="clear" w:color="auto" w:fill="D9D9D9" w:themeFill="background1" w:themeFillShade="D9"/>
+          </w:tcPr>
+          <w:p>
+            <w:pPr>
+              <w:rPr>
+                <w:rFonts w:ascii="Arial" w:hAnsi="Arial" w:cs="Arial"/>
+              </w:rPr>
+            </w:pPr>
+            <w:r>
+              <w:rPr>
+                <w:rFonts w:ascii="Arial" w:hAnsi="Arial" w:cs="Arial"/>
+              </w:rPr>
+              <w:t>Problemi riscontrati e soluzioni adottate</w:t>
+            </w:r>
+          </w:p>
+        </w:tc>
+      </w:tr>
+      <w:tr>
+        <w:trPr>
+          <w:trHeight w:val="925"/>
+        </w:trPr>
+        <w:tc>
+          <w:tcPr>
+            <w:tcW w:w="9854" w:type="dxa"/>
+          </w:tcPr>
+          <w:p>
+            <w:pPr>
+              <w:rPr>
+                <w:rFonts w:ascii="Arial" w:hAnsi="Arial" w:cs="Arial"/>
+                <w:b/>
+                <w:bCs/>
+              </w:rPr>
+            </w:pPr>
+          </w:p>
+          <w:p>
+            <w:pPr>
+              <w:rPr>
+                <w:rFonts w:ascii="Arial" w:hAnsi="Arial" w:cs="Arial"/>
+                <w:b/>
+                <w:bCs/>
+              </w:rPr>
+            </w:pPr>
+            <w:r>
+              <w:rPr>
+                <w:rFonts w:ascii="Arial" w:hAnsi="Arial" w:cs="Arial"/>
+                <w:b/>
+                <w:bCs/>
+              </w:rPr>
+              <w:t>Kilian:</w:t>
+            </w:r>
+          </w:p>
+          <w:p>
+            <w:pPr>
+              <w:pStyle w:val="Paragrafoelenco"/>
+              <w:numPr>
+                <w:ilvl w:val="0"/>
+                <w:numId w:val="41"/>
+              </w:numPr>
+              <w:rPr>
+                <w:rFonts w:ascii="Arial" w:hAnsi="Arial" w:cs="Arial"/>
+              </w:rPr>
+            </w:pPr>
+            <w:r>
+              <w:rPr>
+                <w:rFonts w:ascii="Arial" w:hAnsi="Arial" w:cs="Arial"/>
+              </w:rPr>
+              <w:t>[Riscontrato nel lavoro a casa] Durante lo sviluppo dell’</w:t>
+            </w:r>
+            <w:proofErr w:type="spellStart"/>
+            <w:r>
+              <w:rPr>
+                <w:rFonts w:ascii="Arial" w:hAnsi="Arial" w:cs="Arial"/>
+              </w:rPr>
+              <w:t>hover</w:t>
+            </w:r>
+            <w:proofErr w:type="spellEnd"/>
+            <w:r>
+              <w:rPr>
+                <w:rFonts w:ascii="Arial" w:hAnsi="Arial" w:cs="Arial"/>
+              </w:rPr>
+              <w:t xml:space="preserve">, i pulsanti scomparivano </w:t>
+            </w:r>
+            <w:r>
+              <w:rPr>
+                <w:rFonts w:ascii="Arial" w:hAnsi="Arial" w:cs="Arial"/>
+              </w:rPr>
+              <w:t>quando</w:t>
+            </w:r>
+            <w:r>
+              <w:rPr>
+                <w:rFonts w:ascii="Arial" w:hAnsi="Arial" w:cs="Arial"/>
+              </w:rPr>
+              <w:t xml:space="preserve"> cursore </w:t>
+            </w:r>
+            <w:r>
+              <w:rPr>
+                <w:rFonts w:ascii="Arial" w:hAnsi="Arial" w:cs="Arial"/>
+              </w:rPr>
+              <w:t>tornava a non puntarli</w:t>
+            </w:r>
+            <w:r>
+              <w:rPr>
+                <w:rFonts w:ascii="Arial" w:hAnsi="Arial" w:cs="Arial"/>
+              </w:rPr>
+              <w:t>. Era comunque possibile interagirci (ad esempio, era possibile avviare il gioco cliccando nella posizione del pulsante PLAY).</w:t>
+            </w:r>
+          </w:p>
+          <w:p>
+            <w:r>
+              <w:rPr>
+                <w:noProof/>
+              </w:rPr>
+              <w:drawing>
+                <wp:anchor distT="0" distB="0" distL="114300" distR="114300" simplePos="0" relativeHeight="251681792" behindDoc="0" locked="0" layoutInCell="1" allowOverlap="1" wp14:anchorId="57B9B321" wp14:editId="2A85B72C">
+                  <wp:simplePos x="0" y="0"/>
+                  <wp:positionH relativeFrom="column">
+                    <wp:posOffset>297180</wp:posOffset>
+                  </wp:positionH>
+                  <wp:positionV relativeFrom="paragraph">
+                    <wp:posOffset>111125</wp:posOffset>
+                  </wp:positionV>
+                  <wp:extent cx="2949575" cy="1724025"/>
+                  <wp:effectExtent l="0" t="0" r="3175" b="9525"/>
+                  <wp:wrapThrough wrapText="bothSides">
+                    <wp:wrapPolygon edited="0">
+                      <wp:start x="0" y="0"/>
+                      <wp:lineTo x="0" y="21481"/>
+                      <wp:lineTo x="21484" y="21481"/>
+                      <wp:lineTo x="21484" y="0"/>
+                      <wp:lineTo x="0" y="0"/>
+                    </wp:wrapPolygon>
+                  </wp:wrapThrough>
+                  <wp:docPr id="371622386" name="Immagine 1"/>
+                  <wp:cNvGraphicFramePr>
+                    <a:graphicFrameLocks xmlns:a="http://schemas.openxmlformats.org/drawingml/2006/main" noChangeAspect="1"/>
+                  </wp:cNvGraphicFramePr>
+                  <a:graphic xmlns:a="http://schemas.openxmlformats.org/drawingml/2006/main">
+                    <a:graphicData uri="http://schemas.openxmlformats.org/drawingml/2006/picture">
+                      <pic:pic xmlns:pic="http://schemas.openxmlformats.org/drawingml/2006/picture">
+                        <pic:nvPicPr>
+                          <pic:cNvPr id="371622386" name=""/>
+                          <pic:cNvPicPr/>
+                        </pic:nvPicPr>
+                        <pic:blipFill>
+                          <a:blip r:embed="rId29" cstate="print">
+                            <a:extLst>
+                              <a:ext uri="{28A0092B-C50C-407E-A947-70E740481C1C}">
+                                <a14:useLocalDpi xmlns:a14="http://schemas.microsoft.com/office/drawing/2010/main" val="0"/>
+                              </a:ext>
+                            </a:extLst>
+                          </a:blip>
+                          <a:stretch>
+                            <a:fillRect/>
+                          </a:stretch>
+                        </pic:blipFill>
+                        <pic:spPr>
+                          <a:xfrm>
+                            <a:off x="0" y="0"/>
+                            <a:ext cx="2949575" cy="1724025"/>
+                          </a:xfrm>
+                          <a:prstGeom prst="rect">
+                            <a:avLst/>
+                          </a:prstGeom>
+                        </pic:spPr>
+                      </pic:pic>
+                    </a:graphicData>
+                  </a:graphic>
+                  <wp14:sizeRelH relativeFrom="margin">
+                    <wp14:pctWidth>0</wp14:pctWidth>
+                  </wp14:sizeRelH>
+                  <wp14:sizeRelV relativeFrom="margin">
+                    <wp14:pctHeight>0</wp14:pctHeight>
+                  </wp14:sizeRelV>
+                </wp:anchor>
+              </w:drawing>
+            </w:r>
+          </w:p>
+          <w:p/>
+          <w:p/>
+          <w:p>
+            <w:pPr>
+              <w:ind w:left="360"/>
+              <w:rPr>
+                <w:rFonts w:ascii="Arial" w:hAnsi="Arial" w:cs="Arial"/>
+              </w:rPr>
+            </w:pPr>
+          </w:p>
+          <w:p>
+            <w:pPr>
+              <w:ind w:left="360"/>
+              <w:rPr>
+                <w:rFonts w:ascii="Arial" w:hAnsi="Arial" w:cs="Arial"/>
+              </w:rPr>
+            </w:pPr>
+          </w:p>
+          <w:p>
+            <w:pPr>
+              <w:rPr>
+                <w:rFonts w:ascii="Arial" w:hAnsi="Arial" w:cs="Arial"/>
+              </w:rPr>
+            </w:pPr>
+            <w:r>
+              <w:rPr>
+                <w:rFonts w:ascii="Arial" w:hAnsi="Arial" w:cs="Arial"/>
+              </w:rPr>
+              <w:t xml:space="preserve">&gt;&gt; </w:t>
+            </w:r>
+            <w:r>
+              <w:rPr>
+                <w:rFonts w:ascii="Arial" w:hAnsi="Arial" w:cs="Arial"/>
+              </w:rPr>
+              <w:t xml:space="preserve">Mi sono accorto del fatto che non </w:t>
+            </w:r>
+            <w:r>
+              <w:rPr>
+                <w:rFonts w:ascii="Arial" w:hAnsi="Arial" w:cs="Arial"/>
+              </w:rPr>
+              <w:t>stessi</w:t>
+            </w:r>
+            <w:r>
+              <w:rPr>
+                <w:rFonts w:ascii="Arial" w:hAnsi="Arial" w:cs="Arial"/>
+              </w:rPr>
+              <w:t xml:space="preserve"> riportand</w:t>
+            </w:r>
+            <w:r>
+              <w:rPr>
+                <w:rFonts w:ascii="Arial" w:hAnsi="Arial" w:cs="Arial"/>
+              </w:rPr>
+              <w:t xml:space="preserve">o </w:t>
+            </w:r>
+            <w:r>
+              <w:rPr>
+                <w:rFonts w:ascii="Arial" w:hAnsi="Arial" w:cs="Arial"/>
+              </w:rPr>
+              <w:t>la scala</w:t>
+            </w:r>
+            <w:r>
+              <w:rPr>
+                <w:rFonts w:ascii="Arial" w:hAnsi="Arial" w:cs="Arial"/>
+              </w:rPr>
+              <w:t xml:space="preserve"> del testo</w:t>
+            </w:r>
+            <w:r>
+              <w:rPr>
+                <w:rFonts w:ascii="Arial" w:hAnsi="Arial" w:cs="Arial"/>
+              </w:rPr>
+              <w:t xml:space="preserve"> a </w:t>
+            </w:r>
+            <w:r>
+              <w:rPr>
+                <w:rFonts w:ascii="Arial" w:hAnsi="Arial" w:cs="Arial"/>
+              </w:rPr>
+              <w:t>“</w:t>
+            </w:r>
+            <w:r>
+              <w:rPr>
+                <w:rFonts w:ascii="Arial" w:hAnsi="Arial" w:cs="Arial"/>
+              </w:rPr>
+              <w:t>1.0</w:t>
+            </w:r>
+            <w:r>
+              <w:rPr>
+                <w:rFonts w:ascii="Arial" w:hAnsi="Arial" w:cs="Arial"/>
+              </w:rPr>
+              <w:t>”</w:t>
+            </w:r>
+            <w:r>
+              <w:rPr>
+                <w:rFonts w:ascii="Arial" w:hAnsi="Arial" w:cs="Arial"/>
+              </w:rPr>
+              <w:t xml:space="preserve"> ma a </w:t>
+            </w:r>
+            <w:r>
+              <w:rPr>
+                <w:rFonts w:ascii="Arial" w:hAnsi="Arial" w:cs="Arial"/>
+              </w:rPr>
+              <w:t>“</w:t>
+            </w:r>
+            <w:r>
+              <w:rPr>
+                <w:rFonts w:ascii="Arial" w:hAnsi="Arial" w:cs="Arial"/>
+              </w:rPr>
+              <w:t>0.0</w:t>
+            </w:r>
+            <w:r>
+              <w:rPr>
+                <w:rFonts w:ascii="Arial" w:hAnsi="Arial" w:cs="Arial"/>
+              </w:rPr>
+              <w:t>”</w:t>
+            </w:r>
+            <w:r>
+              <w:rPr>
+                <w:rFonts w:ascii="Arial" w:hAnsi="Arial" w:cs="Arial"/>
+              </w:rPr>
+              <w:t xml:space="preserve"> perché </w:t>
+            </w:r>
+            <w:r>
+              <w:rPr>
+                <w:rFonts w:ascii="Arial" w:hAnsi="Arial" w:cs="Arial"/>
+              </w:rPr>
+              <w:t>convinto</w:t>
+            </w:r>
+            <w:r>
+              <w:rPr>
+                <w:rFonts w:ascii="Arial" w:hAnsi="Arial" w:cs="Arial"/>
+              </w:rPr>
+              <w:t xml:space="preserve"> che il valore di riferimento fosse </w:t>
+            </w:r>
+            <w:r>
+              <w:rPr>
+                <w:rFonts w:ascii="Arial" w:hAnsi="Arial" w:cs="Arial"/>
+              </w:rPr>
+              <w:t>“</w:t>
+            </w:r>
+            <w:r>
+              <w:rPr>
+                <w:rFonts w:ascii="Arial" w:hAnsi="Arial" w:cs="Arial"/>
+              </w:rPr>
+              <w:t>1</w:t>
+            </w:r>
+            <w:r>
+              <w:rPr>
+                <w:rFonts w:ascii="Arial" w:hAnsi="Arial" w:cs="Arial"/>
+              </w:rPr>
+              <w:t>”</w:t>
+            </w:r>
+            <w:r>
+              <w:rPr>
+                <w:rFonts w:ascii="Arial" w:hAnsi="Arial" w:cs="Arial"/>
+              </w:rPr>
+              <w:t>, invece era 0.</w:t>
+            </w:r>
+          </w:p>
+          <w:p>
+            <w:pPr>
+              <w:ind w:left="360"/>
+              <w:rPr>
+                <w:rFonts w:ascii="Arial" w:hAnsi="Arial" w:cs="Arial"/>
+              </w:rPr>
+            </w:pPr>
+          </w:p>
+          <w:p>
+            <w:pPr>
+              <w:ind w:left="360"/>
+              <w:rPr>
+                <w:rFonts w:ascii="Arial" w:hAnsi="Arial" w:cs="Arial"/>
+              </w:rPr>
+            </w:pPr>
+          </w:p>
+          <w:p>
+            <w:pPr>
+              <w:ind w:left="360"/>
+              <w:rPr>
+                <w:rFonts w:ascii="Arial" w:hAnsi="Arial" w:cs="Arial"/>
+              </w:rPr>
+            </w:pPr>
+          </w:p>
+          <w:p>
+            <w:pPr>
+              <w:ind w:left="360"/>
+              <w:rPr>
+                <w:rFonts w:ascii="Arial" w:hAnsi="Arial" w:cs="Arial"/>
+              </w:rPr>
+            </w:pPr>
+            <w:r>
+              <w:rPr>
+                <w:noProof/>
+              </w:rPr>
+              <w:drawing>
+                <wp:anchor distT="0" distB="0" distL="114300" distR="114300" simplePos="0" relativeHeight="251682816" behindDoc="0" locked="0" layoutInCell="1" allowOverlap="1" wp14:anchorId="1E8B603B" wp14:editId="252C7DF0">
+                  <wp:simplePos x="0" y="0"/>
+                  <wp:positionH relativeFrom="column">
+                    <wp:posOffset>297180</wp:posOffset>
+                  </wp:positionH>
+                  <wp:positionV relativeFrom="paragraph">
+                    <wp:posOffset>2540</wp:posOffset>
+                  </wp:positionV>
+                  <wp:extent cx="4406265" cy="1786255"/>
+                  <wp:effectExtent l="0" t="0" r="0" b="4445"/>
+                  <wp:wrapThrough wrapText="bothSides">
+                    <wp:wrapPolygon edited="0">
+                      <wp:start x="0" y="0"/>
+                      <wp:lineTo x="0" y="21423"/>
+                      <wp:lineTo x="21479" y="21423"/>
+                      <wp:lineTo x="21479" y="0"/>
+                      <wp:lineTo x="0" y="0"/>
+                    </wp:wrapPolygon>
+                  </wp:wrapThrough>
+                  <wp:docPr id="614304621" name="Immagine 1"/>
+                  <wp:cNvGraphicFramePr>
+                    <a:graphicFrameLocks xmlns:a="http://schemas.openxmlformats.org/drawingml/2006/main" noChangeAspect="1"/>
+                  </wp:cNvGraphicFramePr>
+                  <a:graphic xmlns:a="http://schemas.openxmlformats.org/drawingml/2006/main">
+                    <a:graphicData uri="http://schemas.openxmlformats.org/drawingml/2006/picture">
+                      <pic:pic xmlns:pic="http://schemas.openxmlformats.org/drawingml/2006/picture">
+                        <pic:nvPicPr>
+                          <pic:cNvPr id="614304621" name=""/>
+                          <pic:cNvPicPr/>
+                        </pic:nvPicPr>
+                        <pic:blipFill>
+                          <a:blip r:embed="rId30" cstate="print">
+                            <a:extLst>
+                              <a:ext uri="{28A0092B-C50C-407E-A947-70E740481C1C}">
+                                <a14:useLocalDpi xmlns:a14="http://schemas.microsoft.com/office/drawing/2010/main" val="0"/>
+                              </a:ext>
+                            </a:extLst>
+                          </a:blip>
+                          <a:stretch>
+                            <a:fillRect/>
+                          </a:stretch>
+                        </pic:blipFill>
+                        <pic:spPr>
+                          <a:xfrm>
+                            <a:off x="0" y="0"/>
+                            <a:ext cx="4406265" cy="1786255"/>
+                          </a:xfrm>
+                          <a:prstGeom prst="rect">
+                            <a:avLst/>
+                          </a:prstGeom>
+                        </pic:spPr>
+                      </pic:pic>
+                    </a:graphicData>
+                  </a:graphic>
+                  <wp14:sizeRelH relativeFrom="margin">
+                    <wp14:pctWidth>0</wp14:pctWidth>
+                  </wp14:sizeRelH>
+                  <wp14:sizeRelV relativeFrom="margin">
+                    <wp14:pctHeight>0</wp14:pctHeight>
+                  </wp14:sizeRelV>
+                </wp:anchor>
+              </w:drawing>
+            </w:r>
+          </w:p>
+          <w:p>
+            <w:pPr>
+              <w:ind w:left="360"/>
+              <w:rPr>
+                <w:rFonts w:ascii="Arial" w:hAnsi="Arial" w:cs="Arial"/>
+              </w:rPr>
+            </w:pPr>
+          </w:p>
+          <w:p>
+            <w:pPr>
+              <w:ind w:left="360"/>
+              <w:rPr>
+                <w:rFonts w:ascii="Arial" w:hAnsi="Arial" w:cs="Arial"/>
+              </w:rPr>
+            </w:pPr>
+          </w:p>
+          <w:p>
+            <w:pPr>
+              <w:ind w:left="360"/>
+              <w:rPr>
+                <w:rFonts w:ascii="Arial" w:hAnsi="Arial" w:cs="Arial"/>
+              </w:rPr>
+            </w:pPr>
+          </w:p>
+          <w:p>
+            <w:pPr>
+              <w:ind w:left="360"/>
+              <w:rPr>
+                <w:rFonts w:ascii="Arial" w:hAnsi="Arial" w:cs="Arial"/>
+              </w:rPr>
+            </w:pPr>
+          </w:p>
+          <w:p>
+            <w:pPr>
+              <w:ind w:left="360"/>
+              <w:rPr>
+                <w:rFonts w:ascii="Arial" w:hAnsi="Arial" w:cs="Arial"/>
+              </w:rPr>
+            </w:pPr>
+          </w:p>
+          <w:p>
+            <w:pPr>
+              <w:ind w:left="360"/>
+              <w:rPr>
+                <w:rFonts w:ascii="Arial" w:hAnsi="Arial" w:cs="Arial"/>
+              </w:rPr>
+            </w:pPr>
+          </w:p>
+          <w:p>
+            <w:pPr>
+              <w:ind w:left="360"/>
+              <w:rPr>
+                <w:rFonts w:ascii="Arial" w:hAnsi="Arial" w:cs="Arial"/>
+              </w:rPr>
+            </w:pPr>
+          </w:p>
+          <w:p>
+            <w:pPr>
+              <w:ind w:left="360"/>
+              <w:rPr>
+                <w:rFonts w:ascii="Arial" w:hAnsi="Arial" w:cs="Arial"/>
+              </w:rPr>
+            </w:pPr>
+          </w:p>
+          <w:p>
+            <w:pPr>
+              <w:ind w:left="360"/>
+              <w:rPr>
+                <w:rFonts w:ascii="Arial" w:hAnsi="Arial" w:cs="Arial"/>
+              </w:rPr>
+            </w:pPr>
+          </w:p>
+          <w:p>
+            <w:pPr>
+              <w:rPr>
+                <w:rFonts w:ascii="Arial" w:hAnsi="Arial" w:cs="Arial"/>
+              </w:rPr>
+            </w:pPr>
+          </w:p>
+          <w:p>
+            <w:pPr>
+              <w:ind w:left="360"/>
+              <w:rPr>
+                <w:rFonts w:ascii="Arial" w:hAnsi="Arial" w:cs="Arial"/>
+              </w:rPr>
+            </w:pPr>
+          </w:p>
+          <w:p>
+            <w:pPr>
+              <w:rPr>
+                <w:rFonts w:ascii="Arial" w:hAnsi="Arial" w:cs="Arial"/>
+              </w:rPr>
+            </w:pPr>
+          </w:p>
+          <w:p>
+            <w:pPr>
+              <w:rPr>
+                <w:rFonts w:ascii="Arial" w:hAnsi="Arial" w:cs="Arial"/>
+                <w:b/>
+                <w:bCs/>
+              </w:rPr>
+            </w:pPr>
+            <w:r>
+              <w:rPr>
+                <w:rFonts w:ascii="Arial" w:hAnsi="Arial" w:cs="Arial"/>
+                <w:b/>
+                <w:bCs/>
+              </w:rPr>
+              <w:t>Luca:</w:t>
+            </w:r>
+          </w:p>
+          <w:p>
+            <w:pPr>
+              <w:pStyle w:val="Paragrafoelenco"/>
+              <w:numPr>
+                <w:ilvl w:val="0"/>
+                <w:numId w:val="41"/>
+              </w:numPr>
+              <w:rPr>
+                <w:rFonts w:ascii="Arial" w:hAnsi="Arial" w:cs="Arial"/>
+              </w:rPr>
+            </w:pPr>
+            <w:r>
+              <w:rPr>
+                <w:rFonts w:ascii="Arial" w:hAnsi="Arial" w:cs="Arial"/>
+              </w:rPr>
+              <w:t>Niente di considerabile.</w:t>
+            </w:r>
+          </w:p>
+          <w:p>
+            <w:pPr>
+              <w:rPr>
+                <w:rFonts w:ascii="Arial" w:hAnsi="Arial" w:cs="Arial"/>
+              </w:rPr>
+            </w:pPr>
+          </w:p>
+          <w:p>
+            <w:pPr>
+              <w:rPr>
+                <w:rFonts w:ascii="Arial" w:hAnsi="Arial" w:cs="Arial"/>
+              </w:rPr>
+            </w:pPr>
+          </w:p>
+          <w:p>
+            <w:pPr>
+              <w:rPr>
+                <w:rFonts w:ascii="Arial" w:hAnsi="Arial" w:cs="Arial"/>
+                <w:b/>
+                <w:bCs/>
+              </w:rPr>
+            </w:pPr>
+            <w:r>
+              <w:rPr>
+                <w:rFonts w:ascii="Arial" w:hAnsi="Arial" w:cs="Arial"/>
+                <w:b/>
+                <w:bCs/>
+              </w:rPr>
+              <w:lastRenderedPageBreak/>
+              <w:t>Ruben:</w:t>
+            </w:r>
+          </w:p>
+          <w:p>
+            <w:pPr>
+              <w:pStyle w:val="Paragrafoelenco"/>
+              <w:numPr>
+                <w:ilvl w:val="0"/>
+                <w:numId w:val="45"/>
+              </w:numPr>
+              <w:rPr>
+                <w:rFonts w:ascii="Arial" w:hAnsi="Arial" w:cs="Arial"/>
+              </w:rPr>
+            </w:pPr>
+            <w:r>
+              <w:rPr>
+                <w:rFonts w:ascii="Arial" w:hAnsi="Arial" w:cs="Arial"/>
+              </w:rPr>
+              <w:t xml:space="preserve">Non va l’ultima versione del progetto di Unreal. </w:t>
+            </w:r>
+            <w:r>
+              <w:rPr>
+                <w:rFonts w:ascii="Arial" w:hAnsi="Arial" w:cs="Arial"/>
+              </w:rPr>
+              <w:t>Il progetto sta provando a partire su una versione di Unreal differente o presenta di moduli mancanti.</w:t>
+            </w:r>
+            <w:r>
+              <w:rPr>
+                <w:rFonts w:ascii="Arial" w:hAnsi="Arial" w:cs="Arial"/>
+              </w:rPr>
+              <w:t xml:space="preserve"> </w:t>
+            </w:r>
+            <w:r>
+              <w:rPr>
+                <w:rFonts w:ascii="Arial" w:hAnsi="Arial" w:cs="Arial"/>
+              </w:rPr>
+              <w:t>Ritorna questo errore:</w:t>
+            </w:r>
+          </w:p>
+          <w:p>
+            <w:pPr>
+              <w:rPr>
+                <w:rFonts w:ascii="Arial" w:hAnsi="Arial" w:cs="Arial"/>
+              </w:rPr>
+            </w:pPr>
+            <w:r>
+              <w:rPr>
+                <w:rFonts w:ascii="Arial" w:hAnsi="Arial" w:cs="Arial"/>
+                <w:noProof/>
+              </w:rPr>
+              <w:drawing>
+                <wp:anchor distT="0" distB="0" distL="114300" distR="114300" simplePos="0" relativeHeight="251683840" behindDoc="0" locked="0" layoutInCell="1" allowOverlap="1" wp14:anchorId="7F607451" wp14:editId="04A61680">
+                  <wp:simplePos x="0" y="0"/>
+                  <wp:positionH relativeFrom="column">
+                    <wp:posOffset>376555</wp:posOffset>
+                  </wp:positionH>
+                  <wp:positionV relativeFrom="paragraph">
+                    <wp:posOffset>145415</wp:posOffset>
+                  </wp:positionV>
+                  <wp:extent cx="2749550" cy="1336040"/>
+                  <wp:effectExtent l="19050" t="19050" r="12700" b="16510"/>
+                  <wp:wrapThrough wrapText="bothSides">
+                    <wp:wrapPolygon edited="0">
+                      <wp:start x="-150" y="-308"/>
+                      <wp:lineTo x="-150" y="21559"/>
+                      <wp:lineTo x="21550" y="21559"/>
+                      <wp:lineTo x="21550" y="-308"/>
+                      <wp:lineTo x="-150" y="-308"/>
+                    </wp:wrapPolygon>
+                  </wp:wrapThrough>
+                  <wp:docPr id="19" name="Immagine 19"/>
+                  <wp:cNvGraphicFramePr>
+                    <a:graphicFrameLocks xmlns:a="http://schemas.openxmlformats.org/drawingml/2006/main" noChangeAspect="1"/>
+                  </wp:cNvGraphicFramePr>
+                  <a:graphic xmlns:a="http://schemas.openxmlformats.org/drawingml/2006/main">
+                    <a:graphicData uri="http://schemas.openxmlformats.org/drawingml/2006/picture">
+                      <pic:pic xmlns:pic="http://schemas.openxmlformats.org/drawingml/2006/picture">
+                        <pic:nvPicPr>
+                          <pic:cNvPr id="0" name="Picture 2"/>
+                          <pic:cNvPicPr>
+                            <a:picLocks noChangeAspect="1" noChangeArrowheads="1"/>
+                          </pic:cNvPicPr>
+                        </pic:nvPicPr>
+                        <pic:blipFill>
+                          <a:blip r:embed="rId31">
+                            <a:extLst>
+                              <a:ext uri="{28A0092B-C50C-407E-A947-70E740481C1C}">
+                                <a14:useLocalDpi xmlns:a14="http://schemas.microsoft.com/office/drawing/2010/main" val="0"/>
+                              </a:ext>
+                            </a:extLst>
+                          </a:blip>
+                          <a:srcRect/>
+                          <a:stretch>
+                            <a:fillRect/>
+                          </a:stretch>
+                        </pic:blipFill>
+                        <pic:spPr bwMode="auto">
+                          <a:xfrm>
+                            <a:off x="0" y="0"/>
+                            <a:ext cx="2749550" cy="1336040"/>
+                          </a:xfrm>
+                          <a:prstGeom prst="rect">
+                            <a:avLst/>
+                          </a:prstGeom>
+                          <a:noFill/>
+                          <a:ln>
+                            <a:solidFill>
+                              <a:schemeClr val="tx1"/>
+                            </a:solidFill>
+                          </a:ln>
+                        </pic:spPr>
+                      </pic:pic>
+                    </a:graphicData>
+                  </a:graphic>
+                </wp:anchor>
+              </w:drawing>
+            </w:r>
+          </w:p>
+          <w:p>
+            <w:pPr>
+              <w:rPr>
+                <w:rFonts w:ascii="Arial" w:hAnsi="Arial" w:cs="Arial"/>
+              </w:rPr>
+            </w:pPr>
+          </w:p>
+          <w:p>
+            <w:pPr>
+              <w:rPr>
+                <w:rFonts w:ascii="Arial" w:hAnsi="Arial" w:cs="Arial"/>
+              </w:rPr>
+            </w:pPr>
+          </w:p>
+          <w:p>
+            <w:pPr>
+              <w:rPr>
+                <w:rFonts w:ascii="Arial" w:hAnsi="Arial" w:cs="Arial"/>
+              </w:rPr>
+            </w:pPr>
+            <w:r>
+              <w:rPr>
+                <w:rFonts w:ascii="Arial" w:hAnsi="Arial" w:cs="Arial"/>
+                <w:noProof/>
+              </w:rPr>
+              <w:drawing>
+                <wp:anchor distT="0" distB="0" distL="114300" distR="114300" simplePos="0" relativeHeight="251684864" behindDoc="0" locked="0" layoutInCell="1" allowOverlap="1" wp14:anchorId="6DE7F0CD" wp14:editId="6DDC009C">
+                  <wp:simplePos x="0" y="0"/>
+                  <wp:positionH relativeFrom="column">
+                    <wp:posOffset>3252470</wp:posOffset>
+                  </wp:positionH>
+                  <wp:positionV relativeFrom="paragraph">
+                    <wp:posOffset>164465</wp:posOffset>
+                  </wp:positionV>
+                  <wp:extent cx="2345055" cy="826770"/>
+                  <wp:effectExtent l="19050" t="19050" r="17145" b="11430"/>
+                  <wp:wrapThrough wrapText="bothSides">
+                    <wp:wrapPolygon edited="0">
+                      <wp:start x="-175" y="-498"/>
+                      <wp:lineTo x="-175" y="21401"/>
+                      <wp:lineTo x="21582" y="21401"/>
+                      <wp:lineTo x="21582" y="-498"/>
+                      <wp:lineTo x="-175" y="-498"/>
+                    </wp:wrapPolygon>
+                  </wp:wrapThrough>
+                  <wp:docPr id="20" name="Immagine 20"/>
+                  <wp:cNvGraphicFramePr>
+                    <a:graphicFrameLocks xmlns:a="http://schemas.openxmlformats.org/drawingml/2006/main" noChangeAspect="1"/>
+                  </wp:cNvGraphicFramePr>
+                  <a:graphic xmlns:a="http://schemas.openxmlformats.org/drawingml/2006/main">
+                    <a:graphicData uri="http://schemas.openxmlformats.org/drawingml/2006/picture">
+                      <pic:pic xmlns:pic="http://schemas.openxmlformats.org/drawingml/2006/picture">
+                        <pic:nvPicPr>
+                          <pic:cNvPr id="0" name="Picture 3"/>
+                          <pic:cNvPicPr>
+                            <a:picLocks noChangeAspect="1" noChangeArrowheads="1"/>
+                          </pic:cNvPicPr>
+                        </pic:nvPicPr>
+                        <pic:blipFill>
+                          <a:blip r:embed="rId32">
+                            <a:extLst>
+                              <a:ext uri="{28A0092B-C50C-407E-A947-70E740481C1C}">
+                                <a14:useLocalDpi xmlns:a14="http://schemas.microsoft.com/office/drawing/2010/main" val="0"/>
+                              </a:ext>
+                            </a:extLst>
+                          </a:blip>
+                          <a:srcRect/>
+                          <a:stretch>
+                            <a:fillRect/>
+                          </a:stretch>
+                        </pic:blipFill>
+                        <pic:spPr bwMode="auto">
+                          <a:xfrm>
+                            <a:off x="0" y="0"/>
+                            <a:ext cx="2345055" cy="826770"/>
+                          </a:xfrm>
+                          <a:prstGeom prst="rect">
+                            <a:avLst/>
+                          </a:prstGeom>
+                          <a:noFill/>
+                          <a:ln>
+                            <a:solidFill>
+                              <a:schemeClr val="tx1"/>
+                            </a:solidFill>
+                          </a:ln>
+                        </pic:spPr>
+                      </pic:pic>
+                    </a:graphicData>
+                  </a:graphic>
+                  <wp14:sizeRelH relativeFrom="margin">
+                    <wp14:pctWidth>0</wp14:pctWidth>
+                  </wp14:sizeRelH>
+                  <wp14:sizeRelV relativeFrom="margin">
+                    <wp14:pctHeight>0</wp14:pctHeight>
+                  </wp14:sizeRelV>
+                </wp:anchor>
+              </w:drawing>
+            </w:r>
+          </w:p>
+          <w:p>
+            <w:pPr>
+              <w:rPr>
+                <w:rFonts w:ascii="Arial" w:hAnsi="Arial" w:cs="Arial"/>
+              </w:rPr>
+            </w:pPr>
+          </w:p>
+          <w:p>
+            <w:pPr>
+              <w:rPr>
+                <w:rFonts w:ascii="Arial" w:hAnsi="Arial" w:cs="Arial"/>
+              </w:rPr>
+            </w:pPr>
+          </w:p>
+          <w:p>
+            <w:pPr>
+              <w:rPr>
+                <w:rFonts w:ascii="Arial" w:hAnsi="Arial" w:cs="Arial"/>
+              </w:rPr>
+            </w:pPr>
+          </w:p>
+          <w:p>
+            <w:pPr>
+              <w:rPr>
+                <w:rFonts w:ascii="Arial" w:hAnsi="Arial" w:cs="Arial"/>
+              </w:rPr>
+            </w:pPr>
+          </w:p>
+          <w:p>
+            <w:pPr>
+              <w:rPr>
+                <w:rFonts w:ascii="Arial" w:hAnsi="Arial" w:cs="Arial"/>
+              </w:rPr>
+            </w:pPr>
+          </w:p>
+          <w:p>
+            <w:pPr>
+              <w:rPr>
+                <w:rFonts w:ascii="Arial" w:hAnsi="Arial" w:cs="Arial"/>
+              </w:rPr>
+            </w:pPr>
+          </w:p>
+        </w:tc>
+      </w:tr>
+    </w:tbl>
+    <w:p>
+      <w:pPr>
+        <w:rPr>
+          <w:rFonts w:ascii="Arial" w:hAnsi="Arial" w:cs="Arial"/>
+        </w:rPr>
+      </w:pPr>
+    </w:p>
+    <w:tbl>
+      <w:tblPr>
+        <w:tblStyle w:val="Grigliatabella"/>
+        <w:tblW w:w="0" w:type="auto"/>
+        <w:tblLook w:val="04A0" w:firstRow="1" w:lastRow="0" w:firstColumn="1" w:lastColumn="0" w:noHBand="0" w:noVBand="1"/>
+      </w:tblPr>
+      <w:tblGrid>
+        <w:gridCol w:w="9628"/>
+      </w:tblGrid>
+      <w:tr>
+        <w:tc>
+          <w:tcPr>
+            <w:tcW w:w="9854" w:type="dxa"/>
+            <w:shd w:val="clear" w:color="auto" w:fill="D9D9D9" w:themeFill="background1" w:themeFillShade="D9"/>
+          </w:tcPr>
+          <w:p>
+            <w:pPr>
+              <w:rPr>
+                <w:rFonts w:ascii="Arial" w:hAnsi="Arial" w:cs="Arial"/>
+              </w:rPr>
+            </w:pPr>
+            <w:r>
+              <w:rPr>
+                <w:rFonts w:ascii="Arial" w:hAnsi="Arial" w:cs="Arial"/>
+              </w:rPr>
+              <w:t>Punto della situazione rispetto alla pianificazione</w:t>
+            </w:r>
+          </w:p>
+        </w:tc>
+      </w:tr>
+      <w:tr>
+        <w:tc>
+          <w:tcPr>
+            <w:tcW w:w="9854" w:type="dxa"/>
+          </w:tcPr>
+          <w:p>
+            <w:pPr>
+              <w:pStyle w:val="Paragrafoelenco"/>
+              <w:numPr>
+                <w:ilvl w:val="0"/>
+                <w:numId w:val="45"/>
+              </w:numPr>
+              <w:tabs>
+                <w:tab w:val="left" w:pos="990"/>
+              </w:tabs>
+              <w:rPr>
+                <w:rFonts w:ascii="Arial" w:hAnsi="Arial" w:cs="Arial"/>
+              </w:rPr>
+            </w:pPr>
+            <w:r>
+              <w:rPr>
+                <w:rFonts w:ascii="Arial" w:hAnsi="Arial" w:cs="Arial"/>
+              </w:rPr>
+              <w:t>Male. Mancano ancora per intero le animazioni, il jumpscare ed i progressi di gioco</w:t>
+            </w:r>
+          </w:p>
+        </w:tc>
+      </w:tr>
+    </w:tbl>
+    <w:p>
+      <w:pPr>
+        <w:rPr>
+          <w:rFonts w:ascii="Arial" w:hAnsi="Arial" w:cs="Arial"/>
+        </w:rPr>
+      </w:pPr>
+    </w:p>
+    <w:tbl>
+      <w:tblPr>
+        <w:tblStyle w:val="Grigliatabella"/>
+        <w:tblW w:w="0" w:type="auto"/>
+        <w:tblLook w:val="04A0" w:firstRow="1" w:lastRow="0" w:firstColumn="1" w:lastColumn="0" w:noHBand="0" w:noVBand="1"/>
+      </w:tblPr>
+      <w:tblGrid>
+        <w:gridCol w:w="9628"/>
+      </w:tblGrid>
+      <w:tr>
+        <w:tc>
+          <w:tcPr>
+            <w:tcW w:w="9854" w:type="dxa"/>
+            <w:shd w:val="clear" w:color="auto" w:fill="D9D9D9" w:themeFill="background1" w:themeFillShade="D9"/>
+          </w:tcPr>
+          <w:p>
+            <w:pPr>
+              <w:rPr>
+                <w:rFonts w:ascii="Arial" w:hAnsi="Arial" w:cs="Arial"/>
+              </w:rPr>
+            </w:pPr>
+            <w:r>
+              <w:rPr>
+                <w:rFonts w:ascii="Arial" w:hAnsi="Arial" w:cs="Arial"/>
+              </w:rPr>
+              <w:t>Programma di massima per la prossima giornata di lavoro</w:t>
+            </w:r>
+          </w:p>
+        </w:tc>
+      </w:tr>
+      <w:tr>
+        <w:trPr>
+          <w:trHeight w:val="506"/>
+        </w:trPr>
+        <w:tc>
+          <w:tcPr>
+            <w:tcW w:w="9854" w:type="dxa"/>
+          </w:tcPr>
+          <w:p>
+            <w:pPr>
+              <w:pStyle w:val="Paragrafoelenco"/>
+              <w:numPr>
+                <w:ilvl w:val="0"/>
+                <w:numId w:val="22"/>
+              </w:numPr>
+              <w:rPr>
+                <w:rFonts w:ascii="Arial" w:hAnsi="Arial" w:cs="Arial"/>
+              </w:rPr>
+            </w:pPr>
+            <w:r>
+              <w:rPr>
+                <w:rFonts w:ascii="Arial" w:hAnsi="Arial" w:cs="Arial"/>
+              </w:rPr>
+              <w:t xml:space="preserve">Kilian: </w:t>
+            </w:r>
+            <w:r>
+              <w:rPr>
+                <w:rFonts w:ascii="Arial" w:hAnsi="Arial" w:cs="Arial"/>
+              </w:rPr>
+              <w:t>Volume di gioco, Test (Sprint 2)</w:t>
+            </w:r>
+          </w:p>
+          <w:p>
+            <w:pPr>
+              <w:pStyle w:val="Paragrafoelenco"/>
+              <w:numPr>
+                <w:ilvl w:val="0"/>
+                <w:numId w:val="22"/>
+              </w:numPr>
+              <w:rPr>
+                <w:rFonts w:ascii="Arial" w:hAnsi="Arial" w:cs="Arial"/>
+              </w:rPr>
+            </w:pPr>
+            <w:r>
+              <w:rPr>
+                <w:rFonts w:ascii="Arial" w:hAnsi="Arial" w:cs="Arial"/>
+              </w:rPr>
+              <w:t xml:space="preserve">Luca: </w:t>
+            </w:r>
+            <w:r>
+              <w:rPr>
+                <w:rFonts w:ascii="Arial" w:hAnsi="Arial" w:cs="Arial"/>
+              </w:rPr>
+              <w:t>Menù di pausa, schermata di morte</w:t>
+            </w:r>
+          </w:p>
+          <w:p>
+            <w:pPr>
+              <w:pStyle w:val="Paragrafoelenco"/>
+              <w:numPr>
+                <w:ilvl w:val="0"/>
+                <w:numId w:val="22"/>
+              </w:numPr>
+              <w:rPr>
+                <w:rFonts w:ascii="Arial" w:hAnsi="Arial" w:cs="Arial"/>
+              </w:rPr>
+            </w:pPr>
+            <w:r>
+              <w:rPr>
+                <w:rFonts w:ascii="Arial" w:hAnsi="Arial" w:cs="Arial"/>
+              </w:rPr>
+              <w:t xml:space="preserve">Ruben: </w:t>
+            </w:r>
+            <w:r>
+              <w:rPr>
+                <w:rFonts w:ascii="Arial" w:hAnsi="Arial" w:cs="Arial"/>
+              </w:rPr>
+              <w:t>Animazioni, jumpscare, obbiettivi di gioco</w:t>
+            </w:r>
+          </w:p>
+        </w:tc>
+      </w:tr>
+    </w:tbl>
+    <w:p>
+      <w:pPr>
+        <w:rPr>
+          <w:rFonts w:ascii="Arial" w:hAnsi="Arial" w:cs="Arial"/>
+        </w:rPr>
+      </w:pPr>
+      <w:r>
+        <w:rPr>
+          <w:rFonts w:ascii="Arial" w:hAnsi="Arial" w:cs="Arial"/>
+        </w:rPr>
+        <w:br w:type="page"/>
+      </w:r>
+    </w:p>
+    <w:p>
+      <w:pPr>
+        <w:pStyle w:val="Titolo2"/>
+        <w:rPr>
+          <w:sz w:val="36"/>
+        </w:rPr>
+      </w:pPr>
+      <w:r>
+        <w:rPr>
+          <w:sz w:val="36"/>
+        </w:rPr>
+        <w:lastRenderedPageBreak/>
+        <w:t>Agile</w:t>
+      </w:r>
+      <w:r>
+        <w:rPr>
+          <w:sz w:val="36"/>
+        </w:rPr>
+        <w:t xml:space="preserve"> </w:t>
+      </w:r>
+      <w:r>
+        <w:rPr>
+          <w:sz w:val="36"/>
+        </w:rPr>
+        <w:t>–</w:t>
+      </w:r>
+      <w:r>
+        <w:rPr>
+          <w:sz w:val="36"/>
+        </w:rPr>
+        <w:t xml:space="preserve"> Resoconto</w:t>
+      </w:r>
+      <w:r>
+        <w:rPr>
+          <w:sz w:val="36"/>
+        </w:rPr>
+        <w:t xml:space="preserve"> 08/05/2026</w:t>
+      </w:r>
+    </w:p>
+    <w:tbl>
+      <w:tblPr>
+        <w:tblStyle w:val="Grigliatabella"/>
+        <w:tblW w:w="0" w:type="auto"/>
+        <w:tblLook w:val="04A0" w:firstRow="1" w:lastRow="0" w:firstColumn="1" w:lastColumn="0" w:noHBand="0" w:noVBand="1"/>
+      </w:tblPr>
+      <w:tblGrid>
+        <w:gridCol w:w="9628"/>
+      </w:tblGrid>
+      <w:tr>
+        <w:tc>
+          <w:tcPr>
+            <w:tcW w:w="9854" w:type="dxa"/>
+            <w:shd w:val="clear" w:color="auto" w:fill="D9D9D9" w:themeFill="background1" w:themeFillShade="D9"/>
+          </w:tcPr>
+          <w:p>
+            <w:pPr>
+              <w:rPr>
+                <w:rFonts w:ascii="Arial" w:hAnsi="Arial" w:cs="Arial"/>
+              </w:rPr>
+            </w:pPr>
+            <w:r>
+              <w:rPr>
+                <w:rFonts w:ascii="Arial" w:hAnsi="Arial" w:cs="Arial"/>
+              </w:rPr>
+              <w:t>Daily Scrum</w:t>
+            </w:r>
+          </w:p>
+        </w:tc>
+      </w:tr>
+      <w:tr>
+        <w:tc>
+          <w:tcPr>
+            <w:tcW w:w="9854" w:type="dxa"/>
+          </w:tcPr>
+          <w:p>
+            <w:pPr>
+              <w:rPr>
+                <w:rFonts w:ascii="Arial" w:hAnsi="Arial" w:cs="Arial"/>
+              </w:rPr>
+            </w:pPr>
+          </w:p>
+          <w:p>
+            <w:pPr>
+              <w:rPr>
+                <w:rFonts w:ascii="Arial" w:hAnsi="Arial" w:cs="Arial"/>
+                <w:b/>
+                <w:bCs/>
+                <w:color w:val="31849B" w:themeColor="accent5" w:themeShade="BF"/>
+              </w:rPr>
+            </w:pPr>
+            <w:r>
+              <w:rPr>
+                <w:rFonts w:ascii="Arial" w:hAnsi="Arial" w:cs="Arial"/>
+                <w:b/>
+                <w:bCs/>
+                <w:color w:val="31849B" w:themeColor="accent5" w:themeShade="BF"/>
+              </w:rPr>
+              <w:t>Kilian:</w:t>
+            </w:r>
+          </w:p>
+          <w:p>
+            <w:pPr>
+              <w:pStyle w:val="Paragrafoelenco"/>
+              <w:numPr>
+                <w:ilvl w:val="0"/>
+                <w:numId w:val="41"/>
+              </w:numPr>
+              <w:rPr>
+                <w:rFonts w:ascii="Arial" w:hAnsi="Arial" w:cs="Arial"/>
+              </w:rPr>
+            </w:pPr>
+            <w:r>
+              <w:rPr>
+                <w:rFonts w:ascii="Arial" w:hAnsi="Arial" w:cs="Arial"/>
+              </w:rPr>
+              <w:t xml:space="preserve">Lavori svolti la scorsa lezione: </w:t>
+            </w:r>
+            <w:r>
+              <w:rPr>
+                <w:rFonts w:ascii="Arial" w:hAnsi="Arial" w:cs="Arial"/>
+              </w:rPr>
+              <w:t>Rifinitura dei protocolli di test e dello sprint Review, Fallita Creazione Menu (visualizzazione di base)</w:t>
+            </w:r>
+          </w:p>
+          <w:p>
+            <w:pPr>
+              <w:pStyle w:val="Paragrafoelenco"/>
+              <w:rPr>
+                <w:rFonts w:ascii="Arial" w:hAnsi="Arial" w:cs="Arial"/>
+              </w:rPr>
+            </w:pPr>
+            <w:r>
+              <w:sym w:font="Wingdings" w:char="F0E0"/>
+            </w:r>
+            <w:r>
+              <w:t xml:space="preserve"> </w:t>
+            </w:r>
+            <w:r>
+              <w:rPr>
+                <w:rFonts w:ascii="Arial" w:hAnsi="Arial" w:cs="Arial"/>
+              </w:rPr>
+              <w:t>Men</w:t>
+            </w:r>
+            <w:r>
+              <w:rPr>
+                <w:rFonts w:ascii="Arial" w:hAnsi="Arial" w:cs="Arial"/>
+              </w:rPr>
+              <w:t>u</w:t>
+            </w:r>
+            <w:r>
+              <w:rPr>
+                <w:rFonts w:ascii="Arial" w:hAnsi="Arial" w:cs="Arial"/>
+              </w:rPr>
+              <w:t xml:space="preserve"> principale</w:t>
+            </w:r>
+            <w:r>
+              <w:rPr>
+                <w:rFonts w:ascii="Arial" w:hAnsi="Arial" w:cs="Arial"/>
+              </w:rPr>
+              <w:t xml:space="preserve"> (pulsanti, schermate di crediti, pulsante per chiudere il gioco e pulsante di avvio)</w:t>
+            </w:r>
+            <w:r>
+              <w:rPr>
+                <w:rFonts w:ascii="Arial" w:hAnsi="Arial" w:cs="Arial"/>
+              </w:rPr>
+              <w:t xml:space="preserve"> terminato a casa</w:t>
+            </w:r>
+            <w:r>
+              <w:rPr>
+                <w:rFonts w:ascii="Arial" w:hAnsi="Arial" w:cs="Arial"/>
+              </w:rPr>
+              <w:t xml:space="preserve"> (circa </w:t>
+            </w:r>
+            <w:r>
+              <w:rPr>
+                <w:rFonts w:ascii="Arial" w:hAnsi="Arial" w:cs="Arial"/>
+                <w:u w:val="single"/>
+              </w:rPr>
+              <w:t>3</w:t>
+            </w:r>
+            <w:r>
+              <w:rPr>
+                <w:rFonts w:ascii="Arial" w:hAnsi="Arial" w:cs="Arial"/>
+                <w:u w:val="single"/>
+              </w:rPr>
+              <w:t xml:space="preserve"> </w:t>
+            </w:r>
+            <w:r>
+              <w:rPr>
+                <w:rFonts w:ascii="Arial" w:hAnsi="Arial" w:cs="Arial"/>
+                <w:u w:val="single"/>
+              </w:rPr>
+              <w:t>ore</w:t>
+            </w:r>
+            <w:r>
+              <w:rPr>
+                <w:rFonts w:ascii="Arial" w:hAnsi="Arial" w:cs="Arial"/>
+              </w:rPr>
+              <w:t xml:space="preserve"> scolastiche)</w:t>
+            </w:r>
+          </w:p>
+          <w:p>
+            <w:pPr>
+              <w:pStyle w:val="Paragrafoelenco"/>
+              <w:numPr>
+                <w:ilvl w:val="0"/>
+                <w:numId w:val="29"/>
+              </w:numPr>
+              <w:rPr>
+                <w:rFonts w:ascii="Arial" w:hAnsi="Arial" w:cs="Arial"/>
+              </w:rPr>
+            </w:pPr>
+            <w:r>
+              <w:rPr>
+                <w:rFonts w:ascii="Arial" w:hAnsi="Arial" w:cs="Arial"/>
+              </w:rPr>
+              <w:t>Lavori da svolgere questa lezione: Menu di opzioni (volume + risoluzione)</w:t>
+            </w:r>
+          </w:p>
+          <w:p>
+            <w:pPr>
+              <w:rPr>
+                <w:rFonts w:ascii="Arial" w:hAnsi="Arial" w:cs="Arial"/>
+              </w:rPr>
+            </w:pPr>
+          </w:p>
+          <w:p>
+            <w:pPr>
+              <w:rPr>
+                <w:rFonts w:ascii="Arial" w:hAnsi="Arial" w:cs="Arial"/>
+                <w:b/>
+                <w:bCs/>
+                <w:color w:val="943634" w:themeColor="accent2" w:themeShade="BF"/>
+              </w:rPr>
+            </w:pPr>
+            <w:r>
+              <w:rPr>
+                <w:rFonts w:ascii="Arial" w:hAnsi="Arial" w:cs="Arial"/>
+                <w:b/>
+                <w:bCs/>
+                <w:color w:val="943634" w:themeColor="accent2" w:themeShade="BF"/>
+              </w:rPr>
+              <w:t>Luca:</w:t>
+            </w:r>
+          </w:p>
+          <w:p>
+            <w:pPr>
+              <w:pStyle w:val="Paragrafoelenco"/>
+              <w:numPr>
+                <w:ilvl w:val="0"/>
+                <w:numId w:val="41"/>
+              </w:numPr>
+              <w:rPr>
+                <w:rFonts w:ascii="Arial" w:hAnsi="Arial" w:cs="Arial"/>
+              </w:rPr>
+            </w:pPr>
+            <w:r>
+              <w:rPr>
+                <w:rFonts w:ascii="Arial" w:hAnsi="Arial" w:cs="Arial"/>
+              </w:rPr>
+              <w:t xml:space="preserve">Lavori svolti la scorsa lezione: </w:t>
+            </w:r>
+            <w:r>
+              <w:rPr>
+                <w:rFonts w:ascii="Arial" w:hAnsi="Arial" w:cs="Arial"/>
+              </w:rPr>
+              <w:t>Sparizione del mostro chiudendo la porta, Creazione area semi sicura esterna di “non spawn” del mostro, Interazione con la mappa</w:t>
+            </w:r>
+          </w:p>
+          <w:p>
+            <w:pPr>
+              <w:pStyle w:val="Paragrafoelenco"/>
+              <w:numPr>
+                <w:ilvl w:val="0"/>
+                <w:numId w:val="29"/>
+              </w:numPr>
+              <w:rPr>
+                <w:rFonts w:ascii="Arial" w:hAnsi="Arial" w:cs="Arial"/>
+              </w:rPr>
+            </w:pPr>
+            <w:r>
+              <w:rPr>
+                <w:rFonts w:ascii="Arial" w:hAnsi="Arial" w:cs="Arial"/>
+              </w:rPr>
+              <w:t xml:space="preserve">Lavori da svolgere questa lezione: </w:t>
+            </w:r>
+            <w:r>
+              <w:rPr>
+                <w:rFonts w:ascii="Arial" w:hAnsi="Arial" w:cs="Arial"/>
+              </w:rPr>
+              <w:t>Menù di pausa, eventuale documentazione sul proprio lavoro</w:t>
+            </w:r>
+          </w:p>
+          <w:p>
+            <w:pPr>
+              <w:rPr>
+                <w:rFonts w:ascii="Arial" w:hAnsi="Arial" w:cs="Arial"/>
+              </w:rPr>
+            </w:pPr>
+          </w:p>
+          <w:p>
+            <w:pPr>
+              <w:rPr>
+                <w:rFonts w:ascii="Arial" w:hAnsi="Arial" w:cs="Arial"/>
+                <w:b/>
+                <w:bCs/>
+                <w:color w:val="5F497A" w:themeColor="accent4" w:themeShade="BF"/>
+              </w:rPr>
+            </w:pPr>
+            <w:r>
+              <w:rPr>
+                <w:rFonts w:ascii="Arial" w:hAnsi="Arial" w:cs="Arial"/>
+                <w:b/>
+                <w:bCs/>
+                <w:color w:val="5F497A" w:themeColor="accent4" w:themeShade="BF"/>
+              </w:rPr>
+              <w:t>Ruben:</w:t>
+            </w:r>
+          </w:p>
+          <w:p>
+            <w:pPr>
+              <w:pStyle w:val="Paragrafoelenco"/>
+              <w:numPr>
+                <w:ilvl w:val="0"/>
+                <w:numId w:val="29"/>
+              </w:numPr>
+              <w:rPr>
+                <w:rFonts w:ascii="Arial" w:hAnsi="Arial" w:cs="Arial"/>
+              </w:rPr>
+            </w:pPr>
+            <w:r>
+              <w:rPr>
+                <w:rFonts w:ascii="Arial" w:hAnsi="Arial" w:cs="Arial"/>
+              </w:rPr>
+              <w:t xml:space="preserve">Lavori svolti la scorsa lezione: </w:t>
+            </w:r>
+            <w:r>
+              <w:rPr>
+                <w:rFonts w:ascii="Arial" w:hAnsi="Arial" w:cs="Arial"/>
+              </w:rPr>
+              <w:t xml:space="preserve">creazione del </w:t>
+            </w:r>
+            <w:proofErr w:type="spellStart"/>
+            <w:r>
+              <w:rPr>
+                <w:rFonts w:ascii="Arial" w:hAnsi="Arial" w:cs="Arial"/>
+              </w:rPr>
+              <w:t>branch</w:t>
+            </w:r>
+            <w:proofErr w:type="spellEnd"/>
+            <w:r>
+              <w:rPr>
+                <w:rFonts w:ascii="Arial" w:hAnsi="Arial" w:cs="Arial"/>
+              </w:rPr>
+              <w:t xml:space="preserve"> di GitHub con gli assets codice del mostro (Jumpscare)</w:t>
+            </w:r>
+          </w:p>
+          <w:p>
+            <w:pPr>
+              <w:pStyle w:val="Paragrafoelenco"/>
+              <w:numPr>
+                <w:ilvl w:val="0"/>
+                <w:numId w:val="29"/>
+              </w:numPr>
+              <w:rPr>
+                <w:rFonts w:ascii="Arial" w:hAnsi="Arial" w:cs="Arial"/>
+              </w:rPr>
+            </w:pPr>
+            <w:r>
+              <w:rPr>
+                <w:rFonts w:ascii="Arial" w:hAnsi="Arial" w:cs="Arial"/>
+              </w:rPr>
+              <w:t xml:space="preserve">Lavori da svolgere questa lezione: </w:t>
+            </w:r>
+            <w:r>
+              <w:rPr>
+                <w:rFonts w:ascii="Arial" w:hAnsi="Arial" w:cs="Arial"/>
+              </w:rPr>
+              <w:t>Jumpscare + morte del giocatore, progressi di gioco</w:t>
+            </w:r>
+          </w:p>
+          <w:p>
+            <w:pPr>
+              <w:rPr>
+                <w:rFonts w:ascii="Arial" w:hAnsi="Arial" w:cs="Arial"/>
+              </w:rPr>
+            </w:pPr>
+          </w:p>
+          <w:p>
+            <w:pPr>
+              <w:rPr>
+                <w:rFonts w:ascii="Arial" w:hAnsi="Arial" w:cs="Arial"/>
+              </w:rPr>
+            </w:pPr>
+          </w:p>
+          <w:p>
+            <w:pPr>
+              <w:rPr>
+                <w:rFonts w:ascii="Arial" w:hAnsi="Arial" w:cs="Arial"/>
+              </w:rPr>
+            </w:pPr>
+          </w:p>
+        </w:tc>
+      </w:tr>
+    </w:tbl>
+    <w:p>
+      <w:pPr>
+        <w:rPr>
+          <w:rFonts w:ascii="Arial" w:hAnsi="Arial" w:cs="Arial"/>
+        </w:rPr>
+      </w:pPr>
+    </w:p>
+    <w:tbl>
+      <w:tblPr>
+        <w:tblStyle w:val="Grigliatabella"/>
+        <w:tblW w:w="0" w:type="auto"/>
+        <w:tblLook w:val="04A0" w:firstRow="1" w:lastRow="0" w:firstColumn="1" w:lastColumn="0" w:noHBand="0" w:noVBand="1"/>
+      </w:tblPr>
+      <w:tblGrid>
+        <w:gridCol w:w="9628"/>
+      </w:tblGrid>
+      <w:tr>
+        <w:tc>
+          <w:tcPr>
+            <w:tcW w:w="9854" w:type="dxa"/>
+            <w:shd w:val="clear" w:color="auto" w:fill="D9D9D9" w:themeFill="background1" w:themeFillShade="D9"/>
+          </w:tcPr>
+          <w:p>
+            <w:pPr>
+              <w:rPr>
+                <w:rFonts w:ascii="Arial" w:hAnsi="Arial" w:cs="Arial"/>
+              </w:rPr>
+            </w:pPr>
+            <w:r>
+              <w:rPr>
+                <w:rFonts w:ascii="Arial" w:hAnsi="Arial" w:cs="Arial"/>
+              </w:rPr>
+              <w:t>Sprint Planning</w:t>
+            </w:r>
+          </w:p>
+        </w:tc>
+      </w:tr>
+      <w:tr>
+        <w:tc>
+          <w:tcPr>
+            <w:tcW w:w="9854" w:type="dxa"/>
+          </w:tcPr>
+          <w:p>
+            <w:pPr>
+              <w:rPr>
+                <w:rFonts w:ascii="Arial" w:hAnsi="Arial" w:cs="Arial"/>
+              </w:rPr>
+            </w:pPr>
+          </w:p>
+        </w:tc>
+      </w:tr>
+    </w:tbl>
+    <w:p>
+      <w:pPr>
+        <w:rPr>
+          <w:rFonts w:ascii="Arial" w:hAnsi="Arial" w:cs="Arial"/>
+        </w:rPr>
+      </w:pPr>
+    </w:p>
+    <w:tbl>
+      <w:tblPr>
+        <w:tblStyle w:val="Grigliatabella"/>
+        <w:tblW w:w="0" w:type="auto"/>
+        <w:tblLook w:val="04A0" w:firstRow="1" w:lastRow="0" w:firstColumn="1" w:lastColumn="0" w:noHBand="0" w:noVBand="1"/>
+      </w:tblPr>
+      <w:tblGrid>
+        <w:gridCol w:w="9628"/>
+      </w:tblGrid>
+      <w:tr>
+        <w:tc>
+          <w:tcPr>
+            <w:tcW w:w="9854" w:type="dxa"/>
+            <w:shd w:val="clear" w:color="auto" w:fill="D9D9D9" w:themeFill="background1" w:themeFillShade="D9"/>
+          </w:tcPr>
+          <w:p>
+            <w:pPr>
+              <w:rPr>
+                <w:rFonts w:ascii="Arial" w:hAnsi="Arial" w:cs="Arial"/>
+              </w:rPr>
+            </w:pPr>
+            <w:r>
+              <w:rPr>
+                <w:rFonts w:ascii="Arial" w:hAnsi="Arial" w:cs="Arial"/>
+              </w:rPr>
+              <w:t>Sprint Review</w:t>
+            </w:r>
+          </w:p>
+        </w:tc>
+      </w:tr>
+      <w:tr>
+        <w:tc>
+          <w:tcPr>
+            <w:tcW w:w="9854" w:type="dxa"/>
+          </w:tcPr>
+          <w:p>
+            <w:pPr>
+              <w:rPr>
+                <w:rFonts w:ascii="Arial" w:hAnsi="Arial" w:cs="Arial"/>
+              </w:rPr>
+            </w:pPr>
+          </w:p>
+        </w:tc>
+      </w:tr>
+    </w:tbl>
+    <w:p>
+      <w:pPr>
+        <w:rPr>
+          <w:rFonts w:ascii="Arial" w:hAnsi="Arial" w:cs="Arial"/>
+        </w:rPr>
+      </w:pPr>
+    </w:p>
+    <w:tbl>
+      <w:tblPr>
+        <w:tblStyle w:val="Grigliatabella"/>
+        <w:tblW w:w="0" w:type="auto"/>
+        <w:tblLook w:val="04A0" w:firstRow="1" w:lastRow="0" w:firstColumn="1" w:lastColumn="0" w:noHBand="0" w:noVBand="1"/>
+      </w:tblPr>
+      <w:tblGrid>
+        <w:gridCol w:w="9628"/>
+      </w:tblGrid>
+      <w:tr>
+        <w:tc>
+          <w:tcPr>
+            <w:tcW w:w="9854" w:type="dxa"/>
+            <w:shd w:val="clear" w:color="auto" w:fill="D9D9D9" w:themeFill="background1" w:themeFillShade="D9"/>
+          </w:tcPr>
+          <w:p>
+            <w:pPr>
+              <w:rPr>
+                <w:rFonts w:ascii="Arial" w:hAnsi="Arial" w:cs="Arial"/>
+              </w:rPr>
+            </w:pPr>
+            <w:r>
+              <w:rPr>
+                <w:rFonts w:ascii="Arial" w:hAnsi="Arial" w:cs="Arial"/>
+              </w:rPr>
+              <w:t xml:space="preserve">Sprint </w:t>
+            </w:r>
+            <w:proofErr w:type="spellStart"/>
+            <w:r>
+              <w:rPr>
+                <w:rFonts w:ascii="Arial" w:hAnsi="Arial" w:cs="Arial"/>
+              </w:rPr>
+              <w:t>Retrospective</w:t>
+            </w:r>
+            <w:proofErr w:type="spellEnd"/>
+            <w:r>
+              <w:rPr>
+                <w:rFonts w:ascii="Arial" w:hAnsi="Arial" w:cs="Arial"/>
+              </w:rPr>
+              <w:t xml:space="preserve"> </w:t>
+            </w:r>
+          </w:p>
+        </w:tc>
+      </w:tr>
+      <w:tr>
+        <w:tc>
+          <w:tcPr>
+            <w:tcW w:w="9854" w:type="dxa"/>
+          </w:tcPr>
+          <w:p>
+            <w:pPr>
+              <w:rPr>
+                <w:rFonts w:ascii="Arial" w:hAnsi="Arial" w:cs="Arial"/>
+              </w:rPr>
+            </w:pPr>
+          </w:p>
+        </w:tc>
+      </w:tr>
+    </w:tbl>
+    <w:p>
+      <w:pPr>
+        <w:rPr>
+          <w:rFonts w:ascii="Arial" w:hAnsi="Arial" w:cs="Arial"/>
+        </w:rPr>
+      </w:pPr>
+    </w:p>
     <w:sectPr>
-      <w:headerReference w:type="default" r:id="rId28"/>
-      <w:footerReference w:type="default" r:id="rId29"/>
+      <w:headerReference w:type="default" r:id="rId33"/>
+      <w:footerReference w:type="default" r:id="rId34"/>
       <w:pgSz w:w="11906" w:h="16838"/>
       <w:pgMar w:top="1135" w:right="1134" w:bottom="993" w:left="1134" w:header="708" w:footer="314" w:gutter="0"/>
       <w:cols w:space="708"/>
@@ -16948,119 +19813,232 @@
     </w:lvl>
   </w:abstractNum>
   <w:abstractNum w:abstractNumId="4" w15:restartNumberingAfterBreak="0">
+    <w:nsid w:val="1611442F"/>
+    <w:multiLevelType w:val="hybridMultilevel"/>
+    <w:tmpl w:val="409AB076"/>
+    <w:lvl w:ilvl="0" w:tplc="08100001">
+      <w:start w:val="1"/>
+      <w:numFmt w:val="bullet"/>
+      <w:lvlText w:val=""/>
+      <w:lvlJc w:val="left"/>
+      <w:pPr>
+        <w:ind w:left="720" w:hanging="360"/>
+      </w:pPr>
+      <w:rPr>
+        <w:rFonts w:ascii="Symbol" w:hAnsi="Symbol" w:hint="default"/>
+      </w:rPr>
+    </w:lvl>
+    <w:lvl w:ilvl="1" w:tplc="08100003" w:tentative="1">
+      <w:start w:val="1"/>
+      <w:numFmt w:val="bullet"/>
+      <w:lvlText w:val="o"/>
+      <w:lvlJc w:val="left"/>
+      <w:pPr>
+        <w:ind w:left="1440" w:hanging="360"/>
+      </w:pPr>
+      <w:rPr>
+        <w:rFonts w:ascii="Courier New" w:hAnsi="Courier New" w:cs="Courier New" w:hint="default"/>
+      </w:rPr>
+    </w:lvl>
+    <w:lvl w:ilvl="2" w:tplc="08100005" w:tentative="1">
+      <w:start w:val="1"/>
+      <w:numFmt w:val="bullet"/>
+      <w:lvlText w:val=""/>
+      <w:lvlJc w:val="left"/>
+      <w:pPr>
+        <w:ind w:left="2160" w:hanging="360"/>
+      </w:pPr>
+      <w:rPr>
+        <w:rFonts w:ascii="Wingdings" w:hAnsi="Wingdings" w:hint="default"/>
+      </w:rPr>
+    </w:lvl>
+    <w:lvl w:ilvl="3" w:tplc="08100001" w:tentative="1">
+      <w:start w:val="1"/>
+      <w:numFmt w:val="bullet"/>
+      <w:lvlText w:val=""/>
+      <w:lvlJc w:val="left"/>
+      <w:pPr>
+        <w:ind w:left="2880" w:hanging="360"/>
+      </w:pPr>
+      <w:rPr>
+        <w:rFonts w:ascii="Symbol" w:hAnsi="Symbol" w:hint="default"/>
+      </w:rPr>
+    </w:lvl>
+    <w:lvl w:ilvl="4" w:tplc="08100003" w:tentative="1">
+      <w:start w:val="1"/>
+      <w:numFmt w:val="bullet"/>
+      <w:lvlText w:val="o"/>
+      <w:lvlJc w:val="left"/>
+      <w:pPr>
+        <w:ind w:left="3600" w:hanging="360"/>
+      </w:pPr>
+      <w:rPr>
+        <w:rFonts w:ascii="Courier New" w:hAnsi="Courier New" w:cs="Courier New" w:hint="default"/>
+      </w:rPr>
+    </w:lvl>
+    <w:lvl w:ilvl="5" w:tplc="08100005" w:tentative="1">
+      <w:start w:val="1"/>
+      <w:numFmt w:val="bullet"/>
+      <w:lvlText w:val=""/>
+      <w:lvlJc w:val="left"/>
+      <w:pPr>
+        <w:ind w:left="4320" w:hanging="360"/>
+      </w:pPr>
+      <w:rPr>
+        <w:rFonts w:ascii="Wingdings" w:hAnsi="Wingdings" w:hint="default"/>
+      </w:rPr>
+    </w:lvl>
+    <w:lvl w:ilvl="6" w:tplc="08100001" w:tentative="1">
+      <w:start w:val="1"/>
+      <w:numFmt w:val="bullet"/>
+      <w:lvlText w:val=""/>
+      <w:lvlJc w:val="left"/>
+      <w:pPr>
+        <w:ind w:left="5040" w:hanging="360"/>
+      </w:pPr>
+      <w:rPr>
+        <w:rFonts w:ascii="Symbol" w:hAnsi="Symbol" w:hint="default"/>
+      </w:rPr>
+    </w:lvl>
+    <w:lvl w:ilvl="7" w:tplc="08100003" w:tentative="1">
+      <w:start w:val="1"/>
+      <w:numFmt w:val="bullet"/>
+      <w:lvlText w:val="o"/>
+      <w:lvlJc w:val="left"/>
+      <w:pPr>
+        <w:ind w:left="5760" w:hanging="360"/>
+      </w:pPr>
+      <w:rPr>
+        <w:rFonts w:ascii="Courier New" w:hAnsi="Courier New" w:cs="Courier New" w:hint="default"/>
+      </w:rPr>
+    </w:lvl>
+    <w:lvl w:ilvl="8" w:tplc="08100005" w:tentative="1">
+      <w:start w:val="1"/>
+      <w:numFmt w:val="bullet"/>
+      <w:lvlText w:val=""/>
+      <w:lvlJc w:val="left"/>
+      <w:pPr>
+        <w:ind w:left="6480" w:hanging="360"/>
+      </w:pPr>
+      <w:rPr>
+        <w:rFonts w:ascii="Wingdings" w:hAnsi="Wingdings" w:hint="default"/>
+      </w:rPr>
+    </w:lvl>
+  </w:abstractNum>
+  <w:abstractNum w:abstractNumId="5" w15:restartNumberingAfterBreak="0">
     <w:nsid w:val="16654A38"/>
     <w:multiLevelType w:val="hybridMultilevel"/>
-    <w:tmpl w:val="F3E65362"/>
-    <w:lvl w:ilvl="0" w:tplc="08100001">
+    <w:tmpl w:val="C60AF9E4"/>
+    <w:lvl w:ilvl="0" w:tplc="08100005">
+      <w:start w:val="1"/>
+      <w:numFmt w:val="bullet"/>
+      <w:lvlText w:val=""/>
+      <w:lvlJc w:val="left"/>
+      <w:pPr>
+        <w:ind w:left="720" w:hanging="360"/>
+      </w:pPr>
+      <w:rPr>
+        <w:rFonts w:ascii="Wingdings" w:hAnsi="Wingdings" w:hint="default"/>
+      </w:rPr>
+    </w:lvl>
+    <w:lvl w:ilvl="1" w:tplc="08100003">
+      <w:start w:val="1"/>
+      <w:numFmt w:val="bullet"/>
+      <w:lvlText w:val="o"/>
+      <w:lvlJc w:val="left"/>
+      <w:pPr>
+        <w:ind w:left="1440" w:hanging="360"/>
+      </w:pPr>
+      <w:rPr>
+        <w:rFonts w:ascii="Courier New" w:hAnsi="Courier New" w:cs="Courier New" w:hint="default"/>
+      </w:rPr>
+    </w:lvl>
+    <w:lvl w:ilvl="2" w:tplc="08100005" w:tentative="1">
+      <w:start w:val="1"/>
+      <w:numFmt w:val="bullet"/>
+      <w:lvlText w:val=""/>
+      <w:lvlJc w:val="left"/>
+      <w:pPr>
+        <w:ind w:left="2160" w:hanging="360"/>
+      </w:pPr>
+      <w:rPr>
+        <w:rFonts w:ascii="Wingdings" w:hAnsi="Wingdings" w:hint="default"/>
+      </w:rPr>
+    </w:lvl>
+    <w:lvl w:ilvl="3" w:tplc="08100001" w:tentative="1">
       <w:start w:val="1"/>
       <w:numFmt w:val="bullet"/>
       <w:lvlText w:val=""/>
       <w:lvlJc w:val="left"/>
       <w:pPr>
-        <w:ind w:left="720" w:hanging="360"/>
+        <w:ind w:left="2880" w:hanging="360"/>
       </w:pPr>
       <w:rPr>
         <w:rFonts w:ascii="Symbol" w:hAnsi="Symbol" w:hint="default"/>
       </w:rPr>
     </w:lvl>
-    <w:lvl w:ilvl="1" w:tplc="08100003">
+    <w:lvl w:ilvl="4" w:tplc="08100003" w:tentative="1">
       <w:start w:val="1"/>
       <w:numFmt w:val="bullet"/>
       <w:lvlText w:val="o"/>
       <w:lvlJc w:val="left"/>
       <w:pPr>
-        <w:ind w:left="1440" w:hanging="360"/>
+        <w:ind w:left="3600" w:hanging="360"/>
       </w:pPr>
       <w:rPr>
         <w:rFonts w:ascii="Courier New" w:hAnsi="Courier New" w:cs="Courier New" w:hint="default"/>
       </w:rPr>
     </w:lvl>
-    <w:lvl w:ilvl="2" w:tplc="08100005" w:tentative="1">
+    <w:lvl w:ilvl="5" w:tplc="08100005" w:tentative="1">
       <w:start w:val="1"/>
       <w:numFmt w:val="bullet"/>
       <w:lvlText w:val=""/>
       <w:lvlJc w:val="left"/>
       <w:pPr>
-        <w:ind w:left="2160" w:hanging="360"/>
+        <w:ind w:left="4320" w:hanging="360"/>
       </w:pPr>
       <w:rPr>
         <w:rFonts w:ascii="Wingdings" w:hAnsi="Wingdings" w:hint="default"/>
       </w:rPr>
     </w:lvl>
-    <w:lvl w:ilvl="3" w:tplc="08100001" w:tentative="1">
+    <w:lvl w:ilvl="6" w:tplc="08100001" w:tentative="1">
       <w:start w:val="1"/>
       <w:numFmt w:val="bullet"/>
       <w:lvlText w:val=""/>
       <w:lvlJc w:val="left"/>
       <w:pPr>
-        <w:ind w:left="2880" w:hanging="360"/>
+        <w:ind w:left="5040" w:hanging="360"/>
       </w:pPr>
       <w:rPr>
         <w:rFonts w:ascii="Symbol" w:hAnsi="Symbol" w:hint="default"/>
       </w:rPr>
     </w:lvl>
-    <w:lvl w:ilvl="4" w:tplc="08100003" w:tentative="1">
+    <w:lvl w:ilvl="7" w:tplc="08100003" w:tentative="1">
       <w:start w:val="1"/>
       <w:numFmt w:val="bullet"/>
       <w:lvlText w:val="o"/>
       <w:lvlJc w:val="left"/>
       <w:pPr>
-        <w:ind w:left="3600" w:hanging="360"/>
+        <w:ind w:left="5760" w:hanging="360"/>
       </w:pPr>
       <w:rPr>
         <w:rFonts w:ascii="Courier New" w:hAnsi="Courier New" w:cs="Courier New" w:hint="default"/>
       </w:rPr>
     </w:lvl>
-    <w:lvl w:ilvl="5" w:tplc="08100005" w:tentative="1">
+    <w:lvl w:ilvl="8" w:tplc="08100005" w:tentative="1">
       <w:start w:val="1"/>
       <w:numFmt w:val="bullet"/>
       <w:lvlText w:val=""/>
       <w:lvlJc w:val="left"/>
       <w:pPr>
-        <w:ind w:left="4320" w:hanging="360"/>
+        <w:ind w:left="6480" w:hanging="360"/>
       </w:pPr>
       <w:rPr>
         <w:rFonts w:ascii="Wingdings" w:hAnsi="Wingdings" w:hint="default"/>
       </w:rPr>
     </w:lvl>
-    <w:lvl w:ilvl="6" w:tplc="08100001" w:tentative="1">
-      <w:start w:val="1"/>
-      <w:numFmt w:val="bullet"/>
-      <w:lvlText w:val=""/>
-      <w:lvlJc w:val="left"/>
-      <w:pPr>
-        <w:ind w:left="5040" w:hanging="360"/>
-      </w:pPr>
-      <w:rPr>
-        <w:rFonts w:ascii="Symbol" w:hAnsi="Symbol" w:hint="default"/>
-      </w:rPr>
-    </w:lvl>
-    <w:lvl w:ilvl="7" w:tplc="08100003" w:tentative="1">
-      <w:start w:val="1"/>
-      <w:numFmt w:val="bullet"/>
-      <w:lvlText w:val="o"/>
-      <w:lvlJc w:val="left"/>
-      <w:pPr>
-        <w:ind w:left="5760" w:hanging="360"/>
-      </w:pPr>
-      <w:rPr>
-        <w:rFonts w:ascii="Courier New" w:hAnsi="Courier New" w:cs="Courier New" w:hint="default"/>
-      </w:rPr>
-    </w:lvl>
-    <w:lvl w:ilvl="8" w:tplc="08100005" w:tentative="1">
-      <w:start w:val="1"/>
-      <w:numFmt w:val="bullet"/>
-      <w:lvlText w:val=""/>
-      <w:lvlJc w:val="left"/>
-      <w:pPr>
-        <w:ind w:left="6480" w:hanging="360"/>
-      </w:pPr>
-      <w:rPr>
-        <w:rFonts w:ascii="Wingdings" w:hAnsi="Wingdings" w:hint="default"/>
-      </w:rPr>
-    </w:lvl>
   </w:abstractNum>
-  <w:abstractNum w:abstractNumId="5" w15:restartNumberingAfterBreak="0">
+  <w:abstractNum w:abstractNumId="6" w15:restartNumberingAfterBreak="0">
     <w:nsid w:val="16F32501"/>
     <w:multiLevelType w:val="hybridMultilevel"/>
     <w:tmpl w:val="40349C20"/>
@@ -17173,7 +20151,7 @@
       </w:rPr>
     </w:lvl>
   </w:abstractNum>
-  <w:abstractNum w:abstractNumId="6" w15:restartNumberingAfterBreak="0">
+  <w:abstractNum w:abstractNumId="7" w15:restartNumberingAfterBreak="0">
     <w:nsid w:val="1AC113DD"/>
     <w:multiLevelType w:val="hybridMultilevel"/>
     <w:tmpl w:val="7F14AF36"/>
@@ -17285,7 +20263,7 @@
       </w:rPr>
     </w:lvl>
   </w:abstractNum>
-  <w:abstractNum w:abstractNumId="7" w15:restartNumberingAfterBreak="0">
+  <w:abstractNum w:abstractNumId="8" w15:restartNumberingAfterBreak="0">
     <w:nsid w:val="1DFB51AB"/>
     <w:multiLevelType w:val="hybridMultilevel"/>
     <w:tmpl w:val="BFACE39E"/>
@@ -17398,7 +20376,7 @@
       </w:rPr>
     </w:lvl>
   </w:abstractNum>
-  <w:abstractNum w:abstractNumId="8" w15:restartNumberingAfterBreak="0">
+  <w:abstractNum w:abstractNumId="9" w15:restartNumberingAfterBreak="0">
     <w:nsid w:val="2A914642"/>
     <w:multiLevelType w:val="hybridMultilevel"/>
     <w:tmpl w:val="3BE67178"/>
@@ -17511,7 +20489,7 @@
       </w:rPr>
     </w:lvl>
   </w:abstractNum>
-  <w:abstractNum w:abstractNumId="9" w15:restartNumberingAfterBreak="0">
+  <w:abstractNum w:abstractNumId="10" w15:restartNumberingAfterBreak="0">
     <w:nsid w:val="2F3D7A3E"/>
     <w:multiLevelType w:val="hybridMultilevel"/>
     <w:tmpl w:val="15C23898"/>
@@ -17624,7 +20602,7 @@
       </w:rPr>
     </w:lvl>
   </w:abstractNum>
-  <w:abstractNum w:abstractNumId="10" w15:restartNumberingAfterBreak="0">
+  <w:abstractNum w:abstractNumId="11" w15:restartNumberingAfterBreak="0">
     <w:nsid w:val="36E11DF4"/>
     <w:multiLevelType w:val="hybridMultilevel"/>
     <w:tmpl w:val="1856E4BE"/>
@@ -17736,7 +20714,7 @@
       </w:rPr>
     </w:lvl>
   </w:abstractNum>
-  <w:abstractNum w:abstractNumId="11" w15:restartNumberingAfterBreak="0">
+  <w:abstractNum w:abstractNumId="12" w15:restartNumberingAfterBreak="0">
     <w:nsid w:val="39ED03C6"/>
     <w:multiLevelType w:val="hybridMultilevel"/>
     <w:tmpl w:val="9F68CE16"/>
@@ -17849,7 +20827,7 @@
       </w:rPr>
     </w:lvl>
   </w:abstractNum>
-  <w:abstractNum w:abstractNumId="12" w15:restartNumberingAfterBreak="0">
+  <w:abstractNum w:abstractNumId="13" w15:restartNumberingAfterBreak="0">
     <w:nsid w:val="3AFA4BF8"/>
     <w:multiLevelType w:val="hybridMultilevel"/>
     <w:tmpl w:val="EF1C99B4"/>
@@ -17961,7 +20939,7 @@
       </w:rPr>
     </w:lvl>
   </w:abstractNum>
-  <w:abstractNum w:abstractNumId="13" w15:restartNumberingAfterBreak="0">
+  <w:abstractNum w:abstractNumId="14" w15:restartNumberingAfterBreak="0">
     <w:nsid w:val="3D4C551D"/>
     <w:multiLevelType w:val="hybridMultilevel"/>
     <w:tmpl w:val="1D629A34"/>
@@ -18074,7 +21052,7 @@
       </w:rPr>
     </w:lvl>
   </w:abstractNum>
-  <w:abstractNum w:abstractNumId="14" w15:restartNumberingAfterBreak="0">
+  <w:abstractNum w:abstractNumId="15" w15:restartNumberingAfterBreak="0">
     <w:nsid w:val="3EBE4D1A"/>
     <w:multiLevelType w:val="hybridMultilevel"/>
     <w:tmpl w:val="C2E8BF98"/>
@@ -18186,7 +21164,7 @@
       </w:rPr>
     </w:lvl>
   </w:abstractNum>
-  <w:abstractNum w:abstractNumId="15" w15:restartNumberingAfterBreak="0">
+  <w:abstractNum w:abstractNumId="16" w15:restartNumberingAfterBreak="0">
     <w:nsid w:val="3F6019ED"/>
     <w:multiLevelType w:val="hybridMultilevel"/>
     <w:tmpl w:val="857EB43C"/>
@@ -18299,7 +21277,7 @@
       </w:rPr>
     </w:lvl>
   </w:abstractNum>
-  <w:abstractNum w:abstractNumId="16" w15:restartNumberingAfterBreak="0">
+  <w:abstractNum w:abstractNumId="17" w15:restartNumberingAfterBreak="0">
     <w:nsid w:val="3F671B2A"/>
     <w:multiLevelType w:val="hybridMultilevel"/>
     <w:tmpl w:val="837CCA7E"/>
@@ -18412,7 +21390,7 @@
       </w:rPr>
     </w:lvl>
   </w:abstractNum>
-  <w:abstractNum w:abstractNumId="17" w15:restartNumberingAfterBreak="0">
+  <w:abstractNum w:abstractNumId="18" w15:restartNumberingAfterBreak="0">
     <w:nsid w:val="405C59AA"/>
     <w:multiLevelType w:val="hybridMultilevel"/>
     <w:tmpl w:val="09706264"/>
@@ -18525,7 +21503,7 @@
       </w:rPr>
     </w:lvl>
   </w:abstractNum>
-  <w:abstractNum w:abstractNumId="18" w15:restartNumberingAfterBreak="0">
+  <w:abstractNum w:abstractNumId="19" w15:restartNumberingAfterBreak="0">
     <w:nsid w:val="41440007"/>
     <w:multiLevelType w:val="hybridMultilevel"/>
     <w:tmpl w:val="6F76870E"/>
@@ -18639,7 +21617,7 @@
       </w:rPr>
     </w:lvl>
   </w:abstractNum>
-  <w:abstractNum w:abstractNumId="19" w15:restartNumberingAfterBreak="0">
+  <w:abstractNum w:abstractNumId="20" w15:restartNumberingAfterBreak="0">
     <w:nsid w:val="432D4A14"/>
     <w:multiLevelType w:val="hybridMultilevel"/>
     <w:tmpl w:val="3850D6E2"/>
@@ -18751,7 +21729,7 @@
       </w:rPr>
     </w:lvl>
   </w:abstractNum>
-  <w:abstractNum w:abstractNumId="20" w15:restartNumberingAfterBreak="0">
+  <w:abstractNum w:abstractNumId="21" w15:restartNumberingAfterBreak="0">
     <w:nsid w:val="442C21C6"/>
     <w:multiLevelType w:val="hybridMultilevel"/>
     <w:tmpl w:val="D64E2F34"/>
@@ -18864,7 +21842,7 @@
       </w:rPr>
     </w:lvl>
   </w:abstractNum>
-  <w:abstractNum w:abstractNumId="21" w15:restartNumberingAfterBreak="0">
+  <w:abstractNum w:abstractNumId="22" w15:restartNumberingAfterBreak="0">
     <w:nsid w:val="44F65ACA"/>
     <w:multiLevelType w:val="hybridMultilevel"/>
     <w:tmpl w:val="A3C8D654"/>
@@ -18977,7 +21955,7 @@
       </w:rPr>
     </w:lvl>
   </w:abstractNum>
-  <w:abstractNum w:abstractNumId="22" w15:restartNumberingAfterBreak="0">
+  <w:abstractNum w:abstractNumId="23" w15:restartNumberingAfterBreak="0">
     <w:nsid w:val="45714A95"/>
     <w:multiLevelType w:val="hybridMultilevel"/>
     <w:tmpl w:val="05F4A790"/>
@@ -19089,7 +22067,7 @@
       </w:rPr>
     </w:lvl>
   </w:abstractNum>
-  <w:abstractNum w:abstractNumId="23" w15:restartNumberingAfterBreak="0">
+  <w:abstractNum w:abstractNumId="24" w15:restartNumberingAfterBreak="0">
     <w:nsid w:val="464C25BA"/>
     <w:multiLevelType w:val="hybridMultilevel"/>
     <w:tmpl w:val="804C70B6"/>
@@ -19202,7 +22180,7 @@
       </w:rPr>
     </w:lvl>
   </w:abstractNum>
-  <w:abstractNum w:abstractNumId="24" w15:restartNumberingAfterBreak="0">
+  <w:abstractNum w:abstractNumId="25" w15:restartNumberingAfterBreak="0">
     <w:nsid w:val="47473CE2"/>
     <w:multiLevelType w:val="hybridMultilevel"/>
     <w:tmpl w:val="ECF27DAE"/>
@@ -19314,7 +22292,7 @@
       </w:rPr>
     </w:lvl>
   </w:abstractNum>
-  <w:abstractNum w:abstractNumId="25" w15:restartNumberingAfterBreak="0">
+  <w:abstractNum w:abstractNumId="26" w15:restartNumberingAfterBreak="0">
     <w:nsid w:val="4D8115E5"/>
     <w:multiLevelType w:val="hybridMultilevel"/>
     <w:tmpl w:val="3DC066B4"/>
@@ -19427,7 +22405,7 @@
       </w:rPr>
     </w:lvl>
   </w:abstractNum>
-  <w:abstractNum w:abstractNumId="26" w15:restartNumberingAfterBreak="0">
+  <w:abstractNum w:abstractNumId="27" w15:restartNumberingAfterBreak="0">
     <w:nsid w:val="4DE9399F"/>
     <w:multiLevelType w:val="hybridMultilevel"/>
     <w:tmpl w:val="EFDC57FE"/>
@@ -19540,7 +22518,7 @@
       </w:rPr>
     </w:lvl>
   </w:abstractNum>
-  <w:abstractNum w:abstractNumId="27" w15:restartNumberingAfterBreak="0">
+  <w:abstractNum w:abstractNumId="28" w15:restartNumberingAfterBreak="0">
     <w:nsid w:val="4F3E37E0"/>
     <w:multiLevelType w:val="hybridMultilevel"/>
     <w:tmpl w:val="96140886"/>
@@ -19653,7 +22631,7 @@
       </w:rPr>
     </w:lvl>
   </w:abstractNum>
-  <w:abstractNum w:abstractNumId="28" w15:restartNumberingAfterBreak="0">
+  <w:abstractNum w:abstractNumId="29" w15:restartNumberingAfterBreak="0">
     <w:nsid w:val="50244ADA"/>
     <w:multiLevelType w:val="hybridMultilevel"/>
     <w:tmpl w:val="98126300"/>
@@ -19766,7 +22744,7 @@
       </w:rPr>
     </w:lvl>
   </w:abstractNum>
-  <w:abstractNum w:abstractNumId="29" w15:restartNumberingAfterBreak="0">
+  <w:abstractNum w:abstractNumId="30" w15:restartNumberingAfterBreak="0">
     <w:nsid w:val="50A049EF"/>
     <w:multiLevelType w:val="hybridMultilevel"/>
     <w:tmpl w:val="2696A0FE"/>
@@ -19879,7 +22857,7 @@
       </w:rPr>
     </w:lvl>
   </w:abstractNum>
-  <w:abstractNum w:abstractNumId="30" w15:restartNumberingAfterBreak="0">
+  <w:abstractNum w:abstractNumId="31" w15:restartNumberingAfterBreak="0">
     <w:nsid w:val="50B32338"/>
     <w:multiLevelType w:val="hybridMultilevel"/>
     <w:tmpl w:val="86FABB98"/>
@@ -19992,7 +22970,7 @@
       </w:rPr>
     </w:lvl>
   </w:abstractNum>
-  <w:abstractNum w:abstractNumId="31" w15:restartNumberingAfterBreak="0">
+  <w:abstractNum w:abstractNumId="32" w15:restartNumberingAfterBreak="0">
     <w:nsid w:val="56FB2288"/>
     <w:multiLevelType w:val="hybridMultilevel"/>
     <w:tmpl w:val="EB70DDDA"/>
@@ -20105,7 +23083,7 @@
       </w:rPr>
     </w:lvl>
   </w:abstractNum>
-  <w:abstractNum w:abstractNumId="32" w15:restartNumberingAfterBreak="0">
+  <w:abstractNum w:abstractNumId="33" w15:restartNumberingAfterBreak="0">
     <w:nsid w:val="58A8767E"/>
     <w:multiLevelType w:val="hybridMultilevel"/>
     <w:tmpl w:val="2E9683A2"/>
@@ -20218,7 +23196,7 @@
       </w:rPr>
     </w:lvl>
   </w:abstractNum>
-  <w:abstractNum w:abstractNumId="33" w15:restartNumberingAfterBreak="0">
+  <w:abstractNum w:abstractNumId="34" w15:restartNumberingAfterBreak="0">
     <w:nsid w:val="5A3606D5"/>
     <w:multiLevelType w:val="hybridMultilevel"/>
     <w:tmpl w:val="91805626"/>
@@ -20331,7 +23309,7 @@
       </w:rPr>
     </w:lvl>
   </w:abstractNum>
-  <w:abstractNum w:abstractNumId="34" w15:restartNumberingAfterBreak="0">
+  <w:abstractNum w:abstractNumId="35" w15:restartNumberingAfterBreak="0">
     <w:nsid w:val="61C87B25"/>
     <w:multiLevelType w:val="hybridMultilevel"/>
     <w:tmpl w:val="6FA21976"/>
@@ -20444,7 +23422,7 @@
       </w:rPr>
     </w:lvl>
   </w:abstractNum>
-  <w:abstractNum w:abstractNumId="35" w15:restartNumberingAfterBreak="0">
+  <w:abstractNum w:abstractNumId="36" w15:restartNumberingAfterBreak="0">
     <w:nsid w:val="621D43F7"/>
     <w:multiLevelType w:val="hybridMultilevel"/>
     <w:tmpl w:val="E1BA4850"/>
@@ -20557,7 +23535,7 @@
       </w:rPr>
     </w:lvl>
   </w:abstractNum>
-  <w:abstractNum w:abstractNumId="36" w15:restartNumberingAfterBreak="0">
+  <w:abstractNum w:abstractNumId="37" w15:restartNumberingAfterBreak="0">
     <w:nsid w:val="64251AC1"/>
     <w:multiLevelType w:val="hybridMultilevel"/>
     <w:tmpl w:val="3F728568"/>
@@ -20670,7 +23648,7 @@
       </w:rPr>
     </w:lvl>
   </w:abstractNum>
-  <w:abstractNum w:abstractNumId="37" w15:restartNumberingAfterBreak="0">
+  <w:abstractNum w:abstractNumId="38" w15:restartNumberingAfterBreak="0">
     <w:nsid w:val="657763C8"/>
     <w:multiLevelType w:val="hybridMultilevel"/>
     <w:tmpl w:val="94F87C5A"/>
@@ -20783,7 +23761,7 @@
       </w:rPr>
     </w:lvl>
   </w:abstractNum>
-  <w:abstractNum w:abstractNumId="38" w15:restartNumberingAfterBreak="0">
+  <w:abstractNum w:abstractNumId="39" w15:restartNumberingAfterBreak="0">
     <w:nsid w:val="6A2F569C"/>
     <w:multiLevelType w:val="hybridMultilevel"/>
     <w:tmpl w:val="B7166FEE"/>
@@ -20896,7 +23874,7 @@
       </w:rPr>
     </w:lvl>
   </w:abstractNum>
-  <w:abstractNum w:abstractNumId="39" w15:restartNumberingAfterBreak="0">
+  <w:abstractNum w:abstractNumId="40" w15:restartNumberingAfterBreak="0">
     <w:nsid w:val="6AFC21B1"/>
     <w:multiLevelType w:val="hybridMultilevel"/>
     <w:tmpl w:val="ABCC59D8"/>
@@ -21008,7 +23986,7 @@
       </w:rPr>
     </w:lvl>
   </w:abstractNum>
-  <w:abstractNum w:abstractNumId="40" w15:restartNumberingAfterBreak="0">
+  <w:abstractNum w:abstractNumId="41" w15:restartNumberingAfterBreak="0">
     <w:nsid w:val="74DB59D8"/>
     <w:multiLevelType w:val="hybridMultilevel"/>
     <w:tmpl w:val="E334E25C"/>
@@ -21121,7 +24099,7 @@
       </w:rPr>
     </w:lvl>
   </w:abstractNum>
-  <w:abstractNum w:abstractNumId="41" w15:restartNumberingAfterBreak="0">
+  <w:abstractNum w:abstractNumId="42" w15:restartNumberingAfterBreak="0">
     <w:nsid w:val="7C59329A"/>
     <w:multiLevelType w:val="hybridMultilevel"/>
     <w:tmpl w:val="B1163E3A"/>
@@ -21234,7 +24212,7 @@
       </w:rPr>
     </w:lvl>
   </w:abstractNum>
-  <w:abstractNum w:abstractNumId="42" w15:restartNumberingAfterBreak="0">
+  <w:abstractNum w:abstractNumId="43" w15:restartNumberingAfterBreak="0">
     <w:nsid w:val="7DC25969"/>
     <w:multiLevelType w:val="hybridMultilevel"/>
     <w:tmpl w:val="49A4B118"/>
@@ -21323,7 +24301,7 @@
       </w:pPr>
     </w:lvl>
   </w:abstractNum>
-  <w:abstractNum w:abstractNumId="43" w15:restartNumberingAfterBreak="0">
+  <w:abstractNum w:abstractNumId="44" w15:restartNumberingAfterBreak="0">
     <w:nsid w:val="7DF324FC"/>
     <w:multiLevelType w:val="hybridMultilevel"/>
     <w:tmpl w:val="EF24F330"/>
@@ -21437,85 +24415,85 @@
     </w:lvl>
   </w:abstractNum>
   <w:num w:numId="1" w16cid:durableId="1423798357">
+    <w:abstractNumId w:val="35"/>
+  </w:num>
+  <w:num w:numId="2" w16cid:durableId="318000406">
+    <w:abstractNumId w:val="26"/>
+  </w:num>
+  <w:num w:numId="3" w16cid:durableId="674841290">
+    <w:abstractNumId w:val="36"/>
+  </w:num>
+  <w:num w:numId="4" w16cid:durableId="354384216">
+    <w:abstractNumId w:val="14"/>
+  </w:num>
+  <w:num w:numId="5" w16cid:durableId="1278945393">
+    <w:abstractNumId w:val="41"/>
+  </w:num>
+  <w:num w:numId="6" w16cid:durableId="781267622">
+    <w:abstractNumId w:val="8"/>
+  </w:num>
+  <w:num w:numId="7" w16cid:durableId="1918247539">
+    <w:abstractNumId w:val="38"/>
+  </w:num>
+  <w:num w:numId="8" w16cid:durableId="1966814628">
+    <w:abstractNumId w:val="21"/>
+  </w:num>
+  <w:num w:numId="9" w16cid:durableId="90391750">
+    <w:abstractNumId w:val="15"/>
+  </w:num>
+  <w:num w:numId="10" w16cid:durableId="912012211">
+    <w:abstractNumId w:val="20"/>
+  </w:num>
+  <w:num w:numId="11" w16cid:durableId="1852376078">
     <w:abstractNumId w:val="34"/>
   </w:num>
-  <w:num w:numId="2" w16cid:durableId="318000406">
+  <w:num w:numId="12" w16cid:durableId="554269587">
+    <w:abstractNumId w:val="7"/>
+  </w:num>
+  <w:num w:numId="13" w16cid:durableId="655651096">
+    <w:abstractNumId w:val="13"/>
+  </w:num>
+  <w:num w:numId="14" w16cid:durableId="604508064">
+    <w:abstractNumId w:val="23"/>
+  </w:num>
+  <w:num w:numId="15" w16cid:durableId="1757899372">
+    <w:abstractNumId w:val="17"/>
+  </w:num>
+  <w:num w:numId="16" w16cid:durableId="185563671">
     <w:abstractNumId w:val="25"/>
   </w:num>
-  <w:num w:numId="3" w16cid:durableId="674841290">
-    <w:abstractNumId w:val="35"/>
+  <w:num w:numId="17" w16cid:durableId="782651641">
+    <w:abstractNumId w:val="43"/>
   </w:num>
-  <w:num w:numId="4" w16cid:durableId="354384216">
-    <w:abstractNumId w:val="13"/>
+  <w:num w:numId="18" w16cid:durableId="1417484250">
+    <w:abstractNumId w:val="22"/>
   </w:num>
-  <w:num w:numId="5" w16cid:durableId="1278945393">
+  <w:num w:numId="19" w16cid:durableId="2083286430">
     <w:abstractNumId w:val="40"/>
   </w:num>
-  <w:num w:numId="6" w16cid:durableId="781267622">
-    <w:abstractNumId w:val="7"/>
-  </w:num>
-  <w:num w:numId="7" w16cid:durableId="1918247539">
-    <w:abstractNumId w:val="37"/>
-  </w:num>
-  <w:num w:numId="8" w16cid:durableId="1966814628">
-    <w:abstractNumId w:val="20"/>
-  </w:num>
-  <w:num w:numId="9" w16cid:durableId="90391750">
-    <w:abstractNumId w:val="14"/>
-  </w:num>
-  <w:num w:numId="10" w16cid:durableId="912012211">
-    <w:abstractNumId w:val="19"/>
-  </w:num>
-  <w:num w:numId="11" w16cid:durableId="1852376078">
-    <w:abstractNumId w:val="33"/>
-  </w:num>
-  <w:num w:numId="12" w16cid:durableId="554269587">
-    <w:abstractNumId w:val="6"/>
-  </w:num>
-  <w:num w:numId="13" w16cid:durableId="655651096">
-    <w:abstractNumId w:val="12"/>
-  </w:num>
-  <w:num w:numId="14" w16cid:durableId="604508064">
-    <w:abstractNumId w:val="22"/>
-  </w:num>
-  <w:num w:numId="15" w16cid:durableId="1757899372">
-    <w:abstractNumId w:val="16"/>
-  </w:num>
-  <w:num w:numId="16" w16cid:durableId="185563671">
-    <w:abstractNumId w:val="24"/>
-  </w:num>
-  <w:num w:numId="17" w16cid:durableId="782651641">
-    <w:abstractNumId w:val="42"/>
-  </w:num>
-  <w:num w:numId="18" w16cid:durableId="1417484250">
-    <w:abstractNumId w:val="21"/>
-  </w:num>
-  <w:num w:numId="19" w16cid:durableId="2083286430">
-    <w:abstractNumId w:val="39"/>
-  </w:num>
   <w:num w:numId="20" w16cid:durableId="679433025">
-    <w:abstractNumId w:val="10"/>
+    <w:abstractNumId w:val="11"/>
   </w:num>
   <w:num w:numId="21" w16cid:durableId="1095859066">
-    <w:abstractNumId w:val="29"/>
+    <w:abstractNumId w:val="30"/>
   </w:num>
   <w:num w:numId="22" w16cid:durableId="1847861354">
-    <w:abstractNumId w:val="9"/>
+    <w:abstractNumId w:val="10"/>
   </w:num>
   <w:num w:numId="23" w16cid:durableId="476382534">
     <w:abstractNumId w:val="2"/>
   </w:num>
   <w:num w:numId="24" w16cid:durableId="41055778">
-    <w:abstractNumId w:val="11"/>
+    <w:abstractNumId w:val="12"/>
   </w:num>
   <w:num w:numId="25" w16cid:durableId="1149440082">
-    <w:abstractNumId w:val="18"/>
+    <w:abstractNumId w:val="19"/>
   </w:num>
   <w:num w:numId="26" w16cid:durableId="1349521717">
-    <w:abstractNumId w:val="32"/>
+    <w:abstractNumId w:val="33"/>
   </w:num>
   <w:num w:numId="27" w16cid:durableId="1910535127">
-    <w:abstractNumId w:val="27"/>
+    <w:abstractNumId w:val="28"/>
   </w:num>
   <w:num w:numId="28" w16cid:durableId="1628273355">
     <w:abstractNumId w:val="1"/>
@@ -21524,49 +24502,52 @@
     <w:abstractNumId w:val="0"/>
   </w:num>
   <w:num w:numId="30" w16cid:durableId="993414003">
-    <w:abstractNumId w:val="30"/>
+    <w:abstractNumId w:val="31"/>
   </w:num>
   <w:num w:numId="31" w16cid:durableId="859778762">
-    <w:abstractNumId w:val="23"/>
+    <w:abstractNumId w:val="24"/>
   </w:num>
   <w:num w:numId="32" w16cid:durableId="516507724">
     <w:abstractNumId w:val="3"/>
   </w:num>
   <w:num w:numId="33" w16cid:durableId="97065458">
+    <w:abstractNumId w:val="6"/>
+  </w:num>
+  <w:num w:numId="34" w16cid:durableId="858005674">
+    <w:abstractNumId w:val="18"/>
+  </w:num>
+  <w:num w:numId="35" w16cid:durableId="470294117">
+    <w:abstractNumId w:val="29"/>
+  </w:num>
+  <w:num w:numId="36" w16cid:durableId="1274704070">
+    <w:abstractNumId w:val="9"/>
+  </w:num>
+  <w:num w:numId="37" w16cid:durableId="952979119">
+    <w:abstractNumId w:val="37"/>
+  </w:num>
+  <w:num w:numId="38" w16cid:durableId="1476487076">
+    <w:abstractNumId w:val="16"/>
+  </w:num>
+  <w:num w:numId="39" w16cid:durableId="1452935304">
+    <w:abstractNumId w:val="44"/>
+  </w:num>
+  <w:num w:numId="40" w16cid:durableId="153492260">
+    <w:abstractNumId w:val="42"/>
+  </w:num>
+  <w:num w:numId="41" w16cid:durableId="827211303">
     <w:abstractNumId w:val="5"/>
   </w:num>
-  <w:num w:numId="34" w16cid:durableId="858005674">
-    <w:abstractNumId w:val="17"/>
-  </w:num>
-  <w:num w:numId="35" w16cid:durableId="470294117">
-    <w:abstractNumId w:val="28"/>
-  </w:num>
-  <w:num w:numId="36" w16cid:durableId="1274704070">
-    <w:abstractNumId w:val="8"/>
-  </w:num>
-  <w:num w:numId="37" w16cid:durableId="952979119">
-    <w:abstractNumId w:val="36"/>
-  </w:num>
-  <w:num w:numId="38" w16cid:durableId="1476487076">
-    <w:abstractNumId w:val="15"/>
-  </w:num>
-  <w:num w:numId="39" w16cid:durableId="1452935304">
-    <w:abstractNumId w:val="43"/>
-  </w:num>
-  <w:num w:numId="40" w16cid:durableId="153492260">
-    <w:abstractNumId w:val="41"/>
-  </w:num>
-  <w:num w:numId="41" w16cid:durableId="827211303">
-    <w:abstractNumId w:val="4"/>
-  </w:num>
   <w:num w:numId="42" w16cid:durableId="1775439984">
-    <w:abstractNumId w:val="31"/>
+    <w:abstractNumId w:val="32"/>
   </w:num>
   <w:num w:numId="43" w16cid:durableId="191695571">
-    <w:abstractNumId w:val="38"/>
+    <w:abstractNumId w:val="39"/>
   </w:num>
   <w:num w:numId="44" w16cid:durableId="1725442425">
-    <w:abstractNumId w:val="26"/>
+    <w:abstractNumId w:val="27"/>
+  </w:num>
+  <w:num w:numId="45" w16cid:durableId="1642541499">
+    <w:abstractNumId w:val="4"/>
   </w:num>
 </w:numbering>
 </file>

--- a/4_Diari/HauntedForest_Diario.docx
+++ b/4_Diari/HauntedForest_Diario.docx
@@ -4233,16 +4233,8 @@
               <w:rPr>
                 <w:rFonts w:ascii="Arial" w:hAnsi="Arial" w:cs="Arial"/>
               </w:rPr>
-              <w:t xml:space="preserve">Sprint </w:t>
-            </w:r>
-            <w:proofErr w:type="spellStart"/>
-            <w:r>
-              <w:rPr>
-                <w:rFonts w:ascii="Arial" w:hAnsi="Arial" w:cs="Arial"/>
-              </w:rPr>
-              <w:t>Retrospective</w:t>
-            </w:r>
-            <w:proofErr w:type="spellEnd"/>
+              <w:t>Sprint Retrospective</w:t>
+            </w:r>
           </w:p>
         </w:tc>
       </w:tr>
@@ -6079,16 +6071,8 @@
               <w:rPr>
                 <w:rFonts w:ascii="Arial" w:hAnsi="Arial" w:cs="Arial"/>
               </w:rPr>
-              <w:t xml:space="preserve">Sprint </w:t>
-            </w:r>
-            <w:proofErr w:type="spellStart"/>
-            <w:r>
-              <w:rPr>
-                <w:rFonts w:ascii="Arial" w:hAnsi="Arial" w:cs="Arial"/>
-              </w:rPr>
-              <w:t>Retrospective</w:t>
-            </w:r>
-            <w:proofErr w:type="spellEnd"/>
+              <w:t>Sprint Retrospective</w:t>
+            </w:r>
           </w:p>
         </w:tc>
       </w:tr>
@@ -9061,16 +9045,8 @@
               <w:rPr>
                 <w:rFonts w:ascii="Arial" w:hAnsi="Arial" w:cs="Arial"/>
               </w:rPr>
-              <w:t xml:space="preserve">Sprint </w:t>
-            </w:r>
-            <w:proofErr w:type="spellStart"/>
-            <w:r>
-              <w:rPr>
-                <w:rFonts w:ascii="Arial" w:hAnsi="Arial" w:cs="Arial"/>
-              </w:rPr>
-              <w:t>Retrospective</w:t>
-            </w:r>
-            <w:proofErr w:type="spellEnd"/>
+              <w:t>Sprint Retrospective</w:t>
+            </w:r>
           </w:p>
         </w:tc>
       </w:tr>
@@ -9161,21 +9137,7 @@
               <w:rPr>
                 <w:rFonts w:ascii="Arial" w:hAnsi="Arial" w:cs="Arial"/>
               </w:rPr>
-              <w:t xml:space="preserve">: Completata solo graficamente, l’asset è stato importato ma la porta non è </w:t>
-            </w:r>
-            <w:proofErr w:type="spellStart"/>
-            <w:r>
-              <w:rPr>
-                <w:rFonts w:ascii="Arial" w:hAnsi="Arial" w:cs="Arial"/>
-              </w:rPr>
-              <w:t>interagibile</w:t>
-            </w:r>
-            <w:proofErr w:type="spellEnd"/>
-            <w:r>
-              <w:rPr>
-                <w:rFonts w:ascii="Arial" w:hAnsi="Arial" w:cs="Arial"/>
-              </w:rPr>
-              <w:t>. Manca la mappa nella baita</w:t>
+              <w:t>: Completata solo graficamente, l’asset è stato importato ma la porta non è interagibile. Manca la mappa nella baita</w:t>
             </w:r>
           </w:p>
           <w:p>
@@ -11050,16 +11012,8 @@
               <w:rPr>
                 <w:rFonts w:ascii="Arial" w:hAnsi="Arial" w:cs="Arial"/>
               </w:rPr>
-              <w:t xml:space="preserve">Sprint </w:t>
-            </w:r>
-            <w:proofErr w:type="spellStart"/>
-            <w:r>
-              <w:rPr>
-                <w:rFonts w:ascii="Arial" w:hAnsi="Arial" w:cs="Arial"/>
-              </w:rPr>
-              <w:t>Retrospective</w:t>
-            </w:r>
-            <w:proofErr w:type="spellEnd"/>
+              <w:t>Sprint Retrospective</w:t>
+            </w:r>
           </w:p>
         </w:tc>
       </w:tr>
@@ -11408,21 +11362,7 @@
               <w:rPr>
                 <w:rFonts w:ascii="Arial" w:hAnsi="Arial" w:cs="Arial"/>
               </w:rPr>
-              <w:t xml:space="preserve">a baita (non implementate su Blender), fix alla texture del materiale per risolvere la luce della torcia </w:t>
-            </w:r>
-            <w:proofErr w:type="spellStart"/>
-            <w:r>
-              <w:rPr>
-                <w:rFonts w:ascii="Arial" w:hAnsi="Arial" w:cs="Arial"/>
-              </w:rPr>
-              <w:t>buggata</w:t>
-            </w:r>
-            <w:proofErr w:type="spellEnd"/>
-            <w:r>
-              <w:rPr>
-                <w:rFonts w:ascii="Arial" w:hAnsi="Arial" w:cs="Arial"/>
-              </w:rPr>
-              <w:t xml:space="preserve"> in certe angolazioni.</w:t>
+              <w:t>a baita (non implementate su Blender), fix alla texture del materiale per risolvere la luce della torcia buggata in certe angolazioni.</w:t>
             </w:r>
           </w:p>
           <w:p>
@@ -12094,7 +12034,7 @@
               </w:rPr>
               <w:lastRenderedPageBreak/>
               <w:drawing>
-                <wp:anchor distT="0" distB="0" distL="114300" distR="114300" simplePos="0" relativeHeight="251677696" behindDoc="0" locked="0" layoutInCell="1" allowOverlap="1" wp14:anchorId="21C91103" wp14:editId="36E82892">
+                <wp:anchor distT="0" distB="0" distL="114300" distR="114300" simplePos="0" relativeHeight="251677696" behindDoc="0" locked="0" layoutInCell="1" allowOverlap="1" wp14:anchorId="21C91103" wp14:editId="34FF111A">
                   <wp:simplePos x="0" y="0"/>
                   <wp:positionH relativeFrom="column">
                     <wp:posOffset>276737</wp:posOffset>
@@ -12979,16 +12919,8 @@
               <w:rPr>
                 <w:rFonts w:ascii="Arial" w:hAnsi="Arial" w:cs="Arial"/>
               </w:rPr>
-              <w:t xml:space="preserve">Sprint </w:t>
-            </w:r>
-            <w:proofErr w:type="spellStart"/>
-            <w:r>
-              <w:rPr>
-                <w:rFonts w:ascii="Arial" w:hAnsi="Arial" w:cs="Arial"/>
-              </w:rPr>
-              <w:t>Retrospective</w:t>
-            </w:r>
-            <w:proofErr w:type="spellEnd"/>
+              <w:t>Sprint Retrospective</w:t>
+            </w:r>
           </w:p>
         </w:tc>
       </w:tr>
@@ -14632,16 +14564,8 @@
               <w:rPr>
                 <w:rFonts w:ascii="Arial" w:hAnsi="Arial" w:cs="Arial"/>
               </w:rPr>
-              <w:t xml:space="preserve">Sprint </w:t>
-            </w:r>
-            <w:proofErr w:type="spellStart"/>
-            <w:r>
-              <w:rPr>
-                <w:rFonts w:ascii="Arial" w:hAnsi="Arial" w:cs="Arial"/>
-              </w:rPr>
-              <w:t>Retrospective</w:t>
-            </w:r>
-            <w:proofErr w:type="spellEnd"/>
+              <w:t>Sprint Retrospective</w:t>
+            </w:r>
           </w:p>
         </w:tc>
       </w:tr>
@@ -16683,16 +16607,8 @@
               <w:rPr>
                 <w:rFonts w:ascii="Arial" w:hAnsi="Arial" w:cs="Arial"/>
               </w:rPr>
-              <w:t xml:space="preserve">Sprint </w:t>
-            </w:r>
-            <w:proofErr w:type="spellStart"/>
-            <w:r>
-              <w:rPr>
-                <w:rFonts w:ascii="Arial" w:hAnsi="Arial" w:cs="Arial"/>
-              </w:rPr>
-              <w:t>Retrospective</w:t>
-            </w:r>
-            <w:proofErr w:type="spellEnd"/>
+              <w:t>Sprint Retrospective</w:t>
+            </w:r>
             <w:r>
               <w:rPr>
                 <w:rFonts w:ascii="Arial" w:hAnsi="Arial" w:cs="Arial"/>
@@ -17358,6 +17274,12 @@
                 <w:rFonts w:ascii="Arial" w:hAnsi="Arial" w:cs="Arial"/>
               </w:rPr>
             </w:pPr>
+            <w:r>
+              <w:rPr>
+                <w:rFonts w:ascii="Arial" w:hAnsi="Arial" w:cs="Arial"/>
+              </w:rPr>
+              <w:t>???</w:t>
+            </w:r>
           </w:p>
           <w:p>
             <w:pPr>
@@ -17831,7 +17753,7 @@
                 <w:noProof/>
               </w:rPr>
               <w:drawing>
-                <wp:anchor distT="0" distB="0" distL="114300" distR="114300" simplePos="0" relativeHeight="251682816" behindDoc="0" locked="0" layoutInCell="1" allowOverlap="1" wp14:anchorId="1E8B603B" wp14:editId="252C7DF0">
+                <wp:anchor distT="0" distB="0" distL="114300" distR="114300" simplePos="0" relativeHeight="251682816" behindDoc="0" locked="0" layoutInCell="1" allowOverlap="1" wp14:anchorId="1E8B603B" wp14:editId="0C9115D4">
                   <wp:simplePos x="0" y="0"/>
                   <wp:positionH relativeFrom="column">
                     <wp:posOffset>297180</wp:posOffset>
@@ -18550,7 +18472,19 @@
         <w:rPr>
           <w:sz w:val="36"/>
         </w:rPr>
-        <w:t xml:space="preserve"> 08/05/2026</w:t>
+        <w:t xml:space="preserve"> </w:t>
+      </w:r>
+      <w:r>
+        <w:rPr>
+          <w:sz w:val="36"/>
+        </w:rPr>
+        <w:t>08</w:t>
+      </w:r>
+      <w:r>
+        <w:rPr>
+          <w:sz w:val="36"/>
+        </w:rPr>
+        <w:t>/05/2026</w:t>
       </w:r>
     </w:p>
     <w:tbl>
@@ -19055,21 +18989,7 @@
               <w:rPr>
                 <w:rFonts w:ascii="Arial" w:hAnsi="Arial" w:cs="Arial"/>
               </w:rPr>
-              <w:t xml:space="preserve">Sprint </w:t>
-            </w:r>
-            <w:proofErr w:type="spellStart"/>
-            <w:r>
-              <w:rPr>
-                <w:rFonts w:ascii="Arial" w:hAnsi="Arial" w:cs="Arial"/>
-              </w:rPr>
-              <w:t>Retrospective</w:t>
-            </w:r>
-            <w:proofErr w:type="spellEnd"/>
-            <w:r>
-              <w:rPr>
-                <w:rFonts w:ascii="Arial" w:hAnsi="Arial" w:cs="Arial"/>
-              </w:rPr>
-              <w:t xml:space="preserve"> </w:t>
+              <w:t xml:space="preserve">Sprint Retrospective </w:t>
             </w:r>
           </w:p>
         </w:tc>
@@ -19096,9 +19016,2763 @@
         </w:rPr>
       </w:pPr>
     </w:p>
+    <w:p>
+      <w:pPr>
+        <w:rPr>
+          <w:rFonts w:ascii="Arial" w:hAnsi="Arial" w:cs="Arial"/>
+        </w:rPr>
+      </w:pPr>
+    </w:p>
+    <w:p>
+      <w:pPr>
+        <w:rPr>
+          <w:rFonts w:ascii="Arial" w:hAnsi="Arial" w:cs="Arial"/>
+        </w:rPr>
+      </w:pPr>
+    </w:p>
+    <w:p>
+      <w:pPr>
+        <w:rPr>
+          <w:rFonts w:ascii="Arial" w:hAnsi="Arial" w:cs="Arial"/>
+        </w:rPr>
+      </w:pPr>
+    </w:p>
+    <w:p>
+      <w:pPr>
+        <w:rPr>
+          <w:rFonts w:ascii="Arial" w:hAnsi="Arial" w:cs="Arial"/>
+        </w:rPr>
+      </w:pPr>
+      <w:r>
+        <w:rPr>
+          <w:rFonts w:ascii="Arial" w:hAnsi="Arial" w:cs="Arial"/>
+        </w:rPr>
+        <w:br w:type="page"/>
+      </w:r>
+    </w:p>
+    <w:tbl>
+      <w:tblPr>
+        <w:tblStyle w:val="Grigliatabella"/>
+        <w:tblW w:w="9634" w:type="dxa"/>
+        <w:tblLook w:val="04A0" w:firstRow="1" w:lastRow="0" w:firstColumn="1" w:lastColumn="0" w:noHBand="0" w:noVBand="1"/>
+      </w:tblPr>
+      <w:tblGrid>
+        <w:gridCol w:w="4803"/>
+        <w:gridCol w:w="4831"/>
+      </w:tblGrid>
+      <w:tr>
+        <w:trPr>
+          <w:trHeight w:hRule="exact" w:val="397"/>
+        </w:trPr>
+        <w:tc>
+          <w:tcPr>
+            <w:tcW w:w="4803" w:type="dxa"/>
+            <w:vAlign w:val="center"/>
+          </w:tcPr>
+          <w:p>
+            <w:pPr>
+              <w:rPr>
+                <w:rFonts w:ascii="Arial" w:hAnsi="Arial" w:cs="Arial"/>
+                <w:b/>
+                <w:bCs/>
+              </w:rPr>
+            </w:pPr>
+            <w:r>
+              <w:rPr>
+                <w:rFonts w:ascii="Arial" w:hAnsi="Arial" w:cs="Arial"/>
+                <w:b/>
+                <w:bCs/>
+              </w:rPr>
+              <w:lastRenderedPageBreak/>
+              <w:t>Luogo</w:t>
+            </w:r>
+          </w:p>
+        </w:tc>
+        <w:tc>
+          <w:tcPr>
+            <w:tcW w:w="4831" w:type="dxa"/>
+            <w:vAlign w:val="center"/>
+          </w:tcPr>
+          <w:p>
+            <w:pPr>
+              <w:pStyle w:val="Nessunaspaziatura"/>
+              <w:spacing w:before="40" w:line="360" w:lineRule="auto"/>
+              <w:rPr>
+                <w:rFonts w:ascii="Arial" w:hAnsi="Arial" w:cs="Arial"/>
+              </w:rPr>
+            </w:pPr>
+            <w:r>
+              <w:rPr>
+                <w:rFonts w:ascii="Arial" w:hAnsi="Arial" w:cs="Arial"/>
+              </w:rPr>
+              <w:t>Canobbio</w:t>
+            </w:r>
+          </w:p>
+        </w:tc>
+      </w:tr>
+      <w:tr>
+        <w:trPr>
+          <w:trHeight w:hRule="exact" w:val="397"/>
+        </w:trPr>
+        <w:tc>
+          <w:tcPr>
+            <w:tcW w:w="4803" w:type="dxa"/>
+            <w:vAlign w:val="center"/>
+          </w:tcPr>
+          <w:p>
+            <w:pPr>
+              <w:rPr>
+                <w:rFonts w:ascii="Arial" w:hAnsi="Arial" w:cs="Arial"/>
+                <w:b/>
+                <w:bCs/>
+              </w:rPr>
+            </w:pPr>
+            <w:r>
+              <w:rPr>
+                <w:rFonts w:ascii="Arial" w:hAnsi="Arial" w:cs="Arial"/>
+                <w:b/>
+                <w:bCs/>
+              </w:rPr>
+              <w:t>Data</w:t>
+            </w:r>
+          </w:p>
+        </w:tc>
+        <w:tc>
+          <w:tcPr>
+            <w:tcW w:w="4831" w:type="dxa"/>
+            <w:vAlign w:val="center"/>
+          </w:tcPr>
+          <w:p>
+            <w:pPr>
+              <w:rPr>
+                <w:rFonts w:ascii="Arial" w:hAnsi="Arial" w:cs="Arial"/>
+              </w:rPr>
+            </w:pPr>
+            <w:r>
+              <w:rPr>
+                <w:rFonts w:ascii="Arial" w:hAnsi="Arial" w:cs="Arial"/>
+              </w:rPr>
+              <w:t>22.05.2026</w:t>
+            </w:r>
+          </w:p>
+        </w:tc>
+      </w:tr>
+    </w:tbl>
+    <w:p>
+      <w:pPr>
+        <w:rPr>
+          <w:rFonts w:ascii="Arial" w:hAnsi="Arial" w:cs="Arial"/>
+        </w:rPr>
+      </w:pPr>
+    </w:p>
+    <w:tbl>
+      <w:tblPr>
+        <w:tblStyle w:val="Grigliatabella"/>
+        <w:tblW w:w="0" w:type="auto"/>
+        <w:tblLook w:val="04A0" w:firstRow="1" w:lastRow="0" w:firstColumn="1" w:lastColumn="0" w:noHBand="0" w:noVBand="1"/>
+      </w:tblPr>
+      <w:tblGrid>
+        <w:gridCol w:w="9628"/>
+      </w:tblGrid>
+      <w:tr>
+        <w:tc>
+          <w:tcPr>
+            <w:tcW w:w="9854" w:type="dxa"/>
+            <w:shd w:val="clear" w:color="auto" w:fill="D9D9D9" w:themeFill="background1" w:themeFillShade="D9"/>
+          </w:tcPr>
+          <w:p>
+            <w:pPr>
+              <w:rPr>
+                <w:rFonts w:ascii="Arial" w:hAnsi="Arial" w:cs="Arial"/>
+              </w:rPr>
+            </w:pPr>
+            <w:r>
+              <w:rPr>
+                <w:rFonts w:ascii="Arial" w:hAnsi="Arial" w:cs="Arial"/>
+              </w:rPr>
+              <w:t>Lavori svolti</w:t>
+            </w:r>
+          </w:p>
+        </w:tc>
+      </w:tr>
+      <w:tr>
+        <w:tc>
+          <w:tcPr>
+            <w:tcW w:w="9854" w:type="dxa"/>
+          </w:tcPr>
+          <w:p>
+            <w:pPr>
+              <w:rPr>
+                <w:rFonts w:ascii="Arial" w:hAnsi="Arial" w:cs="Arial"/>
+                <w:b/>
+                <w:bCs/>
+              </w:rPr>
+            </w:pPr>
+            <w:r>
+              <w:rPr>
+                <w:rFonts w:ascii="Arial" w:hAnsi="Arial" w:cs="Arial"/>
+                <w:b/>
+                <w:bCs/>
+              </w:rPr>
+              <w:t>Kilian:</w:t>
+            </w:r>
+          </w:p>
+          <w:p>
+            <w:pPr>
+              <w:pStyle w:val="Paragrafoelenco"/>
+              <w:numPr>
+                <w:ilvl w:val="0"/>
+                <w:numId w:val="41"/>
+              </w:numPr>
+              <w:rPr>
+                <w:rFonts w:ascii="Arial" w:hAnsi="Arial" w:cs="Arial"/>
+              </w:rPr>
+            </w:pPr>
+            <w:r>
+              <w:rPr>
+                <w:rFonts w:ascii="Arial" w:hAnsi="Arial" w:cs="Arial"/>
+              </w:rPr>
+              <w:t xml:space="preserve">Impostazioni </w:t>
+            </w:r>
+            <w:r>
+              <w:rPr>
+                <w:rFonts w:ascii="Arial" w:hAnsi="Arial" w:cs="Arial"/>
+              </w:rPr>
+              <w:t>e fix del volume (8:25 – 9:50 / 10:05 – 10:15)</w:t>
+            </w:r>
+            <w:r>
+              <w:rPr>
+                <w:rFonts w:ascii="Arial" w:hAnsi="Arial" w:cs="Arial"/>
+              </w:rPr>
+              <w:t xml:space="preserve">, </w:t>
+            </w:r>
+            <w:r>
+              <w:rPr>
+                <w:rFonts w:ascii="Arial" w:hAnsi="Arial" w:cs="Arial"/>
+              </w:rPr>
+              <w:t xml:space="preserve">Tentativi di </w:t>
+            </w:r>
+            <w:proofErr w:type="spellStart"/>
+            <w:r>
+              <w:rPr>
+                <w:rFonts w:ascii="Arial" w:hAnsi="Arial" w:cs="Arial"/>
+              </w:rPr>
+              <w:t>pushare</w:t>
+            </w:r>
+            <w:proofErr w:type="spellEnd"/>
+            <w:r>
+              <w:rPr>
+                <w:rFonts w:ascii="Arial" w:hAnsi="Arial" w:cs="Arial"/>
+              </w:rPr>
+              <w:t xml:space="preserve"> </w:t>
+            </w:r>
+            <w:r>
+              <w:rPr>
+                <w:rFonts w:ascii="Arial" w:hAnsi="Arial" w:cs="Arial"/>
+              </w:rPr>
+              <w:t>la propria parte del</w:t>
+            </w:r>
+            <w:r>
+              <w:rPr>
+                <w:rFonts w:ascii="Arial" w:hAnsi="Arial" w:cs="Arial"/>
+              </w:rPr>
+              <w:t xml:space="preserve"> progetto (10:25 </w:t>
+            </w:r>
+            <w:r>
+              <w:rPr>
+                <w:rFonts w:ascii="Arial" w:hAnsi="Arial" w:cs="Arial"/>
+              </w:rPr>
+              <w:t>–&gt;</w:t>
+            </w:r>
+            <w:r>
+              <w:rPr>
+                <w:rFonts w:ascii="Arial" w:hAnsi="Arial" w:cs="Arial"/>
+              </w:rPr>
+              <w:t xml:space="preserve"> </w:t>
+            </w:r>
+            <w:r>
+              <w:rPr>
+                <w:rFonts w:ascii="Arial" w:hAnsi="Arial" w:cs="Arial"/>
+              </w:rPr>
+              <w:t xml:space="preserve">13:10), </w:t>
+            </w:r>
+            <w:r>
+              <w:rPr>
+                <w:rFonts w:ascii="Arial" w:hAnsi="Arial" w:cs="Arial"/>
+              </w:rPr>
+              <w:t>Test Case</w:t>
+            </w:r>
+            <w:r>
+              <w:rPr>
+                <w:rFonts w:ascii="Arial" w:hAnsi="Arial" w:cs="Arial"/>
+              </w:rPr>
+              <w:t xml:space="preserve"> </w:t>
+            </w:r>
+            <w:r>
+              <w:rPr>
+                <w:rFonts w:ascii="Arial" w:hAnsi="Arial" w:cs="Arial"/>
+              </w:rPr>
+              <w:t>S</w:t>
+            </w:r>
+            <w:r>
+              <w:rPr>
+                <w:rFonts w:ascii="Arial" w:hAnsi="Arial" w:cs="Arial"/>
+              </w:rPr>
+              <w:t xml:space="preserve">print 2 (13:15 </w:t>
+            </w:r>
+            <w:r>
+              <w:rPr>
+                <w:rFonts w:ascii="Arial" w:hAnsi="Arial" w:cs="Arial"/>
+              </w:rPr>
+              <w:t>–</w:t>
+            </w:r>
+            <w:r>
+              <w:rPr>
+                <w:rFonts w:ascii="Arial" w:hAnsi="Arial" w:cs="Arial"/>
+              </w:rPr>
+              <w:t xml:space="preserve"> </w:t>
+            </w:r>
+            <w:r>
+              <w:rPr>
+                <w:rFonts w:ascii="Arial" w:hAnsi="Arial" w:cs="Arial"/>
+              </w:rPr>
+              <w:t>14:00 / 14:15 – 15:45</w:t>
+            </w:r>
+            <w:r>
+              <w:rPr>
+                <w:rFonts w:ascii="Arial" w:hAnsi="Arial" w:cs="Arial"/>
+              </w:rPr>
+              <w:t>)</w:t>
+            </w:r>
+          </w:p>
+          <w:p>
+            <w:pPr>
+              <w:rPr>
+                <w:rFonts w:ascii="Arial" w:hAnsi="Arial" w:cs="Arial"/>
+              </w:rPr>
+            </w:pPr>
+          </w:p>
+          <w:p>
+            <w:pPr>
+              <w:rPr>
+                <w:rFonts w:ascii="Arial" w:hAnsi="Arial" w:cs="Arial"/>
+                <w:b/>
+                <w:bCs/>
+              </w:rPr>
+            </w:pPr>
+            <w:r>
+              <w:rPr>
+                <w:rFonts w:ascii="Arial" w:hAnsi="Arial" w:cs="Arial"/>
+                <w:b/>
+                <w:bCs/>
+              </w:rPr>
+              <w:t>Luca</w:t>
+            </w:r>
+            <w:r>
+              <w:rPr>
+                <w:rFonts w:ascii="Arial" w:hAnsi="Arial" w:cs="Arial"/>
+                <w:b/>
+                <w:bCs/>
+              </w:rPr>
+              <w:t>:</w:t>
+            </w:r>
+          </w:p>
+          <w:p>
+            <w:pPr>
+              <w:pStyle w:val="Paragrafoelenco"/>
+              <w:numPr>
+                <w:ilvl w:val="0"/>
+                <w:numId w:val="41"/>
+              </w:numPr>
+              <w:rPr>
+                <w:rFonts w:ascii="Arial" w:hAnsi="Arial" w:cs="Arial"/>
+              </w:rPr>
+            </w:pPr>
+            <w:r>
+              <w:rPr>
+                <w:rFonts w:ascii="Arial" w:hAnsi="Arial" w:cs="Arial"/>
+              </w:rPr>
+              <w:t>Menù di pausa</w:t>
+            </w:r>
+          </w:p>
+          <w:p>
+            <w:pPr>
+              <w:rPr>
+                <w:rFonts w:ascii="Arial" w:hAnsi="Arial" w:cs="Arial"/>
+              </w:rPr>
+            </w:pPr>
+          </w:p>
+          <w:p>
+            <w:pPr>
+              <w:rPr>
+                <w:rFonts w:ascii="Arial" w:hAnsi="Arial" w:cs="Arial"/>
+                <w:b/>
+                <w:bCs/>
+              </w:rPr>
+            </w:pPr>
+            <w:r>
+              <w:rPr>
+                <w:rFonts w:ascii="Arial" w:hAnsi="Arial" w:cs="Arial"/>
+                <w:b/>
+                <w:bCs/>
+              </w:rPr>
+              <w:t>Ruben:</w:t>
+            </w:r>
+          </w:p>
+          <w:p>
+            <w:pPr>
+              <w:pStyle w:val="Paragrafoelenco"/>
+              <w:numPr>
+                <w:ilvl w:val="0"/>
+                <w:numId w:val="41"/>
+              </w:numPr>
+              <w:rPr>
+                <w:rFonts w:ascii="Arial" w:hAnsi="Arial" w:cs="Arial"/>
+              </w:rPr>
+            </w:pPr>
+            <w:r>
+              <w:rPr>
+                <w:rFonts w:ascii="Arial" w:hAnsi="Arial" w:cs="Arial"/>
+              </w:rPr>
+              <w:t>ASSENTE</w:t>
+            </w:r>
+          </w:p>
+          <w:p>
+            <w:pPr>
+              <w:rPr>
+                <w:rFonts w:ascii="Arial" w:hAnsi="Arial" w:cs="Arial"/>
+              </w:rPr>
+            </w:pPr>
+          </w:p>
+        </w:tc>
+      </w:tr>
+    </w:tbl>
+    <w:p>
+      <w:pPr>
+        <w:rPr>
+          <w:rFonts w:ascii="Arial" w:hAnsi="Arial" w:cs="Arial"/>
+        </w:rPr>
+      </w:pPr>
+    </w:p>
+    <w:tbl>
+      <w:tblPr>
+        <w:tblStyle w:val="Grigliatabella"/>
+        <w:tblW w:w="0" w:type="auto"/>
+        <w:tblLook w:val="04A0" w:firstRow="1" w:lastRow="0" w:firstColumn="1" w:lastColumn="0" w:noHBand="0" w:noVBand="1"/>
+      </w:tblPr>
+      <w:tblGrid>
+        <w:gridCol w:w="9628"/>
+      </w:tblGrid>
+      <w:tr>
+        <w:tc>
+          <w:tcPr>
+            <w:tcW w:w="9854" w:type="dxa"/>
+            <w:shd w:val="clear" w:color="auto" w:fill="D9D9D9" w:themeFill="background1" w:themeFillShade="D9"/>
+          </w:tcPr>
+          <w:p>
+            <w:pPr>
+              <w:rPr>
+                <w:rFonts w:ascii="Arial" w:hAnsi="Arial" w:cs="Arial"/>
+              </w:rPr>
+            </w:pPr>
+            <w:r>
+              <w:rPr>
+                <w:rFonts w:ascii="Arial" w:hAnsi="Arial" w:cs="Arial"/>
+              </w:rPr>
+              <w:t>Problemi riscontrati e soluzioni adottate</w:t>
+            </w:r>
+          </w:p>
+        </w:tc>
+      </w:tr>
+      <w:tr>
+        <w:trPr>
+          <w:trHeight w:val="925"/>
+        </w:trPr>
+        <w:tc>
+          <w:tcPr>
+            <w:tcW w:w="9854" w:type="dxa"/>
+          </w:tcPr>
+          <w:p>
+            <w:pPr>
+              <w:rPr>
+                <w:rFonts w:ascii="Arial" w:hAnsi="Arial" w:cs="Arial"/>
+                <w:b/>
+                <w:bCs/>
+              </w:rPr>
+            </w:pPr>
+          </w:p>
+          <w:p>
+            <w:pPr>
+              <w:rPr>
+                <w:rFonts w:ascii="Arial" w:hAnsi="Arial" w:cs="Arial"/>
+                <w:b/>
+                <w:bCs/>
+              </w:rPr>
+            </w:pPr>
+            <w:r>
+              <w:rPr>
+                <w:rFonts w:ascii="Arial" w:hAnsi="Arial" w:cs="Arial"/>
+                <w:b/>
+                <w:bCs/>
+              </w:rPr>
+              <w:t>Kilian:</w:t>
+            </w:r>
+          </w:p>
+          <w:p>
+            <w:pPr>
+              <w:pStyle w:val="Paragrafoelenco"/>
+              <w:numPr>
+                <w:ilvl w:val="0"/>
+                <w:numId w:val="41"/>
+              </w:numPr>
+              <w:rPr>
+                <w:rFonts w:ascii="Arial" w:hAnsi="Arial" w:cs="Arial"/>
+              </w:rPr>
+            </w:pPr>
+            <w:r>
+              <w:rPr>
+                <w:rFonts w:ascii="Arial" w:hAnsi="Arial" w:cs="Arial"/>
+              </w:rPr>
+              <w:t xml:space="preserve">Le cartelle contenute all’interno del mio disco C: (tra cui </w:t>
+            </w:r>
+            <w:proofErr w:type="spellStart"/>
+            <w:r>
+              <w:rPr>
+                <w:rFonts w:ascii="Arial" w:hAnsi="Arial" w:cs="Arial"/>
+                <w:i/>
+                <w:iCs/>
+              </w:rPr>
+              <w:t>UnrealProjects</w:t>
+            </w:r>
+            <w:proofErr w:type="spellEnd"/>
+            <w:r>
+              <w:rPr>
+                <w:rFonts w:ascii="Arial" w:hAnsi="Arial" w:cs="Arial"/>
+              </w:rPr>
+              <w:t>) sono state eliminate dai sistemisti; quindi, ho impiegato diversi minuti per ricreare l’ambiente di lavoro.</w:t>
+            </w:r>
+          </w:p>
+          <w:p>
+            <w:pPr>
+              <w:rPr>
+                <w:rFonts w:ascii="Arial" w:hAnsi="Arial" w:cs="Arial"/>
+              </w:rPr>
+            </w:pPr>
+            <w:r>
+              <w:rPr>
+                <w:rFonts w:ascii="Arial" w:hAnsi="Arial" w:cs="Arial"/>
+                <w:noProof/>
+              </w:rPr>
+              <w:drawing>
+                <wp:anchor distT="0" distB="0" distL="114300" distR="114300" simplePos="0" relativeHeight="251685888" behindDoc="0" locked="0" layoutInCell="1" allowOverlap="1" wp14:anchorId="693677EE" wp14:editId="5E5E684D">
+                  <wp:simplePos x="0" y="0"/>
+                  <wp:positionH relativeFrom="column">
+                    <wp:posOffset>210820</wp:posOffset>
+                  </wp:positionH>
+                  <wp:positionV relativeFrom="paragraph">
+                    <wp:posOffset>144145</wp:posOffset>
+                  </wp:positionV>
+                  <wp:extent cx="3179445" cy="1872615"/>
+                  <wp:effectExtent l="0" t="0" r="1905" b="0"/>
+                  <wp:wrapThrough wrapText="bothSides">
+                    <wp:wrapPolygon edited="0">
+                      <wp:start x="0" y="0"/>
+                      <wp:lineTo x="0" y="21314"/>
+                      <wp:lineTo x="21484" y="21314"/>
+                      <wp:lineTo x="21484" y="0"/>
+                      <wp:lineTo x="0" y="0"/>
+                    </wp:wrapPolygon>
+                  </wp:wrapThrough>
+                  <wp:docPr id="18" name="Immagine 18"/>
+                  <wp:cNvGraphicFramePr>
+                    <a:graphicFrameLocks xmlns:a="http://schemas.openxmlformats.org/drawingml/2006/main" noChangeAspect="1"/>
+                  </wp:cNvGraphicFramePr>
+                  <a:graphic xmlns:a="http://schemas.openxmlformats.org/drawingml/2006/main">
+                    <a:graphicData uri="http://schemas.openxmlformats.org/drawingml/2006/picture">
+                      <pic:pic xmlns:pic="http://schemas.openxmlformats.org/drawingml/2006/picture">
+                        <pic:nvPicPr>
+                          <pic:cNvPr id="1" name=""/>
+                          <pic:cNvPicPr/>
+                        </pic:nvPicPr>
+                        <pic:blipFill>
+                          <a:blip r:embed="rId33" cstate="print">
+                            <a:extLst>
+                              <a:ext uri="{28A0092B-C50C-407E-A947-70E740481C1C}">
+                                <a14:useLocalDpi xmlns:a14="http://schemas.microsoft.com/office/drawing/2010/main" val="0"/>
+                              </a:ext>
+                            </a:extLst>
+                          </a:blip>
+                          <a:stretch>
+                            <a:fillRect/>
+                          </a:stretch>
+                        </pic:blipFill>
+                        <pic:spPr>
+                          <a:xfrm>
+                            <a:off x="0" y="0"/>
+                            <a:ext cx="3179445" cy="1872615"/>
+                          </a:xfrm>
+                          <a:prstGeom prst="rect">
+                            <a:avLst/>
+                          </a:prstGeom>
+                        </pic:spPr>
+                      </pic:pic>
+                    </a:graphicData>
+                  </a:graphic>
+                </wp:anchor>
+              </w:drawing>
+            </w:r>
+          </w:p>
+          <w:p>
+            <w:pPr>
+              <w:rPr>
+                <w:rFonts w:ascii="Arial" w:hAnsi="Arial" w:cs="Arial"/>
+              </w:rPr>
+            </w:pPr>
+          </w:p>
+          <w:p>
+            <w:pPr>
+              <w:rPr>
+                <w:rFonts w:ascii="Arial" w:hAnsi="Arial" w:cs="Arial"/>
+              </w:rPr>
+            </w:pPr>
+          </w:p>
+          <w:p>
+            <w:pPr>
+              <w:rPr>
+                <w:rFonts w:ascii="Arial" w:hAnsi="Arial" w:cs="Arial"/>
+              </w:rPr>
+            </w:pPr>
+          </w:p>
+          <w:p>
+            <w:pPr>
+              <w:rPr>
+                <w:rFonts w:ascii="Arial" w:hAnsi="Arial" w:cs="Arial"/>
+              </w:rPr>
+            </w:pPr>
+          </w:p>
+          <w:p>
+            <w:pPr>
+              <w:rPr>
+                <w:rFonts w:ascii="Arial" w:hAnsi="Arial" w:cs="Arial"/>
+              </w:rPr>
+            </w:pPr>
+            <w:r>
+              <w:rPr>
+                <w:rFonts w:ascii="Arial" w:hAnsi="Arial" w:cs="Arial"/>
+              </w:rPr>
+              <w:t xml:space="preserve">&gt;&gt; Il valore grafico non si aggiorna. </w:t>
+            </w:r>
+          </w:p>
+          <w:p>
+            <w:pPr>
+              <w:rPr>
+                <w:rFonts w:ascii="Arial" w:hAnsi="Arial" w:cs="Arial"/>
+              </w:rPr>
+            </w:pPr>
+            <w:r>
+              <w:rPr>
+                <w:rFonts w:ascii="Arial" w:hAnsi="Arial" w:cs="Arial"/>
+              </w:rPr>
+              <w:t xml:space="preserve">La soluzione </w:t>
+            </w:r>
+            <w:r>
+              <w:rPr>
+                <w:rFonts w:ascii="Arial" w:hAnsi="Arial" w:cs="Arial"/>
+              </w:rPr>
+              <w:t>sarebbe</w:t>
+            </w:r>
+            <w:r>
+              <w:rPr>
+                <w:rFonts w:ascii="Arial" w:hAnsi="Arial" w:cs="Arial"/>
+              </w:rPr>
+              <w:t xml:space="preserve"> creare una variabile e salvare il tutto in modo che il Widget </w:t>
+            </w:r>
+            <w:r>
+              <w:rPr>
+                <w:rFonts w:ascii="Arial" w:hAnsi="Arial" w:cs="Arial"/>
+              </w:rPr>
+              <w:t xml:space="preserve">venga </w:t>
+            </w:r>
+            <w:r>
+              <w:rPr>
+                <w:rFonts w:ascii="Arial" w:hAnsi="Arial" w:cs="Arial"/>
+              </w:rPr>
+              <w:t>creato solo alla prima apertura e non in continuazione</w:t>
+            </w:r>
+          </w:p>
+          <w:p>
+            <w:pPr>
+              <w:rPr>
+                <w:rFonts w:ascii="Arial" w:hAnsi="Arial" w:cs="Arial"/>
+              </w:rPr>
+            </w:pPr>
+            <w:r>
+              <w:rPr>
+                <w:rFonts w:ascii="Arial" w:hAnsi="Arial" w:cs="Arial"/>
+              </w:rPr>
+              <w:t>Ho scelto di sorvolare.</w:t>
+            </w:r>
+          </w:p>
+          <w:p>
+            <w:pPr>
+              <w:rPr>
+                <w:rFonts w:ascii="Arial" w:hAnsi="Arial" w:cs="Arial"/>
+                <w:color w:val="FF0000"/>
+              </w:rPr>
+            </w:pPr>
+          </w:p>
+          <w:p>
+            <w:pPr>
+              <w:rPr>
+                <w:rFonts w:ascii="Arial" w:hAnsi="Arial" w:cs="Arial"/>
+              </w:rPr>
+            </w:pPr>
+            <w:r>
+              <w:rPr>
+                <w:rFonts w:ascii="Arial" w:hAnsi="Arial" w:cs="Arial"/>
+                <w:noProof/>
+                <w:color w:val="FF0000"/>
+              </w:rPr>
+              <w:drawing>
+                <wp:anchor distT="0" distB="0" distL="114300" distR="114300" simplePos="0" relativeHeight="251686912" behindDoc="0" locked="0" layoutInCell="1" allowOverlap="1" wp14:anchorId="327B55D6" wp14:editId="30E24776">
+                  <wp:simplePos x="0" y="0"/>
+                  <wp:positionH relativeFrom="column">
+                    <wp:posOffset>203835</wp:posOffset>
+                  </wp:positionH>
+                  <wp:positionV relativeFrom="paragraph">
+                    <wp:posOffset>148590</wp:posOffset>
+                  </wp:positionV>
+                  <wp:extent cx="3493770" cy="1844675"/>
+                  <wp:effectExtent l="0" t="0" r="0" b="3175"/>
+                  <wp:wrapThrough wrapText="bothSides">
+                    <wp:wrapPolygon edited="0">
+                      <wp:start x="0" y="0"/>
+                      <wp:lineTo x="0" y="21414"/>
+                      <wp:lineTo x="21435" y="21414"/>
+                      <wp:lineTo x="21435" y="0"/>
+                      <wp:lineTo x="0" y="0"/>
+                    </wp:wrapPolygon>
+                  </wp:wrapThrough>
+                  <wp:docPr id="21" name="Immagine 21"/>
+                  <wp:cNvGraphicFramePr>
+                    <a:graphicFrameLocks xmlns:a="http://schemas.openxmlformats.org/drawingml/2006/main" noChangeAspect="1"/>
+                  </wp:cNvGraphicFramePr>
+                  <a:graphic xmlns:a="http://schemas.openxmlformats.org/drawingml/2006/main">
+                    <a:graphicData uri="http://schemas.openxmlformats.org/drawingml/2006/picture">
+                      <pic:pic xmlns:pic="http://schemas.openxmlformats.org/drawingml/2006/picture">
+                        <pic:nvPicPr>
+                          <pic:cNvPr id="1" name=""/>
+                          <pic:cNvPicPr/>
+                        </pic:nvPicPr>
+                        <pic:blipFill>
+                          <a:blip r:embed="rId34" cstate="print">
+                            <a:extLst>
+                              <a:ext uri="{28A0092B-C50C-407E-A947-70E740481C1C}">
+                                <a14:useLocalDpi xmlns:a14="http://schemas.microsoft.com/office/drawing/2010/main" val="0"/>
+                              </a:ext>
+                            </a:extLst>
+                          </a:blip>
+                          <a:stretch>
+                            <a:fillRect/>
+                          </a:stretch>
+                        </pic:blipFill>
+                        <pic:spPr>
+                          <a:xfrm>
+                            <a:off x="0" y="0"/>
+                            <a:ext cx="3493770" cy="1844675"/>
+                          </a:xfrm>
+                          <a:prstGeom prst="rect">
+                            <a:avLst/>
+                          </a:prstGeom>
+                        </pic:spPr>
+                      </pic:pic>
+                    </a:graphicData>
+                  </a:graphic>
+                  <wp14:sizeRelH relativeFrom="margin">
+                    <wp14:pctWidth>0</wp14:pctWidth>
+                  </wp14:sizeRelH>
+                  <wp14:sizeRelV relativeFrom="margin">
+                    <wp14:pctHeight>0</wp14:pctHeight>
+                  </wp14:sizeRelV>
+                </wp:anchor>
+              </w:drawing>
+            </w:r>
+          </w:p>
+          <w:p>
+            <w:pPr>
+              <w:rPr>
+                <w:rFonts w:ascii="Arial" w:hAnsi="Arial" w:cs="Arial"/>
+              </w:rPr>
+            </w:pPr>
+          </w:p>
+          <w:p>
+            <w:pPr>
+              <w:rPr>
+                <w:rFonts w:ascii="Arial" w:hAnsi="Arial" w:cs="Arial"/>
+              </w:rPr>
+            </w:pPr>
+            <w:r>
+              <w:rPr>
+                <w:rFonts w:ascii="Arial" w:hAnsi="Arial" w:cs="Arial"/>
+              </w:rPr>
+              <w:t>&lt;&lt; Abbozzo di soluzione possibile</w:t>
+            </w:r>
+          </w:p>
+          <w:p>
+            <w:pPr>
+              <w:rPr>
+                <w:rFonts w:ascii="Arial" w:hAnsi="Arial" w:cs="Arial"/>
+              </w:rPr>
+            </w:pPr>
+          </w:p>
+          <w:p>
+            <w:pPr>
+              <w:rPr>
+                <w:rFonts w:ascii="Arial" w:hAnsi="Arial" w:cs="Arial"/>
+              </w:rPr>
+            </w:pPr>
+          </w:p>
+          <w:p>
+            <w:pPr>
+              <w:rPr>
+                <w:rFonts w:ascii="Arial" w:hAnsi="Arial" w:cs="Arial"/>
+              </w:rPr>
+            </w:pPr>
+          </w:p>
+          <w:p>
+            <w:pPr>
+              <w:rPr>
+                <w:rFonts w:ascii="Arial" w:hAnsi="Arial" w:cs="Arial"/>
+              </w:rPr>
+            </w:pPr>
+          </w:p>
+          <w:p>
+            <w:pPr>
+              <w:rPr>
+                <w:rFonts w:ascii="Arial" w:hAnsi="Arial" w:cs="Arial"/>
+              </w:rPr>
+            </w:pPr>
+          </w:p>
+          <w:p>
+            <w:pPr>
+              <w:rPr>
+                <w:rFonts w:ascii="Arial" w:hAnsi="Arial" w:cs="Arial"/>
+              </w:rPr>
+            </w:pPr>
+          </w:p>
+          <w:p>
+            <w:pPr>
+              <w:rPr>
+                <w:rFonts w:ascii="Arial" w:hAnsi="Arial" w:cs="Arial"/>
+              </w:rPr>
+            </w:pPr>
+          </w:p>
+          <w:p>
+            <w:pPr>
+              <w:rPr>
+                <w:rFonts w:ascii="Arial" w:hAnsi="Arial" w:cs="Arial"/>
+              </w:rPr>
+            </w:pPr>
+          </w:p>
+          <w:p>
+            <w:pPr>
+              <w:rPr>
+                <w:rFonts w:ascii="Arial" w:hAnsi="Arial" w:cs="Arial"/>
+              </w:rPr>
+            </w:pPr>
+          </w:p>
+          <w:p>
+            <w:pPr>
+              <w:rPr>
+                <w:rFonts w:ascii="Arial" w:hAnsi="Arial" w:cs="Arial"/>
+              </w:rPr>
+            </w:pPr>
+          </w:p>
+          <w:p>
+            <w:pPr>
+              <w:rPr>
+                <w:rFonts w:ascii="Arial" w:hAnsi="Arial" w:cs="Arial"/>
+              </w:rPr>
+            </w:pPr>
+          </w:p>
+          <w:p>
+            <w:pPr>
+              <w:rPr>
+                <w:rFonts w:ascii="Arial" w:hAnsi="Arial" w:cs="Arial"/>
+                <w:b/>
+                <w:bCs/>
+              </w:rPr>
+            </w:pPr>
+            <w:r>
+              <w:rPr>
+                <w:rFonts w:ascii="Arial" w:hAnsi="Arial" w:cs="Arial"/>
+                <w:b/>
+                <w:bCs/>
+              </w:rPr>
+              <w:t>Luca:</w:t>
+            </w:r>
+          </w:p>
+          <w:p>
+            <w:pPr>
+              <w:pStyle w:val="Paragrafoelenco"/>
+              <w:numPr>
+                <w:ilvl w:val="0"/>
+                <w:numId w:val="41"/>
+              </w:numPr>
+              <w:rPr>
+                <w:rFonts w:ascii="Arial" w:hAnsi="Arial" w:cs="Arial"/>
+              </w:rPr>
+            </w:pPr>
+            <w:r>
+              <w:rPr>
+                <w:rFonts w:ascii="Arial" w:hAnsi="Arial" w:cs="Arial"/>
+              </w:rPr>
+              <w:t>Niente di considerevole.</w:t>
+            </w:r>
+          </w:p>
+          <w:p>
+            <w:pPr>
+              <w:rPr>
+                <w:rFonts w:ascii="Arial" w:hAnsi="Arial" w:cs="Arial"/>
+              </w:rPr>
+            </w:pPr>
+          </w:p>
+          <w:p>
+            <w:pPr>
+              <w:rPr>
+                <w:rFonts w:ascii="Arial" w:hAnsi="Arial" w:cs="Arial"/>
+                <w:b/>
+                <w:bCs/>
+              </w:rPr>
+            </w:pPr>
+            <w:r>
+              <w:rPr>
+                <w:rFonts w:ascii="Arial" w:hAnsi="Arial" w:cs="Arial"/>
+                <w:b/>
+                <w:bCs/>
+              </w:rPr>
+              <w:t>GENERALE:</w:t>
+            </w:r>
+          </w:p>
+          <w:p>
+            <w:pPr>
+              <w:pStyle w:val="Paragrafoelenco"/>
+              <w:numPr>
+                <w:ilvl w:val="0"/>
+                <w:numId w:val="45"/>
+              </w:numPr>
+              <w:rPr>
+                <w:rFonts w:ascii="Arial" w:hAnsi="Arial" w:cs="Arial"/>
+              </w:rPr>
+            </w:pPr>
+            <w:r>
+              <w:rPr>
+                <w:rFonts w:ascii="Arial" w:hAnsi="Arial" w:cs="Arial"/>
+              </w:rPr>
+              <w:t xml:space="preserve">La </w:t>
+            </w:r>
+            <w:r>
+              <w:rPr>
+                <w:rFonts w:ascii="Arial" w:hAnsi="Arial" w:cs="Arial"/>
+                <w:i/>
+                <w:iCs/>
+              </w:rPr>
+              <w:t>Condivisa</w:t>
+            </w:r>
+            <w:r>
+              <w:rPr>
+                <w:rFonts w:ascii="Arial" w:hAnsi="Arial" w:cs="Arial"/>
+              </w:rPr>
+              <w:t xml:space="preserve"> (disco M) nella quale condividevamo i file è stata pulita. Grazie ai push non abbiamo perso alcun file considerevole.</w:t>
+            </w:r>
+          </w:p>
+          <w:p>
+            <w:pPr>
+              <w:rPr>
+                <w:rFonts w:ascii="Arial" w:hAnsi="Arial" w:cs="Arial"/>
+              </w:rPr>
+            </w:pPr>
+          </w:p>
+        </w:tc>
+      </w:tr>
+    </w:tbl>
+    <w:p>
+      <w:pPr>
+        <w:rPr>
+          <w:rFonts w:ascii="Arial" w:hAnsi="Arial" w:cs="Arial"/>
+        </w:rPr>
+      </w:pPr>
+    </w:p>
+    <w:tbl>
+      <w:tblPr>
+        <w:tblStyle w:val="Grigliatabella"/>
+        <w:tblW w:w="0" w:type="auto"/>
+        <w:tblLook w:val="04A0" w:firstRow="1" w:lastRow="0" w:firstColumn="1" w:lastColumn="0" w:noHBand="0" w:noVBand="1"/>
+      </w:tblPr>
+      <w:tblGrid>
+        <w:gridCol w:w="9628"/>
+      </w:tblGrid>
+      <w:tr>
+        <w:tc>
+          <w:tcPr>
+            <w:tcW w:w="9854" w:type="dxa"/>
+            <w:shd w:val="clear" w:color="auto" w:fill="D9D9D9" w:themeFill="background1" w:themeFillShade="D9"/>
+          </w:tcPr>
+          <w:p>
+            <w:pPr>
+              <w:rPr>
+                <w:rFonts w:ascii="Arial" w:hAnsi="Arial" w:cs="Arial"/>
+              </w:rPr>
+            </w:pPr>
+            <w:r>
+              <w:rPr>
+                <w:rFonts w:ascii="Arial" w:hAnsi="Arial" w:cs="Arial"/>
+              </w:rPr>
+              <w:t>Punto della situazione rispetto alla pianificazione</w:t>
+            </w:r>
+          </w:p>
+        </w:tc>
+      </w:tr>
+      <w:tr>
+        <w:tc>
+          <w:tcPr>
+            <w:tcW w:w="9854" w:type="dxa"/>
+          </w:tcPr>
+          <w:p>
+            <w:pPr>
+              <w:pStyle w:val="Paragrafoelenco"/>
+              <w:numPr>
+                <w:ilvl w:val="0"/>
+                <w:numId w:val="45"/>
+              </w:numPr>
+              <w:tabs>
+                <w:tab w:val="left" w:pos="990"/>
+              </w:tabs>
+              <w:rPr>
+                <w:rFonts w:ascii="Arial" w:hAnsi="Arial" w:cs="Arial"/>
+              </w:rPr>
+            </w:pPr>
+            <w:r>
+              <w:rPr>
+                <w:rFonts w:ascii="Arial" w:hAnsi="Arial" w:cs="Arial"/>
+              </w:rPr>
+              <w:t>Siamo leggermente in ritardo, per non aumentare troppo il lavoro a casa abbiamo semplificato il progetto. I fenomeni paranormali dovevano essere ultimati entro due lezioni fa.</w:t>
+            </w:r>
+          </w:p>
+        </w:tc>
+      </w:tr>
+    </w:tbl>
+    <w:p>
+      <w:pPr>
+        <w:rPr>
+          <w:rFonts w:ascii="Arial" w:hAnsi="Arial" w:cs="Arial"/>
+        </w:rPr>
+      </w:pPr>
+    </w:p>
+    <w:tbl>
+      <w:tblPr>
+        <w:tblStyle w:val="Grigliatabella"/>
+        <w:tblW w:w="0" w:type="auto"/>
+        <w:tblLook w:val="04A0" w:firstRow="1" w:lastRow="0" w:firstColumn="1" w:lastColumn="0" w:noHBand="0" w:noVBand="1"/>
+      </w:tblPr>
+      <w:tblGrid>
+        <w:gridCol w:w="9628"/>
+      </w:tblGrid>
+      <w:tr>
+        <w:tc>
+          <w:tcPr>
+            <w:tcW w:w="9854" w:type="dxa"/>
+            <w:shd w:val="clear" w:color="auto" w:fill="D9D9D9" w:themeFill="background1" w:themeFillShade="D9"/>
+          </w:tcPr>
+          <w:p>
+            <w:pPr>
+              <w:rPr>
+                <w:rFonts w:ascii="Arial" w:hAnsi="Arial" w:cs="Arial"/>
+              </w:rPr>
+            </w:pPr>
+            <w:r>
+              <w:rPr>
+                <w:rFonts w:ascii="Arial" w:hAnsi="Arial" w:cs="Arial"/>
+              </w:rPr>
+              <w:t>Programma di massima per la prossima giornata di lavoro</w:t>
+            </w:r>
+          </w:p>
+        </w:tc>
+      </w:tr>
+      <w:tr>
+        <w:trPr>
+          <w:trHeight w:val="506"/>
+        </w:trPr>
+        <w:tc>
+          <w:tcPr>
+            <w:tcW w:w="9854" w:type="dxa"/>
+          </w:tcPr>
+          <w:p>
+            <w:pPr>
+              <w:pStyle w:val="Paragrafoelenco"/>
+              <w:numPr>
+                <w:ilvl w:val="0"/>
+                <w:numId w:val="22"/>
+              </w:numPr>
+              <w:rPr>
+                <w:rFonts w:ascii="Arial" w:hAnsi="Arial" w:cs="Arial"/>
+              </w:rPr>
+            </w:pPr>
+            <w:r>
+              <w:rPr>
+                <w:rFonts w:ascii="Arial" w:hAnsi="Arial" w:cs="Arial"/>
+              </w:rPr>
+              <w:t xml:space="preserve">Kilian: </w:t>
+            </w:r>
+            <w:r>
+              <w:rPr>
+                <w:rFonts w:ascii="Arial" w:hAnsi="Arial" w:cs="Arial"/>
+              </w:rPr>
+              <w:t>Test dei progressi di gioco, Documentazione</w:t>
+            </w:r>
+          </w:p>
+          <w:p>
+            <w:pPr>
+              <w:pStyle w:val="Paragrafoelenco"/>
+              <w:numPr>
+                <w:ilvl w:val="0"/>
+                <w:numId w:val="22"/>
+              </w:numPr>
+              <w:rPr>
+                <w:rFonts w:ascii="Arial" w:hAnsi="Arial" w:cs="Arial"/>
+              </w:rPr>
+            </w:pPr>
+            <w:r>
+              <w:rPr>
+                <w:rFonts w:ascii="Arial" w:hAnsi="Arial" w:cs="Arial"/>
+              </w:rPr>
+              <w:t>Luca:</w:t>
+            </w:r>
+            <w:r>
+              <w:rPr>
+                <w:rFonts w:ascii="Arial" w:hAnsi="Arial" w:cs="Arial"/>
+              </w:rPr>
+              <w:t xml:space="preserve"> Documentazione</w:t>
+            </w:r>
+          </w:p>
+        </w:tc>
+      </w:tr>
+    </w:tbl>
+    <w:p>
+      <w:pPr>
+        <w:rPr>
+          <w:rFonts w:ascii="Arial" w:hAnsi="Arial" w:cs="Arial"/>
+        </w:rPr>
+      </w:pPr>
+      <w:r>
+        <w:rPr>
+          <w:rFonts w:ascii="Arial" w:hAnsi="Arial" w:cs="Arial"/>
+        </w:rPr>
+        <w:br w:type="page"/>
+      </w:r>
+    </w:p>
+    <w:p>
+      <w:pPr>
+        <w:pStyle w:val="Titolo2"/>
+        <w:rPr>
+          <w:sz w:val="36"/>
+        </w:rPr>
+      </w:pPr>
+      <w:r>
+        <w:rPr>
+          <w:sz w:val="36"/>
+        </w:rPr>
+        <w:lastRenderedPageBreak/>
+        <w:t>Agile</w:t>
+      </w:r>
+      <w:r>
+        <w:rPr>
+          <w:sz w:val="36"/>
+        </w:rPr>
+        <w:t xml:space="preserve"> – Resoconto 22/05/2026</w:t>
+      </w:r>
+    </w:p>
+    <w:tbl>
+      <w:tblPr>
+        <w:tblStyle w:val="Grigliatabella"/>
+        <w:tblW w:w="0" w:type="auto"/>
+        <w:tblLook w:val="04A0" w:firstRow="1" w:lastRow="0" w:firstColumn="1" w:lastColumn="0" w:noHBand="0" w:noVBand="1"/>
+      </w:tblPr>
+      <w:tblGrid>
+        <w:gridCol w:w="9628"/>
+      </w:tblGrid>
+      <w:tr>
+        <w:tc>
+          <w:tcPr>
+            <w:tcW w:w="9854" w:type="dxa"/>
+            <w:shd w:val="clear" w:color="auto" w:fill="D9D9D9" w:themeFill="background1" w:themeFillShade="D9"/>
+          </w:tcPr>
+          <w:p>
+            <w:pPr>
+              <w:rPr>
+                <w:rFonts w:ascii="Arial" w:hAnsi="Arial" w:cs="Arial"/>
+              </w:rPr>
+            </w:pPr>
+            <w:r>
+              <w:rPr>
+                <w:rFonts w:ascii="Arial" w:hAnsi="Arial" w:cs="Arial"/>
+              </w:rPr>
+              <w:t>Daily Scrum</w:t>
+            </w:r>
+          </w:p>
+        </w:tc>
+      </w:tr>
+      <w:tr>
+        <w:tc>
+          <w:tcPr>
+            <w:tcW w:w="9854" w:type="dxa"/>
+          </w:tcPr>
+          <w:p>
+            <w:pPr>
+              <w:rPr>
+                <w:rFonts w:ascii="Arial" w:hAnsi="Arial" w:cs="Arial"/>
+              </w:rPr>
+            </w:pPr>
+          </w:p>
+          <w:p>
+            <w:pPr>
+              <w:rPr>
+                <w:rFonts w:ascii="Arial" w:hAnsi="Arial" w:cs="Arial"/>
+                <w:b/>
+                <w:bCs/>
+                <w:color w:val="31849B" w:themeColor="accent5" w:themeShade="BF"/>
+              </w:rPr>
+            </w:pPr>
+            <w:r>
+              <w:rPr>
+                <w:rFonts w:ascii="Arial" w:hAnsi="Arial" w:cs="Arial"/>
+                <w:b/>
+                <w:bCs/>
+                <w:color w:val="31849B" w:themeColor="accent5" w:themeShade="BF"/>
+              </w:rPr>
+              <w:t>Kilian:</w:t>
+            </w:r>
+          </w:p>
+          <w:p>
+            <w:pPr>
+              <w:pStyle w:val="Paragrafoelenco"/>
+              <w:numPr>
+                <w:ilvl w:val="0"/>
+                <w:numId w:val="41"/>
+              </w:numPr>
+              <w:rPr>
+                <w:rFonts w:ascii="Arial" w:hAnsi="Arial" w:cs="Arial"/>
+              </w:rPr>
+            </w:pPr>
+            <w:r>
+              <w:rPr>
+                <w:rFonts w:ascii="Arial" w:hAnsi="Arial" w:cs="Arial"/>
+              </w:rPr>
+              <w:t xml:space="preserve">Lavori svolti la scorsa lezione: </w:t>
+            </w:r>
+            <w:r>
+              <w:rPr>
+                <w:rFonts w:ascii="Arial" w:hAnsi="Arial" w:cs="Arial"/>
+              </w:rPr>
+              <w:t>Impostazioni del volume nel menù (aggiunto il pulsante per chiudere il gioco)</w:t>
+            </w:r>
+          </w:p>
+          <w:p>
+            <w:pPr>
+              <w:pStyle w:val="Paragrafoelenco"/>
+              <w:numPr>
+                <w:ilvl w:val="0"/>
+                <w:numId w:val="29"/>
+              </w:numPr>
+              <w:rPr>
+                <w:rFonts w:ascii="Arial" w:hAnsi="Arial" w:cs="Arial"/>
+              </w:rPr>
+            </w:pPr>
+            <w:r>
+              <w:rPr>
+                <w:rFonts w:ascii="Arial" w:hAnsi="Arial" w:cs="Arial"/>
+              </w:rPr>
+              <w:t xml:space="preserve">Lavori da svolgere questa lezione: </w:t>
+            </w:r>
+            <w:r>
+              <w:rPr>
+                <w:rFonts w:ascii="Arial" w:hAnsi="Arial" w:cs="Arial"/>
+              </w:rPr>
+              <w:t>Ultimare le impostazioni</w:t>
+            </w:r>
+            <w:r>
+              <w:rPr>
+                <w:rFonts w:ascii="Arial" w:hAnsi="Arial" w:cs="Arial"/>
+              </w:rPr>
+              <w:t xml:space="preserve"> del volume, Push del progetto, testing (Sprint 2 e 3)</w:t>
+            </w:r>
+          </w:p>
+          <w:p>
+            <w:pPr>
+              <w:rPr>
+                <w:rFonts w:ascii="Arial" w:hAnsi="Arial" w:cs="Arial"/>
+              </w:rPr>
+            </w:pPr>
+          </w:p>
+          <w:p>
+            <w:pPr>
+              <w:rPr>
+                <w:rFonts w:ascii="Arial" w:hAnsi="Arial" w:cs="Arial"/>
+                <w:b/>
+                <w:bCs/>
+                <w:color w:val="943634" w:themeColor="accent2" w:themeShade="BF"/>
+              </w:rPr>
+            </w:pPr>
+            <w:r>
+              <w:rPr>
+                <w:rFonts w:ascii="Arial" w:hAnsi="Arial" w:cs="Arial"/>
+                <w:b/>
+                <w:bCs/>
+                <w:color w:val="943634" w:themeColor="accent2" w:themeShade="BF"/>
+              </w:rPr>
+              <w:t>Luca:</w:t>
+            </w:r>
+          </w:p>
+          <w:p>
+            <w:pPr>
+              <w:pStyle w:val="Paragrafoelenco"/>
+              <w:numPr>
+                <w:ilvl w:val="0"/>
+                <w:numId w:val="41"/>
+              </w:numPr>
+              <w:rPr>
+                <w:rFonts w:ascii="Arial" w:hAnsi="Arial" w:cs="Arial"/>
+              </w:rPr>
+            </w:pPr>
+            <w:r>
+              <w:rPr>
+                <w:rFonts w:ascii="Arial" w:hAnsi="Arial" w:cs="Arial"/>
+              </w:rPr>
+              <w:t>Lavori svolti la scorsa lezione: Sistemazione bug (collisioni, ricerca mostro), Menù di pausa.</w:t>
+            </w:r>
+          </w:p>
+          <w:p>
+            <w:pPr>
+              <w:pStyle w:val="Paragrafoelenco"/>
+              <w:numPr>
+                <w:ilvl w:val="0"/>
+                <w:numId w:val="29"/>
+              </w:numPr>
+              <w:rPr>
+                <w:rFonts w:ascii="Arial" w:hAnsi="Arial" w:cs="Arial"/>
+              </w:rPr>
+            </w:pPr>
+            <w:r>
+              <w:rPr>
+                <w:rFonts w:ascii="Arial" w:hAnsi="Arial" w:cs="Arial"/>
+              </w:rPr>
+              <w:t xml:space="preserve">Lavori da svolgere questa lezione: </w:t>
+            </w:r>
+            <w:r>
+              <w:rPr>
+                <w:rFonts w:ascii="Arial" w:hAnsi="Arial" w:cs="Arial"/>
+              </w:rPr>
+              <w:t>Ultimare schermate di pausa e morte, implementazione dei progressi di gioco per arrivare ad avere una schermata di vittoria finale.</w:t>
+            </w:r>
+          </w:p>
+          <w:p>
+            <w:pPr>
+              <w:rPr>
+                <w:rFonts w:ascii="Arial" w:hAnsi="Arial" w:cs="Arial"/>
+              </w:rPr>
+            </w:pPr>
+          </w:p>
+          <w:p>
+            <w:pPr>
+              <w:rPr>
+                <w:rFonts w:ascii="Arial" w:hAnsi="Arial" w:cs="Arial"/>
+                <w:b/>
+                <w:bCs/>
+                <w:color w:val="5F497A" w:themeColor="accent4" w:themeShade="BF"/>
+              </w:rPr>
+            </w:pPr>
+            <w:r>
+              <w:rPr>
+                <w:rFonts w:ascii="Arial" w:hAnsi="Arial" w:cs="Arial"/>
+                <w:b/>
+                <w:bCs/>
+                <w:color w:val="5F497A" w:themeColor="accent4" w:themeShade="BF"/>
+              </w:rPr>
+              <w:t>Ruben:</w:t>
+            </w:r>
+          </w:p>
+          <w:p>
+            <w:pPr>
+              <w:pStyle w:val="Paragrafoelenco"/>
+              <w:numPr>
+                <w:ilvl w:val="0"/>
+                <w:numId w:val="29"/>
+              </w:numPr>
+              <w:rPr>
+                <w:rFonts w:ascii="Arial" w:hAnsi="Arial" w:cs="Arial"/>
+              </w:rPr>
+            </w:pPr>
+            <w:r>
+              <w:rPr>
+                <w:rFonts w:ascii="Arial" w:hAnsi="Arial" w:cs="Arial"/>
+              </w:rPr>
+              <w:t>Lavori svolti la scorsa lezione: ???</w:t>
+            </w:r>
+          </w:p>
+          <w:p>
+            <w:pPr>
+              <w:pStyle w:val="Paragrafoelenco"/>
+              <w:numPr>
+                <w:ilvl w:val="0"/>
+                <w:numId w:val="29"/>
+              </w:numPr>
+              <w:rPr>
+                <w:rFonts w:ascii="Arial" w:hAnsi="Arial" w:cs="Arial"/>
+              </w:rPr>
+            </w:pPr>
+            <w:r>
+              <w:rPr>
+                <w:rFonts w:ascii="Arial" w:hAnsi="Arial" w:cs="Arial"/>
+              </w:rPr>
+              <w:t xml:space="preserve">Lavori da svolgere questa lezione: </w:t>
+            </w:r>
+            <w:r>
+              <w:rPr>
+                <w:rFonts w:ascii="Arial" w:hAnsi="Arial" w:cs="Arial"/>
+              </w:rPr>
+              <w:t>ASSENTE</w:t>
+            </w:r>
+          </w:p>
+          <w:p>
+            <w:pPr>
+              <w:rPr>
+                <w:rFonts w:ascii="Arial" w:hAnsi="Arial" w:cs="Arial"/>
+              </w:rPr>
+            </w:pPr>
+          </w:p>
+        </w:tc>
+      </w:tr>
+    </w:tbl>
+    <w:p>
+      <w:pPr>
+        <w:rPr>
+          <w:rFonts w:ascii="Arial" w:hAnsi="Arial" w:cs="Arial"/>
+        </w:rPr>
+      </w:pPr>
+    </w:p>
+    <w:tbl>
+      <w:tblPr>
+        <w:tblStyle w:val="Grigliatabella"/>
+        <w:tblW w:w="0" w:type="auto"/>
+        <w:tblLook w:val="04A0" w:firstRow="1" w:lastRow="0" w:firstColumn="1" w:lastColumn="0" w:noHBand="0" w:noVBand="1"/>
+      </w:tblPr>
+      <w:tblGrid>
+        <w:gridCol w:w="9628"/>
+      </w:tblGrid>
+      <w:tr>
+        <w:tc>
+          <w:tcPr>
+            <w:tcW w:w="9854" w:type="dxa"/>
+            <w:shd w:val="clear" w:color="auto" w:fill="D9D9D9" w:themeFill="background1" w:themeFillShade="D9"/>
+          </w:tcPr>
+          <w:p>
+            <w:pPr>
+              <w:rPr>
+                <w:rFonts w:ascii="Arial" w:hAnsi="Arial" w:cs="Arial"/>
+              </w:rPr>
+            </w:pPr>
+            <w:r>
+              <w:rPr>
+                <w:rFonts w:ascii="Arial" w:hAnsi="Arial" w:cs="Arial"/>
+              </w:rPr>
+              <w:t>Sprint Planning</w:t>
+            </w:r>
+          </w:p>
+        </w:tc>
+      </w:tr>
+      <w:tr>
+        <w:tc>
+          <w:tcPr>
+            <w:tcW w:w="9854" w:type="dxa"/>
+          </w:tcPr>
+          <w:p>
+            <w:pPr>
+              <w:rPr>
+                <w:rFonts w:ascii="Arial" w:hAnsi="Arial" w:cs="Arial"/>
+              </w:rPr>
+            </w:pPr>
+          </w:p>
+        </w:tc>
+      </w:tr>
+    </w:tbl>
+    <w:p>
+      <w:pPr>
+        <w:rPr>
+          <w:rFonts w:ascii="Arial" w:hAnsi="Arial" w:cs="Arial"/>
+        </w:rPr>
+      </w:pPr>
+    </w:p>
+    <w:tbl>
+      <w:tblPr>
+        <w:tblStyle w:val="Grigliatabella"/>
+        <w:tblW w:w="0" w:type="auto"/>
+        <w:tblLook w:val="04A0" w:firstRow="1" w:lastRow="0" w:firstColumn="1" w:lastColumn="0" w:noHBand="0" w:noVBand="1"/>
+      </w:tblPr>
+      <w:tblGrid>
+        <w:gridCol w:w="9628"/>
+      </w:tblGrid>
+      <w:tr>
+        <w:tc>
+          <w:tcPr>
+            <w:tcW w:w="9854" w:type="dxa"/>
+            <w:shd w:val="clear" w:color="auto" w:fill="D9D9D9" w:themeFill="background1" w:themeFillShade="D9"/>
+          </w:tcPr>
+          <w:p>
+            <w:pPr>
+              <w:rPr>
+                <w:rFonts w:ascii="Arial" w:hAnsi="Arial" w:cs="Arial"/>
+              </w:rPr>
+            </w:pPr>
+            <w:r>
+              <w:rPr>
+                <w:rFonts w:ascii="Arial" w:hAnsi="Arial" w:cs="Arial"/>
+              </w:rPr>
+              <w:t>Sprint Review</w:t>
+            </w:r>
+          </w:p>
+        </w:tc>
+      </w:tr>
+      <w:tr>
+        <w:tc>
+          <w:tcPr>
+            <w:tcW w:w="9854" w:type="dxa"/>
+          </w:tcPr>
+          <w:p>
+            <w:pPr>
+              <w:rPr>
+                <w:rFonts w:ascii="Arial" w:hAnsi="Arial" w:cs="Arial"/>
+              </w:rPr>
+            </w:pPr>
+          </w:p>
+        </w:tc>
+      </w:tr>
+    </w:tbl>
+    <w:p>
+      <w:pPr>
+        <w:rPr>
+          <w:rFonts w:ascii="Arial" w:hAnsi="Arial" w:cs="Arial"/>
+        </w:rPr>
+      </w:pPr>
+    </w:p>
+    <w:tbl>
+      <w:tblPr>
+        <w:tblStyle w:val="Grigliatabella"/>
+        <w:tblW w:w="0" w:type="auto"/>
+        <w:tblLook w:val="04A0" w:firstRow="1" w:lastRow="0" w:firstColumn="1" w:lastColumn="0" w:noHBand="0" w:noVBand="1"/>
+      </w:tblPr>
+      <w:tblGrid>
+        <w:gridCol w:w="9628"/>
+      </w:tblGrid>
+      <w:tr>
+        <w:tc>
+          <w:tcPr>
+            <w:tcW w:w="9854" w:type="dxa"/>
+            <w:shd w:val="clear" w:color="auto" w:fill="D9D9D9" w:themeFill="background1" w:themeFillShade="D9"/>
+          </w:tcPr>
+          <w:p>
+            <w:pPr>
+              <w:rPr>
+                <w:rFonts w:ascii="Arial" w:hAnsi="Arial" w:cs="Arial"/>
+              </w:rPr>
+            </w:pPr>
+            <w:r>
+              <w:rPr>
+                <w:rFonts w:ascii="Arial" w:hAnsi="Arial" w:cs="Arial"/>
+              </w:rPr>
+              <w:t xml:space="preserve">Sprint Retrospective </w:t>
+            </w:r>
+          </w:p>
+        </w:tc>
+      </w:tr>
+      <w:tr>
+        <w:tc>
+          <w:tcPr>
+            <w:tcW w:w="9854" w:type="dxa"/>
+          </w:tcPr>
+          <w:p>
+            <w:pPr>
+              <w:rPr>
+                <w:rFonts w:ascii="Arial" w:hAnsi="Arial" w:cs="Arial"/>
+              </w:rPr>
+            </w:pPr>
+          </w:p>
+        </w:tc>
+      </w:tr>
+    </w:tbl>
+    <w:p>
+      <w:pPr>
+        <w:rPr>
+          <w:rFonts w:ascii="Arial" w:hAnsi="Arial" w:cs="Arial"/>
+        </w:rPr>
+      </w:pPr>
+    </w:p>
+    <w:p>
+      <w:pPr>
+        <w:rPr>
+          <w:rFonts w:ascii="Arial" w:hAnsi="Arial" w:cs="Arial"/>
+        </w:rPr>
+      </w:pPr>
+      <w:r>
+        <w:rPr>
+          <w:rFonts w:ascii="Arial" w:hAnsi="Arial" w:cs="Arial"/>
+        </w:rPr>
+        <w:br w:type="page"/>
+      </w:r>
+    </w:p>
+    <w:tbl>
+      <w:tblPr>
+        <w:tblStyle w:val="Grigliatabella"/>
+        <w:tblW w:w="9634" w:type="dxa"/>
+        <w:tblLook w:val="04A0" w:firstRow="1" w:lastRow="0" w:firstColumn="1" w:lastColumn="0" w:noHBand="0" w:noVBand="1"/>
+      </w:tblPr>
+      <w:tblGrid>
+        <w:gridCol w:w="4803"/>
+        <w:gridCol w:w="4831"/>
+      </w:tblGrid>
+      <w:tr>
+        <w:trPr>
+          <w:trHeight w:hRule="exact" w:val="397"/>
+        </w:trPr>
+        <w:tc>
+          <w:tcPr>
+            <w:tcW w:w="4803" w:type="dxa"/>
+            <w:vAlign w:val="center"/>
+          </w:tcPr>
+          <w:p>
+            <w:pPr>
+              <w:rPr>
+                <w:rFonts w:ascii="Arial" w:hAnsi="Arial" w:cs="Arial"/>
+                <w:b/>
+                <w:bCs/>
+              </w:rPr>
+            </w:pPr>
+            <w:r>
+              <w:rPr>
+                <w:rFonts w:ascii="Arial" w:hAnsi="Arial" w:cs="Arial"/>
+                <w:b/>
+                <w:bCs/>
+              </w:rPr>
+              <w:lastRenderedPageBreak/>
+              <w:t>Luogo</w:t>
+            </w:r>
+          </w:p>
+        </w:tc>
+        <w:tc>
+          <w:tcPr>
+            <w:tcW w:w="4831" w:type="dxa"/>
+            <w:vAlign w:val="center"/>
+          </w:tcPr>
+          <w:p>
+            <w:pPr>
+              <w:pStyle w:val="Nessunaspaziatura"/>
+              <w:spacing w:before="40" w:line="360" w:lineRule="auto"/>
+              <w:rPr>
+                <w:rFonts w:ascii="Arial" w:hAnsi="Arial" w:cs="Arial"/>
+              </w:rPr>
+            </w:pPr>
+            <w:r>
+              <w:rPr>
+                <w:rFonts w:ascii="Arial" w:hAnsi="Arial" w:cs="Arial"/>
+              </w:rPr>
+              <w:t>Canobbio</w:t>
+            </w:r>
+          </w:p>
+        </w:tc>
+      </w:tr>
+      <w:tr>
+        <w:trPr>
+          <w:trHeight w:hRule="exact" w:val="397"/>
+        </w:trPr>
+        <w:tc>
+          <w:tcPr>
+            <w:tcW w:w="4803" w:type="dxa"/>
+            <w:vAlign w:val="center"/>
+          </w:tcPr>
+          <w:p>
+            <w:pPr>
+              <w:rPr>
+                <w:rFonts w:ascii="Arial" w:hAnsi="Arial" w:cs="Arial"/>
+                <w:b/>
+                <w:bCs/>
+              </w:rPr>
+            </w:pPr>
+            <w:r>
+              <w:rPr>
+                <w:rFonts w:ascii="Arial" w:hAnsi="Arial" w:cs="Arial"/>
+                <w:b/>
+                <w:bCs/>
+              </w:rPr>
+              <w:t>Data</w:t>
+            </w:r>
+          </w:p>
+        </w:tc>
+        <w:tc>
+          <w:tcPr>
+            <w:tcW w:w="4831" w:type="dxa"/>
+            <w:vAlign w:val="center"/>
+          </w:tcPr>
+          <w:p>
+            <w:pPr>
+              <w:rPr>
+                <w:rFonts w:ascii="Arial" w:hAnsi="Arial" w:cs="Arial"/>
+              </w:rPr>
+            </w:pPr>
+            <w:r>
+              <w:rPr>
+                <w:rFonts w:ascii="Arial" w:hAnsi="Arial" w:cs="Arial"/>
+              </w:rPr>
+              <w:t>2</w:t>
+            </w:r>
+            <w:r>
+              <w:rPr>
+                <w:rFonts w:ascii="Arial" w:hAnsi="Arial" w:cs="Arial"/>
+              </w:rPr>
+              <w:t>9</w:t>
+            </w:r>
+            <w:r>
+              <w:rPr>
+                <w:rFonts w:ascii="Arial" w:hAnsi="Arial" w:cs="Arial"/>
+              </w:rPr>
+              <w:t>.05.2026</w:t>
+            </w:r>
+          </w:p>
+        </w:tc>
+      </w:tr>
+    </w:tbl>
+    <w:p>
+      <w:pPr>
+        <w:rPr>
+          <w:rFonts w:ascii="Arial" w:hAnsi="Arial" w:cs="Arial"/>
+        </w:rPr>
+      </w:pPr>
+    </w:p>
+    <w:tbl>
+      <w:tblPr>
+        <w:tblStyle w:val="Grigliatabella"/>
+        <w:tblW w:w="0" w:type="auto"/>
+        <w:tblLook w:val="04A0" w:firstRow="1" w:lastRow="0" w:firstColumn="1" w:lastColumn="0" w:noHBand="0" w:noVBand="1"/>
+      </w:tblPr>
+      <w:tblGrid>
+        <w:gridCol w:w="9628"/>
+      </w:tblGrid>
+      <w:tr>
+        <w:tc>
+          <w:tcPr>
+            <w:tcW w:w="9854" w:type="dxa"/>
+            <w:shd w:val="clear" w:color="auto" w:fill="D9D9D9" w:themeFill="background1" w:themeFillShade="D9"/>
+          </w:tcPr>
+          <w:p>
+            <w:pPr>
+              <w:rPr>
+                <w:rFonts w:ascii="Arial" w:hAnsi="Arial" w:cs="Arial"/>
+              </w:rPr>
+            </w:pPr>
+            <w:r>
+              <w:rPr>
+                <w:rFonts w:ascii="Arial" w:hAnsi="Arial" w:cs="Arial"/>
+              </w:rPr>
+              <w:t>Lavori svolti</w:t>
+            </w:r>
+          </w:p>
+        </w:tc>
+      </w:tr>
+      <w:tr>
+        <w:tc>
+          <w:tcPr>
+            <w:tcW w:w="9854" w:type="dxa"/>
+          </w:tcPr>
+          <w:p>
+            <w:pPr>
+              <w:rPr>
+                <w:rFonts w:ascii="Arial" w:hAnsi="Arial" w:cs="Arial"/>
+                <w:b/>
+                <w:bCs/>
+              </w:rPr>
+            </w:pPr>
+            <w:r>
+              <w:rPr>
+                <w:rFonts w:ascii="Arial" w:hAnsi="Arial" w:cs="Arial"/>
+                <w:b/>
+                <w:bCs/>
+              </w:rPr>
+              <w:t>Kilian:</w:t>
+            </w:r>
+          </w:p>
+          <w:p>
+            <w:pPr>
+              <w:pStyle w:val="Paragrafoelenco"/>
+              <w:numPr>
+                <w:ilvl w:val="0"/>
+                <w:numId w:val="46"/>
+              </w:numPr>
+              <w:rPr>
+                <w:rFonts w:ascii="Arial" w:hAnsi="Arial" w:cs="Arial"/>
+              </w:rPr>
+            </w:pPr>
+            <w:r>
+              <w:rPr>
+                <w:rFonts w:ascii="Arial" w:hAnsi="Arial" w:cs="Arial"/>
+              </w:rPr>
+              <w:t>Test Case Sprint 3 (8:30 – 9:50)</w:t>
+            </w:r>
+            <w:r>
+              <w:rPr>
+                <w:rFonts w:ascii="Arial" w:hAnsi="Arial" w:cs="Arial"/>
+              </w:rPr>
+              <w:t>,</w:t>
+            </w:r>
+            <w:r>
+              <w:rPr>
+                <w:rFonts w:ascii="Arial" w:hAnsi="Arial" w:cs="Arial"/>
+              </w:rPr>
+              <w:t xml:space="preserve"> Capitolo User Stories (riassunto degli spr</w:t>
+            </w:r>
+            <w:r>
+              <w:rPr>
+                <w:rFonts w:ascii="Arial" w:hAnsi="Arial" w:cs="Arial"/>
+              </w:rPr>
+              <w:t>int, aggiunta spiegazione della tabella User Stories</w:t>
+            </w:r>
+            <w:r>
+              <w:rPr>
+                <w:rFonts w:ascii="Arial" w:hAnsi="Arial" w:cs="Arial"/>
+              </w:rPr>
+              <w:t xml:space="preserve">) </w:t>
+            </w:r>
+            <w:r>
+              <w:rPr>
+                <w:rFonts w:ascii="Arial" w:hAnsi="Arial" w:cs="Arial"/>
+              </w:rPr>
+              <w:t xml:space="preserve">+ rifinitura </w:t>
+            </w:r>
+            <w:r>
+              <w:rPr>
+                <w:rFonts w:ascii="Arial" w:hAnsi="Arial" w:cs="Arial"/>
+              </w:rPr>
+              <w:t>capitolo Test Case</w:t>
+            </w:r>
+            <w:r>
+              <w:rPr>
+                <w:rFonts w:ascii="Arial" w:hAnsi="Arial" w:cs="Arial"/>
+              </w:rPr>
+              <w:t>. Diagramma di Flusso sui fenomeni paranormali (13:35 – 14:15)</w:t>
+            </w:r>
+          </w:p>
+          <w:p>
+            <w:pPr>
+              <w:rPr>
+                <w:rFonts w:ascii="Arial" w:hAnsi="Arial" w:cs="Arial"/>
+              </w:rPr>
+            </w:pPr>
+          </w:p>
+          <w:p>
+            <w:pPr>
+              <w:rPr>
+                <w:rFonts w:ascii="Arial" w:hAnsi="Arial" w:cs="Arial"/>
+                <w:b/>
+                <w:bCs/>
+              </w:rPr>
+            </w:pPr>
+            <w:r>
+              <w:rPr>
+                <w:rFonts w:ascii="Arial" w:hAnsi="Arial" w:cs="Arial"/>
+                <w:b/>
+                <w:bCs/>
+              </w:rPr>
+              <w:t>Luca:</w:t>
+            </w:r>
+          </w:p>
+          <w:p>
+            <w:pPr>
+              <w:pStyle w:val="Paragrafoelenco"/>
+              <w:numPr>
+                <w:ilvl w:val="0"/>
+                <w:numId w:val="32"/>
+              </w:numPr>
+              <w:ind w:left="723"/>
+              <w:rPr>
+                <w:rFonts w:ascii="Arial" w:hAnsi="Arial" w:cs="Arial"/>
+              </w:rPr>
+            </w:pPr>
+          </w:p>
+          <w:p>
+            <w:pPr>
+              <w:rPr>
+                <w:rFonts w:ascii="Arial" w:hAnsi="Arial" w:cs="Arial"/>
+              </w:rPr>
+            </w:pPr>
+          </w:p>
+          <w:p>
+            <w:pPr>
+              <w:rPr>
+                <w:rFonts w:ascii="Arial" w:hAnsi="Arial" w:cs="Arial"/>
+                <w:b/>
+                <w:bCs/>
+              </w:rPr>
+            </w:pPr>
+            <w:r>
+              <w:rPr>
+                <w:rFonts w:ascii="Arial" w:hAnsi="Arial" w:cs="Arial"/>
+                <w:b/>
+                <w:bCs/>
+              </w:rPr>
+              <w:t>Ruben:</w:t>
+            </w:r>
+          </w:p>
+          <w:p>
+            <w:pPr>
+              <w:pStyle w:val="Paragrafoelenco"/>
+              <w:numPr>
+                <w:ilvl w:val="0"/>
+                <w:numId w:val="41"/>
+              </w:numPr>
+              <w:rPr>
+                <w:rFonts w:ascii="Arial" w:hAnsi="Arial" w:cs="Arial"/>
+              </w:rPr>
+            </w:pPr>
+            <w:r>
+              <w:rPr>
+                <w:rFonts w:ascii="Arial" w:hAnsi="Arial" w:cs="Arial"/>
+              </w:rPr>
+              <w:t>ASSENTE</w:t>
+            </w:r>
+          </w:p>
+          <w:p>
+            <w:pPr>
+              <w:rPr>
+                <w:rFonts w:ascii="Arial" w:hAnsi="Arial" w:cs="Arial"/>
+              </w:rPr>
+            </w:pPr>
+          </w:p>
+        </w:tc>
+      </w:tr>
+    </w:tbl>
+    <w:p>
+      <w:pPr>
+        <w:rPr>
+          <w:rFonts w:ascii="Arial" w:hAnsi="Arial" w:cs="Arial"/>
+        </w:rPr>
+      </w:pPr>
+    </w:p>
+    <w:tbl>
+      <w:tblPr>
+        <w:tblStyle w:val="Grigliatabella"/>
+        <w:tblW w:w="0" w:type="auto"/>
+        <w:tblLook w:val="04A0" w:firstRow="1" w:lastRow="0" w:firstColumn="1" w:lastColumn="0" w:noHBand="0" w:noVBand="1"/>
+      </w:tblPr>
+      <w:tblGrid>
+        <w:gridCol w:w="9628"/>
+      </w:tblGrid>
+      <w:tr>
+        <w:tc>
+          <w:tcPr>
+            <w:tcW w:w="9854" w:type="dxa"/>
+            <w:shd w:val="clear" w:color="auto" w:fill="D9D9D9" w:themeFill="background1" w:themeFillShade="D9"/>
+          </w:tcPr>
+          <w:p>
+            <w:pPr>
+              <w:rPr>
+                <w:rFonts w:ascii="Arial" w:hAnsi="Arial" w:cs="Arial"/>
+              </w:rPr>
+            </w:pPr>
+            <w:r>
+              <w:rPr>
+                <w:rFonts w:ascii="Arial" w:hAnsi="Arial" w:cs="Arial"/>
+              </w:rPr>
+              <w:t>Problemi riscontrati e soluzioni adottate</w:t>
+            </w:r>
+          </w:p>
+        </w:tc>
+      </w:tr>
+      <w:tr>
+        <w:trPr>
+          <w:trHeight w:val="925"/>
+        </w:trPr>
+        <w:tc>
+          <w:tcPr>
+            <w:tcW w:w="9854" w:type="dxa"/>
+          </w:tcPr>
+          <w:p>
+            <w:pPr>
+              <w:rPr>
+                <w:rFonts w:ascii="Arial" w:hAnsi="Arial" w:cs="Arial"/>
+                <w:b/>
+                <w:bCs/>
+              </w:rPr>
+            </w:pPr>
+          </w:p>
+          <w:p>
+            <w:pPr>
+              <w:rPr>
+                <w:rFonts w:ascii="Arial" w:hAnsi="Arial" w:cs="Arial"/>
+                <w:b/>
+                <w:bCs/>
+              </w:rPr>
+            </w:pPr>
+            <w:r>
+              <w:rPr>
+                <w:rFonts w:ascii="Arial" w:hAnsi="Arial" w:cs="Arial"/>
+                <w:b/>
+                <w:bCs/>
+              </w:rPr>
+              <w:t>Kilian:</w:t>
+            </w:r>
+          </w:p>
+          <w:p>
+            <w:pPr>
+              <w:pStyle w:val="Paragrafoelenco"/>
+              <w:numPr>
+                <w:ilvl w:val="0"/>
+                <w:numId w:val="41"/>
+              </w:numPr>
+              <w:rPr>
+                <w:rFonts w:ascii="Arial" w:hAnsi="Arial" w:cs="Arial"/>
+              </w:rPr>
+            </w:pPr>
+          </w:p>
+          <w:p>
+            <w:pPr>
+              <w:rPr>
+                <w:rFonts w:ascii="Arial" w:hAnsi="Arial" w:cs="Arial"/>
+              </w:rPr>
+            </w:pPr>
+          </w:p>
+          <w:p>
+            <w:pPr>
+              <w:rPr>
+                <w:rFonts w:ascii="Arial" w:hAnsi="Arial" w:cs="Arial"/>
+                <w:b/>
+                <w:bCs/>
+              </w:rPr>
+            </w:pPr>
+            <w:r>
+              <w:rPr>
+                <w:rFonts w:ascii="Arial" w:hAnsi="Arial" w:cs="Arial"/>
+                <w:b/>
+                <w:bCs/>
+              </w:rPr>
+              <w:t>Luca:</w:t>
+            </w:r>
+          </w:p>
+          <w:p>
+            <w:pPr>
+              <w:pStyle w:val="Paragrafoelenco"/>
+              <w:numPr>
+                <w:ilvl w:val="0"/>
+                <w:numId w:val="41"/>
+              </w:numPr>
+              <w:rPr>
+                <w:rFonts w:ascii="Arial" w:hAnsi="Arial" w:cs="Arial"/>
+              </w:rPr>
+            </w:pPr>
+            <w:r>
+              <w:rPr>
+                <w:rFonts w:ascii="Arial" w:hAnsi="Arial" w:cs="Arial"/>
+              </w:rPr>
+              <w:t>Niente di considerevole.</w:t>
+            </w:r>
+          </w:p>
+        </w:tc>
+      </w:tr>
+    </w:tbl>
+    <w:p>
+      <w:pPr>
+        <w:rPr>
+          <w:rFonts w:ascii="Arial" w:hAnsi="Arial" w:cs="Arial"/>
+        </w:rPr>
+      </w:pPr>
+    </w:p>
+    <w:tbl>
+      <w:tblPr>
+        <w:tblStyle w:val="Grigliatabella"/>
+        <w:tblW w:w="0" w:type="auto"/>
+        <w:tblLook w:val="04A0" w:firstRow="1" w:lastRow="0" w:firstColumn="1" w:lastColumn="0" w:noHBand="0" w:noVBand="1"/>
+      </w:tblPr>
+      <w:tblGrid>
+        <w:gridCol w:w="9628"/>
+      </w:tblGrid>
+      <w:tr>
+        <w:tc>
+          <w:tcPr>
+            <w:tcW w:w="9854" w:type="dxa"/>
+            <w:shd w:val="clear" w:color="auto" w:fill="D9D9D9" w:themeFill="background1" w:themeFillShade="D9"/>
+          </w:tcPr>
+          <w:p>
+            <w:pPr>
+              <w:rPr>
+                <w:rFonts w:ascii="Arial" w:hAnsi="Arial" w:cs="Arial"/>
+              </w:rPr>
+            </w:pPr>
+            <w:r>
+              <w:rPr>
+                <w:rFonts w:ascii="Arial" w:hAnsi="Arial" w:cs="Arial"/>
+              </w:rPr>
+              <w:t>Punto della situazione rispetto alla pianificazione</w:t>
+            </w:r>
+          </w:p>
+        </w:tc>
+      </w:tr>
+      <w:tr>
+        <w:tc>
+          <w:tcPr>
+            <w:tcW w:w="9854" w:type="dxa"/>
+          </w:tcPr>
+          <w:p>
+            <w:pPr>
+              <w:tabs>
+                <w:tab w:val="left" w:pos="990"/>
+              </w:tabs>
+              <w:rPr>
+                <w:rFonts w:ascii="Arial" w:hAnsi="Arial" w:cs="Arial"/>
+              </w:rPr>
+            </w:pPr>
+          </w:p>
+        </w:tc>
+      </w:tr>
+    </w:tbl>
+    <w:p>
+      <w:pPr>
+        <w:rPr>
+          <w:rFonts w:ascii="Arial" w:hAnsi="Arial" w:cs="Arial"/>
+        </w:rPr>
+      </w:pPr>
+    </w:p>
+    <w:tbl>
+      <w:tblPr>
+        <w:tblStyle w:val="Grigliatabella"/>
+        <w:tblW w:w="0" w:type="auto"/>
+        <w:tblLook w:val="04A0" w:firstRow="1" w:lastRow="0" w:firstColumn="1" w:lastColumn="0" w:noHBand="0" w:noVBand="1"/>
+      </w:tblPr>
+      <w:tblGrid>
+        <w:gridCol w:w="9628"/>
+      </w:tblGrid>
+      <w:tr>
+        <w:tc>
+          <w:tcPr>
+            <w:tcW w:w="9854" w:type="dxa"/>
+            <w:shd w:val="clear" w:color="auto" w:fill="D9D9D9" w:themeFill="background1" w:themeFillShade="D9"/>
+          </w:tcPr>
+          <w:p>
+            <w:pPr>
+              <w:rPr>
+                <w:rFonts w:ascii="Arial" w:hAnsi="Arial" w:cs="Arial"/>
+              </w:rPr>
+            </w:pPr>
+            <w:r>
+              <w:rPr>
+                <w:rFonts w:ascii="Arial" w:hAnsi="Arial" w:cs="Arial"/>
+              </w:rPr>
+              <w:t>Programma di massima per la prossima giornata di lavoro</w:t>
+            </w:r>
+          </w:p>
+        </w:tc>
+      </w:tr>
+      <w:tr>
+        <w:trPr>
+          <w:trHeight w:val="594"/>
+        </w:trPr>
+        <w:tc>
+          <w:tcPr>
+            <w:tcW w:w="9854" w:type="dxa"/>
+          </w:tcPr>
+          <w:p>
+            <w:pPr>
+              <w:rPr>
+                <w:rFonts w:ascii="Arial" w:hAnsi="Arial" w:cs="Arial"/>
+              </w:rPr>
+            </w:pPr>
+          </w:p>
+        </w:tc>
+      </w:tr>
+    </w:tbl>
+    <w:p>
+      <w:pPr>
+        <w:rPr>
+          <w:rFonts w:ascii="Arial" w:hAnsi="Arial" w:cs="Arial"/>
+        </w:rPr>
+      </w:pPr>
+      <w:r>
+        <w:rPr>
+          <w:rFonts w:ascii="Arial" w:hAnsi="Arial" w:cs="Arial"/>
+        </w:rPr>
+        <w:br w:type="page"/>
+      </w:r>
+    </w:p>
+    <w:p>
+      <w:pPr>
+        <w:pStyle w:val="Titolo2"/>
+        <w:rPr>
+          <w:sz w:val="36"/>
+        </w:rPr>
+      </w:pPr>
+      <w:r>
+        <w:rPr>
+          <w:sz w:val="36"/>
+        </w:rPr>
+        <w:lastRenderedPageBreak/>
+        <w:t>Agile</w:t>
+      </w:r>
+      <w:r>
+        <w:rPr>
+          <w:sz w:val="36"/>
+        </w:rPr>
+        <w:t xml:space="preserve"> – Resoconto 22/05/2026</w:t>
+      </w:r>
+    </w:p>
+    <w:tbl>
+      <w:tblPr>
+        <w:tblStyle w:val="Grigliatabella"/>
+        <w:tblW w:w="0" w:type="auto"/>
+        <w:tblLook w:val="04A0" w:firstRow="1" w:lastRow="0" w:firstColumn="1" w:lastColumn="0" w:noHBand="0" w:noVBand="1"/>
+      </w:tblPr>
+      <w:tblGrid>
+        <w:gridCol w:w="9628"/>
+      </w:tblGrid>
+      <w:tr>
+        <w:tc>
+          <w:tcPr>
+            <w:tcW w:w="9854" w:type="dxa"/>
+            <w:shd w:val="clear" w:color="auto" w:fill="D9D9D9" w:themeFill="background1" w:themeFillShade="D9"/>
+          </w:tcPr>
+          <w:p>
+            <w:pPr>
+              <w:rPr>
+                <w:rFonts w:ascii="Arial" w:hAnsi="Arial" w:cs="Arial"/>
+              </w:rPr>
+            </w:pPr>
+            <w:r>
+              <w:rPr>
+                <w:rFonts w:ascii="Arial" w:hAnsi="Arial" w:cs="Arial"/>
+              </w:rPr>
+              <w:t>Daily Scrum</w:t>
+            </w:r>
+          </w:p>
+        </w:tc>
+      </w:tr>
+      <w:tr>
+        <w:tc>
+          <w:tcPr>
+            <w:tcW w:w="9854" w:type="dxa"/>
+          </w:tcPr>
+          <w:p>
+            <w:pPr>
+              <w:rPr>
+                <w:rFonts w:ascii="Arial" w:hAnsi="Arial" w:cs="Arial"/>
+              </w:rPr>
+            </w:pPr>
+          </w:p>
+          <w:p>
+            <w:pPr>
+              <w:rPr>
+                <w:rFonts w:ascii="Arial" w:hAnsi="Arial" w:cs="Arial"/>
+                <w:b/>
+                <w:bCs/>
+                <w:color w:val="31849B" w:themeColor="accent5" w:themeShade="BF"/>
+              </w:rPr>
+            </w:pPr>
+            <w:r>
+              <w:rPr>
+                <w:rFonts w:ascii="Arial" w:hAnsi="Arial" w:cs="Arial"/>
+                <w:b/>
+                <w:bCs/>
+                <w:color w:val="31849B" w:themeColor="accent5" w:themeShade="BF"/>
+              </w:rPr>
+              <w:t>Kilian:</w:t>
+            </w:r>
+          </w:p>
+          <w:p>
+            <w:pPr>
+              <w:pStyle w:val="Paragrafoelenco"/>
+              <w:numPr>
+                <w:ilvl w:val="0"/>
+                <w:numId w:val="41"/>
+              </w:numPr>
+              <w:rPr>
+                <w:rFonts w:ascii="Arial" w:hAnsi="Arial" w:cs="Arial"/>
+              </w:rPr>
+            </w:pPr>
+            <w:r>
+              <w:rPr>
+                <w:rFonts w:ascii="Arial" w:hAnsi="Arial" w:cs="Arial"/>
+              </w:rPr>
+              <w:t xml:space="preserve">Lavori svolti la scorsa lezione: </w:t>
+            </w:r>
+            <w:r>
+              <w:rPr>
+                <w:rFonts w:ascii="Arial" w:hAnsi="Arial" w:cs="Arial"/>
+              </w:rPr>
+              <w:t>Fix al volume, Test Case Sprint 3</w:t>
+            </w:r>
+          </w:p>
+          <w:p>
+            <w:pPr>
+              <w:pStyle w:val="Paragrafoelenco"/>
+              <w:numPr>
+                <w:ilvl w:val="0"/>
+                <w:numId w:val="29"/>
+              </w:numPr>
+              <w:rPr>
+                <w:rFonts w:ascii="Arial" w:hAnsi="Arial" w:cs="Arial"/>
+              </w:rPr>
+            </w:pPr>
+            <w:r>
+              <w:rPr>
+                <w:rFonts w:ascii="Arial" w:hAnsi="Arial" w:cs="Arial"/>
+              </w:rPr>
+              <w:t xml:space="preserve">Lavori da svolgere questa lezione: </w:t>
+            </w:r>
+            <w:r>
+              <w:rPr>
+                <w:rFonts w:ascii="Arial" w:hAnsi="Arial" w:cs="Arial"/>
+              </w:rPr>
+              <w:t>Documentazione (Test Case, Implementazione, Sprint 3, Sitografia)</w:t>
+            </w:r>
+          </w:p>
+          <w:p>
+            <w:pPr>
+              <w:rPr>
+                <w:rFonts w:ascii="Arial" w:hAnsi="Arial" w:cs="Arial"/>
+              </w:rPr>
+            </w:pPr>
+          </w:p>
+          <w:p>
+            <w:pPr>
+              <w:rPr>
+                <w:rFonts w:ascii="Arial" w:hAnsi="Arial" w:cs="Arial"/>
+                <w:b/>
+                <w:bCs/>
+                <w:color w:val="943634" w:themeColor="accent2" w:themeShade="BF"/>
+              </w:rPr>
+            </w:pPr>
+            <w:r>
+              <w:rPr>
+                <w:rFonts w:ascii="Arial" w:hAnsi="Arial" w:cs="Arial"/>
+                <w:b/>
+                <w:bCs/>
+                <w:color w:val="943634" w:themeColor="accent2" w:themeShade="BF"/>
+              </w:rPr>
+              <w:t>Luca:</w:t>
+            </w:r>
+          </w:p>
+          <w:p>
+            <w:pPr>
+              <w:pStyle w:val="Paragrafoelenco"/>
+              <w:numPr>
+                <w:ilvl w:val="0"/>
+                <w:numId w:val="41"/>
+              </w:numPr>
+              <w:rPr>
+                <w:rFonts w:ascii="Arial" w:hAnsi="Arial" w:cs="Arial"/>
+              </w:rPr>
+            </w:pPr>
+            <w:r>
+              <w:rPr>
+                <w:rFonts w:ascii="Arial" w:hAnsi="Arial" w:cs="Arial"/>
+              </w:rPr>
+              <w:t xml:space="preserve">Lavori svolti la scorsa lezione: </w:t>
+            </w:r>
+            <w:r>
+              <w:rPr>
+                <w:rFonts w:ascii="Arial" w:hAnsi="Arial" w:cs="Arial"/>
+              </w:rPr>
+              <w:t>Menù di pausa</w:t>
+            </w:r>
+          </w:p>
+          <w:p>
+            <w:pPr>
+              <w:pStyle w:val="Paragrafoelenco"/>
+              <w:numPr>
+                <w:ilvl w:val="0"/>
+                <w:numId w:val="47"/>
+              </w:numPr>
+              <w:rPr>
+                <w:rFonts w:ascii="Arial" w:hAnsi="Arial" w:cs="Arial"/>
+              </w:rPr>
+            </w:pPr>
+            <w:r>
+              <w:rPr>
+                <w:rFonts w:ascii="Arial" w:hAnsi="Arial" w:cs="Arial"/>
+              </w:rPr>
+              <w:t xml:space="preserve">SVOLTI A CASA: </w:t>
+            </w:r>
+            <w:r>
+              <w:rPr>
+                <w:rFonts w:ascii="Arial" w:hAnsi="Arial" w:cs="Arial"/>
+              </w:rPr>
+              <w:t>Fenomeni paranormali (4 ore scolastiche), Schermata di vittoria (3 ore scolastiche), creazione file eseguibile (5 minuti)</w:t>
+            </w:r>
+          </w:p>
+          <w:p>
+            <w:pPr>
+              <w:pStyle w:val="Paragrafoelenco"/>
+              <w:numPr>
+                <w:ilvl w:val="0"/>
+                <w:numId w:val="29"/>
+              </w:numPr>
+              <w:rPr>
+                <w:rFonts w:ascii="Arial" w:hAnsi="Arial" w:cs="Arial"/>
+              </w:rPr>
+            </w:pPr>
+            <w:r>
+              <w:rPr>
+                <w:rFonts w:ascii="Arial" w:hAnsi="Arial" w:cs="Arial"/>
+              </w:rPr>
+              <w:t xml:space="preserve">Lavori da svolgere questa lezione: </w:t>
+            </w:r>
+            <w:r>
+              <w:rPr>
+                <w:rFonts w:ascii="Arial" w:hAnsi="Arial" w:cs="Arial"/>
+              </w:rPr>
+              <w:t>Documentazione (Implementazione, pulizia codice)</w:t>
+            </w:r>
+          </w:p>
+          <w:p>
+            <w:pPr>
+              <w:rPr>
+                <w:rFonts w:ascii="Arial" w:hAnsi="Arial" w:cs="Arial"/>
+              </w:rPr>
+            </w:pPr>
+          </w:p>
+          <w:p>
+            <w:pPr>
+              <w:rPr>
+                <w:rFonts w:ascii="Arial" w:hAnsi="Arial" w:cs="Arial"/>
+                <w:b/>
+                <w:bCs/>
+                <w:color w:val="5F497A" w:themeColor="accent4" w:themeShade="BF"/>
+              </w:rPr>
+            </w:pPr>
+            <w:r>
+              <w:rPr>
+                <w:rFonts w:ascii="Arial" w:hAnsi="Arial" w:cs="Arial"/>
+                <w:b/>
+                <w:bCs/>
+                <w:color w:val="5F497A" w:themeColor="accent4" w:themeShade="BF"/>
+              </w:rPr>
+              <w:t>Ruben:</w:t>
+            </w:r>
+          </w:p>
+          <w:p>
+            <w:pPr>
+              <w:pStyle w:val="Paragrafoelenco"/>
+              <w:numPr>
+                <w:ilvl w:val="0"/>
+                <w:numId w:val="29"/>
+              </w:numPr>
+              <w:rPr>
+                <w:rFonts w:ascii="Arial" w:hAnsi="Arial" w:cs="Arial"/>
+              </w:rPr>
+            </w:pPr>
+            <w:r>
+              <w:rPr>
+                <w:rFonts w:ascii="Arial" w:hAnsi="Arial" w:cs="Arial"/>
+              </w:rPr>
+              <w:t xml:space="preserve">Lavori svolti la scorsa lezione: </w:t>
+            </w:r>
+            <w:r>
+              <w:rPr>
+                <w:rFonts w:ascii="Arial" w:hAnsi="Arial" w:cs="Arial"/>
+              </w:rPr>
+              <w:t>ASSENTE</w:t>
+            </w:r>
+          </w:p>
+          <w:p>
+            <w:pPr>
+              <w:pStyle w:val="Paragrafoelenco"/>
+              <w:numPr>
+                <w:ilvl w:val="0"/>
+                <w:numId w:val="29"/>
+              </w:numPr>
+              <w:rPr>
+                <w:rFonts w:ascii="Arial" w:hAnsi="Arial" w:cs="Arial"/>
+              </w:rPr>
+            </w:pPr>
+            <w:r>
+              <w:rPr>
+                <w:rFonts w:ascii="Arial" w:hAnsi="Arial" w:cs="Arial"/>
+              </w:rPr>
+              <w:t xml:space="preserve">Lavori da svolgere questa lezione: </w:t>
+            </w:r>
+            <w:r>
+              <w:rPr>
+                <w:rFonts w:ascii="Arial" w:hAnsi="Arial" w:cs="Arial"/>
+              </w:rPr>
+              <w:t>ASSENTE</w:t>
+            </w:r>
+          </w:p>
+          <w:p>
+            <w:pPr>
+              <w:rPr>
+                <w:rFonts w:ascii="Arial" w:hAnsi="Arial" w:cs="Arial"/>
+              </w:rPr>
+            </w:pPr>
+          </w:p>
+        </w:tc>
+      </w:tr>
+    </w:tbl>
+    <w:p>
+      <w:pPr>
+        <w:rPr>
+          <w:rFonts w:ascii="Arial" w:hAnsi="Arial" w:cs="Arial"/>
+        </w:rPr>
+      </w:pPr>
+    </w:p>
+    <w:tbl>
+      <w:tblPr>
+        <w:tblStyle w:val="Grigliatabella"/>
+        <w:tblW w:w="0" w:type="auto"/>
+        <w:tblLook w:val="04A0" w:firstRow="1" w:lastRow="0" w:firstColumn="1" w:lastColumn="0" w:noHBand="0" w:noVBand="1"/>
+      </w:tblPr>
+      <w:tblGrid>
+        <w:gridCol w:w="9628"/>
+      </w:tblGrid>
+      <w:tr>
+        <w:tc>
+          <w:tcPr>
+            <w:tcW w:w="9854" w:type="dxa"/>
+            <w:shd w:val="clear" w:color="auto" w:fill="D9D9D9" w:themeFill="background1" w:themeFillShade="D9"/>
+          </w:tcPr>
+          <w:p>
+            <w:pPr>
+              <w:rPr>
+                <w:rFonts w:ascii="Arial" w:hAnsi="Arial" w:cs="Arial"/>
+              </w:rPr>
+            </w:pPr>
+            <w:r>
+              <w:rPr>
+                <w:rFonts w:ascii="Arial" w:hAnsi="Arial" w:cs="Arial"/>
+              </w:rPr>
+              <w:t>Sprint Planning</w:t>
+            </w:r>
+          </w:p>
+        </w:tc>
+      </w:tr>
+      <w:tr>
+        <w:tc>
+          <w:tcPr>
+            <w:tcW w:w="9854" w:type="dxa"/>
+          </w:tcPr>
+          <w:p>
+            <w:pPr>
+              <w:rPr>
+                <w:rFonts w:ascii="Arial" w:hAnsi="Arial" w:cs="Arial"/>
+              </w:rPr>
+            </w:pPr>
+          </w:p>
+        </w:tc>
+      </w:tr>
+    </w:tbl>
+    <w:p>
+      <w:pPr>
+        <w:rPr>
+          <w:rFonts w:ascii="Arial" w:hAnsi="Arial" w:cs="Arial"/>
+        </w:rPr>
+      </w:pPr>
+    </w:p>
+    <w:tbl>
+      <w:tblPr>
+        <w:tblStyle w:val="Grigliatabella"/>
+        <w:tblW w:w="0" w:type="auto"/>
+        <w:tblLook w:val="04A0" w:firstRow="1" w:lastRow="0" w:firstColumn="1" w:lastColumn="0" w:noHBand="0" w:noVBand="1"/>
+      </w:tblPr>
+      <w:tblGrid>
+        <w:gridCol w:w="9628"/>
+      </w:tblGrid>
+      <w:tr>
+        <w:tc>
+          <w:tcPr>
+            <w:tcW w:w="9854" w:type="dxa"/>
+            <w:shd w:val="clear" w:color="auto" w:fill="D9D9D9" w:themeFill="background1" w:themeFillShade="D9"/>
+          </w:tcPr>
+          <w:p>
+            <w:pPr>
+              <w:rPr>
+                <w:rFonts w:ascii="Arial" w:hAnsi="Arial" w:cs="Arial"/>
+              </w:rPr>
+            </w:pPr>
+            <w:r>
+              <w:rPr>
+                <w:rFonts w:ascii="Arial" w:hAnsi="Arial" w:cs="Arial"/>
+              </w:rPr>
+              <w:t>Sprint Review</w:t>
+            </w:r>
+          </w:p>
+        </w:tc>
+      </w:tr>
+      <w:tr>
+        <w:tc>
+          <w:tcPr>
+            <w:tcW w:w="9854" w:type="dxa"/>
+          </w:tcPr>
+          <w:p>
+            <w:pPr>
+              <w:rPr>
+                <w:rFonts w:ascii="Arial" w:hAnsi="Arial" w:cs="Arial"/>
+              </w:rPr>
+            </w:pPr>
+          </w:p>
+        </w:tc>
+      </w:tr>
+    </w:tbl>
+    <w:p>
+      <w:pPr>
+        <w:rPr>
+          <w:rFonts w:ascii="Arial" w:hAnsi="Arial" w:cs="Arial"/>
+        </w:rPr>
+      </w:pPr>
+    </w:p>
+    <w:tbl>
+      <w:tblPr>
+        <w:tblStyle w:val="Grigliatabella"/>
+        <w:tblW w:w="0" w:type="auto"/>
+        <w:tblLook w:val="04A0" w:firstRow="1" w:lastRow="0" w:firstColumn="1" w:lastColumn="0" w:noHBand="0" w:noVBand="1"/>
+      </w:tblPr>
+      <w:tblGrid>
+        <w:gridCol w:w="9628"/>
+      </w:tblGrid>
+      <w:tr>
+        <w:tc>
+          <w:tcPr>
+            <w:tcW w:w="9854" w:type="dxa"/>
+            <w:shd w:val="clear" w:color="auto" w:fill="D9D9D9" w:themeFill="background1" w:themeFillShade="D9"/>
+          </w:tcPr>
+          <w:p>
+            <w:pPr>
+              <w:rPr>
+                <w:rFonts w:ascii="Arial" w:hAnsi="Arial" w:cs="Arial"/>
+              </w:rPr>
+            </w:pPr>
+            <w:r>
+              <w:rPr>
+                <w:rFonts w:ascii="Arial" w:hAnsi="Arial" w:cs="Arial"/>
+              </w:rPr>
+              <w:t xml:space="preserve">Sprint Retrospective </w:t>
+            </w:r>
+          </w:p>
+        </w:tc>
+      </w:tr>
+      <w:tr>
+        <w:tc>
+          <w:tcPr>
+            <w:tcW w:w="9854" w:type="dxa"/>
+          </w:tcPr>
+          <w:p>
+            <w:pPr>
+              <w:rPr>
+                <w:rFonts w:ascii="Arial" w:hAnsi="Arial" w:cs="Arial"/>
+              </w:rPr>
+            </w:pPr>
+          </w:p>
+          <w:p>
+            <w:pPr>
+              <w:rPr>
+                <w:rFonts w:ascii="Arial" w:hAnsi="Arial" w:cs="Arial"/>
+                <w:b/>
+                <w:bCs/>
+              </w:rPr>
+            </w:pPr>
+            <w:r>
+              <w:rPr>
+                <w:rFonts w:ascii="Arial" w:hAnsi="Arial" w:cs="Arial"/>
+                <w:b/>
+                <w:bCs/>
+              </w:rPr>
+              <w:t>Problemi riscontrati:</w:t>
+            </w:r>
+          </w:p>
+          <w:p>
+            <w:pPr>
+              <w:pStyle w:val="Paragrafoelenco"/>
+              <w:numPr>
+                <w:ilvl w:val="0"/>
+                <w:numId w:val="44"/>
+              </w:numPr>
+              <w:rPr>
+                <w:rFonts w:ascii="Arial" w:hAnsi="Arial" w:cs="Arial"/>
+              </w:rPr>
+            </w:pPr>
+            <w:r>
+              <w:rPr>
+                <w:rFonts w:ascii="Arial" w:hAnsi="Arial" w:cs="Arial"/>
+              </w:rPr>
+              <w:t xml:space="preserve">Organizzazione: </w:t>
+            </w:r>
+            <w:r>
+              <w:rPr>
+                <w:rFonts w:ascii="Arial" w:hAnsi="Arial" w:cs="Arial"/>
+              </w:rPr>
+              <w:t>Le impostazioni sono state inserite nel Gannt alla fine di giugno, nonostante il fatto che avessimo previsto di terminare il progetto verso fine maggio.</w:t>
+            </w:r>
+          </w:p>
+          <w:p>
+            <w:pPr>
+              <w:pStyle w:val="Paragrafoelenco"/>
+              <w:numPr>
+                <w:ilvl w:val="0"/>
+                <w:numId w:val="44"/>
+              </w:numPr>
+              <w:rPr>
+                <w:rFonts w:ascii="Arial" w:hAnsi="Arial" w:cs="Arial"/>
+              </w:rPr>
+            </w:pPr>
+            <w:r>
+              <w:rPr>
+                <w:rFonts w:ascii="Arial" w:hAnsi="Arial" w:cs="Arial"/>
+              </w:rPr>
+              <w:t>La logica della presentazione non era ottimale. Invece di incominciare con la dimostrazione del gioco avremmo dovuto iniziare con le User Stories.</w:t>
+            </w:r>
+          </w:p>
+          <w:p>
+            <w:pPr>
+              <w:rPr>
+                <w:rFonts w:ascii="Arial" w:hAnsi="Arial" w:cs="Arial"/>
+              </w:rPr>
+            </w:pPr>
+          </w:p>
+          <w:p>
+            <w:pPr>
+              <w:rPr>
+                <w:rFonts w:ascii="Arial" w:hAnsi="Arial" w:cs="Arial"/>
+              </w:rPr>
+            </w:pPr>
+          </w:p>
+        </w:tc>
+      </w:tr>
+    </w:tbl>
+    <w:p>
+      <w:pPr>
+        <w:rPr>
+          <w:rFonts w:ascii="Arial" w:hAnsi="Arial" w:cs="Arial"/>
+        </w:rPr>
+      </w:pPr>
+    </w:p>
+    <w:p>
+      <w:pPr>
+        <w:rPr>
+          <w:rFonts w:ascii="Arial" w:hAnsi="Arial" w:cs="Arial"/>
+        </w:rPr>
+      </w:pPr>
+    </w:p>
+    <w:p>
+      <w:pPr>
+        <w:rPr>
+          <w:rFonts w:ascii="Arial" w:hAnsi="Arial" w:cs="Arial"/>
+        </w:rPr>
+      </w:pPr>
+    </w:p>
     <w:sectPr>
-      <w:headerReference w:type="default" r:id="rId33"/>
-      <w:footerReference w:type="default" r:id="rId34"/>
+      <w:headerReference w:type="default" r:id="rId35"/>
+      <w:footerReference w:type="default" r:id="rId36"/>
       <w:pgSz w:w="11906" w:h="16838"/>
       <w:pgMar w:top="1135" w:right="1134" w:bottom="993" w:left="1134" w:header="708" w:footer="314" w:gutter="0"/>
       <w:cols w:space="708"/>
@@ -19703,16 +22377,17 @@
   <w:abstractNum w:abstractNumId="3" w15:restartNumberingAfterBreak="0">
     <w:nsid w:val="1588458F"/>
     <w:multiLevelType w:val="hybridMultilevel"/>
-    <w:tmpl w:val="B3EA957A"/>
-    <w:lvl w:ilvl="0" w:tplc="B7688DF6">
-      <w:numFmt w:val="bullet"/>
-      <w:lvlText w:val=""/>
+    <w:tmpl w:val="5956B4C0"/>
+    <w:lvl w:ilvl="0" w:tplc="08100005">
+      <w:start w:val="1"/>
+      <w:numFmt w:val="bullet"/>
+      <w:lvlText w:val=""/>
       <w:lvlJc w:val="left"/>
       <w:pPr>
         <w:ind w:left="1080" w:hanging="360"/>
       </w:pPr>
       <w:rPr>
-        <w:rFonts w:ascii="Wingdings" w:eastAsiaTheme="minorHAnsi" w:hAnsi="Wingdings" w:cs="Arial" w:hint="default"/>
+        <w:rFonts w:ascii="Wingdings" w:hAnsi="Wingdings" w:hint="default"/>
       </w:rPr>
     </w:lvl>
     <w:lvl w:ilvl="1" w:tplc="08100003" w:tentative="1">
@@ -19815,17 +22490,17 @@
   <w:abstractNum w:abstractNumId="4" w15:restartNumberingAfterBreak="0">
     <w:nsid w:val="1611442F"/>
     <w:multiLevelType w:val="hybridMultilevel"/>
-    <w:tmpl w:val="409AB076"/>
-    <w:lvl w:ilvl="0" w:tplc="08100001">
-      <w:start w:val="1"/>
-      <w:numFmt w:val="bullet"/>
-      <w:lvlText w:val=""/>
+    <w:tmpl w:val="34C60ED8"/>
+    <w:lvl w:ilvl="0" w:tplc="08100005">
+      <w:start w:val="1"/>
+      <w:numFmt w:val="bullet"/>
+      <w:lvlText w:val=""/>
       <w:lvlJc w:val="left"/>
       <w:pPr>
         <w:ind w:left="720" w:hanging="360"/>
       </w:pPr>
       <w:rPr>
-        <w:rFonts w:ascii="Symbol" w:hAnsi="Symbol" w:hint="default"/>
+        <w:rFonts w:ascii="Wingdings" w:hAnsi="Wingdings" w:hint="default"/>
       </w:rPr>
     </w:lvl>
     <w:lvl w:ilvl="1" w:tplc="08100003" w:tentative="1">
@@ -19928,7 +22603,7 @@
   <w:abstractNum w:abstractNumId="5" w15:restartNumberingAfterBreak="0">
     <w:nsid w:val="16654A38"/>
     <w:multiLevelType w:val="hybridMultilevel"/>
-    <w:tmpl w:val="C60AF9E4"/>
+    <w:tmpl w:val="406E0A08"/>
     <w:lvl w:ilvl="0" w:tplc="08100005">
       <w:start w:val="1"/>
       <w:numFmt w:val="bullet"/>
@@ -20264,6 +22939,119 @@
     </w:lvl>
   </w:abstractNum>
   <w:abstractNum w:abstractNumId="8" w15:restartNumberingAfterBreak="0">
+    <w:nsid w:val="1C842DBE"/>
+    <w:multiLevelType w:val="hybridMultilevel"/>
+    <w:tmpl w:val="21D2F8B2"/>
+    <w:lvl w:ilvl="0" w:tplc="37820012">
+      <w:start w:val="9"/>
+      <w:numFmt w:val="bullet"/>
+      <w:lvlText w:val=""/>
+      <w:lvlJc w:val="left"/>
+      <w:pPr>
+        <w:ind w:left="720" w:hanging="360"/>
+      </w:pPr>
+      <w:rPr>
+        <w:rFonts w:ascii="Wingdings" w:eastAsiaTheme="minorHAnsi" w:hAnsi="Wingdings" w:cs="Arial" w:hint="default"/>
+      </w:rPr>
+    </w:lvl>
+    <w:lvl w:ilvl="1" w:tplc="08100003" w:tentative="1">
+      <w:start w:val="1"/>
+      <w:numFmt w:val="bullet"/>
+      <w:lvlText w:val="o"/>
+      <w:lvlJc w:val="left"/>
+      <w:pPr>
+        <w:ind w:left="1440" w:hanging="360"/>
+      </w:pPr>
+      <w:rPr>
+        <w:rFonts w:ascii="Courier New" w:hAnsi="Courier New" w:cs="Courier New" w:hint="default"/>
+      </w:rPr>
+    </w:lvl>
+    <w:lvl w:ilvl="2" w:tplc="08100005" w:tentative="1">
+      <w:start w:val="1"/>
+      <w:numFmt w:val="bullet"/>
+      <w:lvlText w:val=""/>
+      <w:lvlJc w:val="left"/>
+      <w:pPr>
+        <w:ind w:left="2160" w:hanging="360"/>
+      </w:pPr>
+      <w:rPr>
+        <w:rFonts w:ascii="Wingdings" w:hAnsi="Wingdings" w:hint="default"/>
+      </w:rPr>
+    </w:lvl>
+    <w:lvl w:ilvl="3" w:tplc="08100001" w:tentative="1">
+      <w:start w:val="1"/>
+      <w:numFmt w:val="bullet"/>
+      <w:lvlText w:val=""/>
+      <w:lvlJc w:val="left"/>
+      <w:pPr>
+        <w:ind w:left="2880" w:hanging="360"/>
+      </w:pPr>
+      <w:rPr>
+        <w:rFonts w:ascii="Symbol" w:hAnsi="Symbol" w:hint="default"/>
+      </w:rPr>
+    </w:lvl>
+    <w:lvl w:ilvl="4" w:tplc="08100003" w:tentative="1">
+      <w:start w:val="1"/>
+      <w:numFmt w:val="bullet"/>
+      <w:lvlText w:val="o"/>
+      <w:lvlJc w:val="left"/>
+      <w:pPr>
+        <w:ind w:left="3600" w:hanging="360"/>
+      </w:pPr>
+      <w:rPr>
+        <w:rFonts w:ascii="Courier New" w:hAnsi="Courier New" w:cs="Courier New" w:hint="default"/>
+      </w:rPr>
+    </w:lvl>
+    <w:lvl w:ilvl="5" w:tplc="08100005" w:tentative="1">
+      <w:start w:val="1"/>
+      <w:numFmt w:val="bullet"/>
+      <w:lvlText w:val=""/>
+      <w:lvlJc w:val="left"/>
+      <w:pPr>
+        <w:ind w:left="4320" w:hanging="360"/>
+      </w:pPr>
+      <w:rPr>
+        <w:rFonts w:ascii="Wingdings" w:hAnsi="Wingdings" w:hint="default"/>
+      </w:rPr>
+    </w:lvl>
+    <w:lvl w:ilvl="6" w:tplc="08100001" w:tentative="1">
+      <w:start w:val="1"/>
+      <w:numFmt w:val="bullet"/>
+      <w:lvlText w:val=""/>
+      <w:lvlJc w:val="left"/>
+      <w:pPr>
+        <w:ind w:left="5040" w:hanging="360"/>
+      </w:pPr>
+      <w:rPr>
+        <w:rFonts w:ascii="Symbol" w:hAnsi="Symbol" w:hint="default"/>
+      </w:rPr>
+    </w:lvl>
+    <w:lvl w:ilvl="7" w:tplc="08100003" w:tentative="1">
+      <w:start w:val="1"/>
+      <w:numFmt w:val="bullet"/>
+      <w:lvlText w:val="o"/>
+      <w:lvlJc w:val="left"/>
+      <w:pPr>
+        <w:ind w:left="5760" w:hanging="360"/>
+      </w:pPr>
+      <w:rPr>
+        <w:rFonts w:ascii="Courier New" w:hAnsi="Courier New" w:cs="Courier New" w:hint="default"/>
+      </w:rPr>
+    </w:lvl>
+    <w:lvl w:ilvl="8" w:tplc="08100005" w:tentative="1">
+      <w:start w:val="1"/>
+      <w:numFmt w:val="bullet"/>
+      <w:lvlText w:val=""/>
+      <w:lvlJc w:val="left"/>
+      <w:pPr>
+        <w:ind w:left="6480" w:hanging="360"/>
+      </w:pPr>
+      <w:rPr>
+        <w:rFonts w:ascii="Wingdings" w:hAnsi="Wingdings" w:hint="default"/>
+      </w:rPr>
+    </w:lvl>
+  </w:abstractNum>
+  <w:abstractNum w:abstractNumId="9" w15:restartNumberingAfterBreak="0">
     <w:nsid w:val="1DFB51AB"/>
     <w:multiLevelType w:val="hybridMultilevel"/>
     <w:tmpl w:val="BFACE39E"/>
@@ -20376,7 +23164,120 @@
       </w:rPr>
     </w:lvl>
   </w:abstractNum>
-  <w:abstractNum w:abstractNumId="9" w15:restartNumberingAfterBreak="0">
+  <w:abstractNum w:abstractNumId="10" w15:restartNumberingAfterBreak="0">
+    <w:nsid w:val="25530C10"/>
+    <w:multiLevelType w:val="hybridMultilevel"/>
+    <w:tmpl w:val="D7F8F91E"/>
+    <w:lvl w:ilvl="0" w:tplc="08100005">
+      <w:start w:val="1"/>
+      <w:numFmt w:val="bullet"/>
+      <w:lvlText w:val=""/>
+      <w:lvlJc w:val="left"/>
+      <w:pPr>
+        <w:ind w:left="720" w:hanging="360"/>
+      </w:pPr>
+      <w:rPr>
+        <w:rFonts w:ascii="Wingdings" w:hAnsi="Wingdings" w:hint="default"/>
+      </w:rPr>
+    </w:lvl>
+    <w:lvl w:ilvl="1" w:tplc="08100003" w:tentative="1">
+      <w:start w:val="1"/>
+      <w:numFmt w:val="bullet"/>
+      <w:lvlText w:val="o"/>
+      <w:lvlJc w:val="left"/>
+      <w:pPr>
+        <w:ind w:left="1440" w:hanging="360"/>
+      </w:pPr>
+      <w:rPr>
+        <w:rFonts w:ascii="Courier New" w:hAnsi="Courier New" w:cs="Courier New" w:hint="default"/>
+      </w:rPr>
+    </w:lvl>
+    <w:lvl w:ilvl="2" w:tplc="08100005" w:tentative="1">
+      <w:start w:val="1"/>
+      <w:numFmt w:val="bullet"/>
+      <w:lvlText w:val=""/>
+      <w:lvlJc w:val="left"/>
+      <w:pPr>
+        <w:ind w:left="2160" w:hanging="360"/>
+      </w:pPr>
+      <w:rPr>
+        <w:rFonts w:ascii="Wingdings" w:hAnsi="Wingdings" w:hint="default"/>
+      </w:rPr>
+    </w:lvl>
+    <w:lvl w:ilvl="3" w:tplc="08100001" w:tentative="1">
+      <w:start w:val="1"/>
+      <w:numFmt w:val="bullet"/>
+      <w:lvlText w:val=""/>
+      <w:lvlJc w:val="left"/>
+      <w:pPr>
+        <w:ind w:left="2880" w:hanging="360"/>
+      </w:pPr>
+      <w:rPr>
+        <w:rFonts w:ascii="Symbol" w:hAnsi="Symbol" w:hint="default"/>
+      </w:rPr>
+    </w:lvl>
+    <w:lvl w:ilvl="4" w:tplc="08100003" w:tentative="1">
+      <w:start w:val="1"/>
+      <w:numFmt w:val="bullet"/>
+      <w:lvlText w:val="o"/>
+      <w:lvlJc w:val="left"/>
+      <w:pPr>
+        <w:ind w:left="3600" w:hanging="360"/>
+      </w:pPr>
+      <w:rPr>
+        <w:rFonts w:ascii="Courier New" w:hAnsi="Courier New" w:cs="Courier New" w:hint="default"/>
+      </w:rPr>
+    </w:lvl>
+    <w:lvl w:ilvl="5" w:tplc="08100005" w:tentative="1">
+      <w:start w:val="1"/>
+      <w:numFmt w:val="bullet"/>
+      <w:lvlText w:val=""/>
+      <w:lvlJc w:val="left"/>
+      <w:pPr>
+        <w:ind w:left="4320" w:hanging="360"/>
+      </w:pPr>
+      <w:rPr>
+        <w:rFonts w:ascii="Wingdings" w:hAnsi="Wingdings" w:hint="default"/>
+      </w:rPr>
+    </w:lvl>
+    <w:lvl w:ilvl="6" w:tplc="08100001" w:tentative="1">
+      <w:start w:val="1"/>
+      <w:numFmt w:val="bullet"/>
+      <w:lvlText w:val=""/>
+      <w:lvlJc w:val="left"/>
+      <w:pPr>
+        <w:ind w:left="5040" w:hanging="360"/>
+      </w:pPr>
+      <w:rPr>
+        <w:rFonts w:ascii="Symbol" w:hAnsi="Symbol" w:hint="default"/>
+      </w:rPr>
+    </w:lvl>
+    <w:lvl w:ilvl="7" w:tplc="08100003" w:tentative="1">
+      <w:start w:val="1"/>
+      <w:numFmt w:val="bullet"/>
+      <w:lvlText w:val="o"/>
+      <w:lvlJc w:val="left"/>
+      <w:pPr>
+        <w:ind w:left="5760" w:hanging="360"/>
+      </w:pPr>
+      <w:rPr>
+        <w:rFonts w:ascii="Courier New" w:hAnsi="Courier New" w:cs="Courier New" w:hint="default"/>
+      </w:rPr>
+    </w:lvl>
+    <w:lvl w:ilvl="8" w:tplc="08100005" w:tentative="1">
+      <w:start w:val="1"/>
+      <w:numFmt w:val="bullet"/>
+      <w:lvlText w:val=""/>
+      <w:lvlJc w:val="left"/>
+      <w:pPr>
+        <w:ind w:left="6480" w:hanging="360"/>
+      </w:pPr>
+      <w:rPr>
+        <w:rFonts w:ascii="Wingdings" w:hAnsi="Wingdings" w:hint="default"/>
+      </w:rPr>
+    </w:lvl>
+  </w:abstractNum>
+  <w:abstractNum w:abstractNumId="11" w15:restartNumberingAfterBreak="0">
     <w:nsid w:val="2A914642"/>
     <w:multiLevelType w:val="hybridMultilevel"/>
     <w:tmpl w:val="3BE67178"/>
@@ -20489,7 +23390,7 @@
       </w:rPr>
     </w:lvl>
   </w:abstractNum>
-  <w:abstractNum w:abstractNumId="10" w15:restartNumberingAfterBreak="0">
+  <w:abstractNum w:abstractNumId="12" w15:restartNumberingAfterBreak="0">
     <w:nsid w:val="2F3D7A3E"/>
     <w:multiLevelType w:val="hybridMultilevel"/>
     <w:tmpl w:val="15C23898"/>
@@ -20602,7 +23503,7 @@
       </w:rPr>
     </w:lvl>
   </w:abstractNum>
-  <w:abstractNum w:abstractNumId="11" w15:restartNumberingAfterBreak="0">
+  <w:abstractNum w:abstractNumId="13" w15:restartNumberingAfterBreak="0">
     <w:nsid w:val="36E11DF4"/>
     <w:multiLevelType w:val="hybridMultilevel"/>
     <w:tmpl w:val="1856E4BE"/>
@@ -20714,7 +23615,7 @@
       </w:rPr>
     </w:lvl>
   </w:abstractNum>
-  <w:abstractNum w:abstractNumId="12" w15:restartNumberingAfterBreak="0">
+  <w:abstractNum w:abstractNumId="14" w15:restartNumberingAfterBreak="0">
     <w:nsid w:val="39ED03C6"/>
     <w:multiLevelType w:val="hybridMultilevel"/>
     <w:tmpl w:val="9F68CE16"/>
@@ -20827,7 +23728,7 @@
       </w:rPr>
     </w:lvl>
   </w:abstractNum>
-  <w:abstractNum w:abstractNumId="13" w15:restartNumberingAfterBreak="0">
+  <w:abstractNum w:abstractNumId="15" w15:restartNumberingAfterBreak="0">
     <w:nsid w:val="3AFA4BF8"/>
     <w:multiLevelType w:val="hybridMultilevel"/>
     <w:tmpl w:val="EF1C99B4"/>
@@ -20939,7 +23840,7 @@
       </w:rPr>
     </w:lvl>
   </w:abstractNum>
-  <w:abstractNum w:abstractNumId="14" w15:restartNumberingAfterBreak="0">
+  <w:abstractNum w:abstractNumId="16" w15:restartNumberingAfterBreak="0">
     <w:nsid w:val="3D4C551D"/>
     <w:multiLevelType w:val="hybridMultilevel"/>
     <w:tmpl w:val="1D629A34"/>
@@ -21052,7 +23953,7 @@
       </w:rPr>
     </w:lvl>
   </w:abstractNum>
-  <w:abstractNum w:abstractNumId="15" w15:restartNumberingAfterBreak="0">
+  <w:abstractNum w:abstractNumId="17" w15:restartNumberingAfterBreak="0">
     <w:nsid w:val="3EBE4D1A"/>
     <w:multiLevelType w:val="hybridMultilevel"/>
     <w:tmpl w:val="C2E8BF98"/>
@@ -21164,7 +24065,7 @@
       </w:rPr>
     </w:lvl>
   </w:abstractNum>
-  <w:abstractNum w:abstractNumId="16" w15:restartNumberingAfterBreak="0">
+  <w:abstractNum w:abstractNumId="18" w15:restartNumberingAfterBreak="0">
     <w:nsid w:val="3F6019ED"/>
     <w:multiLevelType w:val="hybridMultilevel"/>
     <w:tmpl w:val="857EB43C"/>
@@ -21277,7 +24178,7 @@
       </w:rPr>
     </w:lvl>
   </w:abstractNum>
-  <w:abstractNum w:abstractNumId="17" w15:restartNumberingAfterBreak="0">
+  <w:abstractNum w:abstractNumId="19" w15:restartNumberingAfterBreak="0">
     <w:nsid w:val="3F671B2A"/>
     <w:multiLevelType w:val="hybridMultilevel"/>
     <w:tmpl w:val="837CCA7E"/>
@@ -21390,7 +24291,7 @@
       </w:rPr>
     </w:lvl>
   </w:abstractNum>
-  <w:abstractNum w:abstractNumId="18" w15:restartNumberingAfterBreak="0">
+  <w:abstractNum w:abstractNumId="20" w15:restartNumberingAfterBreak="0">
     <w:nsid w:val="405C59AA"/>
     <w:multiLevelType w:val="hybridMultilevel"/>
     <w:tmpl w:val="09706264"/>
@@ -21503,7 +24404,7 @@
       </w:rPr>
     </w:lvl>
   </w:abstractNum>
-  <w:abstractNum w:abstractNumId="19" w15:restartNumberingAfterBreak="0">
+  <w:abstractNum w:abstractNumId="21" w15:restartNumberingAfterBreak="0">
     <w:nsid w:val="41440007"/>
     <w:multiLevelType w:val="hybridMultilevel"/>
     <w:tmpl w:val="6F76870E"/>
@@ -21617,7 +24518,7 @@
       </w:rPr>
     </w:lvl>
   </w:abstractNum>
-  <w:abstractNum w:abstractNumId="20" w15:restartNumberingAfterBreak="0">
+  <w:abstractNum w:abstractNumId="22" w15:restartNumberingAfterBreak="0">
     <w:nsid w:val="432D4A14"/>
     <w:multiLevelType w:val="hybridMultilevel"/>
     <w:tmpl w:val="3850D6E2"/>
@@ -21729,7 +24630,7 @@
       </w:rPr>
     </w:lvl>
   </w:abstractNum>
-  <w:abstractNum w:abstractNumId="21" w15:restartNumberingAfterBreak="0">
+  <w:abstractNum w:abstractNumId="23" w15:restartNumberingAfterBreak="0">
     <w:nsid w:val="442C21C6"/>
     <w:multiLevelType w:val="hybridMultilevel"/>
     <w:tmpl w:val="D64E2F34"/>
@@ -21842,7 +24743,7 @@
       </w:rPr>
     </w:lvl>
   </w:abstractNum>
-  <w:abstractNum w:abstractNumId="22" w15:restartNumberingAfterBreak="0">
+  <w:abstractNum w:abstractNumId="24" w15:restartNumberingAfterBreak="0">
     <w:nsid w:val="44F65ACA"/>
     <w:multiLevelType w:val="hybridMultilevel"/>
     <w:tmpl w:val="A3C8D654"/>
@@ -21955,7 +24856,7 @@
       </w:rPr>
     </w:lvl>
   </w:abstractNum>
-  <w:abstractNum w:abstractNumId="23" w15:restartNumberingAfterBreak="0">
+  <w:abstractNum w:abstractNumId="25" w15:restartNumberingAfterBreak="0">
     <w:nsid w:val="45714A95"/>
     <w:multiLevelType w:val="hybridMultilevel"/>
     <w:tmpl w:val="05F4A790"/>
@@ -22067,7 +24968,7 @@
       </w:rPr>
     </w:lvl>
   </w:abstractNum>
-  <w:abstractNum w:abstractNumId="24" w15:restartNumberingAfterBreak="0">
+  <w:abstractNum w:abstractNumId="26" w15:restartNumberingAfterBreak="0">
     <w:nsid w:val="464C25BA"/>
     <w:multiLevelType w:val="hybridMultilevel"/>
     <w:tmpl w:val="804C70B6"/>
@@ -22180,7 +25081,7 @@
       </w:rPr>
     </w:lvl>
   </w:abstractNum>
-  <w:abstractNum w:abstractNumId="25" w15:restartNumberingAfterBreak="0">
+  <w:abstractNum w:abstractNumId="27" w15:restartNumberingAfterBreak="0">
     <w:nsid w:val="47473CE2"/>
     <w:multiLevelType w:val="hybridMultilevel"/>
     <w:tmpl w:val="ECF27DAE"/>
@@ -22292,7 +25193,7 @@
       </w:rPr>
     </w:lvl>
   </w:abstractNum>
-  <w:abstractNum w:abstractNumId="26" w15:restartNumberingAfterBreak="0">
+  <w:abstractNum w:abstractNumId="28" w15:restartNumberingAfterBreak="0">
     <w:nsid w:val="4D8115E5"/>
     <w:multiLevelType w:val="hybridMultilevel"/>
     <w:tmpl w:val="3DC066B4"/>
@@ -22405,7 +25306,7 @@
       </w:rPr>
     </w:lvl>
   </w:abstractNum>
-  <w:abstractNum w:abstractNumId="27" w15:restartNumberingAfterBreak="0">
+  <w:abstractNum w:abstractNumId="29" w15:restartNumberingAfterBreak="0">
     <w:nsid w:val="4DE9399F"/>
     <w:multiLevelType w:val="hybridMultilevel"/>
     <w:tmpl w:val="EFDC57FE"/>
@@ -22518,7 +25419,7 @@
       </w:rPr>
     </w:lvl>
   </w:abstractNum>
-  <w:abstractNum w:abstractNumId="28" w15:restartNumberingAfterBreak="0">
+  <w:abstractNum w:abstractNumId="30" w15:restartNumberingAfterBreak="0">
     <w:nsid w:val="4F3E37E0"/>
     <w:multiLevelType w:val="hybridMultilevel"/>
     <w:tmpl w:val="96140886"/>
@@ -22631,7 +25532,7 @@
       </w:rPr>
     </w:lvl>
   </w:abstractNum>
-  <w:abstractNum w:abstractNumId="29" w15:restartNumberingAfterBreak="0">
+  <w:abstractNum w:abstractNumId="31" w15:restartNumberingAfterBreak="0">
     <w:nsid w:val="50244ADA"/>
     <w:multiLevelType w:val="hybridMultilevel"/>
     <w:tmpl w:val="98126300"/>
@@ -22744,7 +25645,7 @@
       </w:rPr>
     </w:lvl>
   </w:abstractNum>
-  <w:abstractNum w:abstractNumId="30" w15:restartNumberingAfterBreak="0">
+  <w:abstractNum w:abstractNumId="32" w15:restartNumberingAfterBreak="0">
     <w:nsid w:val="50A049EF"/>
     <w:multiLevelType w:val="hybridMultilevel"/>
     <w:tmpl w:val="2696A0FE"/>
@@ -22857,7 +25758,7 @@
       </w:rPr>
     </w:lvl>
   </w:abstractNum>
-  <w:abstractNum w:abstractNumId="31" w15:restartNumberingAfterBreak="0">
+  <w:abstractNum w:abstractNumId="33" w15:restartNumberingAfterBreak="0">
     <w:nsid w:val="50B32338"/>
     <w:multiLevelType w:val="hybridMultilevel"/>
     <w:tmpl w:val="86FABB98"/>
@@ -22970,7 +25871,7 @@
       </w:rPr>
     </w:lvl>
   </w:abstractNum>
-  <w:abstractNum w:abstractNumId="32" w15:restartNumberingAfterBreak="0">
+  <w:abstractNum w:abstractNumId="34" w15:restartNumberingAfterBreak="0">
     <w:nsid w:val="56FB2288"/>
     <w:multiLevelType w:val="hybridMultilevel"/>
     <w:tmpl w:val="EB70DDDA"/>
@@ -23083,7 +25984,7 @@
       </w:rPr>
     </w:lvl>
   </w:abstractNum>
-  <w:abstractNum w:abstractNumId="33" w15:restartNumberingAfterBreak="0">
+  <w:abstractNum w:abstractNumId="35" w15:restartNumberingAfterBreak="0">
     <w:nsid w:val="58A8767E"/>
     <w:multiLevelType w:val="hybridMultilevel"/>
     <w:tmpl w:val="2E9683A2"/>
@@ -23196,7 +26097,7 @@
       </w:rPr>
     </w:lvl>
   </w:abstractNum>
-  <w:abstractNum w:abstractNumId="34" w15:restartNumberingAfterBreak="0">
+  <w:abstractNum w:abstractNumId="36" w15:restartNumberingAfterBreak="0">
     <w:nsid w:val="5A3606D5"/>
     <w:multiLevelType w:val="hybridMultilevel"/>
     <w:tmpl w:val="91805626"/>
@@ -23309,7 +26210,7 @@
       </w:rPr>
     </w:lvl>
   </w:abstractNum>
-  <w:abstractNum w:abstractNumId="35" w15:restartNumberingAfterBreak="0">
+  <w:abstractNum w:abstractNumId="37" w15:restartNumberingAfterBreak="0">
     <w:nsid w:val="61C87B25"/>
     <w:multiLevelType w:val="hybridMultilevel"/>
     <w:tmpl w:val="6FA21976"/>
@@ -23422,7 +26323,7 @@
       </w:rPr>
     </w:lvl>
   </w:abstractNum>
-  <w:abstractNum w:abstractNumId="36" w15:restartNumberingAfterBreak="0">
+  <w:abstractNum w:abstractNumId="38" w15:restartNumberingAfterBreak="0">
     <w:nsid w:val="621D43F7"/>
     <w:multiLevelType w:val="hybridMultilevel"/>
     <w:tmpl w:val="E1BA4850"/>
@@ -23535,7 +26436,7 @@
       </w:rPr>
     </w:lvl>
   </w:abstractNum>
-  <w:abstractNum w:abstractNumId="37" w15:restartNumberingAfterBreak="0">
+  <w:abstractNum w:abstractNumId="39" w15:restartNumberingAfterBreak="0">
     <w:nsid w:val="64251AC1"/>
     <w:multiLevelType w:val="hybridMultilevel"/>
     <w:tmpl w:val="3F728568"/>
@@ -23648,7 +26549,7 @@
       </w:rPr>
     </w:lvl>
   </w:abstractNum>
-  <w:abstractNum w:abstractNumId="38" w15:restartNumberingAfterBreak="0">
+  <w:abstractNum w:abstractNumId="40" w15:restartNumberingAfterBreak="0">
     <w:nsid w:val="657763C8"/>
     <w:multiLevelType w:val="hybridMultilevel"/>
     <w:tmpl w:val="94F87C5A"/>
@@ -23761,7 +26662,7 @@
       </w:rPr>
     </w:lvl>
   </w:abstractNum>
-  <w:abstractNum w:abstractNumId="39" w15:restartNumberingAfterBreak="0">
+  <w:abstractNum w:abstractNumId="41" w15:restartNumberingAfterBreak="0">
     <w:nsid w:val="6A2F569C"/>
     <w:multiLevelType w:val="hybridMultilevel"/>
     <w:tmpl w:val="B7166FEE"/>
@@ -23874,7 +26775,7 @@
       </w:rPr>
     </w:lvl>
   </w:abstractNum>
-  <w:abstractNum w:abstractNumId="40" w15:restartNumberingAfterBreak="0">
+  <w:abstractNum w:abstractNumId="42" w15:restartNumberingAfterBreak="0">
     <w:nsid w:val="6AFC21B1"/>
     <w:multiLevelType w:val="hybridMultilevel"/>
     <w:tmpl w:val="ABCC59D8"/>
@@ -23986,7 +26887,7 @@
       </w:rPr>
     </w:lvl>
   </w:abstractNum>
-  <w:abstractNum w:abstractNumId="41" w15:restartNumberingAfterBreak="0">
+  <w:abstractNum w:abstractNumId="43" w15:restartNumberingAfterBreak="0">
     <w:nsid w:val="74DB59D8"/>
     <w:multiLevelType w:val="hybridMultilevel"/>
     <w:tmpl w:val="E334E25C"/>
@@ -24099,7 +27000,7 @@
       </w:rPr>
     </w:lvl>
   </w:abstractNum>
-  <w:abstractNum w:abstractNumId="42" w15:restartNumberingAfterBreak="0">
+  <w:abstractNum w:abstractNumId="44" w15:restartNumberingAfterBreak="0">
     <w:nsid w:val="7C59329A"/>
     <w:multiLevelType w:val="hybridMultilevel"/>
     <w:tmpl w:val="B1163E3A"/>
@@ -24212,7 +27113,7 @@
       </w:rPr>
     </w:lvl>
   </w:abstractNum>
-  <w:abstractNum w:abstractNumId="43" w15:restartNumberingAfterBreak="0">
+  <w:abstractNum w:abstractNumId="45" w15:restartNumberingAfterBreak="0">
     <w:nsid w:val="7DC25969"/>
     <w:multiLevelType w:val="hybridMultilevel"/>
     <w:tmpl w:val="49A4B118"/>
@@ -24301,7 +27202,7 @@
       </w:pPr>
     </w:lvl>
   </w:abstractNum>
-  <w:abstractNum w:abstractNumId="44" w15:restartNumberingAfterBreak="0">
+  <w:abstractNum w:abstractNumId="46" w15:restartNumberingAfterBreak="0">
     <w:nsid w:val="7DF324FC"/>
     <w:multiLevelType w:val="hybridMultilevel"/>
     <w:tmpl w:val="EF24F330"/>
@@ -24415,85 +27316,85 @@
     </w:lvl>
   </w:abstractNum>
   <w:num w:numId="1" w16cid:durableId="1423798357">
-    <w:abstractNumId w:val="35"/>
+    <w:abstractNumId w:val="37"/>
   </w:num>
   <w:num w:numId="2" w16cid:durableId="318000406">
-    <w:abstractNumId w:val="26"/>
+    <w:abstractNumId w:val="28"/>
   </w:num>
   <w:num w:numId="3" w16cid:durableId="674841290">
-    <w:abstractNumId w:val="36"/>
+    <w:abstractNumId w:val="38"/>
   </w:num>
   <w:num w:numId="4" w16cid:durableId="354384216">
-    <w:abstractNumId w:val="14"/>
+    <w:abstractNumId w:val="16"/>
   </w:num>
   <w:num w:numId="5" w16cid:durableId="1278945393">
-    <w:abstractNumId w:val="41"/>
+    <w:abstractNumId w:val="43"/>
   </w:num>
   <w:num w:numId="6" w16cid:durableId="781267622">
-    <w:abstractNumId w:val="8"/>
+    <w:abstractNumId w:val="9"/>
   </w:num>
   <w:num w:numId="7" w16cid:durableId="1918247539">
-    <w:abstractNumId w:val="38"/>
+    <w:abstractNumId w:val="40"/>
   </w:num>
   <w:num w:numId="8" w16cid:durableId="1966814628">
-    <w:abstractNumId w:val="21"/>
+    <w:abstractNumId w:val="23"/>
   </w:num>
   <w:num w:numId="9" w16cid:durableId="90391750">
-    <w:abstractNumId w:val="15"/>
+    <w:abstractNumId w:val="17"/>
   </w:num>
   <w:num w:numId="10" w16cid:durableId="912012211">
-    <w:abstractNumId w:val="20"/>
+    <w:abstractNumId w:val="22"/>
   </w:num>
   <w:num w:numId="11" w16cid:durableId="1852376078">
-    <w:abstractNumId w:val="34"/>
+    <w:abstractNumId w:val="36"/>
   </w:num>
   <w:num w:numId="12" w16cid:durableId="554269587">
     <w:abstractNumId w:val="7"/>
   </w:num>
   <w:num w:numId="13" w16cid:durableId="655651096">
+    <w:abstractNumId w:val="15"/>
+  </w:num>
+  <w:num w:numId="14" w16cid:durableId="604508064">
+    <w:abstractNumId w:val="25"/>
+  </w:num>
+  <w:num w:numId="15" w16cid:durableId="1757899372">
+    <w:abstractNumId w:val="19"/>
+  </w:num>
+  <w:num w:numId="16" w16cid:durableId="185563671">
+    <w:abstractNumId w:val="27"/>
+  </w:num>
+  <w:num w:numId="17" w16cid:durableId="782651641">
+    <w:abstractNumId w:val="45"/>
+  </w:num>
+  <w:num w:numId="18" w16cid:durableId="1417484250">
+    <w:abstractNumId w:val="24"/>
+  </w:num>
+  <w:num w:numId="19" w16cid:durableId="2083286430">
+    <w:abstractNumId w:val="42"/>
+  </w:num>
+  <w:num w:numId="20" w16cid:durableId="679433025">
     <w:abstractNumId w:val="13"/>
   </w:num>
-  <w:num w:numId="14" w16cid:durableId="604508064">
-    <w:abstractNumId w:val="23"/>
-  </w:num>
-  <w:num w:numId="15" w16cid:durableId="1757899372">
-    <w:abstractNumId w:val="17"/>
-  </w:num>
-  <w:num w:numId="16" w16cid:durableId="185563671">
-    <w:abstractNumId w:val="25"/>
-  </w:num>
-  <w:num w:numId="17" w16cid:durableId="782651641">
-    <w:abstractNumId w:val="43"/>
-  </w:num>
-  <w:num w:numId="18" w16cid:durableId="1417484250">
-    <w:abstractNumId w:val="22"/>
-  </w:num>
-  <w:num w:numId="19" w16cid:durableId="2083286430">
-    <w:abstractNumId w:val="40"/>
-  </w:num>
-  <w:num w:numId="20" w16cid:durableId="679433025">
-    <w:abstractNumId w:val="11"/>
-  </w:num>
   <w:num w:numId="21" w16cid:durableId="1095859066">
-    <w:abstractNumId w:val="30"/>
+    <w:abstractNumId w:val="32"/>
   </w:num>
   <w:num w:numId="22" w16cid:durableId="1847861354">
-    <w:abstractNumId w:val="10"/>
+    <w:abstractNumId w:val="12"/>
   </w:num>
   <w:num w:numId="23" w16cid:durableId="476382534">
     <w:abstractNumId w:val="2"/>
   </w:num>
   <w:num w:numId="24" w16cid:durableId="41055778">
-    <w:abstractNumId w:val="12"/>
+    <w:abstractNumId w:val="14"/>
   </w:num>
   <w:num w:numId="25" w16cid:durableId="1149440082">
-    <w:abstractNumId w:val="19"/>
+    <w:abstractNumId w:val="21"/>
   </w:num>
   <w:num w:numId="26" w16cid:durableId="1349521717">
-    <w:abstractNumId w:val="33"/>
+    <w:abstractNumId w:val="35"/>
   </w:num>
   <w:num w:numId="27" w16cid:durableId="1910535127">
-    <w:abstractNumId w:val="28"/>
+    <w:abstractNumId w:val="30"/>
   </w:num>
   <w:num w:numId="28" w16cid:durableId="1628273355">
     <w:abstractNumId w:val="1"/>
@@ -24502,10 +27403,10 @@
     <w:abstractNumId w:val="0"/>
   </w:num>
   <w:num w:numId="30" w16cid:durableId="993414003">
-    <w:abstractNumId w:val="31"/>
+    <w:abstractNumId w:val="33"/>
   </w:num>
   <w:num w:numId="31" w16cid:durableId="859778762">
-    <w:abstractNumId w:val="24"/>
+    <w:abstractNumId w:val="26"/>
   </w:num>
   <w:num w:numId="32" w16cid:durableId="516507724">
     <w:abstractNumId w:val="3"/>
@@ -24514,40 +27415,46 @@
     <w:abstractNumId w:val="6"/>
   </w:num>
   <w:num w:numId="34" w16cid:durableId="858005674">
+    <w:abstractNumId w:val="20"/>
+  </w:num>
+  <w:num w:numId="35" w16cid:durableId="470294117">
+    <w:abstractNumId w:val="31"/>
+  </w:num>
+  <w:num w:numId="36" w16cid:durableId="1274704070">
+    <w:abstractNumId w:val="11"/>
+  </w:num>
+  <w:num w:numId="37" w16cid:durableId="952979119">
+    <w:abstractNumId w:val="39"/>
+  </w:num>
+  <w:num w:numId="38" w16cid:durableId="1476487076">
     <w:abstractNumId w:val="18"/>
   </w:num>
-  <w:num w:numId="35" w16cid:durableId="470294117">
-    <w:abstractNumId w:val="29"/>
-  </w:num>
-  <w:num w:numId="36" w16cid:durableId="1274704070">
-    <w:abstractNumId w:val="9"/>
-  </w:num>
-  <w:num w:numId="37" w16cid:durableId="952979119">
-    <w:abstractNumId w:val="37"/>
-  </w:num>
-  <w:num w:numId="38" w16cid:durableId="1476487076">
-    <w:abstractNumId w:val="16"/>
-  </w:num>
   <w:num w:numId="39" w16cid:durableId="1452935304">
-    <w:abstractNumId w:val="44"/>
+    <w:abstractNumId w:val="46"/>
   </w:num>
   <w:num w:numId="40" w16cid:durableId="153492260">
-    <w:abstractNumId w:val="42"/>
+    <w:abstractNumId w:val="44"/>
   </w:num>
   <w:num w:numId="41" w16cid:durableId="827211303">
     <w:abstractNumId w:val="5"/>
   </w:num>
   <w:num w:numId="42" w16cid:durableId="1775439984">
-    <w:abstractNumId w:val="32"/>
+    <w:abstractNumId w:val="34"/>
   </w:num>
   <w:num w:numId="43" w16cid:durableId="191695571">
-    <w:abstractNumId w:val="39"/>
+    <w:abstractNumId w:val="41"/>
   </w:num>
   <w:num w:numId="44" w16cid:durableId="1725442425">
-    <w:abstractNumId w:val="27"/>
+    <w:abstractNumId w:val="29"/>
   </w:num>
   <w:num w:numId="45" w16cid:durableId="1642541499">
     <w:abstractNumId w:val="4"/>
+  </w:num>
+  <w:num w:numId="46" w16cid:durableId="1003167563">
+    <w:abstractNumId w:val="10"/>
+  </w:num>
+  <w:num w:numId="47" w16cid:durableId="309093076">
+    <w:abstractNumId w:val="8"/>
   </w:num>
 </w:numbering>
 </file>
